--- a/zht/docx/098.content.docx
+++ b/zht/docx/098.content.docx
@@ -149,27 +149,7 @@
         <w:rPr>
           <w:lang w:val="zh_TW" w:bidi="zh_TW"/>
         </w:rPr>
-        <w:t>sa</w:t>
-      </w:r>
-      <w:r>
-        <w:rPr>
-          <w:lang w:val="zh_TW" w:bidi="zh_TW"/>
-        </w:rPr>
-      </w:r>
-    </w:p>
-    <w:p>
-      <w:pPr/>
-      <w:r>
-        <w:rPr>
-          <w:lang w:val="zh_TW" w:bidi="zh_TW"/>
-        </w:rPr>
-      </w:r>
-      <w:r>
-        <w:rPr>
-          <w:i/>
-          <w:lang w:val="zh_TW" w:bidi="zh_TW"/>
-        </w:rPr>
-        <w:t>撒但, 撒都該人, 撒羅米</w:t>
+        <w:t>nv</w:t>
       </w:r>
       <w:r>
         <w:rPr>
@@ -232,7 +212,7 @@
         <w:rPr>
           <w:lang w:val="zh_TW" w:bidi="zh_TW"/>
         </w:rPr>
-        <w:t>撒但</w:t>
+        <w:t>女人</w:t>
       </w:r>
       <w:r>
         <w:rPr>
@@ -251,7 +231,25 @@
         <w:rPr>
           <w:lang w:val="zh_TW" w:bidi="zh_TW"/>
         </w:rPr>
-        <w:t>一個與神為敵的靈體。撒但試圖阻止神的計劃，並引誘神的子民叛逆神。</w:t>
+        <w:t>女人是成年的女性人類。神造女人為男人的伴侶（</w:t>
+      </w:r>
+      <w:hyperlink r:id="rId13">
+        <w:r>
+          <w:rPr>
+            <w:lang w:val="zh_TW" w:bidi="zh_TW"/>
+          </w:rPr>
+          <w:rPr>
+            <w:color w:val="0000EE"/>
+            <w:u w:val="single"/>
+          </w:rPr>
+          <w:t>創2:18–22</w:t>
+        </w:r>
+      </w:hyperlink>
+      <w:r>
+        <w:rPr>
+          <w:lang w:val="zh_TW" w:bidi="zh_TW"/>
+        </w:rPr>
+        <w:t>）。</w:t>
       </w:r>
     </w:p>
     <w:p>
@@ -262,7 +260,7 @@
         <w:rPr>
           <w:lang w:val="zh_TW" w:bidi="zh_TW"/>
         </w:rPr>
-        <w:t>舊約中的撒但</w:t>
+        <w:t>神造女人</w:t>
       </w:r>
     </w:p>
     <w:p>
@@ -276,9 +274,9 @@
         <w:rPr>
           <w:lang w:val="zh_TW" w:bidi="zh_TW"/>
         </w:rPr>
-        <w:t>舊約很少提及撒但。牠被描述為一個天使，扮演天上控告者的角色（指控他人的人；</w:t>
-      </w:r>
-      <w:hyperlink r:id="rId13">
+        <w:t>創世記有兩個記載，有關神如何造出第一個男人和女人。第一個記載在</w:t>
+      </w:r>
+      <w:hyperlink r:id="rId14">
         <w:r>
           <w:rPr>
             <w:lang w:val="zh_TW" w:bidi="zh_TW"/>
@@ -287,9 +285,15 @@
             <w:color w:val="0000EE"/>
             <w:u w:val="single"/>
           </w:rPr>
-          <w:t>伯1:6–12，</w:t>
+          <w:t>創世記一章26至28節</w:t>
         </w:r>
       </w:hyperlink>
+      <w:r>
+        <w:rPr>
+          <w:lang w:val="zh_TW" w:bidi="zh_TW"/>
+        </w:rPr>
+        <w:t>，這處經文說神按著自己的形像造人，造男造女。男人和女人同樣有神的形像，表示他們都在地上反映神的大能與尊榮。神吩咐他們要生養眾多，治理世界。</w:t>
+      </w:r>
       <w:hyperlink r:id="rId14">
         <w:r>
           <w:rPr>
@@ -299,26 +303,14 @@
             <w:color w:val="0000EE"/>
             <w:u w:val="single"/>
           </w:rPr>
-          <w:t>2:1–7；</w:t>
+          <w:t>創世記一章26至28節</w:t>
         </w:r>
       </w:hyperlink>
-      <w:hyperlink r:id="rId15">
-        <w:r>
-          <w:rPr>
-            <w:lang w:val="zh_TW" w:bidi="zh_TW"/>
-          </w:rPr>
-          <w:rPr>
-            <w:color w:val="0000EE"/>
-            <w:u w:val="single"/>
-          </w:rPr>
-          <w:t>亞3:1–2</w:t>
-        </w:r>
-      </w:hyperlink>
-      <w:r>
-        <w:rPr>
-          <w:lang w:val="zh_TW" w:bidi="zh_TW"/>
-        </w:rPr>
-        <w:t>）。在這裡，撒但被稱為「撒但」或「控告者」，並無跡象顯示此天使是邪惡的。</w:t>
+      <w:r>
+        <w:rPr>
+          <w:lang w:val="zh_TW" w:bidi="zh_TW"/>
+        </w:rPr>
+        <w:t>沒有表明女人比男人次要，或她必須順服男人的權柄。相反，這段經文顯示男女共同彰顯造物主的形像。</w:t>
       </w:r>
     </w:p>
     <w:p>
@@ -332,7 +324,25 @@
         <w:rPr>
           <w:lang w:val="zh_TW" w:bidi="zh_TW"/>
         </w:rPr>
-        <w:t>在舊約的後期，「撒但」的形象開始轉變為試探者。在</w:t>
+        <w:t>第二個有關神造女人的記載在</w:t>
+      </w:r>
+      <w:hyperlink r:id="rId15">
+        <w:r>
+          <w:rPr>
+            <w:lang w:val="zh_TW" w:bidi="zh_TW"/>
+          </w:rPr>
+          <w:rPr>
+            <w:color w:val="0000EE"/>
+            <w:u w:val="single"/>
+          </w:rPr>
+          <w:t>創世記二章20至25節</w:t>
+        </w:r>
+      </w:hyperlink>
+      <w:r>
+        <w:rPr>
+          <w:lang w:val="zh_TW" w:bidi="zh_TW"/>
+        </w:rPr>
+        <w:t>。在</w:t>
       </w:r>
       <w:hyperlink r:id="rId16">
         <w:r>
@@ -343,61 +353,14 @@
             <w:color w:val="0000EE"/>
             <w:u w:val="single"/>
           </w:rPr>
-          <w:t>歷代志上二十一章1節</w:t>
+          <w:t>創世記二章</w:t>
         </w:r>
       </w:hyperlink>
       <w:r>
         <w:rPr>
           <w:lang w:val="zh_TW" w:bidi="zh_TW"/>
         </w:rPr>
-        <w:t>中，撒但首次以名字出現，並被描繪為一位邪惡的角色，重新敘述了</w:t>
-      </w:r>
-      <w:hyperlink r:id="rId17">
-        <w:r>
-          <w:rPr>
-            <w:lang w:val="zh_TW" w:bidi="zh_TW"/>
-          </w:rPr>
-          <w:rPr>
-            <w:color w:val="0000EE"/>
-            <w:u w:val="single"/>
-          </w:rPr>
-          <w:t>撒母耳記下二十四章1節</w:t>
-        </w:r>
-      </w:hyperlink>
-      <w:r>
-        <w:rPr>
-          <w:lang w:val="zh_TW" w:bidi="zh_TW"/>
-        </w:rPr>
-        <w:t>的故事。然而，舊約本身並未完整建立撒但的概念，而是為後來的教義奠定了基礎。有人認為</w:t>
-      </w:r>
-      <w:hyperlink r:id="rId18">
-        <w:r>
-          <w:rPr>
-            <w:lang w:val="zh_TW" w:bidi="zh_TW"/>
-          </w:rPr>
-          <w:rPr>
-            <w:color w:val="0000EE"/>
-            <w:u w:val="single"/>
-          </w:rPr>
-          <w:t>以賽亞書十四章12節</w:t>
-        </w:r>
-      </w:hyperlink>
-      <w:r>
-        <w:rPr>
-          <w:lang w:val="zh_TW" w:bidi="zh_TW"/>
-        </w:rPr>
-        <w:t>中的「明亮之星」指的是撒但，但實際上是指巴比倫王。</w:t>
-      </w:r>
-    </w:p>
-    <w:p>
-      <w:pPr>
-        <w:pStyle w:val="Heading3"/>
-      </w:pPr>
-      <w:r>
-        <w:rPr>
-          <w:lang w:val="zh_TW" w:bidi="zh_TW"/>
-        </w:rPr>
-        <w:t>撒但在猶太思想中的發展</w:t>
+        <w:t>中，神先造男人，後造女人。有些人認為這表明男人可能更重要。然而，在創世的敘事中，神常常分階段創造，從較簡單到更美好或更完整。</w:t>
       </w:r>
     </w:p>
     <w:p>
@@ -411,133 +374,9 @@
         <w:rPr>
           <w:lang w:val="zh_TW" w:bidi="zh_TW"/>
         </w:rPr>
-        <w:t>在舊約和新約之間的時期，猶太思想進一步發展了撒但的概念。牠被稱為彼列、</w:t>
-      </w:r>
-      <w:r>
-        <w:rPr>
-          <w:lang w:val="zh_TW" w:bidi="zh_TW"/>
-        </w:rPr>
-        <w:t>馬斯泰瑪（</w:t>
-      </w:r>
-      <w:r>
-        <w:rPr>
-          <w:lang w:val="zh_TW" w:bidi="zh_TW"/>
-        </w:rPr>
-        <w:t>Mastema</w:t>
-      </w:r>
-      <w:r>
-        <w:rPr>
-          <w:lang w:val="zh_TW" w:bidi="zh_TW"/>
-        </w:rPr>
-        <w:t>）</w:t>
-      </w:r>
-      <w:r>
-        <w:rPr>
-          <w:lang w:val="zh_TW" w:bidi="zh_TW"/>
-        </w:rPr>
-        <w:t>和撒瑪爾（Sammael），並以三種不同的方式被描述：</w:t>
-      </w:r>
-    </w:p>
-    <w:p>
-      <w:pPr>
-        <w:pStyle w:val="ListNumber"/>
-        <w:numPr>
-          <w:ilvl w:val="0"/>
-          <w:numId w:val="14"/>
-        </w:numPr>
-        <w:spacing w:line="240" w:lineRule="auto"/>
-        <w:ind w:left="720"/>
-      </w:pPr>
-      <w:r>
-        <w:rPr>
-          <w:lang w:val="zh_TW" w:bidi="zh_TW"/>
-        </w:rPr>
-      </w:r>
-      <w:r>
-        <w:rPr>
-          <w:lang w:val="zh_TW" w:bidi="zh_TW"/>
-        </w:rPr>
-        <w:t>舊約中的撒但重新以試探者的形象出現，在神面前控告人，並阻礙神的救贖計劃（</w:t>
-      </w:r>
-      <w:r>
-        <w:rPr>
-          <w:lang w:val="zh_TW" w:bidi="zh_TW"/>
-        </w:rPr>
-        <w:t>禧年集</w:t>
-      </w:r>
-      <w:r>
-        <w:rPr>
-          <w:lang w:val="zh_TW" w:bidi="zh_TW"/>
-        </w:rPr>
-        <w:t>11:5，17:16；摩西升天記17章；以諾一書40:7）。</w:t>
-      </w:r>
-    </w:p>
-    <w:p>
-      <w:pPr>
-        <w:pStyle w:val="ListNumber"/>
-        <w:spacing w:line="240" w:lineRule="auto"/>
-        <w:ind w:left="720"/>
-      </w:pPr>
-      <w:r>
-        <w:rPr>
-          <w:lang w:val="zh_TW" w:bidi="zh_TW"/>
-        </w:rPr>
-      </w:r>
-      <w:r>
-        <w:rPr>
-          <w:lang w:val="zh_TW" w:bidi="zh_TW"/>
-        </w:rPr>
-        <w:t>死海古卷中，撒但（彼列）被描繪為邪惡勢力的首領。這可能受到</w:t>
-      </w:r>
-      <w:r>
-        <w:rPr>
-          <w:lang w:val="zh_TW" w:bidi="zh_TW"/>
-        </w:rPr>
-        <w:t>拜火教</w:t>
-      </w:r>
-      <w:r>
-        <w:rPr>
-          <w:lang w:val="zh_TW" w:bidi="zh_TW"/>
-        </w:rPr>
-        <w:t>（Zoroastrianism，古波斯宗教）的影響，但它仍然保持了一神論的觀點，即一位創造了彼列和光明之子的神。</w:t>
-      </w:r>
-    </w:p>
-    <w:p>
-      <w:pPr>
-        <w:pStyle w:val="ListNumber"/>
-        <w:spacing w:line="240" w:lineRule="auto"/>
-        <w:ind w:left="720"/>
-      </w:pPr>
-      <w:r>
-        <w:rPr>
-          <w:lang w:val="zh_TW" w:bidi="zh_TW"/>
-        </w:rPr>
-      </w:r>
-      <w:r>
-        <w:rPr>
-          <w:lang w:val="zh_TW" w:bidi="zh_TW"/>
-        </w:rPr>
-        <w:t>撒但被加入到一些原本並未提及牠的舊約故事中：</w:t>
-      </w:r>
-    </w:p>
-    <w:p>
-      <w:pPr>
-        <w:pStyle w:val="ListBullet"/>
-        <w:spacing w:line="240" w:lineRule="auto"/>
-        <w:ind w:left="1440"/>
-      </w:pPr>
-      <w:r>
-        <w:rPr>
-          <w:lang w:val="zh_TW" w:bidi="zh_TW"/>
-        </w:rPr>
-      </w:r>
-      <w:r>
-        <w:rPr>
-          <w:lang w:val="zh_TW" w:bidi="zh_TW"/>
-        </w:rPr>
-        <w:t>牠貪戀夏娃，導致人的墮落（</w:t>
-      </w:r>
-      <w:hyperlink r:id="rId19">
+        <w:t>由於神先造男人，男人就有權給女人起名（</w:t>
+      </w:r>
+      <w:hyperlink r:id="rId17">
         <w:r>
           <w:rPr>
             <w:lang w:val="zh_TW" w:bidi="zh_TW"/>
@@ -546,91 +385,14 @@
             <w:color w:val="0000EE"/>
             <w:u w:val="single"/>
           </w:rPr>
-          <w:t>所羅門智訓2:24</w:t>
+          <w:t>創2:23</w:t>
         </w:r>
       </w:hyperlink>
       <w:r>
         <w:rPr>
           <w:lang w:val="zh_TW" w:bidi="zh_TW"/>
         </w:rPr>
-        <w:t>）</w:t>
-      </w:r>
-    </w:p>
-    <w:p>
-      <w:pPr>
-        <w:pStyle w:val="ListBullet"/>
-        <w:spacing w:line="240" w:lineRule="auto"/>
-        <w:ind w:left="1440"/>
-      </w:pPr>
-      <w:r>
-        <w:rPr>
-          <w:lang w:val="zh_TW" w:bidi="zh_TW"/>
-        </w:rPr>
-      </w:r>
-      <w:r>
-        <w:rPr>
-          <w:lang w:val="zh_TW" w:bidi="zh_TW"/>
-        </w:rPr>
-        <w:t>牠控制在</w:t>
-      </w:r>
-      <w:hyperlink r:id="rId20">
-        <w:r>
-          <w:rPr>
-            <w:lang w:val="zh_TW" w:bidi="zh_TW"/>
-          </w:rPr>
-          <w:rPr>
-            <w:color w:val="0000EE"/>
-            <w:u w:val="single"/>
-          </w:rPr>
-          <w:t>創世記六章1至4節</w:t>
-        </w:r>
-      </w:hyperlink>
-      <w:r>
-        <w:rPr>
-          <w:lang w:val="zh_TW" w:bidi="zh_TW"/>
-        </w:rPr>
-        <w:t>（</w:t>
-      </w:r>
-      <w:r>
-        <w:rPr>
-          <w:lang w:val="zh_TW" w:bidi="zh_TW"/>
-        </w:rPr>
-        <w:t>禧年集</w:t>
-      </w:r>
-      <w:r>
-        <w:rPr>
-          <w:lang w:val="zh_TW" w:bidi="zh_TW"/>
-        </w:rPr>
-        <w:t>10:5–8，19:28）中墮落的天使，或</w:t>
-      </w:r>
-    </w:p>
-    <w:p>
-      <w:pPr>
-        <w:pStyle w:val="ListBullet"/>
-        <w:spacing w:line="240" w:lineRule="auto"/>
-        <w:ind w:left="1440"/>
-      </w:pPr>
-      <w:r>
-        <w:rPr>
-          <w:lang w:val="zh_TW" w:bidi="zh_TW"/>
-        </w:rPr>
-      </w:r>
-      <w:r>
-        <w:rPr>
-          <w:lang w:val="zh_TW" w:bidi="zh_TW"/>
-        </w:rPr>
-        <w:t>牠本身就是墮落的天使（以諾二書29:4）。</w:t>
-      </w:r>
-    </w:p>
-    <w:p>
-      <w:pPr>
-        <w:pStyle w:val="Heading3"/>
-      </w:pPr>
-      <w:r>
-        <w:rPr>
-          <w:lang w:val="zh_TW" w:bidi="zh_TW"/>
-        </w:rPr>
-        <w:t>新約中的撒但</w:t>
+        <w:t>）。在閃族文化中，命名往往表達權柄或所有權。這可能意味著亞當給妻子起名是表達權柄的行為。然而，他給她的名字是「女人」，與「男人」這個詞緊密相關，表明男人肯定女人與他同等。因此，雖然在創造的次序上有先後，男人和女人仍然是夥伴。這種關係既有秩序，又有平等。</w:t>
       </w:r>
     </w:p>
     <w:p>
@@ -640,11 +402,695 @@
           <w:lang w:val="zh_TW" w:bidi="zh_TW"/>
         </w:rPr>
       </w:r>
-      <w:r>
-        <w:rPr>
-          <w:lang w:val="zh_TW" w:bidi="zh_TW"/>
-        </w:rPr>
-        <w:t>在新約中，撒但的形象更為完整，並有多種稱呼：</w:t>
+      <w:hyperlink r:id="rId18">
+        <w:r>
+          <w:rPr>
+            <w:lang w:val="zh_TW" w:bidi="zh_TW"/>
+          </w:rPr>
+          <w:rPr>
+            <w:color w:val="0000EE"/>
+            <w:u w:val="single"/>
+          </w:rPr>
+          <w:t>創世記一</w:t>
+        </w:r>
+      </w:hyperlink>
+      <w:r>
+        <w:rPr>
+          <w:lang w:val="zh_TW" w:bidi="zh_TW"/>
+        </w:rPr>
+        <w:t>和</w:t>
+      </w:r>
+      <w:hyperlink r:id="rId16">
+        <w:r>
+          <w:rPr>
+            <w:lang w:val="zh_TW" w:bidi="zh_TW"/>
+          </w:rPr>
+          <w:rPr>
+            <w:color w:val="0000EE"/>
+            <w:u w:val="single"/>
+          </w:rPr>
+          <w:t>二章</w:t>
+        </w:r>
+      </w:hyperlink>
+      <w:r>
+        <w:rPr>
+          <w:lang w:val="zh_TW" w:bidi="zh_TW"/>
+        </w:rPr>
+        <w:t>描述男人和女人的平衡關係，他們是人類的第一對父母。神按著自己的形像造了他們兩人，他們是神計劃中的夥伴。然而，他們之間也有一對一的關係，其中一方帶領另一方。在罪進入世界之前（這事件通常稱為墮落），這種平等與帶領的平衡是和諧共存的。</w:t>
+      </w:r>
+    </w:p>
+    <w:p>
+      <w:pPr>
+        <w:pStyle w:val="Heading3"/>
+      </w:pPr>
+      <w:r>
+        <w:rPr>
+          <w:lang w:val="zh_TW" w:bidi="zh_TW"/>
+        </w:rPr>
+        <w:t>墮落後女人所經歷的改變</w:t>
+      </w:r>
+    </w:p>
+    <w:p>
+      <w:pPr/>
+      <w:r>
+        <w:rPr>
+          <w:lang w:val="zh_TW" w:bidi="zh_TW"/>
+        </w:rPr>
+      </w:r>
+      <w:hyperlink r:id="rId19">
+        <w:r>
+          <w:rPr>
+            <w:lang w:val="zh_TW" w:bidi="zh_TW"/>
+          </w:rPr>
+          <w:rPr>
+            <w:color w:val="0000EE"/>
+            <w:u w:val="single"/>
+          </w:rPr>
+          <w:t>創世記三章</w:t>
+        </w:r>
+      </w:hyperlink>
+      <w:r>
+        <w:rPr>
+          <w:lang w:val="zh_TW" w:bidi="zh_TW"/>
+        </w:rPr>
+        <w:t>記載罪進入世界的故事。因著罪，男人與女人之間原本良好的關係受到破壞。神對女人說，她在生產時必多受苦楚（</w:t>
+      </w:r>
+      <w:hyperlink r:id="rId20">
+        <w:r>
+          <w:rPr>
+            <w:lang w:val="zh_TW" w:bidi="zh_TW"/>
+          </w:rPr>
+          <w:rPr>
+            <w:color w:val="0000EE"/>
+            <w:u w:val="single"/>
+          </w:rPr>
+          <w:t>創3:16</w:t>
+        </w:r>
+      </w:hyperlink>
+      <w:r>
+        <w:rPr>
+          <w:lang w:val="zh_TW" w:bidi="zh_TW"/>
+        </w:rPr>
+        <w:t>）。祂也說，她與丈夫的關係從此會包含衝突。神說：「你必戀慕你丈夫；你丈夫必管轄你。」</w:t>
+      </w:r>
+    </w:p>
+    <w:p>
+      <w:pPr/>
+      <w:r>
+        <w:rPr>
+          <w:lang w:val="zh_TW" w:bidi="zh_TW"/>
+        </w:rPr>
+      </w:r>
+      <w:r>
+        <w:rPr>
+          <w:lang w:val="zh_TW" w:bidi="zh_TW"/>
+        </w:rPr>
+        <w:t>在</w:t>
+      </w:r>
+      <w:hyperlink r:id="rId19">
+        <w:r>
+          <w:rPr>
+            <w:lang w:val="zh_TW" w:bidi="zh_TW"/>
+          </w:rPr>
+          <w:rPr>
+            <w:color w:val="0000EE"/>
+            <w:u w:val="single"/>
+          </w:rPr>
+          <w:t>創世記三</w:t>
+        </w:r>
+      </w:hyperlink>
+      <w:r>
+        <w:rPr>
+          <w:lang w:val="zh_TW" w:bidi="zh_TW"/>
+        </w:rPr>
+        <w:t>和</w:t>
+      </w:r>
+      <w:hyperlink r:id="rId21">
+        <w:r>
+          <w:rPr>
+            <w:lang w:val="zh_TW" w:bidi="zh_TW"/>
+          </w:rPr>
+          <w:rPr>
+            <w:color w:val="0000EE"/>
+            <w:u w:val="single"/>
+          </w:rPr>
+          <w:t>四節</w:t>
+        </w:r>
+      </w:hyperlink>
+      <w:r>
+        <w:rPr>
+          <w:lang w:val="zh_TW" w:bidi="zh_TW"/>
+        </w:rPr>
+        <w:t>的經文中，希伯來文「戀慕（</w:t>
+      </w:r>
+      <w:r>
+        <w:rPr>
+          <w:i/>
+          <w:lang w:val="zh_TW" w:bidi="zh_TW"/>
+        </w:rPr>
+        <w:t>teshuqah</w:t>
+      </w:r>
+      <w:r>
+        <w:rPr>
+          <w:lang w:val="zh_TW" w:bidi="zh_TW"/>
+        </w:rPr>
+        <w:t>）」一詞並不是指性的渴望，而是指想要掌控或支配（</w:t>
+      </w:r>
+      <w:r>
+        <w:rPr>
+          <w:i/>
+          <w:lang w:val="zh_TW" w:bidi="zh_TW"/>
+        </w:rPr>
+        <w:t>teshuqah</w:t>
+      </w:r>
+      <w:r>
+        <w:rPr>
+          <w:lang w:val="zh_TW" w:bidi="zh_TW"/>
+        </w:rPr>
+        <w:t>的性意義出現在</w:t>
+      </w:r>
+      <w:hyperlink r:id="rId22">
+        <w:r>
+          <w:rPr>
+            <w:lang w:val="zh_TW" w:bidi="zh_TW"/>
+          </w:rPr>
+          <w:rPr>
+            <w:color w:val="0000EE"/>
+            <w:u w:val="single"/>
+          </w:rPr>
+          <w:t>歌7:10</w:t>
+        </w:r>
+      </w:hyperlink>
+      <w:r>
+        <w:rPr>
+          <w:lang w:val="zh_TW" w:bidi="zh_TW"/>
+        </w:rPr>
+        <w:t>）。因著罪，女人可能想要掌控她的丈夫；同時，男人也可能以嚴苛的方式管轄她。這並不是神起初設計的關係，罪使兩個原本平等的夥伴互相爭鬥。</w:t>
+      </w:r>
+    </w:p>
+    <w:p>
+      <w:pPr/>
+      <w:r>
+        <w:rPr>
+          <w:lang w:val="zh_TW" w:bidi="zh_TW"/>
+        </w:rPr>
+      </w:r>
+      <w:r>
+        <w:rPr>
+          <w:lang w:val="zh_TW" w:bidi="zh_TW"/>
+        </w:rPr>
+        <w:t>使徒保羅在以弗所書中，對丈夫和妻子提出指引。他教導說，男人和女人都需要被神的靈改變。保羅說：「們作妻子的，當順服自己的丈夫，如同順服主」（</w:t>
+      </w:r>
+      <w:hyperlink r:id="rId23">
+        <w:r>
+          <w:rPr>
+            <w:lang w:val="zh_TW" w:bidi="zh_TW"/>
+          </w:rPr>
+          <w:rPr>
+            <w:color w:val="0000EE"/>
+            <w:u w:val="single"/>
+          </w:rPr>
+          <w:t>弗5:22</w:t>
+        </w:r>
+      </w:hyperlink>
+      <w:r>
+        <w:rPr>
+          <w:lang w:val="zh_TW" w:bidi="zh_TW"/>
+        </w:rPr>
+        <w:t>）。這意思是，妻子應當尊重丈夫，跟隨他的帶領，就像她跟隨耶穌一樣。保羅解釋說，丈夫蒙召作帶領，是要反映基督帶領教會的方式（</w:t>
+      </w:r>
+      <w:hyperlink r:id="rId24">
+        <w:r>
+          <w:rPr>
+            <w:lang w:val="zh_TW" w:bidi="zh_TW"/>
+          </w:rPr>
+          <w:rPr>
+            <w:color w:val="0000EE"/>
+            <w:u w:val="single"/>
+          </w:rPr>
+          <w:t>弗5:23</w:t>
+        </w:r>
+      </w:hyperlink>
+      <w:r>
+        <w:rPr>
+          <w:lang w:val="zh_TW" w:bidi="zh_TW"/>
+        </w:rPr>
+        <w:t>）。</w:t>
+      </w:r>
+    </w:p>
+    <w:p>
+      <w:pPr/>
+      <w:r>
+        <w:rPr>
+          <w:lang w:val="zh_TW" w:bidi="zh_TW"/>
+        </w:rPr>
+      </w:r>
+      <w:r>
+        <w:rPr>
+          <w:lang w:val="zh_TW" w:bidi="zh_TW"/>
+        </w:rPr>
+        <w:t>但保羅也鄭重地對丈夫說，他們必須愛妻子，「正如基督愛教會，為教會捨己」（</w:t>
+      </w:r>
+      <w:hyperlink r:id="rId25">
+        <w:r>
+          <w:rPr>
+            <w:lang w:val="zh_TW" w:bidi="zh_TW"/>
+          </w:rPr>
+          <w:rPr>
+            <w:color w:val="0000EE"/>
+            <w:u w:val="single"/>
+          </w:rPr>
+          <w:t>弗5:25</w:t>
+        </w:r>
+      </w:hyperlink>
+      <w:r>
+        <w:rPr>
+          <w:lang w:val="zh_TW" w:bidi="zh_TW"/>
+        </w:rPr>
+        <w:t>）。這樣的愛並不是嚴苛或控制的，而是充滿關懷、犧牲和溫柔。</w:t>
+      </w:r>
+    </w:p>
+    <w:p>
+      <w:pPr/>
+      <w:r>
+        <w:rPr>
+          <w:lang w:val="zh_TW" w:bidi="zh_TW"/>
+        </w:rPr>
+      </w:r>
+      <w:r>
+        <w:rPr>
+          <w:lang w:val="zh_TW" w:bidi="zh_TW"/>
+        </w:rPr>
+        <w:t>保羅在</w:t>
+      </w:r>
+      <w:hyperlink r:id="rId26">
+        <w:r>
+          <w:rPr>
+            <w:lang w:val="zh_TW" w:bidi="zh_TW"/>
+          </w:rPr>
+          <w:rPr>
+            <w:color w:val="0000EE"/>
+            <w:u w:val="single"/>
+          </w:rPr>
+          <w:t>以弗所書五章31節</w:t>
+        </w:r>
+      </w:hyperlink>
+      <w:r>
+        <w:rPr>
+          <w:lang w:val="zh_TW" w:bidi="zh_TW"/>
+        </w:rPr>
+        <w:t>引用</w:t>
+      </w:r>
+      <w:hyperlink r:id="rId27">
+        <w:r>
+          <w:rPr>
+            <w:lang w:val="zh_TW" w:bidi="zh_TW"/>
+          </w:rPr>
+          <w:rPr>
+            <w:color w:val="0000EE"/>
+            <w:u w:val="single"/>
+          </w:rPr>
+          <w:t>創世記二章24節</w:t>
+        </w:r>
+      </w:hyperlink>
+      <w:r>
+        <w:rPr>
+          <w:lang w:val="zh_TW" w:bidi="zh_TW"/>
+        </w:rPr>
+        <w:t>，提醒讀者婚姻本是為了帶來深切的合一。在基督裡，可以恢復這合一。丈夫和妻子在價值上仍是平等的，他們的角色雖然不同，但彼此的關係卻建立在愛、尊重與互相順服上</w:t>
+      </w:r>
+      <w:hyperlink r:id="rId28">
+        <w:r>
+          <w:rPr>
+            <w:lang w:val="zh_TW" w:bidi="zh_TW"/>
+          </w:rPr>
+          <w:rPr>
+            <w:color w:val="0000EE"/>
+            <w:u w:val="single"/>
+          </w:rPr>
+          <w:t>（弗5:21）</w:t>
+        </w:r>
+      </w:hyperlink>
+      <w:r>
+        <w:rPr>
+          <w:lang w:val="zh_TW" w:bidi="zh_TW"/>
+        </w:rPr>
+        <w:t>。當他們一同跟隨耶穌，就開始恢復伊甸園裡的和平與喜樂。</w:t>
+      </w:r>
+    </w:p>
+    <w:p>
+      <w:pPr>
+        <w:pStyle w:val="Heading3"/>
+      </w:pPr>
+      <w:r>
+        <w:rPr>
+          <w:lang w:val="zh_TW" w:bidi="zh_TW"/>
+        </w:rPr>
+        <w:t>聖經中女人與生命的關係</w:t>
+      </w:r>
+    </w:p>
+    <w:p>
+      <w:pPr/>
+      <w:r>
+        <w:rPr>
+          <w:lang w:val="zh_TW" w:bidi="zh_TW"/>
+        </w:rPr>
+      </w:r>
+      <w:r>
+        <w:rPr>
+          <w:lang w:val="zh_TW" w:bidi="zh_TW"/>
+        </w:rPr>
+        <w:t>女人與男人一樣，完全是人。她是照著神的形像被造，反映神的本性。她能思想、創造、愛人，也能在她的文化、社群與日常生活中以多種方式服事。</w:t>
+      </w:r>
+    </w:p>
+    <w:p>
+      <w:pPr/>
+      <w:r>
+        <w:rPr>
+          <w:lang w:val="zh_TW" w:bidi="zh_TW"/>
+        </w:rPr>
+      </w:r>
+      <w:r>
+        <w:rPr>
+          <w:lang w:val="zh_TW" w:bidi="zh_TW"/>
+        </w:rPr>
+        <w:t>聖經經常將女人與生育聯繫起來。許多聖經中的女人，在生養與撫育兒女中找到極大意義。但聖經同樣表明，女人的價值並不取決於是否生育，而是在生命的各個層面都有價值。無論她是否有孩子，她在家庭、社群、教會以及神面前，都有自己獨立的身分。</w:t>
+      </w:r>
+    </w:p>
+    <w:p>
+      <w:pPr/>
+      <w:r>
+        <w:rPr>
+          <w:lang w:val="zh_TW" w:bidi="zh_TW"/>
+        </w:rPr>
+      </w:r>
+      <w:r>
+        <w:rPr>
+          <w:lang w:val="zh_TW" w:bidi="zh_TW"/>
+        </w:rPr>
+        <w:t>聖經也顯示，生育並非女人單獨的責任。丈夫是她的夥伴，他參與生命的起始，在生產的時候與她同在，並在孩子成長的過程中一同承擔照顧的責任。</w:t>
+      </w:r>
+    </w:p>
+    <w:p>
+      <w:pPr/>
+      <w:r>
+        <w:rPr>
+          <w:lang w:val="zh_TW" w:bidi="zh_TW"/>
+        </w:rPr>
+      </w:r>
+      <w:r>
+        <w:rPr>
+          <w:lang w:val="zh_TW" w:bidi="zh_TW"/>
+        </w:rPr>
+        <w:t>聖經把女人與神特別的應許連結起來。在</w:t>
+      </w:r>
+      <w:hyperlink r:id="rId29">
+        <w:r>
+          <w:rPr>
+            <w:lang w:val="zh_TW" w:bidi="zh_TW"/>
+          </w:rPr>
+          <w:rPr>
+            <w:color w:val="0000EE"/>
+            <w:u w:val="single"/>
+          </w:rPr>
+          <w:t>創世記三章15節</w:t>
+        </w:r>
+      </w:hyperlink>
+      <w:r>
+        <w:rPr>
+          <w:lang w:val="zh_TW" w:bidi="zh_TW"/>
+        </w:rPr>
+        <w:t>中，當人第一次犯罪後，神賜下一個盼望的信息。祂說，有一天，女人的後裔要勝過那惡者，就是撒但。這個應許為生育帶來了新的意義，使它成為盼望與祝福的記號。</w:t>
+      </w:r>
+    </w:p>
+    <w:p>
+      <w:pPr/>
+      <w:r>
+        <w:rPr>
+          <w:lang w:val="zh_TW" w:bidi="zh_TW"/>
+        </w:rPr>
+      </w:r>
+      <w:r>
+        <w:rPr>
+          <w:lang w:val="zh_TW" w:bidi="zh_TW"/>
+        </w:rPr>
+        <w:t>這個應許最終指向耶穌的降生，祂由女人而生。神藉著祂把救恩帶到世界。此後每一個新生命的誕生，都可以看作是這故事的一部分，使人謹記神藉著人的家庭，帶來生命與醫治的應許。</w:t>
+      </w:r>
+    </w:p>
+    <w:p>
+      <w:pPr/>
+      <w:r>
+        <w:rPr>
+          <w:lang w:val="zh_TW" w:bidi="zh_TW"/>
+        </w:rPr>
+      </w:r>
+      <w:r>
+        <w:rPr>
+          <w:lang w:val="zh_TW" w:bidi="zh_TW"/>
+        </w:rPr>
+        <w:t>有些基督徒在</w:t>
+      </w:r>
+      <w:hyperlink r:id="rId30">
+        <w:r>
+          <w:rPr>
+            <w:lang w:val="zh_TW" w:bidi="zh_TW"/>
+          </w:rPr>
+          <w:rPr>
+            <w:color w:val="0000EE"/>
+            <w:u w:val="single"/>
+          </w:rPr>
+          <w:t>提摩太前書二章15節</w:t>
+        </w:r>
+      </w:hyperlink>
+      <w:r>
+        <w:rPr>
+          <w:lang w:val="zh_TW" w:bidi="zh_TW"/>
+        </w:rPr>
+        <w:t>看到這個觀念，經文說婦人必因生產得救。這並不是說生兒育女能帶來救恩，而可能是指神的應許，會藉基督降生這段漫長的故事得以應驗。</w:t>
+      </w:r>
+    </w:p>
+    <w:p>
+      <w:pPr/>
+      <w:r>
+        <w:rPr>
+          <w:lang w:val="zh_TW" w:bidi="zh_TW"/>
+        </w:rPr>
+      </w:r>
+      <w:r>
+        <w:rPr>
+          <w:lang w:val="zh_TW" w:bidi="zh_TW"/>
+        </w:rPr>
+        <w:t>在舊約聖經的世界裡，人常以為女人的價值主要在於生兒養女。但聖經指出，女人的真正價值並不單單取決於生產。正如男人一樣，女人最深的使命是藉著信心在神裡面找到。</w:t>
+      </w:r>
+    </w:p>
+    <w:p>
+      <w:pPr/>
+      <w:r>
+        <w:rPr>
+          <w:lang w:val="zh_TW" w:bidi="zh_TW"/>
+        </w:rPr>
+      </w:r>
+      <w:r>
+        <w:rPr>
+          <w:lang w:val="zh_TW" w:bidi="zh_TW"/>
+        </w:rPr>
+        <w:t>女人也許有許多孩子，並因撫養兒女而感到滿足。然而，照顧兒女並不等同於認識並尊榮神。她與神的關係才是最重要的。</w:t>
+      </w:r>
+    </w:p>
+    <w:p>
+      <w:pPr/>
+      <w:r>
+        <w:rPr>
+          <w:lang w:val="zh_TW" w:bidi="zh_TW"/>
+        </w:rPr>
+      </w:r>
+      <w:r>
+        <w:rPr>
+          <w:lang w:val="zh_TW" w:bidi="zh_TW"/>
+        </w:rPr>
+        <w:t>一個沒有孩子，甚至沒有丈夫的女人，仍然擁有完全的價值和身分。她是照著神的形像被造的，能以許多方式服事祂。她的生命有意義，是因為神，而不是因為她的家庭地位。</w:t>
+      </w:r>
+    </w:p>
+    <w:p>
+      <w:pPr/>
+      <w:r>
+        <w:rPr>
+          <w:lang w:val="zh_TW" w:bidi="zh_TW"/>
+        </w:rPr>
+      </w:r>
+      <w:r>
+        <w:rPr>
+          <w:lang w:val="zh_TW" w:bidi="zh_TW"/>
+        </w:rPr>
+        <w:t>神在女人生命中的恩賜，能引導她在群體中，找到表明自己對神忠誠的方法。例如，女人和男人一樣都有機會許拿細耳人願（</w:t>
+      </w:r>
+      <w:hyperlink r:id="rId31">
+        <w:r>
+          <w:rPr>
+            <w:lang w:val="zh_TW" w:bidi="zh_TW"/>
+          </w:rPr>
+          <w:rPr>
+            <w:color w:val="0000EE"/>
+            <w:u w:val="single"/>
+          </w:rPr>
+          <w:t>民6:2，</w:t>
+        </w:r>
+      </w:hyperlink>
+      <w:r>
+        <w:rPr>
+          <w:lang w:val="zh_TW" w:bidi="zh_TW"/>
+        </w:rPr>
+        <w:t>另見</w:t>
+      </w:r>
+      <w:hyperlink r:id="rId32">
+        <w:r>
+          <w:rPr>
+            <w:lang w:val="zh_TW" w:bidi="zh_TW"/>
+          </w:rPr>
+          <w:rPr>
+            <w:color w:val="0000EE"/>
+            <w:u w:val="single"/>
+          </w:rPr>
+          <w:t>30</w:t>
+        </w:r>
+      </w:hyperlink>
+      <w:r>
+        <w:rPr>
+          <w:lang w:val="zh_TW" w:bidi="zh_TW"/>
+        </w:rPr>
+        <w:t>章）。</w:t>
+      </w:r>
+    </w:p>
+    <w:p>
+      <w:pPr/>
+      <w:r>
+        <w:rPr>
+          <w:lang w:val="zh_TW" w:bidi="zh_TW"/>
+        </w:rPr>
+      </w:r>
+      <w:r>
+        <w:rPr>
+          <w:lang w:val="zh_TW" w:bidi="zh_TW"/>
+        </w:rPr>
+        <w:t>聖經記載了許多在公開場合事奉神的女人。摩西和亞倫的姊姊米利暗是女先知，也是音樂家和百姓的領袖（</w:t>
+      </w:r>
+      <w:hyperlink r:id="rId33">
+        <w:r>
+          <w:rPr>
+            <w:lang w:val="zh_TW" w:bidi="zh_TW"/>
+          </w:rPr>
+          <w:rPr>
+            <w:color w:val="0000EE"/>
+            <w:u w:val="single"/>
+          </w:rPr>
+          <w:t>出15:20–21</w:t>
+        </w:r>
+      </w:hyperlink>
+      <w:r>
+        <w:rPr>
+          <w:lang w:val="zh_TW" w:bidi="zh_TW"/>
+        </w:rPr>
+        <w:t>；</w:t>
+      </w:r>
+      <w:hyperlink r:id="rId34">
+        <w:r>
+          <w:rPr>
+            <w:lang w:val="zh_TW" w:bidi="zh_TW"/>
+          </w:rPr>
+          <w:rPr>
+            <w:color w:val="0000EE"/>
+            <w:u w:val="single"/>
+          </w:rPr>
+          <w:t>民12章</w:t>
+        </w:r>
+      </w:hyperlink>
+      <w:r>
+        <w:rPr>
+          <w:lang w:val="zh_TW" w:bidi="zh_TW"/>
+        </w:rPr>
+        <w:t>）。在米利暗去世後多年，神仍提醒以色列人，祂曾把她賜給他們作領袖（</w:t>
+      </w:r>
+      <w:hyperlink r:id="rId35">
+        <w:r>
+          <w:rPr>
+            <w:lang w:val="zh_TW" w:bidi="zh_TW"/>
+          </w:rPr>
+          <w:rPr>
+            <w:color w:val="0000EE"/>
+            <w:u w:val="single"/>
+          </w:rPr>
+          <w:t>彌6:4</w:t>
+        </w:r>
+      </w:hyperlink>
+      <w:r>
+        <w:rPr>
+          <w:lang w:val="zh_TW" w:bidi="zh_TW"/>
+        </w:rPr>
+        <w:t>）。</w:t>
+      </w:r>
+    </w:p>
+    <w:p>
+      <w:pPr/>
+      <w:r>
+        <w:rPr>
+          <w:lang w:val="zh_TW" w:bidi="zh_TW"/>
+        </w:rPr>
+      </w:r>
+      <w:r>
+        <w:rPr>
+          <w:lang w:val="zh_TW" w:bidi="zh_TW"/>
+        </w:rPr>
+        <w:t>還有其他女人也過著忠心又勇敢的生活。底波拉是女先知，也是唯一被稱為以色列士師的女人（</w:t>
+      </w:r>
+      <w:hyperlink r:id="rId36">
+        <w:r>
+          <w:rPr>
+            <w:lang w:val="zh_TW" w:bidi="zh_TW"/>
+          </w:rPr>
+          <w:rPr>
+            <w:color w:val="0000EE"/>
+            <w:u w:val="single"/>
+          </w:rPr>
+          <w:t>士4–5章</w:t>
+        </w:r>
+      </w:hyperlink>
+      <w:r>
+        <w:rPr>
+          <w:lang w:val="zh_TW" w:bidi="zh_TW"/>
+        </w:rPr>
+        <w:t>）。以斯帖是一位希伯來女人，她成了波斯的王后，勇敢朝見亞哈隨魯王，使她的百姓得以脫離死亡。戶勒大是另一位女先知，當約西亞王開始帶領百姓歸向神時，戶勒大向王傳講神的信息（</w:t>
+      </w:r>
+      <w:hyperlink r:id="rId37">
+        <w:r>
+          <w:rPr>
+            <w:lang w:val="zh_TW" w:bidi="zh_TW"/>
+          </w:rPr>
+          <w:rPr>
+            <w:color w:val="0000EE"/>
+            <w:u w:val="single"/>
+          </w:rPr>
+          <w:t>代下34:22–28</w:t>
+        </w:r>
+      </w:hyperlink>
+      <w:r>
+        <w:rPr>
+          <w:lang w:val="zh_TW" w:bidi="zh_TW"/>
+        </w:rPr>
+        <w:t>）。這正是耶利米和西番雅的時代，雖然當時已有男先知，但神在那個時刻卻要藉著戶勒大說話。</w:t>
+      </w:r>
+    </w:p>
+    <w:p>
+      <w:pPr/>
+      <w:r>
+        <w:rPr>
+          <w:lang w:val="zh_TW" w:bidi="zh_TW"/>
+        </w:rPr>
+      </w:r>
+      <w:r>
+        <w:rPr>
+          <w:lang w:val="zh_TW" w:bidi="zh_TW"/>
+        </w:rPr>
+        <w:t>新約聖經也記載多位在公開事奉神的女人：</w:t>
       </w:r>
     </w:p>
     <w:p>
@@ -662,7 +1108,7 @@
         <w:rPr>
           <w:lang w:val="zh_TW" w:bidi="zh_TW"/>
         </w:rPr>
-        <w:t>撒但（希伯來文意為「控告者」）</w:t>
+        <w:t>腓利的女兒（她們是女先知）</w:t>
       </w:r>
     </w:p>
     <w:p>
@@ -680,7 +1126,7 @@
         <w:rPr>
           <w:lang w:val="zh_TW" w:bidi="zh_TW"/>
         </w:rPr>
-        <w:t>魔鬼（撒但的希臘文譯名）</w:t>
+        <w:t>非比</w:t>
       </w:r>
     </w:p>
     <w:p>
@@ -698,7 +1144,7 @@
         <w:rPr>
           <w:lang w:val="zh_TW" w:bidi="zh_TW"/>
         </w:rPr>
-        <w:t>彼列</w:t>
+        <w:t>百基拉</w:t>
       </w:r>
     </w:p>
     <w:p>
@@ -716,7 +1162,7 @@
         <w:rPr>
           <w:lang w:val="zh_TW" w:bidi="zh_TW"/>
         </w:rPr>
-        <w:t>別西卜</w:t>
+        <w:t>猶尼亞</w:t>
       </w:r>
     </w:p>
     <w:p>
@@ -734,7 +1180,7 @@
         <w:rPr>
           <w:lang w:val="zh_TW" w:bidi="zh_TW"/>
         </w:rPr>
-        <w:t>對頭</w:t>
+        <w:t>土非拿</w:t>
       </w:r>
     </w:p>
     <w:p>
@@ -752,7 +1198,7 @@
         <w:rPr>
           <w:lang w:val="zh_TW" w:bidi="zh_TW"/>
         </w:rPr>
-        <w:t>大龍</w:t>
+        <w:t>土富撒</w:t>
       </w:r>
     </w:p>
     <w:p>
@@ -770,7 +1216,7 @@
         <w:rPr>
           <w:lang w:val="zh_TW" w:bidi="zh_TW"/>
         </w:rPr>
-        <w:t>仇敵</w:t>
+        <w:t>彼息</w:t>
       </w:r>
     </w:p>
     <w:p>
@@ -788,7 +1234,7 @@
         <w:rPr>
           <w:lang w:val="zh_TW" w:bidi="zh_TW"/>
         </w:rPr>
-        <w:t>那條蛇</w:t>
+        <w:t>友阿蝶</w:t>
       </w:r>
     </w:p>
     <w:p>
@@ -806,25 +1252,7 @@
         <w:rPr>
           <w:lang w:val="zh_TW" w:bidi="zh_TW"/>
         </w:rPr>
-        <w:t>那試探人的</w:t>
-      </w:r>
-    </w:p>
-    <w:p>
-      <w:pPr>
-        <w:pStyle w:val="ListBullet"/>
-        <w:spacing w:line="240" w:lineRule="auto"/>
-        <w:ind w:left="720"/>
-      </w:pPr>
-      <w:r>
-        <w:rPr>
-          <w:lang w:val="zh_TW" w:bidi="zh_TW"/>
-        </w:rPr>
-      </w:r>
-      <w:r>
-        <w:rPr>
-          <w:lang w:val="zh_TW" w:bidi="zh_TW"/>
-        </w:rPr>
-        <w:t>那惡者</w:t>
+        <w:t>循都基</w:t>
       </w:r>
     </w:p>
     <w:p>
@@ -838,27 +1266,9 @@
         <w:rPr>
           <w:lang w:val="zh_TW" w:bidi="zh_TW"/>
         </w:rPr>
-        <w:t>牠被視為：</w:t>
-      </w:r>
-    </w:p>
-    <w:p>
-      <w:pPr>
-        <w:pStyle w:val="ListBullet"/>
-        <w:spacing w:line="240" w:lineRule="auto"/>
-        <w:ind w:left="720"/>
-      </w:pPr>
-      <w:r>
-        <w:rPr>
-          <w:lang w:val="zh_TW" w:bidi="zh_TW"/>
-        </w:rPr>
-      </w:r>
-      <w:r>
-        <w:rPr>
-          <w:lang w:val="zh_TW" w:bidi="zh_TW"/>
-        </w:rPr>
-        <w:t>一群天使的統領（</w:t>
-      </w:r>
-      <w:hyperlink r:id="rId21">
+        <w:t>這些女人顯出先知約珥的預言，約珥曾說，有一天神的靈要澆灌在男女身上，他們都要說出神的話（</w:t>
+      </w:r>
+      <w:hyperlink r:id="rId38">
         <w:r>
           <w:rPr>
             <w:lang w:val="zh_TW" w:bidi="zh_TW"/>
@@ -867,176 +1277,14 @@
             <w:color w:val="0000EE"/>
             <w:u w:val="single"/>
           </w:rPr>
-          <w:t>太25:41</w:t>
+          <w:t>珥2:28–29</w:t>
         </w:r>
       </w:hyperlink>
       <w:r>
         <w:rPr>
           <w:lang w:val="zh_TW" w:bidi="zh_TW"/>
         </w:rPr>
-        <w:t>）</w:t>
-      </w:r>
-    </w:p>
-    <w:p>
-      <w:pPr>
-        <w:pStyle w:val="ListBullet"/>
-        <w:spacing w:line="240" w:lineRule="auto"/>
-        <w:ind w:left="720"/>
-      </w:pPr>
-      <w:r>
-        <w:rPr>
-          <w:lang w:val="zh_TW" w:bidi="zh_TW"/>
-        </w:rPr>
-      </w:r>
-      <w:r>
-        <w:rPr>
-          <w:lang w:val="zh_TW" w:bidi="zh_TW"/>
-        </w:rPr>
-        <w:t>世界的掌控者（</w:t>
-      </w:r>
-      <w:hyperlink r:id="rId22">
-        <w:r>
-          <w:rPr>
-            <w:lang w:val="zh_TW" w:bidi="zh_TW"/>
-          </w:rPr>
-          <w:rPr>
-            <w:color w:val="0000EE"/>
-            <w:u w:val="single"/>
-          </w:rPr>
-          <w:t>路4:6</w:t>
-        </w:r>
-      </w:hyperlink>
-      <w:r>
-        <w:rPr>
-          <w:lang w:val="zh_TW" w:bidi="zh_TW"/>
-        </w:rPr>
-        <w:t>；</w:t>
-      </w:r>
-      <w:hyperlink r:id="rId23">
-        <w:r>
-          <w:rPr>
-            <w:lang w:val="zh_TW" w:bidi="zh_TW"/>
-          </w:rPr>
-          <w:rPr>
-            <w:color w:val="0000EE"/>
-            <w:u w:val="single"/>
-          </w:rPr>
-          <w:t>徒26:18</w:t>
-        </w:r>
-      </w:hyperlink>
-      <w:r>
-        <w:rPr>
-          <w:lang w:val="zh_TW" w:bidi="zh_TW"/>
-        </w:rPr>
-        <w:t>；</w:t>
-      </w:r>
-      <w:hyperlink r:id="rId24">
-        <w:r>
-          <w:rPr>
-            <w:lang w:val="zh_TW" w:bidi="zh_TW"/>
-          </w:rPr>
-          <w:rPr>
-            <w:color w:val="0000EE"/>
-            <w:u w:val="single"/>
-          </w:rPr>
-          <w:t>林後4:4</w:t>
-        </w:r>
-      </w:hyperlink>
-      <w:r>
-        <w:rPr>
-          <w:lang w:val="zh_TW" w:bidi="zh_TW"/>
-        </w:rPr>
-        <w:t>）</w:t>
-      </w:r>
-    </w:p>
-    <w:p>
-      <w:pPr>
-        <w:pStyle w:val="ListBullet"/>
-        <w:spacing w:line="240" w:lineRule="auto"/>
-        <w:ind w:left="720"/>
-      </w:pPr>
-      <w:r>
-        <w:rPr>
-          <w:lang w:val="zh_TW" w:bidi="zh_TW"/>
-        </w:rPr>
-      </w:r>
-      <w:r>
-        <w:rPr>
-          <w:lang w:val="zh_TW" w:bidi="zh_TW"/>
-        </w:rPr>
-        <w:t>所有非基督徒的掌控者（</w:t>
-      </w:r>
-      <w:hyperlink r:id="rId25">
-        <w:r>
-          <w:rPr>
-            <w:lang w:val="zh_TW" w:bidi="zh_TW"/>
-          </w:rPr>
-          <w:rPr>
-            <w:color w:val="0000EE"/>
-            <w:u w:val="single"/>
-          </w:rPr>
-          <w:t>可4:15</w:t>
-        </w:r>
-      </w:hyperlink>
-      <w:r>
-        <w:rPr>
-          <w:lang w:val="zh_TW" w:bidi="zh_TW"/>
-        </w:rPr>
-        <w:t>；</w:t>
-      </w:r>
-      <w:hyperlink r:id="rId26">
-        <w:r>
-          <w:rPr>
-            <w:lang w:val="zh_TW" w:bidi="zh_TW"/>
-          </w:rPr>
-          <w:rPr>
-            <w:color w:val="0000EE"/>
-            <w:u w:val="single"/>
-          </w:rPr>
-          <w:t>約8:44</w:t>
-        </w:r>
-      </w:hyperlink>
-      <w:r>
-        <w:rPr>
-          <w:lang w:val="zh_TW" w:bidi="zh_TW"/>
-        </w:rPr>
-        <w:t>；</w:t>
-      </w:r>
-      <w:hyperlink r:id="rId27">
-        <w:r>
-          <w:rPr>
-            <w:lang w:val="zh_TW" w:bidi="zh_TW"/>
-          </w:rPr>
-          <w:rPr>
-            <w:color w:val="0000EE"/>
-            <w:u w:val="single"/>
-          </w:rPr>
-          <w:t>徒13:10</w:t>
-        </w:r>
-      </w:hyperlink>
-      <w:r>
-        <w:rPr>
-          <w:lang w:val="zh_TW" w:bidi="zh_TW"/>
-        </w:rPr>
-        <w:t>；</w:t>
-      </w:r>
-      <w:hyperlink r:id="rId28">
-        <w:r>
-          <w:rPr>
-            <w:lang w:val="zh_TW" w:bidi="zh_TW"/>
-          </w:rPr>
-          <w:rPr>
-            <w:color w:val="0000EE"/>
-            <w:u w:val="single"/>
-          </w:rPr>
-          <w:t>西1:13</w:t>
-        </w:r>
-      </w:hyperlink>
-      <w:r>
-        <w:rPr>
-          <w:lang w:val="zh_TW" w:bidi="zh_TW"/>
-        </w:rPr>
-        <w:t>）</w:t>
+        <w:t>）。還有一些女人，如撒拉、路得和哈拿，她們在住處和家庭裡憑著信心事奉神。她們信靠神，並順服祂而生活。</w:t>
       </w:r>
     </w:p>
     <w:p>
@@ -1050,115 +1298,7 @@
         <w:rPr>
           <w:lang w:val="zh_TW" w:bidi="zh_TW"/>
         </w:rPr>
-        <w:t>撒但是神的仇敵，想要將所有人與神分開。特別是基督徒的危險敵人（</w:t>
-      </w:r>
-      <w:hyperlink r:id="rId29">
-        <w:r>
-          <w:rPr>
-            <w:lang w:val="zh_TW" w:bidi="zh_TW"/>
-          </w:rPr>
-          <w:rPr>
-            <w:color w:val="0000EE"/>
-            <w:u w:val="single"/>
-          </w:rPr>
-          <w:t>路8:33</w:t>
-        </w:r>
-      </w:hyperlink>
-      <w:r>
-        <w:rPr>
-          <w:lang w:val="zh_TW" w:bidi="zh_TW"/>
-        </w:rPr>
-        <w:t>；</w:t>
-      </w:r>
-      <w:hyperlink r:id="rId30">
-        <w:r>
-          <w:rPr>
-            <w:lang w:val="zh_TW" w:bidi="zh_TW"/>
-          </w:rPr>
-          <w:rPr>
-            <w:color w:val="0000EE"/>
-            <w:u w:val="single"/>
-          </w:rPr>
-          <w:t>林前7:5</w:t>
-        </w:r>
-      </w:hyperlink>
-      <w:r>
-        <w:rPr>
-          <w:lang w:val="zh_TW" w:bidi="zh_TW"/>
-        </w:rPr>
-        <w:t>；</w:t>
-      </w:r>
-      <w:hyperlink r:id="rId31">
-        <w:r>
-          <w:rPr>
-            <w:lang w:val="zh_TW" w:bidi="zh_TW"/>
-          </w:rPr>
-          <w:rPr>
-            <w:color w:val="0000EE"/>
-            <w:u w:val="single"/>
-          </w:rPr>
-          <w:t>彼前5:8</w:t>
-        </w:r>
-      </w:hyperlink>
-      <w:r>
-        <w:rPr>
-          <w:lang w:val="zh_TW" w:bidi="zh_TW"/>
-        </w:rPr>
-        <w:t>），基督徒必須抵擋牠，不被牠的詭計所迷惑（</w:t>
-      </w:r>
-      <w:hyperlink r:id="rId32">
-        <w:r>
-          <w:rPr>
-            <w:lang w:val="zh_TW" w:bidi="zh_TW"/>
-          </w:rPr>
-          <w:rPr>
-            <w:color w:val="0000EE"/>
-            <w:u w:val="single"/>
-          </w:rPr>
-          <w:t>林後2:11</w:t>
-        </w:r>
-      </w:hyperlink>
-      <w:r>
-        <w:rPr>
-          <w:lang w:val="zh_TW" w:bidi="zh_TW"/>
-        </w:rPr>
-        <w:t>；</w:t>
-      </w:r>
-      <w:hyperlink r:id="rId33">
-        <w:r>
-          <w:rPr>
-            <w:lang w:val="zh_TW" w:bidi="zh_TW"/>
-          </w:rPr>
-          <w:rPr>
-            <w:color w:val="0000EE"/>
-            <w:u w:val="single"/>
-          </w:rPr>
-          <w:t>弗6:11</w:t>
-        </w:r>
-      </w:hyperlink>
-      <w:r>
-        <w:rPr>
-          <w:lang w:val="zh_TW" w:bidi="zh_TW"/>
-        </w:rPr>
-        <w:t>；</w:t>
-      </w:r>
-      <w:hyperlink r:id="rId34">
-        <w:r>
-          <w:rPr>
-            <w:lang w:val="zh_TW" w:bidi="zh_TW"/>
-          </w:rPr>
-          <w:rPr>
-            <w:color w:val="0000EE"/>
-            <w:u w:val="single"/>
-          </w:rPr>
-          <w:t>雅4:7</w:t>
-        </w:r>
-      </w:hyperlink>
-      <w:r>
-        <w:rPr>
-          <w:lang w:val="zh_TW" w:bidi="zh_TW"/>
-        </w:rPr>
-        <w:t>）。</w:t>
+        <w:t>聖經中最受尊榮的女人，是耶穌的母親馬利亞。她信靠神，並生下救主。神讓夏娃的應許在馬利亞身上應驗；藉著她，那位戰勝人類仇敵的救主降生了。</w:t>
       </w:r>
     </w:p>
     <w:p>
@@ -1170,370 +1310,6 @@
       </w:r>
       <w:r>
         <w:rPr>
-          <w:lang w:val="zh_TW" w:bidi="zh_TW"/>
-        </w:rPr>
-        <w:t>撒但透過以下方式執行牠的邪惡計劃：</w:t>
-      </w:r>
-    </w:p>
-    <w:p>
-      <w:pPr>
-        <w:pStyle w:val="ListBullet"/>
-        <w:spacing w:line="240" w:lineRule="auto"/>
-        <w:ind w:left="720"/>
-      </w:pPr>
-      <w:r>
-        <w:rPr>
-          <w:lang w:val="zh_TW" w:bidi="zh_TW"/>
-        </w:rPr>
-      </w:r>
-      <w:r>
-        <w:rPr>
-          <w:lang w:val="zh_TW" w:bidi="zh_TW"/>
-        </w:rPr>
-        <w:t>試探人（</w:t>
-      </w:r>
-      <w:hyperlink r:id="rId35">
-        <w:r>
-          <w:rPr>
-            <w:lang w:val="zh_TW" w:bidi="zh_TW"/>
-          </w:rPr>
-          <w:rPr>
-            <w:color w:val="0000EE"/>
-            <w:u w:val="single"/>
-          </w:rPr>
-          <w:t>約13:2</w:t>
-        </w:r>
-      </w:hyperlink>
-      <w:r>
-        <w:rPr>
-          <w:lang w:val="zh_TW" w:bidi="zh_TW"/>
-        </w:rPr>
-        <w:t>；</w:t>
-      </w:r>
-      <w:hyperlink r:id="rId36">
-        <w:r>
-          <w:rPr>
-            <w:lang w:val="zh_TW" w:bidi="zh_TW"/>
-          </w:rPr>
-          <w:rPr>
-            <w:color w:val="0000EE"/>
-            <w:u w:val="single"/>
-          </w:rPr>
-          <w:t>徒5:3</w:t>
-        </w:r>
-      </w:hyperlink>
-      <w:r>
-        <w:rPr>
-          <w:lang w:val="zh_TW" w:bidi="zh_TW"/>
-        </w:rPr>
-        <w:t>）</w:t>
-      </w:r>
-    </w:p>
-    <w:p>
-      <w:pPr>
-        <w:pStyle w:val="ListBullet"/>
-        <w:spacing w:line="240" w:lineRule="auto"/>
-        <w:ind w:left="720"/>
-      </w:pPr>
-      <w:r>
-        <w:rPr>
-          <w:lang w:val="zh_TW" w:bidi="zh_TW"/>
-        </w:rPr>
-      </w:r>
-      <w:r>
-        <w:rPr>
-          <w:lang w:val="zh_TW" w:bidi="zh_TW"/>
-        </w:rPr>
-        <w:t>阻礙神的工人（</w:t>
-      </w:r>
-      <w:hyperlink r:id="rId37">
-        <w:r>
-          <w:rPr>
-            <w:lang w:val="zh_TW" w:bidi="zh_TW"/>
-          </w:rPr>
-          <w:rPr>
-            <w:color w:val="0000EE"/>
-            <w:u w:val="single"/>
-          </w:rPr>
-          <w:t>帖前2:18</w:t>
-        </w:r>
-      </w:hyperlink>
-      <w:r>
-        <w:rPr>
-          <w:lang w:val="zh_TW" w:bidi="zh_TW"/>
-        </w:rPr>
-        <w:t>）</w:t>
-      </w:r>
-    </w:p>
-    <w:p>
-      <w:pPr>
-        <w:pStyle w:val="ListBullet"/>
-        <w:spacing w:line="240" w:lineRule="auto"/>
-        <w:ind w:left="720"/>
-      </w:pPr>
-      <w:r>
-        <w:rPr>
-          <w:lang w:val="zh_TW" w:bidi="zh_TW"/>
-        </w:rPr>
-      </w:r>
-      <w:r>
-        <w:rPr>
-          <w:lang w:val="zh_TW" w:bidi="zh_TW"/>
-        </w:rPr>
-        <w:t>在神面前控告基督徒（</w:t>
-      </w:r>
-      <w:hyperlink r:id="rId38">
-        <w:r>
-          <w:rPr>
-            <w:lang w:val="zh_TW" w:bidi="zh_TW"/>
-          </w:rPr>
-          <w:rPr>
-            <w:color w:val="0000EE"/>
-            <w:u w:val="single"/>
-          </w:rPr>
-          <w:t>啟12:10</w:t>
-        </w:r>
-      </w:hyperlink>
-      <w:r>
-        <w:rPr>
-          <w:lang w:val="zh_TW" w:bidi="zh_TW"/>
-        </w:rPr>
-        <w:t>）</w:t>
-      </w:r>
-    </w:p>
-    <w:p>
-      <w:pPr>
-        <w:pStyle w:val="ListBullet"/>
-        <w:spacing w:line="240" w:lineRule="auto"/>
-        <w:ind w:left="720"/>
-      </w:pPr>
-      <w:r>
-        <w:rPr>
-          <w:lang w:val="zh_TW" w:bidi="zh_TW"/>
-        </w:rPr>
-      </w:r>
-      <w:r>
-        <w:rPr>
-          <w:lang w:val="zh_TW" w:bidi="zh_TW"/>
-        </w:rPr>
-        <w:t>控制那些棄絕福音的惡人（</w:t>
-      </w:r>
-      <w:hyperlink r:id="rId39">
-        <w:r>
-          <w:rPr>
-            <w:lang w:val="zh_TW" w:bidi="zh_TW"/>
-          </w:rPr>
-          <w:rPr>
-            <w:color w:val="0000EE"/>
-            <w:u w:val="single"/>
-          </w:rPr>
-          <w:t>帖後2:9</w:t>
-        </w:r>
-      </w:hyperlink>
-      <w:r>
-        <w:rPr>
-          <w:lang w:val="zh_TW" w:bidi="zh_TW"/>
-        </w:rPr>
-        <w:t>；</w:t>
-      </w:r>
-      <w:hyperlink r:id="rId40">
-        <w:r>
-          <w:rPr>
-            <w:lang w:val="zh_TW" w:bidi="zh_TW"/>
-          </w:rPr>
-          <w:rPr>
-            <w:color w:val="0000EE"/>
-            <w:u w:val="single"/>
-          </w:rPr>
-          <w:t>啟2:9、13，</w:t>
-        </w:r>
-      </w:hyperlink>
-      <w:hyperlink r:id="rId41">
-        <w:r>
-          <w:rPr>
-            <w:lang w:val="zh_TW" w:bidi="zh_TW"/>
-          </w:rPr>
-          <w:rPr>
-            <w:color w:val="0000EE"/>
-            <w:u w:val="single"/>
-          </w:rPr>
-          <w:t>13:2</w:t>
-        </w:r>
-      </w:hyperlink>
-      <w:r>
-        <w:rPr>
-          <w:lang w:val="zh_TW" w:bidi="zh_TW"/>
-        </w:rPr>
-        <w:t>）。</w:t>
-      </w:r>
-    </w:p>
-    <w:p>
-      <w:pPr/>
-      <w:r>
-        <w:rPr>
-          <w:lang w:val="zh_TW" w:bidi="zh_TW"/>
-        </w:rPr>
-      </w:r>
-      <w:r>
-        <w:rPr>
-          <w:lang w:val="zh_TW" w:bidi="zh_TW"/>
-        </w:rPr>
-        <w:t>然而，最重要的是，新約教導魔鬼自起初就是邪惡的（</w:t>
-      </w:r>
-      <w:hyperlink r:id="rId42">
-        <w:r>
-          <w:rPr>
-            <w:lang w:val="zh_TW" w:bidi="zh_TW"/>
-          </w:rPr>
-          <w:rPr>
-            <w:color w:val="0000EE"/>
-            <w:u w:val="single"/>
-          </w:rPr>
-          <w:t>約一3:8</w:t>
-        </w:r>
-      </w:hyperlink>
-      <w:r>
-        <w:rPr>
-          <w:lang w:val="zh_TW" w:bidi="zh_TW"/>
-        </w:rPr>
-        <w:t>），但藉著耶穌的服事，撒但已被擊敗，並被驅逐出天上（</w:t>
-      </w:r>
-      <w:hyperlink r:id="rId43">
-        <w:r>
-          <w:rPr>
-            <w:lang w:val="zh_TW" w:bidi="zh_TW"/>
-          </w:rPr>
-          <w:rPr>
-            <w:color w:val="0000EE"/>
-            <w:u w:val="single"/>
-          </w:rPr>
-          <w:t>路10:18</w:t>
-        </w:r>
-      </w:hyperlink>
-      <w:r>
-        <w:rPr>
-          <w:lang w:val="zh_TW" w:bidi="zh_TW"/>
-        </w:rPr>
-        <w:t>；</w:t>
-      </w:r>
-      <w:hyperlink r:id="rId44">
-        <w:r>
-          <w:rPr>
-            <w:lang w:val="zh_TW" w:bidi="zh_TW"/>
-          </w:rPr>
-          <w:rPr>
-            <w:color w:val="0000EE"/>
-            <w:u w:val="single"/>
-          </w:rPr>
-          <w:t>啟12</w:t>
-        </w:r>
-      </w:hyperlink>
-      <w:r>
-        <w:rPr>
-          <w:lang w:val="zh_TW" w:bidi="zh_TW"/>
-        </w:rPr>
-        <w:t>）。儘管牠是一個危險的仇敵，基督徒擁有強大的武器——禱告、信心以及耶穌之血的果效。撒但若獲准，仍可引發身體疾病（</w:t>
-      </w:r>
-      <w:hyperlink r:id="rId45">
-        <w:r>
-          <w:rPr>
-            <w:lang w:val="zh_TW" w:bidi="zh_TW"/>
-          </w:rPr>
-          <w:rPr>
-            <w:color w:val="0000EE"/>
-            <w:u w:val="single"/>
-          </w:rPr>
-          <w:t>林後12:7</w:t>
-        </w:r>
-      </w:hyperlink>
-      <w:r>
-        <w:rPr>
-          <w:lang w:val="zh_TW" w:bidi="zh_TW"/>
-        </w:rPr>
-        <w:t>），而人也可能被交給撒但受懲罰（</w:t>
-      </w:r>
-      <w:hyperlink r:id="rId46">
-        <w:r>
-          <w:rPr>
-            <w:lang w:val="zh_TW" w:bidi="zh_TW"/>
-          </w:rPr>
-          <w:rPr>
-            <w:color w:val="0000EE"/>
-            <w:u w:val="single"/>
-          </w:rPr>
-          <w:t>林前5:5</w:t>
-        </w:r>
-      </w:hyperlink>
-      <w:r>
-        <w:rPr>
-          <w:lang w:val="zh_TW" w:bidi="zh_TW"/>
-        </w:rPr>
-        <w:t>；</w:t>
-      </w:r>
-      <w:hyperlink r:id="rId47">
-        <w:r>
-          <w:rPr>
-            <w:lang w:val="zh_TW" w:bidi="zh_TW"/>
-          </w:rPr>
-          <w:rPr>
-            <w:color w:val="0000EE"/>
-            <w:u w:val="single"/>
-          </w:rPr>
-          <w:t>提前1:20</w:t>
-        </w:r>
-      </w:hyperlink>
-      <w:r>
-        <w:rPr>
-          <w:lang w:val="zh_TW" w:bidi="zh_TW"/>
-        </w:rPr>
-        <w:t>）。最終，神掌控撒但，並將徹底毀滅牠（</w:t>
-      </w:r>
-      <w:hyperlink r:id="rId48">
-        <w:r>
-          <w:rPr>
-            <w:lang w:val="zh_TW" w:bidi="zh_TW"/>
-          </w:rPr>
-          <w:rPr>
-            <w:color w:val="0000EE"/>
-            <w:u w:val="single"/>
-          </w:rPr>
-          <w:t>羅16:20</w:t>
-        </w:r>
-      </w:hyperlink>
-      <w:r>
-        <w:rPr>
-          <w:lang w:val="zh_TW" w:bidi="zh_TW"/>
-        </w:rPr>
-        <w:t>；</w:t>
-      </w:r>
-      <w:hyperlink r:id="rId49">
-        <w:r>
-          <w:rPr>
-            <w:lang w:val="zh_TW" w:bidi="zh_TW"/>
-          </w:rPr>
-          <w:rPr>
-            <w:color w:val="0000EE"/>
-            <w:u w:val="single"/>
-          </w:rPr>
-          <w:t>啟20:10</w:t>
-        </w:r>
-      </w:hyperlink>
-      <w:r>
-        <w:rPr>
-          <w:lang w:val="zh_TW" w:bidi="zh_TW"/>
-        </w:rPr>
-        <w:t>）。</w:t>
-      </w:r>
-    </w:p>
-    <w:p>
-      <w:pPr/>
-      <w:r>
-        <w:rPr>
-          <w:lang w:val="zh_TW" w:bidi="zh_TW"/>
-        </w:rPr>
-      </w:r>
-      <w:r>
-        <w:rPr>
           <w:i/>
           <w:lang w:val="zh_TW" w:bidi="zh_TW"/>
         </w:rPr>
@@ -1549,1657 +1325,19 @@
         <w:rPr>
           <w:lang w:val="zh_TW" w:bidi="zh_TW"/>
         </w:rPr>
-        <w:t>天使，</w:t>
-      </w:r>
-      <w:r>
-        <w:rPr>
-          <w:lang w:val="zh_TW" w:bidi="zh_TW"/>
-        </w:rPr>
-        <w:t>鬼魔，</w:t>
-      </w:r>
-      <w:r>
-        <w:rPr>
-          <w:lang w:val="zh_TW" w:bidi="zh_TW"/>
-        </w:rPr>
-        <w:t>鬼附，</w:t>
-      </w:r>
-      <w:r>
-        <w:rPr>
-          <w:lang w:val="zh_TW" w:bidi="zh_TW"/>
-        </w:rPr>
-        <w:t>路西弗</w:t>
+        <w:t>夏娃；</w:t>
+      </w:r>
+      <w:r>
+        <w:rPr>
+          <w:lang w:val="zh_TW" w:bidi="zh_TW"/>
+        </w:rPr>
+        <w:t>人</w:t>
       </w:r>
       <w:r>
         <w:rPr>
           <w:lang w:val="zh_TW" w:bidi="zh_TW"/>
         </w:rPr>
         <w:t>。</w:t>
-      </w:r>
-      <w:r>
-        <w:rPr>
-          <w:lang w:val="zh_TW" w:bidi="zh_TW"/>
-        </w:rPr>
-      </w:r>
-      <w:r>
-        <w:rPr>
-          <w:lang w:val="zh_TW" w:bidi="zh_TW"/>
-        </w:rPr>
-      </w:r>
-    </w:p>
-    <w:p>
-      <w:pPr/>
-      <w:r>
-        <w:rPr>
-          <w:lang w:val="zh_TW" w:bidi="zh_TW"/>
-        </w:rPr>
-      </w:r>
-    </w:p>
-    <w:p>
-      <w:pPr>
-        <w:pStyle w:val="Heading2"/>
-      </w:pPr>
-      <w:r>
-        <w:rPr>
-          <w:lang w:val="zh_TW" w:bidi="zh_TW"/>
-        </w:rPr>
-        <w:t>撒都該人</w:t>
-      </w:r>
-      <w:r>
-        <w:rPr>
-          <w:lang w:val="zh_TW" w:bidi="zh_TW"/>
-        </w:rPr>
-      </w:r>
-    </w:p>
-    <w:p>
-      <w:pPr/>
-      <w:r>
-        <w:rPr>
-          <w:lang w:val="zh_TW" w:bidi="zh_TW"/>
-        </w:rPr>
-      </w:r>
-      <w:r>
-        <w:rPr>
-          <w:lang w:val="zh_TW" w:bidi="zh_TW"/>
-        </w:rPr>
-        <w:t>在新約中提到14次的猶太教派，在舊約中並未提及。</w:t>
-      </w:r>
-    </w:p>
-    <w:p>
-      <w:pPr>
-        <w:pStyle w:val="Heading3"/>
-      </w:pPr>
-      <w:r>
-        <w:rPr>
-          <w:lang w:val="zh_TW" w:bidi="zh_TW"/>
-        </w:rPr>
-        <w:t>他們的歷史</w:t>
-      </w:r>
-    </w:p>
-    <w:p>
-      <w:pPr/>
-      <w:r>
-        <w:rPr>
-          <w:lang w:val="zh_TW" w:bidi="zh_TW"/>
-        </w:rPr>
-      </w:r>
-      <w:r>
-        <w:rPr>
-          <w:lang w:val="zh_TW" w:bidi="zh_TW"/>
-        </w:rPr>
-        <w:t>關於該名稱的起源，學者提出了幾種可能的解釋。首先，有人認為撒都該人（Sadducees）</w:t>
-      </w:r>
-      <w:r>
-        <w:rPr>
-          <w:lang w:val="zh_TW" w:bidi="zh_TW"/>
-        </w:rPr>
-        <w:t>這個</w:t>
-      </w:r>
-      <w:r>
-        <w:rPr>
-          <w:lang w:val="zh_TW" w:bidi="zh_TW"/>
-        </w:rPr>
-        <w:t>名稱與希伯來文中的「公義」（saddik）有關。然而，從語源學的角度來看，這種解釋並不穩妥，因為</w:t>
-      </w:r>
-      <w:r>
-        <w:rPr>
-          <w:lang w:val="zh_TW" w:bidi="zh_TW"/>
-        </w:rPr>
-        <w:t>這個</w:t>
-      </w:r>
-      <w:r>
-        <w:rPr>
-          <w:lang w:val="zh_TW" w:bidi="zh_TW"/>
-        </w:rPr>
-        <w:t>詞中的</w:t>
-      </w:r>
-      <w:r>
-        <w:rPr>
-          <w:i/>
-          <w:lang w:val="zh_TW" w:bidi="zh_TW"/>
-        </w:rPr>
-        <w:t>i</w:t>
-      </w:r>
-      <w:r>
-        <w:rPr>
-          <w:lang w:val="zh_TW" w:bidi="zh_TW"/>
-        </w:rPr>
-        <w:t>會變成</w:t>
-      </w:r>
-      <w:r>
-        <w:rPr>
-          <w:i/>
-          <w:lang w:val="zh_TW" w:bidi="zh_TW"/>
-        </w:rPr>
-        <w:t>u</w:t>
-      </w:r>
-      <w:r>
-        <w:rPr>
-          <w:lang w:val="zh_TW" w:bidi="zh_TW"/>
-        </w:rPr>
-        <w:t>，而且沒有明確的證據表明他們自稱為「義人」。其次，有人認為</w:t>
-      </w:r>
-      <w:r>
-        <w:rPr>
-          <w:lang w:val="zh_TW" w:bidi="zh_TW"/>
-        </w:rPr>
-        <w:t>這個</w:t>
-      </w:r>
-      <w:r>
-        <w:rPr>
-          <w:lang w:val="zh_TW" w:bidi="zh_TW"/>
-        </w:rPr>
-        <w:t>名稱源於撒督（Zadok，有時在希臘文中寫作Saddouk），即大衛時代的一位祭司（</w:t>
-      </w:r>
-      <w:hyperlink r:id="rId50">
-        <w:r>
-          <w:rPr>
-            <w:lang w:val="zh_TW" w:bidi="zh_TW"/>
-          </w:rPr>
-          <w:rPr>
-            <w:color w:val="0000EE"/>
-            <w:u w:val="single"/>
-          </w:rPr>
-          <w:t>撒下8:17</w:t>
-        </w:r>
-      </w:hyperlink>
-      <w:r>
-        <w:rPr>
-          <w:lang w:val="zh_TW" w:bidi="zh_TW"/>
-        </w:rPr>
-        <w:t>，</w:t>
-      </w:r>
-      <w:hyperlink r:id="rId51">
-        <w:r>
-          <w:rPr>
-            <w:lang w:val="zh_TW" w:bidi="zh_TW"/>
-          </w:rPr>
-          <w:rPr>
-            <w:color w:val="0000EE"/>
-            <w:u w:val="single"/>
-          </w:rPr>
-          <w:t>15:24–29</w:t>
-        </w:r>
-      </w:hyperlink>
-      <w:r>
-        <w:rPr>
-          <w:lang w:val="zh_TW" w:bidi="zh_TW"/>
-        </w:rPr>
-        <w:t>），他</w:t>
-      </w:r>
-      <w:r>
-        <w:rPr>
-          <w:lang w:val="zh_TW" w:bidi="zh_TW"/>
-        </w:rPr>
-        <w:t>用膏</w:t>
-      </w:r>
-      <w:r>
-        <w:rPr>
-          <w:lang w:val="zh_TW" w:bidi="zh_TW"/>
-        </w:rPr>
-        <w:t>膏</w:t>
-      </w:r>
-      <w:r>
-        <w:rPr>
-          <w:lang w:val="zh_TW" w:bidi="zh_TW"/>
-        </w:rPr>
-        <w:t>所羅門</w:t>
-      </w:r>
-      <w:r>
-        <w:rPr>
-          <w:lang w:val="zh_TW" w:bidi="zh_TW"/>
-        </w:rPr>
-        <w:t>（</w:t>
-      </w:r>
-      <w:hyperlink r:id="rId52">
-        <w:r>
-          <w:rPr>
-            <w:lang w:val="zh_TW" w:bidi="zh_TW"/>
-          </w:rPr>
-          <w:rPr>
-            <w:color w:val="0000EE"/>
-            <w:u w:val="single"/>
-          </w:rPr>
-          <w:t>王上1:32–39</w:t>
-        </w:r>
-      </w:hyperlink>
-      <w:r>
-        <w:rPr>
-          <w:lang w:val="zh_TW" w:bidi="zh_TW"/>
-        </w:rPr>
-        <w:t>），並在所羅門統治期間成為大祭司（</w:t>
-      </w:r>
-      <w:hyperlink r:id="rId53">
-        <w:r>
-          <w:rPr>
-            <w:lang w:val="zh_TW" w:bidi="zh_TW"/>
-          </w:rPr>
-          <w:rPr>
-            <w:color w:val="0000EE"/>
-            <w:u w:val="single"/>
-          </w:rPr>
-          <w:t>2:35</w:t>
-        </w:r>
-      </w:hyperlink>
-      <w:r>
-        <w:rPr>
-          <w:lang w:val="zh_TW" w:bidi="zh_TW"/>
-        </w:rPr>
-        <w:t>）。據記載，他是亞倫的兒子以利亞撒的後裔（</w:t>
-      </w:r>
-      <w:hyperlink r:id="rId54">
-        <w:r>
-          <w:rPr>
-            <w:lang w:val="zh_TW" w:bidi="zh_TW"/>
-          </w:rPr>
-          <w:rPr>
-            <w:color w:val="0000EE"/>
-            <w:u w:val="single"/>
-          </w:rPr>
-          <w:t>代上6:3–8</w:t>
-        </w:r>
-      </w:hyperlink>
-      <w:r>
-        <w:rPr>
-          <w:lang w:val="zh_TW" w:bidi="zh_TW"/>
-        </w:rPr>
-        <w:t>），撒督家族的祭司（Zadokite priests）應該一直在聖殿事奉，直到被擄時期。在關於聖殿崇拜恢復的藍圖中（</w:t>
-      </w:r>
-      <w:hyperlink r:id="rId55">
-        <w:r>
-          <w:rPr>
-            <w:lang w:val="zh_TW" w:bidi="zh_TW"/>
-          </w:rPr>
-          <w:rPr>
-            <w:color w:val="0000EE"/>
-            <w:u w:val="single"/>
-          </w:rPr>
-          <w:t>結40–48</w:t>
-        </w:r>
-      </w:hyperlink>
-      <w:r>
-        <w:rPr>
-          <w:lang w:val="zh_TW" w:bidi="zh_TW"/>
-        </w:rPr>
-        <w:t>），撒督家族的祭司再次被指派為「利未祭司」來事奉（</w:t>
-      </w:r>
-      <w:hyperlink r:id="rId56">
-        <w:r>
-          <w:rPr>
-            <w:lang w:val="zh_TW" w:bidi="zh_TW"/>
-          </w:rPr>
-          <w:rPr>
-            <w:color w:val="0000EE"/>
-            <w:u w:val="single"/>
-          </w:rPr>
-          <w:t>44:15–16</w:t>
-        </w:r>
-      </w:hyperlink>
-      <w:r>
-        <w:rPr>
-          <w:lang w:val="zh_TW" w:bidi="zh_TW"/>
-        </w:rPr>
-        <w:t>，</w:t>
-      </w:r>
-      <w:hyperlink r:id="rId57">
-        <w:r>
-          <w:rPr>
-            <w:lang w:val="zh_TW" w:bidi="zh_TW"/>
-          </w:rPr>
-          <w:rPr>
-            <w:color w:val="0000EE"/>
-            <w:u w:val="single"/>
-          </w:rPr>
-          <w:t>48:11–12</w:t>
-        </w:r>
-      </w:hyperlink>
-      <w:r>
-        <w:rPr>
-          <w:lang w:val="zh_TW" w:bidi="zh_TW"/>
-        </w:rPr>
-        <w:t>）。被擄歸回之後，我們讀到約薩答的兒子約書亞擔任大祭司（</w:t>
-      </w:r>
-      <w:hyperlink r:id="rId58">
-        <w:r>
-          <w:rPr>
-            <w:lang w:val="zh_TW" w:bidi="zh_TW"/>
-          </w:rPr>
-          <w:rPr>
-            <w:color w:val="0000EE"/>
-            <w:u w:val="single"/>
-          </w:rPr>
-          <w:t>該1:1</w:t>
-        </w:r>
-      </w:hyperlink>
-      <w:r>
-        <w:rPr>
-          <w:lang w:val="zh_TW" w:bidi="zh_TW"/>
-        </w:rPr>
-        <w:t>），他的家譜可追溯至撒督（</w:t>
-      </w:r>
-      <w:hyperlink r:id="rId59">
-        <w:r>
-          <w:rPr>
-            <w:lang w:val="zh_TW" w:bidi="zh_TW"/>
-          </w:rPr>
-          <w:rPr>
-            <w:color w:val="0000EE"/>
-            <w:u w:val="single"/>
-          </w:rPr>
-          <w:t>代上6:8–15</w:t>
-        </w:r>
-      </w:hyperlink>
-      <w:r>
-        <w:rPr>
-          <w:lang w:val="zh_TW" w:bidi="zh_TW"/>
-        </w:rPr>
-        <w:t>）。公元前二世紀初的文獻顯示，撒督家族的祭司地位仍然受到重視，但並不確定撒都該人是否支持撒督祭司的職</w:t>
-      </w:r>
-      <w:r>
-        <w:rPr>
-          <w:lang w:val="zh_TW" w:bidi="zh_TW"/>
-        </w:rPr>
-        <w:t>分</w:t>
-      </w:r>
-      <w:r>
-        <w:rPr>
-          <w:lang w:val="zh_TW" w:bidi="zh_TW"/>
-        </w:rPr>
-        <w:t>。此外，這種關於撒都該人名稱起源的解釋，無法合理</w:t>
-      </w:r>
-      <w:r>
-        <w:rPr>
-          <w:lang w:val="zh_TW" w:bidi="zh_TW"/>
-        </w:rPr>
-        <w:t>解釋</w:t>
-      </w:r>
-      <w:r>
-        <w:rPr>
-          <w:lang w:val="zh_TW" w:bidi="zh_TW"/>
-        </w:rPr>
-        <w:t>該詞中的雙</w:t>
-      </w:r>
-      <w:r>
-        <w:rPr>
-          <w:i/>
-          <w:lang w:val="zh_TW" w:bidi="zh_TW"/>
-        </w:rPr>
-        <w:t>d</w:t>
-      </w:r>
-      <w:r>
-        <w:rPr>
-          <w:lang w:val="zh_TW" w:bidi="zh_TW"/>
-        </w:rPr>
-        <w:t>。</w:t>
-      </w:r>
-    </w:p>
-    <w:p>
-      <w:pPr/>
-      <w:r>
-        <w:rPr>
-          <w:lang w:val="zh_TW" w:bidi="zh_TW"/>
-        </w:rPr>
-      </w:r>
-      <w:r>
-        <w:rPr>
-          <w:lang w:val="zh_TW" w:bidi="zh_TW"/>
-        </w:rPr>
-        <w:t>第三，根據一個</w:t>
-      </w:r>
-      <w:r>
-        <w:rPr>
-          <w:lang w:val="zh_TW" w:bidi="zh_TW"/>
-        </w:rPr>
-        <w:t>晚期</w:t>
-      </w:r>
-      <w:r>
-        <w:rPr>
-          <w:lang w:val="zh_TW" w:bidi="zh_TW"/>
-        </w:rPr>
-        <w:t>的拉比傳統，撒都該人</w:t>
-      </w:r>
-      <w:r>
-        <w:rPr>
-          <w:lang w:val="zh_TW" w:bidi="zh_TW"/>
-        </w:rPr>
-        <w:t>的名稱</w:t>
-      </w:r>
-      <w:r>
-        <w:rPr>
-          <w:lang w:val="zh_TW" w:bidi="zh_TW"/>
-        </w:rPr>
-        <w:t>源於公元前二世紀一位名為撒督的人。然而，這種觀點缺乏足夠的支持。</w:t>
-      </w:r>
-    </w:p>
-    <w:p>
-      <w:pPr/>
-      <w:r>
-        <w:rPr>
-          <w:lang w:val="zh_TW" w:bidi="zh_TW"/>
-        </w:rPr>
-      </w:r>
-      <w:r>
-        <w:rPr>
-          <w:lang w:val="zh_TW" w:bidi="zh_TW"/>
-        </w:rPr>
-        <w:t>最後，英國新約學者文信（T. W. Manson）</w:t>
-      </w:r>
-      <w:r>
-        <w:rPr>
-          <w:lang w:val="zh_TW" w:bidi="zh_TW"/>
-        </w:rPr>
-        <w:t>提出</w:t>
-      </w:r>
-      <w:r>
-        <w:rPr>
-          <w:lang w:val="zh_TW" w:bidi="zh_TW"/>
-        </w:rPr>
-        <w:t>，他們的名稱可能與希臘文詞語sundikoi有關，意思是「議會成員」，</w:t>
-      </w:r>
-      <w:r>
-        <w:rPr>
-          <w:lang w:val="zh_TW" w:bidi="zh_TW"/>
-        </w:rPr>
-        <w:t>因此</w:t>
-      </w:r>
-      <w:r>
-        <w:rPr>
-          <w:lang w:val="zh_TW" w:bidi="zh_TW"/>
-        </w:rPr>
-        <w:t>視</w:t>
-      </w:r>
-      <w:r>
-        <w:rPr>
-          <w:lang w:val="zh_TW" w:bidi="zh_TW"/>
-        </w:rPr>
-        <w:t>撒都該人為哈斯蒙尼家族統治者下的議員</w:t>
-      </w:r>
-      <w:r>
-        <w:rPr>
-          <w:lang w:val="zh_TW" w:bidi="zh_TW"/>
-        </w:rPr>
-        <w:t>。</w:t>
-      </w:r>
-    </w:p>
-    <w:p>
-      <w:pPr/>
-      <w:r>
-        <w:rPr>
-          <w:lang w:val="zh_TW" w:bidi="zh_TW"/>
-        </w:rPr>
-      </w:r>
-      <w:r>
-        <w:rPr>
-          <w:lang w:val="zh_TW" w:bidi="zh_TW"/>
-        </w:rPr>
-        <w:t>撒都該人最早的歷史記載，可追溯至約拿單‧馬加比（Jonathan Maccabeus）</w:t>
-      </w:r>
-      <w:r>
-        <w:rPr>
-          <w:lang w:val="zh_TW" w:bidi="zh_TW"/>
-        </w:rPr>
-        <w:t>的</w:t>
-      </w:r>
-      <w:r>
-        <w:rPr>
-          <w:lang w:val="zh_TW" w:bidi="zh_TW"/>
-        </w:rPr>
-        <w:t>時代，他在公元前160年至143年期間領導猶太人對抗西流古（Seleucids）。約瑟夫（Josephus，猶太古史記 13.5.9）提到，撒都該人</w:t>
-      </w:r>
-      <w:r>
-        <w:rPr>
-          <w:lang w:val="zh_TW" w:bidi="zh_TW"/>
-        </w:rPr>
-        <w:t>在此時已是一個派別</w:t>
-      </w:r>
-      <w:r>
-        <w:rPr>
-          <w:lang w:val="zh_TW" w:bidi="zh_TW"/>
-        </w:rPr>
-        <w:t>，並且在</w:t>
-      </w:r>
-      <w:r>
-        <w:rPr>
-          <w:lang w:val="zh_TW" w:bidi="zh_TW"/>
-        </w:rPr>
-        <w:t>約翰‧許爾堪</w:t>
-      </w:r>
-      <w:r>
-        <w:rPr>
-          <w:lang w:val="zh_TW" w:bidi="zh_TW"/>
-        </w:rPr>
-        <w:t>（John Hyrcanus）擔任猶太國的領袖（公元前135–104年）時，與法利賽人發生衝突（猶太古史記 13.10.6）。撒都該人可能在某種意義上支持撒督祭司的傳統，或聲稱當時耶路撒冷的祭司職分源自撒督的後裔，但這一點並不</w:t>
-      </w:r>
-      <w:r>
-        <w:rPr>
-          <w:lang w:val="zh_TW" w:bidi="zh_TW"/>
-        </w:rPr>
-        <w:t>清楚</w:t>
-      </w:r>
-      <w:r>
-        <w:rPr>
-          <w:b/>
-          <w:lang w:val="zh_TW" w:bidi="zh_TW"/>
-        </w:rPr>
-        <w:t>。</w:t>
-      </w:r>
-      <w:r>
-        <w:rPr>
-          <w:lang w:val="zh_TW" w:bidi="zh_TW"/>
-        </w:rPr>
-        <w:t>約瑟夫</w:t>
-      </w:r>
-      <w:r>
-        <w:rPr>
-          <w:lang w:val="zh_TW" w:bidi="zh_TW"/>
-        </w:rPr>
-        <w:t>指出，</w:t>
-      </w:r>
-      <w:r>
-        <w:rPr>
-          <w:lang w:val="zh_TW" w:bidi="zh_TW"/>
-        </w:rPr>
-        <w:t>撒都該人</w:t>
-      </w:r>
-      <w:r>
-        <w:rPr>
-          <w:lang w:val="zh_TW" w:bidi="zh_TW"/>
-        </w:rPr>
-        <w:t>得到富人的支持</w:t>
-      </w:r>
-      <w:r>
-        <w:rPr>
-          <w:lang w:val="zh_TW" w:bidi="zh_TW"/>
-        </w:rPr>
-        <w:t>，</w:t>
-      </w:r>
-      <w:r>
-        <w:rPr>
-          <w:lang w:val="zh_TW" w:bidi="zh_TW"/>
-        </w:rPr>
-        <w:t>而法利賽人則在普通民眾中擁有影響力</w:t>
-      </w:r>
-      <w:r>
-        <w:rPr>
-          <w:lang w:val="zh_TW" w:bidi="zh_TW"/>
-        </w:rPr>
-        <w:t>。在莎樂美·亞歷山德拉（Salome Alexandra，公元前76–67年）</w:t>
-      </w:r>
-      <w:r>
-        <w:rPr>
-          <w:lang w:val="zh_TW" w:bidi="zh_TW"/>
-        </w:rPr>
-        <w:t>統治時期</w:t>
-      </w:r>
-      <w:r>
-        <w:rPr>
-          <w:lang w:val="zh_TW" w:bidi="zh_TW"/>
-        </w:rPr>
-        <w:t>，法利賽人</w:t>
-      </w:r>
-      <w:r>
-        <w:rPr>
-          <w:lang w:val="zh_TW" w:bidi="zh_TW"/>
-        </w:rPr>
-        <w:t>佔據上風</w:t>
-      </w:r>
-      <w:r>
-        <w:rPr>
-          <w:lang w:val="zh_TW" w:bidi="zh_TW"/>
-        </w:rPr>
-        <w:t>。然而，但當猶太成為羅馬省份後，羅馬總督開始頻繁更換大祭司，而大多數大祭司似乎都來自撒都該人的貴族家庭。這些撒都該人的家族雖然能與羅馬人妥協，但在當地仍擁有權力和影響力。隨著猶太人與羅馬統治者之間的敵意加劇，撒都該人的影響力逐漸</w:t>
-      </w:r>
-      <w:r>
-        <w:rPr>
-          <w:lang w:val="zh_TW" w:bidi="zh_TW"/>
-        </w:rPr>
-        <w:t>下降</w:t>
-      </w:r>
-      <w:r>
-        <w:rPr>
-          <w:lang w:val="zh_TW" w:bidi="zh_TW"/>
-        </w:rPr>
-        <w:t>。公元70年，耶路撒冷被羅馬人攻陷後，撒都該人便從歷史中消失。</w:t>
-      </w:r>
-    </w:p>
-    <w:p>
-      <w:pPr>
-        <w:pStyle w:val="Heading3"/>
-      </w:pPr>
-      <w:r>
-        <w:rPr>
-          <w:lang w:val="zh_TW" w:bidi="zh_TW"/>
-        </w:rPr>
-        <w:t>在新約聖經中</w:t>
-      </w:r>
-    </w:p>
-    <w:p>
-      <w:pPr/>
-      <w:r>
-        <w:rPr>
-          <w:lang w:val="zh_TW" w:bidi="zh_TW"/>
-        </w:rPr>
-      </w:r>
-      <w:r>
-        <w:rPr>
-          <w:lang w:val="zh_TW" w:bidi="zh_TW"/>
-        </w:rPr>
-        <w:t>在福音書的敘述中，撒都該人的首次出現是在約翰的洗禮現場，當時跟與法利賽人在</w:t>
-      </w:r>
-      <w:r>
-        <w:rPr>
-          <w:lang w:val="zh_TW" w:bidi="zh_TW"/>
-        </w:rPr>
-        <w:t>一起</w:t>
-      </w:r>
-      <w:r>
-        <w:rPr>
-          <w:lang w:val="zh_TW" w:bidi="zh_TW"/>
-        </w:rPr>
-        <w:t>。施洗約翰稱他們為「</w:t>
-      </w:r>
-      <w:r>
-        <w:rPr>
-          <w:lang w:val="zh_TW" w:bidi="zh_TW"/>
-        </w:rPr>
-        <w:t>毒蛇的種類</w:t>
-      </w:r>
-      <w:r>
-        <w:rPr>
-          <w:lang w:val="zh_TW" w:bidi="zh_TW"/>
-        </w:rPr>
-        <w:t>」，並挑戰他們在生活中悔改（</w:t>
-      </w:r>
-      <w:hyperlink r:id="rId60">
-        <w:r>
-          <w:rPr>
-            <w:lang w:val="zh_TW" w:bidi="zh_TW"/>
-          </w:rPr>
-          <w:rPr>
-            <w:color w:val="0000EE"/>
-            <w:u w:val="single"/>
-          </w:rPr>
-          <w:t>太3:7–10</w:t>
-        </w:r>
-      </w:hyperlink>
-      <w:r>
-        <w:rPr>
-          <w:lang w:val="zh_TW" w:bidi="zh_TW"/>
-        </w:rPr>
-        <w:t>）。後來，撒都該人與一些法利賽人一起來試探耶穌，要求祂</w:t>
-      </w:r>
-      <w:r>
-        <w:rPr>
-          <w:lang w:val="zh_TW" w:bidi="zh_TW"/>
-        </w:rPr>
-        <w:t>從天上顯個神蹟給他們看</w:t>
-      </w:r>
-      <w:r>
-        <w:rPr>
-          <w:lang w:val="zh_TW" w:bidi="zh_TW"/>
-        </w:rPr>
-        <w:t>（</w:t>
-      </w:r>
-      <w:hyperlink r:id="rId61">
-        <w:r>
-          <w:rPr>
-            <w:lang w:val="zh_TW" w:bidi="zh_TW"/>
-          </w:rPr>
-          <w:rPr>
-            <w:color w:val="0000EE"/>
-            <w:u w:val="single"/>
-          </w:rPr>
-          <w:t>16:1</w:t>
-        </w:r>
-      </w:hyperlink>
-      <w:r>
-        <w:rPr>
-          <w:lang w:val="zh_TW" w:bidi="zh_TW"/>
-        </w:rPr>
-        <w:t>）。耶穌告訴門徒要提防撒都該人（</w:t>
-      </w:r>
-      <w:hyperlink r:id="rId62">
-        <w:r>
-          <w:rPr>
-            <w:lang w:val="zh_TW" w:bidi="zh_TW"/>
-          </w:rPr>
-          <w:rPr>
-            <w:color w:val="0000EE"/>
-            <w:u w:val="single"/>
-          </w:rPr>
-          <w:t>6、11–12</w:t>
-        </w:r>
-      </w:hyperlink>
-      <w:r>
-        <w:rPr>
-          <w:lang w:val="zh_TW" w:bidi="zh_TW"/>
-        </w:rPr>
-        <w:t>）。</w:t>
-      </w:r>
-    </w:p>
-    <w:p>
-      <w:pPr/>
-      <w:r>
-        <w:rPr>
-          <w:lang w:val="zh_TW" w:bidi="zh_TW"/>
-        </w:rPr>
-      </w:r>
-      <w:r>
-        <w:rPr>
-          <w:lang w:val="zh_TW" w:bidi="zh_TW"/>
-        </w:rPr>
-        <w:t>在</w:t>
-      </w:r>
-      <w:hyperlink r:id="rId63">
-        <w:r>
-          <w:rPr>
-            <w:lang w:val="zh_TW" w:bidi="zh_TW"/>
-          </w:rPr>
-          <w:rPr>
-            <w:color w:val="0000EE"/>
-            <w:u w:val="single"/>
-          </w:rPr>
-          <w:t>馬太福音二十二章23至33節</w:t>
-        </w:r>
-      </w:hyperlink>
-      <w:r>
-        <w:rPr>
-          <w:lang w:val="zh_TW" w:bidi="zh_TW"/>
-        </w:rPr>
-        <w:t>中（參</w:t>
-      </w:r>
-      <w:hyperlink r:id="rId64">
-        <w:r>
-          <w:rPr>
-            <w:lang w:val="zh_TW" w:bidi="zh_TW"/>
-          </w:rPr>
-          <w:rPr>
-            <w:color w:val="0000EE"/>
-            <w:u w:val="single"/>
-          </w:rPr>
-          <w:t>可12:18–27</w:t>
-        </w:r>
-      </w:hyperlink>
-      <w:r>
-        <w:rPr>
-          <w:lang w:val="zh_TW" w:bidi="zh_TW"/>
-        </w:rPr>
-        <w:t>；</w:t>
-      </w:r>
-      <w:hyperlink r:id="rId65">
-        <w:r>
-          <w:rPr>
-            <w:lang w:val="zh_TW" w:bidi="zh_TW"/>
-          </w:rPr>
-          <w:rPr>
-            <w:color w:val="0000EE"/>
-            <w:u w:val="single"/>
-          </w:rPr>
-          <w:t>路20:27–38</w:t>
-        </w:r>
-      </w:hyperlink>
-      <w:r>
-        <w:rPr>
-          <w:lang w:val="zh_TW" w:bidi="zh_TW"/>
-        </w:rPr>
-        <w:t>），法利賽人和撒都該人之間開始出現巨大</w:t>
-      </w:r>
-      <w:r>
-        <w:rPr>
-          <w:lang w:val="zh_TW" w:bidi="zh_TW"/>
-        </w:rPr>
-        <w:t>分歧</w:t>
-      </w:r>
-      <w:r>
-        <w:rPr>
-          <w:lang w:val="zh_TW" w:bidi="zh_TW"/>
-        </w:rPr>
-        <w:t>。撒都該人和其他人一樣，想用問題讓刁難耶穌，於是提出了一個詭辯的問題，顯示他們對死人復活的懷疑</w:t>
-      </w:r>
-      <w:r>
-        <w:rPr>
-          <w:lang w:val="zh_TW" w:bidi="zh_TW"/>
-        </w:rPr>
-        <w:t>。</w:t>
-      </w:r>
-      <w:r>
-        <w:rPr>
-          <w:lang w:val="zh_TW" w:bidi="zh_TW"/>
-        </w:rPr>
-        <w:t>在這段經文中，撒都該人被描述為否認死後有復活的人。他們引用了一個</w:t>
-      </w:r>
-      <w:r>
-        <w:rPr>
-          <w:lang w:val="zh_TW" w:bidi="zh_TW"/>
-        </w:rPr>
-        <w:t>婦人</w:t>
-      </w:r>
-      <w:r>
-        <w:rPr>
-          <w:lang w:val="zh_TW" w:bidi="zh_TW"/>
-        </w:rPr>
-        <w:t>先後嫁給七個兄弟的例子，問道：「</w:t>
-      </w:r>
-      <w:r>
-        <w:rPr>
-          <w:lang w:val="zh_TW" w:bidi="zh_TW"/>
-        </w:rPr>
-        <w:t>當復活的時候，她是七個人中哪一個的妻子呢？</w:t>
-      </w:r>
-      <w:r>
-        <w:rPr>
-          <w:lang w:val="zh_TW" w:bidi="zh_TW"/>
-        </w:rPr>
-        <w:t>」這暗示了復活不可能是真實的，因為存在這樣的問題。</w:t>
-      </w:r>
-      <w:r>
-        <w:rPr>
-          <w:lang w:val="zh_TW" w:bidi="zh_TW"/>
-        </w:rPr>
-        <w:t>耶穌指出他們的錯誤在於不明白聖經和神的大能</w:t>
-      </w:r>
-      <w:r>
-        <w:rPr>
-          <w:lang w:val="zh_TW" w:bidi="zh_TW"/>
-        </w:rPr>
-        <w:t>。</w:t>
-      </w:r>
-    </w:p>
-    <w:p>
-      <w:pPr/>
-      <w:r>
-        <w:rPr>
-          <w:lang w:val="zh_TW" w:bidi="zh_TW"/>
-        </w:rPr>
-      </w:r>
-      <w:r>
-        <w:rPr>
-          <w:lang w:val="zh_TW" w:bidi="zh_TW"/>
-        </w:rPr>
-        <w:t>在耶路撒冷教會的初期，祭司、</w:t>
-      </w:r>
-      <w:r>
-        <w:rPr>
-          <w:lang w:val="zh_TW" w:bidi="zh_TW"/>
-        </w:rPr>
-        <w:t>守殿官</w:t>
-      </w:r>
-      <w:r>
-        <w:rPr>
-          <w:lang w:val="zh_TW" w:bidi="zh_TW"/>
-        </w:rPr>
-        <w:t>以及撒都該人</w:t>
-      </w:r>
-      <w:r>
-        <w:rPr>
-          <w:lang w:val="zh_TW" w:bidi="zh_TW"/>
-        </w:rPr>
-        <w:t>因使徒傳講死人復活而感到煩惱</w:t>
-      </w:r>
-      <w:r>
-        <w:rPr>
-          <w:lang w:val="zh_TW" w:bidi="zh_TW"/>
-        </w:rPr>
-        <w:t>（</w:t>
-      </w:r>
-      <w:hyperlink r:id="rId66">
-        <w:r>
-          <w:rPr>
-            <w:lang w:val="zh_TW" w:bidi="zh_TW"/>
-          </w:rPr>
-          <w:rPr>
-            <w:color w:val="0000EE"/>
-            <w:u w:val="single"/>
-          </w:rPr>
-          <w:t>徒4:1–2</w:t>
-        </w:r>
-      </w:hyperlink>
-      <w:r>
-        <w:rPr>
-          <w:lang w:val="zh_TW" w:bidi="zh_TW"/>
-        </w:rPr>
-        <w:t>）。撒都該人似乎主導了對使徒和他們</w:t>
-      </w:r>
-      <w:r>
-        <w:rPr>
-          <w:lang w:val="zh_TW" w:bidi="zh_TW"/>
-        </w:rPr>
-        <w:t>傳道</w:t>
-      </w:r>
-      <w:r>
-        <w:rPr>
-          <w:lang w:val="zh_TW" w:bidi="zh_TW"/>
-        </w:rPr>
-        <w:t>的反對聲音。後來，大祭司和撒都該人決定逮捕使徒並將他們關在監獄中（</w:t>
-      </w:r>
-      <w:hyperlink r:id="rId67">
-        <w:r>
-          <w:rPr>
-            <w:lang w:val="zh_TW" w:bidi="zh_TW"/>
-          </w:rPr>
-          <w:rPr>
-            <w:color w:val="0000EE"/>
-            <w:u w:val="single"/>
-          </w:rPr>
-          <w:t>5:17</w:t>
-        </w:r>
-      </w:hyperlink>
-      <w:r>
-        <w:rPr>
-          <w:lang w:val="zh_TW" w:bidi="zh_TW"/>
-        </w:rPr>
-        <w:t>）。</w:t>
-      </w:r>
-      <w:r>
-        <w:rPr>
-          <w:lang w:val="zh_TW" w:bidi="zh_TW"/>
-        </w:rPr>
-        <w:t>新約中唯一提到撒都該人的另一處，是</w:t>
-      </w:r>
-      <w:hyperlink r:id="rId68">
-        <w:r>
-          <w:rPr>
-            <w:lang w:val="zh_TW" w:bidi="zh_TW"/>
-          </w:rPr>
-          <w:rPr>
-            <w:color w:val="0000EE"/>
-            <w:u w:val="single"/>
-          </w:rPr>
-          <w:t>使徒行傳二十三章6至8節</w:t>
-        </w:r>
-      </w:hyperlink>
-      <w:r>
-        <w:rPr>
-          <w:lang w:val="zh_TW" w:bidi="zh_TW"/>
-        </w:rPr>
-        <w:t>，</w:t>
-      </w:r>
-      <w:r>
-        <w:rPr>
-          <w:lang w:val="zh_TW" w:bidi="zh_TW"/>
-        </w:rPr>
-        <w:t>記載</w:t>
-      </w:r>
-      <w:r>
-        <w:rPr>
-          <w:lang w:val="zh_TW" w:bidi="zh_TW"/>
-        </w:rPr>
-        <w:t>了保羅在猶太公會前的審訊。在那次場合中，保羅故意談到他對復活的信心，</w:t>
-      </w:r>
-      <w:r>
-        <w:rPr>
-          <w:lang w:val="zh_TW" w:bidi="zh_TW"/>
-        </w:rPr>
-        <w:t>以</w:t>
-      </w:r>
-      <w:r>
-        <w:rPr>
-          <w:lang w:val="zh_TW" w:bidi="zh_TW"/>
-        </w:rPr>
-        <w:t>引</w:t>
-      </w:r>
-      <w:r>
-        <w:rPr>
-          <w:lang w:val="zh_TW" w:bidi="zh_TW"/>
-        </w:rPr>
-        <w:t>起</w:t>
-      </w:r>
-      <w:r>
-        <w:rPr>
-          <w:lang w:val="zh_TW" w:bidi="zh_TW"/>
-        </w:rPr>
-        <w:t>法利賽人和不信復活的撒都該人之間的分歧。</w:t>
-      </w:r>
-    </w:p>
-    <w:p>
-      <w:pPr/>
-      <w:r>
-        <w:rPr>
-          <w:lang w:val="zh_TW" w:bidi="zh_TW"/>
-        </w:rPr>
-      </w:r>
-      <w:r>
-        <w:rPr>
-          <w:lang w:val="zh_TW" w:bidi="zh_TW"/>
-        </w:rPr>
-        <w:t>因此，從這些新約經文中，我們了解到撒都該人的基本信條、他們在大祭司家族中的顯赫地位，以及</w:t>
-      </w:r>
-      <w:r>
-        <w:rPr>
-          <w:lang w:val="zh_TW" w:bidi="zh_TW"/>
-        </w:rPr>
-        <w:t>他們與</w:t>
-      </w:r>
-      <w:r>
-        <w:rPr>
-          <w:lang w:val="zh_TW" w:bidi="zh_TW"/>
-        </w:rPr>
-        <w:t>法利賽人之間的</w:t>
-      </w:r>
-      <w:r>
-        <w:rPr>
-          <w:lang w:val="zh_TW" w:bidi="zh_TW"/>
-        </w:rPr>
-        <w:t>分歧。</w:t>
-      </w:r>
-    </w:p>
-    <w:p>
-      <w:pPr/>
-      <w:r>
-        <w:rPr>
-          <w:lang w:val="zh_TW" w:bidi="zh_TW"/>
-        </w:rPr>
-      </w:r>
-      <w:r>
-        <w:rPr>
-          <w:lang w:val="zh_TW" w:bidi="zh_TW"/>
-        </w:rPr>
-        <w:t>約瑟夫是公元一世紀末的猶太歷史學家，</w:t>
-      </w:r>
-      <w:r>
-        <w:rPr>
-          <w:lang w:val="zh_TW" w:bidi="zh_TW"/>
-        </w:rPr>
-        <w:t>他</w:t>
-      </w:r>
-      <w:r>
-        <w:rPr>
-          <w:lang w:val="zh_TW" w:bidi="zh_TW"/>
-        </w:rPr>
-        <w:t>補充了新約中關於這個派別的一些</w:t>
-      </w:r>
-      <w:r>
-        <w:rPr>
-          <w:lang w:val="zh_TW" w:bidi="zh_TW"/>
-        </w:rPr>
-        <w:t>信息</w:t>
-      </w:r>
-      <w:r>
-        <w:rPr>
-          <w:lang w:val="zh_TW" w:bidi="zh_TW"/>
-        </w:rPr>
-        <w:t>。他指出，與法利賽人和愛色尼派（Essenes）不同，</w:t>
-      </w:r>
-      <w:r>
-        <w:rPr>
-          <w:lang w:val="zh_TW" w:bidi="zh_TW"/>
-        </w:rPr>
-        <w:t>撒都該人</w:t>
-      </w:r>
-      <w:r>
-        <w:rPr>
-          <w:lang w:val="zh_TW" w:bidi="zh_TW"/>
-        </w:rPr>
-        <w:t>不承認神的主權護理，而強調我們所遭遇的一切都是我們所做的善或惡的結果（猶太古史記 13.5.9；猶太戰史</w:t>
-      </w:r>
-      <w:r>
-        <w:rPr>
-          <w:i/>
-          <w:lang w:val="zh_TW" w:bidi="zh_TW"/>
-        </w:rPr>
-        <w:t xml:space="preserve"> </w:t>
-      </w:r>
-      <w:r>
-        <w:rPr>
-          <w:lang w:val="zh_TW" w:bidi="zh_TW"/>
-        </w:rPr>
-        <w:t>2.8.14）。約瑟夫以類似新約的方式提到，撒都該人拒絕「靈魂的不朽持續性，以及在陰間的懲罰和獎賞」（猶太戰史 2.8.14）。他們宣稱「靈魂隨著身體一起死去」（</w:t>
-      </w:r>
-      <w:r>
-        <w:rPr>
-          <w:i/>
-          <w:lang w:val="zh_TW" w:bidi="zh_TW"/>
-        </w:rPr>
-        <w:t xml:space="preserve">猶太古史記 </w:t>
-      </w:r>
-      <w:r>
-        <w:rPr>
-          <w:lang w:val="zh_TW" w:bidi="zh_TW"/>
-        </w:rPr>
-        <w:t>18.1.4）。早期基督教作家——希坡律陀（Hippolytus）、俄利根（</w:t>
-      </w:r>
-      <w:r>
-        <w:rPr>
-          <w:lang w:val="zh_TW" w:bidi="zh_TW"/>
-        </w:rPr>
-        <w:t>Origen</w:t>
-      </w:r>
-      <w:r>
-        <w:rPr>
-          <w:lang w:val="zh_TW" w:bidi="zh_TW"/>
-        </w:rPr>
-        <w:t>）和耶柔米（</w:t>
-      </w:r>
-      <w:r>
-        <w:rPr>
-          <w:lang w:val="zh_TW" w:bidi="zh_TW"/>
-        </w:rPr>
-        <w:t>Jerome</w:t>
-      </w:r>
-      <w:r>
-        <w:rPr>
-          <w:lang w:val="zh_TW" w:bidi="zh_TW"/>
-        </w:rPr>
-        <w:t>）——表示撒都該人只接受摩西五經，而不接受其它舊約</w:t>
-      </w:r>
-      <w:r>
-        <w:rPr>
-          <w:lang w:val="zh_TW" w:bidi="zh_TW"/>
-        </w:rPr>
-        <w:t>書卷</w:t>
-      </w:r>
-      <w:r>
-        <w:rPr>
-          <w:lang w:val="zh_TW" w:bidi="zh_TW"/>
-        </w:rPr>
-        <w:t>。然而，他們似乎並不反對其它舊約書卷整體（不過我們可能懷疑，他們是否接受像但以理書這樣明確提到死人復活的書卷），而是反對法利賽人引入的律法規條，並主張只有舊約律法應被視為強制性的。在這一點上，</w:t>
-      </w:r>
-      <w:r>
-        <w:rPr>
-          <w:lang w:val="zh_TW" w:bidi="zh_TW"/>
-        </w:rPr>
-        <w:t>以及他們對天使和死後生命的否定上</w:t>
-      </w:r>
-      <w:r>
-        <w:rPr>
-          <w:lang w:val="zh_TW" w:bidi="zh_TW"/>
-        </w:rPr>
-        <w:t>，他們似乎</w:t>
-      </w:r>
-      <w:r>
-        <w:rPr>
-          <w:lang w:val="zh_TW" w:bidi="zh_TW"/>
-        </w:rPr>
-        <w:t>視法利賽人為革新者</w:t>
-      </w:r>
-      <w:r>
-        <w:rPr>
-          <w:lang w:val="zh_TW" w:bidi="zh_TW"/>
-        </w:rPr>
-        <w:t>，</w:t>
-      </w:r>
-      <w:r>
-        <w:rPr>
-          <w:lang w:val="zh_TW" w:bidi="zh_TW"/>
-        </w:rPr>
-        <w:t>而自視為保守派</w:t>
-      </w:r>
-      <w:r>
-        <w:rPr>
-          <w:lang w:val="zh_TW" w:bidi="zh_TW"/>
-        </w:rPr>
-        <w:t>。</w:t>
-      </w:r>
-    </w:p>
-    <w:p>
-      <w:pPr/>
-      <w:r>
-        <w:rPr>
-          <w:lang w:val="zh_TW" w:bidi="zh_TW"/>
-        </w:rPr>
-      </w:r>
-      <w:r>
-        <w:rPr>
-          <w:lang w:val="zh_TW" w:bidi="zh_TW"/>
-        </w:rPr>
-        <w:t>另一個</w:t>
-      </w:r>
-      <w:r>
-        <w:rPr>
-          <w:lang w:val="zh_TW" w:bidi="zh_TW"/>
-        </w:rPr>
-        <w:t>關於撒都該人的主要</w:t>
-      </w:r>
-      <w:r>
-        <w:rPr>
-          <w:lang w:val="zh_TW" w:bidi="zh_TW"/>
-        </w:rPr>
-        <w:t>資料</w:t>
-      </w:r>
-      <w:r>
-        <w:rPr>
-          <w:lang w:val="zh_TW" w:bidi="zh_TW"/>
-        </w:rPr>
-        <w:t>來源是米示拿（Mishnah），這是拉比教導的彙編，在公元二世紀成書。撒都該人反對法利賽人試圖強加於民眾的許多詳細規條（巴拉 3.3、7）。此外，它也表明，撒都該人比其它猶太派別，更傾向妥協接受外邦人的方式（拿達</w:t>
-      </w:r>
-      <w:r>
-        <w:rPr>
-          <w:i/>
-          <w:lang w:val="zh_TW" w:bidi="zh_TW"/>
-        </w:rPr>
-        <w:t xml:space="preserve"> </w:t>
-      </w:r>
-      <w:r>
-        <w:rPr>
-          <w:lang w:val="zh_TW" w:bidi="zh_TW"/>
-        </w:rPr>
-        <w:t>4.2）。</w:t>
-      </w:r>
-    </w:p>
-    <w:p>
-      <w:pPr/>
-      <w:r>
-        <w:rPr>
-          <w:lang w:val="zh_TW" w:bidi="zh_TW"/>
-        </w:rPr>
-      </w:r>
-      <w:r>
-        <w:rPr>
-          <w:i/>
-          <w:lang w:val="zh_TW" w:bidi="zh_TW"/>
-        </w:rPr>
-        <w:t>參見</w:t>
-      </w:r>
-      <w:r>
-        <w:rPr>
-          <w:lang w:val="zh_TW" w:bidi="zh_TW"/>
-        </w:rPr>
-        <w:t xml:space="preserve"> </w:t>
-      </w:r>
-      <w:r>
-        <w:rPr>
-          <w:lang w:val="zh_TW" w:bidi="zh_TW"/>
-        </w:rPr>
-        <w:t>愛色尼派</w:t>
-      </w:r>
-      <w:r>
-        <w:rPr>
-          <w:lang w:val="zh_TW" w:bidi="zh_TW"/>
-        </w:rPr>
-        <w:t>，</w:t>
-      </w:r>
-      <w:r>
-        <w:rPr>
-          <w:lang w:val="zh_TW" w:bidi="zh_TW"/>
-        </w:rPr>
-        <w:t>猶太教</w:t>
-      </w:r>
-      <w:r>
-        <w:rPr>
-          <w:lang w:val="zh_TW" w:bidi="zh_TW"/>
-        </w:rPr>
-        <w:t>，</w:t>
-      </w:r>
-      <w:r>
-        <w:rPr>
-          <w:lang w:val="zh_TW" w:bidi="zh_TW"/>
-        </w:rPr>
-        <w:t>法利賽人</w:t>
-      </w:r>
-      <w:r>
-        <w:rPr>
-          <w:lang w:val="zh_TW" w:bidi="zh_TW"/>
-        </w:rPr>
-        <w:t>。</w:t>
-      </w:r>
-      <w:r>
-        <w:rPr>
-          <w:lang w:val="zh_TW" w:bidi="zh_TW"/>
-        </w:rPr>
-      </w:r>
-      <w:r>
-        <w:rPr>
-          <w:lang w:val="zh_TW" w:bidi="zh_TW"/>
-        </w:rPr>
-      </w:r>
-    </w:p>
-    <w:p>
-      <w:pPr/>
-      <w:r>
-        <w:rPr>
-          <w:lang w:val="zh_TW" w:bidi="zh_TW"/>
-        </w:rPr>
-      </w:r>
-    </w:p>
-    <w:p>
-      <w:pPr>
-        <w:pStyle w:val="Heading2"/>
-      </w:pPr>
-      <w:r>
-        <w:rPr>
-          <w:lang w:val="zh_TW" w:bidi="zh_TW"/>
-        </w:rPr>
-        <w:t>撒羅米</w:t>
-      </w:r>
-      <w:r>
-        <w:rPr>
-          <w:lang w:val="zh_TW" w:bidi="zh_TW"/>
-        </w:rPr>
-      </w:r>
-    </w:p>
-    <w:p>
-      <w:pPr/>
-      <w:r>
-        <w:rPr>
-          <w:lang w:val="zh_TW" w:bidi="zh_TW"/>
-        </w:rPr>
-      </w:r>
-      <w:r>
-        <w:rPr>
-          <w:lang w:val="zh_TW" w:bidi="zh_TW"/>
-        </w:rPr>
-        <w:t>撒羅米這個名字來自希伯來的問候語</w:t>
-      </w:r>
-      <w:r>
-        <w:rPr>
-          <w:i/>
-          <w:lang w:val="zh_TW" w:bidi="zh_TW"/>
-        </w:rPr>
-        <w:t>shalom，</w:t>
-      </w:r>
-      <w:r>
-        <w:rPr>
-          <w:lang w:val="zh_TW" w:bidi="zh_TW"/>
-        </w:rPr>
-        <w:t>意思是平安。這個名字在結尾加上字母「e」是希臘式的風格。</w:t>
-      </w:r>
-    </w:p>
-    <w:p>
-      <w:pPr>
-        <w:pStyle w:val="ListNumber"/>
-        <w:numPr>
-          <w:ilvl w:val="0"/>
-          <w:numId w:val="15"/>
-        </w:numPr>
-        <w:spacing w:line="240" w:lineRule="auto"/>
-        <w:ind w:left="720"/>
-      </w:pPr>
-      <w:r>
-        <w:rPr>
-          <w:lang w:val="zh_TW" w:bidi="zh_TW"/>
-        </w:rPr>
-      </w:r>
-      <w:r>
-        <w:rPr>
-          <w:lang w:val="zh_TW" w:bidi="zh_TW"/>
-        </w:rPr>
-        <w:t>一位名叫撒羅米的婦人是耶穌的追隨者。她可能是馬利亞的姐妹，雅各和約翰的母親。在</w:t>
-      </w:r>
-      <w:hyperlink r:id="rId69">
-        <w:r>
-          <w:rPr>
-            <w:lang w:val="zh_TW" w:bidi="zh_TW"/>
-          </w:rPr>
-          <w:rPr>
-            <w:color w:val="0000EE"/>
-            <w:u w:val="single"/>
-          </w:rPr>
-          <w:t>馬可福音十五章40節</w:t>
-        </w:r>
-      </w:hyperlink>
-      <w:r>
-        <w:rPr>
-          <w:lang w:val="zh_TW" w:bidi="zh_TW"/>
-        </w:rPr>
-        <w:t>中，福音書作者描述了站在十字架下的婦人。有三位的名字被提及：抹大拉的馬利亞、小雅各和約西的母親馬利亞，以及撒羅米。</w:t>
-        <w:br/>
-      </w:r>
-      <w:r>
-        <w:rPr>
-          <w:lang w:val="zh_TW" w:bidi="zh_TW"/>
-        </w:rPr>
-        <w:t>馬可後來描述了天未亮之前來到墳墓的婦人。馬可記載抹大拉的馬利亞、雅各的母親馬利亞和撒羅米帶了香料來膏抹屍體（</w:t>
-      </w:r>
-      <w:hyperlink r:id="rId70">
-        <w:r>
-          <w:rPr>
-            <w:lang w:val="zh_TW" w:bidi="zh_TW"/>
-          </w:rPr>
-          <w:rPr>
-            <w:color w:val="0000EE"/>
-            <w:u w:val="single"/>
-          </w:rPr>
-          <w:t>馬可福音16:1</w:t>
-        </w:r>
-      </w:hyperlink>
-      <w:r>
-        <w:rPr>
-          <w:lang w:val="zh_TW" w:bidi="zh_TW"/>
-        </w:rPr>
-        <w:t>）。</w:t>
-        <w:br/>
-      </w:r>
-      <w:r>
-        <w:rPr>
-          <w:lang w:val="zh_TW" w:bidi="zh_TW"/>
-        </w:rPr>
-        <w:t>馬太提到兩位名叫馬利亞的女人，以及西庇太兒子的母親，她可能是撒羅米（</w:t>
-      </w:r>
-      <w:hyperlink r:id="rId71">
-        <w:r>
-          <w:rPr>
-            <w:lang w:val="zh_TW" w:bidi="zh_TW"/>
-          </w:rPr>
-          <w:rPr>
-            <w:color w:val="0000EE"/>
-            <w:u w:val="single"/>
-          </w:rPr>
-          <w:t>馬太福音27:56</w:t>
-        </w:r>
-      </w:hyperlink>
-      <w:r>
-        <w:rPr>
-          <w:lang w:val="zh_TW" w:bidi="zh_TW"/>
-        </w:rPr>
-        <w:t>）。</w:t>
-        <w:br/>
-      </w:r>
-      <w:r>
-        <w:rPr>
-          <w:lang w:val="zh_TW" w:bidi="zh_TW"/>
-        </w:rPr>
-        <w:t>約翰提到四位女性：</w:t>
-      </w:r>
-    </w:p>
-    <w:p>
-      <w:pPr>
-        <w:pStyle w:val="ListNumber"/>
-        <w:spacing w:line="240" w:lineRule="auto"/>
-        <w:ind w:left="1440"/>
-      </w:pPr>
-      <w:r>
-        <w:rPr>
-          <w:lang w:val="zh_TW" w:bidi="zh_TW"/>
-        </w:rPr>
-      </w:r>
-      <w:r>
-        <w:rPr>
-          <w:lang w:val="zh_TW" w:bidi="zh_TW"/>
-        </w:rPr>
-        <w:t>耶穌的母親馬利亞；</w:t>
-      </w:r>
-    </w:p>
-    <w:p>
-      <w:pPr>
-        <w:pStyle w:val="ListNumber"/>
-        <w:spacing w:line="240" w:lineRule="auto"/>
-        <w:ind w:left="1440"/>
-      </w:pPr>
-      <w:r>
-        <w:rPr>
-          <w:lang w:val="zh_TW" w:bidi="zh_TW"/>
-        </w:rPr>
-      </w:r>
-      <w:r>
-        <w:rPr>
-          <w:lang w:val="zh_TW" w:bidi="zh_TW"/>
-        </w:rPr>
-        <w:t>革羅罷</w:t>
-      </w:r>
-      <w:r>
-        <w:rPr>
-          <w:lang w:val="zh_TW" w:bidi="zh_TW"/>
-        </w:rPr>
-        <w:t>的妻子馬利亞；</w:t>
-      </w:r>
-    </w:p>
-    <w:p>
-      <w:pPr>
-        <w:pStyle w:val="ListNumber"/>
-        <w:spacing w:line="240" w:lineRule="auto"/>
-        <w:ind w:left="1440"/>
-      </w:pPr>
-      <w:r>
-        <w:rPr>
-          <w:lang w:val="zh_TW" w:bidi="zh_TW"/>
-        </w:rPr>
-      </w:r>
-      <w:r>
-        <w:rPr>
-          <w:lang w:val="zh_TW" w:bidi="zh_TW"/>
-        </w:rPr>
-        <w:t>抹大拉的馬利亞；以及</w:t>
-      </w:r>
-    </w:p>
-    <w:p>
-      <w:pPr>
-        <w:pStyle w:val="ListNumber"/>
-        <w:spacing w:line="240" w:lineRule="auto"/>
-        <w:ind w:left="1440"/>
-      </w:pPr>
-      <w:r>
-        <w:rPr>
-          <w:lang w:val="zh_TW" w:bidi="zh_TW"/>
-        </w:rPr>
-      </w:r>
-      <w:r>
-        <w:rPr>
-          <w:lang w:val="zh_TW" w:bidi="zh_TW"/>
-        </w:rPr>
-        <w:t>馬利亞的</w:t>
-      </w:r>
-      <w:r>
-        <w:rPr>
-          <w:lang w:val="zh_TW" w:bidi="zh_TW"/>
-        </w:rPr>
-        <w:t>姊妹</w:t>
-      </w:r>
-      <w:r>
-        <w:rPr>
-          <w:lang w:val="zh_TW" w:bidi="zh_TW"/>
-        </w:rPr>
-        <w:t>（在</w:t>
-      </w:r>
-      <w:hyperlink r:id="rId72">
-        <w:r>
-          <w:rPr>
-            <w:lang w:val="zh_TW" w:bidi="zh_TW"/>
-          </w:rPr>
-          <w:rPr>
-            <w:color w:val="0000EE"/>
-            <w:u w:val="single"/>
-          </w:rPr>
-          <w:t>約翰福音19:25</w:t>
-        </w:r>
-      </w:hyperlink>
-      <w:r>
-        <w:rPr>
-          <w:lang w:val="zh_TW" w:bidi="zh_TW"/>
-        </w:rPr>
-        <w:t>中未提及名字）。</w:t>
-      </w:r>
-    </w:p>
-    <w:p>
-      <w:pPr/>
-      <w:r>
-        <w:rPr>
-          <w:lang w:val="zh_TW" w:bidi="zh_TW"/>
-        </w:rPr>
-      </w:r>
-      <w:r>
-        <w:rPr>
-          <w:lang w:val="zh_TW" w:bidi="zh_TW"/>
-        </w:rPr>
-        <w:t>如果馬利亞的</w:t>
-      </w:r>
-      <w:r>
-        <w:rPr>
-          <w:lang w:val="zh_TW" w:bidi="zh_TW"/>
-        </w:rPr>
-        <w:t>姊妹</w:t>
-      </w:r>
-      <w:r>
-        <w:rPr>
-          <w:lang w:val="zh_TW" w:bidi="zh_TW"/>
-        </w:rPr>
-        <w:t>是撒羅米，那麼她和西庇太兒子的母親很可能是同一個人。這就使雅各和約翰，即西庇太的兒子，是耶穌的表兄弟。</w:t>
-      </w:r>
-    </w:p>
-    <w:p>
-      <w:pPr>
-        <w:pStyle w:val="ListNumber"/>
-        <w:numPr>
-          <w:ilvl w:val="0"/>
-          <w:numId w:val="16"/>
-        </w:numPr>
-        <w:spacing w:line="240" w:lineRule="auto"/>
-        <w:ind w:left="720"/>
-      </w:pPr>
-      <w:r>
-        <w:rPr>
-          <w:lang w:val="zh_TW" w:bidi="zh_TW"/>
-        </w:rPr>
-      </w:r>
-      <w:r>
-        <w:rPr>
-          <w:lang w:val="zh_TW" w:bidi="zh_TW"/>
-        </w:rPr>
-        <w:t>希羅底的女兒，來自希羅底與希律腓力的第一次婚姻。</w:t>
-      </w:r>
-      <w:hyperlink r:id="rId73">
-        <w:r>
-          <w:rPr>
-            <w:lang w:val="zh_TW" w:bidi="zh_TW"/>
-          </w:rPr>
-          <w:rPr>
-            <w:color w:val="0000EE"/>
-            <w:u w:val="single"/>
-          </w:rPr>
-          <w:t>馬太福音十四章6節</w:t>
-        </w:r>
-      </w:hyperlink>
-      <w:r>
-        <w:rPr>
-          <w:lang w:val="zh_TW" w:bidi="zh_TW"/>
-        </w:rPr>
-        <w:t>和</w:t>
-      </w:r>
-      <w:hyperlink r:id="rId74">
-        <w:r>
-          <w:rPr>
-            <w:lang w:val="zh_TW" w:bidi="zh_TW"/>
-          </w:rPr>
-          <w:rPr>
-            <w:color w:val="0000EE"/>
-            <w:u w:val="single"/>
-          </w:rPr>
-          <w:t>馬可福音六章22節</w:t>
-        </w:r>
-      </w:hyperlink>
-      <w:r>
-        <w:rPr>
-          <w:lang w:val="zh_TW" w:bidi="zh_TW"/>
-        </w:rPr>
-        <w:t>都沒有提到她的名字，但根據傳統，撒羅米是那位以舞蹈取悅希律的女孩。作為獎賞，希律發誓答應她任何要求，甚至他國的一半。在她母親的指使下，她要施洗約翰的頭。</w:t>
       </w:r>
       <w:r>
         <w:rPr>
@@ -5101,24 +3239,6 @@
   </w:num>
   <w:num w:numId="13" w16cid:durableId="592781308">
     <w:abstractNumId w:val="11"/>
-  </w:num>
-  <w:num w:numId="14">
-    <w:abstractNumId w:val="3"/>
-    <w:lvlOverride w:ilvl="0">
-      <w:startOverride w:val="1"/>
-    </w:lvlOverride>
-  </w:num>
-  <w:num w:numId="15">
-    <w:abstractNumId w:val="3"/>
-    <w:lvlOverride w:ilvl="0">
-      <w:startOverride w:val="1"/>
-    </w:lvlOverride>
-  </w:num>
-  <w:num w:numId="16">
-    <w:abstractNumId w:val="3"/>
-    <w:lvlOverride w:ilvl="0">
-      <w:startOverride w:val="1"/>
-    </w:lvlOverride>
   </w:num>
   <w:numIdMacAtCleanup w:val="10"/>
 </w:numbering>

--- a/zht/docx/098.content.docx
+++ b/zht/docx/098.content.docx
@@ -19,7 +19,7 @@
         <w:rPr>
           <w:lang w:val="zh_TW" w:bidi="zh_TW"/>
         </w:rPr>
-        <w:t>Resource: 聖經詞典 (Tyndale)</w:t>
+        <w:t>Resource: Tyndale Open Bible Dictionary</w:t>
       </w:r>
       <w:r>
         <w:rPr>
@@ -112,7 +112,7 @@
         <w:rPr>
           <w:lang w:val="zh_TW" w:bidi="zh_TW"/>
         </w:rPr>
-        <w:t>聖經詞典 (Tyndale)</w:t>
+        <w:t>Tyndale Open Bible Dictionary</w:t>
       </w:r>
     </w:p>
     <w:p>
@@ -149,7 +149,7 @@
         <w:rPr>
           <w:lang w:val="zh_TW" w:bidi="zh_TW"/>
         </w:rPr>
-        <w:t>nv</w:t>
+        <w:t>mu</w:t>
       </w:r>
       <w:r>
         <w:rPr>
@@ -212,7 +212,7 @@
         <w:rPr>
           <w:lang w:val="zh_TW" w:bidi="zh_TW"/>
         </w:rPr>
-        <w:t>女人</w:t>
+        <w:t>木匠</w:t>
       </w:r>
       <w:r>
         <w:rPr>
@@ -231,7 +231,7 @@
         <w:rPr>
           <w:lang w:val="zh_TW" w:bidi="zh_TW"/>
         </w:rPr>
-        <w:t>女人是成年的女性人類。神造女人為男人的伴侶（</w:t>
+        <w:t>從事木工工作的人，負責建造房屋的框架、屋頂、窗戶和門。小型結構如房屋，通常由屋主自行建造；而神廟和宮殿等大型建築，則需要熟練工匠參與。建造這些較大的建築物，需要木匠與石匠合作，後者專門切割和準備建築用的石材（</w:t>
       </w:r>
       <w:hyperlink r:id="rId13">
         <w:r>
@@ -242,25 +242,150 @@
             <w:color w:val="0000EE"/>
             <w:u w:val="single"/>
           </w:rPr>
-          <w:t>創2:18–22</w:t>
+          <w:t>王下12:11，</w:t>
         </w:r>
       </w:hyperlink>
+      <w:hyperlink r:id="rId14">
+        <w:r>
+          <w:rPr>
+            <w:lang w:val="zh_TW" w:bidi="zh_TW"/>
+          </w:rPr>
+          <w:rPr>
+            <w:color w:val="0000EE"/>
+            <w:u w:val="single"/>
+          </w:rPr>
+          <w:t>22:6</w:t>
+        </w:r>
+      </w:hyperlink>
+      <w:r>
+        <w:rPr>
+          <w:lang w:val="zh_TW" w:bidi="zh_TW"/>
+        </w:rPr>
+        <w:t>；</w:t>
+      </w:r>
+      <w:hyperlink r:id="rId15">
+        <w:r>
+          <w:rPr>
+            <w:lang w:val="zh_TW" w:bidi="zh_TW"/>
+          </w:rPr>
+          <w:rPr>
+            <w:color w:val="0000EE"/>
+            <w:u w:val="single"/>
+          </w:rPr>
+          <w:t>代上14:1，</w:t>
+        </w:r>
+      </w:hyperlink>
+      <w:hyperlink r:id="rId16">
+        <w:r>
+          <w:rPr>
+            <w:lang w:val="zh_TW" w:bidi="zh_TW"/>
+          </w:rPr>
+          <w:rPr>
+            <w:color w:val="0000EE"/>
+            <w:u w:val="single"/>
+          </w:rPr>
+          <w:t>22:15</w:t>
+        </w:r>
+      </w:hyperlink>
+      <w:r>
+        <w:rPr>
+          <w:lang w:val="zh_TW" w:bidi="zh_TW"/>
+        </w:rPr>
+        <w:t>；</w:t>
+      </w:r>
+      <w:hyperlink r:id="rId17">
+        <w:r>
+          <w:rPr>
+            <w:lang w:val="zh_TW" w:bidi="zh_TW"/>
+          </w:rPr>
+          <w:rPr>
+            <w:color w:val="0000EE"/>
+            <w:u w:val="single"/>
+          </w:rPr>
+          <w:t>代下24:12，</w:t>
+        </w:r>
+      </w:hyperlink>
+      <w:hyperlink r:id="rId18">
+        <w:r>
+          <w:rPr>
+            <w:lang w:val="zh_TW" w:bidi="zh_TW"/>
+          </w:rPr>
+          <w:rPr>
+            <w:color w:val="0000EE"/>
+            <w:u w:val="single"/>
+          </w:rPr>
+          <w:t>34:11</w:t>
+        </w:r>
+      </w:hyperlink>
+      <w:r>
+        <w:rPr>
+          <w:lang w:val="zh_TW" w:bidi="zh_TW"/>
+        </w:rPr>
+        <w:t>；</w:t>
+      </w:r>
+      <w:hyperlink r:id="rId19">
+        <w:r>
+          <w:rPr>
+            <w:lang w:val="zh_TW" w:bidi="zh_TW"/>
+          </w:rPr>
+          <w:rPr>
+            <w:color w:val="0000EE"/>
+            <w:u w:val="single"/>
+          </w:rPr>
+          <w:t>拉3:7</w:t>
+        </w:r>
+      </w:hyperlink>
+      <w:r>
+        <w:rPr>
+          <w:lang w:val="zh_TW" w:bidi="zh_TW"/>
+        </w:rPr>
+        <w:t>）。新約中很少提及木工工作，但耶穌和祂的父親約瑟正是從事此行業（</w:t>
+      </w:r>
+      <w:hyperlink r:id="rId20">
+        <w:r>
+          <w:rPr>
+            <w:lang w:val="zh_TW" w:bidi="zh_TW"/>
+          </w:rPr>
+          <w:rPr>
+            <w:color w:val="0000EE"/>
+            <w:u w:val="single"/>
+          </w:rPr>
+          <w:t>太13:55</w:t>
+        </w:r>
+      </w:hyperlink>
+      <w:r>
+        <w:rPr>
+          <w:lang w:val="zh_TW" w:bidi="zh_TW"/>
+        </w:rPr>
+        <w:t>；</w:t>
+      </w:r>
+      <w:hyperlink r:id="rId21">
+        <w:r>
+          <w:rPr>
+            <w:lang w:val="zh_TW" w:bidi="zh_TW"/>
+          </w:rPr>
+          <w:rPr>
+            <w:color w:val="0000EE"/>
+            <w:u w:val="single"/>
+          </w:rPr>
+          <w:t>可6:3</w:t>
+        </w:r>
+      </w:hyperlink>
       <w:r>
         <w:rPr>
           <w:lang w:val="zh_TW" w:bidi="zh_TW"/>
         </w:rPr>
         <w:t>）。</w:t>
       </w:r>
-    </w:p>
-    <w:p>
-      <w:pPr>
-        <w:pStyle w:val="Heading3"/>
-      </w:pPr>
-      <w:r>
-        <w:rPr>
-          <w:lang w:val="zh_TW" w:bidi="zh_TW"/>
-        </w:rPr>
-        <w:t>神造女人</w:t>
+      <w:r>
+        <w:rPr>
+          <w:lang w:val="zh_TW" w:bidi="zh_TW"/>
+        </w:rPr>
+      </w:r>
+      <w:r>
+        <w:rPr>
+          <w:lang w:val="zh_TW" w:bidi="zh_TW"/>
+        </w:rPr>
       </w:r>
     </w:p>
     <w:p>
@@ -270,47 +395,21 @@
           <w:lang w:val="zh_TW" w:bidi="zh_TW"/>
         </w:rPr>
       </w:r>
-      <w:r>
-        <w:rPr>
-          <w:lang w:val="zh_TW" w:bidi="zh_TW"/>
-        </w:rPr>
-        <w:t>創世記有兩個記載，有關神如何造出第一個男人和女人。第一個記載在</w:t>
-      </w:r>
-      <w:hyperlink r:id="rId14">
-        <w:r>
-          <w:rPr>
-            <w:lang w:val="zh_TW" w:bidi="zh_TW"/>
-          </w:rPr>
-          <w:rPr>
-            <w:color w:val="0000EE"/>
-            <w:u w:val="single"/>
-          </w:rPr>
-          <w:t>創世記一章26至28節</w:t>
-        </w:r>
-      </w:hyperlink>
-      <w:r>
-        <w:rPr>
-          <w:lang w:val="zh_TW" w:bidi="zh_TW"/>
-        </w:rPr>
-        <w:t>，這處經文說神按著自己的形像造人，造男造女。男人和女人同樣有神的形像，表示他們都在地上反映神的大能與尊榮。神吩咐他們要生養眾多，治理世界。</w:t>
-      </w:r>
-      <w:hyperlink r:id="rId14">
-        <w:r>
-          <w:rPr>
-            <w:lang w:val="zh_TW" w:bidi="zh_TW"/>
-          </w:rPr>
-          <w:rPr>
-            <w:color w:val="0000EE"/>
-            <w:u w:val="single"/>
-          </w:rPr>
-          <w:t>創世記一章26至28節</w:t>
-        </w:r>
-      </w:hyperlink>
-      <w:r>
-        <w:rPr>
-          <w:lang w:val="zh_TW" w:bidi="zh_TW"/>
-        </w:rPr>
-        <w:t>沒有表明女人比男人次要，或她必須順服男人的權柄。相反，這段經文顯示男女共同彰顯造物主的形像。</w:t>
+    </w:p>
+    <w:p>
+      <w:pPr>
+        <w:pStyle w:val="Heading2"/>
+      </w:pPr>
+      <w:r>
+        <w:rPr>
+          <w:lang w:val="zh_TW" w:bidi="zh_TW"/>
+        </w:rPr>
+        <w:t>牧人</w:t>
+      </w:r>
+      <w:r>
+        <w:rPr>
+          <w:lang w:val="zh_TW" w:bidi="zh_TW"/>
+        </w:rPr>
       </w:r>
     </w:p>
     <w:p>
@@ -324,9 +423,9 @@
         <w:rPr>
           <w:lang w:val="zh_TW" w:bidi="zh_TW"/>
         </w:rPr>
-        <w:t>第二個有關神造女人的記載在</w:t>
-      </w:r>
-      <w:hyperlink r:id="rId15">
+        <w:t>照顧家畜的男人，如牛、羊和山羊（</w:t>
+      </w:r>
+      <w:hyperlink r:id="rId22">
         <w:r>
           <w:rPr>
             <w:lang w:val="zh_TW" w:bidi="zh_TW"/>
@@ -335,16 +434,16 @@
             <w:color w:val="0000EE"/>
             <w:u w:val="single"/>
           </w:rPr>
-          <w:t>創世記二章20至25節</w:t>
+          <w:t>創13:7–8</w:t>
         </w:r>
       </w:hyperlink>
       <w:r>
         <w:rPr>
           <w:lang w:val="zh_TW" w:bidi="zh_TW"/>
         </w:rPr>
-        <w:t>。在</w:t>
-      </w:r>
-      <w:hyperlink r:id="rId16">
+        <w:t>，</w:t>
+      </w:r>
+      <w:hyperlink r:id="rId23">
         <w:r>
           <w:rPr>
             <w:lang w:val="zh_TW" w:bidi="zh_TW"/>
@@ -353,14 +452,114 @@
             <w:color w:val="0000EE"/>
             <w:u w:val="single"/>
           </w:rPr>
-          <w:t>創世記二章</w:t>
+          <w:t>26:20</w:t>
         </w:r>
       </w:hyperlink>
       <w:r>
         <w:rPr>
           <w:lang w:val="zh_TW" w:bidi="zh_TW"/>
         </w:rPr>
-        <w:t>中，神先造男人，後造女人。有些人認為這表明男人可能更重要。然而，在創世的敘事中，神常常分階段創造，從較簡單到更美好或更完整。</w:t>
+        <w:t>；</w:t>
+      </w:r>
+      <w:hyperlink r:id="rId24">
+        <w:r>
+          <w:rPr>
+            <w:lang w:val="zh_TW" w:bidi="zh_TW"/>
+          </w:rPr>
+          <w:rPr>
+            <w:color w:val="0000EE"/>
+            <w:u w:val="single"/>
+          </w:rPr>
+          <w:t>撒上21:7</w:t>
+        </w:r>
+      </w:hyperlink>
+      <w:r>
+        <w:rPr>
+          <w:lang w:val="zh_TW" w:bidi="zh_TW"/>
+        </w:rPr>
+        <w:t>）。他們也包括牧羊人。在新約聖經中，牧羊人是一個眾所周知的詞語。耶穌使用了牧羊人和祂的羊的隱喻（</w:t>
+      </w:r>
+      <w:hyperlink r:id="rId25">
+        <w:r>
+          <w:rPr>
+            <w:lang w:val="zh_TW" w:bidi="zh_TW"/>
+          </w:rPr>
+          <w:rPr>
+            <w:color w:val="0000EE"/>
+            <w:u w:val="single"/>
+          </w:rPr>
+          <w:t>約10:1–16</w:t>
+        </w:r>
+      </w:hyperlink>
+      <w:r>
+        <w:rPr>
+          <w:lang w:val="zh_TW" w:bidi="zh_TW"/>
+        </w:rPr>
+        <w:t>）。一些牧人養豬（</w:t>
+      </w:r>
+      <w:hyperlink r:id="rId26">
+        <w:r>
+          <w:rPr>
+            <w:lang w:val="zh_TW" w:bidi="zh_TW"/>
+          </w:rPr>
+          <w:rPr>
+            <w:color w:val="0000EE"/>
+            <w:u w:val="single"/>
+          </w:rPr>
+          <w:t>太8:33</w:t>
+        </w:r>
+      </w:hyperlink>
+      <w:r>
+        <w:rPr>
+          <w:lang w:val="zh_TW" w:bidi="zh_TW"/>
+        </w:rPr>
+        <w:t>；</w:t>
+      </w:r>
+      <w:hyperlink r:id="rId27">
+        <w:r>
+          <w:rPr>
+            <w:lang w:val="zh_TW" w:bidi="zh_TW"/>
+          </w:rPr>
+          <w:rPr>
+            <w:color w:val="0000EE"/>
+            <w:u w:val="single"/>
+          </w:rPr>
+          <w:t>可5:14</w:t>
+        </w:r>
+      </w:hyperlink>
+      <w:r>
+        <w:rPr>
+          <w:lang w:val="zh_TW" w:bidi="zh_TW"/>
+        </w:rPr>
+        <w:t>；</w:t>
+      </w:r>
+      <w:hyperlink r:id="rId28">
+        <w:r>
+          <w:rPr>
+            <w:lang w:val="zh_TW" w:bidi="zh_TW"/>
+          </w:rPr>
+          <w:rPr>
+            <w:color w:val="0000EE"/>
+            <w:u w:val="single"/>
+          </w:rPr>
+          <w:t>路8:34</w:t>
+        </w:r>
+      </w:hyperlink>
+      <w:r>
+        <w:rPr>
+          <w:lang w:val="zh_TW" w:bidi="zh_TW"/>
+        </w:rPr>
+        <w:t>）。</w:t>
+      </w:r>
+      <w:r>
+        <w:rPr>
+          <w:lang w:val="zh_TW" w:bidi="zh_TW"/>
+        </w:rPr>
+      </w:r>
+      <w:r>
+        <w:rPr>
+          <w:lang w:val="zh_TW" w:bidi="zh_TW"/>
+        </w:rPr>
       </w:r>
     </w:p>
     <w:p>
@@ -370,29 +569,21 @@
           <w:lang w:val="zh_TW" w:bidi="zh_TW"/>
         </w:rPr>
       </w:r>
-      <w:r>
-        <w:rPr>
-          <w:lang w:val="zh_TW" w:bidi="zh_TW"/>
-        </w:rPr>
-        <w:t>由於神先造男人，男人就有權給女人起名（</w:t>
-      </w:r>
-      <w:hyperlink r:id="rId17">
-        <w:r>
-          <w:rPr>
-            <w:lang w:val="zh_TW" w:bidi="zh_TW"/>
-          </w:rPr>
-          <w:rPr>
-            <w:color w:val="0000EE"/>
-            <w:u w:val="single"/>
-          </w:rPr>
-          <w:t>創2:23</w:t>
-        </w:r>
-      </w:hyperlink>
-      <w:r>
-        <w:rPr>
-          <w:lang w:val="zh_TW" w:bidi="zh_TW"/>
-        </w:rPr>
-        <w:t>）。在閃族文化中，命名往往表達權柄或所有權。這可能意味著亞當給妻子起名是表達權柄的行為。然而，他給她的名字是「女人」，與「男人」這個詞緊密相關，表明男人肯定女人與他同等。因此，雖然在創造的次序上有先後，男人和女人仍然是夥伴。這種關係既有秩序，又有平等。</w:t>
+    </w:p>
+    <w:p>
+      <w:pPr>
+        <w:pStyle w:val="Heading2"/>
+      </w:pPr>
+      <w:r>
+        <w:rPr>
+          <w:lang w:val="zh_TW" w:bidi="zh_TW"/>
+        </w:rPr>
+        <w:t>牧人</w:t>
+      </w:r>
+      <w:r>
+        <w:rPr>
+          <w:lang w:val="zh_TW" w:bidi="zh_TW"/>
+        </w:rPr>
       </w:r>
     </w:p>
     <w:p>
@@ -402,7 +593,13 @@
           <w:lang w:val="zh_TW" w:bidi="zh_TW"/>
         </w:rPr>
       </w:r>
-      <w:hyperlink r:id="rId18">
+      <w:r>
+        <w:rPr>
+          <w:lang w:val="zh_TW" w:bidi="zh_TW"/>
+        </w:rPr>
+        <w:t>全方位照顧羊群的人。他的任務是為羊尋找草和水，保護牠們免受野生動物的侵害（</w:t>
+      </w:r>
+      <w:hyperlink r:id="rId29">
         <w:r>
           <w:rPr>
             <w:lang w:val="zh_TW" w:bidi="zh_TW"/>
@@ -411,16 +608,16 @@
             <w:color w:val="0000EE"/>
             <w:u w:val="single"/>
           </w:rPr>
-          <w:t>創世記一</w:t>
+          <w:t>阿摩司書3:12</w:t>
         </w:r>
       </w:hyperlink>
       <w:r>
         <w:rPr>
           <w:lang w:val="zh_TW" w:bidi="zh_TW"/>
         </w:rPr>
-        <w:t>和</w:t>
-      </w:r>
-      <w:hyperlink r:id="rId16">
+        <w:t>），尋找並恢復那些迷失的羊（</w:t>
+      </w:r>
+      <w:hyperlink r:id="rId30">
         <w:r>
           <w:rPr>
             <w:lang w:val="zh_TW" w:bidi="zh_TW"/>
@@ -429,25 +626,50 @@
             <w:color w:val="0000EE"/>
             <w:u w:val="single"/>
           </w:rPr>
-          <w:t>二章</w:t>
+          <w:t>以西結書34:8</w:t>
         </w:r>
       </w:hyperlink>
       <w:r>
         <w:rPr>
           <w:lang w:val="zh_TW" w:bidi="zh_TW"/>
         </w:rPr>
-        <w:t>描述男人和女人的平衡關係，他們是人類的第一對父母。神按著自己的形像造了他們兩人，他們是神計劃中的夥伴。然而，他們之間也有一對一的關係，其中一方帶領另一方。在罪進入世界之前（這事件通常稱為墮落），這種平等與帶領的平衡是和諧共存的。</w:t>
-      </w:r>
-    </w:p>
-    <w:p>
-      <w:pPr>
-        <w:pStyle w:val="Heading3"/>
-      </w:pPr>
-      <w:r>
-        <w:rPr>
-          <w:lang w:val="zh_TW" w:bidi="zh_TW"/>
-        </w:rPr>
-        <w:t>墮落後女人所經歷的改變</w:t>
+        <w:t>；</w:t>
+      </w:r>
+      <w:hyperlink r:id="rId31">
+        <w:r>
+          <w:rPr>
+            <w:lang w:val="zh_TW" w:bidi="zh_TW"/>
+          </w:rPr>
+          <w:rPr>
+            <w:color w:val="0000EE"/>
+            <w:u w:val="single"/>
+          </w:rPr>
+          <w:t>馬太福音18:12</w:t>
+        </w:r>
+      </w:hyperlink>
+      <w:r>
+        <w:rPr>
+          <w:lang w:val="zh_TW" w:bidi="zh_TW"/>
+        </w:rPr>
+        <w:t>），每天帶領羊群出羊圈，並在白天結束時將羊群帶回圈中（</w:t>
+      </w:r>
+      <w:hyperlink r:id="rId32">
+        <w:r>
+          <w:rPr>
+            <w:lang w:val="zh_TW" w:bidi="zh_TW"/>
+          </w:rPr>
+          <w:rPr>
+            <w:color w:val="0000EE"/>
+            <w:u w:val="single"/>
+          </w:rPr>
+          <w:t>約翰福音10:2–4</w:t>
+        </w:r>
+      </w:hyperlink>
+      <w:r>
+        <w:rPr>
+          <w:lang w:val="zh_TW" w:bidi="zh_TW"/>
+        </w:rPr>
+        <w:t>）。</w:t>
       </w:r>
     </w:p>
     <w:p>
@@ -457,7 +679,13 @@
           <w:lang w:val="zh_TW" w:bidi="zh_TW"/>
         </w:rPr>
       </w:r>
-      <w:hyperlink r:id="rId19">
+      <w:r>
+        <w:rPr>
+          <w:lang w:val="zh_TW" w:bidi="zh_TW"/>
+        </w:rPr>
+        <w:t>牧人和他的羊的形象在新約聖經中非常重要。耶穌是好牧人，為羊捨命（</w:t>
+      </w:r>
+      <w:hyperlink r:id="rId33">
         <w:r>
           <w:rPr>
             <w:lang w:val="zh_TW" w:bidi="zh_TW"/>
@@ -466,16 +694,16 @@
             <w:color w:val="0000EE"/>
             <w:u w:val="single"/>
           </w:rPr>
-          <w:t>創世記三章</w:t>
+          <w:t>馬太福音18:10–14</w:t>
         </w:r>
       </w:hyperlink>
       <w:r>
         <w:rPr>
           <w:lang w:val="zh_TW" w:bidi="zh_TW"/>
         </w:rPr>
-        <w:t>記載罪進入世界的故事。因著罪，男人與女人之間原本良好的關係受到破壞。神對女人說，她在生產時必多受苦楚（</w:t>
-      </w:r>
-      <w:hyperlink r:id="rId20">
+        <w:t>；</w:t>
+      </w:r>
+      <w:hyperlink r:id="rId34">
         <w:r>
           <w:rPr>
             <w:lang w:val="zh_TW" w:bidi="zh_TW"/>
@@ -484,14 +712,194 @@
             <w:color w:val="0000EE"/>
             <w:u w:val="single"/>
           </w:rPr>
-          <w:t>創3:16</w:t>
+          <w:t>馬可福音6:34</w:t>
         </w:r>
       </w:hyperlink>
       <w:r>
         <w:rPr>
           <w:lang w:val="zh_TW" w:bidi="zh_TW"/>
         </w:rPr>
-        <w:t>）。祂也說，她與丈夫的關係從此會包含衝突。神說：「你必戀慕你丈夫；你丈夫必管轄你。」</w:t>
+        <w:t>；</w:t>
+      </w:r>
+      <w:hyperlink r:id="rId35">
+        <w:r>
+          <w:rPr>
+            <w:lang w:val="zh_TW" w:bidi="zh_TW"/>
+          </w:rPr>
+          <w:rPr>
+            <w:color w:val="0000EE"/>
+            <w:u w:val="single"/>
+          </w:rPr>
+          <w:t>約翰福音10</w:t>
+        </w:r>
+      </w:hyperlink>
+      <w:r>
+        <w:rPr>
+          <w:lang w:val="zh_TW" w:bidi="zh_TW"/>
+        </w:rPr>
+        <w:t>；</w:t>
+      </w:r>
+      <w:hyperlink r:id="rId36">
+        <w:r>
+          <w:rPr>
+            <w:lang w:val="zh_TW" w:bidi="zh_TW"/>
+          </w:rPr>
+          <w:rPr>
+            <w:color w:val="0000EE"/>
+            <w:u w:val="single"/>
+          </w:rPr>
+          <w:t>希伯來書13:20</w:t>
+        </w:r>
+      </w:hyperlink>
+      <w:r>
+        <w:rPr>
+          <w:lang w:val="zh_TW" w:bidi="zh_TW"/>
+        </w:rPr>
+        <w:t>）。牧人和羊群的類比在</w:t>
+      </w:r>
+      <w:hyperlink r:id="rId37">
+        <w:r>
+          <w:rPr>
+            <w:lang w:val="zh_TW" w:bidi="zh_TW"/>
+          </w:rPr>
+          <w:rPr>
+            <w:color w:val="0000EE"/>
+            <w:u w:val="single"/>
+          </w:rPr>
+          <w:t>詩篇二十三篇</w:t>
+        </w:r>
+      </w:hyperlink>
+      <w:r>
+        <w:rPr>
+          <w:lang w:val="zh_TW" w:bidi="zh_TW"/>
+        </w:rPr>
+        <w:t>、</w:t>
+      </w:r>
+      <w:hyperlink r:id="rId38">
+        <w:r>
+          <w:rPr>
+            <w:lang w:val="zh_TW" w:bidi="zh_TW"/>
+          </w:rPr>
+          <w:rPr>
+            <w:color w:val="0000EE"/>
+            <w:u w:val="single"/>
+          </w:rPr>
+          <w:t>以西結書三十四章</w:t>
+        </w:r>
+      </w:hyperlink>
+      <w:r>
+        <w:rPr>
+          <w:lang w:val="zh_TW" w:bidi="zh_TW"/>
+        </w:rPr>
+        <w:t>和</w:t>
+      </w:r>
+      <w:hyperlink r:id="rId35">
+        <w:r>
+          <w:rPr>
+            <w:lang w:val="zh_TW" w:bidi="zh_TW"/>
+          </w:rPr>
+          <w:rPr>
+            <w:color w:val="0000EE"/>
+            <w:u w:val="single"/>
+          </w:rPr>
+          <w:t>約翰福音十章</w:t>
+        </w:r>
+      </w:hyperlink>
+      <w:r>
+        <w:rPr>
+          <w:lang w:val="zh_TW" w:bidi="zh_TW"/>
+        </w:rPr>
+        <w:t>中得到了豐富的表達。神是以色列的牧人（</w:t>
+      </w:r>
+      <w:hyperlink r:id="rId39">
+        <w:r>
+          <w:rPr>
+            <w:lang w:val="zh_TW" w:bidi="zh_TW"/>
+          </w:rPr>
+          <w:rPr>
+            <w:color w:val="0000EE"/>
+            <w:u w:val="single"/>
+          </w:rPr>
+          <w:t>創世記49:24</w:t>
+        </w:r>
+      </w:hyperlink>
+      <w:r>
+        <w:rPr>
+          <w:lang w:val="zh_TW" w:bidi="zh_TW"/>
+        </w:rPr>
+        <w:t>；</w:t>
+      </w:r>
+      <w:hyperlink r:id="rId40">
+        <w:r>
+          <w:rPr>
+            <w:lang w:val="zh_TW" w:bidi="zh_TW"/>
+          </w:rPr>
+          <w:rPr>
+            <w:color w:val="0000EE"/>
+            <w:u w:val="single"/>
+          </w:rPr>
+          <w:t>詩篇23:1</w:t>
+        </w:r>
+      </w:hyperlink>
+      <w:r>
+        <w:rPr>
+          <w:lang w:val="zh_TW" w:bidi="zh_TW"/>
+        </w:rPr>
+        <w:t>，</w:t>
+      </w:r>
+      <w:hyperlink r:id="rId41">
+        <w:r>
+          <w:rPr>
+            <w:lang w:val="zh_TW" w:bidi="zh_TW"/>
+          </w:rPr>
+          <w:rPr>
+            <w:color w:val="0000EE"/>
+            <w:u w:val="single"/>
+          </w:rPr>
+          <w:t>80:1</w:t>
+        </w:r>
+      </w:hyperlink>
+      <w:r>
+        <w:rPr>
+          <w:lang w:val="zh_TW" w:bidi="zh_TW"/>
+        </w:rPr>
+        <w:t>；</w:t>
+      </w:r>
+      <w:hyperlink r:id="rId42">
+        <w:r>
+          <w:rPr>
+            <w:lang w:val="zh_TW" w:bidi="zh_TW"/>
+          </w:rPr>
+          <w:rPr>
+            <w:color w:val="0000EE"/>
+            <w:u w:val="single"/>
+          </w:rPr>
+          <w:t>以賽亞書40:11</w:t>
+        </w:r>
+      </w:hyperlink>
+      <w:r>
+        <w:rPr>
+          <w:lang w:val="zh_TW" w:bidi="zh_TW"/>
+        </w:rPr>
+        <w:t>）。當不忠的牧人辜負了以色列時，神介入並立祂的僕人大衛作他們忠心的牧人（</w:t>
+      </w:r>
+      <w:hyperlink r:id="rId43">
+        <w:r>
+          <w:rPr>
+            <w:lang w:val="zh_TW" w:bidi="zh_TW"/>
+          </w:rPr>
+          <w:rPr>
+            <w:color w:val="0000EE"/>
+            <w:u w:val="single"/>
+          </w:rPr>
+          <w:t>以西結34:11–16、23–24</w:t>
+        </w:r>
+      </w:hyperlink>
+      <w:r>
+        <w:rPr>
+          <w:lang w:val="zh_TW" w:bidi="zh_TW"/>
+        </w:rPr>
+        <w:t>）。</w:t>
       </w:r>
     </w:p>
     <w:p>
@@ -505,9 +913,9 @@
         <w:rPr>
           <w:lang w:val="zh_TW" w:bidi="zh_TW"/>
         </w:rPr>
-        <w:t>在</w:t>
-      </w:r>
-      <w:hyperlink r:id="rId19">
+        <w:t>新約聖經的意象來自舊約聖經和巴勒斯坦的背景。在猶太人的經濟發展中，牧人負責管理綿羊或山羊，擔任著重要的職位。大群的羊需要從一個地方移動到另一個地方，也需要防範野生動物和強盜。由於畜牧業在古代世界中扮演重要的角色，「牧人」這個詞成為統治者的常用詞語。亞述、巴比倫和埃及的王常被稱為保護百姓的牧人。這個意象構成了舊約聖經的背景，其中也有相同的用法。神被描繪成以色列的牧人，關心祂百姓福祉的各個方面。統治者和百姓的領袖常被稱為牧人（</w:t>
+      </w:r>
+      <w:hyperlink r:id="rId44">
         <w:r>
           <w:rPr>
             <w:lang w:val="zh_TW" w:bidi="zh_TW"/>
@@ -516,16 +924,16 @@
             <w:color w:val="0000EE"/>
             <w:u w:val="single"/>
           </w:rPr>
-          <w:t>創世記三</w:t>
+          <w:t>民數記27:17</w:t>
         </w:r>
       </w:hyperlink>
       <w:r>
         <w:rPr>
           <w:lang w:val="zh_TW" w:bidi="zh_TW"/>
         </w:rPr>
-        <w:t>和</w:t>
-      </w:r>
-      <w:hyperlink r:id="rId21">
+        <w:t>；</w:t>
+      </w:r>
+      <w:hyperlink r:id="rId45">
         <w:r>
           <w:rPr>
             <w:lang w:val="zh_TW" w:bidi="zh_TW"/>
@@ -534,42 +942,16 @@
             <w:color w:val="0000EE"/>
             <w:u w:val="single"/>
           </w:rPr>
-          <w:t>四節</w:t>
+          <w:t>列王紀上22:17</w:t>
         </w:r>
       </w:hyperlink>
       <w:r>
         <w:rPr>
           <w:lang w:val="zh_TW" w:bidi="zh_TW"/>
         </w:rPr>
-        <w:t>的經文中，希伯來文「戀慕（</w:t>
-      </w:r>
-      <w:r>
-        <w:rPr>
-          <w:i/>
-          <w:lang w:val="zh_TW" w:bidi="zh_TW"/>
-        </w:rPr>
-        <w:t>teshuqah</w:t>
-      </w:r>
-      <w:r>
-        <w:rPr>
-          <w:lang w:val="zh_TW" w:bidi="zh_TW"/>
-        </w:rPr>
-        <w:t>）」一詞並不是指性的渴望，而是指想要掌控或支配（</w:t>
-      </w:r>
-      <w:r>
-        <w:rPr>
-          <w:i/>
-          <w:lang w:val="zh_TW" w:bidi="zh_TW"/>
-        </w:rPr>
-        <w:t>teshuqah</w:t>
-      </w:r>
-      <w:r>
-        <w:rPr>
-          <w:lang w:val="zh_TW" w:bidi="zh_TW"/>
-        </w:rPr>
-        <w:t>的性意義出現在</w:t>
-      </w:r>
-      <w:hyperlink r:id="rId22">
+        <w:t>；</w:t>
+      </w:r>
+      <w:hyperlink r:id="rId46">
         <w:r>
           <w:rPr>
             <w:lang w:val="zh_TW" w:bidi="zh_TW"/>
@@ -578,14 +960,68 @@
             <w:color w:val="0000EE"/>
             <w:u w:val="single"/>
           </w:rPr>
-          <w:t>歌7:10</w:t>
+          <w:t>耶利米書10:21</w:t>
         </w:r>
       </w:hyperlink>
       <w:r>
         <w:rPr>
           <w:lang w:val="zh_TW" w:bidi="zh_TW"/>
         </w:rPr>
-        <w:t>）。因著罪，女人可能想要掌控她的丈夫；同時，男人也可能以嚴苛的方式管轄她。這並不是神起初設計的關係，罪使兩個原本平等的夥伴互相爭鬥。</w:t>
+        <w:t>，</w:t>
+      </w:r>
+      <w:hyperlink r:id="rId47">
+        <w:r>
+          <w:rPr>
+            <w:lang w:val="zh_TW" w:bidi="zh_TW"/>
+          </w:rPr>
+          <w:rPr>
+            <w:color w:val="0000EE"/>
+            <w:u w:val="single"/>
+          </w:rPr>
+          <w:t>12:10</w:t>
+        </w:r>
+      </w:hyperlink>
+      <w:r>
+        <w:rPr>
+          <w:lang w:val="zh_TW" w:bidi="zh_TW"/>
+        </w:rPr>
+        <w:t>，</w:t>
+      </w:r>
+      <w:hyperlink r:id="rId48">
+        <w:r>
+          <w:rPr>
+            <w:lang w:val="zh_TW" w:bidi="zh_TW"/>
+          </w:rPr>
+          <w:rPr>
+            <w:color w:val="0000EE"/>
+            <w:u w:val="single"/>
+          </w:rPr>
+          <w:t>22:22</w:t>
+        </w:r>
+      </w:hyperlink>
+      <w:r>
+        <w:rPr>
+          <w:lang w:val="zh_TW" w:bidi="zh_TW"/>
+        </w:rPr>
+        <w:t>，</w:t>
+      </w:r>
+      <w:hyperlink r:id="rId49">
+        <w:r>
+          <w:rPr>
+            <w:lang w:val="zh_TW" w:bidi="zh_TW"/>
+          </w:rPr>
+          <w:rPr>
+            <w:color w:val="0000EE"/>
+            <w:u w:val="single"/>
+          </w:rPr>
+          <w:t>23:1–2</w:t>
+        </w:r>
+      </w:hyperlink>
+      <w:r>
+        <w:rPr>
+          <w:lang w:val="zh_TW" w:bidi="zh_TW"/>
+        </w:rPr>
+        <w:t>）。</w:t>
       </w:r>
     </w:p>
     <w:p>
@@ -599,9 +1035,9 @@
         <w:rPr>
           <w:lang w:val="zh_TW" w:bidi="zh_TW"/>
         </w:rPr>
-        <w:t>使徒保羅在以弗所書中，對丈夫和妻子提出指引。他教導說，男人和女人都需要被神的靈改變。保羅說：「們作妻子的，當順服自己的丈夫，如同順服主」（</w:t>
-      </w:r>
-      <w:hyperlink r:id="rId23">
+        <w:t>到了耶利米的時代，「牧人」開始被用作稱呼即將到來的彌賽亞。神自己會牧養祂的羊群（</w:t>
+      </w:r>
+      <w:hyperlink r:id="rId50">
         <w:r>
           <w:rPr>
             <w:lang w:val="zh_TW" w:bidi="zh_TW"/>
@@ -610,16 +1046,16 @@
             <w:color w:val="0000EE"/>
             <w:u w:val="single"/>
           </w:rPr>
-          <w:t>弗5:22</w:t>
+          <w:t>耶利米書23:3</w:t>
         </w:r>
       </w:hyperlink>
       <w:r>
         <w:rPr>
           <w:lang w:val="zh_TW" w:bidi="zh_TW"/>
         </w:rPr>
-        <w:t>）。這意思是，妻子應當尊重丈夫，跟隨他的帶領，就像她跟隨耶穌一樣。保羅解釋說，丈夫蒙召作帶領，是要反映基督帶領教會的方式（</w:t>
-      </w:r>
-      <w:hyperlink r:id="rId24">
+        <w:t>，</w:t>
+      </w:r>
+      <w:hyperlink r:id="rId51">
         <w:r>
           <w:rPr>
             <w:lang w:val="zh_TW" w:bidi="zh_TW"/>
@@ -628,14 +1064,240 @@
             <w:color w:val="0000EE"/>
             <w:u w:val="single"/>
           </w:rPr>
-          <w:t>弗5:23</w:t>
+          <w:t>31:10</w:t>
         </w:r>
       </w:hyperlink>
       <w:r>
         <w:rPr>
           <w:lang w:val="zh_TW" w:bidi="zh_TW"/>
         </w:rPr>
+        <w:t>；</w:t>
+      </w:r>
+      <w:hyperlink r:id="rId52">
+        <w:r>
+          <w:rPr>
+            <w:lang w:val="zh_TW" w:bidi="zh_TW"/>
+          </w:rPr>
+          <w:rPr>
+            <w:color w:val="0000EE"/>
+            <w:u w:val="single"/>
+          </w:rPr>
+          <w:t>以西結書34:11–22</w:t>
+        </w:r>
+      </w:hyperlink>
+      <w:r>
+        <w:rPr>
+          <w:lang w:val="zh_TW" w:bidi="zh_TW"/>
+        </w:rPr>
+        <w:t>），並應許膏立忠心的牧人，關心祂的百姓（</w:t>
+      </w:r>
+      <w:hyperlink r:id="rId53">
+        <w:r>
+          <w:rPr>
+            <w:lang w:val="zh_TW" w:bidi="zh_TW"/>
+          </w:rPr>
+          <w:rPr>
+            <w:color w:val="0000EE"/>
+            <w:u w:val="single"/>
+          </w:rPr>
+          <w:t>耶利米書3:15</w:t>
+        </w:r>
+      </w:hyperlink>
+      <w:r>
+        <w:rPr>
+          <w:lang w:val="zh_TW" w:bidi="zh_TW"/>
+        </w:rPr>
+        <w:t>，</w:t>
+      </w:r>
+      <w:hyperlink r:id="rId54">
+        <w:r>
+          <w:rPr>
+            <w:lang w:val="zh_TW" w:bidi="zh_TW"/>
+          </w:rPr>
+          <w:rPr>
+            <w:color w:val="0000EE"/>
+            <w:u w:val="single"/>
+          </w:rPr>
+          <w:t>23:4</w:t>
+        </w:r>
+      </w:hyperlink>
+      <w:r>
+        <w:rPr>
+          <w:lang w:val="zh_TW" w:bidi="zh_TW"/>
+        </w:rPr>
+        <w:t>）。神明確應許祂將作他們的神，並將彌賽亞大衛的子孫設立為他們的牧人（</w:t>
+      </w:r>
+      <w:hyperlink r:id="rId55">
+        <w:r>
+          <w:rPr>
+            <w:lang w:val="zh_TW" w:bidi="zh_TW"/>
+          </w:rPr>
+          <w:rPr>
+            <w:color w:val="0000EE"/>
+            <w:u w:val="single"/>
+          </w:rPr>
+          <w:t>以西結書34:23–24</w:t>
+        </w:r>
+      </w:hyperlink>
+      <w:r>
+        <w:rPr>
+          <w:lang w:val="zh_TW" w:bidi="zh_TW"/>
+        </w:rPr>
+        <w:t>）。在新約聖經中，耶穌自稱為應許中的彌賽亞牧人（</w:t>
+      </w:r>
+      <w:hyperlink r:id="rId56">
+        <w:r>
+          <w:rPr>
+            <w:lang w:val="zh_TW" w:bidi="zh_TW"/>
+          </w:rPr>
+          <w:rPr>
+            <w:color w:val="0000EE"/>
+            <w:u w:val="single"/>
+          </w:rPr>
+          <w:t>馬太福音10:16</w:t>
+        </w:r>
+      </w:hyperlink>
+      <w:r>
+        <w:rPr>
+          <w:lang w:val="zh_TW" w:bidi="zh_TW"/>
+        </w:rPr>
+        <w:t>，</w:t>
+      </w:r>
+      <w:hyperlink r:id="rId57">
+        <w:r>
+          <w:rPr>
+            <w:lang w:val="zh_TW" w:bidi="zh_TW"/>
+          </w:rPr>
+          <w:rPr>
+            <w:color w:val="0000EE"/>
+            <w:u w:val="single"/>
+          </w:rPr>
+          <w:t>25:32</w:t>
+        </w:r>
+      </w:hyperlink>
+      <w:r>
+        <w:rPr>
+          <w:lang w:val="zh_TW" w:bidi="zh_TW"/>
+        </w:rPr>
+        <w:t>；</w:t>
+      </w:r>
+      <w:hyperlink r:id="rId58">
+        <w:r>
+          <w:rPr>
+            <w:lang w:val="zh_TW" w:bidi="zh_TW"/>
+          </w:rPr>
+          <w:rPr>
+            <w:color w:val="0000EE"/>
+            <w:u w:val="single"/>
+          </w:rPr>
+          <w:t>馬可福音14:27</w:t>
+        </w:r>
+      </w:hyperlink>
+      <w:r>
+        <w:rPr>
+          <w:lang w:val="zh_TW" w:bidi="zh_TW"/>
+        </w:rPr>
+        <w:t>；</w:t>
+      </w:r>
+      <w:hyperlink r:id="rId59">
+        <w:r>
+          <w:rPr>
+            <w:lang w:val="zh_TW" w:bidi="zh_TW"/>
+          </w:rPr>
+          <w:rPr>
+            <w:color w:val="0000EE"/>
+            <w:u w:val="single"/>
+          </w:rPr>
+          <w:t>約翰福音10:1–30</w:t>
+        </w:r>
+      </w:hyperlink>
+      <w:r>
+        <w:rPr>
+          <w:lang w:val="zh_TW" w:bidi="zh_TW"/>
+        </w:rPr>
+        <w:t>；參</w:t>
+      </w:r>
+      <w:hyperlink r:id="rId36">
+        <w:r>
+          <w:rPr>
+            <w:lang w:val="zh_TW" w:bidi="zh_TW"/>
+          </w:rPr>
+          <w:rPr>
+            <w:color w:val="0000EE"/>
+            <w:u w:val="single"/>
+          </w:rPr>
+          <w:t>希伯來書13:20</w:t>
+        </w:r>
+      </w:hyperlink>
+      <w:r>
+        <w:rPr>
+          <w:lang w:val="zh_TW" w:bidi="zh_TW"/>
+        </w:rPr>
+        <w:t>；</w:t>
+      </w:r>
+      <w:hyperlink r:id="rId60">
+        <w:r>
+          <w:rPr>
+            <w:lang w:val="zh_TW" w:bidi="zh_TW"/>
+          </w:rPr>
+          <w:rPr>
+            <w:color w:val="0000EE"/>
+            <w:u w:val="single"/>
+          </w:rPr>
+          <w:t>彼得前書2:25</w:t>
+        </w:r>
+      </w:hyperlink>
+      <w:r>
+        <w:rPr>
+          <w:lang w:val="zh_TW" w:bidi="zh_TW"/>
+        </w:rPr>
         <w:t>）。</w:t>
+      </w:r>
+      <w:hyperlink r:id="rId61">
+        <w:r>
+          <w:rPr>
+            <w:lang w:val="zh_TW" w:bidi="zh_TW"/>
+          </w:rPr>
+          <w:rPr>
+            <w:color w:val="0000EE"/>
+            <w:u w:val="single"/>
+          </w:rPr>
+          <w:t>以弗所書四章11節</w:t>
+        </w:r>
+      </w:hyperlink>
+      <w:r>
+        <w:rPr>
+          <w:lang w:val="zh_TW" w:bidi="zh_TW"/>
+        </w:rPr>
+        <w:t>提到教會的領袖為牧人或牧師。這種用法在早期教會中持續，直到今天。保羅說他們是神賜給教會的特殊人物，像牧人一樣照顧神的百姓，以神的道路引導並教導他們。彼得也提到領袖們是牧人。他鼓勵牧人忠心，直到大牧人耶穌基督顯現的時候（</w:t>
+      </w:r>
+      <w:hyperlink r:id="rId62">
+        <w:r>
+          <w:rPr>
+            <w:lang w:val="zh_TW" w:bidi="zh_TW"/>
+          </w:rPr>
+          <w:rPr>
+            <w:color w:val="0000EE"/>
+            <w:u w:val="single"/>
+          </w:rPr>
+          <w:t>彼得前書5:1–4</w:t>
+        </w:r>
+      </w:hyperlink>
+      <w:r>
+        <w:rPr>
+          <w:lang w:val="zh_TW" w:bidi="zh_TW"/>
+        </w:rPr>
+        <w:t>）。</w:t>
+      </w:r>
+      <w:r>
+        <w:rPr>
+          <w:lang w:val="zh_TW" w:bidi="zh_TW"/>
+        </w:rPr>
+      </w:r>
+      <w:r>
+        <w:rPr>
+          <w:lang w:val="zh_TW" w:bidi="zh_TW"/>
+        </w:rPr>
       </w:r>
     </w:p>
     <w:p>
@@ -645,29 +1307,21 @@
           <w:lang w:val="zh_TW" w:bidi="zh_TW"/>
         </w:rPr>
       </w:r>
-      <w:r>
-        <w:rPr>
-          <w:lang w:val="zh_TW" w:bidi="zh_TW"/>
-        </w:rPr>
-        <w:t>但保羅也鄭重地對丈夫說，他們必須愛妻子，「正如基督愛教會，為教會捨己」（</w:t>
-      </w:r>
-      <w:hyperlink r:id="rId25">
-        <w:r>
-          <w:rPr>
-            <w:lang w:val="zh_TW" w:bidi="zh_TW"/>
-          </w:rPr>
-          <w:rPr>
-            <w:color w:val="0000EE"/>
-            <w:u w:val="single"/>
-          </w:rPr>
-          <w:t>弗5:25</w:t>
-        </w:r>
-      </w:hyperlink>
-      <w:r>
-        <w:rPr>
-          <w:lang w:val="zh_TW" w:bidi="zh_TW"/>
-        </w:rPr>
-        <w:t>）。這樣的愛並不是嚴苛或控制的，而是充滿關懷、犧牲和溫柔。</w:t>
+    </w:p>
+    <w:p>
+      <w:pPr>
+        <w:pStyle w:val="Heading2"/>
+      </w:pPr>
+      <w:r>
+        <w:rPr>
+          <w:lang w:val="zh_TW" w:bidi="zh_TW"/>
+        </w:rPr>
+        <w:t>牧師</w:t>
+      </w:r>
+      <w:r>
+        <w:rPr>
+          <w:lang w:val="zh_TW" w:bidi="zh_TW"/>
+        </w:rPr>
       </w:r>
     </w:p>
     <w:p>
@@ -681,9 +1335,9 @@
         <w:rPr>
           <w:lang w:val="zh_TW" w:bidi="zh_TW"/>
         </w:rPr>
-        <w:t>保羅在</w:t>
-      </w:r>
-      <w:hyperlink r:id="rId26">
+        <w:t>這個詞字面意思是「牧羊人」。在舊約和新約中，這個詞以比喻的方式用來指代統治者和領袖。這個詞在新約聖經中有12次被用來比喻「領袖」，但只有在</w:t>
+      </w:r>
+      <w:hyperlink r:id="rId61">
         <w:r>
           <w:rPr>
             <w:lang w:val="zh_TW" w:bidi="zh_TW"/>
@@ -692,61 +1346,14 @@
             <w:color w:val="0000EE"/>
             <w:u w:val="single"/>
           </w:rPr>
-          <w:t>以弗所書五章31節</w:t>
+          <w:t>以弗所書四章11節</w:t>
         </w:r>
       </w:hyperlink>
       <w:r>
         <w:rPr>
           <w:lang w:val="zh_TW" w:bidi="zh_TW"/>
         </w:rPr>
-        <w:t>引用</w:t>
-      </w:r>
-      <w:hyperlink r:id="rId27">
-        <w:r>
-          <w:rPr>
-            <w:lang w:val="zh_TW" w:bidi="zh_TW"/>
-          </w:rPr>
-          <w:rPr>
-            <w:color w:val="0000EE"/>
-            <w:u w:val="single"/>
-          </w:rPr>
-          <w:t>創世記二章24節</w:t>
-        </w:r>
-      </w:hyperlink>
-      <w:r>
-        <w:rPr>
-          <w:lang w:val="zh_TW" w:bidi="zh_TW"/>
-        </w:rPr>
-        <w:t>，提醒讀者婚姻本是為了帶來深切的合一。在基督裡，可以恢復這合一。丈夫和妻子在價值上仍是平等的，他們的角色雖然不同，但彼此的關係卻建立在愛、尊重與互相順服上</w:t>
-      </w:r>
-      <w:hyperlink r:id="rId28">
-        <w:r>
-          <w:rPr>
-            <w:lang w:val="zh_TW" w:bidi="zh_TW"/>
-          </w:rPr>
-          <w:rPr>
-            <w:color w:val="0000EE"/>
-            <w:u w:val="single"/>
-          </w:rPr>
-          <w:t>（弗5:21）</w:t>
-        </w:r>
-      </w:hyperlink>
-      <w:r>
-        <w:rPr>
-          <w:lang w:val="zh_TW" w:bidi="zh_TW"/>
-        </w:rPr>
-        <w:t>。當他們一同跟隨耶穌，就開始恢復伊甸園裡的和平與喜樂。</w:t>
-      </w:r>
-    </w:p>
-    <w:p>
-      <w:pPr>
-        <w:pStyle w:val="Heading3"/>
-      </w:pPr>
-      <w:r>
-        <w:rPr>
-          <w:lang w:val="zh_TW" w:bidi="zh_TW"/>
-        </w:rPr>
-        <w:t>聖經中女人與生命的關係</w:t>
+        <w:t>中被翻譯為「牧師」。</w:t>
       </w:r>
     </w:p>
     <w:p>
@@ -760,7 +1367,61 @@
         <w:rPr>
           <w:lang w:val="zh_TW" w:bidi="zh_TW"/>
         </w:rPr>
-        <w:t>女人與男人一樣，完全是人。她是照著神的形像被造，反映神的本性。她能思想、創造、愛人，也能在她的文化、社群與日常生活中以多種方式服事。</w:t>
+        <w:t>牧師和教師共同組成一個團體，與使徒、先知和傳福音者的工作相輔相成。「監督」和「長老」這兩個稱號在新約中指的是同一個職分（參</w:t>
+      </w:r>
+      <w:hyperlink r:id="rId63">
+        <w:r>
+          <w:rPr>
+            <w:lang w:val="zh_TW" w:bidi="zh_TW"/>
+          </w:rPr>
+          <w:rPr>
+            <w:color w:val="0000EE"/>
+            <w:u w:val="single"/>
+          </w:rPr>
+          <w:t>徒20:17、28</w:t>
+        </w:r>
+      </w:hyperlink>
+      <w:r>
+        <w:rPr>
+          <w:lang w:val="zh_TW" w:bidi="zh_TW"/>
+        </w:rPr>
+        <w:t>；</w:t>
+      </w:r>
+      <w:hyperlink r:id="rId64">
+        <w:r>
+          <w:rPr>
+            <w:lang w:val="zh_TW" w:bidi="zh_TW"/>
+          </w:rPr>
+          <w:rPr>
+            <w:color w:val="0000EE"/>
+            <w:u w:val="single"/>
+          </w:rPr>
+          <w:t>多1:5–7</w:t>
+        </w:r>
+      </w:hyperlink>
+      <w:r>
+        <w:rPr>
+          <w:lang w:val="zh_TW" w:bidi="zh_TW"/>
+        </w:rPr>
+        <w:t>）。「牧師」似乎與「監督」和「長老」具有相同的含義，正如耶穌被稱為「你們靈魂的牧人監督」（</w:t>
+      </w:r>
+      <w:hyperlink r:id="rId60">
+        <w:r>
+          <w:rPr>
+            <w:lang w:val="zh_TW" w:bidi="zh_TW"/>
+          </w:rPr>
+          <w:rPr>
+            <w:color w:val="0000EE"/>
+            <w:u w:val="single"/>
+          </w:rPr>
+          <w:t>彼前2:25</w:t>
+        </w:r>
+      </w:hyperlink>
+      <w:r>
+        <w:rPr>
+          <w:lang w:val="zh_TW" w:bidi="zh_TW"/>
+        </w:rPr>
+        <w:t>）所顯示。</w:t>
       </w:r>
     </w:p>
     <w:p>
@@ -774,7 +1435,115 @@
         <w:rPr>
           <w:lang w:val="zh_TW" w:bidi="zh_TW"/>
         </w:rPr>
-        <w:t>聖經經常將女人與生育聯繫起來。許多聖經中的女人，在生養與撫育兒女中找到極大意義。但聖經同樣表明，女人的價值並不取決於是否生育，而是在生命的各個層面都有價值。無論她是否有孩子，她在家庭、社群、教會以及神面前，都有自己獨立的身分。</w:t>
+        <w:t>動詞「牧養」被用來描述地方教會領袖的工作（</w:t>
+      </w:r>
+      <w:hyperlink r:id="rId65">
+        <w:r>
+          <w:rPr>
+            <w:lang w:val="zh_TW" w:bidi="zh_TW"/>
+          </w:rPr>
+          <w:rPr>
+            <w:color w:val="0000EE"/>
+            <w:u w:val="single"/>
+          </w:rPr>
+          <w:t>約音21:16</w:t>
+        </w:r>
+      </w:hyperlink>
+      <w:r>
+        <w:rPr>
+          <w:lang w:val="zh_TW" w:bidi="zh_TW"/>
+        </w:rPr>
+        <w:t>；</w:t>
+      </w:r>
+      <w:hyperlink r:id="rId66">
+        <w:r>
+          <w:rPr>
+            <w:lang w:val="zh_TW" w:bidi="zh_TW"/>
+          </w:rPr>
+          <w:rPr>
+            <w:color w:val="0000EE"/>
+            <w:u w:val="single"/>
+          </w:rPr>
+          <w:t>徒20:28</w:t>
+        </w:r>
+      </w:hyperlink>
+      <w:r>
+        <w:rPr>
+          <w:lang w:val="zh_TW" w:bidi="zh_TW"/>
+        </w:rPr>
+        <w:t>；</w:t>
+      </w:r>
+      <w:hyperlink r:id="rId67">
+        <w:r>
+          <w:rPr>
+            <w:lang w:val="zh_TW" w:bidi="zh_TW"/>
+          </w:rPr>
+          <w:rPr>
+            <w:color w:val="0000EE"/>
+            <w:u w:val="single"/>
+          </w:rPr>
+          <w:t>彼前5:2</w:t>
+        </w:r>
+      </w:hyperlink>
+      <w:r>
+        <w:rPr>
+          <w:lang w:val="zh_TW" w:bidi="zh_TW"/>
+        </w:rPr>
+        <w:t>），會眾經常被稱為羊群。牧師的責任是建立基督的身體。牧師通過監督會眾（</w:t>
+      </w:r>
+      <w:hyperlink r:id="rId66">
+        <w:r>
+          <w:rPr>
+            <w:lang w:val="zh_TW" w:bidi="zh_TW"/>
+          </w:rPr>
+          <w:rPr>
+            <w:color w:val="0000EE"/>
+            <w:u w:val="single"/>
+          </w:rPr>
+          <w:t>徒20:28</w:t>
+        </w:r>
+      </w:hyperlink>
+      <w:r>
+        <w:rPr>
+          <w:lang w:val="zh_TW" w:bidi="zh_TW"/>
+        </w:rPr>
+        <w:t>；</w:t>
+      </w:r>
+      <w:hyperlink r:id="rId68">
+        <w:r>
+          <w:rPr>
+            <w:lang w:val="zh_TW" w:bidi="zh_TW"/>
+          </w:rPr>
+          <w:rPr>
+            <w:color w:val="0000EE"/>
+            <w:u w:val="single"/>
+          </w:rPr>
+          <w:t>來13:7</w:t>
+        </w:r>
+      </w:hyperlink>
+      <w:r>
+        <w:rPr>
+          <w:lang w:val="zh_TW" w:bidi="zh_TW"/>
+        </w:rPr>
+        <w:t>）和反對虛假教導（</w:t>
+      </w:r>
+      <w:hyperlink r:id="rId69">
+        <w:r>
+          <w:rPr>
+            <w:lang w:val="zh_TW" w:bidi="zh_TW"/>
+          </w:rPr>
+          <w:rPr>
+            <w:color w:val="0000EE"/>
+            <w:u w:val="single"/>
+          </w:rPr>
+          <w:t>徒20:29–30</w:t>
+        </w:r>
+      </w:hyperlink>
+      <w:r>
+        <w:rPr>
+          <w:lang w:val="zh_TW" w:bidi="zh_TW"/>
+        </w:rPr>
+        <w:t>）來建立基督的身體。關於牧師職責和責任的更詳細信息見於保羅寫給提摩太和提多的書信，這些書信被稱為教牧書信。</w:t>
       </w:r>
     </w:p>
     <w:p>
@@ -786,552 +1555,82 @@
       </w:r>
       <w:r>
         <w:rPr>
-          <w:lang w:val="zh_TW" w:bidi="zh_TW"/>
-        </w:rPr>
-        <w:t>聖經也顯示，生育並非女人單獨的責任。丈夫是她的夥伴，他參與生命的起始，在生產的時候與她同在，並在孩子成長的過程中一同承擔照顧的責任。</w:t>
-      </w:r>
-    </w:p>
-    <w:p>
-      <w:pPr/>
-      <w:r>
-        <w:rPr>
-          <w:lang w:val="zh_TW" w:bidi="zh_TW"/>
-        </w:rPr>
-      </w:r>
-      <w:r>
-        <w:rPr>
-          <w:lang w:val="zh_TW" w:bidi="zh_TW"/>
-        </w:rPr>
-        <w:t>聖經把女人與神特別的應許連結起來。在</w:t>
-      </w:r>
-      <w:hyperlink r:id="rId29">
-        <w:r>
-          <w:rPr>
-            <w:lang w:val="zh_TW" w:bidi="zh_TW"/>
-          </w:rPr>
-          <w:rPr>
-            <w:color w:val="0000EE"/>
-            <w:u w:val="single"/>
-          </w:rPr>
-          <w:t>創世記三章15節</w:t>
-        </w:r>
-      </w:hyperlink>
-      <w:r>
-        <w:rPr>
-          <w:lang w:val="zh_TW" w:bidi="zh_TW"/>
-        </w:rPr>
-        <w:t>中，當人第一次犯罪後，神賜下一個盼望的信息。祂說，有一天，女人的後裔要勝過那惡者，就是撒但。這個應許為生育帶來了新的意義，使它成為盼望與祝福的記號。</w:t>
-      </w:r>
-    </w:p>
-    <w:p>
-      <w:pPr/>
-      <w:r>
-        <w:rPr>
-          <w:lang w:val="zh_TW" w:bidi="zh_TW"/>
-        </w:rPr>
-      </w:r>
-      <w:r>
-        <w:rPr>
-          <w:lang w:val="zh_TW" w:bidi="zh_TW"/>
-        </w:rPr>
-        <w:t>這個應許最終指向耶穌的降生，祂由女人而生。神藉著祂把救恩帶到世界。此後每一個新生命的誕生，都可以看作是這故事的一部分，使人謹記神藉著人的家庭，帶來生命與醫治的應許。</w:t>
-      </w:r>
-    </w:p>
-    <w:p>
-      <w:pPr/>
-      <w:r>
-        <w:rPr>
-          <w:lang w:val="zh_TW" w:bidi="zh_TW"/>
-        </w:rPr>
-      </w:r>
-      <w:r>
-        <w:rPr>
-          <w:lang w:val="zh_TW" w:bidi="zh_TW"/>
-        </w:rPr>
-        <w:t>有些基督徒在</w:t>
-      </w:r>
-      <w:hyperlink r:id="rId30">
-        <w:r>
-          <w:rPr>
-            <w:lang w:val="zh_TW" w:bidi="zh_TW"/>
-          </w:rPr>
-          <w:rPr>
-            <w:color w:val="0000EE"/>
-            <w:u w:val="single"/>
-          </w:rPr>
-          <w:t>提摩太前書二章15節</w:t>
-        </w:r>
-      </w:hyperlink>
-      <w:r>
-        <w:rPr>
-          <w:lang w:val="zh_TW" w:bidi="zh_TW"/>
-        </w:rPr>
-        <w:t>看到這個觀念，經文說婦人必因生產得救。這並不是說生兒育女能帶來救恩，而可能是指神的應許，會藉基督降生這段漫長的故事得以應驗。</w:t>
-      </w:r>
-    </w:p>
-    <w:p>
-      <w:pPr/>
-      <w:r>
-        <w:rPr>
-          <w:lang w:val="zh_TW" w:bidi="zh_TW"/>
-        </w:rPr>
-      </w:r>
-      <w:r>
-        <w:rPr>
-          <w:lang w:val="zh_TW" w:bidi="zh_TW"/>
-        </w:rPr>
-        <w:t>在舊約聖經的世界裡，人常以為女人的價值主要在於生兒養女。但聖經指出，女人的真正價值並不單單取決於生產。正如男人一樣，女人最深的使命是藉著信心在神裡面找到。</w:t>
-      </w:r>
-    </w:p>
-    <w:p>
-      <w:pPr/>
-      <w:r>
-        <w:rPr>
-          <w:lang w:val="zh_TW" w:bidi="zh_TW"/>
-        </w:rPr>
-      </w:r>
-      <w:r>
-        <w:rPr>
-          <w:lang w:val="zh_TW" w:bidi="zh_TW"/>
-        </w:rPr>
-        <w:t>女人也許有許多孩子，並因撫養兒女而感到滿足。然而，照顧兒女並不等同於認識並尊榮神。她與神的關係才是最重要的。</w:t>
-      </w:r>
-    </w:p>
-    <w:p>
-      <w:pPr/>
-      <w:r>
-        <w:rPr>
-          <w:lang w:val="zh_TW" w:bidi="zh_TW"/>
-        </w:rPr>
-      </w:r>
-      <w:r>
-        <w:rPr>
-          <w:lang w:val="zh_TW" w:bidi="zh_TW"/>
-        </w:rPr>
-        <w:t>一個沒有孩子，甚至沒有丈夫的女人，仍然擁有完全的價值和身分。她是照著神的形像被造的，能以許多方式服事祂。她的生命有意義，是因為神，而不是因為她的家庭地位。</w:t>
-      </w:r>
-    </w:p>
-    <w:p>
-      <w:pPr/>
-      <w:r>
-        <w:rPr>
-          <w:lang w:val="zh_TW" w:bidi="zh_TW"/>
-        </w:rPr>
-      </w:r>
-      <w:r>
-        <w:rPr>
-          <w:lang w:val="zh_TW" w:bidi="zh_TW"/>
-        </w:rPr>
-        <w:t>神在女人生命中的恩賜，能引導她在群體中，找到表明自己對神忠誠的方法。例如，女人和男人一樣都有機會許拿細耳人願（</w:t>
-      </w:r>
-      <w:hyperlink r:id="rId31">
-        <w:r>
-          <w:rPr>
-            <w:lang w:val="zh_TW" w:bidi="zh_TW"/>
-          </w:rPr>
-          <w:rPr>
-            <w:color w:val="0000EE"/>
-            <w:u w:val="single"/>
-          </w:rPr>
-          <w:t>民6:2，</w:t>
-        </w:r>
-      </w:hyperlink>
-      <w:r>
-        <w:rPr>
+          <w:i/>
           <w:lang w:val="zh_TW" w:bidi="zh_TW"/>
         </w:rPr>
         <w:t>另見</w:t>
       </w:r>
-      <w:hyperlink r:id="rId32">
-        <w:r>
-          <w:rPr>
-            <w:lang w:val="zh_TW" w:bidi="zh_TW"/>
-          </w:rPr>
-          <w:rPr>
-            <w:color w:val="0000EE"/>
-            <w:u w:val="single"/>
-          </w:rPr>
-          <w:t>30</w:t>
-        </w:r>
-      </w:hyperlink>
-      <w:r>
-        <w:rPr>
-          <w:lang w:val="zh_TW" w:bidi="zh_TW"/>
-        </w:rPr>
-        <w:t>章）。</w:t>
-      </w:r>
-    </w:p>
-    <w:p>
-      <w:pPr/>
-      <w:r>
-        <w:rPr>
-          <w:lang w:val="zh_TW" w:bidi="zh_TW"/>
-        </w:rPr>
-      </w:r>
-      <w:r>
-        <w:rPr>
-          <w:lang w:val="zh_TW" w:bidi="zh_TW"/>
-        </w:rPr>
-        <w:t>聖經記載了許多在公開場合事奉神的女人。摩西和亞倫的姊姊米利暗是女先知，也是音樂家和百姓的領袖（</w:t>
-      </w:r>
-      <w:hyperlink r:id="rId33">
-        <w:r>
-          <w:rPr>
-            <w:lang w:val="zh_TW" w:bidi="zh_TW"/>
-          </w:rPr>
-          <w:rPr>
-            <w:color w:val="0000EE"/>
-            <w:u w:val="single"/>
-          </w:rPr>
-          <w:t>出15:20–21</w:t>
-        </w:r>
-      </w:hyperlink>
+      <w:r>
+        <w:rPr>
+          <w:lang w:val="zh_TW" w:bidi="zh_TW"/>
+        </w:rPr>
+        <w:t xml:space="preserve"> </w:t>
+      </w:r>
+      <w:r>
+        <w:rPr>
+          <w:lang w:val="zh_TW" w:bidi="zh_TW"/>
+        </w:rPr>
+        <w:t>監督</w:t>
+      </w:r>
       <w:r>
         <w:rPr>
           <w:lang w:val="zh_TW" w:bidi="zh_TW"/>
         </w:rPr>
         <w:t>；</w:t>
       </w:r>
-      <w:hyperlink r:id="rId34">
-        <w:r>
-          <w:rPr>
-            <w:lang w:val="zh_TW" w:bidi="zh_TW"/>
-          </w:rPr>
-          <w:rPr>
-            <w:color w:val="0000EE"/>
-            <w:u w:val="single"/>
-          </w:rPr>
-          <w:t>民12章</w:t>
-        </w:r>
-      </w:hyperlink>
-      <w:r>
-        <w:rPr>
-          <w:lang w:val="zh_TW" w:bidi="zh_TW"/>
-        </w:rPr>
-        <w:t>）。在米利暗去世後多年，神仍提醒以色列人，祂曾把她賜給他們作領袖（</w:t>
-      </w:r>
-      <w:hyperlink r:id="rId35">
-        <w:r>
-          <w:rPr>
-            <w:lang w:val="zh_TW" w:bidi="zh_TW"/>
-          </w:rPr>
-          <w:rPr>
-            <w:color w:val="0000EE"/>
-            <w:u w:val="single"/>
-          </w:rPr>
-          <w:t>彌6:4</w:t>
-        </w:r>
-      </w:hyperlink>
-      <w:r>
-        <w:rPr>
-          <w:lang w:val="zh_TW" w:bidi="zh_TW"/>
-        </w:rPr>
-        <w:t>）。</w:t>
-      </w:r>
-    </w:p>
-    <w:p>
-      <w:pPr/>
-      <w:r>
-        <w:rPr>
-          <w:lang w:val="zh_TW" w:bidi="zh_TW"/>
-        </w:rPr>
-      </w:r>
-      <w:r>
-        <w:rPr>
-          <w:lang w:val="zh_TW" w:bidi="zh_TW"/>
-        </w:rPr>
-        <w:t>還有其他女人也過著忠心又勇敢的生活。底波拉是女先知，也是唯一被稱為以色列士師的女人（</w:t>
-      </w:r>
-      <w:hyperlink r:id="rId36">
-        <w:r>
-          <w:rPr>
-            <w:lang w:val="zh_TW" w:bidi="zh_TW"/>
-          </w:rPr>
-          <w:rPr>
-            <w:color w:val="0000EE"/>
-            <w:u w:val="single"/>
-          </w:rPr>
-          <w:t>士4–5章</w:t>
-        </w:r>
-      </w:hyperlink>
-      <w:r>
-        <w:rPr>
-          <w:lang w:val="zh_TW" w:bidi="zh_TW"/>
-        </w:rPr>
-        <w:t>）。以斯帖是一位希伯來女人，她成了波斯的王后，勇敢朝見亞哈隨魯王，使她的百姓得以脫離死亡。戶勒大是另一位女先知，當約西亞王開始帶領百姓歸向神時，戶勒大向王傳講神的信息（</w:t>
-      </w:r>
-      <w:hyperlink r:id="rId37">
-        <w:r>
-          <w:rPr>
-            <w:lang w:val="zh_TW" w:bidi="zh_TW"/>
-          </w:rPr>
-          <w:rPr>
-            <w:color w:val="0000EE"/>
-            <w:u w:val="single"/>
-          </w:rPr>
-          <w:t>代下34:22–28</w:t>
-        </w:r>
-      </w:hyperlink>
-      <w:r>
-        <w:rPr>
-          <w:lang w:val="zh_TW" w:bidi="zh_TW"/>
-        </w:rPr>
-        <w:t>）。這正是耶利米和西番雅的時代，雖然當時已有男先知，但神在那個時刻卻要藉著戶勒大說話。</w:t>
-      </w:r>
-    </w:p>
-    <w:p>
-      <w:pPr/>
-      <w:r>
-        <w:rPr>
-          <w:lang w:val="zh_TW" w:bidi="zh_TW"/>
-        </w:rPr>
-      </w:r>
-      <w:r>
-        <w:rPr>
-          <w:lang w:val="zh_TW" w:bidi="zh_TW"/>
-        </w:rPr>
-        <w:t>新約聖經也記載多位在公開事奉神的女人：</w:t>
-      </w:r>
-    </w:p>
-    <w:p>
-      <w:pPr>
-        <w:pStyle w:val="ListBullet"/>
-        <w:spacing w:line="240" w:lineRule="auto"/>
-        <w:ind w:left="720"/>
-      </w:pPr>
-      <w:r>
-        <w:rPr>
-          <w:lang w:val="zh_TW" w:bidi="zh_TW"/>
-        </w:rPr>
-      </w:r>
-      <w:r>
-        <w:rPr>
-          <w:lang w:val="zh_TW" w:bidi="zh_TW"/>
-        </w:rPr>
-        <w:t>腓利的女兒（她們是女先知）</w:t>
-      </w:r>
-    </w:p>
-    <w:p>
-      <w:pPr>
-        <w:pStyle w:val="ListBullet"/>
-        <w:spacing w:line="240" w:lineRule="auto"/>
-        <w:ind w:left="720"/>
-      </w:pPr>
-      <w:r>
-        <w:rPr>
-          <w:lang w:val="zh_TW" w:bidi="zh_TW"/>
-        </w:rPr>
-      </w:r>
-      <w:r>
-        <w:rPr>
-          <w:lang w:val="zh_TW" w:bidi="zh_TW"/>
-        </w:rPr>
-        <w:t>非比</w:t>
-      </w:r>
-    </w:p>
-    <w:p>
-      <w:pPr>
-        <w:pStyle w:val="ListBullet"/>
-        <w:spacing w:line="240" w:lineRule="auto"/>
-        <w:ind w:left="720"/>
-      </w:pPr>
-      <w:r>
-        <w:rPr>
-          <w:lang w:val="zh_TW" w:bidi="zh_TW"/>
-        </w:rPr>
-      </w:r>
-      <w:r>
-        <w:rPr>
-          <w:lang w:val="zh_TW" w:bidi="zh_TW"/>
-        </w:rPr>
-        <w:t>百基拉</w:t>
-      </w:r>
-    </w:p>
-    <w:p>
-      <w:pPr>
-        <w:pStyle w:val="ListBullet"/>
-        <w:spacing w:line="240" w:lineRule="auto"/>
-        <w:ind w:left="720"/>
-      </w:pPr>
-      <w:r>
-        <w:rPr>
-          <w:lang w:val="zh_TW" w:bidi="zh_TW"/>
-        </w:rPr>
-      </w:r>
-      <w:r>
-        <w:rPr>
-          <w:lang w:val="zh_TW" w:bidi="zh_TW"/>
-        </w:rPr>
-        <w:t>猶尼亞</w:t>
-      </w:r>
-    </w:p>
-    <w:p>
-      <w:pPr>
-        <w:pStyle w:val="ListBullet"/>
-        <w:spacing w:line="240" w:lineRule="auto"/>
-        <w:ind w:left="720"/>
-      </w:pPr>
-      <w:r>
-        <w:rPr>
-          <w:lang w:val="zh_TW" w:bidi="zh_TW"/>
-        </w:rPr>
-      </w:r>
-      <w:r>
-        <w:rPr>
-          <w:lang w:val="zh_TW" w:bidi="zh_TW"/>
-        </w:rPr>
-        <w:t>土非拿</w:t>
-      </w:r>
-    </w:p>
-    <w:p>
-      <w:pPr>
-        <w:pStyle w:val="ListBullet"/>
-        <w:spacing w:line="240" w:lineRule="auto"/>
-        <w:ind w:left="720"/>
-      </w:pPr>
-      <w:r>
-        <w:rPr>
-          <w:lang w:val="zh_TW" w:bidi="zh_TW"/>
-        </w:rPr>
-      </w:r>
-      <w:r>
-        <w:rPr>
-          <w:lang w:val="zh_TW" w:bidi="zh_TW"/>
-        </w:rPr>
-        <w:t>土富撒</w:t>
-      </w:r>
-    </w:p>
-    <w:p>
-      <w:pPr>
-        <w:pStyle w:val="ListBullet"/>
-        <w:spacing w:line="240" w:lineRule="auto"/>
-        <w:ind w:left="720"/>
-      </w:pPr>
-      <w:r>
-        <w:rPr>
-          <w:lang w:val="zh_TW" w:bidi="zh_TW"/>
-        </w:rPr>
-      </w:r>
-      <w:r>
-        <w:rPr>
-          <w:lang w:val="zh_TW" w:bidi="zh_TW"/>
-        </w:rPr>
-        <w:t>彼息</w:t>
-      </w:r>
-    </w:p>
-    <w:p>
-      <w:pPr>
-        <w:pStyle w:val="ListBullet"/>
-        <w:spacing w:line="240" w:lineRule="auto"/>
-        <w:ind w:left="720"/>
-      </w:pPr>
-      <w:r>
-        <w:rPr>
-          <w:lang w:val="zh_TW" w:bidi="zh_TW"/>
-        </w:rPr>
-      </w:r>
-      <w:r>
-        <w:rPr>
-          <w:lang w:val="zh_TW" w:bidi="zh_TW"/>
-        </w:rPr>
-        <w:t>友阿蝶</w:t>
-      </w:r>
-    </w:p>
-    <w:p>
-      <w:pPr>
-        <w:pStyle w:val="ListBullet"/>
-        <w:spacing w:line="240" w:lineRule="auto"/>
-        <w:ind w:left="720"/>
-      </w:pPr>
-      <w:r>
-        <w:rPr>
-          <w:lang w:val="zh_TW" w:bidi="zh_TW"/>
-        </w:rPr>
-      </w:r>
-      <w:r>
-        <w:rPr>
-          <w:lang w:val="zh_TW" w:bidi="zh_TW"/>
-        </w:rPr>
-        <w:t>循都基</w:t>
-      </w:r>
-    </w:p>
-    <w:p>
-      <w:pPr/>
-      <w:r>
-        <w:rPr>
-          <w:lang w:val="zh_TW" w:bidi="zh_TW"/>
-        </w:rPr>
-      </w:r>
-      <w:r>
-        <w:rPr>
-          <w:lang w:val="zh_TW" w:bidi="zh_TW"/>
-        </w:rPr>
-        <w:t>這些女人顯出先知約珥的預言，約珥曾說，有一天神的靈要澆灌在男女身上，他們都要說出神的話（</w:t>
-      </w:r>
-      <w:hyperlink r:id="rId38">
-        <w:r>
-          <w:rPr>
-            <w:lang w:val="zh_TW" w:bidi="zh_TW"/>
-          </w:rPr>
-          <w:rPr>
-            <w:color w:val="0000EE"/>
-            <w:u w:val="single"/>
-          </w:rPr>
-          <w:t>珥2:28–29</w:t>
-        </w:r>
-      </w:hyperlink>
-      <w:r>
-        <w:rPr>
-          <w:lang w:val="zh_TW" w:bidi="zh_TW"/>
-        </w:rPr>
-        <w:t>）。還有一些女人，如撒拉、路得和哈拿，她們在住處和家庭裡憑著信心事奉神。她們信靠神，並順服祂而生活。</w:t>
-      </w:r>
-    </w:p>
-    <w:p>
-      <w:pPr/>
-      <w:r>
-        <w:rPr>
-          <w:lang w:val="zh_TW" w:bidi="zh_TW"/>
-        </w:rPr>
-      </w:r>
-      <w:r>
-        <w:rPr>
-          <w:lang w:val="zh_TW" w:bidi="zh_TW"/>
-        </w:rPr>
-        <w:t>聖經中最受尊榮的女人，是耶穌的母親馬利亞。她信靠神，並生下救主。神讓夏娃的應許在馬利亞身上應驗；藉著她，那位戰勝人類仇敵的救主降生了。</w:t>
-      </w:r>
-    </w:p>
-    <w:p>
-      <w:pPr/>
-      <w:r>
-        <w:rPr>
-          <w:lang w:val="zh_TW" w:bidi="zh_TW"/>
-        </w:rPr>
-      </w:r>
-      <w:r>
-        <w:rPr>
-          <w:i/>
-          <w:lang w:val="zh_TW" w:bidi="zh_TW"/>
-        </w:rPr>
-        <w:t>另見</w:t>
-      </w:r>
-      <w:r>
-        <w:rPr>
-          <w:lang w:val="zh_TW" w:bidi="zh_TW"/>
-        </w:rPr>
-        <w:t xml:space="preserve"> </w:t>
-      </w:r>
-      <w:r>
-        <w:rPr>
-          <w:lang w:val="zh_TW" w:bidi="zh_TW"/>
-        </w:rPr>
-        <w:t>夏娃；</w:t>
-      </w:r>
-      <w:r>
-        <w:rPr>
-          <w:lang w:val="zh_TW" w:bidi="zh_TW"/>
-        </w:rPr>
-        <w:t>人</w:t>
+      <w:r>
+        <w:rPr>
+          <w:lang w:val="zh_TW" w:bidi="zh_TW"/>
+        </w:rPr>
+        <w:t>執事、女執事</w:t>
+      </w:r>
+      <w:r>
+        <w:rPr>
+          <w:lang w:val="zh_TW" w:bidi="zh_TW"/>
+        </w:rPr>
+        <w:t>；</w:t>
+      </w:r>
+      <w:r>
+        <w:rPr>
+          <w:lang w:val="zh_TW" w:bidi="zh_TW"/>
+        </w:rPr>
+        <w:t>長老</w:t>
+      </w:r>
+      <w:r>
+        <w:rPr>
+          <w:lang w:val="zh_TW" w:bidi="zh_TW"/>
+        </w:rPr>
+        <w:t>；</w:t>
+      </w:r>
+      <w:r>
+        <w:rPr>
+          <w:lang w:val="zh_TW" w:bidi="zh_TW"/>
+        </w:rPr>
+        <w:t>長老</w:t>
+      </w:r>
+      <w:r>
+        <w:rPr>
+          <w:lang w:val="zh_TW" w:bidi="zh_TW"/>
+        </w:rPr>
+        <w:t>；</w:t>
+      </w:r>
+      <w:r>
+        <w:rPr>
+          <w:lang w:val="zh_TW" w:bidi="zh_TW"/>
+        </w:rPr>
+        <w:t>牧羊人</w:t>
+      </w:r>
+      <w:r>
+        <w:rPr>
+          <w:lang w:val="zh_TW" w:bidi="zh_TW"/>
+        </w:rPr>
+        <w:t>；</w:t>
+      </w:r>
+      <w:r>
+        <w:rPr>
+          <w:lang w:val="zh_TW" w:bidi="zh_TW"/>
+        </w:rPr>
+        <w:t>屬靈恩賜</w:t>
       </w:r>
       <w:r>
         <w:rPr>

--- a/zht/docx/098.content.docx
+++ b/zht/docx/098.content.docx
@@ -149,7 +149,7 @@
         <w:rPr>
           <w:lang w:val="zh_TW" w:bidi="zh_TW"/>
         </w:rPr>
-        <w:t>mu</w:t>
+        <w:t>mi</w:t>
       </w:r>
       <w:r>
         <w:rPr>
@@ -212,7 +212,7 @@
         <w:rPr>
           <w:lang w:val="zh_TW" w:bidi="zh_TW"/>
         </w:rPr>
-        <w:t>木匠</w:t>
+        <w:t>彌賽亞</w:t>
       </w:r>
       <w:r>
         <w:rPr>
@@ -231,161 +231,20 @@
         <w:rPr>
           <w:lang w:val="zh_TW" w:bidi="zh_TW"/>
         </w:rPr>
-        <w:t>從事木工工作的人，負責建造房屋的框架、屋頂、窗戶和門。小型結構如房屋，通常由屋主自行建造；而神廟和宮殿等大型建築，則需要熟練工匠參與。建造這些較大的建築物，需要木匠與石匠合作，後者專門切割和準備建築用的石材（</w:t>
-      </w:r>
-      <w:hyperlink r:id="rId13">
-        <w:r>
-          <w:rPr>
-            <w:lang w:val="zh_TW" w:bidi="zh_TW"/>
-          </w:rPr>
-          <w:rPr>
-            <w:color w:val="0000EE"/>
-            <w:u w:val="single"/>
-          </w:rPr>
-          <w:t>王下12:11，</w:t>
-        </w:r>
-      </w:hyperlink>
-      <w:hyperlink r:id="rId14">
-        <w:r>
-          <w:rPr>
-            <w:lang w:val="zh_TW" w:bidi="zh_TW"/>
-          </w:rPr>
-          <w:rPr>
-            <w:color w:val="0000EE"/>
-            <w:u w:val="single"/>
-          </w:rPr>
-          <w:t>22:6</w:t>
-        </w:r>
-      </w:hyperlink>
-      <w:r>
-        <w:rPr>
-          <w:lang w:val="zh_TW" w:bidi="zh_TW"/>
-        </w:rPr>
-        <w:t>；</w:t>
-      </w:r>
-      <w:hyperlink r:id="rId15">
-        <w:r>
-          <w:rPr>
-            <w:lang w:val="zh_TW" w:bidi="zh_TW"/>
-          </w:rPr>
-          <w:rPr>
-            <w:color w:val="0000EE"/>
-            <w:u w:val="single"/>
-          </w:rPr>
-          <w:t>代上14:1，</w:t>
-        </w:r>
-      </w:hyperlink>
-      <w:hyperlink r:id="rId16">
-        <w:r>
-          <w:rPr>
-            <w:lang w:val="zh_TW" w:bidi="zh_TW"/>
-          </w:rPr>
-          <w:rPr>
-            <w:color w:val="0000EE"/>
-            <w:u w:val="single"/>
-          </w:rPr>
-          <w:t>22:15</w:t>
-        </w:r>
-      </w:hyperlink>
-      <w:r>
-        <w:rPr>
-          <w:lang w:val="zh_TW" w:bidi="zh_TW"/>
-        </w:rPr>
-        <w:t>；</w:t>
-      </w:r>
-      <w:hyperlink r:id="rId17">
-        <w:r>
-          <w:rPr>
-            <w:lang w:val="zh_TW" w:bidi="zh_TW"/>
-          </w:rPr>
-          <w:rPr>
-            <w:color w:val="0000EE"/>
-            <w:u w:val="single"/>
-          </w:rPr>
-          <w:t>代下24:12，</w:t>
-        </w:r>
-      </w:hyperlink>
-      <w:hyperlink r:id="rId18">
-        <w:r>
-          <w:rPr>
-            <w:lang w:val="zh_TW" w:bidi="zh_TW"/>
-          </w:rPr>
-          <w:rPr>
-            <w:color w:val="0000EE"/>
-            <w:u w:val="single"/>
-          </w:rPr>
-          <w:t>34:11</w:t>
-        </w:r>
-      </w:hyperlink>
-      <w:r>
-        <w:rPr>
-          <w:lang w:val="zh_TW" w:bidi="zh_TW"/>
-        </w:rPr>
-        <w:t>；</w:t>
-      </w:r>
-      <w:hyperlink r:id="rId19">
-        <w:r>
-          <w:rPr>
-            <w:lang w:val="zh_TW" w:bidi="zh_TW"/>
-          </w:rPr>
-          <w:rPr>
-            <w:color w:val="0000EE"/>
-            <w:u w:val="single"/>
-          </w:rPr>
-          <w:t>拉3:7</w:t>
-        </w:r>
-      </w:hyperlink>
-      <w:r>
-        <w:rPr>
-          <w:lang w:val="zh_TW" w:bidi="zh_TW"/>
-        </w:rPr>
-        <w:t>）。新約中很少提及木工工作，但耶穌和祂的父親約瑟正是從事此行業（</w:t>
-      </w:r>
-      <w:hyperlink r:id="rId20">
-        <w:r>
-          <w:rPr>
-            <w:lang w:val="zh_TW" w:bidi="zh_TW"/>
-          </w:rPr>
-          <w:rPr>
-            <w:color w:val="0000EE"/>
-            <w:u w:val="single"/>
-          </w:rPr>
-          <w:t>太13:55</w:t>
-        </w:r>
-      </w:hyperlink>
-      <w:r>
-        <w:rPr>
-          <w:lang w:val="zh_TW" w:bidi="zh_TW"/>
-        </w:rPr>
-        <w:t>；</w:t>
-      </w:r>
-      <w:hyperlink r:id="rId21">
-        <w:r>
-          <w:rPr>
-            <w:lang w:val="zh_TW" w:bidi="zh_TW"/>
-          </w:rPr>
-          <w:rPr>
-            <w:color w:val="0000EE"/>
-            <w:u w:val="single"/>
-          </w:rPr>
-          <w:t>可6:3</w:t>
-        </w:r>
-      </w:hyperlink>
-      <w:r>
-        <w:rPr>
-          <w:lang w:val="zh_TW" w:bidi="zh_TW"/>
-        </w:rPr>
-        <w:t>）。</w:t>
-      </w:r>
-      <w:r>
-        <w:rPr>
-          <w:lang w:val="zh_TW" w:bidi="zh_TW"/>
-        </w:rPr>
-      </w:r>
-      <w:r>
-        <w:rPr>
-          <w:lang w:val="zh_TW" w:bidi="zh_TW"/>
-        </w:rPr>
+        <w:t>這個稱號源於希伯來文mashiach</w:t>
+      </w:r>
+      <w:r>
+        <w:rPr>
+          <w:i/>
+          <w:lang w:val="zh_TW" w:bidi="zh_TW"/>
+        </w:rPr>
+        <w:t>，</w:t>
+      </w:r>
+      <w:r>
+        <w:rPr>
+          <w:lang w:val="zh_TW" w:bidi="zh_TW"/>
+        </w:rPr>
+        <w:t>這是一個表示「受膏者」的動詞形容詞。與其新約對應詞「christos（基督）」一樣，這個稱號表示一個人經過奉獻儀式被分別出來事奉神，並以油膏抹他。動詞根（mashach）也傳達了這個概念。</w:t>
       </w:r>
     </w:p>
     <w:p>
@@ -395,21 +254,113 @@
           <w:lang w:val="zh_TW" w:bidi="zh_TW"/>
         </w:rPr>
       </w:r>
-    </w:p>
-    <w:p>
-      <w:pPr>
-        <w:pStyle w:val="Heading2"/>
-      </w:pPr>
-      <w:r>
-        <w:rPr>
-          <w:lang w:val="zh_TW" w:bidi="zh_TW"/>
-        </w:rPr>
-        <w:t>牧人</w:t>
-      </w:r>
-      <w:r>
-        <w:rPr>
-          <w:lang w:val="zh_TW" w:bidi="zh_TW"/>
-        </w:rPr>
+      <w:r>
+        <w:rPr>
+          <w:lang w:val="zh_TW" w:bidi="zh_TW"/>
+        </w:rPr>
+        <w:t>以色列人在幾個不同的情境中都有以油膏抹的儀式。祭司在祭壇前執行神賜予的職務之前，常常被膏抹（</w:t>
+      </w:r>
+      <w:hyperlink r:id="rId13">
+        <w:r>
+          <w:rPr>
+            <w:lang w:val="zh_TW" w:bidi="zh_TW"/>
+          </w:rPr>
+          <w:rPr>
+            <w:color w:val="0000EE"/>
+            <w:u w:val="single"/>
+          </w:rPr>
+          <w:t>利4:3</w:t>
+        </w:r>
+      </w:hyperlink>
+      <w:r>
+        <w:rPr>
+          <w:lang w:val="zh_TW" w:bidi="zh_TW"/>
+        </w:rPr>
+        <w:t>）。雖然有證據表明先知也曾被實際膏抹（</w:t>
+      </w:r>
+      <w:hyperlink r:id="rId14">
+        <w:r>
+          <w:rPr>
+            <w:lang w:val="zh_TW" w:bidi="zh_TW"/>
+          </w:rPr>
+          <w:rPr>
+            <w:color w:val="0000EE"/>
+            <w:u w:val="single"/>
+          </w:rPr>
+          <w:t>王上19:16</w:t>
+        </w:r>
+      </w:hyperlink>
+      <w:r>
+        <w:rPr>
+          <w:lang w:val="zh_TW" w:bidi="zh_TW"/>
+        </w:rPr>
+        <w:t>），但這似乎並非一種普遍的做法。撒母耳膏立掃羅和大衛，使得這一行為成為希伯來王在就任王位領導職務前的重要先決條件。王特別被認為是耶和華的受膏者，因此被視為在人（</w:t>
+      </w:r>
+      <w:hyperlink r:id="rId15">
+        <w:r>
+          <w:rPr>
+            <w:lang w:val="zh_TW" w:bidi="zh_TW"/>
+          </w:rPr>
+          <w:rPr>
+            <w:color w:val="0000EE"/>
+            <w:u w:val="single"/>
+          </w:rPr>
+          <w:t>撒上12:14</w:t>
+        </w:r>
+      </w:hyperlink>
+      <w:r>
+        <w:rPr>
+          <w:lang w:val="zh_TW" w:bidi="zh_TW"/>
+        </w:rPr>
+        <w:t>；</w:t>
+      </w:r>
+      <w:hyperlink r:id="rId16">
+        <w:r>
+          <w:rPr>
+            <w:lang w:val="zh_TW" w:bidi="zh_TW"/>
+          </w:rPr>
+          <w:rPr>
+            <w:color w:val="0000EE"/>
+            <w:u w:val="single"/>
+          </w:rPr>
+          <w:t>撒下19:21</w:t>
+        </w:r>
+      </w:hyperlink>
+      <w:r>
+        <w:rPr>
+          <w:lang w:val="zh_TW" w:bidi="zh_TW"/>
+        </w:rPr>
+        <w:t>）和神（</w:t>
+      </w:r>
+      <w:hyperlink r:id="rId17">
+        <w:r>
+          <w:rPr>
+            <w:lang w:val="zh_TW" w:bidi="zh_TW"/>
+          </w:rPr>
+          <w:rPr>
+            <w:color w:val="0000EE"/>
+            <w:u w:val="single"/>
+          </w:rPr>
+          <w:t>詩2:2，</w:t>
+        </w:r>
+      </w:hyperlink>
+      <w:hyperlink r:id="rId18">
+        <w:r>
+          <w:rPr>
+            <w:lang w:val="zh_TW" w:bidi="zh_TW"/>
+          </w:rPr>
+          <w:rPr>
+            <w:color w:val="0000EE"/>
+            <w:u w:val="single"/>
+          </w:rPr>
+          <w:t>20:6</w:t>
+        </w:r>
+      </w:hyperlink>
+      <w:r>
+        <w:rPr>
+          <w:lang w:val="zh_TW" w:bidi="zh_TW"/>
+        </w:rPr>
+        <w:t>）面前擁有穩固的地位。這些儀式與多篇彌賽亞預言共同幫助猶太人認識到那位至高無上的受膏者，祂最終會來臨拯救以色列。</w:t>
       </w:r>
     </w:p>
     <w:p>
@@ -423,143 +374,18 @@
         <w:rPr>
           <w:lang w:val="zh_TW" w:bidi="zh_TW"/>
         </w:rPr>
-        <w:t>照顧家畜的男人，如牛、羊和山羊（</w:t>
-      </w:r>
-      <w:hyperlink r:id="rId22">
-        <w:r>
-          <w:rPr>
-            <w:lang w:val="zh_TW" w:bidi="zh_TW"/>
-          </w:rPr>
-          <w:rPr>
-            <w:color w:val="0000EE"/>
-            <w:u w:val="single"/>
-          </w:rPr>
-          <w:t>創13:7–8</w:t>
-        </w:r>
-      </w:hyperlink>
-      <w:r>
-        <w:rPr>
-          <w:lang w:val="zh_TW" w:bidi="zh_TW"/>
-        </w:rPr>
-        <w:t>，</w:t>
-      </w:r>
-      <w:hyperlink r:id="rId23">
-        <w:r>
-          <w:rPr>
-            <w:lang w:val="zh_TW" w:bidi="zh_TW"/>
-          </w:rPr>
-          <w:rPr>
-            <w:color w:val="0000EE"/>
-            <w:u w:val="single"/>
-          </w:rPr>
-          <w:t>26:20</w:t>
-        </w:r>
-      </w:hyperlink>
-      <w:r>
-        <w:rPr>
-          <w:lang w:val="zh_TW" w:bidi="zh_TW"/>
-        </w:rPr>
-        <w:t>；</w:t>
-      </w:r>
-      <w:hyperlink r:id="rId24">
-        <w:r>
-          <w:rPr>
-            <w:lang w:val="zh_TW" w:bidi="zh_TW"/>
-          </w:rPr>
-          <w:rPr>
-            <w:color w:val="0000EE"/>
-            <w:u w:val="single"/>
-          </w:rPr>
-          <w:t>撒上21:7</w:t>
-        </w:r>
-      </w:hyperlink>
-      <w:r>
-        <w:rPr>
-          <w:lang w:val="zh_TW" w:bidi="zh_TW"/>
-        </w:rPr>
-        <w:t>）。他們也包括牧羊人。在新約聖經中，牧羊人是一個眾所周知的詞語。耶穌使用了牧羊人和祂的羊的隱喻（</w:t>
-      </w:r>
-      <w:hyperlink r:id="rId25">
-        <w:r>
-          <w:rPr>
-            <w:lang w:val="zh_TW" w:bidi="zh_TW"/>
-          </w:rPr>
-          <w:rPr>
-            <w:color w:val="0000EE"/>
-            <w:u w:val="single"/>
-          </w:rPr>
-          <w:t>約10:1–16</w:t>
-        </w:r>
-      </w:hyperlink>
-      <w:r>
-        <w:rPr>
-          <w:lang w:val="zh_TW" w:bidi="zh_TW"/>
-        </w:rPr>
-        <w:t>）。一些牧人養豬（</w:t>
-      </w:r>
-      <w:hyperlink r:id="rId26">
-        <w:r>
-          <w:rPr>
-            <w:lang w:val="zh_TW" w:bidi="zh_TW"/>
-          </w:rPr>
-          <w:rPr>
-            <w:color w:val="0000EE"/>
-            <w:u w:val="single"/>
-          </w:rPr>
-          <w:t>太8:33</w:t>
-        </w:r>
-      </w:hyperlink>
-      <w:r>
-        <w:rPr>
-          <w:lang w:val="zh_TW" w:bidi="zh_TW"/>
-        </w:rPr>
-        <w:t>；</w:t>
-      </w:r>
-      <w:hyperlink r:id="rId27">
-        <w:r>
-          <w:rPr>
-            <w:lang w:val="zh_TW" w:bidi="zh_TW"/>
-          </w:rPr>
-          <w:rPr>
-            <w:color w:val="0000EE"/>
-            <w:u w:val="single"/>
-          </w:rPr>
-          <w:t>可5:14</w:t>
-        </w:r>
-      </w:hyperlink>
-      <w:r>
-        <w:rPr>
-          <w:lang w:val="zh_TW" w:bidi="zh_TW"/>
-        </w:rPr>
-        <w:t>；</w:t>
-      </w:r>
-      <w:hyperlink r:id="rId28">
-        <w:r>
-          <w:rPr>
-            <w:lang w:val="zh_TW" w:bidi="zh_TW"/>
-          </w:rPr>
-          <w:rPr>
-            <w:color w:val="0000EE"/>
-            <w:u w:val="single"/>
-          </w:rPr>
-          <w:t>路8:34</w:t>
-        </w:r>
-      </w:hyperlink>
-      <w:r>
-        <w:rPr>
-          <w:lang w:val="zh_TW" w:bidi="zh_TW"/>
-        </w:rPr>
-        <w:t>）。</w:t>
-      </w:r>
-      <w:r>
-        <w:rPr>
-          <w:lang w:val="zh_TW" w:bidi="zh_TW"/>
-        </w:rPr>
-      </w:r>
-      <w:r>
-        <w:rPr>
-          <w:lang w:val="zh_TW" w:bidi="zh_TW"/>
-        </w:rPr>
+        <w:t>猶太拉比摩西·邁蒙尼德（Moses Maimonides，公元13世紀）所歸納的希伯來信仰十三條款（13 articles of Hebraic faith）的結尾是這樣一句話，至今仍見於許多希伯來禱告書中：「我全心相信彌賽亞將來臨；雖然祂的來臨延遲，我仍耐心等候祂盡快出現。」</w:t>
+      </w:r>
+    </w:p>
+    <w:p>
+      <w:pPr>
+        <w:pStyle w:val="Heading3"/>
+      </w:pPr>
+      <w:r>
+        <w:rPr>
+          <w:lang w:val="zh_TW" w:bidi="zh_TW"/>
+        </w:rPr>
+        <w:t>舊約中的彌賽亞</w:t>
       </w:r>
     </w:p>
     <w:p>
@@ -569,21 +395,83 @@
           <w:lang w:val="zh_TW" w:bidi="zh_TW"/>
         </w:rPr>
       </w:r>
-    </w:p>
-    <w:p>
-      <w:pPr>
-        <w:pStyle w:val="Heading2"/>
-      </w:pPr>
-      <w:r>
-        <w:rPr>
-          <w:lang w:val="zh_TW" w:bidi="zh_TW"/>
-        </w:rPr>
-        <w:t>牧人</w:t>
-      </w:r>
-      <w:r>
-        <w:rPr>
-          <w:lang w:val="zh_TW" w:bidi="zh_TW"/>
-        </w:rPr>
+      <w:r>
+        <w:rPr>
+          <w:lang w:val="zh_TW" w:bidi="zh_TW"/>
+        </w:rPr>
+        <w:t>猶太人對彌賽亞來臨的盼望始於大衛統治時期，當時預言他的國度將存到永遠（</w:t>
+      </w:r>
+      <w:hyperlink r:id="rId19">
+        <w:r>
+          <w:rPr>
+            <w:lang w:val="zh_TW" w:bidi="zh_TW"/>
+          </w:rPr>
+          <w:rPr>
+            <w:color w:val="0000EE"/>
+            <w:u w:val="single"/>
+          </w:rPr>
+          <w:t>撒下7:16</w:t>
+        </w:r>
+      </w:hyperlink>
+      <w:r>
+        <w:rPr>
+          <w:lang w:val="zh_TW" w:bidi="zh_TW"/>
+        </w:rPr>
+        <w:t>）。以色列被告知，通過大衛的後裔，他的寶座將在全地上永遠掌權（</w:t>
+      </w:r>
+      <w:hyperlink r:id="rId20">
+        <w:r>
+          <w:rPr>
+            <w:lang w:val="zh_TW" w:bidi="zh_TW"/>
+          </w:rPr>
+          <w:rPr>
+            <w:color w:val="0000EE"/>
+            <w:u w:val="single"/>
+          </w:rPr>
+          <w:t>撒下22:48–51</w:t>
+        </w:r>
+      </w:hyperlink>
+      <w:r>
+        <w:rPr>
+          <w:lang w:val="zh_TW" w:bidi="zh_TW"/>
+        </w:rPr>
+        <w:t>；</w:t>
+      </w:r>
+      <w:hyperlink r:id="rId21">
+        <w:r>
+          <w:rPr>
+            <w:lang w:val="zh_TW" w:bidi="zh_TW"/>
+          </w:rPr>
+          <w:rPr>
+            <w:color w:val="0000EE"/>
+            <w:u w:val="single"/>
+          </w:rPr>
+          <w:t>耶33</w:t>
+        </w:r>
+      </w:hyperlink>
+      <w:r>
+        <w:rPr>
+          <w:lang w:val="zh_TW" w:bidi="zh_TW"/>
+        </w:rPr>
+        <w:t>）。猶太人傳統上對彌賽亞帶來救贖的這一方面充滿期待（參見</w:t>
+      </w:r>
+      <w:hyperlink r:id="rId22">
+        <w:r>
+          <w:rPr>
+            <w:lang w:val="zh_TW" w:bidi="zh_TW"/>
+          </w:rPr>
+          <w:rPr>
+            <w:color w:val="0000EE"/>
+            <w:u w:val="single"/>
+          </w:rPr>
+          <w:t>徒1:6</w:t>
+        </w:r>
+      </w:hyperlink>
+      <w:r>
+        <w:rPr>
+          <w:lang w:val="zh_TW" w:bidi="zh_TW"/>
+        </w:rPr>
+        <w:t>）。</w:t>
       </w:r>
     </w:p>
     <w:p>
@@ -597,79 +485,46 @@
         <w:rPr>
           <w:lang w:val="zh_TW" w:bidi="zh_TW"/>
         </w:rPr>
-        <w:t>全方位照顧羊群的人。他的任務是為羊尋找草和水，保護牠們免受野生動物的侵害（</w:t>
-      </w:r>
-      <w:hyperlink r:id="rId29">
-        <w:r>
-          <w:rPr>
-            <w:lang w:val="zh_TW" w:bidi="zh_TW"/>
-          </w:rPr>
-          <w:rPr>
-            <w:color w:val="0000EE"/>
-            <w:u w:val="single"/>
-          </w:rPr>
-          <w:t>阿摩司書3:12</w:t>
-        </w:r>
-      </w:hyperlink>
-      <w:r>
-        <w:rPr>
-          <w:lang w:val="zh_TW" w:bidi="zh_TW"/>
-        </w:rPr>
-        <w:t>），尋找並恢復那些迷失的羊（</w:t>
-      </w:r>
-      <w:hyperlink r:id="rId30">
-        <w:r>
-          <w:rPr>
-            <w:lang w:val="zh_TW" w:bidi="zh_TW"/>
-          </w:rPr>
-          <w:rPr>
-            <w:color w:val="0000EE"/>
-            <w:u w:val="single"/>
-          </w:rPr>
-          <w:t>以西結書34:8</w:t>
-        </w:r>
-      </w:hyperlink>
-      <w:r>
-        <w:rPr>
-          <w:lang w:val="zh_TW" w:bidi="zh_TW"/>
-        </w:rPr>
-        <w:t>；</w:t>
-      </w:r>
-      <w:hyperlink r:id="rId31">
-        <w:r>
-          <w:rPr>
-            <w:lang w:val="zh_TW" w:bidi="zh_TW"/>
-          </w:rPr>
-          <w:rPr>
-            <w:color w:val="0000EE"/>
-            <w:u w:val="single"/>
-          </w:rPr>
-          <w:t>馬太福音18:12</w:t>
-        </w:r>
-      </w:hyperlink>
-      <w:r>
-        <w:rPr>
-          <w:lang w:val="zh_TW" w:bidi="zh_TW"/>
-        </w:rPr>
-        <w:t>），每天帶領羊群出羊圈，並在白天結束時將羊群帶回圈中（</w:t>
-      </w:r>
-      <w:hyperlink r:id="rId32">
-        <w:r>
-          <w:rPr>
-            <w:lang w:val="zh_TW" w:bidi="zh_TW"/>
-          </w:rPr>
-          <w:rPr>
-            <w:color w:val="0000EE"/>
-            <w:u w:val="single"/>
-          </w:rPr>
-          <w:t>約翰福音10:2–4</w:t>
-        </w:r>
-      </w:hyperlink>
-      <w:r>
-        <w:rPr>
-          <w:lang w:val="zh_TW" w:bidi="zh_TW"/>
-        </w:rPr>
-        <w:t>）。</w:t>
+        <w:t>在正統猶太教拉比中，從來不缺乏對彌賽亞事工細節的猜測。拉比們曾將不下於456處經文應用於彌賽亞的身份和救恩上。對彌賽亞的關注在</w:t>
+      </w:r>
+      <w:r>
+        <w:rPr>
+          <w:i/>
+          <w:lang w:val="zh_TW" w:bidi="zh_TW"/>
+        </w:rPr>
+        <w:t>論猶太議會</w:t>
+      </w:r>
+      <w:r>
+        <w:rPr>
+          <w:lang w:val="zh_TW" w:bidi="zh_TW"/>
+        </w:rPr>
+        <w:t>（</w:t>
+      </w:r>
+      <w:r>
+        <w:rPr>
+          <w:i/>
+          <w:lang w:val="zh_TW" w:bidi="zh_TW"/>
+        </w:rPr>
+        <w:t>Sanhedrin，</w:t>
+      </w:r>
+      <w:r>
+        <w:rPr>
+          <w:lang w:val="zh_TW" w:bidi="zh_TW"/>
+        </w:rPr>
+        <w:t>巴比倫塔木德）中尤為明顯，其中提到世界是為祂而創造的，所有先知都預言了祂的日子（</w:t>
+      </w:r>
+      <w:r>
+        <w:rPr>
+          <w:i/>
+          <w:lang w:val="zh_TW" w:bidi="zh_TW"/>
+        </w:rPr>
+        <w:t>論猶太議會</w:t>
+      </w:r>
+      <w:r>
+        <w:rPr>
+          <w:lang w:val="zh_TW" w:bidi="zh_TW"/>
+        </w:rPr>
+        <w:t>98b、99a）。總的來說，正統猶太教仍保留著對彌賽亞在耶路撒冷統治、重建聖殿以及恢復祭司職分和獻祭的古老信仰。</w:t>
       </w:r>
     </w:p>
     <w:p>
@@ -683,223 +538,7 @@
         <w:rPr>
           <w:lang w:val="zh_TW" w:bidi="zh_TW"/>
         </w:rPr>
-        <w:t>牧人和他的羊的形象在新約聖經中非常重要。耶穌是好牧人，為羊捨命（</w:t>
-      </w:r>
-      <w:hyperlink r:id="rId33">
-        <w:r>
-          <w:rPr>
-            <w:lang w:val="zh_TW" w:bidi="zh_TW"/>
-          </w:rPr>
-          <w:rPr>
-            <w:color w:val="0000EE"/>
-            <w:u w:val="single"/>
-          </w:rPr>
-          <w:t>馬太福音18:10–14</w:t>
-        </w:r>
-      </w:hyperlink>
-      <w:r>
-        <w:rPr>
-          <w:lang w:val="zh_TW" w:bidi="zh_TW"/>
-        </w:rPr>
-        <w:t>；</w:t>
-      </w:r>
-      <w:hyperlink r:id="rId34">
-        <w:r>
-          <w:rPr>
-            <w:lang w:val="zh_TW" w:bidi="zh_TW"/>
-          </w:rPr>
-          <w:rPr>
-            <w:color w:val="0000EE"/>
-            <w:u w:val="single"/>
-          </w:rPr>
-          <w:t>馬可福音6:34</w:t>
-        </w:r>
-      </w:hyperlink>
-      <w:r>
-        <w:rPr>
-          <w:lang w:val="zh_TW" w:bidi="zh_TW"/>
-        </w:rPr>
-        <w:t>；</w:t>
-      </w:r>
-      <w:hyperlink r:id="rId35">
-        <w:r>
-          <w:rPr>
-            <w:lang w:val="zh_TW" w:bidi="zh_TW"/>
-          </w:rPr>
-          <w:rPr>
-            <w:color w:val="0000EE"/>
-            <w:u w:val="single"/>
-          </w:rPr>
-          <w:t>約翰福音10</w:t>
-        </w:r>
-      </w:hyperlink>
-      <w:r>
-        <w:rPr>
-          <w:lang w:val="zh_TW" w:bidi="zh_TW"/>
-        </w:rPr>
-        <w:t>；</w:t>
-      </w:r>
-      <w:hyperlink r:id="rId36">
-        <w:r>
-          <w:rPr>
-            <w:lang w:val="zh_TW" w:bidi="zh_TW"/>
-          </w:rPr>
-          <w:rPr>
-            <w:color w:val="0000EE"/>
-            <w:u w:val="single"/>
-          </w:rPr>
-          <w:t>希伯來書13:20</w:t>
-        </w:r>
-      </w:hyperlink>
-      <w:r>
-        <w:rPr>
-          <w:lang w:val="zh_TW" w:bidi="zh_TW"/>
-        </w:rPr>
-        <w:t>）。牧人和羊群的類比在</w:t>
-      </w:r>
-      <w:hyperlink r:id="rId37">
-        <w:r>
-          <w:rPr>
-            <w:lang w:val="zh_TW" w:bidi="zh_TW"/>
-          </w:rPr>
-          <w:rPr>
-            <w:color w:val="0000EE"/>
-            <w:u w:val="single"/>
-          </w:rPr>
-          <w:t>詩篇二十三篇</w:t>
-        </w:r>
-      </w:hyperlink>
-      <w:r>
-        <w:rPr>
-          <w:lang w:val="zh_TW" w:bidi="zh_TW"/>
-        </w:rPr>
-        <w:t>、</w:t>
-      </w:r>
-      <w:hyperlink r:id="rId38">
-        <w:r>
-          <w:rPr>
-            <w:lang w:val="zh_TW" w:bidi="zh_TW"/>
-          </w:rPr>
-          <w:rPr>
-            <w:color w:val="0000EE"/>
-            <w:u w:val="single"/>
-          </w:rPr>
-          <w:t>以西結書三十四章</w:t>
-        </w:r>
-      </w:hyperlink>
-      <w:r>
-        <w:rPr>
-          <w:lang w:val="zh_TW" w:bidi="zh_TW"/>
-        </w:rPr>
-        <w:t>和</w:t>
-      </w:r>
-      <w:hyperlink r:id="rId35">
-        <w:r>
-          <w:rPr>
-            <w:lang w:val="zh_TW" w:bidi="zh_TW"/>
-          </w:rPr>
-          <w:rPr>
-            <w:color w:val="0000EE"/>
-            <w:u w:val="single"/>
-          </w:rPr>
-          <w:t>約翰福音十章</w:t>
-        </w:r>
-      </w:hyperlink>
-      <w:r>
-        <w:rPr>
-          <w:lang w:val="zh_TW" w:bidi="zh_TW"/>
-        </w:rPr>
-        <w:t>中得到了豐富的表達。神是以色列的牧人（</w:t>
-      </w:r>
-      <w:hyperlink r:id="rId39">
-        <w:r>
-          <w:rPr>
-            <w:lang w:val="zh_TW" w:bidi="zh_TW"/>
-          </w:rPr>
-          <w:rPr>
-            <w:color w:val="0000EE"/>
-            <w:u w:val="single"/>
-          </w:rPr>
-          <w:t>創世記49:24</w:t>
-        </w:r>
-      </w:hyperlink>
-      <w:r>
-        <w:rPr>
-          <w:lang w:val="zh_TW" w:bidi="zh_TW"/>
-        </w:rPr>
-        <w:t>；</w:t>
-      </w:r>
-      <w:hyperlink r:id="rId40">
-        <w:r>
-          <w:rPr>
-            <w:lang w:val="zh_TW" w:bidi="zh_TW"/>
-          </w:rPr>
-          <w:rPr>
-            <w:color w:val="0000EE"/>
-            <w:u w:val="single"/>
-          </w:rPr>
-          <w:t>詩篇23:1</w:t>
-        </w:r>
-      </w:hyperlink>
-      <w:r>
-        <w:rPr>
-          <w:lang w:val="zh_TW" w:bidi="zh_TW"/>
-        </w:rPr>
-        <w:t>，</w:t>
-      </w:r>
-      <w:hyperlink r:id="rId41">
-        <w:r>
-          <w:rPr>
-            <w:lang w:val="zh_TW" w:bidi="zh_TW"/>
-          </w:rPr>
-          <w:rPr>
-            <w:color w:val="0000EE"/>
-            <w:u w:val="single"/>
-          </w:rPr>
-          <w:t>80:1</w:t>
-        </w:r>
-      </w:hyperlink>
-      <w:r>
-        <w:rPr>
-          <w:lang w:val="zh_TW" w:bidi="zh_TW"/>
-        </w:rPr>
-        <w:t>；</w:t>
-      </w:r>
-      <w:hyperlink r:id="rId42">
-        <w:r>
-          <w:rPr>
-            <w:lang w:val="zh_TW" w:bidi="zh_TW"/>
-          </w:rPr>
-          <w:rPr>
-            <w:color w:val="0000EE"/>
-            <w:u w:val="single"/>
-          </w:rPr>
-          <w:t>以賽亞書40:11</w:t>
-        </w:r>
-      </w:hyperlink>
-      <w:r>
-        <w:rPr>
-          <w:lang w:val="zh_TW" w:bidi="zh_TW"/>
-        </w:rPr>
-        <w:t>）。當不忠的牧人辜負了以色列時，神介入並立祂的僕人大衛作他們忠心的牧人（</w:t>
-      </w:r>
-      <w:hyperlink r:id="rId43">
-        <w:r>
-          <w:rPr>
-            <w:lang w:val="zh_TW" w:bidi="zh_TW"/>
-          </w:rPr>
-          <w:rPr>
-            <w:color w:val="0000EE"/>
-            <w:u w:val="single"/>
-          </w:rPr>
-          <w:t>以西結34:11–16、23–24</w:t>
-        </w:r>
-      </w:hyperlink>
-      <w:r>
-        <w:rPr>
-          <w:lang w:val="zh_TW" w:bidi="zh_TW"/>
-        </w:rPr>
-        <w:t>）。</w:t>
+        <w:t>儘管後來的猶太教將彌賽亞看作末世來臨的統治者，但現代猶太思想大多拋棄了個人彌賽亞的傳統觀念，取而代之的是相信彌賽亞時代的來臨。現代自由派猶太教普遍認為，世界最終會在猶太理想的正義與憐憫的影響下得到完美的改造。這種信念忽視了人類墮落的困境和聖經的教導，以人本主義的思想取代了神奇蹟般的介入。</w:t>
       </w:r>
     </w:p>
     <w:p>
@@ -913,18 +552,18 @@
         <w:rPr>
           <w:lang w:val="zh_TW" w:bidi="zh_TW"/>
         </w:rPr>
-        <w:t>新約聖經的意象來自舊約聖經和巴勒斯坦的背景。在猶太人的經濟發展中，牧人負責管理綿羊或山羊，擔任著重要的職位。大群的羊需要從一個地方移動到另一個地方，也需要防範野生動物和強盜。由於畜牧業在古代世界中扮演重要的角色，「牧人」這個詞成為統治者的常用詞語。亞述、巴比倫和埃及的王常被稱為保護百姓的牧人。這個意象構成了舊約聖經的背景，其中也有相同的用法。神被描繪成以色列的牧人，關心祂百姓福祉的各個方面。統治者和百姓的領袖常被稱為牧人（</w:t>
-      </w:r>
-      <w:hyperlink r:id="rId44">
-        <w:r>
-          <w:rPr>
-            <w:lang w:val="zh_TW" w:bidi="zh_TW"/>
-          </w:rPr>
-          <w:rPr>
-            <w:color w:val="0000EE"/>
-            <w:u w:val="single"/>
-          </w:rPr>
-          <w:t>民數記27:17</w:t>
+        <w:t>雖然彌賽亞的出身與大衛家緊密相關（</w:t>
+      </w:r>
+      <w:hyperlink r:id="rId23">
+        <w:r>
+          <w:rPr>
+            <w:lang w:val="zh_TW" w:bidi="zh_TW"/>
+          </w:rPr>
+          <w:rPr>
+            <w:color w:val="0000EE"/>
+            <w:u w:val="single"/>
+          </w:rPr>
+          <w:t>撒下7:14</w:t>
         </w:r>
       </w:hyperlink>
       <w:r>
@@ -933,95 +572,41 @@
         </w:rPr>
         <w:t>；</w:t>
       </w:r>
-      <w:hyperlink r:id="rId45">
-        <w:r>
-          <w:rPr>
-            <w:lang w:val="zh_TW" w:bidi="zh_TW"/>
-          </w:rPr>
-          <w:rPr>
-            <w:color w:val="0000EE"/>
-            <w:u w:val="single"/>
-          </w:rPr>
-          <w:t>列王紀上22:17</w:t>
-        </w:r>
-      </w:hyperlink>
-      <w:r>
-        <w:rPr>
-          <w:lang w:val="zh_TW" w:bidi="zh_TW"/>
-        </w:rPr>
-        <w:t>；</w:t>
-      </w:r>
-      <w:hyperlink r:id="rId46">
-        <w:r>
-          <w:rPr>
-            <w:lang w:val="zh_TW" w:bidi="zh_TW"/>
-          </w:rPr>
-          <w:rPr>
-            <w:color w:val="0000EE"/>
-            <w:u w:val="single"/>
-          </w:rPr>
-          <w:t>耶利米書10:21</w:t>
-        </w:r>
-      </w:hyperlink>
-      <w:r>
-        <w:rPr>
-          <w:lang w:val="zh_TW" w:bidi="zh_TW"/>
-        </w:rPr>
-        <w:t>，</w:t>
-      </w:r>
-      <w:hyperlink r:id="rId47">
-        <w:r>
-          <w:rPr>
-            <w:lang w:val="zh_TW" w:bidi="zh_TW"/>
-          </w:rPr>
-          <w:rPr>
-            <w:color w:val="0000EE"/>
-            <w:u w:val="single"/>
-          </w:rPr>
-          <w:t>12:10</w:t>
-        </w:r>
-      </w:hyperlink>
-      <w:r>
-        <w:rPr>
-          <w:lang w:val="zh_TW" w:bidi="zh_TW"/>
-        </w:rPr>
-        <w:t>，</w:t>
-      </w:r>
-      <w:hyperlink r:id="rId48">
-        <w:r>
-          <w:rPr>
-            <w:lang w:val="zh_TW" w:bidi="zh_TW"/>
-          </w:rPr>
-          <w:rPr>
-            <w:color w:val="0000EE"/>
-            <w:u w:val="single"/>
-          </w:rPr>
-          <w:t>22:22</w:t>
-        </w:r>
-      </w:hyperlink>
-      <w:r>
-        <w:rPr>
-          <w:lang w:val="zh_TW" w:bidi="zh_TW"/>
-        </w:rPr>
-        <w:t>，</w:t>
-      </w:r>
-      <w:hyperlink r:id="rId49">
-        <w:r>
-          <w:rPr>
-            <w:lang w:val="zh_TW" w:bidi="zh_TW"/>
-          </w:rPr>
-          <w:rPr>
-            <w:color w:val="0000EE"/>
-            <w:u w:val="single"/>
-          </w:rPr>
-          <w:t>23:1–2</w:t>
-        </w:r>
-      </w:hyperlink>
-      <w:r>
-        <w:rPr>
-          <w:lang w:val="zh_TW" w:bidi="zh_TW"/>
-        </w:rPr>
-        <w:t>）。</w:t>
+      <w:hyperlink r:id="rId24">
+        <w:r>
+          <w:rPr>
+            <w:lang w:val="zh_TW" w:bidi="zh_TW"/>
+          </w:rPr>
+          <w:rPr>
+            <w:color w:val="0000EE"/>
+            <w:u w:val="single"/>
+          </w:rPr>
+          <w:t>何3:5</w:t>
+        </w:r>
+      </w:hyperlink>
+      <w:r>
+        <w:rPr>
+          <w:lang w:val="zh_TW" w:bidi="zh_TW"/>
+        </w:rPr>
+        <w:t>），但彌賽亞的應許早在大衛出現之前就已經給予。事實上，彌賽亞的盼望隱含在神國度建立的首次應許之中。</w:t>
+      </w:r>
+      <w:hyperlink r:id="rId25">
+        <w:r>
+          <w:rPr>
+            <w:lang w:val="zh_TW" w:bidi="zh_TW"/>
+          </w:rPr>
+          <w:rPr>
+            <w:color w:val="0000EE"/>
+            <w:u w:val="single"/>
+          </w:rPr>
+          <w:t>創世記三章15節</w:t>
+        </w:r>
+      </w:hyperlink>
+      <w:r>
+        <w:rPr>
+          <w:lang w:val="zh_TW" w:bidi="zh_TW"/>
+        </w:rPr>
+        <w:t>中，神對撒但說，祂要使蛇與女人彼此為仇，直到時候滿足，女人的「後裔」將在蛇的頭施以致命一擊。</w:t>
       </w:r>
     </w:p>
     <w:p>
@@ -1035,7 +620,505 @@
         <w:rPr>
           <w:lang w:val="zh_TW" w:bidi="zh_TW"/>
         </w:rPr>
-        <w:t>到了耶利米的時代，「牧人」開始被用作稱呼即將到來的彌賽亞。神自己會牧養祂的羊群（</w:t>
+        <w:t>彌賽亞預言的性質是漸進的，每一個預言都使主題更加明確。以「後裔」的概念為例：彌賽亞將由女人所生（</w:t>
+      </w:r>
+      <w:hyperlink r:id="rId25">
+        <w:r>
+          <w:rPr>
+            <w:lang w:val="zh_TW" w:bidi="zh_TW"/>
+          </w:rPr>
+          <w:rPr>
+            <w:color w:val="0000EE"/>
+            <w:u w:val="single"/>
+          </w:rPr>
+          <w:t>創3:15</w:t>
+        </w:r>
+      </w:hyperlink>
+      <w:r>
+        <w:rPr>
+          <w:lang w:val="zh_TW" w:bidi="zh_TW"/>
+        </w:rPr>
+        <w:t>），通過閃的後裔（</w:t>
+      </w:r>
+      <w:hyperlink r:id="rId26">
+        <w:r>
+          <w:rPr>
+            <w:lang w:val="zh_TW" w:bidi="zh_TW"/>
+          </w:rPr>
+          <w:rPr>
+            <w:color w:val="0000EE"/>
+            <w:u w:val="single"/>
+          </w:rPr>
+          <w:t>9:26</w:t>
+        </w:r>
+      </w:hyperlink>
+      <w:r>
+        <w:rPr>
+          <w:lang w:val="zh_TW" w:bidi="zh_TW"/>
+        </w:rPr>
+        <w:t>），並且特別從亞伯拉罕的後裔而出（</w:t>
+      </w:r>
+      <w:hyperlink r:id="rId27">
+        <w:r>
+          <w:rPr>
+            <w:lang w:val="zh_TW" w:bidi="zh_TW"/>
+          </w:rPr>
+          <w:rPr>
+            <w:color w:val="0000EE"/>
+            <w:u w:val="single"/>
+          </w:rPr>
+          <w:t>22:18</w:t>
+        </w:r>
+      </w:hyperlink>
+      <w:r>
+        <w:rPr>
+          <w:lang w:val="zh_TW" w:bidi="zh_TW"/>
+        </w:rPr>
+        <w:t>）。然而，即使在</w:t>
+      </w:r>
+      <w:hyperlink r:id="rId27">
+        <w:r>
+          <w:rPr>
+            <w:lang w:val="zh_TW" w:bidi="zh_TW"/>
+          </w:rPr>
+          <w:rPr>
+            <w:color w:val="0000EE"/>
+            <w:u w:val="single"/>
+          </w:rPr>
+          <w:t>創世記二十二章18節</w:t>
+        </w:r>
+      </w:hyperlink>
+      <w:r>
+        <w:rPr>
+          <w:lang w:val="zh_TW" w:bidi="zh_TW"/>
+        </w:rPr>
+        <w:t>中，「後裔」（希伯來文zerah）仍未明確表達為某一個人，因為zerah可以指單數或複數的對象。在這些早期的彌賽亞預言中，「傷害」的性質仍然不明顯。然而，彌賽亞因罪被壓傷的概念已隱含在創世記的宣告中，並且這一行為所涉及的暴力也已暗示其中。以賽亞是眾多預言彌賽亞的先知之首，他清楚表明受膏者必須承受極大的苦難（</w:t>
+      </w:r>
+      <w:hyperlink r:id="rId28">
+        <w:r>
+          <w:rPr>
+            <w:lang w:val="zh_TW" w:bidi="zh_TW"/>
+          </w:rPr>
+          <w:rPr>
+            <w:color w:val="0000EE"/>
+            <w:u w:val="single"/>
+          </w:rPr>
+          <w:t>賽53:1</w:t>
+        </w:r>
+      </w:hyperlink>
+      <w:r>
+        <w:rPr>
+          <w:lang w:val="zh_TW" w:bidi="zh_TW"/>
+        </w:rPr>
+        <w:t>）。在「耶和華的僕人」這一形象下，四首「僕人之歌」描述了未來拯救者的使命（</w:t>
+      </w:r>
+      <w:hyperlink r:id="rId29">
+        <w:r>
+          <w:rPr>
+            <w:lang w:val="zh_TW" w:bidi="zh_TW"/>
+          </w:rPr>
+          <w:rPr>
+            <w:color w:val="0000EE"/>
+            <w:u w:val="single"/>
+          </w:rPr>
+          <w:t>賽42:1–7</w:t>
+        </w:r>
+      </w:hyperlink>
+      <w:r>
+        <w:rPr>
+          <w:lang w:val="zh_TW" w:bidi="zh_TW"/>
+        </w:rPr>
+        <w:t>，</w:t>
+      </w:r>
+      <w:hyperlink r:id="rId30">
+        <w:r>
+          <w:rPr>
+            <w:lang w:val="zh_TW" w:bidi="zh_TW"/>
+          </w:rPr>
+          <w:rPr>
+            <w:color w:val="0000EE"/>
+            <w:u w:val="single"/>
+          </w:rPr>
+          <w:t>49:1–9</w:t>
+        </w:r>
+      </w:hyperlink>
+      <w:r>
+        <w:rPr>
+          <w:lang w:val="zh_TW" w:bidi="zh_TW"/>
+        </w:rPr>
+        <w:t>，</w:t>
+      </w:r>
+      <w:hyperlink r:id="rId31">
+        <w:r>
+          <w:rPr>
+            <w:lang w:val="zh_TW" w:bidi="zh_TW"/>
+          </w:rPr>
+          <w:rPr>
+            <w:color w:val="0000EE"/>
+            <w:u w:val="single"/>
+          </w:rPr>
+          <w:t>50:4–11</w:t>
+        </w:r>
+      </w:hyperlink>
+      <w:r>
+        <w:rPr>
+          <w:lang w:val="zh_TW" w:bidi="zh_TW"/>
+        </w:rPr>
+        <w:t>，</w:t>
+      </w:r>
+      <w:hyperlink r:id="rId32">
+        <w:r>
+          <w:rPr>
+            <w:lang w:val="zh_TW" w:bidi="zh_TW"/>
+          </w:rPr>
+          <w:rPr>
+            <w:color w:val="0000EE"/>
+            <w:u w:val="single"/>
+          </w:rPr>
+          <w:t>52:13–53:12</w:t>
+        </w:r>
+      </w:hyperlink>
+      <w:r>
+        <w:rPr>
+          <w:lang w:val="zh_TW" w:bidi="zh_TW"/>
+        </w:rPr>
+        <w:t>）。雖然以賽亞並未明確地將彌賽亞與「耶和華的僕人」這一稱號連結起來，但將這兩個形象視為同一個人是合理的。這兩個形象都被特別膏立（</w:t>
+      </w:r>
+      <w:hyperlink r:id="rId33">
+        <w:r>
+          <w:rPr>
+            <w:lang w:val="zh_TW" w:bidi="zh_TW"/>
+          </w:rPr>
+          <w:rPr>
+            <w:color w:val="0000EE"/>
+            <w:u w:val="single"/>
+          </w:rPr>
+          <w:t>61:1</w:t>
+        </w:r>
+      </w:hyperlink>
+      <w:r>
+        <w:rPr>
+          <w:lang w:val="zh_TW" w:bidi="zh_TW"/>
+        </w:rPr>
+        <w:t>）；他們都將光帶給外邦人（</w:t>
+      </w:r>
+      <w:hyperlink r:id="rId34">
+        <w:r>
+          <w:rPr>
+            <w:lang w:val="zh_TW" w:bidi="zh_TW"/>
+          </w:rPr>
+          <w:rPr>
+            <w:color w:val="0000EE"/>
+            <w:u w:val="single"/>
+          </w:rPr>
+          <w:t>55:4</w:t>
+        </w:r>
+      </w:hyperlink>
+      <w:r>
+        <w:rPr>
+          <w:lang w:val="zh_TW" w:bidi="zh_TW"/>
+        </w:rPr>
+        <w:t>；參</w:t>
+      </w:r>
+      <w:hyperlink r:id="rId35">
+        <w:r>
+          <w:rPr>
+            <w:lang w:val="zh_TW" w:bidi="zh_TW"/>
+          </w:rPr>
+          <w:rPr>
+            <w:color w:val="0000EE"/>
+            <w:u w:val="single"/>
+          </w:rPr>
+          <w:t>49:6</w:t>
+        </w:r>
+      </w:hyperlink>
+      <w:r>
+        <w:rPr>
+          <w:lang w:val="zh_TW" w:bidi="zh_TW"/>
+        </w:rPr>
+        <w:t>）；在他們初次出現時都不張揚（</w:t>
+      </w:r>
+      <w:hyperlink r:id="rId36">
+        <w:r>
+          <w:rPr>
+            <w:lang w:val="zh_TW" w:bidi="zh_TW"/>
+          </w:rPr>
+          <w:rPr>
+            <w:color w:val="0000EE"/>
+            <w:u w:val="single"/>
+          </w:rPr>
+          <w:t>7:14–15</w:t>
+        </w:r>
+      </w:hyperlink>
+      <w:r>
+        <w:rPr>
+          <w:lang w:val="zh_TW" w:bidi="zh_TW"/>
+        </w:rPr>
+        <w:t>；</w:t>
+      </w:r>
+      <w:hyperlink r:id="rId37">
+        <w:r>
+          <w:rPr>
+            <w:lang w:val="zh_TW" w:bidi="zh_TW"/>
+          </w:rPr>
+          <w:rPr>
+            <w:color w:val="0000EE"/>
+            <w:u w:val="single"/>
+          </w:rPr>
+          <w:t>11:1</w:t>
+        </w:r>
+      </w:hyperlink>
+      <w:r>
+        <w:rPr>
+          <w:lang w:val="zh_TW" w:bidi="zh_TW"/>
+        </w:rPr>
+        <w:t>；參</w:t>
+      </w:r>
+      <w:hyperlink r:id="rId38">
+        <w:r>
+          <w:rPr>
+            <w:lang w:val="zh_TW" w:bidi="zh_TW"/>
+          </w:rPr>
+          <w:rPr>
+            <w:color w:val="0000EE"/>
+            <w:u w:val="single"/>
+          </w:rPr>
+          <w:t>42:3</w:t>
+        </w:r>
+      </w:hyperlink>
+      <w:r>
+        <w:rPr>
+          <w:lang w:val="zh_TW" w:bidi="zh_TW"/>
+        </w:rPr>
+        <w:t>，</w:t>
+      </w:r>
+      <w:hyperlink r:id="rId28">
+        <w:r>
+          <w:rPr>
+            <w:lang w:val="zh_TW" w:bidi="zh_TW"/>
+          </w:rPr>
+          <w:rPr>
+            <w:color w:val="0000EE"/>
+            <w:u w:val="single"/>
+          </w:rPr>
+          <w:t>53:1</w:t>
+        </w:r>
+      </w:hyperlink>
+      <w:r>
+        <w:rPr>
+          <w:lang w:val="zh_TW" w:bidi="zh_TW"/>
+        </w:rPr>
+        <w:t>）；大衛「枝子」的稱號也歸於他們兩人（</w:t>
+      </w:r>
+      <w:hyperlink r:id="rId39">
+        <w:r>
+          <w:rPr>
+            <w:lang w:val="zh_TW" w:bidi="zh_TW"/>
+          </w:rPr>
+          <w:rPr>
+            <w:color w:val="0000EE"/>
+            <w:u w:val="single"/>
+          </w:rPr>
+          <w:t>11:1–4</w:t>
+        </w:r>
+      </w:hyperlink>
+      <w:r>
+        <w:rPr>
+          <w:lang w:val="zh_TW" w:bidi="zh_TW"/>
+        </w:rPr>
+        <w:t>）。同樣重要的是，他們都經歷了屈辱和被高舉的雙重事實（</w:t>
+      </w:r>
+      <w:hyperlink r:id="rId40">
+        <w:r>
+          <w:rPr>
+            <w:lang w:val="zh_TW" w:bidi="zh_TW"/>
+          </w:rPr>
+          <w:rPr>
+            <w:color w:val="0000EE"/>
+            <w:u w:val="single"/>
+          </w:rPr>
+          <w:t>49:7</w:t>
+        </w:r>
+      </w:hyperlink>
+      <w:r>
+        <w:rPr>
+          <w:lang w:val="zh_TW" w:bidi="zh_TW"/>
+        </w:rPr>
+        <w:t>，</w:t>
+      </w:r>
+      <w:hyperlink r:id="rId41">
+        <w:r>
+          <w:rPr>
+            <w:lang w:val="zh_TW" w:bidi="zh_TW"/>
+          </w:rPr>
+          <w:rPr>
+            <w:color w:val="0000EE"/>
+            <w:u w:val="single"/>
+          </w:rPr>
+          <w:t>52:13–15</w:t>
+        </w:r>
+      </w:hyperlink>
+      <w:r>
+        <w:rPr>
+          <w:lang w:val="zh_TW" w:bidi="zh_TW"/>
+        </w:rPr>
+        <w:t>）。早期基督教時代的猶太學者在亞蘭文他爾根譯本中將先知轉述</w:t>
+      </w:r>
+      <w:hyperlink r:id="rId42">
+        <w:r>
+          <w:rPr>
+            <w:lang w:val="zh_TW" w:bidi="zh_TW"/>
+          </w:rPr>
+          <w:rPr>
+            <w:color w:val="0000EE"/>
+            <w:u w:val="single"/>
+          </w:rPr>
+          <w:t>以賽亞書四十二章1節</w:t>
+        </w:r>
+      </w:hyperlink>
+      <w:r>
+        <w:rPr>
+          <w:lang w:val="zh_TW" w:bidi="zh_TW"/>
+        </w:rPr>
+        <w:t>譯為「看哪，我的僕人彌賽亞」，並以「看哪，我的僕人彌賽亞」，並在</w:t>
+      </w:r>
+      <w:hyperlink r:id="rId43">
+        <w:r>
+          <w:rPr>
+            <w:lang w:val="zh_TW" w:bidi="zh_TW"/>
+          </w:rPr>
+          <w:rPr>
+            <w:color w:val="0000EE"/>
+            <w:u w:val="single"/>
+          </w:rPr>
+          <w:t>以賽亞書第五十三章</w:t>
+        </w:r>
+      </w:hyperlink>
+      <w:r>
+        <w:rPr>
+          <w:lang w:val="zh_TW" w:bidi="zh_TW"/>
+        </w:rPr>
+        <w:t>開頭譯為「看哪，我的僕人彌賽亞將要昌盛。」雖然</w:t>
+      </w:r>
+      <w:r>
+        <w:rPr>
+          <w:lang w:val="zh_TW" w:bidi="zh_TW"/>
+        </w:rPr>
+        <w:t>塞魯士</w:t>
+      </w:r>
+      <w:r>
+        <w:rPr>
+          <w:lang w:val="zh_TW" w:bidi="zh_TW"/>
+        </w:rPr>
+        <w:t>可能被稱為「受膏者」，但最後救贖的工作並沒有歸功於他（</w:t>
+      </w:r>
+      <w:hyperlink r:id="rId44">
+        <w:r>
+          <w:rPr>
+            <w:lang w:val="zh_TW" w:bidi="zh_TW"/>
+          </w:rPr>
+          <w:rPr>
+            <w:color w:val="0000EE"/>
+            <w:u w:val="single"/>
+          </w:rPr>
+          <w:t>45:1–5</w:t>
+        </w:r>
+      </w:hyperlink>
+      <w:r>
+        <w:rPr>
+          <w:lang w:val="zh_TW" w:bidi="zh_TW"/>
+        </w:rPr>
+        <w:t>）。以色列雖然是神所揀選並且被愛的（</w:t>
+      </w:r>
+      <w:hyperlink r:id="rId45">
+        <w:r>
+          <w:rPr>
+            <w:lang w:val="zh_TW" w:bidi="zh_TW"/>
+          </w:rPr>
+          <w:rPr>
+            <w:color w:val="0000EE"/>
+            <w:u w:val="single"/>
+          </w:rPr>
+          <w:t>41:8</w:t>
+        </w:r>
+      </w:hyperlink>
+      <w:r>
+        <w:rPr>
+          <w:lang w:val="zh_TW" w:bidi="zh_TW"/>
+        </w:rPr>
+        <w:t>），但作為神的僕人來完成他的救贖工作卻能力不足（</w:t>
+      </w:r>
+      <w:hyperlink r:id="rId46">
+        <w:r>
+          <w:rPr>
+            <w:lang w:val="zh_TW" w:bidi="zh_TW"/>
+          </w:rPr>
+          <w:rPr>
+            <w:color w:val="0000EE"/>
+            <w:u w:val="single"/>
+          </w:rPr>
+          <w:t>42:18</w:t>
+        </w:r>
+      </w:hyperlink>
+      <w:r>
+        <w:rPr>
+          <w:lang w:val="zh_TW" w:bidi="zh_TW"/>
+        </w:rPr>
+        <w:t>）。大衛王朝的崩潰，有力地表明以色列需要一位受膏的君王來醫治其背道和不忠（</w:t>
+      </w:r>
+      <w:hyperlink r:id="rId47">
+        <w:r>
+          <w:rPr>
+            <w:lang w:val="zh_TW" w:bidi="zh_TW"/>
+          </w:rPr>
+          <w:rPr>
+            <w:color w:val="0000EE"/>
+            <w:u w:val="single"/>
+          </w:rPr>
+          <w:t>出33:5</w:t>
+        </w:r>
+      </w:hyperlink>
+      <w:r>
+        <w:rPr>
+          <w:lang w:val="zh_TW" w:bidi="zh_TW"/>
+        </w:rPr>
+        <w:t>；</w:t>
+      </w:r>
+      <w:hyperlink r:id="rId48">
+        <w:r>
+          <w:rPr>
+            <w:lang w:val="zh_TW" w:bidi="zh_TW"/>
+          </w:rPr>
+          <w:rPr>
+            <w:color w:val="0000EE"/>
+            <w:u w:val="single"/>
+          </w:rPr>
+          <w:t>何4:1</w:t>
+        </w:r>
+      </w:hyperlink>
+      <w:r>
+        <w:rPr>
+          <w:lang w:val="zh_TW" w:bidi="zh_TW"/>
+        </w:rPr>
+        <w:t>）。更在舊約歷史中，越來越多的記載展現以色列全面的道德失敗。她與全人類共同面對的問題，只有透過一個以個人救主和主權的主為確保和中心的新約，才能解決（</w:t>
+      </w:r>
+      <w:hyperlink r:id="rId49">
+        <w:r>
+          <w:rPr>
+            <w:lang w:val="zh_TW" w:bidi="zh_TW"/>
+          </w:rPr>
+          <w:rPr>
+            <w:color w:val="0000EE"/>
+            <w:u w:val="single"/>
+          </w:rPr>
+          <w:t>耶31:31–34</w:t>
+        </w:r>
+      </w:hyperlink>
+      <w:r>
+        <w:rPr>
+          <w:lang w:val="zh_TW" w:bidi="zh_TW"/>
+        </w:rPr>
+        <w:t>）。這位拯救者的來臨應驗了「從耶西的本必發一條」的應許，祂將把生命的光帶給神被黑暗籠罩的百姓（</w:t>
       </w:r>
       <w:hyperlink r:id="rId50">
         <w:r>
@@ -1046,7 +1129,7 @@
             <w:color w:val="0000EE"/>
             <w:u w:val="single"/>
           </w:rPr>
-          <w:t>耶利米書23:3</w:t>
+          <w:t>賽9:2</w:t>
         </w:r>
       </w:hyperlink>
       <w:r>
@@ -1055,196 +1138,16 @@
         </w:rPr>
         <w:t>，</w:t>
       </w:r>
-      <w:hyperlink r:id="rId51">
-        <w:r>
-          <w:rPr>
-            <w:lang w:val="zh_TW" w:bidi="zh_TW"/>
-          </w:rPr>
-          <w:rPr>
-            <w:color w:val="0000EE"/>
-            <w:u w:val="single"/>
-          </w:rPr>
-          <w:t>31:10</w:t>
-        </w:r>
-      </w:hyperlink>
-      <w:r>
-        <w:rPr>
-          <w:lang w:val="zh_TW" w:bidi="zh_TW"/>
-        </w:rPr>
-        <w:t>；</w:t>
-      </w:r>
-      <w:hyperlink r:id="rId52">
-        <w:r>
-          <w:rPr>
-            <w:lang w:val="zh_TW" w:bidi="zh_TW"/>
-          </w:rPr>
-          <w:rPr>
-            <w:color w:val="0000EE"/>
-            <w:u w:val="single"/>
-          </w:rPr>
-          <w:t>以西結書34:11–22</w:t>
-        </w:r>
-      </w:hyperlink>
-      <w:r>
-        <w:rPr>
-          <w:lang w:val="zh_TW" w:bidi="zh_TW"/>
-        </w:rPr>
-        <w:t>），並應許膏立忠心的牧人，關心祂的百姓（</w:t>
-      </w:r>
-      <w:hyperlink r:id="rId53">
-        <w:r>
-          <w:rPr>
-            <w:lang w:val="zh_TW" w:bidi="zh_TW"/>
-          </w:rPr>
-          <w:rPr>
-            <w:color w:val="0000EE"/>
-            <w:u w:val="single"/>
-          </w:rPr>
-          <w:t>耶利米書3:15</w:t>
-        </w:r>
-      </w:hyperlink>
-      <w:r>
-        <w:rPr>
-          <w:lang w:val="zh_TW" w:bidi="zh_TW"/>
-        </w:rPr>
-        <w:t>，</w:t>
-      </w:r>
-      <w:hyperlink r:id="rId54">
-        <w:r>
-          <w:rPr>
-            <w:lang w:val="zh_TW" w:bidi="zh_TW"/>
-          </w:rPr>
-          <w:rPr>
-            <w:color w:val="0000EE"/>
-            <w:u w:val="single"/>
-          </w:rPr>
-          <w:t>23:4</w:t>
-        </w:r>
-      </w:hyperlink>
-      <w:r>
-        <w:rPr>
-          <w:lang w:val="zh_TW" w:bidi="zh_TW"/>
-        </w:rPr>
-        <w:t>）。神明確應許祂將作他們的神，並將彌賽亞大衛的子孫設立為他們的牧人（</w:t>
-      </w:r>
-      <w:hyperlink r:id="rId55">
-        <w:r>
-          <w:rPr>
-            <w:lang w:val="zh_TW" w:bidi="zh_TW"/>
-          </w:rPr>
-          <w:rPr>
-            <w:color w:val="0000EE"/>
-            <w:u w:val="single"/>
-          </w:rPr>
-          <w:t>以西結書34:23–24</w:t>
-        </w:r>
-      </w:hyperlink>
-      <w:r>
-        <w:rPr>
-          <w:lang w:val="zh_TW" w:bidi="zh_TW"/>
-        </w:rPr>
-        <w:t>）。在新約聖經中，耶穌自稱為應許中的彌賽亞牧人（</w:t>
-      </w:r>
-      <w:hyperlink r:id="rId56">
-        <w:r>
-          <w:rPr>
-            <w:lang w:val="zh_TW" w:bidi="zh_TW"/>
-          </w:rPr>
-          <w:rPr>
-            <w:color w:val="0000EE"/>
-            <w:u w:val="single"/>
-          </w:rPr>
-          <w:t>馬太福音10:16</w:t>
-        </w:r>
-      </w:hyperlink>
-      <w:r>
-        <w:rPr>
-          <w:lang w:val="zh_TW" w:bidi="zh_TW"/>
-        </w:rPr>
-        <w:t>，</w:t>
-      </w:r>
-      <w:hyperlink r:id="rId57">
-        <w:r>
-          <w:rPr>
-            <w:lang w:val="zh_TW" w:bidi="zh_TW"/>
-          </w:rPr>
-          <w:rPr>
-            <w:color w:val="0000EE"/>
-            <w:u w:val="single"/>
-          </w:rPr>
-          <w:t>25:32</w:t>
-        </w:r>
-      </w:hyperlink>
-      <w:r>
-        <w:rPr>
-          <w:lang w:val="zh_TW" w:bidi="zh_TW"/>
-        </w:rPr>
-        <w:t>；</w:t>
-      </w:r>
-      <w:hyperlink r:id="rId58">
-        <w:r>
-          <w:rPr>
-            <w:lang w:val="zh_TW" w:bidi="zh_TW"/>
-          </w:rPr>
-          <w:rPr>
-            <w:color w:val="0000EE"/>
-            <w:u w:val="single"/>
-          </w:rPr>
-          <w:t>馬可福音14:27</w:t>
-        </w:r>
-      </w:hyperlink>
-      <w:r>
-        <w:rPr>
-          <w:lang w:val="zh_TW" w:bidi="zh_TW"/>
-        </w:rPr>
-        <w:t>；</w:t>
-      </w:r>
-      <w:hyperlink r:id="rId59">
-        <w:r>
-          <w:rPr>
-            <w:lang w:val="zh_TW" w:bidi="zh_TW"/>
-          </w:rPr>
-          <w:rPr>
-            <w:color w:val="0000EE"/>
-            <w:u w:val="single"/>
-          </w:rPr>
-          <w:t>約翰福音10:1–30</w:t>
-        </w:r>
-      </w:hyperlink>
-      <w:r>
-        <w:rPr>
-          <w:lang w:val="zh_TW" w:bidi="zh_TW"/>
-        </w:rPr>
-        <w:t>；參</w:t>
-      </w:r>
-      <w:hyperlink r:id="rId36">
-        <w:r>
-          <w:rPr>
-            <w:lang w:val="zh_TW" w:bidi="zh_TW"/>
-          </w:rPr>
-          <w:rPr>
-            <w:color w:val="0000EE"/>
-            <w:u w:val="single"/>
-          </w:rPr>
-          <w:t>希伯來書13:20</w:t>
-        </w:r>
-      </w:hyperlink>
-      <w:r>
-        <w:rPr>
-          <w:lang w:val="zh_TW" w:bidi="zh_TW"/>
-        </w:rPr>
-        <w:t>；</w:t>
-      </w:r>
-      <w:hyperlink r:id="rId60">
-        <w:r>
-          <w:rPr>
-            <w:lang w:val="zh_TW" w:bidi="zh_TW"/>
-          </w:rPr>
-          <w:rPr>
-            <w:color w:val="0000EE"/>
-            <w:u w:val="single"/>
-          </w:rPr>
-          <w:t>彼得前書2:25</w:t>
+      <w:hyperlink r:id="rId37">
+        <w:r>
+          <w:rPr>
+            <w:lang w:val="zh_TW" w:bidi="zh_TW"/>
+          </w:rPr>
+          <w:rPr>
+            <w:color w:val="0000EE"/>
+            <w:u w:val="single"/>
+          </w:rPr>
+          <w:t>11:1</w:t>
         </w:r>
       </w:hyperlink>
       <w:r>
@@ -1252,52 +1155,6 @@
           <w:lang w:val="zh_TW" w:bidi="zh_TW"/>
         </w:rPr>
         <w:t>）。</w:t>
-      </w:r>
-      <w:hyperlink r:id="rId61">
-        <w:r>
-          <w:rPr>
-            <w:lang w:val="zh_TW" w:bidi="zh_TW"/>
-          </w:rPr>
-          <w:rPr>
-            <w:color w:val="0000EE"/>
-            <w:u w:val="single"/>
-          </w:rPr>
-          <w:t>以弗所書四章11節</w:t>
-        </w:r>
-      </w:hyperlink>
-      <w:r>
-        <w:rPr>
-          <w:lang w:val="zh_TW" w:bidi="zh_TW"/>
-        </w:rPr>
-        <w:t>提到教會的領袖為牧人或牧師。這種用法在早期教會中持續，直到今天。保羅說他們是神賜給教會的特殊人物，像牧人一樣照顧神的百姓，以神的道路引導並教導他們。彼得也提到領袖們是牧人。他鼓勵牧人忠心，直到大牧人耶穌基督顯現的時候（</w:t>
-      </w:r>
-      <w:hyperlink r:id="rId62">
-        <w:r>
-          <w:rPr>
-            <w:lang w:val="zh_TW" w:bidi="zh_TW"/>
-          </w:rPr>
-          <w:rPr>
-            <w:color w:val="0000EE"/>
-            <w:u w:val="single"/>
-          </w:rPr>
-          <w:t>彼得前書5:1–4</w:t>
-        </w:r>
-      </w:hyperlink>
-      <w:r>
-        <w:rPr>
-          <w:lang w:val="zh_TW" w:bidi="zh_TW"/>
-        </w:rPr>
-        <w:t>）。</w:t>
-      </w:r>
-      <w:r>
-        <w:rPr>
-          <w:lang w:val="zh_TW" w:bidi="zh_TW"/>
-        </w:rPr>
-      </w:r>
-      <w:r>
-        <w:rPr>
-          <w:lang w:val="zh_TW" w:bidi="zh_TW"/>
-        </w:rPr>
       </w:r>
     </w:p>
     <w:p>
@@ -1307,21 +1164,240 @@
           <w:lang w:val="zh_TW" w:bidi="zh_TW"/>
         </w:rPr>
       </w:r>
-    </w:p>
-    <w:p>
-      <w:pPr>
-        <w:pStyle w:val="Heading2"/>
-      </w:pPr>
-      <w:r>
-        <w:rPr>
-          <w:lang w:val="zh_TW" w:bidi="zh_TW"/>
-        </w:rPr>
-        <w:t>牧師</w:t>
-      </w:r>
-      <w:r>
-        <w:rPr>
-          <w:lang w:val="zh_TW" w:bidi="zh_TW"/>
-        </w:rPr>
+      <w:r>
+        <w:rPr>
+          <w:lang w:val="zh_TW" w:bidi="zh_TW"/>
+        </w:rPr>
+        <w:t>「僕人」和「卑微」的概念很難與王權分開（</w:t>
+      </w:r>
+      <w:hyperlink r:id="rId51">
+        <w:r>
+          <w:rPr>
+            <w:lang w:val="zh_TW" w:bidi="zh_TW"/>
+          </w:rPr>
+          <w:rPr>
+            <w:color w:val="0000EE"/>
+            <w:u w:val="single"/>
+          </w:rPr>
+          <w:t>亞9:9</w:t>
+        </w:r>
+      </w:hyperlink>
+      <w:r>
+        <w:rPr>
+          <w:lang w:val="zh_TW" w:bidi="zh_TW"/>
+        </w:rPr>
+        <w:t>）。彌賽亞同時擔任祭司與君王的角色是不容置疑的（</w:t>
+      </w:r>
+      <w:hyperlink r:id="rId52">
+        <w:r>
+          <w:rPr>
+            <w:lang w:val="zh_TW" w:bidi="zh_TW"/>
+          </w:rPr>
+          <w:rPr>
+            <w:color w:val="0000EE"/>
+            <w:u w:val="single"/>
+          </w:rPr>
+          <w:t>詩110:1–4</w:t>
+        </w:r>
+      </w:hyperlink>
+      <w:r>
+        <w:rPr>
+          <w:lang w:val="zh_TW" w:bidi="zh_TW"/>
+        </w:rPr>
+        <w:t>）；但受苦的祭司-君王則不那麼顯而易見。一些塔木德的作者顯然認識到彌賽亞必須受苦的可能性。在巴比倫塔木德的</w:t>
+      </w:r>
+      <w:r>
+        <w:rPr>
+          <w:i/>
+          <w:lang w:val="zh_TW" w:bidi="zh_TW"/>
+        </w:rPr>
+        <w:t>論猶太議會</w:t>
+      </w:r>
+      <w:r>
+        <w:rPr>
+          <w:lang w:val="zh_TW" w:bidi="zh_TW"/>
+        </w:rPr>
+        <w:t>98b中，彌賽亞被描述為承擔疾病和痛苦。在贖罪日的禱告中，亞利亞撒·本·卡利（Eleazar ben Qalir，大約生活於公元1000年）曾說：「我們的義人彌賽亞已經離開我們；我們驚恐萬分，無人為我們辯護。我們的罪孽和過犯的重擔壓在祂身上，祂為我們的罪過而受傷。祂背負我們的罪孽，為了我們的罪過尋求赦免。願我們因祂的鞭傷得醫治。」以利亞·德·維達斯（Eliyya de Vidas）拉比也曾寫道：「『他為我們的過犯受害，為我們的罪孽壓傷』的意思是，由於彌賽亞承擔我們的罪孽，這些罪孽使祂受苦，因此，凡不承認彌賽亞為我們的罪孽受苦的人，必須自己承受這些苦難。」儘管如此，很難相信有人會想像彌賽亞會通過自己的死亡來完成祂的救贖工作（參</w:t>
+      </w:r>
+      <w:hyperlink r:id="rId53">
+        <w:r>
+          <w:rPr>
+            <w:lang w:val="zh_TW" w:bidi="zh_TW"/>
+          </w:rPr>
+          <w:rPr>
+            <w:color w:val="0000EE"/>
+            <w:u w:val="single"/>
+          </w:rPr>
+          <w:t>賽53:12</w:t>
+        </w:r>
+      </w:hyperlink>
+      <w:r>
+        <w:rPr>
+          <w:lang w:val="zh_TW" w:bidi="zh_TW"/>
+        </w:rPr>
+        <w:t>）。當拉比們的推測無法令人滿意地調和屈辱和高舉的矛盾事實時，有人就假設神會差派一位受苦的彌賽亞和一位統治的彌賽亞。聖經顯然指出，受膏者可怕的受難經歷不過是進入無限榮耀的必要前奏。祂不僅被描述為偉大的君王（</w:t>
+      </w:r>
+      <w:hyperlink r:id="rId54">
+        <w:r>
+          <w:rPr>
+            <w:lang w:val="zh_TW" w:bidi="zh_TW"/>
+          </w:rPr>
+          <w:rPr>
+            <w:color w:val="0000EE"/>
+            <w:u w:val="single"/>
+          </w:rPr>
+          <w:t>52:13</w:t>
+        </w:r>
+      </w:hyperlink>
+      <w:r>
+        <w:rPr>
+          <w:lang w:val="zh_TW" w:bidi="zh_TW"/>
+        </w:rPr>
+        <w:t>，</w:t>
+      </w:r>
+      <w:hyperlink r:id="rId53">
+        <w:r>
+          <w:rPr>
+            <w:lang w:val="zh_TW" w:bidi="zh_TW"/>
+          </w:rPr>
+          <w:rPr>
+            <w:color w:val="0000EE"/>
+            <w:u w:val="single"/>
+          </w:rPr>
+          <w:t>53:12</w:t>
+        </w:r>
+      </w:hyperlink>
+      <w:r>
+        <w:rPr>
+          <w:lang w:val="zh_TW" w:bidi="zh_TW"/>
+        </w:rPr>
+        <w:t>），而且還是謙卑的（</w:t>
+      </w:r>
+      <w:hyperlink r:id="rId55">
+        <w:r>
+          <w:rPr>
+            <w:lang w:val="zh_TW" w:bidi="zh_TW"/>
+          </w:rPr>
+          <w:rPr>
+            <w:color w:val="0000EE"/>
+            <w:u w:val="single"/>
+          </w:rPr>
+          <w:t>53:2</w:t>
+        </w:r>
+      </w:hyperlink>
+      <w:r>
+        <w:rPr>
+          <w:lang w:val="zh_TW" w:bidi="zh_TW"/>
+        </w:rPr>
+        <w:t>）、受辱的（</w:t>
+      </w:r>
+      <w:hyperlink r:id="rId56">
+        <w:r>
+          <w:rPr>
+            <w:lang w:val="zh_TW" w:bidi="zh_TW"/>
+          </w:rPr>
+          <w:rPr>
+            <w:color w:val="0000EE"/>
+            <w:u w:val="single"/>
+          </w:rPr>
+          <w:t>52:14</w:t>
+        </w:r>
+      </w:hyperlink>
+      <w:r>
+        <w:rPr>
+          <w:lang w:val="zh_TW" w:bidi="zh_TW"/>
+        </w:rPr>
+        <w:t>）、被拒絕的（</w:t>
+      </w:r>
+      <w:hyperlink r:id="rId57">
+        <w:r>
+          <w:rPr>
+            <w:lang w:val="zh_TW" w:bidi="zh_TW"/>
+          </w:rPr>
+          <w:rPr>
+            <w:color w:val="0000EE"/>
+            <w:u w:val="single"/>
+          </w:rPr>
+          <w:t>53:3</w:t>
+        </w:r>
+      </w:hyperlink>
+      <w:r>
+        <w:rPr>
+          <w:lang w:val="zh_TW" w:bidi="zh_TW"/>
+        </w:rPr>
+        <w:t>），並承擔人類悖逆的後果（</w:t>
+      </w:r>
+      <w:hyperlink r:id="rId58">
+        <w:r>
+          <w:rPr>
+            <w:lang w:val="zh_TW" w:bidi="zh_TW"/>
+          </w:rPr>
+          <w:rPr>
+            <w:color w:val="0000EE"/>
+            <w:u w:val="single"/>
+          </w:rPr>
+          <w:t>5–6節</w:t>
+        </w:r>
+      </w:hyperlink>
+      <w:r>
+        <w:rPr>
+          <w:lang w:val="zh_TW" w:bidi="zh_TW"/>
+        </w:rPr>
+        <w:t>）。然而，祂被高舉，為祂的百姓代求，並賜予他們豐厚的祝福（</w:t>
+      </w:r>
+      <w:hyperlink r:id="rId53">
+        <w:r>
+          <w:rPr>
+            <w:lang w:val="zh_TW" w:bidi="zh_TW"/>
+          </w:rPr>
+          <w:rPr>
+            <w:color w:val="0000EE"/>
+            <w:u w:val="single"/>
+          </w:rPr>
+          <w:t>12</w:t>
+        </w:r>
+      </w:hyperlink>
+      <w:r>
+        <w:rPr>
+          <w:lang w:val="zh_TW" w:bidi="zh_TW"/>
+        </w:rPr>
+        <w:t>節）。彌賽亞完成了亞當和以色列無法達成的完全順服，將以色列和列國重新帶回神面前（</w:t>
+      </w:r>
+      <w:hyperlink r:id="rId59">
+        <w:r>
+          <w:rPr>
+            <w:lang w:val="zh_TW" w:bidi="zh_TW"/>
+          </w:rPr>
+          <w:rPr>
+            <w:color w:val="0000EE"/>
+            <w:u w:val="single"/>
+          </w:rPr>
+          <w:t>42:18–19</w:t>
+        </w:r>
+      </w:hyperlink>
+      <w:r>
+        <w:rPr>
+          <w:lang w:val="zh_TW" w:bidi="zh_TW"/>
+        </w:rPr>
+        <w:t>，</w:t>
+      </w:r>
+      <w:hyperlink r:id="rId60">
+        <w:r>
+          <w:rPr>
+            <w:lang w:val="zh_TW" w:bidi="zh_TW"/>
+          </w:rPr>
+          <w:rPr>
+            <w:color w:val="0000EE"/>
+            <w:u w:val="single"/>
+          </w:rPr>
+          <w:t>49:3、6</w:t>
+        </w:r>
+      </w:hyperlink>
+      <w:r>
+        <w:rPr>
+          <w:lang w:val="zh_TW" w:bidi="zh_TW"/>
+        </w:rPr>
+        <w:t>）。</w:t>
       </w:r>
     </w:p>
     <w:p>
@@ -1335,7 +1411,7 @@
         <w:rPr>
           <w:lang w:val="zh_TW" w:bidi="zh_TW"/>
         </w:rPr>
-        <w:t>這個詞字面意思是「牧羊人」。在舊約和新約中，這個詞以比喻的方式用來指代統治者和領袖。這個詞在新約聖經中有12次被用來比喻「領袖」，但只有在</w:t>
+        <w:t>但以理的著作包含重要的彌賽亞信息。 尤其是但以理大膽地提到「受膏君」（</w:t>
       </w:r>
       <w:hyperlink r:id="rId61">
         <w:r>
@@ -1346,14 +1422,104 @@
             <w:color w:val="0000EE"/>
             <w:u w:val="single"/>
           </w:rPr>
-          <w:t>以弗所書四章11節</w:t>
-        </w:r>
-      </w:hyperlink>
-      <w:r>
-        <w:rPr>
-          <w:lang w:val="zh_TW" w:bidi="zh_TW"/>
-        </w:rPr>
-        <w:t>中被翻譯為「牧師」。</w:t>
+          <w:t>但9:25</w:t>
+        </w:r>
+      </w:hyperlink>
+      <w:r>
+        <w:rPr>
+          <w:lang w:val="zh_TW" w:bidi="zh_TW"/>
+        </w:rPr>
+        <w:t>），將祂稱為「人子」（</w:t>
+      </w:r>
+      <w:hyperlink r:id="rId62">
+        <w:r>
+          <w:rPr>
+            <w:lang w:val="zh_TW" w:bidi="zh_TW"/>
+          </w:rPr>
+          <w:rPr>
+            <w:color w:val="0000EE"/>
+            <w:u w:val="single"/>
+          </w:rPr>
+          <w:t>7:13</w:t>
+        </w:r>
+      </w:hyperlink>
+      <w:r>
+        <w:rPr>
+          <w:lang w:val="zh_TW" w:bidi="zh_TW"/>
+        </w:rPr>
+        <w:t>），並說祂將受苦（「被剪除」，</w:t>
+      </w:r>
+      <w:hyperlink r:id="rId63">
+        <w:r>
+          <w:rPr>
+            <w:lang w:val="zh_TW" w:bidi="zh_TW"/>
+          </w:rPr>
+          <w:rPr>
+            <w:color w:val="0000EE"/>
+            <w:u w:val="single"/>
+          </w:rPr>
+          <w:t>9:26</w:t>
+        </w:r>
+      </w:hyperlink>
+      <w:r>
+        <w:rPr>
+          <w:lang w:val="zh_TW" w:bidi="zh_TW"/>
+        </w:rPr>
+        <w:t>）。 這句關於彌賽亞被剪除（即死亡）的話，表明了祂藉此完成贖罪工作的可能性（</w:t>
+      </w:r>
+      <w:hyperlink r:id="rId64">
+        <w:r>
+          <w:rPr>
+            <w:lang w:val="zh_TW" w:bidi="zh_TW"/>
+          </w:rPr>
+          <w:rPr>
+            <w:color w:val="0000EE"/>
+            <w:u w:val="single"/>
+          </w:rPr>
+          <w:t>9:24</w:t>
+        </w:r>
+      </w:hyperlink>
+      <w:r>
+        <w:rPr>
+          <w:lang w:val="zh_TW" w:bidi="zh_TW"/>
+        </w:rPr>
+        <w:t>）。 代贖贖罪的教義是聖經中唯一的贖罪教義（參</w:t>
+      </w:r>
+      <w:hyperlink r:id="rId65">
+        <w:r>
+          <w:rPr>
+            <w:lang w:val="zh_TW" w:bidi="zh_TW"/>
+          </w:rPr>
+          <w:rPr>
+            <w:color w:val="0000EE"/>
+            <w:u w:val="single"/>
+          </w:rPr>
+          <w:t>利17:11</w:t>
+        </w:r>
+      </w:hyperlink>
+      <w:r>
+        <w:rPr>
+          <w:lang w:val="zh_TW" w:bidi="zh_TW"/>
+        </w:rPr>
+        <w:t>）。 以色列明白，承擔罪意味著忍受罪的後果或刑罰（參</w:t>
+      </w:r>
+      <w:hyperlink r:id="rId66">
+        <w:r>
+          <w:rPr>
+            <w:lang w:val="zh_TW" w:bidi="zh_TW"/>
+          </w:rPr>
+          <w:rPr>
+            <w:color w:val="0000EE"/>
+            <w:u w:val="single"/>
+          </w:rPr>
+          <w:t>民14:33</w:t>
+        </w:r>
+      </w:hyperlink>
+      <w:r>
+        <w:rPr>
+          <w:lang w:val="zh_TW" w:bidi="zh_TW"/>
+        </w:rPr>
+        <w:t>）。彌賽亞贖罪祭的工作原理同樣體現了這種刑罰代贖。祂是代替犯罪者承受苦難的受害者。既然刑罰已由祂代替承擔，求告者便完全得著赦免。</w:t>
       </w:r>
     </w:p>
     <w:p>
@@ -1363,65 +1529,143 @@
           <w:lang w:val="zh_TW" w:bidi="zh_TW"/>
         </w:rPr>
       </w:r>
-      <w:r>
-        <w:rPr>
-          <w:lang w:val="zh_TW" w:bidi="zh_TW"/>
-        </w:rPr>
-        <w:t>牧師和教師共同組成一個團體，與使徒、先知和傳福音者的工作相輔相成。「監督」和「長老」這兩個稱號在新約中指的是同一個職分（參</w:t>
-      </w:r>
-      <w:hyperlink r:id="rId63">
-        <w:r>
-          <w:rPr>
-            <w:lang w:val="zh_TW" w:bidi="zh_TW"/>
-          </w:rPr>
-          <w:rPr>
-            <w:color w:val="0000EE"/>
-            <w:u w:val="single"/>
-          </w:rPr>
-          <w:t>徒20:17、28</w:t>
-        </w:r>
-      </w:hyperlink>
-      <w:r>
-        <w:rPr>
-          <w:lang w:val="zh_TW" w:bidi="zh_TW"/>
-        </w:rPr>
-        <w:t>；</w:t>
-      </w:r>
-      <w:hyperlink r:id="rId64">
-        <w:r>
-          <w:rPr>
-            <w:lang w:val="zh_TW" w:bidi="zh_TW"/>
-          </w:rPr>
-          <w:rPr>
-            <w:color w:val="0000EE"/>
-            <w:u w:val="single"/>
-          </w:rPr>
-          <w:t>多1:5–7</w:t>
-        </w:r>
-      </w:hyperlink>
-      <w:r>
-        <w:rPr>
-          <w:lang w:val="zh_TW" w:bidi="zh_TW"/>
-        </w:rPr>
-        <w:t>）。「牧師」似乎與「監督」和「長老」具有相同的含義，正如耶穌被稱為「你們靈魂的牧人監督」（</w:t>
-      </w:r>
-      <w:hyperlink r:id="rId60">
-        <w:r>
-          <w:rPr>
-            <w:lang w:val="zh_TW" w:bidi="zh_TW"/>
-          </w:rPr>
-          <w:rPr>
-            <w:color w:val="0000EE"/>
-            <w:u w:val="single"/>
-          </w:rPr>
-          <w:t>彼前2:25</w:t>
-        </w:r>
-      </w:hyperlink>
-      <w:r>
-        <w:rPr>
-          <w:lang w:val="zh_TW" w:bidi="zh_TW"/>
-        </w:rPr>
-        <w:t>）所顯示。</w:t>
+      <w:hyperlink r:id="rId67">
+        <w:r>
+          <w:rPr>
+            <w:lang w:val="zh_TW" w:bidi="zh_TW"/>
+          </w:rPr>
+          <w:rPr>
+            <w:color w:val="0000EE"/>
+            <w:u w:val="single"/>
+          </w:rPr>
+          <w:t>詩篇二十二篇1節</w:t>
+        </w:r>
+      </w:hyperlink>
+      <w:r>
+        <w:rPr>
+          <w:lang w:val="zh_TW" w:bidi="zh_TW"/>
+        </w:rPr>
+        <w:t>記載了彌賽亞擔當人類罪的刑罰時那痛苦的呼喊（參</w:t>
+      </w:r>
+      <w:hyperlink r:id="rId68">
+        <w:r>
+          <w:rPr>
+            <w:lang w:val="zh_TW" w:bidi="zh_TW"/>
+          </w:rPr>
+          <w:rPr>
+            <w:color w:val="0000EE"/>
+            <w:u w:val="single"/>
+          </w:rPr>
+          <w:t>太27:46</w:t>
+        </w:r>
+      </w:hyperlink>
+      <w:r>
+        <w:rPr>
+          <w:lang w:val="zh_TW" w:bidi="zh_TW"/>
+        </w:rPr>
+        <w:t>），因為祂為祂的子民成為罪（</w:t>
+      </w:r>
+      <w:hyperlink r:id="rId69">
+        <w:r>
+          <w:rPr>
+            <w:lang w:val="zh_TW" w:bidi="zh_TW"/>
+          </w:rPr>
+          <w:rPr>
+            <w:color w:val="0000EE"/>
+            <w:u w:val="single"/>
+          </w:rPr>
+          <w:t>林後5:21</w:t>
+        </w:r>
+      </w:hyperlink>
+      <w:r>
+        <w:rPr>
+          <w:lang w:val="zh_TW" w:bidi="zh_TW"/>
+        </w:rPr>
+        <w:t>）。然而，祂的呼喊「我的神」表明了一種無法徹底切斷的親密關係。再次出現了彌賽亞在大大被高舉之前受屈辱的主題（</w:t>
+      </w:r>
+      <w:hyperlink r:id="rId70">
+        <w:r>
+          <w:rPr>
+            <w:lang w:val="zh_TW" w:bidi="zh_TW"/>
+          </w:rPr>
+          <w:rPr>
+            <w:color w:val="0000EE"/>
+            <w:u w:val="single"/>
+          </w:rPr>
+          <w:t>詩22:27</w:t>
+        </w:r>
+      </w:hyperlink>
+      <w:r>
+        <w:rPr>
+          <w:lang w:val="zh_TW" w:bidi="zh_TW"/>
+        </w:rPr>
+        <w:t>）。在所謂的「</w:t>
+      </w:r>
+      <w:r>
+        <w:rPr>
+          <w:lang w:val="zh_TW" w:bidi="zh_TW"/>
+        </w:rPr>
+        <w:t>君王詩篇（</w:t>
+      </w:r>
+      <w:r>
+        <w:rPr>
+          <w:lang w:val="zh_TW" w:bidi="zh_TW"/>
+        </w:rPr>
+        <w:t>royal psalms）」（例如，</w:t>
+      </w:r>
+      <w:hyperlink r:id="rId71">
+        <w:r>
+          <w:rPr>
+            <w:lang w:val="zh_TW" w:bidi="zh_TW"/>
+          </w:rPr>
+          <w:rPr>
+            <w:color w:val="0000EE"/>
+            <w:u w:val="single"/>
+          </w:rPr>
+          <w:t>2</w:t>
+        </w:r>
+      </w:hyperlink>
+      <w:r>
+        <w:rPr>
+          <w:lang w:val="zh_TW" w:bidi="zh_TW"/>
+        </w:rPr>
+        <w:t>，</w:t>
+      </w:r>
+      <w:hyperlink r:id="rId72">
+        <w:r>
+          <w:rPr>
+            <w:lang w:val="zh_TW" w:bidi="zh_TW"/>
+          </w:rPr>
+          <w:rPr>
+            <w:color w:val="0000EE"/>
+            <w:u w:val="single"/>
+          </w:rPr>
+          <w:t>72</w:t>
+        </w:r>
+      </w:hyperlink>
+      <w:r>
+        <w:rPr>
+          <w:lang w:val="zh_TW" w:bidi="zh_TW"/>
+        </w:rPr>
+        <w:t>，</w:t>
+      </w:r>
+      <w:hyperlink r:id="rId73">
+        <w:r>
+          <w:rPr>
+            <w:lang w:val="zh_TW" w:bidi="zh_TW"/>
+          </w:rPr>
+          <w:rPr>
+            <w:color w:val="0000EE"/>
+            <w:u w:val="single"/>
+          </w:rPr>
+          <w:t>110</w:t>
+        </w:r>
+      </w:hyperlink>
+      <w:r>
+        <w:rPr>
+          <w:lang w:val="zh_TW" w:bidi="zh_TW"/>
+        </w:rPr>
+        <w:t>篇）中，這位彌賽亞不僅是代求的祭司，也被任命為君王和審判者。</w:t>
       </w:r>
     </w:p>
     <w:p>
@@ -1435,18 +1679,36 @@
         <w:rPr>
           <w:lang w:val="zh_TW" w:bidi="zh_TW"/>
         </w:rPr>
-        <w:t>動詞「牧養」被用來描述地方教會領袖的工作（</w:t>
-      </w:r>
-      <w:hyperlink r:id="rId65">
-        <w:r>
-          <w:rPr>
-            <w:lang w:val="zh_TW" w:bidi="zh_TW"/>
-          </w:rPr>
-          <w:rPr>
-            <w:color w:val="0000EE"/>
-            <w:u w:val="single"/>
-          </w:rPr>
-          <w:t>約音21:16</w:t>
+        <w:t>耶利米更進一步描繪這幅畫像。那位使人能進入救恩之約的，賜給人神所算為義的公義：彌賽亞是神公義的苗裔，成為「耶和華我們的義」。矛盾的是，根據律法，任何沒有犯罪的人都不能被釘十字架（</w:t>
+      </w:r>
+      <w:hyperlink r:id="rId74">
+        <w:r>
+          <w:rPr>
+            <w:lang w:val="zh_TW" w:bidi="zh_TW"/>
+          </w:rPr>
+          <w:rPr>
+            <w:color w:val="0000EE"/>
+            <w:u w:val="single"/>
+          </w:rPr>
+          <w:t>申21:22</w:t>
+        </w:r>
+      </w:hyperlink>
+      <w:r>
+        <w:rPr>
+          <w:lang w:val="zh_TW" w:bidi="zh_TW"/>
+        </w:rPr>
+        <w:t>）。但被釘十字架的是公義的基督，從而永遠顛覆了任何法律主義的自信（</w:t>
+      </w:r>
+      <w:hyperlink r:id="rId75">
+        <w:r>
+          <w:rPr>
+            <w:lang w:val="zh_TW" w:bidi="zh_TW"/>
+          </w:rPr>
+          <w:rPr>
+            <w:color w:val="0000EE"/>
+            <w:u w:val="single"/>
+          </w:rPr>
+          <w:t>申21:23</w:t>
         </w:r>
       </w:hyperlink>
       <w:r>
@@ -1455,95 +1717,41 @@
         </w:rPr>
         <w:t>；</w:t>
       </w:r>
-      <w:hyperlink r:id="rId66">
-        <w:r>
-          <w:rPr>
-            <w:lang w:val="zh_TW" w:bidi="zh_TW"/>
-          </w:rPr>
-          <w:rPr>
-            <w:color w:val="0000EE"/>
-            <w:u w:val="single"/>
-          </w:rPr>
-          <w:t>徒20:28</w:t>
-        </w:r>
-      </w:hyperlink>
-      <w:r>
-        <w:rPr>
-          <w:lang w:val="zh_TW" w:bidi="zh_TW"/>
-        </w:rPr>
-        <w:t>；</w:t>
-      </w:r>
-      <w:hyperlink r:id="rId67">
-        <w:r>
-          <w:rPr>
-            <w:lang w:val="zh_TW" w:bidi="zh_TW"/>
-          </w:rPr>
-          <w:rPr>
-            <w:color w:val="0000EE"/>
-            <w:u w:val="single"/>
-          </w:rPr>
-          <w:t>彼前5:2</w:t>
-        </w:r>
-      </w:hyperlink>
-      <w:r>
-        <w:rPr>
-          <w:lang w:val="zh_TW" w:bidi="zh_TW"/>
-        </w:rPr>
-        <w:t>），會眾經常被稱為羊群。牧師的責任是建立基督的身體。牧師通過監督會眾（</w:t>
-      </w:r>
-      <w:hyperlink r:id="rId66">
-        <w:r>
-          <w:rPr>
-            <w:lang w:val="zh_TW" w:bidi="zh_TW"/>
-          </w:rPr>
-          <w:rPr>
-            <w:color w:val="0000EE"/>
-            <w:u w:val="single"/>
-          </w:rPr>
-          <w:t>徒20:28</w:t>
-        </w:r>
-      </w:hyperlink>
-      <w:r>
-        <w:rPr>
-          <w:lang w:val="zh_TW" w:bidi="zh_TW"/>
-        </w:rPr>
-        <w:t>；</w:t>
-      </w:r>
-      <w:hyperlink r:id="rId68">
-        <w:r>
-          <w:rPr>
-            <w:lang w:val="zh_TW" w:bidi="zh_TW"/>
-          </w:rPr>
-          <w:rPr>
-            <w:color w:val="0000EE"/>
-            <w:u w:val="single"/>
-          </w:rPr>
-          <w:t>來13:7</w:t>
-        </w:r>
-      </w:hyperlink>
-      <w:r>
-        <w:rPr>
-          <w:lang w:val="zh_TW" w:bidi="zh_TW"/>
-        </w:rPr>
-        <w:t>）和反對虛假教導（</w:t>
-      </w:r>
-      <w:hyperlink r:id="rId69">
-        <w:r>
-          <w:rPr>
-            <w:lang w:val="zh_TW" w:bidi="zh_TW"/>
-          </w:rPr>
-          <w:rPr>
-            <w:color w:val="0000EE"/>
-            <w:u w:val="single"/>
-          </w:rPr>
-          <w:t>徒20:29–30</w:t>
-        </w:r>
-      </w:hyperlink>
-      <w:r>
-        <w:rPr>
-          <w:lang w:val="zh_TW" w:bidi="zh_TW"/>
-        </w:rPr>
-        <w:t>）來建立基督的身體。關於牧師職責和責任的更詳細信息見於保羅寫給提摩太和提多的書信，這些書信被稱為教牧書信。</w:t>
+      <w:hyperlink r:id="rId76">
+        <w:r>
+          <w:rPr>
+            <w:lang w:val="zh_TW" w:bidi="zh_TW"/>
+          </w:rPr>
+          <w:rPr>
+            <w:color w:val="0000EE"/>
+            <w:u w:val="single"/>
+          </w:rPr>
+          <w:t>加3:13</w:t>
+        </w:r>
+      </w:hyperlink>
+      <w:r>
+        <w:rPr>
+          <w:lang w:val="zh_TW" w:bidi="zh_TW"/>
+        </w:rPr>
+        <w:t>）。信徒不僅得蒙赦免，且因祂被稱為義（</w:t>
+      </w:r>
+      <w:hyperlink r:id="rId77">
+        <w:r>
+          <w:rPr>
+            <w:lang w:val="zh_TW" w:bidi="zh_TW"/>
+          </w:rPr>
+          <w:rPr>
+            <w:color w:val="0000EE"/>
+            <w:u w:val="single"/>
+          </w:rPr>
+          <w:t>耶23:5–6</w:t>
+        </w:r>
+      </w:hyperlink>
+      <w:r>
+        <w:rPr>
+          <w:lang w:val="zh_TW" w:bidi="zh_TW"/>
+        </w:rPr>
+        <w:t>）。</w:t>
       </w:r>
     </w:p>
     <w:p>
@@ -1555,6 +1763,1787 @@
       </w:r>
       <w:r>
         <w:rPr>
+          <w:lang w:val="zh_TW" w:bidi="zh_TW"/>
+        </w:rPr>
+        <w:t>儘管彌賽亞的誕生地已被明確預言（</w:t>
+      </w:r>
+      <w:hyperlink r:id="rId78">
+        <w:r>
+          <w:rPr>
+            <w:lang w:val="zh_TW" w:bidi="zh_TW"/>
+          </w:rPr>
+          <w:rPr>
+            <w:color w:val="0000EE"/>
+            <w:u w:val="single"/>
+          </w:rPr>
+          <w:t>彌5:2</w:t>
+        </w:r>
+      </w:hyperlink>
+      <w:r>
+        <w:rPr>
+          <w:lang w:val="zh_TW" w:bidi="zh_TW"/>
+        </w:rPr>
+        <w:t>），但祂的神性卻一直是激烈爭議的話題。儘管古以色列少有人質疑彌賽亞擁有超自然能力，但很少有人會想像祂會在最完全的意義上成為「與我們同在的神」（參</w:t>
+      </w:r>
+      <w:hyperlink r:id="rId79">
+        <w:r>
+          <w:rPr>
+            <w:lang w:val="zh_TW" w:bidi="zh_TW"/>
+          </w:rPr>
+          <w:rPr>
+            <w:color w:val="0000EE"/>
+            <w:u w:val="single"/>
+          </w:rPr>
+          <w:t>來1:3</w:t>
+        </w:r>
+      </w:hyperlink>
+      <w:r>
+        <w:rPr>
+          <w:lang w:val="zh_TW" w:bidi="zh_TW"/>
+        </w:rPr>
+        <w:t>）。</w:t>
+      </w:r>
+    </w:p>
+    <w:p>
+      <w:pPr>
+        <w:pStyle w:val="Heading3"/>
+      </w:pPr>
+      <w:r>
+        <w:rPr>
+          <w:lang w:val="zh_TW" w:bidi="zh_TW"/>
+        </w:rPr>
+        <w:t>新約中的彌賽亞</w:t>
+      </w:r>
+    </w:p>
+    <w:p>
+      <w:pPr/>
+      <w:r>
+        <w:rPr>
+          <w:lang w:val="zh_TW" w:bidi="zh_TW"/>
+        </w:rPr>
+      </w:r>
+      <w:r>
+        <w:rPr>
+          <w:lang w:val="zh_TW" w:bidi="zh_TW"/>
+        </w:rPr>
+        <w:t>新約作者描繪出一幅圖畫，即那位出自超自然根源的孩子（</w:t>
+      </w:r>
+      <w:hyperlink r:id="rId80">
+        <w:r>
+          <w:rPr>
+            <w:lang w:val="zh_TW" w:bidi="zh_TW"/>
+          </w:rPr>
+          <w:rPr>
+            <w:color w:val="0000EE"/>
+            <w:u w:val="single"/>
+          </w:rPr>
+          <w:t>賽7:14</w:t>
+        </w:r>
+      </w:hyperlink>
+      <w:r>
+        <w:rPr>
+          <w:lang w:val="zh_TW" w:bidi="zh_TW"/>
+        </w:rPr>
+        <w:t>；</w:t>
+      </w:r>
+      <w:hyperlink r:id="rId78">
+        <w:r>
+          <w:rPr>
+            <w:lang w:val="zh_TW" w:bidi="zh_TW"/>
+          </w:rPr>
+          <w:rPr>
+            <w:color w:val="0000EE"/>
+            <w:u w:val="single"/>
+          </w:rPr>
+          <w:t>彌5:2</w:t>
+        </w:r>
+      </w:hyperlink>
+      <w:r>
+        <w:rPr>
+          <w:lang w:val="zh_TW" w:bidi="zh_TW"/>
+        </w:rPr>
+        <w:t>）承載著完全的神性（</w:t>
+      </w:r>
+      <w:hyperlink r:id="rId81">
+        <w:r>
+          <w:rPr>
+            <w:lang w:val="zh_TW" w:bidi="zh_TW"/>
+          </w:rPr>
+          <w:rPr>
+            <w:color w:val="0000EE"/>
+            <w:u w:val="single"/>
+          </w:rPr>
+          <w:t>賽9:6</w:t>
+        </w:r>
+      </w:hyperlink>
+      <w:r>
+        <w:rPr>
+          <w:lang w:val="zh_TW" w:bidi="zh_TW"/>
+        </w:rPr>
+        <w:t>；</w:t>
+      </w:r>
+      <w:hyperlink r:id="rId82">
+        <w:r>
+          <w:rPr>
+            <w:lang w:val="zh_TW" w:bidi="zh_TW"/>
+          </w:rPr>
+          <w:rPr>
+            <w:color w:val="0000EE"/>
+            <w:u w:val="single"/>
+          </w:rPr>
+          <w:t>腓2:6</w:t>
+        </w:r>
+      </w:hyperlink>
+      <w:r>
+        <w:rPr>
+          <w:lang w:val="zh_TW" w:bidi="zh_TW"/>
+        </w:rPr>
+        <w:t>；</w:t>
+      </w:r>
+      <w:hyperlink r:id="rId83">
+        <w:r>
+          <w:rPr>
+            <w:lang w:val="zh_TW" w:bidi="zh_TW"/>
+          </w:rPr>
+          <w:rPr>
+            <w:color w:val="0000EE"/>
+            <w:u w:val="single"/>
+          </w:rPr>
+          <w:t>西1:19</w:t>
+        </w:r>
+      </w:hyperlink>
+      <w:r>
+        <w:rPr>
+          <w:lang w:val="zh_TW" w:bidi="zh_TW"/>
+        </w:rPr>
+        <w:t>）。祂是神的兒子，配受萬民的敬拜（</w:t>
+      </w:r>
+      <w:hyperlink r:id="rId84">
+        <w:r>
+          <w:rPr>
+            <w:lang w:val="zh_TW" w:bidi="zh_TW"/>
+          </w:rPr>
+          <w:rPr>
+            <w:color w:val="0000EE"/>
+            <w:u w:val="single"/>
+          </w:rPr>
+          <w:t>詩45:6–7</w:t>
+        </w:r>
+      </w:hyperlink>
+      <w:r>
+        <w:rPr>
+          <w:lang w:val="zh_TW" w:bidi="zh_TW"/>
+        </w:rPr>
+        <w:t>；參</w:t>
+      </w:r>
+      <w:hyperlink r:id="rId85">
+        <w:r>
+          <w:rPr>
+            <w:lang w:val="zh_TW" w:bidi="zh_TW"/>
+          </w:rPr>
+          <w:rPr>
+            <w:color w:val="0000EE"/>
+            <w:u w:val="single"/>
+          </w:rPr>
+          <w:t>來1:8–9</w:t>
+        </w:r>
+      </w:hyperlink>
+      <w:r>
+        <w:rPr>
+          <w:lang w:val="zh_TW" w:bidi="zh_TW"/>
+        </w:rPr>
+        <w:t>）。</w:t>
+      </w:r>
+    </w:p>
+    <w:p>
+      <w:pPr/>
+      <w:r>
+        <w:rPr>
+          <w:lang w:val="zh_TW" w:bidi="zh_TW"/>
+        </w:rPr>
+      </w:r>
+      <w:r>
+        <w:rPr>
+          <w:lang w:val="zh_TW" w:bidi="zh_TW"/>
+        </w:rPr>
+        <w:t>公元一世紀巴勒斯坦的猶太人知道，彌賽亞的應許將藉著像摩西的那一位的來臨而得以成就（</w:t>
+      </w:r>
+      <w:hyperlink r:id="rId86">
+        <w:r>
+          <w:rPr>
+            <w:lang w:val="zh_TW" w:bidi="zh_TW"/>
+          </w:rPr>
+          <w:rPr>
+            <w:color w:val="0000EE"/>
+            <w:u w:val="single"/>
+          </w:rPr>
+          <w:t>申18:18</w:t>
+        </w:r>
+      </w:hyperlink>
+      <w:r>
+        <w:rPr>
+          <w:lang w:val="zh_TW" w:bidi="zh_TW"/>
+        </w:rPr>
+        <w:t>）。耶穌與摩西之間有許多相似之處。作為中保、創新者，以及為百姓開創新靈命階段的引領者，他們是無人能及的。具體而言，兩人都在嬰孩時期奇蹟般地被拯救（</w:t>
+      </w:r>
+      <w:hyperlink r:id="rId87">
+        <w:r>
+          <w:rPr>
+            <w:lang w:val="zh_TW" w:bidi="zh_TW"/>
+          </w:rPr>
+          <w:rPr>
+            <w:color w:val="0000EE"/>
+            <w:u w:val="single"/>
+          </w:rPr>
+          <w:t>出2章</w:t>
+        </w:r>
+      </w:hyperlink>
+      <w:r>
+        <w:rPr>
+          <w:lang w:val="zh_TW" w:bidi="zh_TW"/>
+        </w:rPr>
+        <w:t>；</w:t>
+      </w:r>
+      <w:hyperlink r:id="rId88">
+        <w:r>
+          <w:rPr>
+            <w:lang w:val="zh_TW" w:bidi="zh_TW"/>
+          </w:rPr>
+          <w:rPr>
+            <w:color w:val="0000EE"/>
+            <w:u w:val="single"/>
+          </w:rPr>
+          <w:t>太2:13–23</w:t>
+        </w:r>
+      </w:hyperlink>
+      <w:r>
+        <w:rPr>
+          <w:lang w:val="zh_TW" w:bidi="zh_TW"/>
+        </w:rPr>
+        <w:t>）；兩者都為了服事神的百姓而放棄皇室的榮華（</w:t>
+      </w:r>
+      <w:hyperlink r:id="rId89">
+        <w:r>
+          <w:rPr>
+            <w:lang w:val="zh_TW" w:bidi="zh_TW"/>
+          </w:rPr>
+          <w:rPr>
+            <w:color w:val="0000EE"/>
+            <w:u w:val="single"/>
+          </w:rPr>
+          <w:t>腓2:5–8</w:t>
+        </w:r>
+      </w:hyperlink>
+      <w:r>
+        <w:rPr>
+          <w:lang w:val="zh_TW" w:bidi="zh_TW"/>
+        </w:rPr>
+        <w:t>；</w:t>
+      </w:r>
+      <w:hyperlink r:id="rId90">
+        <w:r>
+          <w:rPr>
+            <w:lang w:val="zh_TW" w:bidi="zh_TW"/>
+          </w:rPr>
+          <w:rPr>
+            <w:color w:val="0000EE"/>
+            <w:u w:val="single"/>
+          </w:rPr>
+          <w:t>來11:24–28</w:t>
+        </w:r>
+      </w:hyperlink>
+      <w:r>
+        <w:rPr>
+          <w:lang w:val="zh_TW" w:bidi="zh_TW"/>
+        </w:rPr>
+        <w:t>）；兩者都對他人懷有強烈的憐憫（</w:t>
+      </w:r>
+      <w:hyperlink r:id="rId91">
+        <w:r>
+          <w:rPr>
+            <w:lang w:val="zh_TW" w:bidi="zh_TW"/>
+          </w:rPr>
+          <w:rPr>
+            <w:color w:val="0000EE"/>
+            <w:u w:val="single"/>
+          </w:rPr>
+          <w:t>民27:17</w:t>
+        </w:r>
+      </w:hyperlink>
+      <w:r>
+        <w:rPr>
+          <w:lang w:val="zh_TW" w:bidi="zh_TW"/>
+        </w:rPr>
+        <w:t>；</w:t>
+      </w:r>
+      <w:hyperlink r:id="rId92">
+        <w:r>
+          <w:rPr>
+            <w:lang w:val="zh_TW" w:bidi="zh_TW"/>
+          </w:rPr>
+          <w:rPr>
+            <w:color w:val="0000EE"/>
+            <w:u w:val="single"/>
+          </w:rPr>
+          <w:t>太9:36</w:t>
+        </w:r>
+      </w:hyperlink>
+      <w:r>
+        <w:rPr>
+          <w:lang w:val="zh_TW" w:bidi="zh_TW"/>
+        </w:rPr>
+        <w:t>）；兩者都與神「面對面」交談（</w:t>
+      </w:r>
+      <w:hyperlink r:id="rId93">
+        <w:r>
+          <w:rPr>
+            <w:lang w:val="zh_TW" w:bidi="zh_TW"/>
+          </w:rPr>
+          <w:rPr>
+            <w:color w:val="0000EE"/>
+            <w:u w:val="single"/>
+          </w:rPr>
+          <w:t>出34:29–30</w:t>
+        </w:r>
+      </w:hyperlink>
+      <w:r>
+        <w:rPr>
+          <w:lang w:val="zh_TW" w:bidi="zh_TW"/>
+        </w:rPr>
+        <w:t>；</w:t>
+      </w:r>
+      <w:hyperlink r:id="rId94">
+        <w:r>
+          <w:rPr>
+            <w:lang w:val="zh_TW" w:bidi="zh_TW"/>
+          </w:rPr>
+          <w:rPr>
+            <w:color w:val="0000EE"/>
+            <w:u w:val="single"/>
+          </w:rPr>
+          <w:t>林後3:7</w:t>
+        </w:r>
+      </w:hyperlink>
+      <w:r>
+        <w:rPr>
+          <w:lang w:val="zh_TW" w:bidi="zh_TW"/>
+        </w:rPr>
+        <w:t>）；並且都作為救贖之約的中保（</w:t>
+      </w:r>
+      <w:hyperlink r:id="rId95">
+        <w:r>
+          <w:rPr>
+            <w:lang w:val="zh_TW" w:bidi="zh_TW"/>
+          </w:rPr>
+          <w:rPr>
+            <w:color w:val="0000EE"/>
+            <w:u w:val="single"/>
+          </w:rPr>
+          <w:t>申29:1</w:t>
+        </w:r>
+      </w:hyperlink>
+      <w:r>
+        <w:rPr>
+          <w:lang w:val="zh_TW" w:bidi="zh_TW"/>
+        </w:rPr>
+        <w:t>；</w:t>
+      </w:r>
+      <w:hyperlink r:id="rId96">
+        <w:r>
+          <w:rPr>
+            <w:lang w:val="zh_TW" w:bidi="zh_TW"/>
+          </w:rPr>
+          <w:rPr>
+            <w:color w:val="0000EE"/>
+            <w:u w:val="single"/>
+          </w:rPr>
+          <w:t>來8:6–7</w:t>
+        </w:r>
+      </w:hyperlink>
+      <w:r>
+        <w:rPr>
+          <w:lang w:val="zh_TW" w:bidi="zh_TW"/>
+        </w:rPr>
+        <w:t>）。然而，正如路德所言：「基督並不是摩西。」歸根究柢，摩西只是家庭中的僕人，而彌賽亞卻是萬物的創造者和主人（</w:t>
+      </w:r>
+      <w:hyperlink r:id="rId97">
+        <w:r>
+          <w:rPr>
+            <w:lang w:val="zh_TW" w:bidi="zh_TW"/>
+          </w:rPr>
+          <w:rPr>
+            <w:color w:val="0000EE"/>
+            <w:u w:val="single"/>
+          </w:rPr>
+          <w:t>來3:3–6</w:t>
+        </w:r>
+      </w:hyperlink>
+      <w:r>
+        <w:rPr>
+          <w:lang w:val="zh_TW" w:bidi="zh_TW"/>
+        </w:rPr>
+        <w:t>；參</w:t>
+      </w:r>
+      <w:hyperlink r:id="rId98">
+        <w:r>
+          <w:rPr>
+            <w:lang w:val="zh_TW" w:bidi="zh_TW"/>
+          </w:rPr>
+          <w:rPr>
+            <w:color w:val="0000EE"/>
+            <w:u w:val="single"/>
+          </w:rPr>
+          <w:t>約1:1–2、18</w:t>
+        </w:r>
+      </w:hyperlink>
+      <w:r>
+        <w:rPr>
+          <w:lang w:val="zh_TW" w:bidi="zh_TW"/>
+        </w:rPr>
+        <w:t>）。</w:t>
+      </w:r>
+    </w:p>
+    <w:p>
+      <w:pPr/>
+      <w:r>
+        <w:rPr>
+          <w:lang w:val="zh_TW" w:bidi="zh_TW"/>
+        </w:rPr>
+      </w:r>
+      <w:r>
+        <w:rPr>
+          <w:lang w:val="zh_TW" w:bidi="zh_TW"/>
+        </w:rPr>
+        <w:t>聖經中的家譜極為重要。拉比們根據</w:t>
+      </w:r>
+      <w:hyperlink r:id="rId24">
+        <w:r>
+          <w:rPr>
+            <w:lang w:val="zh_TW" w:bidi="zh_TW"/>
+          </w:rPr>
+          <w:rPr>
+            <w:color w:val="0000EE"/>
+            <w:u w:val="single"/>
+          </w:rPr>
+          <w:t>何西阿書三章5節</w:t>
+        </w:r>
+      </w:hyperlink>
+      <w:r>
+        <w:rPr>
+          <w:lang w:val="zh_TW" w:bidi="zh_TW"/>
+        </w:rPr>
+        <w:t>和</w:t>
+      </w:r>
+      <w:hyperlink r:id="rId99">
+        <w:r>
+          <w:rPr>
+            <w:lang w:val="zh_TW" w:bidi="zh_TW"/>
+          </w:rPr>
+          <w:rPr>
+            <w:color w:val="0000EE"/>
+            <w:u w:val="single"/>
+          </w:rPr>
+          <w:t>耶利米書三十章9節</w:t>
+        </w:r>
+      </w:hyperlink>
+      <w:r>
+        <w:rPr>
+          <w:lang w:val="zh_TW" w:bidi="zh_TW"/>
+        </w:rPr>
+        <w:t>，同意彌賽亞必須有大衛的血統。天使的宣告立即確立了耶穌的正確血統（</w:t>
+      </w:r>
+      <w:hyperlink r:id="rId100">
+        <w:r>
+          <w:rPr>
+            <w:lang w:val="zh_TW" w:bidi="zh_TW"/>
+          </w:rPr>
+          <w:rPr>
+            <w:color w:val="0000EE"/>
+            <w:u w:val="single"/>
+          </w:rPr>
+          <w:t>路1:32–33</w:t>
+        </w:r>
+      </w:hyperlink>
+      <w:r>
+        <w:rPr>
+          <w:lang w:val="zh_TW" w:bidi="zh_TW"/>
+        </w:rPr>
+        <w:t>；參</w:t>
+      </w:r>
+      <w:hyperlink r:id="rId101">
+        <w:r>
+          <w:rPr>
+            <w:lang w:val="zh_TW" w:bidi="zh_TW"/>
+          </w:rPr>
+          <w:rPr>
+            <w:color w:val="0000EE"/>
+            <w:u w:val="single"/>
+          </w:rPr>
+          <w:t>2:4</w:t>
+        </w:r>
+      </w:hyperlink>
+      <w:r>
+        <w:rPr>
+          <w:lang w:val="zh_TW" w:bidi="zh_TW"/>
+        </w:rPr>
+        <w:t>），馬太福音的記載也是如此（</w:t>
+      </w:r>
+      <w:hyperlink r:id="rId102">
+        <w:r>
+          <w:rPr>
+            <w:lang w:val="zh_TW" w:bidi="zh_TW"/>
+          </w:rPr>
+          <w:rPr>
+            <w:color w:val="0000EE"/>
+            <w:u w:val="single"/>
+          </w:rPr>
+          <w:t>太1:1–17</w:t>
+        </w:r>
+      </w:hyperlink>
+      <w:r>
+        <w:rPr>
+          <w:lang w:val="zh_TW" w:bidi="zh_TW"/>
+        </w:rPr>
+        <w:t>）。路加福音的家譜列表，如同馬太福音的記錄一樣，明確地證明了耶穌作為彌賽亞的王族血統（</w:t>
+      </w:r>
+      <w:hyperlink r:id="rId103">
+        <w:r>
+          <w:rPr>
+            <w:lang w:val="zh_TW" w:bidi="zh_TW"/>
+          </w:rPr>
+          <w:rPr>
+            <w:color w:val="0000EE"/>
+            <w:u w:val="single"/>
+          </w:rPr>
+          <w:t>路3:23–38</w:t>
+        </w:r>
+      </w:hyperlink>
+      <w:r>
+        <w:rPr>
+          <w:lang w:val="zh_TW" w:bidi="zh_TW"/>
+        </w:rPr>
+        <w:t>）。儘管兩個家譜之間存在差異，但它們都強調了這個獨特的彌賽亞族系的血統。耶穌深知聖經的彌賽亞焦點（</w:t>
+      </w:r>
+      <w:hyperlink r:id="rId104">
+        <w:r>
+          <w:rPr>
+            <w:lang w:val="zh_TW" w:bidi="zh_TW"/>
+          </w:rPr>
+          <w:rPr>
+            <w:color w:val="0000EE"/>
+            <w:u w:val="single"/>
+          </w:rPr>
+          <w:t>約5:46</w:t>
+        </w:r>
+      </w:hyperlink>
+      <w:r>
+        <w:rPr>
+          <w:lang w:val="zh_TW" w:bidi="zh_TW"/>
+        </w:rPr>
+        <w:t>；</w:t>
+      </w:r>
+      <w:hyperlink r:id="rId105">
+        <w:r>
+          <w:rPr>
+            <w:lang w:val="zh_TW" w:bidi="zh_TW"/>
+          </w:rPr>
+          <w:rPr>
+            <w:color w:val="0000EE"/>
+            <w:u w:val="single"/>
+          </w:rPr>
+          <w:t>8:56</w:t>
+        </w:r>
+      </w:hyperlink>
+      <w:r>
+        <w:rPr>
+          <w:lang w:val="zh_TW" w:bidi="zh_TW"/>
+        </w:rPr>
+        <w:t>），並在多次場合中承認自己是基督。祂接受了瞎子巴底買的稱呼（</w:t>
+      </w:r>
+      <w:hyperlink r:id="rId106">
+        <w:r>
+          <w:rPr>
+            <w:lang w:val="zh_TW" w:bidi="zh_TW"/>
+          </w:rPr>
+          <w:rPr>
+            <w:color w:val="0000EE"/>
+            <w:u w:val="single"/>
+          </w:rPr>
+          <w:t>可10:46–48</w:t>
+        </w:r>
+      </w:hyperlink>
+      <w:r>
+        <w:rPr>
+          <w:lang w:val="zh_TW" w:bidi="zh_TW"/>
+        </w:rPr>
+        <w:t>）；也接受了祂進入耶路撒冷時群眾的歡呼（</w:t>
+      </w:r>
+      <w:hyperlink r:id="rId107">
+        <w:r>
+          <w:rPr>
+            <w:lang w:val="zh_TW" w:bidi="zh_TW"/>
+          </w:rPr>
+          <w:rPr>
+            <w:color w:val="0000EE"/>
+            <w:u w:val="single"/>
+          </w:rPr>
+          <w:t>太21:9</w:t>
+        </w:r>
+      </w:hyperlink>
+      <w:r>
+        <w:rPr>
+          <w:lang w:val="zh_TW" w:bidi="zh_TW"/>
+        </w:rPr>
+        <w:t>）；並在聖殿裡接受了小孩子的讚美（</w:t>
+      </w:r>
+      <w:hyperlink r:id="rId108">
+        <w:r>
+          <w:rPr>
+            <w:lang w:val="zh_TW" w:bidi="zh_TW"/>
+          </w:rPr>
+          <w:rPr>
+            <w:color w:val="0000EE"/>
+            <w:u w:val="single"/>
+          </w:rPr>
+          <w:t>15</w:t>
+        </w:r>
+      </w:hyperlink>
+      <w:r>
+        <w:rPr>
+          <w:lang w:val="zh_TW" w:bidi="zh_TW"/>
+        </w:rPr>
+        <w:t>節）；以及其它場合中的稱呼（</w:t>
+      </w:r>
+      <w:hyperlink r:id="rId109">
+        <w:r>
+          <w:rPr>
+            <w:lang w:val="zh_TW" w:bidi="zh_TW"/>
+          </w:rPr>
+          <w:rPr>
+            <w:color w:val="0000EE"/>
+            <w:u w:val="single"/>
+          </w:rPr>
+          <w:t>太16:16–18</w:t>
+        </w:r>
+      </w:hyperlink>
+      <w:r>
+        <w:rPr>
+          <w:lang w:val="zh_TW" w:bidi="zh_TW"/>
+        </w:rPr>
+        <w:t>；</w:t>
+      </w:r>
+      <w:hyperlink r:id="rId110">
+        <w:r>
+          <w:rPr>
+            <w:lang w:val="zh_TW" w:bidi="zh_TW"/>
+          </w:rPr>
+          <w:rPr>
+            <w:color w:val="0000EE"/>
+            <w:u w:val="single"/>
+          </w:rPr>
+          <w:t>可14:61–62</w:t>
+        </w:r>
+      </w:hyperlink>
+      <w:r>
+        <w:rPr>
+          <w:lang w:val="zh_TW" w:bidi="zh_TW"/>
+        </w:rPr>
+        <w:t>；</w:t>
+      </w:r>
+      <w:hyperlink r:id="rId111">
+        <w:r>
+          <w:rPr>
+            <w:lang w:val="zh_TW" w:bidi="zh_TW"/>
+          </w:rPr>
+          <w:rPr>
+            <w:color w:val="0000EE"/>
+            <w:u w:val="single"/>
+          </w:rPr>
+          <w:t>路4:21</w:t>
+        </w:r>
+      </w:hyperlink>
+      <w:r>
+        <w:rPr>
+          <w:lang w:val="zh_TW" w:bidi="zh_TW"/>
+        </w:rPr>
+        <w:t>；</w:t>
+      </w:r>
+      <w:hyperlink r:id="rId112">
+        <w:r>
+          <w:rPr>
+            <w:lang w:val="zh_TW" w:bidi="zh_TW"/>
+          </w:rPr>
+          <w:rPr>
+            <w:color w:val="0000EE"/>
+            <w:u w:val="single"/>
+          </w:rPr>
+          <w:t>約4:25–26</w:t>
+        </w:r>
+      </w:hyperlink>
+      <w:r>
+        <w:rPr>
+          <w:lang w:val="zh_TW" w:bidi="zh_TW"/>
+        </w:rPr>
+        <w:t>）。儘管如此，祂警告門徒在祂復活前不要宣揚祂是彌賽亞（</w:t>
+      </w:r>
+      <w:hyperlink r:id="rId113">
+        <w:r>
+          <w:rPr>
+            <w:lang w:val="zh_TW" w:bidi="zh_TW"/>
+          </w:rPr>
+          <w:rPr>
+            <w:color w:val="0000EE"/>
+            <w:u w:val="single"/>
+          </w:rPr>
+          <w:t>太17:9</w:t>
+        </w:r>
+      </w:hyperlink>
+      <w:r>
+        <w:rPr>
+          <w:lang w:val="zh_TW" w:bidi="zh_TW"/>
+        </w:rPr>
+        <w:t>；參</w:t>
+      </w:r>
+      <w:hyperlink r:id="rId114">
+        <w:r>
+          <w:rPr>
+            <w:lang w:val="zh_TW" w:bidi="zh_TW"/>
+          </w:rPr>
+          <w:rPr>
+            <w:color w:val="0000EE"/>
+            <w:u w:val="single"/>
+          </w:rPr>
+          <w:t>路9:20–21</w:t>
+        </w:r>
+      </w:hyperlink>
+      <w:r>
+        <w:rPr>
+          <w:lang w:val="zh_TW" w:bidi="zh_TW"/>
+        </w:rPr>
+        <w:t>）。由於人們普遍（但錯誤地）認為彌賽亞主要是政治上的解救者，耶穌實際上避免使用這個稱謂，而更願意稱自己為「人子」。兩者指的是同一個人這一點，並不是人人都能理解的（參</w:t>
+      </w:r>
+      <w:hyperlink r:id="rId110">
+        <w:r>
+          <w:rPr>
+            <w:lang w:val="zh_TW" w:bidi="zh_TW"/>
+          </w:rPr>
+          <w:rPr>
+            <w:color w:val="0000EE"/>
+            <w:u w:val="single"/>
+          </w:rPr>
+          <w:t>可14:61–62</w:t>
+        </w:r>
+      </w:hyperlink>
+      <w:r>
+        <w:rPr>
+          <w:lang w:val="zh_TW" w:bidi="zh_TW"/>
+        </w:rPr>
+        <w:t>）。耶穌主要借用了但以理對天上征服者的異象（</w:t>
+      </w:r>
+      <w:hyperlink r:id="rId115">
+        <w:r>
+          <w:rPr>
+            <w:lang w:val="zh_TW" w:bidi="zh_TW"/>
+          </w:rPr>
+          <w:rPr>
+            <w:color w:val="0000EE"/>
+            <w:u w:val="single"/>
+          </w:rPr>
+          <w:t>但7:13–14</w:t>
+        </w:r>
+      </w:hyperlink>
+      <w:r>
+        <w:rPr>
+          <w:lang w:val="zh_TW" w:bidi="zh_TW"/>
+        </w:rPr>
+        <w:t>），祂不斷使用這個不太為人所知的稱號，並賦予其彌賽亞救恩的真正性質和範疇。耶穌的教導使門徒得以糾正他們對祂使命的錯誤看法（</w:t>
+      </w:r>
+      <w:hyperlink r:id="rId116">
+        <w:r>
+          <w:rPr>
+            <w:lang w:val="zh_TW" w:bidi="zh_TW"/>
+          </w:rPr>
+          <w:rPr>
+            <w:color w:val="0000EE"/>
+            <w:u w:val="single"/>
+          </w:rPr>
+          <w:t>太16:21–23</w:t>
+        </w:r>
+      </w:hyperlink>
+      <w:r>
+        <w:rPr>
+          <w:lang w:val="zh_TW" w:bidi="zh_TW"/>
+        </w:rPr>
+        <w:t>）。在時候滿足時，他們會明白祂不僅是彌賽亞，也是整卷舊約的主題（</w:t>
+      </w:r>
+      <w:hyperlink r:id="rId117">
+        <w:r>
+          <w:rPr>
+            <w:lang w:val="zh_TW" w:bidi="zh_TW"/>
+          </w:rPr>
+          <w:rPr>
+            <w:color w:val="0000EE"/>
+            <w:u w:val="single"/>
+          </w:rPr>
+          <w:t>太5:17</w:t>
+        </w:r>
+      </w:hyperlink>
+      <w:r>
+        <w:rPr>
+          <w:lang w:val="zh_TW" w:bidi="zh_TW"/>
+        </w:rPr>
+        <w:t>；</w:t>
+      </w:r>
+      <w:hyperlink r:id="rId118">
+        <w:r>
+          <w:rPr>
+            <w:lang w:val="zh_TW" w:bidi="zh_TW"/>
+          </w:rPr>
+          <w:rPr>
+            <w:color w:val="0000EE"/>
+            <w:u w:val="single"/>
+          </w:rPr>
+          <w:t>路24:27、44</w:t>
+        </w:r>
+      </w:hyperlink>
+      <w:r>
+        <w:rPr>
+          <w:lang w:val="zh_TW" w:bidi="zh_TW"/>
+        </w:rPr>
+        <w:t>；</w:t>
+      </w:r>
+      <w:hyperlink r:id="rId119">
+        <w:r>
+          <w:rPr>
+            <w:lang w:val="zh_TW" w:bidi="zh_TW"/>
+          </w:rPr>
+          <w:rPr>
+            <w:color w:val="0000EE"/>
+            <w:u w:val="single"/>
+          </w:rPr>
+          <w:t>約5:39</w:t>
+        </w:r>
+      </w:hyperlink>
+      <w:r>
+        <w:rPr>
+          <w:lang w:val="zh_TW" w:bidi="zh_TW"/>
+        </w:rPr>
+        <w:t>；參</w:t>
+      </w:r>
+      <w:hyperlink r:id="rId120">
+        <w:r>
+          <w:rPr>
+            <w:lang w:val="zh_TW" w:bidi="zh_TW"/>
+          </w:rPr>
+          <w:rPr>
+            <w:color w:val="0000EE"/>
+            <w:u w:val="single"/>
+          </w:rPr>
+          <w:t>來10:7</w:t>
+        </w:r>
+      </w:hyperlink>
+      <w:r>
+        <w:rPr>
+          <w:lang w:val="zh_TW" w:bidi="zh_TW"/>
+        </w:rPr>
+        <w:t>）。當耶穌從律法書開始解釋聖經（</w:t>
+      </w:r>
+      <w:hyperlink r:id="rId121">
+        <w:r>
+          <w:rPr>
+            <w:lang w:val="zh_TW" w:bidi="zh_TW"/>
+          </w:rPr>
+          <w:rPr>
+            <w:color w:val="0000EE"/>
+            <w:u w:val="single"/>
+          </w:rPr>
+          <w:t>路24:27</w:t>
+        </w:r>
+      </w:hyperlink>
+      <w:r>
+        <w:rPr>
+          <w:lang w:val="zh_TW" w:bidi="zh_TW"/>
+        </w:rPr>
+        <w:t>）時，祂作為神活生生的闡釋，即成為肉身的道（</w:t>
+      </w:r>
+      <w:hyperlink r:id="rId122">
+        <w:r>
+          <w:rPr>
+            <w:lang w:val="zh_TW" w:bidi="zh_TW"/>
+          </w:rPr>
+          <w:rPr>
+            <w:color w:val="0000EE"/>
+            <w:u w:val="single"/>
+          </w:rPr>
+          <w:t>約1:14、18</w:t>
+        </w:r>
+      </w:hyperlink>
+      <w:r>
+        <w:rPr>
+          <w:lang w:val="zh_TW" w:bidi="zh_TW"/>
+        </w:rPr>
+        <w:t>）。許多經文中可以看到對彌賽亞的正統解釋，如</w:t>
+      </w:r>
+      <w:hyperlink r:id="rId71">
+        <w:r>
+          <w:rPr>
+            <w:lang w:val="zh_TW" w:bidi="zh_TW"/>
+          </w:rPr>
+          <w:rPr>
+            <w:color w:val="0000EE"/>
+            <w:u w:val="single"/>
+          </w:rPr>
+          <w:t>詩2</w:t>
+        </w:r>
+      </w:hyperlink>
+      <w:r>
+        <w:rPr>
+          <w:lang w:val="zh_TW" w:bidi="zh_TW"/>
+        </w:rPr>
+        <w:t>，</w:t>
+      </w:r>
+      <w:hyperlink r:id="rId123">
+        <w:r>
+          <w:rPr>
+            <w:lang w:val="zh_TW" w:bidi="zh_TW"/>
+          </w:rPr>
+          <w:rPr>
+            <w:color w:val="0000EE"/>
+            <w:u w:val="single"/>
+          </w:rPr>
+          <w:t>16</w:t>
+        </w:r>
+      </w:hyperlink>
+      <w:r>
+        <w:rPr>
+          <w:lang w:val="zh_TW" w:bidi="zh_TW"/>
+        </w:rPr>
+        <w:t>，</w:t>
+      </w:r>
+      <w:hyperlink r:id="rId124">
+        <w:r>
+          <w:rPr>
+            <w:lang w:val="zh_TW" w:bidi="zh_TW"/>
+          </w:rPr>
+          <w:rPr>
+            <w:color w:val="0000EE"/>
+            <w:u w:val="single"/>
+          </w:rPr>
+          <w:t>22</w:t>
+        </w:r>
+      </w:hyperlink>
+      <w:r>
+        <w:rPr>
+          <w:lang w:val="zh_TW" w:bidi="zh_TW"/>
+        </w:rPr>
+        <w:t>，</w:t>
+      </w:r>
+      <w:hyperlink r:id="rId125">
+        <w:r>
+          <w:rPr>
+            <w:lang w:val="zh_TW" w:bidi="zh_TW"/>
+          </w:rPr>
+          <w:rPr>
+            <w:color w:val="0000EE"/>
+            <w:u w:val="single"/>
+          </w:rPr>
+          <w:t>40</w:t>
+        </w:r>
+      </w:hyperlink>
+      <w:r>
+        <w:rPr>
+          <w:lang w:val="zh_TW" w:bidi="zh_TW"/>
+        </w:rPr>
+        <w:t>，</w:t>
+      </w:r>
+      <w:hyperlink r:id="rId73">
+        <w:r>
+          <w:rPr>
+            <w:lang w:val="zh_TW" w:bidi="zh_TW"/>
+          </w:rPr>
+          <w:rPr>
+            <w:color w:val="0000EE"/>
+            <w:u w:val="single"/>
+          </w:rPr>
+          <w:t>110篇</w:t>
+        </w:r>
+      </w:hyperlink>
+      <w:r>
+        <w:rPr>
+          <w:lang w:val="zh_TW" w:bidi="zh_TW"/>
+        </w:rPr>
+        <w:t>；</w:t>
+      </w:r>
+      <w:hyperlink r:id="rId80">
+        <w:r>
+          <w:rPr>
+            <w:lang w:val="zh_TW" w:bidi="zh_TW"/>
+          </w:rPr>
+          <w:rPr>
+            <w:color w:val="0000EE"/>
+            <w:u w:val="single"/>
+          </w:rPr>
+          <w:t>賽7:14</w:t>
+        </w:r>
+      </w:hyperlink>
+      <w:r>
+        <w:rPr>
+          <w:lang w:val="zh_TW" w:bidi="zh_TW"/>
+        </w:rPr>
+        <w:t>，</w:t>
+      </w:r>
+      <w:hyperlink r:id="rId81">
+        <w:r>
+          <w:rPr>
+            <w:lang w:val="zh_TW" w:bidi="zh_TW"/>
+          </w:rPr>
+          <w:rPr>
+            <w:color w:val="0000EE"/>
+            <w:u w:val="single"/>
+          </w:rPr>
+          <w:t>9:6</w:t>
+        </w:r>
+      </w:hyperlink>
+      <w:r>
+        <w:rPr>
+          <w:lang w:val="zh_TW" w:bidi="zh_TW"/>
+        </w:rPr>
+        <w:t>，</w:t>
+      </w:r>
+      <w:hyperlink r:id="rId37">
+        <w:r>
+          <w:rPr>
+            <w:lang w:val="zh_TW" w:bidi="zh_TW"/>
+          </w:rPr>
+          <w:rPr>
+            <w:color w:val="0000EE"/>
+            <w:u w:val="single"/>
+          </w:rPr>
+          <w:t>11:1</w:t>
+        </w:r>
+      </w:hyperlink>
+      <w:r>
+        <w:rPr>
+          <w:lang w:val="zh_TW" w:bidi="zh_TW"/>
+        </w:rPr>
+        <w:t>，</w:t>
+      </w:r>
+      <w:hyperlink r:id="rId126">
+        <w:r>
+          <w:rPr>
+            <w:lang w:val="zh_TW" w:bidi="zh_TW"/>
+          </w:rPr>
+          <w:rPr>
+            <w:color w:val="0000EE"/>
+            <w:u w:val="single"/>
+          </w:rPr>
+          <w:t>40:10–11</w:t>
+        </w:r>
+      </w:hyperlink>
+      <w:r>
+        <w:rPr>
+          <w:lang w:val="zh_TW" w:bidi="zh_TW"/>
+        </w:rPr>
+        <w:t>，</w:t>
+      </w:r>
+      <w:hyperlink r:id="rId127">
+        <w:r>
+          <w:rPr>
+            <w:lang w:val="zh_TW" w:bidi="zh_TW"/>
+          </w:rPr>
+          <w:rPr>
+            <w:color w:val="0000EE"/>
+            <w:u w:val="single"/>
+          </w:rPr>
+          <w:t>50:6</w:t>
+        </w:r>
+      </w:hyperlink>
+      <w:r>
+        <w:rPr>
+          <w:lang w:val="zh_TW" w:bidi="zh_TW"/>
+        </w:rPr>
+        <w:t>，</w:t>
+      </w:r>
+      <w:hyperlink r:id="rId32">
+        <w:r>
+          <w:rPr>
+            <w:lang w:val="zh_TW" w:bidi="zh_TW"/>
+          </w:rPr>
+          <w:rPr>
+            <w:color w:val="0000EE"/>
+            <w:u w:val="single"/>
+          </w:rPr>
+          <w:t>52:13–53:12</w:t>
+        </w:r>
+      </w:hyperlink>
+      <w:r>
+        <w:rPr>
+          <w:lang w:val="zh_TW" w:bidi="zh_TW"/>
+        </w:rPr>
+        <w:t>，</w:t>
+      </w:r>
+      <w:hyperlink r:id="rId33">
+        <w:r>
+          <w:rPr>
+            <w:lang w:val="zh_TW" w:bidi="zh_TW"/>
+          </w:rPr>
+          <w:rPr>
+            <w:color w:val="0000EE"/>
+            <w:u w:val="single"/>
+          </w:rPr>
+          <w:t>61:1</w:t>
+        </w:r>
+      </w:hyperlink>
+      <w:r>
+        <w:rPr>
+          <w:lang w:val="zh_TW" w:bidi="zh_TW"/>
+        </w:rPr>
+        <w:t>，</w:t>
+      </w:r>
+      <w:hyperlink r:id="rId128">
+        <w:r>
+          <w:rPr>
+            <w:lang w:val="zh_TW" w:bidi="zh_TW"/>
+          </w:rPr>
+          <w:rPr>
+            <w:color w:val="0000EE"/>
+            <w:u w:val="single"/>
+          </w:rPr>
+          <w:t>63:1–6</w:t>
+        </w:r>
+      </w:hyperlink>
+      <w:r>
+        <w:rPr>
+          <w:lang w:val="zh_TW" w:bidi="zh_TW"/>
+        </w:rPr>
+        <w:t>；</w:t>
+      </w:r>
+      <w:hyperlink r:id="rId77">
+        <w:r>
+          <w:rPr>
+            <w:lang w:val="zh_TW" w:bidi="zh_TW"/>
+          </w:rPr>
+          <w:rPr>
+            <w:color w:val="0000EE"/>
+            <w:u w:val="single"/>
+          </w:rPr>
+          <w:t>耶23:5–6</w:t>
+        </w:r>
+      </w:hyperlink>
+      <w:r>
+        <w:rPr>
+          <w:lang w:val="zh_TW" w:bidi="zh_TW"/>
+        </w:rPr>
+        <w:t>，</w:t>
+      </w:r>
+      <w:hyperlink r:id="rId129">
+        <w:r>
+          <w:rPr>
+            <w:lang w:val="zh_TW" w:bidi="zh_TW"/>
+          </w:rPr>
+          <w:rPr>
+            <w:color w:val="0000EE"/>
+            <w:u w:val="single"/>
+          </w:rPr>
+          <w:t>33:14–16</w:t>
+        </w:r>
+      </w:hyperlink>
+      <w:r>
+        <w:rPr>
+          <w:lang w:val="zh_TW" w:bidi="zh_TW"/>
+        </w:rPr>
+        <w:t>；</w:t>
+      </w:r>
+      <w:hyperlink r:id="rId130">
+        <w:r>
+          <w:rPr>
+            <w:lang w:val="zh_TW" w:bidi="zh_TW"/>
+          </w:rPr>
+          <w:rPr>
+            <w:color w:val="0000EE"/>
+            <w:u w:val="single"/>
+          </w:rPr>
+          <w:t>結34:23</w:t>
+        </w:r>
+      </w:hyperlink>
+      <w:r>
+        <w:rPr>
+          <w:lang w:val="zh_TW" w:bidi="zh_TW"/>
+        </w:rPr>
+        <w:t>，</w:t>
+      </w:r>
+      <w:hyperlink r:id="rId131">
+        <w:r>
+          <w:rPr>
+            <w:lang w:val="zh_TW" w:bidi="zh_TW"/>
+          </w:rPr>
+          <w:rPr>
+            <w:color w:val="0000EE"/>
+            <w:u w:val="single"/>
+          </w:rPr>
+          <w:t>37:25</w:t>
+        </w:r>
+      </w:hyperlink>
+      <w:r>
+        <w:rPr>
+          <w:lang w:val="zh_TW" w:bidi="zh_TW"/>
+        </w:rPr>
+        <w:t>；</w:t>
+      </w:r>
+      <w:hyperlink r:id="rId132">
+        <w:r>
+          <w:rPr>
+            <w:lang w:val="zh_TW" w:bidi="zh_TW"/>
+          </w:rPr>
+          <w:rPr>
+            <w:color w:val="0000EE"/>
+            <w:u w:val="single"/>
+          </w:rPr>
+          <w:t>但9:24–27</w:t>
+        </w:r>
+      </w:hyperlink>
+      <w:r>
+        <w:rPr>
+          <w:lang w:val="zh_TW" w:bidi="zh_TW"/>
+        </w:rPr>
+        <w:t>；</w:t>
+      </w:r>
+      <w:hyperlink r:id="rId133">
+        <w:r>
+          <w:rPr>
+            <w:lang w:val="zh_TW" w:bidi="zh_TW"/>
+          </w:rPr>
+          <w:rPr>
+            <w:color w:val="0000EE"/>
+            <w:u w:val="single"/>
+          </w:rPr>
+          <w:t>何11:1</w:t>
+        </w:r>
+      </w:hyperlink>
+      <w:r>
+        <w:rPr>
+          <w:lang w:val="zh_TW" w:bidi="zh_TW"/>
+        </w:rPr>
+        <w:t>；</w:t>
+      </w:r>
+      <w:hyperlink r:id="rId78">
+        <w:r>
+          <w:rPr>
+            <w:lang w:val="zh_TW" w:bidi="zh_TW"/>
+          </w:rPr>
+          <w:rPr>
+            <w:color w:val="0000EE"/>
+            <w:u w:val="single"/>
+          </w:rPr>
+          <w:t>彌5:2</w:t>
+        </w:r>
+      </w:hyperlink>
+      <w:r>
+        <w:rPr>
+          <w:lang w:val="zh_TW" w:bidi="zh_TW"/>
+        </w:rPr>
+        <w:t>；</w:t>
+      </w:r>
+      <w:hyperlink r:id="rId51">
+        <w:r>
+          <w:rPr>
+            <w:lang w:val="zh_TW" w:bidi="zh_TW"/>
+          </w:rPr>
+          <w:rPr>
+            <w:color w:val="0000EE"/>
+            <w:u w:val="single"/>
+          </w:rPr>
+          <w:t>亞9:9</w:t>
+        </w:r>
+      </w:hyperlink>
+      <w:r>
+        <w:rPr>
+          <w:lang w:val="zh_TW" w:bidi="zh_TW"/>
+        </w:rPr>
+        <w:t>，</w:t>
+      </w:r>
+      <w:hyperlink r:id="rId134">
+        <w:r>
+          <w:rPr>
+            <w:lang w:val="zh_TW" w:bidi="zh_TW"/>
+          </w:rPr>
+          <w:rPr>
+            <w:color w:val="0000EE"/>
+            <w:u w:val="single"/>
+          </w:rPr>
+          <w:t>11:13</w:t>
+        </w:r>
+      </w:hyperlink>
+      <w:r>
+        <w:rPr>
+          <w:lang w:val="zh_TW" w:bidi="zh_TW"/>
+        </w:rPr>
+        <w:t>，</w:t>
+      </w:r>
+      <w:hyperlink r:id="rId135">
+        <w:r>
+          <w:rPr>
+            <w:lang w:val="zh_TW" w:bidi="zh_TW"/>
+          </w:rPr>
+          <w:rPr>
+            <w:color w:val="0000EE"/>
+            <w:u w:val="single"/>
+          </w:rPr>
+          <w:t>12:10</w:t>
+        </w:r>
+      </w:hyperlink>
+      <w:r>
+        <w:rPr>
+          <w:lang w:val="zh_TW" w:bidi="zh_TW"/>
+        </w:rPr>
+        <w:t>，</w:t>
+      </w:r>
+      <w:hyperlink r:id="rId136">
+        <w:r>
+          <w:rPr>
+            <w:lang w:val="zh_TW" w:bidi="zh_TW"/>
+          </w:rPr>
+          <w:rPr>
+            <w:color w:val="0000EE"/>
+            <w:u w:val="single"/>
+          </w:rPr>
+          <w:t>13:7</w:t>
+        </w:r>
+      </w:hyperlink>
+      <w:r>
+        <w:rPr>
+          <w:lang w:val="zh_TW" w:bidi="zh_TW"/>
+        </w:rPr>
+        <w:t>；</w:t>
+      </w:r>
+      <w:hyperlink r:id="rId137">
+        <w:r>
+          <w:rPr>
+            <w:lang w:val="zh_TW" w:bidi="zh_TW"/>
+          </w:rPr>
+          <w:rPr>
+            <w:color w:val="0000EE"/>
+            <w:u w:val="single"/>
+          </w:rPr>
+          <w:t>瑪3:1</w:t>
+        </w:r>
+      </w:hyperlink>
+      <w:r>
+        <w:rPr>
+          <w:lang w:val="zh_TW" w:bidi="zh_TW"/>
+        </w:rPr>
+        <w:t>，</w:t>
+      </w:r>
+      <w:hyperlink r:id="rId138">
+        <w:r>
+          <w:rPr>
+            <w:lang w:val="zh_TW" w:bidi="zh_TW"/>
+          </w:rPr>
+          <w:rPr>
+            <w:color w:val="0000EE"/>
+            <w:u w:val="single"/>
+          </w:rPr>
+          <w:t>4:2</w:t>
+        </w:r>
+      </w:hyperlink>
+      <w:r>
+        <w:rPr>
+          <w:lang w:val="zh_TW" w:bidi="zh_TW"/>
+        </w:rPr>
+        <w:t>。</w:t>
+      </w:r>
+    </w:p>
+    <w:p>
+      <w:pPr/>
+      <w:r>
+        <w:rPr>
+          <w:lang w:val="zh_TW" w:bidi="zh_TW"/>
+        </w:rPr>
+      </w:r>
+      <w:r>
+        <w:rPr>
+          <w:lang w:val="zh_TW" w:bidi="zh_TW"/>
+        </w:rPr>
+        <w:t>四位福音書作者都堅定地宣告耶穌的彌賽亞身份（</w:t>
+      </w:r>
+      <w:hyperlink r:id="rId139">
+        <w:r>
+          <w:rPr>
+            <w:lang w:val="zh_TW" w:bidi="zh_TW"/>
+          </w:rPr>
+          <w:rPr>
+            <w:color w:val="0000EE"/>
+            <w:u w:val="single"/>
+          </w:rPr>
+          <w:t>太1:1</w:t>
+        </w:r>
+      </w:hyperlink>
+      <w:r>
+        <w:rPr>
+          <w:lang w:val="zh_TW" w:bidi="zh_TW"/>
+        </w:rPr>
+        <w:t>；</w:t>
+      </w:r>
+      <w:hyperlink r:id="rId140">
+        <w:r>
+          <w:rPr>
+            <w:lang w:val="zh_TW" w:bidi="zh_TW"/>
+          </w:rPr>
+          <w:rPr>
+            <w:color w:val="0000EE"/>
+            <w:u w:val="single"/>
+          </w:rPr>
+          <w:t>可1:1</w:t>
+        </w:r>
+      </w:hyperlink>
+      <w:r>
+        <w:rPr>
+          <w:lang w:val="zh_TW" w:bidi="zh_TW"/>
+        </w:rPr>
+        <w:t>；</w:t>
+      </w:r>
+      <w:hyperlink r:id="rId141">
+        <w:r>
+          <w:rPr>
+            <w:lang w:val="zh_TW" w:bidi="zh_TW"/>
+          </w:rPr>
+          <w:rPr>
+            <w:color w:val="0000EE"/>
+            <w:u w:val="single"/>
+          </w:rPr>
+          <w:t>路24:26</w:t>
+        </w:r>
+      </w:hyperlink>
+      <w:r>
+        <w:rPr>
+          <w:lang w:val="zh_TW" w:bidi="zh_TW"/>
+        </w:rPr>
+        <w:t>；</w:t>
+      </w:r>
+      <w:hyperlink r:id="rId142">
+        <w:r>
+          <w:rPr>
+            <w:lang w:val="zh_TW" w:bidi="zh_TW"/>
+          </w:rPr>
+          <w:rPr>
+            <w:color w:val="0000EE"/>
+            <w:u w:val="single"/>
+          </w:rPr>
+          <w:t>約20:31</w:t>
+        </w:r>
+      </w:hyperlink>
+      <w:r>
+        <w:rPr>
+          <w:lang w:val="zh_TW" w:bidi="zh_TW"/>
+        </w:rPr>
+        <w:t>）。彼得在五旬節、腓利在衣索匹亞太監面前、亞波羅在公開辯論中，都一致有力地證明耶穌是彌賽亞（</w:t>
+      </w:r>
+      <w:hyperlink r:id="rId143">
+        <w:r>
+          <w:rPr>
+            <w:lang w:val="zh_TW" w:bidi="zh_TW"/>
+          </w:rPr>
+          <w:rPr>
+            <w:color w:val="0000EE"/>
+            <w:u w:val="single"/>
+          </w:rPr>
+          <w:t>徒2:36，</w:t>
+        </w:r>
+      </w:hyperlink>
+      <w:hyperlink r:id="rId144">
+        <w:r>
+          <w:rPr>
+            <w:lang w:val="zh_TW" w:bidi="zh_TW"/>
+          </w:rPr>
+          <w:rPr>
+            <w:color w:val="0000EE"/>
+            <w:u w:val="single"/>
+          </w:rPr>
+          <w:t>8:35</w:t>
+        </w:r>
+      </w:hyperlink>
+      <w:r>
+        <w:rPr>
+          <w:lang w:val="zh_TW" w:bidi="zh_TW"/>
+        </w:rPr>
+        <w:t>，</w:t>
+      </w:r>
+      <w:hyperlink r:id="rId145">
+        <w:r>
+          <w:rPr>
+            <w:lang w:val="zh_TW" w:bidi="zh_TW"/>
+          </w:rPr>
+          <w:rPr>
+            <w:color w:val="0000EE"/>
+            <w:u w:val="single"/>
+          </w:rPr>
+          <w:t>28:28</w:t>
+        </w:r>
+      </w:hyperlink>
+      <w:r>
+        <w:rPr>
+          <w:lang w:val="zh_TW" w:bidi="zh_TW"/>
+        </w:rPr>
+        <w:t>）。彼得說他被「立」為主和基督（</w:t>
+      </w:r>
+      <w:hyperlink r:id="rId143">
+        <w:r>
+          <w:rPr>
+            <w:lang w:val="zh_TW" w:bidi="zh_TW"/>
+          </w:rPr>
+          <w:rPr>
+            <w:color w:val="0000EE"/>
+            <w:u w:val="single"/>
+          </w:rPr>
+          <w:t>2:36</w:t>
+        </w:r>
+      </w:hyperlink>
+      <w:r>
+        <w:rPr>
+          <w:lang w:val="zh_TW" w:bidi="zh_TW"/>
+        </w:rPr>
+        <w:t>），這表明復活正當地確認了祂的這個身份。同樣，使徒保羅談到耶穌的復活時，將其視為祂不容置疑的彌賽亞資格的明顯宣告（</w:t>
+      </w:r>
+      <w:hyperlink r:id="rId146">
+        <w:r>
+          <w:rPr>
+            <w:lang w:val="zh_TW" w:bidi="zh_TW"/>
+          </w:rPr>
+          <w:rPr>
+            <w:color w:val="0000EE"/>
+            <w:u w:val="single"/>
+          </w:rPr>
+          <w:t>羅1:4</w:t>
+        </w:r>
+      </w:hyperlink>
+      <w:r>
+        <w:rPr>
+          <w:lang w:val="zh_TW" w:bidi="zh_TW"/>
+        </w:rPr>
+        <w:t>）。對於保羅這位曾經的法利賽人和教會的迫害者來說，「耶穌基督」是他傳道的核心內容。沒有什麼能與彌賽亞的榮耀相比，一切在祂面前都黯然失色（</w:t>
+      </w:r>
+      <w:hyperlink r:id="rId147">
+        <w:r>
+          <w:rPr>
+            <w:lang w:val="zh_TW" w:bidi="zh_TW"/>
+          </w:rPr>
+          <w:rPr>
+            <w:color w:val="0000EE"/>
+            <w:u w:val="single"/>
+          </w:rPr>
+          <w:t>腓3:5–10</w:t>
+        </w:r>
+      </w:hyperlink>
+      <w:r>
+        <w:rPr>
+          <w:lang w:val="zh_TW" w:bidi="zh_TW"/>
+        </w:rPr>
+        <w:t>）。這位使徒的最大熱忱，就是希望他人能在神獨生子裡得以認識神豐盛的恩典（</w:t>
+      </w:r>
+      <w:hyperlink r:id="rId148">
+        <w:r>
+          <w:rPr>
+            <w:lang w:val="zh_TW" w:bidi="zh_TW"/>
+          </w:rPr>
+          <w:rPr>
+            <w:color w:val="0000EE"/>
+            <w:u w:val="single"/>
+          </w:rPr>
+          <w:t>弗3:14–19</w:t>
+        </w:r>
+      </w:hyperlink>
+      <w:r>
+        <w:rPr>
+          <w:lang w:val="zh_TW" w:bidi="zh_TW"/>
+        </w:rPr>
+        <w:t>）。</w:t>
+      </w:r>
+    </w:p>
+    <w:p>
+      <w:pPr/>
+      <w:r>
+        <w:rPr>
+          <w:lang w:val="zh_TW" w:bidi="zh_TW"/>
+        </w:rPr>
+      </w:r>
+      <w:r>
+        <w:rPr>
+          <w:lang w:val="zh_TW" w:bidi="zh_TW"/>
+        </w:rPr>
+        <w:t>聖經中聖靈以多種名稱稱呼耶穌——聖者、審判者、義者、王、神的兒子和主——但這些並不全面。在祂裡面，一切關於彌賽亞的預言交織匯合；祂是驗證這些預言真實性的試金石。主耶穌基督本身是這約的核心和內容，藉此罪人得以與聖潔的神和好（</w:t>
+      </w:r>
+      <w:hyperlink r:id="rId149">
+        <w:r>
+          <w:rPr>
+            <w:lang w:val="zh_TW" w:bidi="zh_TW"/>
+          </w:rPr>
+          <w:rPr>
+            <w:color w:val="0000EE"/>
+            <w:u w:val="single"/>
+          </w:rPr>
+          <w:t>賽42:6</w:t>
+        </w:r>
+      </w:hyperlink>
+      <w:r>
+        <w:rPr>
+          <w:lang w:val="zh_TW" w:bidi="zh_TW"/>
+        </w:rPr>
+        <w:t>；</w:t>
+      </w:r>
+      <w:hyperlink r:id="rId150">
+        <w:r>
+          <w:rPr>
+            <w:lang w:val="zh_TW" w:bidi="zh_TW"/>
+          </w:rPr>
+          <w:rPr>
+            <w:color w:val="0000EE"/>
+            <w:u w:val="single"/>
+          </w:rPr>
+          <w:t>約14:6</w:t>
+        </w:r>
+      </w:hyperlink>
+      <w:r>
+        <w:rPr>
+          <w:lang w:val="zh_TW" w:bidi="zh_TW"/>
+        </w:rPr>
+        <w:t>）。耶穌是以色列的彌賽亞，是神道成肉身，完全應驗了所有的預言、預表和象徵——這些都是祂來臨的影子。因此，所有人都應當信靠祂，祂是一切恩典的源頭，是唯一長存的珍寶（</w:t>
+      </w:r>
+      <w:hyperlink r:id="rId151">
+        <w:r>
+          <w:rPr>
+            <w:lang w:val="zh_TW" w:bidi="zh_TW"/>
+          </w:rPr>
+          <w:rPr>
+            <w:color w:val="0000EE"/>
+            <w:u w:val="single"/>
+          </w:rPr>
+          <w:t>太12:21</w:t>
+        </w:r>
+      </w:hyperlink>
+      <w:r>
+        <w:rPr>
+          <w:lang w:val="zh_TW" w:bidi="zh_TW"/>
+        </w:rPr>
+        <w:t>；</w:t>
+      </w:r>
+      <w:hyperlink r:id="rId152">
+        <w:r>
+          <w:rPr>
+            <w:lang w:val="zh_TW" w:bidi="zh_TW"/>
+          </w:rPr>
+          <w:rPr>
+            <w:color w:val="0000EE"/>
+            <w:u w:val="single"/>
+          </w:rPr>
+          <w:t>約1:16–17</w:t>
+        </w:r>
+      </w:hyperlink>
+      <w:r>
+        <w:rPr>
+          <w:lang w:val="zh_TW" w:bidi="zh_TW"/>
+        </w:rPr>
+        <w:t>；</w:t>
+      </w:r>
+      <w:hyperlink r:id="rId153">
+        <w:r>
+          <w:rPr>
+            <w:lang w:val="zh_TW" w:bidi="zh_TW"/>
+          </w:rPr>
+          <w:rPr>
+            <w:color w:val="0000EE"/>
+            <w:u w:val="single"/>
+          </w:rPr>
+          <w:t>西2:3</w:t>
+        </w:r>
+      </w:hyperlink>
+      <w:r>
+        <w:rPr>
+          <w:lang w:val="zh_TW" w:bidi="zh_TW"/>
+        </w:rPr>
+        <w:t>）。作為先知，祂引導我們進入一切真理（</w:t>
+      </w:r>
+      <w:hyperlink r:id="rId154">
+        <w:r>
+          <w:rPr>
+            <w:lang w:val="zh_TW" w:bidi="zh_TW"/>
+          </w:rPr>
+          <w:rPr>
+            <w:color w:val="0000EE"/>
+            <w:u w:val="single"/>
+          </w:rPr>
+          <w:t>約6:14</w:t>
+        </w:r>
+      </w:hyperlink>
+      <w:r>
+        <w:rPr>
+          <w:lang w:val="zh_TW" w:bidi="zh_TW"/>
+        </w:rPr>
+        <w:t>，</w:t>
+      </w:r>
+      <w:hyperlink r:id="rId155">
+        <w:r>
+          <w:rPr>
+            <w:lang w:val="zh_TW" w:bidi="zh_TW"/>
+          </w:rPr>
+          <w:rPr>
+            <w:color w:val="0000EE"/>
+            <w:u w:val="single"/>
+          </w:rPr>
+          <w:t>7:16</w:t>
+        </w:r>
+      </w:hyperlink>
+      <w:r>
+        <w:rPr>
+          <w:lang w:val="zh_TW" w:bidi="zh_TW"/>
+        </w:rPr>
+        <w:t>）；作為祭司，祂為我們代求（</w:t>
+      </w:r>
+      <w:hyperlink r:id="rId156">
+        <w:r>
+          <w:rPr>
+            <w:lang w:val="zh_TW" w:bidi="zh_TW"/>
+          </w:rPr>
+          <w:rPr>
+            <w:color w:val="0000EE"/>
+            <w:u w:val="single"/>
+          </w:rPr>
+          <w:t>來7:21</w:t>
+        </w:r>
+      </w:hyperlink>
+      <w:r>
+        <w:rPr>
+          <w:lang w:val="zh_TW" w:bidi="zh_TW"/>
+        </w:rPr>
+        <w:t>）；作為王，祂統治我們（</w:t>
+      </w:r>
+      <w:hyperlink r:id="rId157">
+        <w:r>
+          <w:rPr>
+            <w:lang w:val="zh_TW" w:bidi="zh_TW"/>
+          </w:rPr>
+          <w:rPr>
+            <w:color w:val="0000EE"/>
+            <w:u w:val="single"/>
+          </w:rPr>
+          <w:t>腓2:9–10</w:t>
+        </w:r>
+      </w:hyperlink>
+      <w:r>
+        <w:rPr>
+          <w:lang w:val="zh_TW" w:bidi="zh_TW"/>
+        </w:rPr>
+        <w:t>）。</w:t>
+      </w:r>
+    </w:p>
+    <w:p>
+      <w:pPr/>
+      <w:r>
+        <w:rPr>
+          <w:lang w:val="zh_TW" w:bidi="zh_TW"/>
+        </w:rPr>
+      </w:r>
+      <w:r>
+        <w:rPr>
           <w:i/>
           <w:lang w:val="zh_TW" w:bidi="zh_TW"/>
         </w:rPr>
@@ -1570,7 +3559,7 @@
         <w:rPr>
           <w:lang w:val="zh_TW" w:bidi="zh_TW"/>
         </w:rPr>
-        <w:t>監督</w:t>
+        <w:t>贖罪</w:t>
       </w:r>
       <w:r>
         <w:rPr>
@@ -1582,7 +3571,7 @@
         <w:rPr>
           <w:lang w:val="zh_TW" w:bidi="zh_TW"/>
         </w:rPr>
-        <w:t>執事、女執事</w:t>
+        <w:t>枝子</w:t>
       </w:r>
       <w:r>
         <w:rPr>
@@ -1594,7 +3583,7 @@
         <w:rPr>
           <w:lang w:val="zh_TW" w:bidi="zh_TW"/>
         </w:rPr>
-        <w:t>長老</w:t>
+        <w:t>基督論</w:t>
       </w:r>
       <w:r>
         <w:rPr>
@@ -1606,7 +3595,7 @@
         <w:rPr>
           <w:lang w:val="zh_TW" w:bidi="zh_TW"/>
         </w:rPr>
-        <w:t>長老</w:t>
+        <w:t>耶穌基督的生平和教導</w:t>
       </w:r>
       <w:r>
         <w:rPr>
@@ -1618,7 +3607,7 @@
         <w:rPr>
           <w:lang w:val="zh_TW" w:bidi="zh_TW"/>
         </w:rPr>
-        <w:t>牧羊人</w:t>
+        <w:t>救贖主，救贖</w:t>
       </w:r>
       <w:r>
         <w:rPr>
@@ -1630,7 +3619,740 @@
         <w:rPr>
           <w:lang w:val="zh_TW" w:bidi="zh_TW"/>
         </w:rPr>
-        <w:t>屬靈恩賜</w:t>
+        <w:t>神的兒子</w:t>
+      </w:r>
+      <w:r>
+        <w:rPr>
+          <w:lang w:val="zh_TW" w:bidi="zh_TW"/>
+        </w:rPr>
+        <w:t>；</w:t>
+      </w:r>
+      <w:r>
+        <w:rPr>
+          <w:lang w:val="zh_TW" w:bidi="zh_TW"/>
+        </w:rPr>
+        <w:t>人子</w:t>
+      </w:r>
+      <w:r>
+        <w:rPr>
+          <w:lang w:val="zh_TW" w:bidi="zh_TW"/>
+        </w:rPr>
+        <w:t>。</w:t>
+      </w:r>
+      <w:r>
+        <w:rPr>
+          <w:lang w:val="zh_TW" w:bidi="zh_TW"/>
+        </w:rPr>
+      </w:r>
+      <w:r>
+        <w:rPr>
+          <w:lang w:val="zh_TW" w:bidi="zh_TW"/>
+        </w:rPr>
+      </w:r>
+    </w:p>
+    <w:p>
+      <w:pPr/>
+      <w:r>
+        <w:rPr>
+          <w:lang w:val="zh_TW" w:bidi="zh_TW"/>
+        </w:rPr>
+      </w:r>
+    </w:p>
+    <w:p>
+      <w:pPr>
+        <w:pStyle w:val="Heading2"/>
+      </w:pPr>
+      <w:r>
+        <w:rPr>
+          <w:lang w:val="zh_TW" w:bidi="zh_TW"/>
+        </w:rPr>
+        <w:t>米比衫</w:t>
+      </w:r>
+      <w:r>
+        <w:rPr>
+          <w:lang w:val="zh_TW" w:bidi="zh_TW"/>
+        </w:rPr>
+      </w:r>
+    </w:p>
+    <w:p>
+      <w:pPr>
+        <w:pStyle w:val="ListNumber"/>
+        <w:numPr>
+          <w:ilvl w:val="0"/>
+          <w:numId w:val="14"/>
+        </w:numPr>
+        <w:spacing w:line="240" w:lineRule="auto"/>
+        <w:ind w:left="720"/>
+      </w:pPr>
+      <w:r>
+        <w:rPr>
+          <w:lang w:val="zh_TW" w:bidi="zh_TW"/>
+        </w:rPr>
+      </w:r>
+      <w:r>
+        <w:rPr>
+          <w:lang w:val="zh_TW" w:bidi="zh_TW"/>
+        </w:rPr>
+        <w:t>以實瑪利的兒子之一，也是以他名字命名的一個部族的始祖（</w:t>
+      </w:r>
+      <w:hyperlink r:id="rId158">
+        <w:r>
+          <w:rPr>
+            <w:lang w:val="zh_TW" w:bidi="zh_TW"/>
+          </w:rPr>
+          <w:rPr>
+            <w:color w:val="0000EE"/>
+            <w:u w:val="single"/>
+          </w:rPr>
+          <w:t>創25:13</w:t>
+        </w:r>
+      </w:hyperlink>
+      <w:r>
+        <w:rPr>
+          <w:lang w:val="zh_TW" w:bidi="zh_TW"/>
+        </w:rPr>
+        <w:t>；</w:t>
+      </w:r>
+      <w:hyperlink r:id="rId159">
+        <w:r>
+          <w:rPr>
+            <w:lang w:val="zh_TW" w:bidi="zh_TW"/>
+          </w:rPr>
+          <w:rPr>
+            <w:color w:val="0000EE"/>
+            <w:u w:val="single"/>
+          </w:rPr>
+          <w:t>代上1:29</w:t>
+        </w:r>
+      </w:hyperlink>
+      <w:r>
+        <w:rPr>
+          <w:lang w:val="zh_TW" w:bidi="zh_TW"/>
+        </w:rPr>
+        <w:t>）。</w:t>
+      </w:r>
+    </w:p>
+    <w:p>
+      <w:pPr>
+        <w:pStyle w:val="ListNumber"/>
+        <w:spacing w:line="240" w:lineRule="auto"/>
+        <w:ind w:left="720"/>
+      </w:pPr>
+      <w:r>
+        <w:rPr>
+          <w:lang w:val="zh_TW" w:bidi="zh_TW"/>
+        </w:rPr>
+      </w:r>
+      <w:r>
+        <w:rPr>
+          <w:lang w:val="zh_TW" w:bidi="zh_TW"/>
+        </w:rPr>
+        <w:t>沙龍的兒子，並且是米施瑪的父親（</w:t>
+      </w:r>
+      <w:hyperlink r:id="rId160">
+        <w:r>
+          <w:rPr>
+            <w:lang w:val="zh_TW" w:bidi="zh_TW"/>
+          </w:rPr>
+          <w:rPr>
+            <w:color w:val="0000EE"/>
+            <w:u w:val="single"/>
+          </w:rPr>
+          <w:t>代上4:25</w:t>
+        </w:r>
+      </w:hyperlink>
+      <w:r>
+        <w:rPr>
+          <w:lang w:val="zh_TW" w:bidi="zh_TW"/>
+        </w:rPr>
+        <w:t>）。</w:t>
+      </w:r>
+      <w:r>
+        <w:rPr>
+          <w:lang w:val="zh_TW" w:bidi="zh_TW"/>
+        </w:rPr>
+      </w:r>
+      <w:r>
+        <w:rPr>
+          <w:lang w:val="zh_TW" w:bidi="zh_TW"/>
+        </w:rPr>
+      </w:r>
+    </w:p>
+    <w:p>
+      <w:pPr/>
+      <w:r>
+        <w:rPr>
+          <w:lang w:val="zh_TW" w:bidi="zh_TW"/>
+        </w:rPr>
+      </w:r>
+    </w:p>
+    <w:p>
+      <w:pPr>
+        <w:pStyle w:val="Heading2"/>
+      </w:pPr>
+      <w:r>
+        <w:rPr>
+          <w:lang w:val="zh_TW" w:bidi="zh_TW"/>
+        </w:rPr>
+        <w:t>米但</w:t>
+      </w:r>
+      <w:r>
+        <w:rPr>
+          <w:lang w:val="zh_TW" w:bidi="zh_TW"/>
+        </w:rPr>
+      </w:r>
+    </w:p>
+    <w:p>
+      <w:pPr/>
+      <w:r>
+        <w:rPr>
+          <w:lang w:val="zh_TW" w:bidi="zh_TW"/>
+        </w:rPr>
+      </w:r>
+      <w:r>
+        <w:rPr>
+          <w:lang w:val="zh_TW" w:bidi="zh_TW"/>
+        </w:rPr>
+        <w:t>亞伯拉罕與他的第二位妻子基土拉所生的第三個兒子（</w:t>
+      </w:r>
+      <w:hyperlink r:id="rId161">
+        <w:r>
+          <w:rPr>
+            <w:lang w:val="zh_TW" w:bidi="zh_TW"/>
+          </w:rPr>
+          <w:rPr>
+            <w:color w:val="0000EE"/>
+            <w:u w:val="single"/>
+          </w:rPr>
+          <w:t>創25:2</w:t>
+        </w:r>
+      </w:hyperlink>
+      <w:r>
+        <w:rPr>
+          <w:lang w:val="zh_TW" w:bidi="zh_TW"/>
+        </w:rPr>
+        <w:t>；</w:t>
+      </w:r>
+      <w:hyperlink r:id="rId162">
+        <w:r>
+          <w:rPr>
+            <w:lang w:val="zh_TW" w:bidi="zh_TW"/>
+          </w:rPr>
+          <w:rPr>
+            <w:color w:val="0000EE"/>
+            <w:u w:val="single"/>
+          </w:rPr>
+          <w:t>代上1:32</w:t>
+        </w:r>
+      </w:hyperlink>
+      <w:r>
+        <w:rPr>
+          <w:lang w:val="zh_TW" w:bidi="zh_TW"/>
+        </w:rPr>
+        <w:t>）。</w:t>
+      </w:r>
+      <w:r>
+        <w:rPr>
+          <w:lang w:val="zh_TW" w:bidi="zh_TW"/>
+        </w:rPr>
+      </w:r>
+      <w:r>
+        <w:rPr>
+          <w:lang w:val="zh_TW" w:bidi="zh_TW"/>
+        </w:rPr>
+      </w:r>
+    </w:p>
+    <w:p>
+      <w:pPr/>
+      <w:r>
+        <w:rPr>
+          <w:lang w:val="zh_TW" w:bidi="zh_TW"/>
+        </w:rPr>
+      </w:r>
+    </w:p>
+    <w:p>
+      <w:pPr>
+        <w:pStyle w:val="Heading2"/>
+      </w:pPr>
+      <w:r>
+        <w:rPr>
+          <w:lang w:val="zh_TW" w:bidi="zh_TW"/>
+        </w:rPr>
+        <w:t>米戶雅利</w:t>
+      </w:r>
+      <w:r>
+        <w:rPr>
+          <w:lang w:val="zh_TW" w:bidi="zh_TW"/>
+        </w:rPr>
+      </w:r>
+    </w:p>
+    <w:p>
+      <w:pPr/>
+      <w:r>
+        <w:rPr>
+          <w:lang w:val="zh_TW" w:bidi="zh_TW"/>
+        </w:rPr>
+      </w:r>
+      <w:r>
+        <w:rPr>
+          <w:lang w:val="zh_TW" w:bidi="zh_TW"/>
+        </w:rPr>
+        <w:t>以拿的兒子，瑪土撒利的父親，屬該隱的家族支系（</w:t>
+      </w:r>
+      <w:hyperlink r:id="rId163">
+        <w:r>
+          <w:rPr>
+            <w:lang w:val="zh_TW" w:bidi="zh_TW"/>
+          </w:rPr>
+          <w:rPr>
+            <w:color w:val="0000EE"/>
+            <w:u w:val="single"/>
+          </w:rPr>
+          <w:t>創4:18</w:t>
+        </w:r>
+      </w:hyperlink>
+      <w:r>
+        <w:rPr>
+          <w:lang w:val="zh_TW" w:bidi="zh_TW"/>
+        </w:rPr>
+        <w:t>）。</w:t>
+      </w:r>
+      <w:r>
+        <w:rPr>
+          <w:lang w:val="zh_TW" w:bidi="zh_TW"/>
+        </w:rPr>
+      </w:r>
+      <w:r>
+        <w:rPr>
+          <w:lang w:val="zh_TW" w:bidi="zh_TW"/>
+        </w:rPr>
+      </w:r>
+    </w:p>
+    <w:p>
+      <w:pPr/>
+      <w:r>
+        <w:rPr>
+          <w:lang w:val="zh_TW" w:bidi="zh_TW"/>
+        </w:rPr>
+      </w:r>
+    </w:p>
+    <w:p>
+      <w:pPr>
+        <w:pStyle w:val="Heading2"/>
+      </w:pPr>
+      <w:r>
+        <w:rPr>
+          <w:lang w:val="zh_TW" w:bidi="zh_TW"/>
+        </w:rPr>
+        <w:t>米施瑪</w:t>
+      </w:r>
+      <w:r>
+        <w:rPr>
+          <w:lang w:val="zh_TW" w:bidi="zh_TW"/>
+        </w:rPr>
+      </w:r>
+    </w:p>
+    <w:p>
+      <w:pPr>
+        <w:pStyle w:val="ListNumber"/>
+        <w:numPr>
+          <w:ilvl w:val="0"/>
+          <w:numId w:val="15"/>
+        </w:numPr>
+        <w:spacing w:line="240" w:lineRule="auto"/>
+        <w:ind w:left="720"/>
+      </w:pPr>
+      <w:r>
+        <w:rPr>
+          <w:lang w:val="zh_TW" w:bidi="zh_TW"/>
+        </w:rPr>
+      </w:r>
+      <w:r>
+        <w:rPr>
+          <w:lang w:val="zh_TW" w:bidi="zh_TW"/>
+        </w:rPr>
+        <w:t>以實瑪利的兒子之一，他是亞伯拉罕的孫子，也是一個阿拉伯部族的始祖（</w:t>
+      </w:r>
+      <w:hyperlink r:id="rId164">
+        <w:r>
+          <w:rPr>
+            <w:lang w:val="zh_TW" w:bidi="zh_TW"/>
+          </w:rPr>
+          <w:rPr>
+            <w:color w:val="0000EE"/>
+            <w:u w:val="single"/>
+          </w:rPr>
+          <w:t>創25:14</w:t>
+        </w:r>
+      </w:hyperlink>
+      <w:r>
+        <w:rPr>
+          <w:lang w:val="zh_TW" w:bidi="zh_TW"/>
+        </w:rPr>
+        <w:t>；</w:t>
+      </w:r>
+      <w:hyperlink r:id="rId165">
+        <w:r>
+          <w:rPr>
+            <w:lang w:val="zh_TW" w:bidi="zh_TW"/>
+          </w:rPr>
+          <w:rPr>
+            <w:color w:val="0000EE"/>
+            <w:u w:val="single"/>
+          </w:rPr>
+          <w:t>代上1:30</w:t>
+        </w:r>
+      </w:hyperlink>
+      <w:r>
+        <w:rPr>
+          <w:lang w:val="zh_TW" w:bidi="zh_TW"/>
+        </w:rPr>
+        <w:t>）。</w:t>
+      </w:r>
+    </w:p>
+    <w:p>
+      <w:pPr>
+        <w:pStyle w:val="ListNumber"/>
+        <w:spacing w:line="240" w:lineRule="auto"/>
+        <w:ind w:left="720"/>
+      </w:pPr>
+      <w:r>
+        <w:rPr>
+          <w:lang w:val="zh_TW" w:bidi="zh_TW"/>
+        </w:rPr>
+      </w:r>
+      <w:r>
+        <w:rPr>
+          <w:lang w:val="zh_TW" w:bidi="zh_TW"/>
+        </w:rPr>
+        <w:t>米比衫的兒子，出自於西緬支派（</w:t>
+      </w:r>
+      <w:hyperlink r:id="rId166">
+        <w:r>
+          <w:rPr>
+            <w:lang w:val="zh_TW" w:bidi="zh_TW"/>
+          </w:rPr>
+          <w:rPr>
+            <w:color w:val="0000EE"/>
+            <w:u w:val="single"/>
+          </w:rPr>
+          <w:t>代上4:25–26</w:t>
+        </w:r>
+      </w:hyperlink>
+      <w:r>
+        <w:rPr>
+          <w:lang w:val="zh_TW" w:bidi="zh_TW"/>
+        </w:rPr>
+        <w:t>）。他沒有出現在</w:t>
+      </w:r>
+      <w:hyperlink r:id="rId167">
+        <w:r>
+          <w:rPr>
+            <w:lang w:val="zh_TW" w:bidi="zh_TW"/>
+          </w:rPr>
+          <w:rPr>
+            <w:color w:val="0000EE"/>
+            <w:u w:val="single"/>
+          </w:rPr>
+          <w:t>創世記二十五章</w:t>
+        </w:r>
+      </w:hyperlink>
+      <w:r>
+        <w:rPr>
+          <w:lang w:val="zh_TW" w:bidi="zh_TW"/>
+        </w:rPr>
+        <w:t>的家譜中，但歷代志上的家譜卻有把他列入其中，這可能表示他出生於雅各帶領全家遷往埃及之後，也可能表示他所代表的是一個阿拉伯部族，在西緬支派向南擴展時，與西緬支派結合在一起（</w:t>
+      </w:r>
+      <w:hyperlink r:id="rId168">
+        <w:r>
+          <w:rPr>
+            <w:lang w:val="zh_TW" w:bidi="zh_TW"/>
+          </w:rPr>
+          <w:rPr>
+            <w:color w:val="0000EE"/>
+            <w:u w:val="single"/>
+          </w:rPr>
+          <w:t>代上4:38–43</w:t>
+        </w:r>
+      </w:hyperlink>
+      <w:r>
+        <w:rPr>
+          <w:lang w:val="zh_TW" w:bidi="zh_TW"/>
+        </w:rPr>
+        <w:t>）。</w:t>
+      </w:r>
+      <w:r>
+        <w:rPr>
+          <w:lang w:val="zh_TW" w:bidi="zh_TW"/>
+        </w:rPr>
+      </w:r>
+      <w:r>
+        <w:rPr>
+          <w:lang w:val="zh_TW" w:bidi="zh_TW"/>
+        </w:rPr>
+      </w:r>
+    </w:p>
+    <w:p>
+      <w:pPr/>
+      <w:r>
+        <w:rPr>
+          <w:lang w:val="zh_TW" w:bidi="zh_TW"/>
+        </w:rPr>
+      </w:r>
+    </w:p>
+    <w:p>
+      <w:pPr>
+        <w:pStyle w:val="Heading2"/>
+      </w:pPr>
+      <w:r>
+        <w:rPr>
+          <w:lang w:val="zh_TW" w:bidi="zh_TW"/>
+        </w:rPr>
+        <w:t>蜜</w:t>
+      </w:r>
+      <w:r>
+        <w:rPr>
+          <w:lang w:val="zh_TW" w:bidi="zh_TW"/>
+        </w:rPr>
+      </w:r>
+    </w:p>
+    <w:p>
+      <w:pPr/>
+      <w:r>
+        <w:rPr>
+          <w:lang w:val="zh_TW" w:bidi="zh_TW"/>
+        </w:rPr>
+      </w:r>
+      <w:r>
+        <w:rPr>
+          <w:lang w:val="zh_TW" w:bidi="zh_TW"/>
+        </w:rPr>
+        <w:t>由蜜蜂所產的甜而濃稠的液體（</w:t>
+      </w:r>
+      <w:hyperlink r:id="rId169">
+        <w:r>
+          <w:rPr>
+            <w:lang w:val="zh_TW" w:bidi="zh_TW"/>
+          </w:rPr>
+          <w:rPr>
+            <w:color w:val="0000EE"/>
+            <w:u w:val="single"/>
+          </w:rPr>
+          <w:t>士14:8</w:t>
+        </w:r>
+      </w:hyperlink>
+      <w:r>
+        <w:rPr>
+          <w:lang w:val="zh_TW" w:bidi="zh_TW"/>
+        </w:rPr>
+        <w:t>）。蜜可以是野生的（</w:t>
+      </w:r>
+      <w:hyperlink r:id="rId170">
+        <w:r>
+          <w:rPr>
+            <w:lang w:val="zh_TW" w:bidi="zh_TW"/>
+          </w:rPr>
+          <w:rPr>
+            <w:color w:val="0000EE"/>
+            <w:u w:val="single"/>
+          </w:rPr>
+          <w:t>撒上14:25–26</w:t>
+        </w:r>
+      </w:hyperlink>
+      <w:r>
+        <w:rPr>
+          <w:lang w:val="zh_TW" w:bidi="zh_TW"/>
+        </w:rPr>
+        <w:t>）或養殖的（可能在</w:t>
+      </w:r>
+      <w:hyperlink r:id="rId171">
+        <w:r>
+          <w:rPr>
+            <w:lang w:val="zh_TW" w:bidi="zh_TW"/>
+          </w:rPr>
+          <w:rPr>
+            <w:color w:val="0000EE"/>
+            <w:u w:val="single"/>
+          </w:rPr>
+          <w:t>代下31:5</w:t>
+        </w:r>
+      </w:hyperlink>
+      <w:r>
+        <w:rPr>
+          <w:lang w:val="zh_TW" w:bidi="zh_TW"/>
+        </w:rPr>
+        <w:t>）。然而，有時它可能指的是濃稠的葡萄糖漿（如阿拉伯文中的用法）或棗糖漿（如約瑟夫所描述）。蜜被認為是生活的必需品之一（</w:t>
+      </w:r>
+      <w:hyperlink r:id="rId172">
+        <w:r>
+          <w:rPr>
+            <w:lang w:val="zh_TW" w:bidi="zh_TW"/>
+          </w:rPr>
+          <w:rPr>
+            <w:color w:val="0000EE"/>
+            <w:u w:val="single"/>
+          </w:rPr>
+          <w:t>便西拉智訓39:26</w:t>
+        </w:r>
+      </w:hyperlink>
+      <w:r>
+        <w:rPr>
+          <w:lang w:val="zh_TW" w:bidi="zh_TW"/>
+        </w:rPr>
+        <w:t>）。然而，人不可吃得太多（</w:t>
+      </w:r>
+      <w:hyperlink r:id="rId173">
+        <w:r>
+          <w:rPr>
+            <w:lang w:val="zh_TW" w:bidi="zh_TW"/>
+          </w:rPr>
+          <w:rPr>
+            <w:color w:val="0000EE"/>
+            <w:u w:val="single"/>
+          </w:rPr>
+          <w:t>箴25:16、27</w:t>
+        </w:r>
+      </w:hyperlink>
+      <w:r>
+        <w:rPr>
+          <w:lang w:val="zh_TW" w:bidi="zh_TW"/>
+        </w:rPr>
+        <w:t>）。它是施洗約翰（</w:t>
+      </w:r>
+      <w:hyperlink r:id="rId174">
+        <w:r>
+          <w:rPr>
+            <w:lang w:val="zh_TW" w:bidi="zh_TW"/>
+          </w:rPr>
+          <w:rPr>
+            <w:color w:val="0000EE"/>
+            <w:u w:val="single"/>
+          </w:rPr>
+          <w:t>可1:6</w:t>
+        </w:r>
+      </w:hyperlink>
+      <w:r>
+        <w:rPr>
+          <w:lang w:val="zh_TW" w:bidi="zh_TW"/>
+        </w:rPr>
+        <w:t>）和以馬內利（</w:t>
+      </w:r>
+      <w:hyperlink r:id="rId175">
+        <w:r>
+          <w:rPr>
+            <w:lang w:val="zh_TW" w:bidi="zh_TW"/>
+          </w:rPr>
+          <w:rPr>
+            <w:color w:val="0000EE"/>
+            <w:u w:val="single"/>
+          </w:rPr>
+          <w:t>賽7:15</w:t>
+        </w:r>
+      </w:hyperlink>
+      <w:r>
+        <w:rPr>
+          <w:lang w:val="zh_TW" w:bidi="zh_TW"/>
+        </w:rPr>
+        <w:t>）飲食的一部分。它與酵母一起被排除在素祭之外（</w:t>
+      </w:r>
+      <w:hyperlink r:id="rId176">
+        <w:r>
+          <w:rPr>
+            <w:lang w:val="zh_TW" w:bidi="zh_TW"/>
+          </w:rPr>
+          <w:rPr>
+            <w:color w:val="0000EE"/>
+            <w:u w:val="single"/>
+          </w:rPr>
+          <w:t>利2:11</w:t>
+        </w:r>
+      </w:hyperlink>
+      <w:r>
+        <w:rPr>
+          <w:lang w:val="zh_TW" w:bidi="zh_TW"/>
+        </w:rPr>
+        <w:t>），無疑是因為它容易發酵（將糖轉化為酒精的過程）。它的甜味成為一個熟悉常用的隱喻（</w:t>
+      </w:r>
+      <w:hyperlink r:id="rId177">
+        <w:r>
+          <w:rPr>
+            <w:lang w:val="zh_TW" w:bidi="zh_TW"/>
+          </w:rPr>
+          <w:rPr>
+            <w:color w:val="0000EE"/>
+            <w:u w:val="single"/>
+          </w:rPr>
+          <w:t>士14:18</w:t>
+        </w:r>
+      </w:hyperlink>
+      <w:r>
+        <w:rPr>
+          <w:lang w:val="zh_TW" w:bidi="zh_TW"/>
+        </w:rPr>
+        <w:t>；</w:t>
+      </w:r>
+      <w:hyperlink r:id="rId178">
+        <w:r>
+          <w:rPr>
+            <w:lang w:val="zh_TW" w:bidi="zh_TW"/>
+          </w:rPr>
+          <w:rPr>
+            <w:color w:val="0000EE"/>
+            <w:u w:val="single"/>
+          </w:rPr>
+          <w:t>詩19:10</w:t>
+        </w:r>
+      </w:hyperlink>
+      <w:r>
+        <w:rPr>
+          <w:lang w:val="zh_TW" w:bidi="zh_TW"/>
+        </w:rPr>
+        <w:t>；</w:t>
+      </w:r>
+      <w:hyperlink r:id="rId179">
+        <w:r>
+          <w:rPr>
+            <w:lang w:val="zh_TW" w:bidi="zh_TW"/>
+          </w:rPr>
+          <w:rPr>
+            <w:color w:val="0000EE"/>
+            <w:u w:val="single"/>
+          </w:rPr>
+          <w:t>啟10:9–10</w:t>
+        </w:r>
+      </w:hyperlink>
+      <w:r>
+        <w:rPr>
+          <w:lang w:val="zh_TW" w:bidi="zh_TW"/>
+        </w:rPr>
+        <w:t>）。</w:t>
+      </w:r>
+    </w:p>
+    <w:p>
+      <w:pPr/>
+      <w:r>
+        <w:rPr>
+          <w:lang w:val="zh_TW" w:bidi="zh_TW"/>
+        </w:rPr>
+      </w:r>
+      <w:r>
+        <w:rPr>
+          <w:i/>
+          <w:lang w:val="zh_TW" w:bidi="zh_TW"/>
+        </w:rPr>
+        <w:t>另見</w:t>
+      </w:r>
+      <w:r>
+        <w:rPr>
+          <w:lang w:val="zh_TW" w:bidi="zh_TW"/>
+        </w:rPr>
+        <w:t xml:space="preserve"> </w:t>
+      </w:r>
+      <w:r>
+        <w:rPr>
+          <w:lang w:val="zh_TW" w:bidi="zh_TW"/>
+        </w:rPr>
+        <w:t>食物和食物準備</w:t>
       </w:r>
       <w:r>
         <w:rPr>
@@ -3538,6 +6260,18 @@
   </w:num>
   <w:num w:numId="13" w16cid:durableId="592781308">
     <w:abstractNumId w:val="11"/>
+  </w:num>
+  <w:num w:numId="14">
+    <w:abstractNumId w:val="3"/>
+    <w:lvlOverride w:ilvl="0">
+      <w:startOverride w:val="1"/>
+    </w:lvlOverride>
+  </w:num>
+  <w:num w:numId="15">
+    <w:abstractNumId w:val="3"/>
+    <w:lvlOverride w:ilvl="0">
+      <w:startOverride w:val="1"/>
+    </w:lvlOverride>
   </w:num>
   <w:numIdMacAtCleanup w:val="10"/>
 </w:numbering>

--- a/zht/docx/098.content.docx
+++ b/zht/docx/098.content.docx
@@ -149,7 +149,7 @@
         <w:rPr>
           <w:lang w:val="zh_TW" w:bidi="zh_TW"/>
         </w:rPr>
-        <w:t>mi</w:t>
+        <w:t>mai</w:t>
       </w:r>
       <w:r>
         <w:rPr>
@@ -212,7 +212,7 @@
         <w:rPr>
           <w:lang w:val="zh_TW" w:bidi="zh_TW"/>
         </w:rPr>
-        <w:t>彌賽亞</w:t>
+        <w:t>麥比拉</w:t>
       </w:r>
       <w:r>
         <w:rPr>
@@ -231,20 +231,79 @@
         <w:rPr>
           <w:lang w:val="zh_TW" w:bidi="zh_TW"/>
         </w:rPr>
-        <w:t>這個稱號源於希伯來文mashiach</w:t>
-      </w:r>
-      <w:r>
-        <w:rPr>
-          <w:i/>
-          <w:lang w:val="zh_TW" w:bidi="zh_TW"/>
-        </w:rPr>
-        <w:t>，</w:t>
-      </w:r>
-      <w:r>
-        <w:rPr>
-          <w:lang w:val="zh_TW" w:bidi="zh_TW"/>
-        </w:rPr>
-        <w:t>這是一個表示「受膏者」的動詞形容詞。與其新約對應詞「christos（基督）」一樣，這個稱號表示一個人經過奉獻儀式被分別出來事奉神，並以油膏抹他。動詞根（mashach）也傳達了這個概念。</w:t>
+        <w:t>這是靠近幔利、在希伯崙境內的一小塊樹林地和一個有兩個洞室的洞穴。亞伯拉罕買下這地方，作為撒拉的墳地。賣地的人是赫人以弗崙，價格是400舍客勒銀子（</w:t>
+      </w:r>
+      <w:hyperlink r:id="rId13">
+        <w:r>
+          <w:rPr>
+            <w:lang w:val="zh_TW" w:bidi="zh_TW"/>
+          </w:rPr>
+          <w:rPr>
+            <w:color w:val="0000EE"/>
+            <w:u w:val="single"/>
+          </w:rPr>
+          <w:t>創23:8–19</w:t>
+        </w:r>
+      </w:hyperlink>
+      <w:r>
+        <w:rPr>
+          <w:lang w:val="zh_TW" w:bidi="zh_TW"/>
+        </w:rPr>
+        <w:t>）。後來，亞伯拉罕（</w:t>
+      </w:r>
+      <w:hyperlink r:id="rId14">
+        <w:r>
+          <w:rPr>
+            <w:lang w:val="zh_TW" w:bidi="zh_TW"/>
+          </w:rPr>
+          <w:rPr>
+            <w:color w:val="0000EE"/>
+            <w:u w:val="single"/>
+          </w:rPr>
+          <w:t>25:9</w:t>
+        </w:r>
+      </w:hyperlink>
+      <w:r>
+        <w:rPr>
+          <w:lang w:val="zh_TW" w:bidi="zh_TW"/>
+        </w:rPr>
+        <w:t>）、以撒和利百加（</w:t>
+      </w:r>
+      <w:hyperlink r:id="rId15">
+        <w:r>
+          <w:rPr>
+            <w:lang w:val="zh_TW" w:bidi="zh_TW"/>
+          </w:rPr>
+          <w:rPr>
+            <w:color w:val="0000EE"/>
+            <w:u w:val="single"/>
+          </w:rPr>
+          <w:t>49:30–31</w:t>
+        </w:r>
+      </w:hyperlink>
+      <w:r>
+        <w:rPr>
+          <w:lang w:val="zh_TW" w:bidi="zh_TW"/>
+        </w:rPr>
+        <w:t>），以及雅各（</w:t>
+      </w:r>
+      <w:hyperlink r:id="rId16">
+        <w:r>
+          <w:rPr>
+            <w:lang w:val="zh_TW" w:bidi="zh_TW"/>
+          </w:rPr>
+          <w:rPr>
+            <w:color w:val="0000EE"/>
+            <w:u w:val="single"/>
+          </w:rPr>
+          <w:t>50:13</w:t>
+        </w:r>
+      </w:hyperlink>
+      <w:r>
+        <w:rPr>
+          <w:lang w:val="zh_TW" w:bidi="zh_TW"/>
+        </w:rPr>
+        <w:t>）也葬在這裡。</w:t>
       </w:r>
     </w:p>
     <w:p>
@@ -258,9 +317,9 @@
         <w:rPr>
           <w:lang w:val="zh_TW" w:bidi="zh_TW"/>
         </w:rPr>
-        <w:t>以色列人在幾個不同的情境中都有以油膏抹的儀式。祭司在祭壇前執行神賜予的職務之前，常常被膏抹（</w:t>
-      </w:r>
-      <w:hyperlink r:id="rId13">
+        <w:t>如果將亞伯拉罕購買麥比拉的細節與赫人的律法作比較，就能顯示出</w:t>
+      </w:r>
+      <w:hyperlink r:id="rId17">
         <w:r>
           <w:rPr>
             <w:lang w:val="zh_TW" w:bidi="zh_TW"/>
@@ -269,98 +328,24 @@
             <w:color w:val="0000EE"/>
             <w:u w:val="single"/>
           </w:rPr>
-          <w:t>利4:3</w:t>
+          <w:t>創世記二十三章</w:t>
         </w:r>
       </w:hyperlink>
       <w:r>
         <w:rPr>
           <w:lang w:val="zh_TW" w:bidi="zh_TW"/>
         </w:rPr>
-        <w:t>）。雖然有證據表明先知也曾被實際膏抹（</w:t>
-      </w:r>
-      <w:hyperlink r:id="rId14">
-        <w:r>
-          <w:rPr>
-            <w:lang w:val="zh_TW" w:bidi="zh_TW"/>
-          </w:rPr>
-          <w:rPr>
-            <w:color w:val="0000EE"/>
-            <w:u w:val="single"/>
-          </w:rPr>
-          <w:t>王上19:16</w:t>
-        </w:r>
-      </w:hyperlink>
-      <w:r>
-        <w:rPr>
-          <w:lang w:val="zh_TW" w:bidi="zh_TW"/>
-        </w:rPr>
-        <w:t>），但這似乎並非一種普遍的做法。撒母耳膏立掃羅和大衛，使得這一行為成為希伯來王在就任王位領導職務前的重要先決條件。王特別被認為是耶和華的受膏者，因此被視為在人（</w:t>
-      </w:r>
-      <w:hyperlink r:id="rId15">
-        <w:r>
-          <w:rPr>
-            <w:lang w:val="zh_TW" w:bidi="zh_TW"/>
-          </w:rPr>
-          <w:rPr>
-            <w:color w:val="0000EE"/>
-            <w:u w:val="single"/>
-          </w:rPr>
-          <w:t>撒上12:14</w:t>
-        </w:r>
-      </w:hyperlink>
-      <w:r>
-        <w:rPr>
-          <w:lang w:val="zh_TW" w:bidi="zh_TW"/>
-        </w:rPr>
-        <w:t>；</w:t>
-      </w:r>
-      <w:hyperlink r:id="rId16">
-        <w:r>
-          <w:rPr>
-            <w:lang w:val="zh_TW" w:bidi="zh_TW"/>
-          </w:rPr>
-          <w:rPr>
-            <w:color w:val="0000EE"/>
-            <w:u w:val="single"/>
-          </w:rPr>
-          <w:t>撒下19:21</w:t>
-        </w:r>
-      </w:hyperlink>
-      <w:r>
-        <w:rPr>
-          <w:lang w:val="zh_TW" w:bidi="zh_TW"/>
-        </w:rPr>
-        <w:t>）和神（</w:t>
-      </w:r>
-      <w:hyperlink r:id="rId17">
-        <w:r>
-          <w:rPr>
-            <w:lang w:val="zh_TW" w:bidi="zh_TW"/>
-          </w:rPr>
-          <w:rPr>
-            <w:color w:val="0000EE"/>
-            <w:u w:val="single"/>
-          </w:rPr>
-          <w:t>詩2:2，</w:t>
-        </w:r>
-      </w:hyperlink>
-      <w:hyperlink r:id="rId18">
-        <w:r>
-          <w:rPr>
-            <w:lang w:val="zh_TW" w:bidi="zh_TW"/>
-          </w:rPr>
-          <w:rPr>
-            <w:color w:val="0000EE"/>
-            <w:u w:val="single"/>
-          </w:rPr>
-          <w:t>20:6</w:t>
-        </w:r>
-      </w:hyperlink>
-      <w:r>
-        <w:rPr>
-          <w:lang w:val="zh_TW" w:bidi="zh_TW"/>
-        </w:rPr>
-        <w:t>）面前擁有穩固的地位。這些儀式與多篇彌賽亞預言共同幫助猶太人認識到那位至高無上的受膏者，祂最終會來臨拯救以色列。</w:t>
+        <w:t>這段敘事相當可靠。經文特別提到連田間四圍的樹木也包括在交易之內，又按著當時買賣雙方所認可的估價來秤銀子，並且在城門口有見證人，使這筆交易正式公諸於眾。這些細節都符合赫人的律法；而族長時代之後的人本來很可能已經忘記了這類律法。公元前700年以前，錢幣還不是流通的媒介。敘事暗示亞伯拉罕時代的舍客勒是一種重量單位，而不是錢幣，這也顯示這段買賣的記載寫於相當早的年代。</w:t>
+      </w:r>
+      <w:r>
+        <w:rPr>
+          <w:lang w:val="zh_TW" w:bidi="zh_TW"/>
+        </w:rPr>
+      </w:r>
+      <w:r>
+        <w:rPr>
+          <w:lang w:val="zh_TW" w:bidi="zh_TW"/>
+        </w:rPr>
       </w:r>
     </w:p>
     <w:p>
@@ -370,22 +355,21 @@
           <w:lang w:val="zh_TW" w:bidi="zh_TW"/>
         </w:rPr>
       </w:r>
-      <w:r>
-        <w:rPr>
-          <w:lang w:val="zh_TW" w:bidi="zh_TW"/>
-        </w:rPr>
-        <w:t>猶太拉比摩西·邁蒙尼德（Moses Maimonides，公元13世紀）所歸納的希伯來信仰十三條款（13 articles of Hebraic faith）的結尾是這樣一句話，至今仍見於許多希伯來禱告書中：「我全心相信彌賽亞將來臨；雖然祂的來臨延遲，我仍耐心等候祂盡快出現。」</w:t>
-      </w:r>
     </w:p>
     <w:p>
       <w:pPr>
-        <w:pStyle w:val="Heading3"/>
-      </w:pPr>
-      <w:r>
-        <w:rPr>
-          <w:lang w:val="zh_TW" w:bidi="zh_TW"/>
-        </w:rPr>
-        <w:t>舊約中的彌賽亞</w:t>
+        <w:pStyle w:val="Heading2"/>
+      </w:pPr>
+      <w:r>
+        <w:rPr>
+          <w:lang w:val="zh_TW" w:bidi="zh_TW"/>
+        </w:rPr>
+        <w:t>麥基洗德</w:t>
+      </w:r>
+      <w:r>
+        <w:rPr>
+          <w:lang w:val="zh_TW" w:bidi="zh_TW"/>
+        </w:rPr>
       </w:r>
     </w:p>
     <w:p>
@@ -399,7 +383,25 @@
         <w:rPr>
           <w:lang w:val="zh_TW" w:bidi="zh_TW"/>
         </w:rPr>
-        <w:t>猶太人對彌賽亞來臨的盼望始於大衛統治時期，當時預言他的國度將存到永遠（</w:t>
+        <w:t>一位神秘的聖經人物，其名字意為「公義之王」。麥基洗德既是祭司又是王，他首次在</w:t>
+      </w:r>
+      <w:hyperlink r:id="rId18">
+        <w:r>
+          <w:rPr>
+            <w:lang w:val="zh_TW" w:bidi="zh_TW"/>
+          </w:rPr>
+          <w:rPr>
+            <w:color w:val="0000EE"/>
+            <w:u w:val="single"/>
+          </w:rPr>
+          <w:t>創世記十四章18至20節</w:t>
+        </w:r>
+      </w:hyperlink>
+      <w:r>
+        <w:rPr>
+          <w:lang w:val="zh_TW" w:bidi="zh_TW"/>
+        </w:rPr>
+        <w:t>出現，也在</w:t>
       </w:r>
       <w:hyperlink r:id="rId19">
         <w:r>
@@ -410,14 +412,14 @@
             <w:color w:val="0000EE"/>
             <w:u w:val="single"/>
           </w:rPr>
-          <w:t>撒下7:16</w:t>
+          <w:t>詩篇一百一十篇4節</w:t>
         </w:r>
       </w:hyperlink>
       <w:r>
         <w:rPr>
           <w:lang w:val="zh_TW" w:bidi="zh_TW"/>
         </w:rPr>
-        <w:t>）。以色列被告知，通過大衛的後裔，他的寶座將在全地上永遠掌權（</w:t>
+        <w:t>和</w:t>
       </w:r>
       <w:hyperlink r:id="rId20">
         <w:r>
@@ -428,14 +430,14 @@
             <w:color w:val="0000EE"/>
             <w:u w:val="single"/>
           </w:rPr>
-          <w:t>撒下22:48–51</w:t>
+          <w:t>希伯來書五章10節</w:t>
         </w:r>
       </w:hyperlink>
       <w:r>
         <w:rPr>
           <w:lang w:val="zh_TW" w:bidi="zh_TW"/>
         </w:rPr>
-        <w:t>；</w:t>
+        <w:t>，</w:t>
       </w:r>
       <w:hyperlink r:id="rId21">
         <w:r>
@@ -446,14 +448,14 @@
             <w:color w:val="0000EE"/>
             <w:u w:val="single"/>
           </w:rPr>
-          <w:t>耶33</w:t>
+          <w:t>六章20節</w:t>
         </w:r>
       </w:hyperlink>
       <w:r>
         <w:rPr>
           <w:lang w:val="zh_TW" w:bidi="zh_TW"/>
         </w:rPr>
-        <w:t>）。猶太人傳統上對彌賽亞帶來救贖的這一方面充滿期待（參見</w:t>
+        <w:t>，</w:t>
       </w:r>
       <w:hyperlink r:id="rId22">
         <w:r>
@@ -464,14 +466,37 @@
             <w:color w:val="0000EE"/>
             <w:u w:val="single"/>
           </w:rPr>
-          <w:t>徒1:6</w:t>
+          <w:t>七章1至17節</w:t>
         </w:r>
       </w:hyperlink>
       <w:r>
         <w:rPr>
           <w:lang w:val="zh_TW" w:bidi="zh_TW"/>
         </w:rPr>
-        <w:t>）。</w:t>
+        <w:t>中被提及。</w:t>
+      </w:r>
+    </w:p>
+    <w:p>
+      <w:pPr>
+        <w:pStyle w:val="Heading3"/>
+      </w:pPr>
+      <w:hyperlink r:id="rId18">
+        <w:r>
+          <w:rPr>
+            <w:lang w:val="zh_TW" w:bidi="zh_TW"/>
+          </w:rPr>
+          <w:rPr>
+            <w:color w:val="0000EE"/>
+            <w:u w:val="single"/>
+          </w:rPr>
+          <w:t>創世記十四章18至20節</w:t>
+        </w:r>
+      </w:hyperlink>
+      <w:r>
+        <w:rPr>
+          <w:lang w:val="zh_TW" w:bidi="zh_TW"/>
+        </w:rPr>
+        <w:t>中的麥基洗德</w:t>
       </w:r>
     </w:p>
     <w:p>
@@ -485,46 +510,43 @@
         <w:rPr>
           <w:lang w:val="zh_TW" w:bidi="zh_TW"/>
         </w:rPr>
-        <w:t>在正統猶太教拉比中，從來不缺乏對彌賽亞事工細節的猜測。拉比們曾將不下於456處經文應用於彌賽亞的身份和救恩上。對彌賽亞的關注在</w:t>
-      </w:r>
-      <w:r>
-        <w:rPr>
-          <w:i/>
-          <w:lang w:val="zh_TW" w:bidi="zh_TW"/>
-        </w:rPr>
-        <w:t>論猶太議會</w:t>
-      </w:r>
-      <w:r>
-        <w:rPr>
-          <w:lang w:val="zh_TW" w:bidi="zh_TW"/>
-        </w:rPr>
-        <w:t>（</w:t>
-      </w:r>
-      <w:r>
-        <w:rPr>
-          <w:i/>
-          <w:lang w:val="zh_TW" w:bidi="zh_TW"/>
-        </w:rPr>
-        <w:t>Sanhedrin，</w:t>
-      </w:r>
-      <w:r>
-        <w:rPr>
-          <w:lang w:val="zh_TW" w:bidi="zh_TW"/>
-        </w:rPr>
-        <w:t>巴比倫塔木德）中尤為明顯，其中提到世界是為祂而創造的，所有先知都預言了祂的日子（</w:t>
-      </w:r>
-      <w:r>
-        <w:rPr>
-          <w:i/>
-          <w:lang w:val="zh_TW" w:bidi="zh_TW"/>
-        </w:rPr>
-        <w:t>論猶太議會</w:t>
-      </w:r>
-      <w:r>
-        <w:rPr>
-          <w:lang w:val="zh_TW" w:bidi="zh_TW"/>
-        </w:rPr>
-        <w:t>98b、99a）。總的來說，正統猶太教仍保留著對彌賽亞在耶路撒冷統治、重建聖殿以及恢復祭司職分和獻祭的古老信仰。</w:t>
+        <w:t>基大老瑪王和其他三位來自美索不達米亞的國王，攻擊死海附近的五個城市。在這場戰役中，他們俘虜了亞伯拉罕的侄子羅得，連同他的家人和他們所有的財物（</w:t>
+      </w:r>
+      <w:hyperlink r:id="rId23">
+        <w:r>
+          <w:rPr>
+            <w:lang w:val="zh_TW" w:bidi="zh_TW"/>
+          </w:rPr>
+          <w:rPr>
+            <w:color w:val="0000EE"/>
+            <w:u w:val="single"/>
+          </w:rPr>
+          <w:t>創14:1–12</w:t>
+        </w:r>
+      </w:hyperlink>
+      <w:r>
+        <w:rPr>
+          <w:lang w:val="zh_TW" w:bidi="zh_TW"/>
+        </w:rPr>
+        <w:t>）。亞伯拉罕召集了跟從他的人去追擊這些王，便擊敗了他們，救出了羅得和他的家人，並帶回了所有被奪走的財物（</w:t>
+      </w:r>
+      <w:hyperlink r:id="rId24">
+        <w:r>
+          <w:rPr>
+            <w:lang w:val="zh_TW" w:bidi="zh_TW"/>
+          </w:rPr>
+          <w:rPr>
+            <w:color w:val="0000EE"/>
+            <w:u w:val="single"/>
+          </w:rPr>
+          <w:t>創14:13–16</w:t>
+        </w:r>
+      </w:hyperlink>
+      <w:r>
+        <w:rPr>
+          <w:lang w:val="zh_TW" w:bidi="zh_TW"/>
+        </w:rPr>
+        <w:t>）。</w:t>
       </w:r>
     </w:p>
     <w:p>
@@ -538,7 +560,43 @@
         <w:rPr>
           <w:lang w:val="zh_TW" w:bidi="zh_TW"/>
         </w:rPr>
-        <w:t>儘管後來的猶太教將彌賽亞看作末世來臨的統治者，但現代猶太思想大多拋棄了個人彌賽亞的傳統觀念，取而代之的是相信彌賽亞時代的來臨。現代自由派猶太教普遍認為，世界最終會在猶太理想的正義與憐憫的影響下得到完美的改造。這種信念忽視了人類墮落的困境和聖經的教導，以人本主義的思想取代了神奇蹟般的介入。</w:t>
+        <w:t>當亞伯拉罕從戰鬥中凱旋而歸時，來自死海地區的國王們前來感謝他。麥基洗德這位撒冷王（這是耶路撒冷早期的名字），也來見亞伯拉罕（參</w:t>
+      </w:r>
+      <w:hyperlink r:id="rId25">
+        <w:r>
+          <w:rPr>
+            <w:lang w:val="zh_TW" w:bidi="zh_TW"/>
+          </w:rPr>
+          <w:rPr>
+            <w:color w:val="0000EE"/>
+            <w:u w:val="single"/>
+          </w:rPr>
+          <w:t>詩76:2</w:t>
+        </w:r>
+      </w:hyperlink>
+      <w:r>
+        <w:rPr>
+          <w:lang w:val="zh_TW" w:bidi="zh_TW"/>
+        </w:rPr>
+        <w:t>）。麥基洗德帶來了餅和酒祝福亞伯拉罕，因為他是至高神的祭司（</w:t>
+      </w:r>
+      <w:hyperlink r:id="rId26">
+        <w:r>
+          <w:rPr>
+            <w:lang w:val="zh_TW" w:bidi="zh_TW"/>
+          </w:rPr>
+          <w:rPr>
+            <w:color w:val="0000EE"/>
+            <w:u w:val="single"/>
+          </w:rPr>
+          <w:t>創14:18</w:t>
+        </w:r>
+      </w:hyperlink>
+      <w:r>
+        <w:rPr>
+          <w:lang w:val="zh_TW" w:bidi="zh_TW"/>
+        </w:rPr>
+        <w:t>）。</w:t>
       </w:r>
     </w:p>
     <w:p>
@@ -552,9 +610,22 @@
         <w:rPr>
           <w:lang w:val="zh_TW" w:bidi="zh_TW"/>
         </w:rPr>
-        <w:t>雖然彌賽亞的出身與大衛家緊密相關（</w:t>
-      </w:r>
-      <w:hyperlink r:id="rId23">
+        <w:t>這個名字「至高神」（希伯來文為：</w:t>
+      </w:r>
+      <w:r>
+        <w:rPr>
+          <w:i/>
+          <w:lang w:val="zh_TW" w:bidi="zh_TW"/>
+        </w:rPr>
+        <w:t>’El ‘Elyon</w:t>
+      </w:r>
+      <w:r>
+        <w:rPr>
+          <w:lang w:val="zh_TW" w:bidi="zh_TW"/>
+        </w:rPr>
+        <w:t>）意指創天造地唯一的真神。這與迦南人所崇拜的假神不同（比較</w:t>
+      </w:r>
+      <w:hyperlink r:id="rId27">
         <w:r>
           <w:rPr>
             <w:lang w:val="zh_TW" w:bidi="zh_TW"/>
@@ -563,7 +634,7 @@
             <w:color w:val="0000EE"/>
             <w:u w:val="single"/>
           </w:rPr>
-          <w:t>撒下7:14</w:t>
+          <w:t>創14:22</w:t>
         </w:r>
       </w:hyperlink>
       <w:r>
@@ -572,7 +643,7 @@
         </w:rPr>
         <w:t>；</w:t>
       </w:r>
-      <w:hyperlink r:id="rId24">
+      <w:hyperlink r:id="rId28">
         <w:r>
           <w:rPr>
             <w:lang w:val="zh_TW" w:bidi="zh_TW"/>
@@ -581,16 +652,16 @@
             <w:color w:val="0000EE"/>
             <w:u w:val="single"/>
           </w:rPr>
-          <w:t>何3:5</w:t>
+          <w:t>詩7:17</w:t>
         </w:r>
       </w:hyperlink>
       <w:r>
         <w:rPr>
           <w:lang w:val="zh_TW" w:bidi="zh_TW"/>
         </w:rPr>
-        <w:t>），但彌賽亞的應許早在大衛出現之前就已經給予。事實上，彌賽亞的盼望隱含在神國度建立的首次應許之中。</w:t>
-      </w:r>
-      <w:hyperlink r:id="rId25">
+        <w:t>，</w:t>
+      </w:r>
+      <w:hyperlink r:id="rId29">
         <w:r>
           <w:rPr>
             <w:lang w:val="zh_TW" w:bidi="zh_TW"/>
@@ -599,14 +670,68 @@
             <w:color w:val="0000EE"/>
             <w:u w:val="single"/>
           </w:rPr>
-          <w:t>創世記三章15節</w:t>
+          <w:t>47:2</w:t>
         </w:r>
       </w:hyperlink>
       <w:r>
         <w:rPr>
           <w:lang w:val="zh_TW" w:bidi="zh_TW"/>
         </w:rPr>
-        <w:t>中，神對撒但說，祂要使蛇與女人彼此為仇，直到時候滿足，女人的「後裔」將在蛇的頭施以致命一擊。</w:t>
+        <w:t>，</w:t>
+      </w:r>
+      <w:hyperlink r:id="rId30">
+        <w:r>
+          <w:rPr>
+            <w:lang w:val="zh_TW" w:bidi="zh_TW"/>
+          </w:rPr>
+          <w:rPr>
+            <w:color w:val="0000EE"/>
+            <w:u w:val="single"/>
+          </w:rPr>
+          <w:t>57:2</w:t>
+        </w:r>
+      </w:hyperlink>
+      <w:r>
+        <w:rPr>
+          <w:lang w:val="zh_TW" w:bidi="zh_TW"/>
+        </w:rPr>
+        <w:t>，</w:t>
+      </w:r>
+      <w:hyperlink r:id="rId31">
+        <w:r>
+          <w:rPr>
+            <w:lang w:val="zh_TW" w:bidi="zh_TW"/>
+          </w:rPr>
+          <w:rPr>
+            <w:color w:val="0000EE"/>
+            <w:u w:val="single"/>
+          </w:rPr>
+          <w:t>78:56</w:t>
+        </w:r>
+      </w:hyperlink>
+      <w:r>
+        <w:rPr>
+          <w:lang w:val="zh_TW" w:bidi="zh_TW"/>
+        </w:rPr>
+        <w:t>）。麥基洗德知道亞伯拉罕也崇拜這個真神（</w:t>
+      </w:r>
+      <w:hyperlink r:id="rId27">
+        <w:r>
+          <w:rPr>
+            <w:lang w:val="zh_TW" w:bidi="zh_TW"/>
+          </w:rPr>
+          <w:rPr>
+            <w:color w:val="0000EE"/>
+            <w:u w:val="single"/>
+          </w:rPr>
+          <w:t>創14:22</w:t>
+        </w:r>
+      </w:hyperlink>
+      <w:r>
+        <w:rPr>
+          <w:lang w:val="zh_TW" w:bidi="zh_TW"/>
+        </w:rPr>
+        <w:t>）。</w:t>
       </w:r>
     </w:p>
     <w:p>
@@ -620,541 +745,7 @@
         <w:rPr>
           <w:lang w:val="zh_TW" w:bidi="zh_TW"/>
         </w:rPr>
-        <w:t>彌賽亞預言的性質是漸進的，每一個預言都使主題更加明確。以「後裔」的概念為例：彌賽亞將由女人所生（</w:t>
-      </w:r>
-      <w:hyperlink r:id="rId25">
-        <w:r>
-          <w:rPr>
-            <w:lang w:val="zh_TW" w:bidi="zh_TW"/>
-          </w:rPr>
-          <w:rPr>
-            <w:color w:val="0000EE"/>
-            <w:u w:val="single"/>
-          </w:rPr>
-          <w:t>創3:15</w:t>
-        </w:r>
-      </w:hyperlink>
-      <w:r>
-        <w:rPr>
-          <w:lang w:val="zh_TW" w:bidi="zh_TW"/>
-        </w:rPr>
-        <w:t>），通過閃的後裔（</w:t>
-      </w:r>
-      <w:hyperlink r:id="rId26">
-        <w:r>
-          <w:rPr>
-            <w:lang w:val="zh_TW" w:bidi="zh_TW"/>
-          </w:rPr>
-          <w:rPr>
-            <w:color w:val="0000EE"/>
-            <w:u w:val="single"/>
-          </w:rPr>
-          <w:t>9:26</w:t>
-        </w:r>
-      </w:hyperlink>
-      <w:r>
-        <w:rPr>
-          <w:lang w:val="zh_TW" w:bidi="zh_TW"/>
-        </w:rPr>
-        <w:t>），並且特別從亞伯拉罕的後裔而出（</w:t>
-      </w:r>
-      <w:hyperlink r:id="rId27">
-        <w:r>
-          <w:rPr>
-            <w:lang w:val="zh_TW" w:bidi="zh_TW"/>
-          </w:rPr>
-          <w:rPr>
-            <w:color w:val="0000EE"/>
-            <w:u w:val="single"/>
-          </w:rPr>
-          <w:t>22:18</w:t>
-        </w:r>
-      </w:hyperlink>
-      <w:r>
-        <w:rPr>
-          <w:lang w:val="zh_TW" w:bidi="zh_TW"/>
-        </w:rPr>
-        <w:t>）。然而，即使在</w:t>
-      </w:r>
-      <w:hyperlink r:id="rId27">
-        <w:r>
-          <w:rPr>
-            <w:lang w:val="zh_TW" w:bidi="zh_TW"/>
-          </w:rPr>
-          <w:rPr>
-            <w:color w:val="0000EE"/>
-            <w:u w:val="single"/>
-          </w:rPr>
-          <w:t>創世記二十二章18節</w:t>
-        </w:r>
-      </w:hyperlink>
-      <w:r>
-        <w:rPr>
-          <w:lang w:val="zh_TW" w:bidi="zh_TW"/>
-        </w:rPr>
-        <w:t>中，「後裔」（希伯來文zerah）仍未明確表達為某一個人，因為zerah可以指單數或複數的對象。在這些早期的彌賽亞預言中，「傷害」的性質仍然不明顯。然而，彌賽亞因罪被壓傷的概念已隱含在創世記的宣告中，並且這一行為所涉及的暴力也已暗示其中。以賽亞是眾多預言彌賽亞的先知之首，他清楚表明受膏者必須承受極大的苦難（</w:t>
-      </w:r>
-      <w:hyperlink r:id="rId28">
-        <w:r>
-          <w:rPr>
-            <w:lang w:val="zh_TW" w:bidi="zh_TW"/>
-          </w:rPr>
-          <w:rPr>
-            <w:color w:val="0000EE"/>
-            <w:u w:val="single"/>
-          </w:rPr>
-          <w:t>賽53:1</w:t>
-        </w:r>
-      </w:hyperlink>
-      <w:r>
-        <w:rPr>
-          <w:lang w:val="zh_TW" w:bidi="zh_TW"/>
-        </w:rPr>
-        <w:t>）。在「耶和華的僕人」這一形象下，四首「僕人之歌」描述了未來拯救者的使命（</w:t>
-      </w:r>
-      <w:hyperlink r:id="rId29">
-        <w:r>
-          <w:rPr>
-            <w:lang w:val="zh_TW" w:bidi="zh_TW"/>
-          </w:rPr>
-          <w:rPr>
-            <w:color w:val="0000EE"/>
-            <w:u w:val="single"/>
-          </w:rPr>
-          <w:t>賽42:1–7</w:t>
-        </w:r>
-      </w:hyperlink>
-      <w:r>
-        <w:rPr>
-          <w:lang w:val="zh_TW" w:bidi="zh_TW"/>
-        </w:rPr>
-        <w:t>，</w:t>
-      </w:r>
-      <w:hyperlink r:id="rId30">
-        <w:r>
-          <w:rPr>
-            <w:lang w:val="zh_TW" w:bidi="zh_TW"/>
-          </w:rPr>
-          <w:rPr>
-            <w:color w:val="0000EE"/>
-            <w:u w:val="single"/>
-          </w:rPr>
-          <w:t>49:1–9</w:t>
-        </w:r>
-      </w:hyperlink>
-      <w:r>
-        <w:rPr>
-          <w:lang w:val="zh_TW" w:bidi="zh_TW"/>
-        </w:rPr>
-        <w:t>，</w:t>
-      </w:r>
-      <w:hyperlink r:id="rId31">
-        <w:r>
-          <w:rPr>
-            <w:lang w:val="zh_TW" w:bidi="zh_TW"/>
-          </w:rPr>
-          <w:rPr>
-            <w:color w:val="0000EE"/>
-            <w:u w:val="single"/>
-          </w:rPr>
-          <w:t>50:4–11</w:t>
-        </w:r>
-      </w:hyperlink>
-      <w:r>
-        <w:rPr>
-          <w:lang w:val="zh_TW" w:bidi="zh_TW"/>
-        </w:rPr>
-        <w:t>，</w:t>
-      </w:r>
-      <w:hyperlink r:id="rId32">
-        <w:r>
-          <w:rPr>
-            <w:lang w:val="zh_TW" w:bidi="zh_TW"/>
-          </w:rPr>
-          <w:rPr>
-            <w:color w:val="0000EE"/>
-            <w:u w:val="single"/>
-          </w:rPr>
-          <w:t>52:13–53:12</w:t>
-        </w:r>
-      </w:hyperlink>
-      <w:r>
-        <w:rPr>
-          <w:lang w:val="zh_TW" w:bidi="zh_TW"/>
-        </w:rPr>
-        <w:t>）。雖然以賽亞並未明確地將彌賽亞與「耶和華的僕人」這一稱號連結起來，但將這兩個形象視為同一個人是合理的。這兩個形象都被特別膏立（</w:t>
-      </w:r>
-      <w:hyperlink r:id="rId33">
-        <w:r>
-          <w:rPr>
-            <w:lang w:val="zh_TW" w:bidi="zh_TW"/>
-          </w:rPr>
-          <w:rPr>
-            <w:color w:val="0000EE"/>
-            <w:u w:val="single"/>
-          </w:rPr>
-          <w:t>61:1</w:t>
-        </w:r>
-      </w:hyperlink>
-      <w:r>
-        <w:rPr>
-          <w:lang w:val="zh_TW" w:bidi="zh_TW"/>
-        </w:rPr>
-        <w:t>）；他們都將光帶給外邦人（</w:t>
-      </w:r>
-      <w:hyperlink r:id="rId34">
-        <w:r>
-          <w:rPr>
-            <w:lang w:val="zh_TW" w:bidi="zh_TW"/>
-          </w:rPr>
-          <w:rPr>
-            <w:color w:val="0000EE"/>
-            <w:u w:val="single"/>
-          </w:rPr>
-          <w:t>55:4</w:t>
-        </w:r>
-      </w:hyperlink>
-      <w:r>
-        <w:rPr>
-          <w:lang w:val="zh_TW" w:bidi="zh_TW"/>
-        </w:rPr>
-        <w:t>；參</w:t>
-      </w:r>
-      <w:hyperlink r:id="rId35">
-        <w:r>
-          <w:rPr>
-            <w:lang w:val="zh_TW" w:bidi="zh_TW"/>
-          </w:rPr>
-          <w:rPr>
-            <w:color w:val="0000EE"/>
-            <w:u w:val="single"/>
-          </w:rPr>
-          <w:t>49:6</w:t>
-        </w:r>
-      </w:hyperlink>
-      <w:r>
-        <w:rPr>
-          <w:lang w:val="zh_TW" w:bidi="zh_TW"/>
-        </w:rPr>
-        <w:t>）；在他們初次出現時都不張揚（</w:t>
-      </w:r>
-      <w:hyperlink r:id="rId36">
-        <w:r>
-          <w:rPr>
-            <w:lang w:val="zh_TW" w:bidi="zh_TW"/>
-          </w:rPr>
-          <w:rPr>
-            <w:color w:val="0000EE"/>
-            <w:u w:val="single"/>
-          </w:rPr>
-          <w:t>7:14–15</w:t>
-        </w:r>
-      </w:hyperlink>
-      <w:r>
-        <w:rPr>
-          <w:lang w:val="zh_TW" w:bidi="zh_TW"/>
-        </w:rPr>
-        <w:t>；</w:t>
-      </w:r>
-      <w:hyperlink r:id="rId37">
-        <w:r>
-          <w:rPr>
-            <w:lang w:val="zh_TW" w:bidi="zh_TW"/>
-          </w:rPr>
-          <w:rPr>
-            <w:color w:val="0000EE"/>
-            <w:u w:val="single"/>
-          </w:rPr>
-          <w:t>11:1</w:t>
-        </w:r>
-      </w:hyperlink>
-      <w:r>
-        <w:rPr>
-          <w:lang w:val="zh_TW" w:bidi="zh_TW"/>
-        </w:rPr>
-        <w:t>；參</w:t>
-      </w:r>
-      <w:hyperlink r:id="rId38">
-        <w:r>
-          <w:rPr>
-            <w:lang w:val="zh_TW" w:bidi="zh_TW"/>
-          </w:rPr>
-          <w:rPr>
-            <w:color w:val="0000EE"/>
-            <w:u w:val="single"/>
-          </w:rPr>
-          <w:t>42:3</w:t>
-        </w:r>
-      </w:hyperlink>
-      <w:r>
-        <w:rPr>
-          <w:lang w:val="zh_TW" w:bidi="zh_TW"/>
-        </w:rPr>
-        <w:t>，</w:t>
-      </w:r>
-      <w:hyperlink r:id="rId28">
-        <w:r>
-          <w:rPr>
-            <w:lang w:val="zh_TW" w:bidi="zh_TW"/>
-          </w:rPr>
-          <w:rPr>
-            <w:color w:val="0000EE"/>
-            <w:u w:val="single"/>
-          </w:rPr>
-          <w:t>53:1</w:t>
-        </w:r>
-      </w:hyperlink>
-      <w:r>
-        <w:rPr>
-          <w:lang w:val="zh_TW" w:bidi="zh_TW"/>
-        </w:rPr>
-        <w:t>）；大衛「枝子」的稱號也歸於他們兩人（</w:t>
-      </w:r>
-      <w:hyperlink r:id="rId39">
-        <w:r>
-          <w:rPr>
-            <w:lang w:val="zh_TW" w:bidi="zh_TW"/>
-          </w:rPr>
-          <w:rPr>
-            <w:color w:val="0000EE"/>
-            <w:u w:val="single"/>
-          </w:rPr>
-          <w:t>11:1–4</w:t>
-        </w:r>
-      </w:hyperlink>
-      <w:r>
-        <w:rPr>
-          <w:lang w:val="zh_TW" w:bidi="zh_TW"/>
-        </w:rPr>
-        <w:t>）。同樣重要的是，他們都經歷了屈辱和被高舉的雙重事實（</w:t>
-      </w:r>
-      <w:hyperlink r:id="rId40">
-        <w:r>
-          <w:rPr>
-            <w:lang w:val="zh_TW" w:bidi="zh_TW"/>
-          </w:rPr>
-          <w:rPr>
-            <w:color w:val="0000EE"/>
-            <w:u w:val="single"/>
-          </w:rPr>
-          <w:t>49:7</w:t>
-        </w:r>
-      </w:hyperlink>
-      <w:r>
-        <w:rPr>
-          <w:lang w:val="zh_TW" w:bidi="zh_TW"/>
-        </w:rPr>
-        <w:t>，</w:t>
-      </w:r>
-      <w:hyperlink r:id="rId41">
-        <w:r>
-          <w:rPr>
-            <w:lang w:val="zh_TW" w:bidi="zh_TW"/>
-          </w:rPr>
-          <w:rPr>
-            <w:color w:val="0000EE"/>
-            <w:u w:val="single"/>
-          </w:rPr>
-          <w:t>52:13–15</w:t>
-        </w:r>
-      </w:hyperlink>
-      <w:r>
-        <w:rPr>
-          <w:lang w:val="zh_TW" w:bidi="zh_TW"/>
-        </w:rPr>
-        <w:t>）。早期基督教時代的猶太學者在亞蘭文他爾根譯本中將先知轉述</w:t>
-      </w:r>
-      <w:hyperlink r:id="rId42">
-        <w:r>
-          <w:rPr>
-            <w:lang w:val="zh_TW" w:bidi="zh_TW"/>
-          </w:rPr>
-          <w:rPr>
-            <w:color w:val="0000EE"/>
-            <w:u w:val="single"/>
-          </w:rPr>
-          <w:t>以賽亞書四十二章1節</w:t>
-        </w:r>
-      </w:hyperlink>
-      <w:r>
-        <w:rPr>
-          <w:lang w:val="zh_TW" w:bidi="zh_TW"/>
-        </w:rPr>
-        <w:t>譯為「看哪，我的僕人彌賽亞」，並以「看哪，我的僕人彌賽亞」，並在</w:t>
-      </w:r>
-      <w:hyperlink r:id="rId43">
-        <w:r>
-          <w:rPr>
-            <w:lang w:val="zh_TW" w:bidi="zh_TW"/>
-          </w:rPr>
-          <w:rPr>
-            <w:color w:val="0000EE"/>
-            <w:u w:val="single"/>
-          </w:rPr>
-          <w:t>以賽亞書第五十三章</w:t>
-        </w:r>
-      </w:hyperlink>
-      <w:r>
-        <w:rPr>
-          <w:lang w:val="zh_TW" w:bidi="zh_TW"/>
-        </w:rPr>
-        <w:t>開頭譯為「看哪，我的僕人彌賽亞將要昌盛。」雖然</w:t>
-      </w:r>
-      <w:r>
-        <w:rPr>
-          <w:lang w:val="zh_TW" w:bidi="zh_TW"/>
-        </w:rPr>
-        <w:t>塞魯士</w:t>
-      </w:r>
-      <w:r>
-        <w:rPr>
-          <w:lang w:val="zh_TW" w:bidi="zh_TW"/>
-        </w:rPr>
-        <w:t>可能被稱為「受膏者」，但最後救贖的工作並沒有歸功於他（</w:t>
-      </w:r>
-      <w:hyperlink r:id="rId44">
-        <w:r>
-          <w:rPr>
-            <w:lang w:val="zh_TW" w:bidi="zh_TW"/>
-          </w:rPr>
-          <w:rPr>
-            <w:color w:val="0000EE"/>
-            <w:u w:val="single"/>
-          </w:rPr>
-          <w:t>45:1–5</w:t>
-        </w:r>
-      </w:hyperlink>
-      <w:r>
-        <w:rPr>
-          <w:lang w:val="zh_TW" w:bidi="zh_TW"/>
-        </w:rPr>
-        <w:t>）。以色列雖然是神所揀選並且被愛的（</w:t>
-      </w:r>
-      <w:hyperlink r:id="rId45">
-        <w:r>
-          <w:rPr>
-            <w:lang w:val="zh_TW" w:bidi="zh_TW"/>
-          </w:rPr>
-          <w:rPr>
-            <w:color w:val="0000EE"/>
-            <w:u w:val="single"/>
-          </w:rPr>
-          <w:t>41:8</w:t>
-        </w:r>
-      </w:hyperlink>
-      <w:r>
-        <w:rPr>
-          <w:lang w:val="zh_TW" w:bidi="zh_TW"/>
-        </w:rPr>
-        <w:t>），但作為神的僕人來完成他的救贖工作卻能力不足（</w:t>
-      </w:r>
-      <w:hyperlink r:id="rId46">
-        <w:r>
-          <w:rPr>
-            <w:lang w:val="zh_TW" w:bidi="zh_TW"/>
-          </w:rPr>
-          <w:rPr>
-            <w:color w:val="0000EE"/>
-            <w:u w:val="single"/>
-          </w:rPr>
-          <w:t>42:18</w:t>
-        </w:r>
-      </w:hyperlink>
-      <w:r>
-        <w:rPr>
-          <w:lang w:val="zh_TW" w:bidi="zh_TW"/>
-        </w:rPr>
-        <w:t>）。大衛王朝的崩潰，有力地表明以色列需要一位受膏的君王來醫治其背道和不忠（</w:t>
-      </w:r>
-      <w:hyperlink r:id="rId47">
-        <w:r>
-          <w:rPr>
-            <w:lang w:val="zh_TW" w:bidi="zh_TW"/>
-          </w:rPr>
-          <w:rPr>
-            <w:color w:val="0000EE"/>
-            <w:u w:val="single"/>
-          </w:rPr>
-          <w:t>出33:5</w:t>
-        </w:r>
-      </w:hyperlink>
-      <w:r>
-        <w:rPr>
-          <w:lang w:val="zh_TW" w:bidi="zh_TW"/>
-        </w:rPr>
-        <w:t>；</w:t>
-      </w:r>
-      <w:hyperlink r:id="rId48">
-        <w:r>
-          <w:rPr>
-            <w:lang w:val="zh_TW" w:bidi="zh_TW"/>
-          </w:rPr>
-          <w:rPr>
-            <w:color w:val="0000EE"/>
-            <w:u w:val="single"/>
-          </w:rPr>
-          <w:t>何4:1</w:t>
-        </w:r>
-      </w:hyperlink>
-      <w:r>
-        <w:rPr>
-          <w:lang w:val="zh_TW" w:bidi="zh_TW"/>
-        </w:rPr>
-        <w:t>）。更在舊約歷史中，越來越多的記載展現以色列全面的道德失敗。她與全人類共同面對的問題，只有透過一個以個人救主和主權的主為確保和中心的新約，才能解決（</w:t>
-      </w:r>
-      <w:hyperlink r:id="rId49">
-        <w:r>
-          <w:rPr>
-            <w:lang w:val="zh_TW" w:bidi="zh_TW"/>
-          </w:rPr>
-          <w:rPr>
-            <w:color w:val="0000EE"/>
-            <w:u w:val="single"/>
-          </w:rPr>
-          <w:t>耶31:31–34</w:t>
-        </w:r>
-      </w:hyperlink>
-      <w:r>
-        <w:rPr>
-          <w:lang w:val="zh_TW" w:bidi="zh_TW"/>
-        </w:rPr>
-        <w:t>）。這位拯救者的來臨應驗了「從耶西的本必發一條」的應許，祂將把生命的光帶給神被黑暗籠罩的百姓（</w:t>
-      </w:r>
-      <w:hyperlink r:id="rId50">
-        <w:r>
-          <w:rPr>
-            <w:lang w:val="zh_TW" w:bidi="zh_TW"/>
-          </w:rPr>
-          <w:rPr>
-            <w:color w:val="0000EE"/>
-            <w:u w:val="single"/>
-          </w:rPr>
-          <w:t>賽9:2</w:t>
-        </w:r>
-      </w:hyperlink>
-      <w:r>
-        <w:rPr>
-          <w:lang w:val="zh_TW" w:bidi="zh_TW"/>
-        </w:rPr>
-        <w:t>，</w:t>
-      </w:r>
-      <w:hyperlink r:id="rId37">
-        <w:r>
-          <w:rPr>
-            <w:lang w:val="zh_TW" w:bidi="zh_TW"/>
-          </w:rPr>
-          <w:rPr>
-            <w:color w:val="0000EE"/>
-            <w:u w:val="single"/>
-          </w:rPr>
-          <w:t>11:1</w:t>
-        </w:r>
-      </w:hyperlink>
-      <w:r>
-        <w:rPr>
-          <w:lang w:val="zh_TW" w:bidi="zh_TW"/>
-        </w:rPr>
-        <w:t>）。</w:t>
+        <w:t>麥基洗德讚美神幫助亞伯拉罕贏得這場爭戰。亞伯拉罕以兩種方式，表明他接受了麥基洗德作為神祭司的角色：他接受了來自麥基洗德的禮物和祝福，並將他所獲得一切的十分之一給了麥基洗德。相反，亞伯拉罕拒絕接受所多瑪王的禮物，因為他不想與那些崇拜假神的人有任何牽連。</w:t>
       </w:r>
     </w:p>
     <w:p>
@@ -1168,9 +759,9 @@
         <w:rPr>
           <w:lang w:val="zh_TW" w:bidi="zh_TW"/>
         </w:rPr>
-        <w:t>「僕人」和「卑微」的概念很難與王權分開（</w:t>
-      </w:r>
-      <w:hyperlink r:id="rId51">
+        <w:t>我們無法完全知道麥基洗德如何認識神。他可能是透過從挪亞洪水時代流傳下來的故事了解神；又或者像亞伯拉罕一樣，神可能直接對他說話，讓他遠離崇拜假神。我們從</w:t>
+      </w:r>
+      <w:hyperlink r:id="rId32">
         <w:r>
           <w:rPr>
             <w:lang w:val="zh_TW" w:bidi="zh_TW"/>
@@ -1179,16 +770,21 @@
             <w:color w:val="0000EE"/>
             <w:u w:val="single"/>
           </w:rPr>
-          <w:t>亞9:9</w:t>
+          <w:t>希伯來書七章3節</w:t>
         </w:r>
       </w:hyperlink>
       <w:r>
         <w:rPr>
           <w:lang w:val="zh_TW" w:bidi="zh_TW"/>
         </w:rPr>
-        <w:t>）。彌賽亞同時擔任祭司與君王的角色是不容置疑的（</w:t>
-      </w:r>
-      <w:hyperlink r:id="rId52">
+        <w:t>知道的是，麥基洗德與其他祭司不同。他並不是因為父親是祭司而成為祭司，而是以某種聖經未完全解釋的特殊方式成為祭司。</w:t>
+      </w:r>
+    </w:p>
+    <w:p>
+      <w:pPr>
+        <w:pStyle w:val="Heading3"/>
+      </w:pPr>
+      <w:hyperlink r:id="rId19">
         <w:r>
           <w:rPr>
             <w:lang w:val="zh_TW" w:bidi="zh_TW"/>
@@ -1197,207 +793,14 @@
             <w:color w:val="0000EE"/>
             <w:u w:val="single"/>
           </w:rPr>
-          <w:t>詩110:1–4</w:t>
+          <w:t>詩篇一百一十篇4節</w:t>
         </w:r>
       </w:hyperlink>
       <w:r>
         <w:rPr>
           <w:lang w:val="zh_TW" w:bidi="zh_TW"/>
         </w:rPr>
-        <w:t>）；但受苦的祭司-君王則不那麼顯而易見。一些塔木德的作者顯然認識到彌賽亞必須受苦的可能性。在巴比倫塔木德的</w:t>
-      </w:r>
-      <w:r>
-        <w:rPr>
-          <w:i/>
-          <w:lang w:val="zh_TW" w:bidi="zh_TW"/>
-        </w:rPr>
-        <w:t>論猶太議會</w:t>
-      </w:r>
-      <w:r>
-        <w:rPr>
-          <w:lang w:val="zh_TW" w:bidi="zh_TW"/>
-        </w:rPr>
-        <w:t>98b中，彌賽亞被描述為承擔疾病和痛苦。在贖罪日的禱告中，亞利亞撒·本·卡利（Eleazar ben Qalir，大約生活於公元1000年）曾說：「我們的義人彌賽亞已經離開我們；我們驚恐萬分，無人為我們辯護。我們的罪孽和過犯的重擔壓在祂身上，祂為我們的罪過而受傷。祂背負我們的罪孽，為了我們的罪過尋求赦免。願我們因祂的鞭傷得醫治。」以利亞·德·維達斯（Eliyya de Vidas）拉比也曾寫道：「『他為我們的過犯受害，為我們的罪孽壓傷』的意思是，由於彌賽亞承擔我們的罪孽，這些罪孽使祂受苦，因此，凡不承認彌賽亞為我們的罪孽受苦的人，必須自己承受這些苦難。」儘管如此，很難相信有人會想像彌賽亞會通過自己的死亡來完成祂的救贖工作（參</w:t>
-      </w:r>
-      <w:hyperlink r:id="rId53">
-        <w:r>
-          <w:rPr>
-            <w:lang w:val="zh_TW" w:bidi="zh_TW"/>
-          </w:rPr>
-          <w:rPr>
-            <w:color w:val="0000EE"/>
-            <w:u w:val="single"/>
-          </w:rPr>
-          <w:t>賽53:12</w:t>
-        </w:r>
-      </w:hyperlink>
-      <w:r>
-        <w:rPr>
-          <w:lang w:val="zh_TW" w:bidi="zh_TW"/>
-        </w:rPr>
-        <w:t>）。當拉比們的推測無法令人滿意地調和屈辱和高舉的矛盾事實時，有人就假設神會差派一位受苦的彌賽亞和一位統治的彌賽亞。聖經顯然指出，受膏者可怕的受難經歷不過是進入無限榮耀的必要前奏。祂不僅被描述為偉大的君王（</w:t>
-      </w:r>
-      <w:hyperlink r:id="rId54">
-        <w:r>
-          <w:rPr>
-            <w:lang w:val="zh_TW" w:bidi="zh_TW"/>
-          </w:rPr>
-          <w:rPr>
-            <w:color w:val="0000EE"/>
-            <w:u w:val="single"/>
-          </w:rPr>
-          <w:t>52:13</w:t>
-        </w:r>
-      </w:hyperlink>
-      <w:r>
-        <w:rPr>
-          <w:lang w:val="zh_TW" w:bidi="zh_TW"/>
-        </w:rPr>
-        <w:t>，</w:t>
-      </w:r>
-      <w:hyperlink r:id="rId53">
-        <w:r>
-          <w:rPr>
-            <w:lang w:val="zh_TW" w:bidi="zh_TW"/>
-          </w:rPr>
-          <w:rPr>
-            <w:color w:val="0000EE"/>
-            <w:u w:val="single"/>
-          </w:rPr>
-          <w:t>53:12</w:t>
-        </w:r>
-      </w:hyperlink>
-      <w:r>
-        <w:rPr>
-          <w:lang w:val="zh_TW" w:bidi="zh_TW"/>
-        </w:rPr>
-        <w:t>），而且還是謙卑的（</w:t>
-      </w:r>
-      <w:hyperlink r:id="rId55">
-        <w:r>
-          <w:rPr>
-            <w:lang w:val="zh_TW" w:bidi="zh_TW"/>
-          </w:rPr>
-          <w:rPr>
-            <w:color w:val="0000EE"/>
-            <w:u w:val="single"/>
-          </w:rPr>
-          <w:t>53:2</w:t>
-        </w:r>
-      </w:hyperlink>
-      <w:r>
-        <w:rPr>
-          <w:lang w:val="zh_TW" w:bidi="zh_TW"/>
-        </w:rPr>
-        <w:t>）、受辱的（</w:t>
-      </w:r>
-      <w:hyperlink r:id="rId56">
-        <w:r>
-          <w:rPr>
-            <w:lang w:val="zh_TW" w:bidi="zh_TW"/>
-          </w:rPr>
-          <w:rPr>
-            <w:color w:val="0000EE"/>
-            <w:u w:val="single"/>
-          </w:rPr>
-          <w:t>52:14</w:t>
-        </w:r>
-      </w:hyperlink>
-      <w:r>
-        <w:rPr>
-          <w:lang w:val="zh_TW" w:bidi="zh_TW"/>
-        </w:rPr>
-        <w:t>）、被拒絕的（</w:t>
-      </w:r>
-      <w:hyperlink r:id="rId57">
-        <w:r>
-          <w:rPr>
-            <w:lang w:val="zh_TW" w:bidi="zh_TW"/>
-          </w:rPr>
-          <w:rPr>
-            <w:color w:val="0000EE"/>
-            <w:u w:val="single"/>
-          </w:rPr>
-          <w:t>53:3</w:t>
-        </w:r>
-      </w:hyperlink>
-      <w:r>
-        <w:rPr>
-          <w:lang w:val="zh_TW" w:bidi="zh_TW"/>
-        </w:rPr>
-        <w:t>），並承擔人類悖逆的後果（</w:t>
-      </w:r>
-      <w:hyperlink r:id="rId58">
-        <w:r>
-          <w:rPr>
-            <w:lang w:val="zh_TW" w:bidi="zh_TW"/>
-          </w:rPr>
-          <w:rPr>
-            <w:color w:val="0000EE"/>
-            <w:u w:val="single"/>
-          </w:rPr>
-          <w:t>5–6節</w:t>
-        </w:r>
-      </w:hyperlink>
-      <w:r>
-        <w:rPr>
-          <w:lang w:val="zh_TW" w:bidi="zh_TW"/>
-        </w:rPr>
-        <w:t>）。然而，祂被高舉，為祂的百姓代求，並賜予他們豐厚的祝福（</w:t>
-      </w:r>
-      <w:hyperlink r:id="rId53">
-        <w:r>
-          <w:rPr>
-            <w:lang w:val="zh_TW" w:bidi="zh_TW"/>
-          </w:rPr>
-          <w:rPr>
-            <w:color w:val="0000EE"/>
-            <w:u w:val="single"/>
-          </w:rPr>
-          <w:t>12</w:t>
-        </w:r>
-      </w:hyperlink>
-      <w:r>
-        <w:rPr>
-          <w:lang w:val="zh_TW" w:bidi="zh_TW"/>
-        </w:rPr>
-        <w:t>節）。彌賽亞完成了亞當和以色列無法達成的完全順服，將以色列和列國重新帶回神面前（</w:t>
-      </w:r>
-      <w:hyperlink r:id="rId59">
-        <w:r>
-          <w:rPr>
-            <w:lang w:val="zh_TW" w:bidi="zh_TW"/>
-          </w:rPr>
-          <w:rPr>
-            <w:color w:val="0000EE"/>
-            <w:u w:val="single"/>
-          </w:rPr>
-          <w:t>42:18–19</w:t>
-        </w:r>
-      </w:hyperlink>
-      <w:r>
-        <w:rPr>
-          <w:lang w:val="zh_TW" w:bidi="zh_TW"/>
-        </w:rPr>
-        <w:t>，</w:t>
-      </w:r>
-      <w:hyperlink r:id="rId60">
-        <w:r>
-          <w:rPr>
-            <w:lang w:val="zh_TW" w:bidi="zh_TW"/>
-          </w:rPr>
-          <w:rPr>
-            <w:color w:val="0000EE"/>
-            <w:u w:val="single"/>
-          </w:rPr>
-          <w:t>49:3、6</w:t>
-        </w:r>
-      </w:hyperlink>
-      <w:r>
-        <w:rPr>
-          <w:lang w:val="zh_TW" w:bidi="zh_TW"/>
-        </w:rPr>
-        <w:t>）。</w:t>
+        <w:t>中的麥基洗德</w:t>
       </w:r>
     </w:p>
     <w:p>
@@ -1411,9 +814,9 @@
         <w:rPr>
           <w:lang w:val="zh_TW" w:bidi="zh_TW"/>
         </w:rPr>
-        <w:t>但以理的著作包含重要的彌賽亞信息。 尤其是但以理大膽地提到「受膏君」（</w:t>
-      </w:r>
-      <w:hyperlink r:id="rId61">
+        <w:t>在這篇詩篇中，大衛王寫到一位比他自己更偉大的人，稱這個人為「主」（</w:t>
+      </w:r>
+      <w:hyperlink r:id="rId33">
         <w:r>
           <w:rPr>
             <w:lang w:val="zh_TW" w:bidi="zh_TW"/>
@@ -1422,16 +825,16 @@
             <w:color w:val="0000EE"/>
             <w:u w:val="single"/>
           </w:rPr>
-          <w:t>但9:25</w:t>
+          <w:t>詩11:1</w:t>
         </w:r>
       </w:hyperlink>
       <w:r>
         <w:rPr>
           <w:lang w:val="zh_TW" w:bidi="zh_TW"/>
         </w:rPr>
-        <w:t>），將祂稱為「人子」（</w:t>
-      </w:r>
-      <w:hyperlink r:id="rId62">
+        <w:t>；參</w:t>
+      </w:r>
+      <w:hyperlink r:id="rId34">
         <w:r>
           <w:rPr>
             <w:lang w:val="zh_TW" w:bidi="zh_TW"/>
@@ -1440,86 +843,14 @@
             <w:color w:val="0000EE"/>
             <w:u w:val="single"/>
           </w:rPr>
-          <w:t>7:13</w:t>
+          <w:t>可12:35–37</w:t>
         </w:r>
       </w:hyperlink>
       <w:r>
         <w:rPr>
           <w:lang w:val="zh_TW" w:bidi="zh_TW"/>
         </w:rPr>
-        <w:t>），並說祂將受苦（「被剪除」，</w:t>
-      </w:r>
-      <w:hyperlink r:id="rId63">
-        <w:r>
-          <w:rPr>
-            <w:lang w:val="zh_TW" w:bidi="zh_TW"/>
-          </w:rPr>
-          <w:rPr>
-            <w:color w:val="0000EE"/>
-            <w:u w:val="single"/>
-          </w:rPr>
-          <w:t>9:26</w:t>
-        </w:r>
-      </w:hyperlink>
-      <w:r>
-        <w:rPr>
-          <w:lang w:val="zh_TW" w:bidi="zh_TW"/>
-        </w:rPr>
-        <w:t>）。 這句關於彌賽亞被剪除（即死亡）的話，表明了祂藉此完成贖罪工作的可能性（</w:t>
-      </w:r>
-      <w:hyperlink r:id="rId64">
-        <w:r>
-          <w:rPr>
-            <w:lang w:val="zh_TW" w:bidi="zh_TW"/>
-          </w:rPr>
-          <w:rPr>
-            <w:color w:val="0000EE"/>
-            <w:u w:val="single"/>
-          </w:rPr>
-          <w:t>9:24</w:t>
-        </w:r>
-      </w:hyperlink>
-      <w:r>
-        <w:rPr>
-          <w:lang w:val="zh_TW" w:bidi="zh_TW"/>
-        </w:rPr>
-        <w:t>）。 代贖贖罪的教義是聖經中唯一的贖罪教義（參</w:t>
-      </w:r>
-      <w:hyperlink r:id="rId65">
-        <w:r>
-          <w:rPr>
-            <w:lang w:val="zh_TW" w:bidi="zh_TW"/>
-          </w:rPr>
-          <w:rPr>
-            <w:color w:val="0000EE"/>
-            <w:u w:val="single"/>
-          </w:rPr>
-          <w:t>利17:11</w:t>
-        </w:r>
-      </w:hyperlink>
-      <w:r>
-        <w:rPr>
-          <w:lang w:val="zh_TW" w:bidi="zh_TW"/>
-        </w:rPr>
-        <w:t>）。 以色列明白，承擔罪意味著忍受罪的後果或刑罰（參</w:t>
-      </w:r>
-      <w:hyperlink r:id="rId66">
-        <w:r>
-          <w:rPr>
-            <w:lang w:val="zh_TW" w:bidi="zh_TW"/>
-          </w:rPr>
-          <w:rPr>
-            <w:color w:val="0000EE"/>
-            <w:u w:val="single"/>
-          </w:rPr>
-          <w:t>民14:33</w:t>
-        </w:r>
-      </w:hyperlink>
-      <w:r>
-        <w:rPr>
-          <w:lang w:val="zh_TW" w:bidi="zh_TW"/>
-        </w:rPr>
-        <w:t>）。彌賽亞贖罪祭的工作原理同樣體現了這種刑罰代贖。祂是代替犯罪者承受苦難的受害者。既然刑罰已由祂代替承擔，求告者便完全得著赦免。</w:t>
+        <w:t>）。大衛不是在寫自己或他那個時代的其他王。他是在寫未來那將臨、主所應許的彌賽亞。這位彌賽亞將是神的兒子，也是大衛的後裔。</w:t>
       </w:r>
     </w:p>
     <w:p>
@@ -1529,7 +860,13 @@
           <w:lang w:val="zh_TW" w:bidi="zh_TW"/>
         </w:rPr>
       </w:r>
-      <w:hyperlink r:id="rId67">
+      <w:r>
+        <w:rPr>
+          <w:lang w:val="zh_TW" w:bidi="zh_TW"/>
+        </w:rPr>
+        <w:t>在</w:t>
+      </w:r>
+      <w:hyperlink r:id="rId19">
         <w:r>
           <w:rPr>
             <w:lang w:val="zh_TW" w:bidi="zh_TW"/>
@@ -1538,16 +875,21 @@
             <w:color w:val="0000EE"/>
             <w:u w:val="single"/>
           </w:rPr>
-          <w:t>詩篇二十二篇1節</w:t>
+          <w:t>詩篇一百一十篇4節</w:t>
         </w:r>
       </w:hyperlink>
       <w:r>
         <w:rPr>
           <w:lang w:val="zh_TW" w:bidi="zh_TW"/>
         </w:rPr>
-        <w:t>記載了彌賽亞擔當人類罪的刑罰時那痛苦的呼喊（參</w:t>
-      </w:r>
-      <w:hyperlink r:id="rId68">
+        <w:t>中，大衛對彌賽亞說：「你是照著麥基洗德的等次永遠為祭司。」這個應許的完整意義在希伯來書中有進一步解釋。</w:t>
+      </w:r>
+    </w:p>
+    <w:p>
+      <w:pPr>
+        <w:pStyle w:val="Heading3"/>
+      </w:pPr>
+      <w:hyperlink r:id="rId35">
         <w:r>
           <w:rPr>
             <w:lang w:val="zh_TW" w:bidi="zh_TW"/>
@@ -1556,16 +898,16 @@
             <w:color w:val="0000EE"/>
             <w:u w:val="single"/>
           </w:rPr>
-          <w:t>太27:46</w:t>
+          <w:t>希伯來書五章6至11節</w:t>
         </w:r>
       </w:hyperlink>
       <w:r>
         <w:rPr>
           <w:lang w:val="zh_TW" w:bidi="zh_TW"/>
         </w:rPr>
-        <w:t>），因為祂為祂的子民成為罪（</w:t>
-      </w:r>
-      <w:hyperlink r:id="rId69">
+        <w:t>，</w:t>
+      </w:r>
+      <w:hyperlink r:id="rId36">
         <w:r>
           <w:rPr>
             <w:lang w:val="zh_TW" w:bidi="zh_TW"/>
@@ -1574,98 +916,14 @@
             <w:color w:val="0000EE"/>
             <w:u w:val="single"/>
           </w:rPr>
-          <w:t>林後5:21</w:t>
+          <w:t>六章20至七章28節</w:t>
         </w:r>
       </w:hyperlink>
       <w:r>
         <w:rPr>
           <w:lang w:val="zh_TW" w:bidi="zh_TW"/>
         </w:rPr>
-        <w:t>）。然而，祂的呼喊「我的神」表明了一種無法徹底切斷的親密關係。再次出現了彌賽亞在大大被高舉之前受屈辱的主題（</w:t>
-      </w:r>
-      <w:hyperlink r:id="rId70">
-        <w:r>
-          <w:rPr>
-            <w:lang w:val="zh_TW" w:bidi="zh_TW"/>
-          </w:rPr>
-          <w:rPr>
-            <w:color w:val="0000EE"/>
-            <w:u w:val="single"/>
-          </w:rPr>
-          <w:t>詩22:27</w:t>
-        </w:r>
-      </w:hyperlink>
-      <w:r>
-        <w:rPr>
-          <w:lang w:val="zh_TW" w:bidi="zh_TW"/>
-        </w:rPr>
-        <w:t>）。在所謂的「</w:t>
-      </w:r>
-      <w:r>
-        <w:rPr>
-          <w:lang w:val="zh_TW" w:bidi="zh_TW"/>
-        </w:rPr>
-        <w:t>君王詩篇（</w:t>
-      </w:r>
-      <w:r>
-        <w:rPr>
-          <w:lang w:val="zh_TW" w:bidi="zh_TW"/>
-        </w:rPr>
-        <w:t>royal psalms）」（例如，</w:t>
-      </w:r>
-      <w:hyperlink r:id="rId71">
-        <w:r>
-          <w:rPr>
-            <w:lang w:val="zh_TW" w:bidi="zh_TW"/>
-          </w:rPr>
-          <w:rPr>
-            <w:color w:val="0000EE"/>
-            <w:u w:val="single"/>
-          </w:rPr>
-          <w:t>2</w:t>
-        </w:r>
-      </w:hyperlink>
-      <w:r>
-        <w:rPr>
-          <w:lang w:val="zh_TW" w:bidi="zh_TW"/>
-        </w:rPr>
-        <w:t>，</w:t>
-      </w:r>
-      <w:hyperlink r:id="rId72">
-        <w:r>
-          <w:rPr>
-            <w:lang w:val="zh_TW" w:bidi="zh_TW"/>
-          </w:rPr>
-          <w:rPr>
-            <w:color w:val="0000EE"/>
-            <w:u w:val="single"/>
-          </w:rPr>
-          <w:t>72</w:t>
-        </w:r>
-      </w:hyperlink>
-      <w:r>
-        <w:rPr>
-          <w:lang w:val="zh_TW" w:bidi="zh_TW"/>
-        </w:rPr>
-        <w:t>，</w:t>
-      </w:r>
-      <w:hyperlink r:id="rId73">
-        <w:r>
-          <w:rPr>
-            <w:lang w:val="zh_TW" w:bidi="zh_TW"/>
-          </w:rPr>
-          <w:rPr>
-            <w:color w:val="0000EE"/>
-            <w:u w:val="single"/>
-          </w:rPr>
-          <w:t>110</w:t>
-        </w:r>
-      </w:hyperlink>
-      <w:r>
-        <w:rPr>
-          <w:lang w:val="zh_TW" w:bidi="zh_TW"/>
-        </w:rPr>
-        <w:t>篇）中，這位彌賽亞不僅是代求的祭司，也被任命為君王和審判者。</w:t>
+        <w:t>中的麥基洗德</w:t>
       </w:r>
     </w:p>
     <w:p>
@@ -1679,1999 +937,7 @@
         <w:rPr>
           <w:lang w:val="zh_TW" w:bidi="zh_TW"/>
         </w:rPr>
-        <w:t>耶利米更進一步描繪這幅畫像。那位使人能進入救恩之約的，賜給人神所算為義的公義：彌賽亞是神公義的苗裔，成為「耶和華我們的義」。矛盾的是，根據律法，任何沒有犯罪的人都不能被釘十字架（</w:t>
-      </w:r>
-      <w:hyperlink r:id="rId74">
-        <w:r>
-          <w:rPr>
-            <w:lang w:val="zh_TW" w:bidi="zh_TW"/>
-          </w:rPr>
-          <w:rPr>
-            <w:color w:val="0000EE"/>
-            <w:u w:val="single"/>
-          </w:rPr>
-          <w:t>申21:22</w:t>
-        </w:r>
-      </w:hyperlink>
-      <w:r>
-        <w:rPr>
-          <w:lang w:val="zh_TW" w:bidi="zh_TW"/>
-        </w:rPr>
-        <w:t>）。但被釘十字架的是公義的基督，從而永遠顛覆了任何法律主義的自信（</w:t>
-      </w:r>
-      <w:hyperlink r:id="rId75">
-        <w:r>
-          <w:rPr>
-            <w:lang w:val="zh_TW" w:bidi="zh_TW"/>
-          </w:rPr>
-          <w:rPr>
-            <w:color w:val="0000EE"/>
-            <w:u w:val="single"/>
-          </w:rPr>
-          <w:t>申21:23</w:t>
-        </w:r>
-      </w:hyperlink>
-      <w:r>
-        <w:rPr>
-          <w:lang w:val="zh_TW" w:bidi="zh_TW"/>
-        </w:rPr>
-        <w:t>；</w:t>
-      </w:r>
-      <w:hyperlink r:id="rId76">
-        <w:r>
-          <w:rPr>
-            <w:lang w:val="zh_TW" w:bidi="zh_TW"/>
-          </w:rPr>
-          <w:rPr>
-            <w:color w:val="0000EE"/>
-            <w:u w:val="single"/>
-          </w:rPr>
-          <w:t>加3:13</w:t>
-        </w:r>
-      </w:hyperlink>
-      <w:r>
-        <w:rPr>
-          <w:lang w:val="zh_TW" w:bidi="zh_TW"/>
-        </w:rPr>
-        <w:t>）。信徒不僅得蒙赦免，且因祂被稱為義（</w:t>
-      </w:r>
-      <w:hyperlink r:id="rId77">
-        <w:r>
-          <w:rPr>
-            <w:lang w:val="zh_TW" w:bidi="zh_TW"/>
-          </w:rPr>
-          <w:rPr>
-            <w:color w:val="0000EE"/>
-            <w:u w:val="single"/>
-          </w:rPr>
-          <w:t>耶23:5–6</w:t>
-        </w:r>
-      </w:hyperlink>
-      <w:r>
-        <w:rPr>
-          <w:lang w:val="zh_TW" w:bidi="zh_TW"/>
-        </w:rPr>
-        <w:t>）。</w:t>
-      </w:r>
-    </w:p>
-    <w:p>
-      <w:pPr/>
-      <w:r>
-        <w:rPr>
-          <w:lang w:val="zh_TW" w:bidi="zh_TW"/>
-        </w:rPr>
-      </w:r>
-      <w:r>
-        <w:rPr>
-          <w:lang w:val="zh_TW" w:bidi="zh_TW"/>
-        </w:rPr>
-        <w:t>儘管彌賽亞的誕生地已被明確預言（</w:t>
-      </w:r>
-      <w:hyperlink r:id="rId78">
-        <w:r>
-          <w:rPr>
-            <w:lang w:val="zh_TW" w:bidi="zh_TW"/>
-          </w:rPr>
-          <w:rPr>
-            <w:color w:val="0000EE"/>
-            <w:u w:val="single"/>
-          </w:rPr>
-          <w:t>彌5:2</w:t>
-        </w:r>
-      </w:hyperlink>
-      <w:r>
-        <w:rPr>
-          <w:lang w:val="zh_TW" w:bidi="zh_TW"/>
-        </w:rPr>
-        <w:t>），但祂的神性卻一直是激烈爭議的話題。儘管古以色列少有人質疑彌賽亞擁有超自然能力，但很少有人會想像祂會在最完全的意義上成為「與我們同在的神」（參</w:t>
-      </w:r>
-      <w:hyperlink r:id="rId79">
-        <w:r>
-          <w:rPr>
-            <w:lang w:val="zh_TW" w:bidi="zh_TW"/>
-          </w:rPr>
-          <w:rPr>
-            <w:color w:val="0000EE"/>
-            <w:u w:val="single"/>
-          </w:rPr>
-          <w:t>來1:3</w:t>
-        </w:r>
-      </w:hyperlink>
-      <w:r>
-        <w:rPr>
-          <w:lang w:val="zh_TW" w:bidi="zh_TW"/>
-        </w:rPr>
-        <w:t>）。</w:t>
-      </w:r>
-    </w:p>
-    <w:p>
-      <w:pPr>
-        <w:pStyle w:val="Heading3"/>
-      </w:pPr>
-      <w:r>
-        <w:rPr>
-          <w:lang w:val="zh_TW" w:bidi="zh_TW"/>
-        </w:rPr>
-        <w:t>新約中的彌賽亞</w:t>
-      </w:r>
-    </w:p>
-    <w:p>
-      <w:pPr/>
-      <w:r>
-        <w:rPr>
-          <w:lang w:val="zh_TW" w:bidi="zh_TW"/>
-        </w:rPr>
-      </w:r>
-      <w:r>
-        <w:rPr>
-          <w:lang w:val="zh_TW" w:bidi="zh_TW"/>
-        </w:rPr>
-        <w:t>新約作者描繪出一幅圖畫，即那位出自超自然根源的孩子（</w:t>
-      </w:r>
-      <w:hyperlink r:id="rId80">
-        <w:r>
-          <w:rPr>
-            <w:lang w:val="zh_TW" w:bidi="zh_TW"/>
-          </w:rPr>
-          <w:rPr>
-            <w:color w:val="0000EE"/>
-            <w:u w:val="single"/>
-          </w:rPr>
-          <w:t>賽7:14</w:t>
-        </w:r>
-      </w:hyperlink>
-      <w:r>
-        <w:rPr>
-          <w:lang w:val="zh_TW" w:bidi="zh_TW"/>
-        </w:rPr>
-        <w:t>；</w:t>
-      </w:r>
-      <w:hyperlink r:id="rId78">
-        <w:r>
-          <w:rPr>
-            <w:lang w:val="zh_TW" w:bidi="zh_TW"/>
-          </w:rPr>
-          <w:rPr>
-            <w:color w:val="0000EE"/>
-            <w:u w:val="single"/>
-          </w:rPr>
-          <w:t>彌5:2</w:t>
-        </w:r>
-      </w:hyperlink>
-      <w:r>
-        <w:rPr>
-          <w:lang w:val="zh_TW" w:bidi="zh_TW"/>
-        </w:rPr>
-        <w:t>）承載著完全的神性（</w:t>
-      </w:r>
-      <w:hyperlink r:id="rId81">
-        <w:r>
-          <w:rPr>
-            <w:lang w:val="zh_TW" w:bidi="zh_TW"/>
-          </w:rPr>
-          <w:rPr>
-            <w:color w:val="0000EE"/>
-            <w:u w:val="single"/>
-          </w:rPr>
-          <w:t>賽9:6</w:t>
-        </w:r>
-      </w:hyperlink>
-      <w:r>
-        <w:rPr>
-          <w:lang w:val="zh_TW" w:bidi="zh_TW"/>
-        </w:rPr>
-        <w:t>；</w:t>
-      </w:r>
-      <w:hyperlink r:id="rId82">
-        <w:r>
-          <w:rPr>
-            <w:lang w:val="zh_TW" w:bidi="zh_TW"/>
-          </w:rPr>
-          <w:rPr>
-            <w:color w:val="0000EE"/>
-            <w:u w:val="single"/>
-          </w:rPr>
-          <w:t>腓2:6</w:t>
-        </w:r>
-      </w:hyperlink>
-      <w:r>
-        <w:rPr>
-          <w:lang w:val="zh_TW" w:bidi="zh_TW"/>
-        </w:rPr>
-        <w:t>；</w:t>
-      </w:r>
-      <w:hyperlink r:id="rId83">
-        <w:r>
-          <w:rPr>
-            <w:lang w:val="zh_TW" w:bidi="zh_TW"/>
-          </w:rPr>
-          <w:rPr>
-            <w:color w:val="0000EE"/>
-            <w:u w:val="single"/>
-          </w:rPr>
-          <w:t>西1:19</w:t>
-        </w:r>
-      </w:hyperlink>
-      <w:r>
-        <w:rPr>
-          <w:lang w:val="zh_TW" w:bidi="zh_TW"/>
-        </w:rPr>
-        <w:t>）。祂是神的兒子，配受萬民的敬拜（</w:t>
-      </w:r>
-      <w:hyperlink r:id="rId84">
-        <w:r>
-          <w:rPr>
-            <w:lang w:val="zh_TW" w:bidi="zh_TW"/>
-          </w:rPr>
-          <w:rPr>
-            <w:color w:val="0000EE"/>
-            <w:u w:val="single"/>
-          </w:rPr>
-          <w:t>詩45:6–7</w:t>
-        </w:r>
-      </w:hyperlink>
-      <w:r>
-        <w:rPr>
-          <w:lang w:val="zh_TW" w:bidi="zh_TW"/>
-        </w:rPr>
-        <w:t>；參</w:t>
-      </w:r>
-      <w:hyperlink r:id="rId85">
-        <w:r>
-          <w:rPr>
-            <w:lang w:val="zh_TW" w:bidi="zh_TW"/>
-          </w:rPr>
-          <w:rPr>
-            <w:color w:val="0000EE"/>
-            <w:u w:val="single"/>
-          </w:rPr>
-          <w:t>來1:8–9</w:t>
-        </w:r>
-      </w:hyperlink>
-      <w:r>
-        <w:rPr>
-          <w:lang w:val="zh_TW" w:bidi="zh_TW"/>
-        </w:rPr>
-        <w:t>）。</w:t>
-      </w:r>
-    </w:p>
-    <w:p>
-      <w:pPr/>
-      <w:r>
-        <w:rPr>
-          <w:lang w:val="zh_TW" w:bidi="zh_TW"/>
-        </w:rPr>
-      </w:r>
-      <w:r>
-        <w:rPr>
-          <w:lang w:val="zh_TW" w:bidi="zh_TW"/>
-        </w:rPr>
-        <w:t>公元一世紀巴勒斯坦的猶太人知道，彌賽亞的應許將藉著像摩西的那一位的來臨而得以成就（</w:t>
-      </w:r>
-      <w:hyperlink r:id="rId86">
-        <w:r>
-          <w:rPr>
-            <w:lang w:val="zh_TW" w:bidi="zh_TW"/>
-          </w:rPr>
-          <w:rPr>
-            <w:color w:val="0000EE"/>
-            <w:u w:val="single"/>
-          </w:rPr>
-          <w:t>申18:18</w:t>
-        </w:r>
-      </w:hyperlink>
-      <w:r>
-        <w:rPr>
-          <w:lang w:val="zh_TW" w:bidi="zh_TW"/>
-        </w:rPr>
-        <w:t>）。耶穌與摩西之間有許多相似之處。作為中保、創新者，以及為百姓開創新靈命階段的引領者，他們是無人能及的。具體而言，兩人都在嬰孩時期奇蹟般地被拯救（</w:t>
-      </w:r>
-      <w:hyperlink r:id="rId87">
-        <w:r>
-          <w:rPr>
-            <w:lang w:val="zh_TW" w:bidi="zh_TW"/>
-          </w:rPr>
-          <w:rPr>
-            <w:color w:val="0000EE"/>
-            <w:u w:val="single"/>
-          </w:rPr>
-          <w:t>出2章</w:t>
-        </w:r>
-      </w:hyperlink>
-      <w:r>
-        <w:rPr>
-          <w:lang w:val="zh_TW" w:bidi="zh_TW"/>
-        </w:rPr>
-        <w:t>；</w:t>
-      </w:r>
-      <w:hyperlink r:id="rId88">
-        <w:r>
-          <w:rPr>
-            <w:lang w:val="zh_TW" w:bidi="zh_TW"/>
-          </w:rPr>
-          <w:rPr>
-            <w:color w:val="0000EE"/>
-            <w:u w:val="single"/>
-          </w:rPr>
-          <w:t>太2:13–23</w:t>
-        </w:r>
-      </w:hyperlink>
-      <w:r>
-        <w:rPr>
-          <w:lang w:val="zh_TW" w:bidi="zh_TW"/>
-        </w:rPr>
-        <w:t>）；兩者都為了服事神的百姓而放棄皇室的榮華（</w:t>
-      </w:r>
-      <w:hyperlink r:id="rId89">
-        <w:r>
-          <w:rPr>
-            <w:lang w:val="zh_TW" w:bidi="zh_TW"/>
-          </w:rPr>
-          <w:rPr>
-            <w:color w:val="0000EE"/>
-            <w:u w:val="single"/>
-          </w:rPr>
-          <w:t>腓2:5–8</w:t>
-        </w:r>
-      </w:hyperlink>
-      <w:r>
-        <w:rPr>
-          <w:lang w:val="zh_TW" w:bidi="zh_TW"/>
-        </w:rPr>
-        <w:t>；</w:t>
-      </w:r>
-      <w:hyperlink r:id="rId90">
-        <w:r>
-          <w:rPr>
-            <w:lang w:val="zh_TW" w:bidi="zh_TW"/>
-          </w:rPr>
-          <w:rPr>
-            <w:color w:val="0000EE"/>
-            <w:u w:val="single"/>
-          </w:rPr>
-          <w:t>來11:24–28</w:t>
-        </w:r>
-      </w:hyperlink>
-      <w:r>
-        <w:rPr>
-          <w:lang w:val="zh_TW" w:bidi="zh_TW"/>
-        </w:rPr>
-        <w:t>）；兩者都對他人懷有強烈的憐憫（</w:t>
-      </w:r>
-      <w:hyperlink r:id="rId91">
-        <w:r>
-          <w:rPr>
-            <w:lang w:val="zh_TW" w:bidi="zh_TW"/>
-          </w:rPr>
-          <w:rPr>
-            <w:color w:val="0000EE"/>
-            <w:u w:val="single"/>
-          </w:rPr>
-          <w:t>民27:17</w:t>
-        </w:r>
-      </w:hyperlink>
-      <w:r>
-        <w:rPr>
-          <w:lang w:val="zh_TW" w:bidi="zh_TW"/>
-        </w:rPr>
-        <w:t>；</w:t>
-      </w:r>
-      <w:hyperlink r:id="rId92">
-        <w:r>
-          <w:rPr>
-            <w:lang w:val="zh_TW" w:bidi="zh_TW"/>
-          </w:rPr>
-          <w:rPr>
-            <w:color w:val="0000EE"/>
-            <w:u w:val="single"/>
-          </w:rPr>
-          <w:t>太9:36</w:t>
-        </w:r>
-      </w:hyperlink>
-      <w:r>
-        <w:rPr>
-          <w:lang w:val="zh_TW" w:bidi="zh_TW"/>
-        </w:rPr>
-        <w:t>）；兩者都與神「面對面」交談（</w:t>
-      </w:r>
-      <w:hyperlink r:id="rId93">
-        <w:r>
-          <w:rPr>
-            <w:lang w:val="zh_TW" w:bidi="zh_TW"/>
-          </w:rPr>
-          <w:rPr>
-            <w:color w:val="0000EE"/>
-            <w:u w:val="single"/>
-          </w:rPr>
-          <w:t>出34:29–30</w:t>
-        </w:r>
-      </w:hyperlink>
-      <w:r>
-        <w:rPr>
-          <w:lang w:val="zh_TW" w:bidi="zh_TW"/>
-        </w:rPr>
-        <w:t>；</w:t>
-      </w:r>
-      <w:hyperlink r:id="rId94">
-        <w:r>
-          <w:rPr>
-            <w:lang w:val="zh_TW" w:bidi="zh_TW"/>
-          </w:rPr>
-          <w:rPr>
-            <w:color w:val="0000EE"/>
-            <w:u w:val="single"/>
-          </w:rPr>
-          <w:t>林後3:7</w:t>
-        </w:r>
-      </w:hyperlink>
-      <w:r>
-        <w:rPr>
-          <w:lang w:val="zh_TW" w:bidi="zh_TW"/>
-        </w:rPr>
-        <w:t>）；並且都作為救贖之約的中保（</w:t>
-      </w:r>
-      <w:hyperlink r:id="rId95">
-        <w:r>
-          <w:rPr>
-            <w:lang w:val="zh_TW" w:bidi="zh_TW"/>
-          </w:rPr>
-          <w:rPr>
-            <w:color w:val="0000EE"/>
-            <w:u w:val="single"/>
-          </w:rPr>
-          <w:t>申29:1</w:t>
-        </w:r>
-      </w:hyperlink>
-      <w:r>
-        <w:rPr>
-          <w:lang w:val="zh_TW" w:bidi="zh_TW"/>
-        </w:rPr>
-        <w:t>；</w:t>
-      </w:r>
-      <w:hyperlink r:id="rId96">
-        <w:r>
-          <w:rPr>
-            <w:lang w:val="zh_TW" w:bidi="zh_TW"/>
-          </w:rPr>
-          <w:rPr>
-            <w:color w:val="0000EE"/>
-            <w:u w:val="single"/>
-          </w:rPr>
-          <w:t>來8:6–7</w:t>
-        </w:r>
-      </w:hyperlink>
-      <w:r>
-        <w:rPr>
-          <w:lang w:val="zh_TW" w:bidi="zh_TW"/>
-        </w:rPr>
-        <w:t>）。然而，正如路德所言：「基督並不是摩西。」歸根究柢，摩西只是家庭中的僕人，而彌賽亞卻是萬物的創造者和主人（</w:t>
-      </w:r>
-      <w:hyperlink r:id="rId97">
-        <w:r>
-          <w:rPr>
-            <w:lang w:val="zh_TW" w:bidi="zh_TW"/>
-          </w:rPr>
-          <w:rPr>
-            <w:color w:val="0000EE"/>
-            <w:u w:val="single"/>
-          </w:rPr>
-          <w:t>來3:3–6</w:t>
-        </w:r>
-      </w:hyperlink>
-      <w:r>
-        <w:rPr>
-          <w:lang w:val="zh_TW" w:bidi="zh_TW"/>
-        </w:rPr>
-        <w:t>；參</w:t>
-      </w:r>
-      <w:hyperlink r:id="rId98">
-        <w:r>
-          <w:rPr>
-            <w:lang w:val="zh_TW" w:bidi="zh_TW"/>
-          </w:rPr>
-          <w:rPr>
-            <w:color w:val="0000EE"/>
-            <w:u w:val="single"/>
-          </w:rPr>
-          <w:t>約1:1–2、18</w:t>
-        </w:r>
-      </w:hyperlink>
-      <w:r>
-        <w:rPr>
-          <w:lang w:val="zh_TW" w:bidi="zh_TW"/>
-        </w:rPr>
-        <w:t>）。</w:t>
-      </w:r>
-    </w:p>
-    <w:p>
-      <w:pPr/>
-      <w:r>
-        <w:rPr>
-          <w:lang w:val="zh_TW" w:bidi="zh_TW"/>
-        </w:rPr>
-      </w:r>
-      <w:r>
-        <w:rPr>
-          <w:lang w:val="zh_TW" w:bidi="zh_TW"/>
-        </w:rPr>
-        <w:t>聖經中的家譜極為重要。拉比們根據</w:t>
-      </w:r>
-      <w:hyperlink r:id="rId24">
-        <w:r>
-          <w:rPr>
-            <w:lang w:val="zh_TW" w:bidi="zh_TW"/>
-          </w:rPr>
-          <w:rPr>
-            <w:color w:val="0000EE"/>
-            <w:u w:val="single"/>
-          </w:rPr>
-          <w:t>何西阿書三章5節</w:t>
-        </w:r>
-      </w:hyperlink>
-      <w:r>
-        <w:rPr>
-          <w:lang w:val="zh_TW" w:bidi="zh_TW"/>
-        </w:rPr>
-        <w:t>和</w:t>
-      </w:r>
-      <w:hyperlink r:id="rId99">
-        <w:r>
-          <w:rPr>
-            <w:lang w:val="zh_TW" w:bidi="zh_TW"/>
-          </w:rPr>
-          <w:rPr>
-            <w:color w:val="0000EE"/>
-            <w:u w:val="single"/>
-          </w:rPr>
-          <w:t>耶利米書三十章9節</w:t>
-        </w:r>
-      </w:hyperlink>
-      <w:r>
-        <w:rPr>
-          <w:lang w:val="zh_TW" w:bidi="zh_TW"/>
-        </w:rPr>
-        <w:t>，同意彌賽亞必須有大衛的血統。天使的宣告立即確立了耶穌的正確血統（</w:t>
-      </w:r>
-      <w:hyperlink r:id="rId100">
-        <w:r>
-          <w:rPr>
-            <w:lang w:val="zh_TW" w:bidi="zh_TW"/>
-          </w:rPr>
-          <w:rPr>
-            <w:color w:val="0000EE"/>
-            <w:u w:val="single"/>
-          </w:rPr>
-          <w:t>路1:32–33</w:t>
-        </w:r>
-      </w:hyperlink>
-      <w:r>
-        <w:rPr>
-          <w:lang w:val="zh_TW" w:bidi="zh_TW"/>
-        </w:rPr>
-        <w:t>；參</w:t>
-      </w:r>
-      <w:hyperlink r:id="rId101">
-        <w:r>
-          <w:rPr>
-            <w:lang w:val="zh_TW" w:bidi="zh_TW"/>
-          </w:rPr>
-          <w:rPr>
-            <w:color w:val="0000EE"/>
-            <w:u w:val="single"/>
-          </w:rPr>
-          <w:t>2:4</w:t>
-        </w:r>
-      </w:hyperlink>
-      <w:r>
-        <w:rPr>
-          <w:lang w:val="zh_TW" w:bidi="zh_TW"/>
-        </w:rPr>
-        <w:t>），馬太福音的記載也是如此（</w:t>
-      </w:r>
-      <w:hyperlink r:id="rId102">
-        <w:r>
-          <w:rPr>
-            <w:lang w:val="zh_TW" w:bidi="zh_TW"/>
-          </w:rPr>
-          <w:rPr>
-            <w:color w:val="0000EE"/>
-            <w:u w:val="single"/>
-          </w:rPr>
-          <w:t>太1:1–17</w:t>
-        </w:r>
-      </w:hyperlink>
-      <w:r>
-        <w:rPr>
-          <w:lang w:val="zh_TW" w:bidi="zh_TW"/>
-        </w:rPr>
-        <w:t>）。路加福音的家譜列表，如同馬太福音的記錄一樣，明確地證明了耶穌作為彌賽亞的王族血統（</w:t>
-      </w:r>
-      <w:hyperlink r:id="rId103">
-        <w:r>
-          <w:rPr>
-            <w:lang w:val="zh_TW" w:bidi="zh_TW"/>
-          </w:rPr>
-          <w:rPr>
-            <w:color w:val="0000EE"/>
-            <w:u w:val="single"/>
-          </w:rPr>
-          <w:t>路3:23–38</w:t>
-        </w:r>
-      </w:hyperlink>
-      <w:r>
-        <w:rPr>
-          <w:lang w:val="zh_TW" w:bidi="zh_TW"/>
-        </w:rPr>
-        <w:t>）。儘管兩個家譜之間存在差異，但它們都強調了這個獨特的彌賽亞族系的血統。耶穌深知聖經的彌賽亞焦點（</w:t>
-      </w:r>
-      <w:hyperlink r:id="rId104">
-        <w:r>
-          <w:rPr>
-            <w:lang w:val="zh_TW" w:bidi="zh_TW"/>
-          </w:rPr>
-          <w:rPr>
-            <w:color w:val="0000EE"/>
-            <w:u w:val="single"/>
-          </w:rPr>
-          <w:t>約5:46</w:t>
-        </w:r>
-      </w:hyperlink>
-      <w:r>
-        <w:rPr>
-          <w:lang w:val="zh_TW" w:bidi="zh_TW"/>
-        </w:rPr>
-        <w:t>；</w:t>
-      </w:r>
-      <w:hyperlink r:id="rId105">
-        <w:r>
-          <w:rPr>
-            <w:lang w:val="zh_TW" w:bidi="zh_TW"/>
-          </w:rPr>
-          <w:rPr>
-            <w:color w:val="0000EE"/>
-            <w:u w:val="single"/>
-          </w:rPr>
-          <w:t>8:56</w:t>
-        </w:r>
-      </w:hyperlink>
-      <w:r>
-        <w:rPr>
-          <w:lang w:val="zh_TW" w:bidi="zh_TW"/>
-        </w:rPr>
-        <w:t>），並在多次場合中承認自己是基督。祂接受了瞎子巴底買的稱呼（</w:t>
-      </w:r>
-      <w:hyperlink r:id="rId106">
-        <w:r>
-          <w:rPr>
-            <w:lang w:val="zh_TW" w:bidi="zh_TW"/>
-          </w:rPr>
-          <w:rPr>
-            <w:color w:val="0000EE"/>
-            <w:u w:val="single"/>
-          </w:rPr>
-          <w:t>可10:46–48</w:t>
-        </w:r>
-      </w:hyperlink>
-      <w:r>
-        <w:rPr>
-          <w:lang w:val="zh_TW" w:bidi="zh_TW"/>
-        </w:rPr>
-        <w:t>）；也接受了祂進入耶路撒冷時群眾的歡呼（</w:t>
-      </w:r>
-      <w:hyperlink r:id="rId107">
-        <w:r>
-          <w:rPr>
-            <w:lang w:val="zh_TW" w:bidi="zh_TW"/>
-          </w:rPr>
-          <w:rPr>
-            <w:color w:val="0000EE"/>
-            <w:u w:val="single"/>
-          </w:rPr>
-          <w:t>太21:9</w:t>
-        </w:r>
-      </w:hyperlink>
-      <w:r>
-        <w:rPr>
-          <w:lang w:val="zh_TW" w:bidi="zh_TW"/>
-        </w:rPr>
-        <w:t>）；並在聖殿裡接受了小孩子的讚美（</w:t>
-      </w:r>
-      <w:hyperlink r:id="rId108">
-        <w:r>
-          <w:rPr>
-            <w:lang w:val="zh_TW" w:bidi="zh_TW"/>
-          </w:rPr>
-          <w:rPr>
-            <w:color w:val="0000EE"/>
-            <w:u w:val="single"/>
-          </w:rPr>
-          <w:t>15</w:t>
-        </w:r>
-      </w:hyperlink>
-      <w:r>
-        <w:rPr>
-          <w:lang w:val="zh_TW" w:bidi="zh_TW"/>
-        </w:rPr>
-        <w:t>節）；以及其它場合中的稱呼（</w:t>
-      </w:r>
-      <w:hyperlink r:id="rId109">
-        <w:r>
-          <w:rPr>
-            <w:lang w:val="zh_TW" w:bidi="zh_TW"/>
-          </w:rPr>
-          <w:rPr>
-            <w:color w:val="0000EE"/>
-            <w:u w:val="single"/>
-          </w:rPr>
-          <w:t>太16:16–18</w:t>
-        </w:r>
-      </w:hyperlink>
-      <w:r>
-        <w:rPr>
-          <w:lang w:val="zh_TW" w:bidi="zh_TW"/>
-        </w:rPr>
-        <w:t>；</w:t>
-      </w:r>
-      <w:hyperlink r:id="rId110">
-        <w:r>
-          <w:rPr>
-            <w:lang w:val="zh_TW" w:bidi="zh_TW"/>
-          </w:rPr>
-          <w:rPr>
-            <w:color w:val="0000EE"/>
-            <w:u w:val="single"/>
-          </w:rPr>
-          <w:t>可14:61–62</w:t>
-        </w:r>
-      </w:hyperlink>
-      <w:r>
-        <w:rPr>
-          <w:lang w:val="zh_TW" w:bidi="zh_TW"/>
-        </w:rPr>
-        <w:t>；</w:t>
-      </w:r>
-      <w:hyperlink r:id="rId111">
-        <w:r>
-          <w:rPr>
-            <w:lang w:val="zh_TW" w:bidi="zh_TW"/>
-          </w:rPr>
-          <w:rPr>
-            <w:color w:val="0000EE"/>
-            <w:u w:val="single"/>
-          </w:rPr>
-          <w:t>路4:21</w:t>
-        </w:r>
-      </w:hyperlink>
-      <w:r>
-        <w:rPr>
-          <w:lang w:val="zh_TW" w:bidi="zh_TW"/>
-        </w:rPr>
-        <w:t>；</w:t>
-      </w:r>
-      <w:hyperlink r:id="rId112">
-        <w:r>
-          <w:rPr>
-            <w:lang w:val="zh_TW" w:bidi="zh_TW"/>
-          </w:rPr>
-          <w:rPr>
-            <w:color w:val="0000EE"/>
-            <w:u w:val="single"/>
-          </w:rPr>
-          <w:t>約4:25–26</w:t>
-        </w:r>
-      </w:hyperlink>
-      <w:r>
-        <w:rPr>
-          <w:lang w:val="zh_TW" w:bidi="zh_TW"/>
-        </w:rPr>
-        <w:t>）。儘管如此，祂警告門徒在祂復活前不要宣揚祂是彌賽亞（</w:t>
-      </w:r>
-      <w:hyperlink r:id="rId113">
-        <w:r>
-          <w:rPr>
-            <w:lang w:val="zh_TW" w:bidi="zh_TW"/>
-          </w:rPr>
-          <w:rPr>
-            <w:color w:val="0000EE"/>
-            <w:u w:val="single"/>
-          </w:rPr>
-          <w:t>太17:9</w:t>
-        </w:r>
-      </w:hyperlink>
-      <w:r>
-        <w:rPr>
-          <w:lang w:val="zh_TW" w:bidi="zh_TW"/>
-        </w:rPr>
-        <w:t>；參</w:t>
-      </w:r>
-      <w:hyperlink r:id="rId114">
-        <w:r>
-          <w:rPr>
-            <w:lang w:val="zh_TW" w:bidi="zh_TW"/>
-          </w:rPr>
-          <w:rPr>
-            <w:color w:val="0000EE"/>
-            <w:u w:val="single"/>
-          </w:rPr>
-          <w:t>路9:20–21</w:t>
-        </w:r>
-      </w:hyperlink>
-      <w:r>
-        <w:rPr>
-          <w:lang w:val="zh_TW" w:bidi="zh_TW"/>
-        </w:rPr>
-        <w:t>）。由於人們普遍（但錯誤地）認為彌賽亞主要是政治上的解救者，耶穌實際上避免使用這個稱謂，而更願意稱自己為「人子」。兩者指的是同一個人這一點，並不是人人都能理解的（參</w:t>
-      </w:r>
-      <w:hyperlink r:id="rId110">
-        <w:r>
-          <w:rPr>
-            <w:lang w:val="zh_TW" w:bidi="zh_TW"/>
-          </w:rPr>
-          <w:rPr>
-            <w:color w:val="0000EE"/>
-            <w:u w:val="single"/>
-          </w:rPr>
-          <w:t>可14:61–62</w:t>
-        </w:r>
-      </w:hyperlink>
-      <w:r>
-        <w:rPr>
-          <w:lang w:val="zh_TW" w:bidi="zh_TW"/>
-        </w:rPr>
-        <w:t>）。耶穌主要借用了但以理對天上征服者的異象（</w:t>
-      </w:r>
-      <w:hyperlink r:id="rId115">
-        <w:r>
-          <w:rPr>
-            <w:lang w:val="zh_TW" w:bidi="zh_TW"/>
-          </w:rPr>
-          <w:rPr>
-            <w:color w:val="0000EE"/>
-            <w:u w:val="single"/>
-          </w:rPr>
-          <w:t>但7:13–14</w:t>
-        </w:r>
-      </w:hyperlink>
-      <w:r>
-        <w:rPr>
-          <w:lang w:val="zh_TW" w:bidi="zh_TW"/>
-        </w:rPr>
-        <w:t>），祂不斷使用這個不太為人所知的稱號，並賦予其彌賽亞救恩的真正性質和範疇。耶穌的教導使門徒得以糾正他們對祂使命的錯誤看法（</w:t>
-      </w:r>
-      <w:hyperlink r:id="rId116">
-        <w:r>
-          <w:rPr>
-            <w:lang w:val="zh_TW" w:bidi="zh_TW"/>
-          </w:rPr>
-          <w:rPr>
-            <w:color w:val="0000EE"/>
-            <w:u w:val="single"/>
-          </w:rPr>
-          <w:t>太16:21–23</w:t>
-        </w:r>
-      </w:hyperlink>
-      <w:r>
-        <w:rPr>
-          <w:lang w:val="zh_TW" w:bidi="zh_TW"/>
-        </w:rPr>
-        <w:t>）。在時候滿足時，他們會明白祂不僅是彌賽亞，也是整卷舊約的主題（</w:t>
-      </w:r>
-      <w:hyperlink r:id="rId117">
-        <w:r>
-          <w:rPr>
-            <w:lang w:val="zh_TW" w:bidi="zh_TW"/>
-          </w:rPr>
-          <w:rPr>
-            <w:color w:val="0000EE"/>
-            <w:u w:val="single"/>
-          </w:rPr>
-          <w:t>太5:17</w:t>
-        </w:r>
-      </w:hyperlink>
-      <w:r>
-        <w:rPr>
-          <w:lang w:val="zh_TW" w:bidi="zh_TW"/>
-        </w:rPr>
-        <w:t>；</w:t>
-      </w:r>
-      <w:hyperlink r:id="rId118">
-        <w:r>
-          <w:rPr>
-            <w:lang w:val="zh_TW" w:bidi="zh_TW"/>
-          </w:rPr>
-          <w:rPr>
-            <w:color w:val="0000EE"/>
-            <w:u w:val="single"/>
-          </w:rPr>
-          <w:t>路24:27、44</w:t>
-        </w:r>
-      </w:hyperlink>
-      <w:r>
-        <w:rPr>
-          <w:lang w:val="zh_TW" w:bidi="zh_TW"/>
-        </w:rPr>
-        <w:t>；</w:t>
-      </w:r>
-      <w:hyperlink r:id="rId119">
-        <w:r>
-          <w:rPr>
-            <w:lang w:val="zh_TW" w:bidi="zh_TW"/>
-          </w:rPr>
-          <w:rPr>
-            <w:color w:val="0000EE"/>
-            <w:u w:val="single"/>
-          </w:rPr>
-          <w:t>約5:39</w:t>
-        </w:r>
-      </w:hyperlink>
-      <w:r>
-        <w:rPr>
-          <w:lang w:val="zh_TW" w:bidi="zh_TW"/>
-        </w:rPr>
-        <w:t>；參</w:t>
-      </w:r>
-      <w:hyperlink r:id="rId120">
-        <w:r>
-          <w:rPr>
-            <w:lang w:val="zh_TW" w:bidi="zh_TW"/>
-          </w:rPr>
-          <w:rPr>
-            <w:color w:val="0000EE"/>
-            <w:u w:val="single"/>
-          </w:rPr>
-          <w:t>來10:7</w:t>
-        </w:r>
-      </w:hyperlink>
-      <w:r>
-        <w:rPr>
-          <w:lang w:val="zh_TW" w:bidi="zh_TW"/>
-        </w:rPr>
-        <w:t>）。當耶穌從律法書開始解釋聖經（</w:t>
-      </w:r>
-      <w:hyperlink r:id="rId121">
-        <w:r>
-          <w:rPr>
-            <w:lang w:val="zh_TW" w:bidi="zh_TW"/>
-          </w:rPr>
-          <w:rPr>
-            <w:color w:val="0000EE"/>
-            <w:u w:val="single"/>
-          </w:rPr>
-          <w:t>路24:27</w:t>
-        </w:r>
-      </w:hyperlink>
-      <w:r>
-        <w:rPr>
-          <w:lang w:val="zh_TW" w:bidi="zh_TW"/>
-        </w:rPr>
-        <w:t>）時，祂作為神活生生的闡釋，即成為肉身的道（</w:t>
-      </w:r>
-      <w:hyperlink r:id="rId122">
-        <w:r>
-          <w:rPr>
-            <w:lang w:val="zh_TW" w:bidi="zh_TW"/>
-          </w:rPr>
-          <w:rPr>
-            <w:color w:val="0000EE"/>
-            <w:u w:val="single"/>
-          </w:rPr>
-          <w:t>約1:14、18</w:t>
-        </w:r>
-      </w:hyperlink>
-      <w:r>
-        <w:rPr>
-          <w:lang w:val="zh_TW" w:bidi="zh_TW"/>
-        </w:rPr>
-        <w:t>）。許多經文中可以看到對彌賽亞的正統解釋，如</w:t>
-      </w:r>
-      <w:hyperlink r:id="rId71">
-        <w:r>
-          <w:rPr>
-            <w:lang w:val="zh_TW" w:bidi="zh_TW"/>
-          </w:rPr>
-          <w:rPr>
-            <w:color w:val="0000EE"/>
-            <w:u w:val="single"/>
-          </w:rPr>
-          <w:t>詩2</w:t>
-        </w:r>
-      </w:hyperlink>
-      <w:r>
-        <w:rPr>
-          <w:lang w:val="zh_TW" w:bidi="zh_TW"/>
-        </w:rPr>
-        <w:t>，</w:t>
-      </w:r>
-      <w:hyperlink r:id="rId123">
-        <w:r>
-          <w:rPr>
-            <w:lang w:val="zh_TW" w:bidi="zh_TW"/>
-          </w:rPr>
-          <w:rPr>
-            <w:color w:val="0000EE"/>
-            <w:u w:val="single"/>
-          </w:rPr>
-          <w:t>16</w:t>
-        </w:r>
-      </w:hyperlink>
-      <w:r>
-        <w:rPr>
-          <w:lang w:val="zh_TW" w:bidi="zh_TW"/>
-        </w:rPr>
-        <w:t>，</w:t>
-      </w:r>
-      <w:hyperlink r:id="rId124">
-        <w:r>
-          <w:rPr>
-            <w:lang w:val="zh_TW" w:bidi="zh_TW"/>
-          </w:rPr>
-          <w:rPr>
-            <w:color w:val="0000EE"/>
-            <w:u w:val="single"/>
-          </w:rPr>
-          <w:t>22</w:t>
-        </w:r>
-      </w:hyperlink>
-      <w:r>
-        <w:rPr>
-          <w:lang w:val="zh_TW" w:bidi="zh_TW"/>
-        </w:rPr>
-        <w:t>，</w:t>
-      </w:r>
-      <w:hyperlink r:id="rId125">
-        <w:r>
-          <w:rPr>
-            <w:lang w:val="zh_TW" w:bidi="zh_TW"/>
-          </w:rPr>
-          <w:rPr>
-            <w:color w:val="0000EE"/>
-            <w:u w:val="single"/>
-          </w:rPr>
-          <w:t>40</w:t>
-        </w:r>
-      </w:hyperlink>
-      <w:r>
-        <w:rPr>
-          <w:lang w:val="zh_TW" w:bidi="zh_TW"/>
-        </w:rPr>
-        <w:t>，</w:t>
-      </w:r>
-      <w:hyperlink r:id="rId73">
-        <w:r>
-          <w:rPr>
-            <w:lang w:val="zh_TW" w:bidi="zh_TW"/>
-          </w:rPr>
-          <w:rPr>
-            <w:color w:val="0000EE"/>
-            <w:u w:val="single"/>
-          </w:rPr>
-          <w:t>110篇</w:t>
-        </w:r>
-      </w:hyperlink>
-      <w:r>
-        <w:rPr>
-          <w:lang w:val="zh_TW" w:bidi="zh_TW"/>
-        </w:rPr>
-        <w:t>；</w:t>
-      </w:r>
-      <w:hyperlink r:id="rId80">
-        <w:r>
-          <w:rPr>
-            <w:lang w:val="zh_TW" w:bidi="zh_TW"/>
-          </w:rPr>
-          <w:rPr>
-            <w:color w:val="0000EE"/>
-            <w:u w:val="single"/>
-          </w:rPr>
-          <w:t>賽7:14</w:t>
-        </w:r>
-      </w:hyperlink>
-      <w:r>
-        <w:rPr>
-          <w:lang w:val="zh_TW" w:bidi="zh_TW"/>
-        </w:rPr>
-        <w:t>，</w:t>
-      </w:r>
-      <w:hyperlink r:id="rId81">
-        <w:r>
-          <w:rPr>
-            <w:lang w:val="zh_TW" w:bidi="zh_TW"/>
-          </w:rPr>
-          <w:rPr>
-            <w:color w:val="0000EE"/>
-            <w:u w:val="single"/>
-          </w:rPr>
-          <w:t>9:6</w:t>
-        </w:r>
-      </w:hyperlink>
-      <w:r>
-        <w:rPr>
-          <w:lang w:val="zh_TW" w:bidi="zh_TW"/>
-        </w:rPr>
-        <w:t>，</w:t>
-      </w:r>
-      <w:hyperlink r:id="rId37">
-        <w:r>
-          <w:rPr>
-            <w:lang w:val="zh_TW" w:bidi="zh_TW"/>
-          </w:rPr>
-          <w:rPr>
-            <w:color w:val="0000EE"/>
-            <w:u w:val="single"/>
-          </w:rPr>
-          <w:t>11:1</w:t>
-        </w:r>
-      </w:hyperlink>
-      <w:r>
-        <w:rPr>
-          <w:lang w:val="zh_TW" w:bidi="zh_TW"/>
-        </w:rPr>
-        <w:t>，</w:t>
-      </w:r>
-      <w:hyperlink r:id="rId126">
-        <w:r>
-          <w:rPr>
-            <w:lang w:val="zh_TW" w:bidi="zh_TW"/>
-          </w:rPr>
-          <w:rPr>
-            <w:color w:val="0000EE"/>
-            <w:u w:val="single"/>
-          </w:rPr>
-          <w:t>40:10–11</w:t>
-        </w:r>
-      </w:hyperlink>
-      <w:r>
-        <w:rPr>
-          <w:lang w:val="zh_TW" w:bidi="zh_TW"/>
-        </w:rPr>
-        <w:t>，</w:t>
-      </w:r>
-      <w:hyperlink r:id="rId127">
-        <w:r>
-          <w:rPr>
-            <w:lang w:val="zh_TW" w:bidi="zh_TW"/>
-          </w:rPr>
-          <w:rPr>
-            <w:color w:val="0000EE"/>
-            <w:u w:val="single"/>
-          </w:rPr>
-          <w:t>50:6</w:t>
-        </w:r>
-      </w:hyperlink>
-      <w:r>
-        <w:rPr>
-          <w:lang w:val="zh_TW" w:bidi="zh_TW"/>
-        </w:rPr>
-        <w:t>，</w:t>
-      </w:r>
-      <w:hyperlink r:id="rId32">
-        <w:r>
-          <w:rPr>
-            <w:lang w:val="zh_TW" w:bidi="zh_TW"/>
-          </w:rPr>
-          <w:rPr>
-            <w:color w:val="0000EE"/>
-            <w:u w:val="single"/>
-          </w:rPr>
-          <w:t>52:13–53:12</w:t>
-        </w:r>
-      </w:hyperlink>
-      <w:r>
-        <w:rPr>
-          <w:lang w:val="zh_TW" w:bidi="zh_TW"/>
-        </w:rPr>
-        <w:t>，</w:t>
-      </w:r>
-      <w:hyperlink r:id="rId33">
-        <w:r>
-          <w:rPr>
-            <w:lang w:val="zh_TW" w:bidi="zh_TW"/>
-          </w:rPr>
-          <w:rPr>
-            <w:color w:val="0000EE"/>
-            <w:u w:val="single"/>
-          </w:rPr>
-          <w:t>61:1</w:t>
-        </w:r>
-      </w:hyperlink>
-      <w:r>
-        <w:rPr>
-          <w:lang w:val="zh_TW" w:bidi="zh_TW"/>
-        </w:rPr>
-        <w:t>，</w:t>
-      </w:r>
-      <w:hyperlink r:id="rId128">
-        <w:r>
-          <w:rPr>
-            <w:lang w:val="zh_TW" w:bidi="zh_TW"/>
-          </w:rPr>
-          <w:rPr>
-            <w:color w:val="0000EE"/>
-            <w:u w:val="single"/>
-          </w:rPr>
-          <w:t>63:1–6</w:t>
-        </w:r>
-      </w:hyperlink>
-      <w:r>
-        <w:rPr>
-          <w:lang w:val="zh_TW" w:bidi="zh_TW"/>
-        </w:rPr>
-        <w:t>；</w:t>
-      </w:r>
-      <w:hyperlink r:id="rId77">
-        <w:r>
-          <w:rPr>
-            <w:lang w:val="zh_TW" w:bidi="zh_TW"/>
-          </w:rPr>
-          <w:rPr>
-            <w:color w:val="0000EE"/>
-            <w:u w:val="single"/>
-          </w:rPr>
-          <w:t>耶23:5–6</w:t>
-        </w:r>
-      </w:hyperlink>
-      <w:r>
-        <w:rPr>
-          <w:lang w:val="zh_TW" w:bidi="zh_TW"/>
-        </w:rPr>
-        <w:t>，</w:t>
-      </w:r>
-      <w:hyperlink r:id="rId129">
-        <w:r>
-          <w:rPr>
-            <w:lang w:val="zh_TW" w:bidi="zh_TW"/>
-          </w:rPr>
-          <w:rPr>
-            <w:color w:val="0000EE"/>
-            <w:u w:val="single"/>
-          </w:rPr>
-          <w:t>33:14–16</w:t>
-        </w:r>
-      </w:hyperlink>
-      <w:r>
-        <w:rPr>
-          <w:lang w:val="zh_TW" w:bidi="zh_TW"/>
-        </w:rPr>
-        <w:t>；</w:t>
-      </w:r>
-      <w:hyperlink r:id="rId130">
-        <w:r>
-          <w:rPr>
-            <w:lang w:val="zh_TW" w:bidi="zh_TW"/>
-          </w:rPr>
-          <w:rPr>
-            <w:color w:val="0000EE"/>
-            <w:u w:val="single"/>
-          </w:rPr>
-          <w:t>結34:23</w:t>
-        </w:r>
-      </w:hyperlink>
-      <w:r>
-        <w:rPr>
-          <w:lang w:val="zh_TW" w:bidi="zh_TW"/>
-        </w:rPr>
-        <w:t>，</w:t>
-      </w:r>
-      <w:hyperlink r:id="rId131">
-        <w:r>
-          <w:rPr>
-            <w:lang w:val="zh_TW" w:bidi="zh_TW"/>
-          </w:rPr>
-          <w:rPr>
-            <w:color w:val="0000EE"/>
-            <w:u w:val="single"/>
-          </w:rPr>
-          <w:t>37:25</w:t>
-        </w:r>
-      </w:hyperlink>
-      <w:r>
-        <w:rPr>
-          <w:lang w:val="zh_TW" w:bidi="zh_TW"/>
-        </w:rPr>
-        <w:t>；</w:t>
-      </w:r>
-      <w:hyperlink r:id="rId132">
-        <w:r>
-          <w:rPr>
-            <w:lang w:val="zh_TW" w:bidi="zh_TW"/>
-          </w:rPr>
-          <w:rPr>
-            <w:color w:val="0000EE"/>
-            <w:u w:val="single"/>
-          </w:rPr>
-          <w:t>但9:24–27</w:t>
-        </w:r>
-      </w:hyperlink>
-      <w:r>
-        <w:rPr>
-          <w:lang w:val="zh_TW" w:bidi="zh_TW"/>
-        </w:rPr>
-        <w:t>；</w:t>
-      </w:r>
-      <w:hyperlink r:id="rId133">
-        <w:r>
-          <w:rPr>
-            <w:lang w:val="zh_TW" w:bidi="zh_TW"/>
-          </w:rPr>
-          <w:rPr>
-            <w:color w:val="0000EE"/>
-            <w:u w:val="single"/>
-          </w:rPr>
-          <w:t>何11:1</w:t>
-        </w:r>
-      </w:hyperlink>
-      <w:r>
-        <w:rPr>
-          <w:lang w:val="zh_TW" w:bidi="zh_TW"/>
-        </w:rPr>
-        <w:t>；</w:t>
-      </w:r>
-      <w:hyperlink r:id="rId78">
-        <w:r>
-          <w:rPr>
-            <w:lang w:val="zh_TW" w:bidi="zh_TW"/>
-          </w:rPr>
-          <w:rPr>
-            <w:color w:val="0000EE"/>
-            <w:u w:val="single"/>
-          </w:rPr>
-          <w:t>彌5:2</w:t>
-        </w:r>
-      </w:hyperlink>
-      <w:r>
-        <w:rPr>
-          <w:lang w:val="zh_TW" w:bidi="zh_TW"/>
-        </w:rPr>
-        <w:t>；</w:t>
-      </w:r>
-      <w:hyperlink r:id="rId51">
-        <w:r>
-          <w:rPr>
-            <w:lang w:val="zh_TW" w:bidi="zh_TW"/>
-          </w:rPr>
-          <w:rPr>
-            <w:color w:val="0000EE"/>
-            <w:u w:val="single"/>
-          </w:rPr>
-          <w:t>亞9:9</w:t>
-        </w:r>
-      </w:hyperlink>
-      <w:r>
-        <w:rPr>
-          <w:lang w:val="zh_TW" w:bidi="zh_TW"/>
-        </w:rPr>
-        <w:t>，</w:t>
-      </w:r>
-      <w:hyperlink r:id="rId134">
-        <w:r>
-          <w:rPr>
-            <w:lang w:val="zh_TW" w:bidi="zh_TW"/>
-          </w:rPr>
-          <w:rPr>
-            <w:color w:val="0000EE"/>
-            <w:u w:val="single"/>
-          </w:rPr>
-          <w:t>11:13</w:t>
-        </w:r>
-      </w:hyperlink>
-      <w:r>
-        <w:rPr>
-          <w:lang w:val="zh_TW" w:bidi="zh_TW"/>
-        </w:rPr>
-        <w:t>，</w:t>
-      </w:r>
-      <w:hyperlink r:id="rId135">
-        <w:r>
-          <w:rPr>
-            <w:lang w:val="zh_TW" w:bidi="zh_TW"/>
-          </w:rPr>
-          <w:rPr>
-            <w:color w:val="0000EE"/>
-            <w:u w:val="single"/>
-          </w:rPr>
-          <w:t>12:10</w:t>
-        </w:r>
-      </w:hyperlink>
-      <w:r>
-        <w:rPr>
-          <w:lang w:val="zh_TW" w:bidi="zh_TW"/>
-        </w:rPr>
-        <w:t>，</w:t>
-      </w:r>
-      <w:hyperlink r:id="rId136">
-        <w:r>
-          <w:rPr>
-            <w:lang w:val="zh_TW" w:bidi="zh_TW"/>
-          </w:rPr>
-          <w:rPr>
-            <w:color w:val="0000EE"/>
-            <w:u w:val="single"/>
-          </w:rPr>
-          <w:t>13:7</w:t>
-        </w:r>
-      </w:hyperlink>
-      <w:r>
-        <w:rPr>
-          <w:lang w:val="zh_TW" w:bidi="zh_TW"/>
-        </w:rPr>
-        <w:t>；</w:t>
-      </w:r>
-      <w:hyperlink r:id="rId137">
-        <w:r>
-          <w:rPr>
-            <w:lang w:val="zh_TW" w:bidi="zh_TW"/>
-          </w:rPr>
-          <w:rPr>
-            <w:color w:val="0000EE"/>
-            <w:u w:val="single"/>
-          </w:rPr>
-          <w:t>瑪3:1</w:t>
-        </w:r>
-      </w:hyperlink>
-      <w:r>
-        <w:rPr>
-          <w:lang w:val="zh_TW" w:bidi="zh_TW"/>
-        </w:rPr>
-        <w:t>，</w:t>
-      </w:r>
-      <w:hyperlink r:id="rId138">
-        <w:r>
-          <w:rPr>
-            <w:lang w:val="zh_TW" w:bidi="zh_TW"/>
-          </w:rPr>
-          <w:rPr>
-            <w:color w:val="0000EE"/>
-            <w:u w:val="single"/>
-          </w:rPr>
-          <w:t>4:2</w:t>
-        </w:r>
-      </w:hyperlink>
-      <w:r>
-        <w:rPr>
-          <w:lang w:val="zh_TW" w:bidi="zh_TW"/>
-        </w:rPr>
-        <w:t>。</w:t>
-      </w:r>
-    </w:p>
-    <w:p>
-      <w:pPr/>
-      <w:r>
-        <w:rPr>
-          <w:lang w:val="zh_TW" w:bidi="zh_TW"/>
-        </w:rPr>
-      </w:r>
-      <w:r>
-        <w:rPr>
-          <w:lang w:val="zh_TW" w:bidi="zh_TW"/>
-        </w:rPr>
-        <w:t>四位福音書作者都堅定地宣告耶穌的彌賽亞身份（</w:t>
-      </w:r>
-      <w:hyperlink r:id="rId139">
-        <w:r>
-          <w:rPr>
-            <w:lang w:val="zh_TW" w:bidi="zh_TW"/>
-          </w:rPr>
-          <w:rPr>
-            <w:color w:val="0000EE"/>
-            <w:u w:val="single"/>
-          </w:rPr>
-          <w:t>太1:1</w:t>
-        </w:r>
-      </w:hyperlink>
-      <w:r>
-        <w:rPr>
-          <w:lang w:val="zh_TW" w:bidi="zh_TW"/>
-        </w:rPr>
-        <w:t>；</w:t>
-      </w:r>
-      <w:hyperlink r:id="rId140">
-        <w:r>
-          <w:rPr>
-            <w:lang w:val="zh_TW" w:bidi="zh_TW"/>
-          </w:rPr>
-          <w:rPr>
-            <w:color w:val="0000EE"/>
-            <w:u w:val="single"/>
-          </w:rPr>
-          <w:t>可1:1</w:t>
-        </w:r>
-      </w:hyperlink>
-      <w:r>
-        <w:rPr>
-          <w:lang w:val="zh_TW" w:bidi="zh_TW"/>
-        </w:rPr>
-        <w:t>；</w:t>
-      </w:r>
-      <w:hyperlink r:id="rId141">
-        <w:r>
-          <w:rPr>
-            <w:lang w:val="zh_TW" w:bidi="zh_TW"/>
-          </w:rPr>
-          <w:rPr>
-            <w:color w:val="0000EE"/>
-            <w:u w:val="single"/>
-          </w:rPr>
-          <w:t>路24:26</w:t>
-        </w:r>
-      </w:hyperlink>
-      <w:r>
-        <w:rPr>
-          <w:lang w:val="zh_TW" w:bidi="zh_TW"/>
-        </w:rPr>
-        <w:t>；</w:t>
-      </w:r>
-      <w:hyperlink r:id="rId142">
-        <w:r>
-          <w:rPr>
-            <w:lang w:val="zh_TW" w:bidi="zh_TW"/>
-          </w:rPr>
-          <w:rPr>
-            <w:color w:val="0000EE"/>
-            <w:u w:val="single"/>
-          </w:rPr>
-          <w:t>約20:31</w:t>
-        </w:r>
-      </w:hyperlink>
-      <w:r>
-        <w:rPr>
-          <w:lang w:val="zh_TW" w:bidi="zh_TW"/>
-        </w:rPr>
-        <w:t>）。彼得在五旬節、腓利在衣索匹亞太監面前、亞波羅在公開辯論中，都一致有力地證明耶穌是彌賽亞（</w:t>
-      </w:r>
-      <w:hyperlink r:id="rId143">
-        <w:r>
-          <w:rPr>
-            <w:lang w:val="zh_TW" w:bidi="zh_TW"/>
-          </w:rPr>
-          <w:rPr>
-            <w:color w:val="0000EE"/>
-            <w:u w:val="single"/>
-          </w:rPr>
-          <w:t>徒2:36，</w:t>
-        </w:r>
-      </w:hyperlink>
-      <w:hyperlink r:id="rId144">
-        <w:r>
-          <w:rPr>
-            <w:lang w:val="zh_TW" w:bidi="zh_TW"/>
-          </w:rPr>
-          <w:rPr>
-            <w:color w:val="0000EE"/>
-            <w:u w:val="single"/>
-          </w:rPr>
-          <w:t>8:35</w:t>
-        </w:r>
-      </w:hyperlink>
-      <w:r>
-        <w:rPr>
-          <w:lang w:val="zh_TW" w:bidi="zh_TW"/>
-        </w:rPr>
-        <w:t>，</w:t>
-      </w:r>
-      <w:hyperlink r:id="rId145">
-        <w:r>
-          <w:rPr>
-            <w:lang w:val="zh_TW" w:bidi="zh_TW"/>
-          </w:rPr>
-          <w:rPr>
-            <w:color w:val="0000EE"/>
-            <w:u w:val="single"/>
-          </w:rPr>
-          <w:t>28:28</w:t>
-        </w:r>
-      </w:hyperlink>
-      <w:r>
-        <w:rPr>
-          <w:lang w:val="zh_TW" w:bidi="zh_TW"/>
-        </w:rPr>
-        <w:t>）。彼得說他被「立」為主和基督（</w:t>
-      </w:r>
-      <w:hyperlink r:id="rId143">
-        <w:r>
-          <w:rPr>
-            <w:lang w:val="zh_TW" w:bidi="zh_TW"/>
-          </w:rPr>
-          <w:rPr>
-            <w:color w:val="0000EE"/>
-            <w:u w:val="single"/>
-          </w:rPr>
-          <w:t>2:36</w:t>
-        </w:r>
-      </w:hyperlink>
-      <w:r>
-        <w:rPr>
-          <w:lang w:val="zh_TW" w:bidi="zh_TW"/>
-        </w:rPr>
-        <w:t>），這表明復活正當地確認了祂的這個身份。同樣，使徒保羅談到耶穌的復活時，將其視為祂不容置疑的彌賽亞資格的明顯宣告（</w:t>
-      </w:r>
-      <w:hyperlink r:id="rId146">
-        <w:r>
-          <w:rPr>
-            <w:lang w:val="zh_TW" w:bidi="zh_TW"/>
-          </w:rPr>
-          <w:rPr>
-            <w:color w:val="0000EE"/>
-            <w:u w:val="single"/>
-          </w:rPr>
-          <w:t>羅1:4</w:t>
-        </w:r>
-      </w:hyperlink>
-      <w:r>
-        <w:rPr>
-          <w:lang w:val="zh_TW" w:bidi="zh_TW"/>
-        </w:rPr>
-        <w:t>）。對於保羅這位曾經的法利賽人和教會的迫害者來說，「耶穌基督」是他傳道的核心內容。沒有什麼能與彌賽亞的榮耀相比，一切在祂面前都黯然失色（</w:t>
-      </w:r>
-      <w:hyperlink r:id="rId147">
-        <w:r>
-          <w:rPr>
-            <w:lang w:val="zh_TW" w:bidi="zh_TW"/>
-          </w:rPr>
-          <w:rPr>
-            <w:color w:val="0000EE"/>
-            <w:u w:val="single"/>
-          </w:rPr>
-          <w:t>腓3:5–10</w:t>
-        </w:r>
-      </w:hyperlink>
-      <w:r>
-        <w:rPr>
-          <w:lang w:val="zh_TW" w:bidi="zh_TW"/>
-        </w:rPr>
-        <w:t>）。這位使徒的最大熱忱，就是希望他人能在神獨生子裡得以認識神豐盛的恩典（</w:t>
-      </w:r>
-      <w:hyperlink r:id="rId148">
-        <w:r>
-          <w:rPr>
-            <w:lang w:val="zh_TW" w:bidi="zh_TW"/>
-          </w:rPr>
-          <w:rPr>
-            <w:color w:val="0000EE"/>
-            <w:u w:val="single"/>
-          </w:rPr>
-          <w:t>弗3:14–19</w:t>
-        </w:r>
-      </w:hyperlink>
-      <w:r>
-        <w:rPr>
-          <w:lang w:val="zh_TW" w:bidi="zh_TW"/>
-        </w:rPr>
-        <w:t>）。</w:t>
-      </w:r>
-    </w:p>
-    <w:p>
-      <w:pPr/>
-      <w:r>
-        <w:rPr>
-          <w:lang w:val="zh_TW" w:bidi="zh_TW"/>
-        </w:rPr>
-      </w:r>
-      <w:r>
-        <w:rPr>
-          <w:lang w:val="zh_TW" w:bidi="zh_TW"/>
-        </w:rPr>
-        <w:t>聖經中聖靈以多種名稱稱呼耶穌——聖者、審判者、義者、王、神的兒子和主——但這些並不全面。在祂裡面，一切關於彌賽亞的預言交織匯合；祂是驗證這些預言真實性的試金石。主耶穌基督本身是這約的核心和內容，藉此罪人得以與聖潔的神和好（</w:t>
-      </w:r>
-      <w:hyperlink r:id="rId149">
-        <w:r>
-          <w:rPr>
-            <w:lang w:val="zh_TW" w:bidi="zh_TW"/>
-          </w:rPr>
-          <w:rPr>
-            <w:color w:val="0000EE"/>
-            <w:u w:val="single"/>
-          </w:rPr>
-          <w:t>賽42:6</w:t>
-        </w:r>
-      </w:hyperlink>
-      <w:r>
-        <w:rPr>
-          <w:lang w:val="zh_TW" w:bidi="zh_TW"/>
-        </w:rPr>
-        <w:t>；</w:t>
-      </w:r>
-      <w:hyperlink r:id="rId150">
-        <w:r>
-          <w:rPr>
-            <w:lang w:val="zh_TW" w:bidi="zh_TW"/>
-          </w:rPr>
-          <w:rPr>
-            <w:color w:val="0000EE"/>
-            <w:u w:val="single"/>
-          </w:rPr>
-          <w:t>約14:6</w:t>
-        </w:r>
-      </w:hyperlink>
-      <w:r>
-        <w:rPr>
-          <w:lang w:val="zh_TW" w:bidi="zh_TW"/>
-        </w:rPr>
-        <w:t>）。耶穌是以色列的彌賽亞，是神道成肉身，完全應驗了所有的預言、預表和象徵——這些都是祂來臨的影子。因此，所有人都應當信靠祂，祂是一切恩典的源頭，是唯一長存的珍寶（</w:t>
-      </w:r>
-      <w:hyperlink r:id="rId151">
-        <w:r>
-          <w:rPr>
-            <w:lang w:val="zh_TW" w:bidi="zh_TW"/>
-          </w:rPr>
-          <w:rPr>
-            <w:color w:val="0000EE"/>
-            <w:u w:val="single"/>
-          </w:rPr>
-          <w:t>太12:21</w:t>
-        </w:r>
-      </w:hyperlink>
-      <w:r>
-        <w:rPr>
-          <w:lang w:val="zh_TW" w:bidi="zh_TW"/>
-        </w:rPr>
-        <w:t>；</w:t>
-      </w:r>
-      <w:hyperlink r:id="rId152">
-        <w:r>
-          <w:rPr>
-            <w:lang w:val="zh_TW" w:bidi="zh_TW"/>
-          </w:rPr>
-          <w:rPr>
-            <w:color w:val="0000EE"/>
-            <w:u w:val="single"/>
-          </w:rPr>
-          <w:t>約1:16–17</w:t>
-        </w:r>
-      </w:hyperlink>
-      <w:r>
-        <w:rPr>
-          <w:lang w:val="zh_TW" w:bidi="zh_TW"/>
-        </w:rPr>
-        <w:t>；</w:t>
-      </w:r>
-      <w:hyperlink r:id="rId153">
-        <w:r>
-          <w:rPr>
-            <w:lang w:val="zh_TW" w:bidi="zh_TW"/>
-          </w:rPr>
-          <w:rPr>
-            <w:color w:val="0000EE"/>
-            <w:u w:val="single"/>
-          </w:rPr>
-          <w:t>西2:3</w:t>
-        </w:r>
-      </w:hyperlink>
-      <w:r>
-        <w:rPr>
-          <w:lang w:val="zh_TW" w:bidi="zh_TW"/>
-        </w:rPr>
-        <w:t>）。作為先知，祂引導我們進入一切真理（</w:t>
-      </w:r>
-      <w:hyperlink r:id="rId154">
-        <w:r>
-          <w:rPr>
-            <w:lang w:val="zh_TW" w:bidi="zh_TW"/>
-          </w:rPr>
-          <w:rPr>
-            <w:color w:val="0000EE"/>
-            <w:u w:val="single"/>
-          </w:rPr>
-          <w:t>約6:14</w:t>
-        </w:r>
-      </w:hyperlink>
-      <w:r>
-        <w:rPr>
-          <w:lang w:val="zh_TW" w:bidi="zh_TW"/>
-        </w:rPr>
-        <w:t>，</w:t>
-      </w:r>
-      <w:hyperlink r:id="rId155">
-        <w:r>
-          <w:rPr>
-            <w:lang w:val="zh_TW" w:bidi="zh_TW"/>
-          </w:rPr>
-          <w:rPr>
-            <w:color w:val="0000EE"/>
-            <w:u w:val="single"/>
-          </w:rPr>
-          <w:t>7:16</w:t>
-        </w:r>
-      </w:hyperlink>
-      <w:r>
-        <w:rPr>
-          <w:lang w:val="zh_TW" w:bidi="zh_TW"/>
-        </w:rPr>
-        <w:t>）；作為祭司，祂為我們代求（</w:t>
-      </w:r>
-      <w:hyperlink r:id="rId156">
-        <w:r>
-          <w:rPr>
-            <w:lang w:val="zh_TW" w:bidi="zh_TW"/>
-          </w:rPr>
-          <w:rPr>
-            <w:color w:val="0000EE"/>
-            <w:u w:val="single"/>
-          </w:rPr>
-          <w:t>來7:21</w:t>
-        </w:r>
-      </w:hyperlink>
-      <w:r>
-        <w:rPr>
-          <w:lang w:val="zh_TW" w:bidi="zh_TW"/>
-        </w:rPr>
-        <w:t>）；作為王，祂統治我們（</w:t>
-      </w:r>
-      <w:hyperlink r:id="rId157">
-        <w:r>
-          <w:rPr>
-            <w:lang w:val="zh_TW" w:bidi="zh_TW"/>
-          </w:rPr>
-          <w:rPr>
-            <w:color w:val="0000EE"/>
-            <w:u w:val="single"/>
-          </w:rPr>
-          <w:t>腓2:9–10</w:t>
-        </w:r>
-      </w:hyperlink>
-      <w:r>
-        <w:rPr>
-          <w:lang w:val="zh_TW" w:bidi="zh_TW"/>
-        </w:rPr>
-        <w:t>）。</w:t>
-      </w:r>
-    </w:p>
-    <w:p>
-      <w:pPr/>
-      <w:r>
-        <w:rPr>
-          <w:lang w:val="zh_TW" w:bidi="zh_TW"/>
-        </w:rPr>
-      </w:r>
-      <w:r>
-        <w:rPr>
-          <w:i/>
-          <w:lang w:val="zh_TW" w:bidi="zh_TW"/>
-        </w:rPr>
-        <w:t>另見</w:t>
-      </w:r>
-      <w:r>
-        <w:rPr>
-          <w:lang w:val="zh_TW" w:bidi="zh_TW"/>
-        </w:rPr>
-        <w:t xml:space="preserve"> </w:t>
-      </w:r>
-      <w:r>
-        <w:rPr>
-          <w:lang w:val="zh_TW" w:bidi="zh_TW"/>
-        </w:rPr>
-        <w:t>贖罪</w:t>
-      </w:r>
-      <w:r>
-        <w:rPr>
-          <w:lang w:val="zh_TW" w:bidi="zh_TW"/>
-        </w:rPr>
-        <w:t>；</w:t>
-      </w:r>
-      <w:r>
-        <w:rPr>
-          <w:lang w:val="zh_TW" w:bidi="zh_TW"/>
-        </w:rPr>
-        <w:t>枝子</w:t>
-      </w:r>
-      <w:r>
-        <w:rPr>
-          <w:lang w:val="zh_TW" w:bidi="zh_TW"/>
-        </w:rPr>
-        <w:t>；</w:t>
-      </w:r>
-      <w:r>
-        <w:rPr>
-          <w:lang w:val="zh_TW" w:bidi="zh_TW"/>
-        </w:rPr>
-        <w:t>基督論</w:t>
-      </w:r>
-      <w:r>
-        <w:rPr>
-          <w:lang w:val="zh_TW" w:bidi="zh_TW"/>
-        </w:rPr>
-        <w:t>；</w:t>
-      </w:r>
-      <w:r>
-        <w:rPr>
-          <w:lang w:val="zh_TW" w:bidi="zh_TW"/>
-        </w:rPr>
-        <w:t>耶穌基督的生平和教導</w:t>
-      </w:r>
-      <w:r>
-        <w:rPr>
-          <w:lang w:val="zh_TW" w:bidi="zh_TW"/>
-        </w:rPr>
-        <w:t>；</w:t>
-      </w:r>
-      <w:r>
-        <w:rPr>
-          <w:lang w:val="zh_TW" w:bidi="zh_TW"/>
-        </w:rPr>
-        <w:t>救贖主，救贖</w:t>
-      </w:r>
-      <w:r>
-        <w:rPr>
-          <w:lang w:val="zh_TW" w:bidi="zh_TW"/>
-        </w:rPr>
-        <w:t>；</w:t>
-      </w:r>
-      <w:r>
-        <w:rPr>
-          <w:lang w:val="zh_TW" w:bidi="zh_TW"/>
-        </w:rPr>
-        <w:t>神的兒子</w:t>
-      </w:r>
-      <w:r>
-        <w:rPr>
-          <w:lang w:val="zh_TW" w:bidi="zh_TW"/>
-        </w:rPr>
-        <w:t>；</w:t>
-      </w:r>
-      <w:r>
-        <w:rPr>
-          <w:lang w:val="zh_TW" w:bidi="zh_TW"/>
-        </w:rPr>
-        <w:t>人子</w:t>
-      </w:r>
-      <w:r>
-        <w:rPr>
-          <w:lang w:val="zh_TW" w:bidi="zh_TW"/>
-        </w:rPr>
-        <w:t>。</w:t>
-      </w:r>
-      <w:r>
-        <w:rPr>
-          <w:lang w:val="zh_TW" w:bidi="zh_TW"/>
-        </w:rPr>
-      </w:r>
-      <w:r>
-        <w:rPr>
-          <w:lang w:val="zh_TW" w:bidi="zh_TW"/>
-        </w:rPr>
-      </w:r>
-    </w:p>
-    <w:p>
-      <w:pPr/>
-      <w:r>
-        <w:rPr>
-          <w:lang w:val="zh_TW" w:bidi="zh_TW"/>
-        </w:rPr>
-      </w:r>
-    </w:p>
-    <w:p>
-      <w:pPr>
-        <w:pStyle w:val="Heading2"/>
-      </w:pPr>
-      <w:r>
-        <w:rPr>
-          <w:lang w:val="zh_TW" w:bidi="zh_TW"/>
-        </w:rPr>
-        <w:t>米比衫</w:t>
-      </w:r>
-      <w:r>
-        <w:rPr>
-          <w:lang w:val="zh_TW" w:bidi="zh_TW"/>
-        </w:rPr>
+        <w:t>希伯來書解釋，為什麼耶穌作為祭司的角色，比來自亞倫家族的祭司更偉大。它將耶穌與麥基洗德進行比較，以下是他們相似的三個方面：</w:t>
       </w:r>
     </w:p>
     <w:p>
@@ -3693,9 +959,9 @@
         <w:rPr>
           <w:lang w:val="zh_TW" w:bidi="zh_TW"/>
         </w:rPr>
-        <w:t>以實瑪利的兒子之一，也是以他名字命名的一個部族的始祖（</w:t>
-      </w:r>
-      <w:hyperlink r:id="rId158">
+        <w:t>耶穌和麥基洗德都是「公義之王」和「平安之王」（</w:t>
+      </w:r>
+      <w:hyperlink r:id="rId37">
         <w:r>
           <w:rPr>
             <w:lang w:val="zh_TW" w:bidi="zh_TW"/>
@@ -3704,25 +970,7 @@
             <w:color w:val="0000EE"/>
             <w:u w:val="single"/>
           </w:rPr>
-          <w:t>創25:13</w:t>
-        </w:r>
-      </w:hyperlink>
-      <w:r>
-        <w:rPr>
-          <w:lang w:val="zh_TW" w:bidi="zh_TW"/>
-        </w:rPr>
-        <w:t>；</w:t>
-      </w:r>
-      <w:hyperlink r:id="rId159">
-        <w:r>
-          <w:rPr>
-            <w:lang w:val="zh_TW" w:bidi="zh_TW"/>
-          </w:rPr>
-          <w:rPr>
-            <w:color w:val="0000EE"/>
-            <w:u w:val="single"/>
-          </w:rPr>
-          <w:t>代上1:29</w:t>
+          <w:t>來7:1–2</w:t>
         </w:r>
       </w:hyperlink>
       <w:r>
@@ -3747,9 +995,9 @@
         <w:rPr>
           <w:lang w:val="zh_TW" w:bidi="zh_TW"/>
         </w:rPr>
-        <w:t>沙龍的兒子，並且是米施瑪的父親（</w:t>
-      </w:r>
-      <w:hyperlink r:id="rId160">
+        <w:t>兩人以特別的方式成為祭司，並不是因為他們出生在祭司家族中（</w:t>
+      </w:r>
+      <w:hyperlink r:id="rId32">
         <w:r>
           <w:rPr>
             <w:lang w:val="zh_TW" w:bidi="zh_TW"/>
@@ -3758,7 +1006,7 @@
             <w:color w:val="0000EE"/>
             <w:u w:val="single"/>
           </w:rPr>
-          <w:t>代上4:25</w:t>
+          <w:t>來7:3</w:t>
         </w:r>
       </w:hyperlink>
       <w:r>
@@ -3767,15 +1015,41 @@
         </w:rPr>
         <w:t>）。</w:t>
       </w:r>
-      <w:r>
-        <w:rPr>
-          <w:lang w:val="zh_TW" w:bidi="zh_TW"/>
-        </w:rPr>
-      </w:r>
-      <w:r>
-        <w:rPr>
-          <w:lang w:val="zh_TW" w:bidi="zh_TW"/>
-        </w:rPr>
+    </w:p>
+    <w:p>
+      <w:pPr>
+        <w:pStyle w:val="ListNumber"/>
+        <w:spacing w:line="240" w:lineRule="auto"/>
+        <w:ind w:left="720"/>
+      </w:pPr>
+      <w:r>
+        <w:rPr>
+          <w:lang w:val="zh_TW" w:bidi="zh_TW"/>
+        </w:rPr>
+      </w:r>
+      <w:r>
+        <w:rPr>
+          <w:lang w:val="zh_TW" w:bidi="zh_TW"/>
+        </w:rPr>
+        <w:t>兩人均作祭司直到永遠（</w:t>
+      </w:r>
+      <w:hyperlink r:id="rId32">
+        <w:r>
+          <w:rPr>
+            <w:lang w:val="zh_TW" w:bidi="zh_TW"/>
+          </w:rPr>
+          <w:rPr>
+            <w:color w:val="0000EE"/>
+            <w:u w:val="single"/>
+          </w:rPr>
+          <w:t>來7:3</w:t>
+        </w:r>
+      </w:hyperlink>
+      <w:r>
+        <w:rPr>
+          <w:lang w:val="zh_TW" w:bidi="zh_TW"/>
+        </w:rPr>
+        <w:t>）。</w:t>
       </w:r>
     </w:p>
     <w:p>
@@ -3785,21 +1059,83 @@
           <w:lang w:val="zh_TW" w:bidi="zh_TW"/>
         </w:rPr>
       </w:r>
-    </w:p>
-    <w:p>
-      <w:pPr>
-        <w:pStyle w:val="Heading2"/>
-      </w:pPr>
-      <w:r>
-        <w:rPr>
-          <w:lang w:val="zh_TW" w:bidi="zh_TW"/>
-        </w:rPr>
-        <w:t>米但</w:t>
-      </w:r>
-      <w:r>
-        <w:rPr>
-          <w:lang w:val="zh_TW" w:bidi="zh_TW"/>
-        </w:rPr>
+      <w:r>
+        <w:rPr>
+          <w:lang w:val="zh_TW" w:bidi="zh_TW"/>
+        </w:rPr>
+        <w:t>麥基洗德比亞伯拉罕（利未的父親）更偉大，因為麥基洗德給予亞伯拉罕禮物並祝福他，並從他那裡接受了什一奉獻（</w:t>
+      </w:r>
+      <w:hyperlink r:id="rId38">
+        <w:r>
+          <w:rPr>
+            <w:lang w:val="zh_TW" w:bidi="zh_TW"/>
+          </w:rPr>
+          <w:rPr>
+            <w:color w:val="0000EE"/>
+            <w:u w:val="single"/>
+          </w:rPr>
+          <w:t>來7:4–10</w:t>
+        </w:r>
+      </w:hyperlink>
+      <w:r>
+        <w:rPr>
+          <w:lang w:val="zh_TW" w:bidi="zh_TW"/>
+        </w:rPr>
+        <w:t>）。大衛王寫道，將會有一種像麥基洗德的新祭司出現，這表明祭司（來自利未的家族）無法滿足神的子民所需的一切（</w:t>
+      </w:r>
+      <w:hyperlink r:id="rId39">
+        <w:r>
+          <w:rPr>
+            <w:lang w:val="zh_TW" w:bidi="zh_TW"/>
+          </w:rPr>
+          <w:rPr>
+            <w:color w:val="0000EE"/>
+            <w:u w:val="single"/>
+          </w:rPr>
+          <w:t>來7:11–19</w:t>
+        </w:r>
+      </w:hyperlink>
+      <w:r>
+        <w:rPr>
+          <w:lang w:val="zh_TW" w:bidi="zh_TW"/>
+        </w:rPr>
+        <w:t>）。神特別應許耶穌將會成為這種祭司，這是神未曾對利未祭司做過的（</w:t>
+      </w:r>
+      <w:hyperlink r:id="rId40">
+        <w:r>
+          <w:rPr>
+            <w:lang w:val="zh_TW" w:bidi="zh_TW"/>
+          </w:rPr>
+          <w:rPr>
+            <w:color w:val="0000EE"/>
+            <w:u w:val="single"/>
+          </w:rPr>
+          <w:t>來7:20–22</w:t>
+        </w:r>
+      </w:hyperlink>
+      <w:r>
+        <w:rPr>
+          <w:lang w:val="zh_TW" w:bidi="zh_TW"/>
+        </w:rPr>
+        <w:t>）。與那些去世並需要被替換的利未祭司截然不同，這種新的祭司職份將永遠持續下去（</w:t>
+      </w:r>
+      <w:hyperlink r:id="rId41">
+        <w:r>
+          <w:rPr>
+            <w:lang w:val="zh_TW" w:bidi="zh_TW"/>
+          </w:rPr>
+          <w:rPr>
+            <w:color w:val="0000EE"/>
+            <w:u w:val="single"/>
+          </w:rPr>
+          <w:t>來7:23–25</w:t>
+        </w:r>
+      </w:hyperlink>
+      <w:r>
+        <w:rPr>
+          <w:lang w:val="zh_TW" w:bidi="zh_TW"/>
+        </w:rPr>
+        <w:t>）。</w:t>
       </w:r>
     </w:p>
     <w:p>
@@ -3813,9 +1149,33 @@
         <w:rPr>
           <w:lang w:val="zh_TW" w:bidi="zh_TW"/>
         </w:rPr>
-        <w:t>亞伯拉罕與他的第二位妻子基土拉所生的第三個兒子（</w:t>
-      </w:r>
-      <w:hyperlink r:id="rId161">
+        <w:t>一些聖經學者提出，麥基洗德可能是耶穌在成為人之前，於舊約聖經中出現（這被稱為「基督顯現」</w:t>
+      </w:r>
+      <w:r>
+        <w:rPr>
+          <w:lang w:val="zh_TW" w:bidi="zh_TW"/>
+        </w:rPr>
+        <w:t>〔</w:t>
+      </w:r>
+      <w:r>
+        <w:rPr>
+          <w:lang w:val="zh_TW" w:bidi="zh_TW"/>
+        </w:rPr>
+        <w:t>Christophany</w:t>
+      </w:r>
+      <w:r>
+        <w:rPr>
+          <w:lang w:val="zh_TW" w:bidi="zh_TW"/>
+        </w:rPr>
+        <w:t>〕</w:t>
+      </w:r>
+      <w:r>
+        <w:rPr>
+          <w:lang w:val="zh_TW" w:bidi="zh_TW"/>
+        </w:rPr>
+        <w:t>）。他們這樣認為，是因為</w:t>
+      </w:r>
+      <w:hyperlink r:id="rId32">
         <w:r>
           <w:rPr>
             <w:lang w:val="zh_TW" w:bidi="zh_TW"/>
@@ -3824,42 +1184,14 @@
             <w:color w:val="0000EE"/>
             <w:u w:val="single"/>
           </w:rPr>
-          <w:t>創25:2</w:t>
+          <w:t>希伯來書七章3節</w:t>
         </w:r>
       </w:hyperlink>
       <w:r>
         <w:rPr>
           <w:lang w:val="zh_TW" w:bidi="zh_TW"/>
         </w:rPr>
-        <w:t>；</w:t>
-      </w:r>
-      <w:hyperlink r:id="rId162">
-        <w:r>
-          <w:rPr>
-            <w:lang w:val="zh_TW" w:bidi="zh_TW"/>
-          </w:rPr>
-          <w:rPr>
-            <w:color w:val="0000EE"/>
-            <w:u w:val="single"/>
-          </w:rPr>
-          <w:t>代上1:32</w:t>
-        </w:r>
-      </w:hyperlink>
-      <w:r>
-        <w:rPr>
-          <w:lang w:val="zh_TW" w:bidi="zh_TW"/>
-        </w:rPr>
-        <w:t>）。</w:t>
-      </w:r>
-      <w:r>
-        <w:rPr>
-          <w:lang w:val="zh_TW" w:bidi="zh_TW"/>
-        </w:rPr>
-      </w:r>
-      <w:r>
-        <w:rPr>
-          <w:lang w:val="zh_TW" w:bidi="zh_TW"/>
-        </w:rPr>
+        <w:t>提到麥基洗德沒有父母、祖先、出生或死亡的記錄。</w:t>
       </w:r>
     </w:p>
     <w:p>
@@ -3869,21 +1201,11 @@
           <w:lang w:val="zh_TW" w:bidi="zh_TW"/>
         </w:rPr>
       </w:r>
-    </w:p>
-    <w:p>
-      <w:pPr>
-        <w:pStyle w:val="Heading2"/>
-      </w:pPr>
-      <w:r>
-        <w:rPr>
-          <w:lang w:val="zh_TW" w:bidi="zh_TW"/>
-        </w:rPr>
-        <w:t>米戶雅利</w:t>
-      </w:r>
-      <w:r>
-        <w:rPr>
-          <w:lang w:val="zh_TW" w:bidi="zh_TW"/>
-        </w:rPr>
+      <w:r>
+        <w:rPr>
+          <w:lang w:val="zh_TW" w:bidi="zh_TW"/>
+        </w:rPr>
+        <w:t>然而，我們宜理解這節經文為麥基洗德以一種特殊的方式成為祭司。神直接揀選了他，不像利未人因為出生在特定的家庭而成為祭司。麥基洗德就像是耶穌後來作為祭司的一個預表或例子。</w:t>
       </w:r>
     </w:p>
     <w:p>
@@ -3897,9 +1219,21 @@
         <w:rPr>
           <w:lang w:val="zh_TW" w:bidi="zh_TW"/>
         </w:rPr>
-        <w:t>以拿的兒子，瑪土撒利的父親，屬該隱的家族支系（</w:t>
-      </w:r>
-      <w:hyperlink r:id="rId163">
+        <w:t>希伯來書說麥基洗德是「</w:t>
+      </w:r>
+      <w:r>
+        <w:rPr>
+          <w:lang w:val="zh_TW" w:bidi="zh_TW"/>
+        </w:rPr>
+        <w:t>與神的兒子相似</w:t>
+      </w:r>
+      <w:r>
+        <w:rPr>
+          <w:lang w:val="zh_TW" w:bidi="zh_TW"/>
+        </w:rPr>
+        <w:t>」（</w:t>
+      </w:r>
+      <w:hyperlink r:id="rId32">
         <w:r>
           <w:rPr>
             <w:lang w:val="zh_TW" w:bidi="zh_TW"/>
@@ -3908,24 +1242,14 @@
             <w:color w:val="0000EE"/>
             <w:u w:val="single"/>
           </w:rPr>
-          <w:t>創4:18</w:t>
+          <w:t>來7:3</w:t>
         </w:r>
       </w:hyperlink>
       <w:r>
         <w:rPr>
           <w:lang w:val="zh_TW" w:bidi="zh_TW"/>
         </w:rPr>
-        <w:t>）。</w:t>
-      </w:r>
-      <w:r>
-        <w:rPr>
-          <w:lang w:val="zh_TW" w:bidi="zh_TW"/>
-        </w:rPr>
-      </w:r>
-      <w:r>
-        <w:rPr>
-          <w:lang w:val="zh_TW" w:bidi="zh_TW"/>
-        </w:rPr>
+        <w:t>）。這表明麥基洗德與耶穌相似，但實際上並不是耶穌本人。</w:t>
       </w:r>
     </w:p>
     <w:p>
@@ -3935,151 +1259,42 @@
           <w:lang w:val="zh_TW" w:bidi="zh_TW"/>
         </w:rPr>
       </w:r>
-    </w:p>
-    <w:p>
-      <w:pPr>
-        <w:pStyle w:val="Heading2"/>
-      </w:pPr>
-      <w:r>
-        <w:rPr>
-          <w:lang w:val="zh_TW" w:bidi="zh_TW"/>
-        </w:rPr>
-        <w:t>米施瑪</w:t>
-      </w:r>
-      <w:r>
-        <w:rPr>
-          <w:lang w:val="zh_TW" w:bidi="zh_TW"/>
-        </w:rPr>
-      </w:r>
-    </w:p>
-    <w:p>
-      <w:pPr>
-        <w:pStyle w:val="ListNumber"/>
-        <w:numPr>
-          <w:ilvl w:val="0"/>
-          <w:numId w:val="15"/>
-        </w:numPr>
-        <w:spacing w:line="240" w:lineRule="auto"/>
-        <w:ind w:left="720"/>
-      </w:pPr>
-      <w:r>
-        <w:rPr>
-          <w:lang w:val="zh_TW" w:bidi="zh_TW"/>
-        </w:rPr>
-      </w:r>
-      <w:r>
-        <w:rPr>
-          <w:lang w:val="zh_TW" w:bidi="zh_TW"/>
-        </w:rPr>
-        <w:t>以實瑪利的兒子之一，他是亞伯拉罕的孫子，也是一個阿拉伯部族的始祖（</w:t>
-      </w:r>
-      <w:hyperlink r:id="rId164">
-        <w:r>
-          <w:rPr>
-            <w:lang w:val="zh_TW" w:bidi="zh_TW"/>
-          </w:rPr>
-          <w:rPr>
-            <w:color w:val="0000EE"/>
-            <w:u w:val="single"/>
-          </w:rPr>
-          <w:t>創25:14</w:t>
-        </w:r>
-      </w:hyperlink>
-      <w:r>
-        <w:rPr>
-          <w:lang w:val="zh_TW" w:bidi="zh_TW"/>
-        </w:rPr>
-        <w:t>；</w:t>
-      </w:r>
-      <w:hyperlink r:id="rId165">
-        <w:r>
-          <w:rPr>
-            <w:lang w:val="zh_TW" w:bidi="zh_TW"/>
-          </w:rPr>
-          <w:rPr>
-            <w:color w:val="0000EE"/>
-            <w:u w:val="single"/>
-          </w:rPr>
-          <w:t>代上1:30</w:t>
-        </w:r>
-      </w:hyperlink>
-      <w:r>
-        <w:rPr>
-          <w:lang w:val="zh_TW" w:bidi="zh_TW"/>
-        </w:rPr>
-        <w:t>）。</w:t>
-      </w:r>
-    </w:p>
-    <w:p>
-      <w:pPr>
-        <w:pStyle w:val="ListNumber"/>
-        <w:spacing w:line="240" w:lineRule="auto"/>
-        <w:ind w:left="720"/>
-      </w:pPr>
-      <w:r>
-        <w:rPr>
-          <w:lang w:val="zh_TW" w:bidi="zh_TW"/>
-        </w:rPr>
-      </w:r>
-      <w:r>
-        <w:rPr>
-          <w:lang w:val="zh_TW" w:bidi="zh_TW"/>
-        </w:rPr>
-        <w:t>米比衫的兒子，出自於西緬支派（</w:t>
-      </w:r>
-      <w:hyperlink r:id="rId166">
-        <w:r>
-          <w:rPr>
-            <w:lang w:val="zh_TW" w:bidi="zh_TW"/>
-          </w:rPr>
-          <w:rPr>
-            <w:color w:val="0000EE"/>
-            <w:u w:val="single"/>
-          </w:rPr>
-          <w:t>代上4:25–26</w:t>
-        </w:r>
-      </w:hyperlink>
-      <w:r>
-        <w:rPr>
-          <w:lang w:val="zh_TW" w:bidi="zh_TW"/>
-        </w:rPr>
-        <w:t>）。他沒有出現在</w:t>
-      </w:r>
-      <w:hyperlink r:id="rId167">
-        <w:r>
-          <w:rPr>
-            <w:lang w:val="zh_TW" w:bidi="zh_TW"/>
-          </w:rPr>
-          <w:rPr>
-            <w:color w:val="0000EE"/>
-            <w:u w:val="single"/>
-          </w:rPr>
-          <w:t>創世記二十五章</w:t>
-        </w:r>
-      </w:hyperlink>
-      <w:r>
-        <w:rPr>
-          <w:lang w:val="zh_TW" w:bidi="zh_TW"/>
-        </w:rPr>
-        <w:t>的家譜中，但歷代志上的家譜卻有把他列入其中，這可能表示他出生於雅各帶領全家遷往埃及之後，也可能表示他所代表的是一個阿拉伯部族，在西緬支派向南擴展時，與西緬支派結合在一起（</w:t>
-      </w:r>
-      <w:hyperlink r:id="rId168">
-        <w:r>
-          <w:rPr>
-            <w:lang w:val="zh_TW" w:bidi="zh_TW"/>
-          </w:rPr>
-          <w:rPr>
-            <w:color w:val="0000EE"/>
-            <w:u w:val="single"/>
-          </w:rPr>
-          <w:t>代上4:38–43</w:t>
-        </w:r>
-      </w:hyperlink>
-      <w:r>
-        <w:rPr>
-          <w:lang w:val="zh_TW" w:bidi="zh_TW"/>
-        </w:rPr>
-        <w:t>）。</w:t>
+      <w:r>
+        <w:rPr>
+          <w:i/>
+          <w:lang w:val="zh_TW" w:bidi="zh_TW"/>
+        </w:rPr>
+        <w:t>另見</w:t>
+      </w:r>
+      <w:r>
+        <w:rPr>
+          <w:lang w:val="zh_TW" w:bidi="zh_TW"/>
+        </w:rPr>
+        <w:t xml:space="preserve"> </w:t>
+      </w:r>
+      <w:r>
+        <w:rPr>
+          <w:lang w:val="zh_TW" w:bidi="zh_TW"/>
+        </w:rPr>
+        <w:t>希伯來書</w:t>
+      </w:r>
+      <w:r>
+        <w:rPr>
+          <w:lang w:val="zh_TW" w:bidi="zh_TW"/>
+        </w:rPr>
+        <w:t>，</w:t>
+      </w:r>
+      <w:r>
+        <w:rPr>
+          <w:lang w:val="zh_TW" w:bidi="zh_TW"/>
+        </w:rPr>
+        <w:t>祭司和利未人</w:t>
+      </w:r>
+      <w:r>
+        <w:rPr>
+          <w:lang w:val="zh_TW" w:bidi="zh_TW"/>
+        </w:rPr>
+        <w:t>。</w:t>
       </w:r>
       <w:r>
         <w:rPr>
@@ -4108,12 +1323,23 @@
         <w:rPr>
           <w:lang w:val="zh_TW" w:bidi="zh_TW"/>
         </w:rPr>
-        <w:t>蜜</w:t>
-      </w:r>
-      <w:r>
-        <w:rPr>
-          <w:lang w:val="zh_TW" w:bidi="zh_TW"/>
-        </w:rPr>
+        <w:t>麥西</w:t>
+      </w:r>
+      <w:r>
+        <w:rPr>
+          <w:lang w:val="zh_TW" w:bidi="zh_TW"/>
+        </w:rPr>
+      </w:r>
+    </w:p>
+    <w:p>
+      <w:pPr>
+        <w:pStyle w:val="Heading2"/>
+      </w:pPr>
+      <w:r>
+        <w:rPr>
+          <w:lang w:val="zh_TW" w:bidi="zh_TW"/>
+        </w:rPr>
+        <w:t>麥西</w:t>
       </w:r>
     </w:p>
     <w:p>
@@ -4127,205 +1353,7 @@
         <w:rPr>
           <w:lang w:val="zh_TW" w:bidi="zh_TW"/>
         </w:rPr>
-        <w:t>由蜜蜂所產的甜而濃稠的液體（</w:t>
-      </w:r>
-      <w:hyperlink r:id="rId169">
-        <w:r>
-          <w:rPr>
-            <w:lang w:val="zh_TW" w:bidi="zh_TW"/>
-          </w:rPr>
-          <w:rPr>
-            <w:color w:val="0000EE"/>
-            <w:u w:val="single"/>
-          </w:rPr>
-          <w:t>士14:8</w:t>
-        </w:r>
-      </w:hyperlink>
-      <w:r>
-        <w:rPr>
-          <w:lang w:val="zh_TW" w:bidi="zh_TW"/>
-        </w:rPr>
-        <w:t>）。蜜可以是野生的（</w:t>
-      </w:r>
-      <w:hyperlink r:id="rId170">
-        <w:r>
-          <w:rPr>
-            <w:lang w:val="zh_TW" w:bidi="zh_TW"/>
-          </w:rPr>
-          <w:rPr>
-            <w:color w:val="0000EE"/>
-            <w:u w:val="single"/>
-          </w:rPr>
-          <w:t>撒上14:25–26</w:t>
-        </w:r>
-      </w:hyperlink>
-      <w:r>
-        <w:rPr>
-          <w:lang w:val="zh_TW" w:bidi="zh_TW"/>
-        </w:rPr>
-        <w:t>）或養殖的（可能在</w:t>
-      </w:r>
-      <w:hyperlink r:id="rId171">
-        <w:r>
-          <w:rPr>
-            <w:lang w:val="zh_TW" w:bidi="zh_TW"/>
-          </w:rPr>
-          <w:rPr>
-            <w:color w:val="0000EE"/>
-            <w:u w:val="single"/>
-          </w:rPr>
-          <w:t>代下31:5</w:t>
-        </w:r>
-      </w:hyperlink>
-      <w:r>
-        <w:rPr>
-          <w:lang w:val="zh_TW" w:bidi="zh_TW"/>
-        </w:rPr>
-        <w:t>）。然而，有時它可能指的是濃稠的葡萄糖漿（如阿拉伯文中的用法）或棗糖漿（如約瑟夫所描述）。蜜被認為是生活的必需品之一（</w:t>
-      </w:r>
-      <w:hyperlink r:id="rId172">
-        <w:r>
-          <w:rPr>
-            <w:lang w:val="zh_TW" w:bidi="zh_TW"/>
-          </w:rPr>
-          <w:rPr>
-            <w:color w:val="0000EE"/>
-            <w:u w:val="single"/>
-          </w:rPr>
-          <w:t>便西拉智訓39:26</w:t>
-        </w:r>
-      </w:hyperlink>
-      <w:r>
-        <w:rPr>
-          <w:lang w:val="zh_TW" w:bidi="zh_TW"/>
-        </w:rPr>
-        <w:t>）。然而，人不可吃得太多（</w:t>
-      </w:r>
-      <w:hyperlink r:id="rId173">
-        <w:r>
-          <w:rPr>
-            <w:lang w:val="zh_TW" w:bidi="zh_TW"/>
-          </w:rPr>
-          <w:rPr>
-            <w:color w:val="0000EE"/>
-            <w:u w:val="single"/>
-          </w:rPr>
-          <w:t>箴25:16、27</w:t>
-        </w:r>
-      </w:hyperlink>
-      <w:r>
-        <w:rPr>
-          <w:lang w:val="zh_TW" w:bidi="zh_TW"/>
-        </w:rPr>
-        <w:t>）。它是施洗約翰（</w:t>
-      </w:r>
-      <w:hyperlink r:id="rId174">
-        <w:r>
-          <w:rPr>
-            <w:lang w:val="zh_TW" w:bidi="zh_TW"/>
-          </w:rPr>
-          <w:rPr>
-            <w:color w:val="0000EE"/>
-            <w:u w:val="single"/>
-          </w:rPr>
-          <w:t>可1:6</w:t>
-        </w:r>
-      </w:hyperlink>
-      <w:r>
-        <w:rPr>
-          <w:lang w:val="zh_TW" w:bidi="zh_TW"/>
-        </w:rPr>
-        <w:t>）和以馬內利（</w:t>
-      </w:r>
-      <w:hyperlink r:id="rId175">
-        <w:r>
-          <w:rPr>
-            <w:lang w:val="zh_TW" w:bidi="zh_TW"/>
-          </w:rPr>
-          <w:rPr>
-            <w:color w:val="0000EE"/>
-            <w:u w:val="single"/>
-          </w:rPr>
-          <w:t>賽7:15</w:t>
-        </w:r>
-      </w:hyperlink>
-      <w:r>
-        <w:rPr>
-          <w:lang w:val="zh_TW" w:bidi="zh_TW"/>
-        </w:rPr>
-        <w:t>）飲食的一部分。它與酵母一起被排除在素祭之外（</w:t>
-      </w:r>
-      <w:hyperlink r:id="rId176">
-        <w:r>
-          <w:rPr>
-            <w:lang w:val="zh_TW" w:bidi="zh_TW"/>
-          </w:rPr>
-          <w:rPr>
-            <w:color w:val="0000EE"/>
-            <w:u w:val="single"/>
-          </w:rPr>
-          <w:t>利2:11</w:t>
-        </w:r>
-      </w:hyperlink>
-      <w:r>
-        <w:rPr>
-          <w:lang w:val="zh_TW" w:bidi="zh_TW"/>
-        </w:rPr>
-        <w:t>），無疑是因為它容易發酵（將糖轉化為酒精的過程）。它的甜味成為一個熟悉常用的隱喻（</w:t>
-      </w:r>
-      <w:hyperlink r:id="rId177">
-        <w:r>
-          <w:rPr>
-            <w:lang w:val="zh_TW" w:bidi="zh_TW"/>
-          </w:rPr>
-          <w:rPr>
-            <w:color w:val="0000EE"/>
-            <w:u w:val="single"/>
-          </w:rPr>
-          <w:t>士14:18</w:t>
-        </w:r>
-      </w:hyperlink>
-      <w:r>
-        <w:rPr>
-          <w:lang w:val="zh_TW" w:bidi="zh_TW"/>
-        </w:rPr>
-        <w:t>；</w:t>
-      </w:r>
-      <w:hyperlink r:id="rId178">
-        <w:r>
-          <w:rPr>
-            <w:lang w:val="zh_TW" w:bidi="zh_TW"/>
-          </w:rPr>
-          <w:rPr>
-            <w:color w:val="0000EE"/>
-            <w:u w:val="single"/>
-          </w:rPr>
-          <w:t>詩19:10</w:t>
-        </w:r>
-      </w:hyperlink>
-      <w:r>
-        <w:rPr>
-          <w:lang w:val="zh_TW" w:bidi="zh_TW"/>
-        </w:rPr>
-        <w:t>；</w:t>
-      </w:r>
-      <w:hyperlink r:id="rId179">
-        <w:r>
-          <w:rPr>
-            <w:lang w:val="zh_TW" w:bidi="zh_TW"/>
-          </w:rPr>
-          <w:rPr>
-            <w:color w:val="0000EE"/>
-            <w:u w:val="single"/>
-          </w:rPr>
-          <w:t>啟10:9–10</w:t>
-        </w:r>
-      </w:hyperlink>
-      <w:r>
-        <w:rPr>
-          <w:lang w:val="zh_TW" w:bidi="zh_TW"/>
-        </w:rPr>
-        <w:t>）。</w:t>
+        <w:t>麥西是一個希伯來字詞，指的是埃及地或埃及人民。然而，一些學者認為，麥西指的是位於以東邊界或敘利亞北部的一個地方。</w:t>
       </w:r>
     </w:p>
     <w:p>
@@ -4335,6 +1363,80 @@
           <w:lang w:val="zh_TW" w:bidi="zh_TW"/>
         </w:rPr>
       </w:r>
+      <w:hyperlink r:id="rId42">
+        <w:r>
+          <w:rPr>
+            <w:lang w:val="zh_TW" w:bidi="zh_TW"/>
+          </w:rPr>
+          <w:rPr>
+            <w:color w:val="0000EE"/>
+            <w:u w:val="single"/>
+          </w:rPr>
+          <w:t>創世記十章6節</w:t>
+        </w:r>
+      </w:hyperlink>
+      <w:r>
+        <w:rPr>
+          <w:lang w:val="zh_TW" w:bidi="zh_TW"/>
+        </w:rPr>
+        <w:t>指出麥西（埃及）是含的兒子之一，定居於迦南以南。</w:t>
+      </w:r>
+      <w:hyperlink r:id="rId43">
+        <w:r>
+          <w:rPr>
+            <w:lang w:val="zh_TW" w:bidi="zh_TW"/>
+          </w:rPr>
+          <w:rPr>
+            <w:color w:val="0000EE"/>
+            <w:u w:val="single"/>
+          </w:rPr>
+          <w:t>創世記十章14節</w:t>
+        </w:r>
+      </w:hyperlink>
+      <w:r>
+        <w:rPr>
+          <w:lang w:val="zh_TW" w:bidi="zh_TW"/>
+        </w:rPr>
+        <w:t>和</w:t>
+      </w:r>
+      <w:hyperlink r:id="rId44">
+        <w:r>
+          <w:rPr>
+            <w:lang w:val="zh_TW" w:bidi="zh_TW"/>
+          </w:rPr>
+          <w:rPr>
+            <w:color w:val="0000EE"/>
+            <w:u w:val="single"/>
+          </w:rPr>
+          <w:t>以賽亞書十一章11節</w:t>
+        </w:r>
+      </w:hyperlink>
+      <w:r>
+        <w:rPr>
+          <w:lang w:val="zh_TW" w:bidi="zh_TW"/>
+        </w:rPr>
+        <w:t>區分了埃及和</w:t>
+      </w:r>
+      <w:r>
+        <w:rPr>
+          <w:lang w:val="zh_TW" w:bidi="zh_TW"/>
+        </w:rPr>
+        <w:t>帕斯魯細</w:t>
+      </w:r>
+      <w:r>
+        <w:rPr>
+          <w:lang w:val="zh_TW" w:bidi="zh_TW"/>
+        </w:rPr>
+        <w:t>（上埃及）。上埃及是埃及聯合王國的南半部。已知有近七百個關於麥西的參考資料。但大多資料並未明確地區分埃及王國的南北兩部分，而是泛指整個埃及地。</w:t>
+      </w:r>
+    </w:p>
+    <w:p>
+      <w:pPr/>
+      <w:r>
+        <w:rPr>
+          <w:lang w:val="zh_TW" w:bidi="zh_TW"/>
+        </w:rPr>
+      </w:r>
       <w:r>
         <w:rPr>
           <w:i/>
@@ -4346,13 +1448,7 @@
         <w:rPr>
           <w:lang w:val="zh_TW" w:bidi="zh_TW"/>
         </w:rPr>
-        <w:t xml:space="preserve"> </w:t>
-      </w:r>
-      <w:r>
-        <w:rPr>
-          <w:lang w:val="zh_TW" w:bidi="zh_TW"/>
-        </w:rPr>
-        <w:t>食物和食物準備</w:t>
+        <w:t>埃及，埃及人</w:t>
       </w:r>
       <w:r>
         <w:rPr>
@@ -6262,12 +3358,6 @@
     <w:abstractNumId w:val="11"/>
   </w:num>
   <w:num w:numId="14">
-    <w:abstractNumId w:val="3"/>
-    <w:lvlOverride w:ilvl="0">
-      <w:startOverride w:val="1"/>
-    </w:lvlOverride>
-  </w:num>
-  <w:num w:numId="15">
     <w:abstractNumId w:val="3"/>
     <w:lvlOverride w:ilvl="0">
       <w:startOverride w:val="1"/>

--- a/zht/docx/098.content.docx
+++ b/zht/docx/098.content.docx
@@ -19,7 +19,7 @@
         <w:rPr>
           <w:lang w:val="zh_TW" w:bidi="zh_TW"/>
         </w:rPr>
-        <w:t>Resource: Tyndale Open Bible Dictionary</w:t>
+        <w:t>Resource: Aquifer Open Bible Dictionary</w:t>
       </w:r>
       <w:r>
         <w:rPr>
@@ -112,7 +112,7 @@
         <w:rPr>
           <w:lang w:val="zh_TW" w:bidi="zh_TW"/>
         </w:rPr>
-        <w:t>Tyndale Open Bible Dictionary</w:t>
+        <w:t>Aquifer Open Bible Dictionary</w:t>
       </w:r>
     </w:p>
     <w:p>

--- a/zht/docx/098.content.docx
+++ b/zht/docx/098.content.docx
@@ -149,7 +149,7 @@
         <w:rPr>
           <w:lang w:val="zh_TW" w:bidi="zh_TW"/>
         </w:rPr>
-        <w:t>mai</w:t>
+        <w:t>luo</w:t>
       </w:r>
       <w:r>
         <w:rPr>
@@ -212,7 +212,7 @@
         <w:rPr>
           <w:lang w:val="zh_TW" w:bidi="zh_TW"/>
         </w:rPr>
-        <w:t>麥比拉</w:t>
+        <w:t>羅單</w:t>
       </w:r>
       <w:r>
         <w:rPr>
@@ -231,7 +231,7 @@
         <w:rPr>
           <w:lang w:val="zh_TW" w:bidi="zh_TW"/>
         </w:rPr>
-        <w:t>這是靠近幔利、在希伯崙境內的一小塊樹林地和一個有兩個洞室的洞穴。亞伯拉罕買下這地方，作為撒拉的墳地。賣地的人是赫人以弗崙，價格是400舍客勒銀子（</w:t>
+        <w:t>雅完的第四個兒子，也是挪亞經由雅弗家系的後裔（譯註：和合本譯為「多單」；</w:t>
       </w:r>
       <w:hyperlink r:id="rId13">
         <w:r>
@@ -242,14 +242,14 @@
             <w:color w:val="0000EE"/>
             <w:u w:val="single"/>
           </w:rPr>
-          <w:t>創23:8–19</w:t>
+          <w:t>代上1:7</w:t>
         </w:r>
       </w:hyperlink>
       <w:r>
         <w:rPr>
           <w:lang w:val="zh_TW" w:bidi="zh_TW"/>
         </w:rPr>
-        <w:t>）。後來，亞伯拉罕（</w:t>
+        <w:t>）。在</w:t>
       </w:r>
       <w:hyperlink r:id="rId14">
         <w:r>
@@ -260,14 +260,62 @@
             <w:color w:val="0000EE"/>
             <w:u w:val="single"/>
           </w:rPr>
-          <w:t>25:9</w:t>
+          <w:t>創世記十章4節</w:t>
         </w:r>
       </w:hyperlink>
       <w:r>
         <w:rPr>
           <w:lang w:val="zh_TW" w:bidi="zh_TW"/>
         </w:rPr>
-        <w:t>）、以撒和利百加（</w:t>
+        <w:t>中有另一個拼法為「Dodanim（多單）」，這可能是一個抄寫員的錯誤。這兩個詞（譯註：和合本皆譯為「多單」）可能都是指愛琴海（the Aegean Sea）中羅底（Rhodes）及其鄰近島嶼的希臘民族。</w:t>
+      </w:r>
+      <w:r>
+        <w:rPr>
+          <w:lang w:val="zh_TW" w:bidi="zh_TW"/>
+        </w:rPr>
+      </w:r>
+      <w:r>
+        <w:rPr>
+          <w:lang w:val="zh_TW" w:bidi="zh_TW"/>
+        </w:rPr>
+      </w:r>
+    </w:p>
+    <w:p>
+      <w:pPr/>
+      <w:r>
+        <w:rPr>
+          <w:lang w:val="zh_TW" w:bidi="zh_TW"/>
+        </w:rPr>
+      </w:r>
+    </w:p>
+    <w:p>
+      <w:pPr>
+        <w:pStyle w:val="Heading2"/>
+      </w:pPr>
+      <w:r>
+        <w:rPr>
+          <w:lang w:val="zh_TW" w:bidi="zh_TW"/>
+        </w:rPr>
+        <w:t>羅得</w:t>
+      </w:r>
+      <w:r>
+        <w:rPr>
+          <w:lang w:val="zh_TW" w:bidi="zh_TW"/>
+        </w:rPr>
+      </w:r>
+    </w:p>
+    <w:p>
+      <w:pPr/>
+      <w:r>
+        <w:rPr>
+          <w:lang w:val="zh_TW" w:bidi="zh_TW"/>
+        </w:rPr>
+      </w:r>
+      <w:r>
+        <w:rPr>
+          <w:lang w:val="zh_TW" w:bidi="zh_TW"/>
+        </w:rPr>
+        <w:t>亞伯拉罕的姪兒，也是摩押人與亞捫人的祖先。羅得與亞伯拉罕一樣出生於吾珥。在羅得的父親死後，祂由祖父他拉照顧；他也隨他拉與叔叔亞伯蘭一同前往哈蘭（</w:t>
       </w:r>
       <w:hyperlink r:id="rId15">
         <w:r>
@@ -278,14 +326,40 @@
             <w:color w:val="0000EE"/>
             <w:u w:val="single"/>
           </w:rPr>
-          <w:t>49:30–31</w:t>
+          <w:t>創11:27–32</w:t>
         </w:r>
       </w:hyperlink>
       <w:r>
         <w:rPr>
           <w:lang w:val="zh_TW" w:bidi="zh_TW"/>
         </w:rPr>
-        <w:t>），以及雅各（</w:t>
+        <w:t>）。他拉去世後，羅得與亞伯蘭同行進入迦南，後又下到埃及，之後再返回迦南地。</w:t>
+      </w:r>
+    </w:p>
+    <w:p>
+      <w:pPr/>
+      <w:r>
+        <w:rPr>
+          <w:lang w:val="zh_TW" w:bidi="zh_TW"/>
+        </w:rPr>
+      </w:r>
+      <w:r>
+        <w:rPr>
+          <w:lang w:val="zh_TW" w:bidi="zh_TW"/>
+        </w:rPr>
+        <w:t>回到迦南後，羅得與亞伯蘭的牲畜眾多，已無法在同一地區共同居住。亞伯蘭以寬厚的態度讓羅得先選擇居住之地；羅得選了約旦河谷，因那裡土地肥美，適合耕種。在神的審判降臨此地以前，這個山谷美麗如同「</w:t>
+      </w:r>
+      <w:r>
+        <w:rPr>
+          <w:lang w:val="zh_TW" w:bidi="zh_TW"/>
+        </w:rPr>
+        <w:t>耶和華的園子</w:t>
+      </w:r>
+      <w:r>
+        <w:rPr>
+          <w:lang w:val="zh_TW" w:bidi="zh_TW"/>
+        </w:rPr>
+        <w:t>」（</w:t>
       </w:r>
       <w:hyperlink r:id="rId16">
         <w:r>
@@ -296,14 +370,14 @@
             <w:color w:val="0000EE"/>
             <w:u w:val="single"/>
           </w:rPr>
-          <w:t>50:13</w:t>
+          <w:t>創13:10</w:t>
         </w:r>
       </w:hyperlink>
       <w:r>
         <w:rPr>
           <w:lang w:val="zh_TW" w:bidi="zh_TW"/>
         </w:rPr>
-        <w:t>）也葬在這裡。</w:t>
+        <w:t>）。羅得遂搬入所多瑪城，並逐漸捲入那城所行的惡事之中。</w:t>
       </w:r>
     </w:p>
     <w:p>
@@ -317,7 +391,7 @@
         <w:rPr>
           <w:lang w:val="zh_TW" w:bidi="zh_TW"/>
         </w:rPr>
-        <w:t>如果將亞伯拉罕購買麥比拉的細節與赫人的律法作比較，就能顯示出</w:t>
+        <w:t>羅得住在所多瑪期間，來自美索不達米亞的四王打帶了包含所多瑪在內的鄰近五城的王。這些王很可能是統治小型城邦的領主。他們擄走羅得一家及財物。亞伯蘭聽見後率人前往營救，在大馬士革以北的何把擊敗入侵的王，奪回被擄者與掠物 （</w:t>
       </w:r>
       <w:hyperlink r:id="rId17">
         <w:r>
@@ -328,24 +402,14 @@
             <w:color w:val="0000EE"/>
             <w:u w:val="single"/>
           </w:rPr>
-          <w:t>創世記二十三章</w:t>
+          <w:t>創14章</w:t>
         </w:r>
       </w:hyperlink>
       <w:r>
         <w:rPr>
           <w:lang w:val="zh_TW" w:bidi="zh_TW"/>
         </w:rPr>
-        <w:t>這段敘事相當可靠。經文特別提到連田間四圍的樹木也包括在交易之內，又按著當時買賣雙方所認可的估價來秤銀子，並且在城門口有見證人，使這筆交易正式公諸於眾。這些細節都符合赫人的律法；而族長時代之後的人本來很可能已經忘記了這類律法。公元前700年以前，錢幣還不是流通的媒介。敘事暗示亞伯拉罕時代的舍客勒是一種重量單位，而不是錢幣，這也顯示這段買賣的記載寫於相當早的年代。</w:t>
-      </w:r>
-      <w:r>
-        <w:rPr>
-          <w:lang w:val="zh_TW" w:bidi="zh_TW"/>
-        </w:rPr>
-      </w:r>
-      <w:r>
-        <w:rPr>
-          <w:lang w:val="zh_TW" w:bidi="zh_TW"/>
-        </w:rPr>
+        <w:t>）。</w:t>
       </w:r>
     </w:p>
     <w:p>
@@ -355,35 +419,11 @@
           <w:lang w:val="zh_TW" w:bidi="zh_TW"/>
         </w:rPr>
       </w:r>
-    </w:p>
-    <w:p>
-      <w:pPr>
-        <w:pStyle w:val="Heading2"/>
-      </w:pPr>
-      <w:r>
-        <w:rPr>
-          <w:lang w:val="zh_TW" w:bidi="zh_TW"/>
-        </w:rPr>
-        <w:t>麥基洗德</w:t>
-      </w:r>
-      <w:r>
-        <w:rPr>
-          <w:lang w:val="zh_TW" w:bidi="zh_TW"/>
-        </w:rPr>
-      </w:r>
-    </w:p>
-    <w:p>
-      <w:pPr/>
-      <w:r>
-        <w:rPr>
-          <w:lang w:val="zh_TW" w:bidi="zh_TW"/>
-        </w:rPr>
-      </w:r>
-      <w:r>
-        <w:rPr>
-          <w:lang w:val="zh_TW" w:bidi="zh_TW"/>
-        </w:rPr>
-        <w:t>一位神秘的聖經人物，其名字意為「公義之王」。麥基洗德既是祭司又是王，他首次在</w:t>
+      <w:r>
+        <w:rPr>
+          <w:lang w:val="zh_TW" w:bidi="zh_TW"/>
+        </w:rPr>
+        <w:t>後來，兩位天使來到索多瑪，催促羅得在城市被毀滅之前離開。當地的居民試圖襲擊這些訪客時，顯示出所多瑪的邪惡行為表露無遺。羅得竟提議讓眾人傷害自己的女兒，這顯示出他長期生活在邪惡之地已對他產生影響。羅得起初不願離開所多瑪，他的未來女婿也拒絕與他同行。他的妻子在離開時回頭看了城市，上帝便將她變成鹽柱（</w:t>
       </w:r>
       <w:hyperlink r:id="rId18">
         <w:r>
@@ -394,14 +434,28 @@
             <w:color w:val="0000EE"/>
             <w:u w:val="single"/>
           </w:rPr>
-          <w:t>創世記十四章18至20節</w:t>
+          <w:t>創19章</w:t>
         </w:r>
       </w:hyperlink>
       <w:r>
         <w:rPr>
           <w:lang w:val="zh_TW" w:bidi="zh_TW"/>
         </w:rPr>
-        <w:t>出現，也在</w:t>
+        <w:t>）。</w:t>
+      </w:r>
+    </w:p>
+    <w:p>
+      <w:pPr/>
+      <w:r>
+        <w:rPr>
+          <w:lang w:val="zh_TW" w:bidi="zh_TW"/>
+        </w:rPr>
+      </w:r>
+      <w:r>
+        <w:rPr>
+          <w:lang w:val="zh_TW" w:bidi="zh_TW"/>
+        </w:rPr>
+        <w:t>接下來發生的事情非常令人不安：羅得的兩個女兒以為她們永遠找不到丈夫，便將父親灌醉，與他同寢，她們各生一子；一名為摩押，另一名為便‧亞米。這兩人後來成為摩押人與亞捫人的祖先；兩族在後世常與以色列為敵（</w:t>
       </w:r>
       <w:hyperlink r:id="rId19">
         <w:r>
@@ -412,14 +466,28 @@
             <w:color w:val="0000EE"/>
             <w:u w:val="single"/>
           </w:rPr>
-          <w:t>詩篇一百一十篇4節</w:t>
+          <w:t>創19:30–38</w:t>
         </w:r>
       </w:hyperlink>
       <w:r>
         <w:rPr>
           <w:lang w:val="zh_TW" w:bidi="zh_TW"/>
         </w:rPr>
-        <w:t>和</w:t>
+        <w:t>）。</w:t>
+      </w:r>
+    </w:p>
+    <w:p>
+      <w:pPr/>
+      <w:r>
+        <w:rPr>
+          <w:lang w:val="zh_TW" w:bidi="zh_TW"/>
+        </w:rPr>
+      </w:r>
+      <w:r>
+        <w:rPr>
+          <w:lang w:val="zh_TW" w:bidi="zh_TW"/>
+        </w:rPr>
+        <w:t>儘管羅得犯了許多錯誤，新約聖經仍稱他為「義人」（</w:t>
       </w:r>
       <w:hyperlink r:id="rId20">
         <w:r>
@@ -430,14 +498,14 @@
             <w:color w:val="0000EE"/>
             <w:u w:val="single"/>
           </w:rPr>
-          <w:t>希伯來書五章10節</w:t>
+          <w:t>彼後2:7–9</w:t>
         </w:r>
       </w:hyperlink>
       <w:r>
         <w:rPr>
           <w:lang w:val="zh_TW" w:bidi="zh_TW"/>
         </w:rPr>
-        <w:t>，</w:t>
+        <w:t>）。這意味著因為羅得信靠神，神接納了他。雖然也有人質疑羅得的故事與所多瑪被毀是否為真實歷史，但耶穌親自提及這些事件，表明了其真實性（</w:t>
       </w:r>
       <w:hyperlink r:id="rId21">
         <w:r>
@@ -448,14 +516,100 @@
             <w:color w:val="0000EE"/>
             <w:u w:val="single"/>
           </w:rPr>
-          <w:t>六章20節</w:t>
+          <w:t>路17:28–29</w:t>
         </w:r>
       </w:hyperlink>
       <w:r>
         <w:rPr>
           <w:lang w:val="zh_TW" w:bidi="zh_TW"/>
         </w:rPr>
-        <w:t>，</w:t>
+        <w:t>）。</w:t>
+      </w:r>
+    </w:p>
+    <w:p>
+      <w:pPr/>
+      <w:r>
+        <w:rPr>
+          <w:lang w:val="zh_TW" w:bidi="zh_TW"/>
+        </w:rPr>
+      </w:r>
+      <w:r>
+        <w:rPr>
+          <w:i/>
+          <w:lang w:val="zh_TW" w:bidi="zh_TW"/>
+        </w:rPr>
+        <w:t>另見</w:t>
+      </w:r>
+      <w:r>
+        <w:rPr>
+          <w:lang w:val="zh_TW" w:bidi="zh_TW"/>
+        </w:rPr>
+        <w:t>所多瑪和蛾摩拉</w:t>
+      </w:r>
+      <w:r>
+        <w:rPr>
+          <w:lang w:val="zh_TW" w:bidi="zh_TW"/>
+        </w:rPr>
+        <w:t>。</w:t>
+      </w:r>
+      <w:r>
+        <w:rPr>
+          <w:lang w:val="zh_TW" w:bidi="zh_TW"/>
+        </w:rPr>
+      </w:r>
+      <w:r>
+        <w:rPr>
+          <w:lang w:val="zh_TW" w:bidi="zh_TW"/>
+        </w:rPr>
+      </w:r>
+    </w:p>
+    <w:p>
+      <w:pPr/>
+      <w:r>
+        <w:rPr>
+          <w:lang w:val="zh_TW" w:bidi="zh_TW"/>
+        </w:rPr>
+      </w:r>
+    </w:p>
+    <w:p>
+      <w:pPr>
+        <w:pStyle w:val="Heading2"/>
+      </w:pPr>
+      <w:r>
+        <w:rPr>
+          <w:lang w:val="zh_TW" w:bidi="zh_TW"/>
+        </w:rPr>
+        <w:t>羅底</w:t>
+      </w:r>
+      <w:r>
+        <w:rPr>
+          <w:lang w:val="zh_TW" w:bidi="zh_TW"/>
+        </w:rPr>
+      </w:r>
+    </w:p>
+    <w:p>
+      <w:pPr>
+        <w:pStyle w:val="Heading2"/>
+      </w:pPr>
+      <w:r>
+        <w:rPr>
+          <w:lang w:val="zh_TW" w:bidi="zh_TW"/>
+        </w:rPr>
+        <w:t>羅底</w:t>
+      </w:r>
+    </w:p>
+    <w:p>
+      <w:pPr/>
+      <w:r>
+        <w:rPr>
+          <w:lang w:val="zh_TW" w:bidi="zh_TW"/>
+        </w:rPr>
+      </w:r>
+      <w:r>
+        <w:rPr>
+          <w:lang w:val="zh_TW" w:bidi="zh_TW"/>
+        </w:rPr>
+        <w:t>保羅在第三次宣教旅程返回耶路撒冷的途中，曾在羅底停靠（</w:t>
       </w:r>
       <w:hyperlink r:id="rId22">
         <w:r>
@@ -466,21 +620,16 @@
             <w:color w:val="0000EE"/>
             <w:u w:val="single"/>
           </w:rPr>
-          <w:t>七章1至17節</w:t>
+          <w:t>徒21:1</w:t>
         </w:r>
       </w:hyperlink>
       <w:r>
         <w:rPr>
           <w:lang w:val="zh_TW" w:bidi="zh_TW"/>
         </w:rPr>
-        <w:t>中被提及。</w:t>
-      </w:r>
-    </w:p>
-    <w:p>
-      <w:pPr>
-        <w:pStyle w:val="Heading3"/>
-      </w:pPr>
-      <w:hyperlink r:id="rId18">
+        <w:t>）。在</w:t>
+      </w:r>
+      <w:hyperlink r:id="rId14">
         <w:r>
           <w:rPr>
             <w:lang w:val="zh_TW" w:bidi="zh_TW"/>
@@ -489,28 +638,14 @@
             <w:color w:val="0000EE"/>
             <w:u w:val="single"/>
           </w:rPr>
-          <w:t>創世記十四章18至20節</w:t>
+          <w:t>創世記十章4節</w:t>
         </w:r>
       </w:hyperlink>
       <w:r>
         <w:rPr>
           <w:lang w:val="zh_TW" w:bidi="zh_TW"/>
         </w:rPr>
-        <w:t>中的麥基洗德</w:t>
-      </w:r>
-    </w:p>
-    <w:p>
-      <w:pPr/>
-      <w:r>
-        <w:rPr>
-          <w:lang w:val="zh_TW" w:bidi="zh_TW"/>
-        </w:rPr>
-      </w:r>
-      <w:r>
-        <w:rPr>
-          <w:lang w:val="zh_TW" w:bidi="zh_TW"/>
-        </w:rPr>
-        <w:t>基大老瑪王和其他三位來自美索不達米亞的國王，攻擊死海附近的五個城市。在這場戰役中，他們俘虜了亞伯拉罕的侄子羅得，連同他的家人和他們所有的財物（</w:t>
+        <w:t>、</w:t>
       </w:r>
       <w:hyperlink r:id="rId23">
         <w:r>
@@ -521,14 +656,120 @@
             <w:color w:val="0000EE"/>
             <w:u w:val="single"/>
           </w:rPr>
-          <w:t>創14:1–12</w:t>
+          <w:t>以西結書二十七章15節</w:t>
         </w:r>
       </w:hyperlink>
       <w:r>
         <w:rPr>
           <w:lang w:val="zh_TW" w:bidi="zh_TW"/>
         </w:rPr>
-        <w:t>）。亞伯拉罕召集了跟從他的人去追擊這些王，便擊敗了他們，救出了羅得和他的家人，並帶回了所有被奪走的財物（</w:t>
+        <w:t>和</w:t>
+      </w:r>
+      <w:hyperlink r:id="rId13">
+        <w:r>
+          <w:rPr>
+            <w:lang w:val="zh_TW" w:bidi="zh_TW"/>
+          </w:rPr>
+          <w:rPr>
+            <w:color w:val="0000EE"/>
+            <w:u w:val="single"/>
+          </w:rPr>
+          <w:t>歷代志上一章7節</w:t>
+        </w:r>
+      </w:hyperlink>
+      <w:r>
+        <w:rPr>
+          <w:lang w:val="zh_TW" w:bidi="zh_TW"/>
+        </w:rPr>
+        <w:t>中提到的</w:t>
+      </w:r>
+      <w:r>
+        <w:rPr>
+          <w:lang w:val="zh_TW" w:bidi="zh_TW"/>
+        </w:rPr>
+        <w:t>多單（譯註：此名在和合本以西結書二十七章15節中被譯為「底但〔Dedan〕）</w:t>
+      </w:r>
+      <w:r>
+        <w:rPr>
+          <w:lang w:val="zh_TW" w:bidi="zh_TW"/>
+        </w:rPr>
+        <w:t>，並非基於舊約聖經的希伯來文文本，而是根據其希臘文譯本。羅底島面積超過500平方英里（1,295平方公里），位於現今土耳其東南沿海附近。</w:t>
+      </w:r>
+    </w:p>
+    <w:p>
+      <w:pPr/>
+      <w:r>
+        <w:rPr>
+          <w:lang w:val="zh_TW" w:bidi="zh_TW"/>
+        </w:rPr>
+      </w:r>
+      <w:r>
+        <w:rPr>
+          <w:lang w:val="zh_TW" w:bidi="zh_TW"/>
+        </w:rPr>
+        <w:t>在保羅的時代，這座島嶼長期以來一直是多利安（Dorian）希臘文化的重要據點，島上有好幾座城市。首府羅底城坐落於古代最繁忙的海運航線上，連接西邊的意大利港口、亞細亞省，以及東邊的敘利亞和埃及港口。它以天然港口和公共工程聞名。羅底當時是顯赫的商業中心，並為羅馬海法提供了大部分的先例。公元前二世紀是其政治權力的巔峰，當時它控制了小亞細亞大陸上的大部分卡利亞（Caria）和呂家（Lycia）地區。後來，羅馬勢力先是剝奪了羅底的商業霸權，到了西元前一世紀的羅馬內戰期間，它的政治地位被削弱到僅僅是羅馬帝國的一個省級小鎮。</w:t>
+      </w:r>
+    </w:p>
+    <w:p>
+      <w:pPr/>
+      <w:r>
+        <w:rPr>
+          <w:lang w:val="zh_TW" w:bidi="zh_TW"/>
+        </w:rPr>
+      </w:r>
+      <w:r>
+        <w:rPr>
+          <w:lang w:val="zh_TW" w:bidi="zh_TW"/>
+        </w:rPr>
+        <w:t>為了慶祝公元前280年的一場軍事勝利，羅底城豎立了一尊巨大的希臘太陽神青銅像，高達121英尺（36.9公尺）——大約跟自由女神像一樣高。這尊雕像耗時12年才建成，但在完工後不久，一場地震（公元前224年）就將它從膝蓋處震斷了。不過，這些破碎的遺跡一直被視作古蹟奇觀保留著，直到七世紀阿拉伯人佔領該島為止。這尊「羅得島太陽神巨像（Colossus of Rhodes）」曾被列入一些古代的世界奇觀名單中。</w:t>
+      </w:r>
+      <w:r>
+        <w:rPr>
+          <w:lang w:val="zh_TW" w:bidi="zh_TW"/>
+        </w:rPr>
+      </w:r>
+      <w:r>
+        <w:rPr>
+          <w:lang w:val="zh_TW" w:bidi="zh_TW"/>
+        </w:rPr>
+      </w:r>
+    </w:p>
+    <w:p>
+      <w:pPr/>
+      <w:r>
+        <w:rPr>
+          <w:lang w:val="zh_TW" w:bidi="zh_TW"/>
+        </w:rPr>
+      </w:r>
+    </w:p>
+    <w:p>
+      <w:pPr>
+        <w:pStyle w:val="Heading2"/>
+      </w:pPr>
+      <w:r>
+        <w:rPr>
+          <w:lang w:val="zh_TW" w:bidi="zh_TW"/>
+        </w:rPr>
+        <w:t>羅實</w:t>
+      </w:r>
+      <w:r>
+        <w:rPr>
+          <w:lang w:val="zh_TW" w:bidi="zh_TW"/>
+        </w:rPr>
+      </w:r>
+    </w:p>
+    <w:p>
+      <w:pPr/>
+      <w:r>
+        <w:rPr>
+          <w:lang w:val="zh_TW" w:bidi="zh_TW"/>
+        </w:rPr>
+      </w:r>
+      <w:r>
+        <w:rPr>
+          <w:lang w:val="zh_TW" w:bidi="zh_TW"/>
+        </w:rPr>
+        <w:t>便雅憫十個兒子中的第七個（</w:t>
       </w:r>
       <w:hyperlink r:id="rId24">
         <w:r>
@@ -539,7 +780,7 @@
             <w:color w:val="0000EE"/>
             <w:u w:val="single"/>
           </w:rPr>
-          <w:t>創14:13–16</w:t>
+          <w:t>創46:21</w:t>
         </w:r>
       </w:hyperlink>
       <w:r>
@@ -547,6 +788,16 @@
           <w:lang w:val="zh_TW" w:bidi="zh_TW"/>
         </w:rPr>
         <w:t>）。</w:t>
+      </w:r>
+      <w:r>
+        <w:rPr>
+          <w:lang w:val="zh_TW" w:bidi="zh_TW"/>
+        </w:rPr>
+      </w:r>
+      <w:r>
+        <w:rPr>
+          <w:lang w:val="zh_TW" w:bidi="zh_TW"/>
+        </w:rPr>
       </w:r>
     </w:p>
     <w:p>
@@ -556,11 +807,35 @@
           <w:lang w:val="zh_TW" w:bidi="zh_TW"/>
         </w:rPr>
       </w:r>
-      <w:r>
-        <w:rPr>
-          <w:lang w:val="zh_TW" w:bidi="zh_TW"/>
-        </w:rPr>
-        <w:t>當亞伯拉罕從戰鬥中凱旋而歸時，來自死海地區的國王們前來感謝他。麥基洗德這位撒冷王（這是耶路撒冷早期的名字），也來見亞伯拉罕（參</w:t>
+    </w:p>
+    <w:p>
+      <w:pPr>
+        <w:pStyle w:val="Heading2"/>
+      </w:pPr>
+      <w:r>
+        <w:rPr>
+          <w:lang w:val="zh_TW" w:bidi="zh_TW"/>
+        </w:rPr>
+        <w:t>羅坍</w:t>
+      </w:r>
+      <w:r>
+        <w:rPr>
+          <w:lang w:val="zh_TW" w:bidi="zh_TW"/>
+        </w:rPr>
+      </w:r>
+    </w:p>
+    <w:p>
+      <w:pPr/>
+      <w:r>
+        <w:rPr>
+          <w:lang w:val="zh_TW" w:bidi="zh_TW"/>
+        </w:rPr>
+      </w:r>
+      <w:r>
+        <w:rPr>
+          <w:lang w:val="zh_TW" w:bidi="zh_TW"/>
+        </w:rPr>
+        <w:t>西珥的長子（</w:t>
       </w:r>
       <w:hyperlink r:id="rId25">
         <w:r>
@@ -571,14 +846,14 @@
             <w:color w:val="0000EE"/>
             <w:u w:val="single"/>
           </w:rPr>
-          <w:t>詩76:2</w:t>
+          <w:t>創36:20</w:t>
         </w:r>
       </w:hyperlink>
       <w:r>
         <w:rPr>
           <w:lang w:val="zh_TW" w:bidi="zh_TW"/>
         </w:rPr>
-        <w:t>）。麥基洗德帶來了餅和酒祝福亞伯拉罕，因為他是至高神的祭司（</w:t>
+        <w:t>），也是居住在以東地的何利人族長之一（</w:t>
       </w:r>
       <w:hyperlink r:id="rId26">
         <w:r>
@@ -589,41 +864,32 @@
             <w:color w:val="0000EE"/>
             <w:u w:val="single"/>
           </w:rPr>
-          <w:t>創14:18</w:t>
+          <w:t>22</w:t>
         </w:r>
       </w:hyperlink>
       <w:r>
         <w:rPr>
           <w:lang w:val="zh_TW" w:bidi="zh_TW"/>
         </w:rPr>
-        <w:t>）。</w:t>
-      </w:r>
-    </w:p>
-    <w:p>
-      <w:pPr/>
-      <w:r>
-        <w:rPr>
-          <w:lang w:val="zh_TW" w:bidi="zh_TW"/>
-        </w:rPr>
-      </w:r>
-      <w:r>
-        <w:rPr>
-          <w:lang w:val="zh_TW" w:bidi="zh_TW"/>
-        </w:rPr>
-        <w:t>這個名字「至高神」（希伯來文為：</w:t>
-      </w:r>
-      <w:r>
-        <w:rPr>
-          <w:i/>
-          <w:lang w:val="zh_TW" w:bidi="zh_TW"/>
-        </w:rPr>
-        <w:t>’El ‘Elyon</w:t>
-      </w:r>
-      <w:r>
-        <w:rPr>
-          <w:lang w:val="zh_TW" w:bidi="zh_TW"/>
-        </w:rPr>
-        <w:t>）意指創天造地唯一的真神。這與迦南人所崇拜的假神不同（比較</w:t>
+        <w:t>、</w:t>
+      </w:r>
+      <w:hyperlink r:id="rId26">
+        <w:r>
+          <w:rPr>
+            <w:lang w:val="zh_TW" w:bidi="zh_TW"/>
+          </w:rPr>
+          <w:rPr>
+            <w:color w:val="0000EE"/>
+            <w:u w:val="single"/>
+          </w:rPr>
+          <w:t>29節</w:t>
+        </w:r>
+      </w:hyperlink>
+      <w:r>
+        <w:rPr>
+          <w:lang w:val="zh_TW" w:bidi="zh_TW"/>
+        </w:rPr>
+        <w:t>）。羅坍有兩個兒子，何利和荷幔（</w:t>
       </w:r>
       <w:hyperlink r:id="rId27">
         <w:r>
@@ -634,827 +900,14 @@
             <w:color w:val="0000EE"/>
             <w:u w:val="single"/>
           </w:rPr>
-          <w:t>創14:22</w:t>
+          <w:t>代上1:38–39</w:t>
         </w:r>
       </w:hyperlink>
       <w:r>
         <w:rPr>
           <w:lang w:val="zh_TW" w:bidi="zh_TW"/>
         </w:rPr>
-        <w:t>；</w:t>
-      </w:r>
-      <w:hyperlink r:id="rId28">
-        <w:r>
-          <w:rPr>
-            <w:lang w:val="zh_TW" w:bidi="zh_TW"/>
-          </w:rPr>
-          <w:rPr>
-            <w:color w:val="0000EE"/>
-            <w:u w:val="single"/>
-          </w:rPr>
-          <w:t>詩7:17</w:t>
-        </w:r>
-      </w:hyperlink>
-      <w:r>
-        <w:rPr>
-          <w:lang w:val="zh_TW" w:bidi="zh_TW"/>
-        </w:rPr>
-        <w:t>，</w:t>
-      </w:r>
-      <w:hyperlink r:id="rId29">
-        <w:r>
-          <w:rPr>
-            <w:lang w:val="zh_TW" w:bidi="zh_TW"/>
-          </w:rPr>
-          <w:rPr>
-            <w:color w:val="0000EE"/>
-            <w:u w:val="single"/>
-          </w:rPr>
-          <w:t>47:2</w:t>
-        </w:r>
-      </w:hyperlink>
-      <w:r>
-        <w:rPr>
-          <w:lang w:val="zh_TW" w:bidi="zh_TW"/>
-        </w:rPr>
-        <w:t>，</w:t>
-      </w:r>
-      <w:hyperlink r:id="rId30">
-        <w:r>
-          <w:rPr>
-            <w:lang w:val="zh_TW" w:bidi="zh_TW"/>
-          </w:rPr>
-          <w:rPr>
-            <w:color w:val="0000EE"/>
-            <w:u w:val="single"/>
-          </w:rPr>
-          <w:t>57:2</w:t>
-        </w:r>
-      </w:hyperlink>
-      <w:r>
-        <w:rPr>
-          <w:lang w:val="zh_TW" w:bidi="zh_TW"/>
-        </w:rPr>
-        <w:t>，</w:t>
-      </w:r>
-      <w:hyperlink r:id="rId31">
-        <w:r>
-          <w:rPr>
-            <w:lang w:val="zh_TW" w:bidi="zh_TW"/>
-          </w:rPr>
-          <w:rPr>
-            <w:color w:val="0000EE"/>
-            <w:u w:val="single"/>
-          </w:rPr>
-          <w:t>78:56</w:t>
-        </w:r>
-      </w:hyperlink>
-      <w:r>
-        <w:rPr>
-          <w:lang w:val="zh_TW" w:bidi="zh_TW"/>
-        </w:rPr>
-        <w:t>）。麥基洗德知道亞伯拉罕也崇拜這個真神（</w:t>
-      </w:r>
-      <w:hyperlink r:id="rId27">
-        <w:r>
-          <w:rPr>
-            <w:lang w:val="zh_TW" w:bidi="zh_TW"/>
-          </w:rPr>
-          <w:rPr>
-            <w:color w:val="0000EE"/>
-            <w:u w:val="single"/>
-          </w:rPr>
-          <w:t>創14:22</w:t>
-        </w:r>
-      </w:hyperlink>
-      <w:r>
-        <w:rPr>
-          <w:lang w:val="zh_TW" w:bidi="zh_TW"/>
-        </w:rPr>
         <w:t>）。</w:t>
-      </w:r>
-    </w:p>
-    <w:p>
-      <w:pPr/>
-      <w:r>
-        <w:rPr>
-          <w:lang w:val="zh_TW" w:bidi="zh_TW"/>
-        </w:rPr>
-      </w:r>
-      <w:r>
-        <w:rPr>
-          <w:lang w:val="zh_TW" w:bidi="zh_TW"/>
-        </w:rPr>
-        <w:t>麥基洗德讚美神幫助亞伯拉罕贏得這場爭戰。亞伯拉罕以兩種方式，表明他接受了麥基洗德作為神祭司的角色：他接受了來自麥基洗德的禮物和祝福，並將他所獲得一切的十分之一給了麥基洗德。相反，亞伯拉罕拒絕接受所多瑪王的禮物，因為他不想與那些崇拜假神的人有任何牽連。</w:t>
-      </w:r>
-    </w:p>
-    <w:p>
-      <w:pPr/>
-      <w:r>
-        <w:rPr>
-          <w:lang w:val="zh_TW" w:bidi="zh_TW"/>
-        </w:rPr>
-      </w:r>
-      <w:r>
-        <w:rPr>
-          <w:lang w:val="zh_TW" w:bidi="zh_TW"/>
-        </w:rPr>
-        <w:t>我們無法完全知道麥基洗德如何認識神。他可能是透過從挪亞洪水時代流傳下來的故事了解神；又或者像亞伯拉罕一樣，神可能直接對他說話，讓他遠離崇拜假神。我們從</w:t>
-      </w:r>
-      <w:hyperlink r:id="rId32">
-        <w:r>
-          <w:rPr>
-            <w:lang w:val="zh_TW" w:bidi="zh_TW"/>
-          </w:rPr>
-          <w:rPr>
-            <w:color w:val="0000EE"/>
-            <w:u w:val="single"/>
-          </w:rPr>
-          <w:t>希伯來書七章3節</w:t>
-        </w:r>
-      </w:hyperlink>
-      <w:r>
-        <w:rPr>
-          <w:lang w:val="zh_TW" w:bidi="zh_TW"/>
-        </w:rPr>
-        <w:t>知道的是，麥基洗德與其他祭司不同。他並不是因為父親是祭司而成為祭司，而是以某種聖經未完全解釋的特殊方式成為祭司。</w:t>
-      </w:r>
-    </w:p>
-    <w:p>
-      <w:pPr>
-        <w:pStyle w:val="Heading3"/>
-      </w:pPr>
-      <w:hyperlink r:id="rId19">
-        <w:r>
-          <w:rPr>
-            <w:lang w:val="zh_TW" w:bidi="zh_TW"/>
-          </w:rPr>
-          <w:rPr>
-            <w:color w:val="0000EE"/>
-            <w:u w:val="single"/>
-          </w:rPr>
-          <w:t>詩篇一百一十篇4節</w:t>
-        </w:r>
-      </w:hyperlink>
-      <w:r>
-        <w:rPr>
-          <w:lang w:val="zh_TW" w:bidi="zh_TW"/>
-        </w:rPr>
-        <w:t>中的麥基洗德</w:t>
-      </w:r>
-    </w:p>
-    <w:p>
-      <w:pPr/>
-      <w:r>
-        <w:rPr>
-          <w:lang w:val="zh_TW" w:bidi="zh_TW"/>
-        </w:rPr>
-      </w:r>
-      <w:r>
-        <w:rPr>
-          <w:lang w:val="zh_TW" w:bidi="zh_TW"/>
-        </w:rPr>
-        <w:t>在這篇詩篇中，大衛王寫到一位比他自己更偉大的人，稱這個人為「主」（</w:t>
-      </w:r>
-      <w:hyperlink r:id="rId33">
-        <w:r>
-          <w:rPr>
-            <w:lang w:val="zh_TW" w:bidi="zh_TW"/>
-          </w:rPr>
-          <w:rPr>
-            <w:color w:val="0000EE"/>
-            <w:u w:val="single"/>
-          </w:rPr>
-          <w:t>詩11:1</w:t>
-        </w:r>
-      </w:hyperlink>
-      <w:r>
-        <w:rPr>
-          <w:lang w:val="zh_TW" w:bidi="zh_TW"/>
-        </w:rPr>
-        <w:t>；參</w:t>
-      </w:r>
-      <w:hyperlink r:id="rId34">
-        <w:r>
-          <w:rPr>
-            <w:lang w:val="zh_TW" w:bidi="zh_TW"/>
-          </w:rPr>
-          <w:rPr>
-            <w:color w:val="0000EE"/>
-            <w:u w:val="single"/>
-          </w:rPr>
-          <w:t>可12:35–37</w:t>
-        </w:r>
-      </w:hyperlink>
-      <w:r>
-        <w:rPr>
-          <w:lang w:val="zh_TW" w:bidi="zh_TW"/>
-        </w:rPr>
-        <w:t>）。大衛不是在寫自己或他那個時代的其他王。他是在寫未來那將臨、主所應許的彌賽亞。這位彌賽亞將是神的兒子，也是大衛的後裔。</w:t>
-      </w:r>
-    </w:p>
-    <w:p>
-      <w:pPr/>
-      <w:r>
-        <w:rPr>
-          <w:lang w:val="zh_TW" w:bidi="zh_TW"/>
-        </w:rPr>
-      </w:r>
-      <w:r>
-        <w:rPr>
-          <w:lang w:val="zh_TW" w:bidi="zh_TW"/>
-        </w:rPr>
-        <w:t>在</w:t>
-      </w:r>
-      <w:hyperlink r:id="rId19">
-        <w:r>
-          <w:rPr>
-            <w:lang w:val="zh_TW" w:bidi="zh_TW"/>
-          </w:rPr>
-          <w:rPr>
-            <w:color w:val="0000EE"/>
-            <w:u w:val="single"/>
-          </w:rPr>
-          <w:t>詩篇一百一十篇4節</w:t>
-        </w:r>
-      </w:hyperlink>
-      <w:r>
-        <w:rPr>
-          <w:lang w:val="zh_TW" w:bidi="zh_TW"/>
-        </w:rPr>
-        <w:t>中，大衛對彌賽亞說：「你是照著麥基洗德的等次永遠為祭司。」這個應許的完整意義在希伯來書中有進一步解釋。</w:t>
-      </w:r>
-    </w:p>
-    <w:p>
-      <w:pPr>
-        <w:pStyle w:val="Heading3"/>
-      </w:pPr>
-      <w:hyperlink r:id="rId35">
-        <w:r>
-          <w:rPr>
-            <w:lang w:val="zh_TW" w:bidi="zh_TW"/>
-          </w:rPr>
-          <w:rPr>
-            <w:color w:val="0000EE"/>
-            <w:u w:val="single"/>
-          </w:rPr>
-          <w:t>希伯來書五章6至11節</w:t>
-        </w:r>
-      </w:hyperlink>
-      <w:r>
-        <w:rPr>
-          <w:lang w:val="zh_TW" w:bidi="zh_TW"/>
-        </w:rPr>
-        <w:t>，</w:t>
-      </w:r>
-      <w:hyperlink r:id="rId36">
-        <w:r>
-          <w:rPr>
-            <w:lang w:val="zh_TW" w:bidi="zh_TW"/>
-          </w:rPr>
-          <w:rPr>
-            <w:color w:val="0000EE"/>
-            <w:u w:val="single"/>
-          </w:rPr>
-          <w:t>六章20至七章28節</w:t>
-        </w:r>
-      </w:hyperlink>
-      <w:r>
-        <w:rPr>
-          <w:lang w:val="zh_TW" w:bidi="zh_TW"/>
-        </w:rPr>
-        <w:t>中的麥基洗德</w:t>
-      </w:r>
-    </w:p>
-    <w:p>
-      <w:pPr/>
-      <w:r>
-        <w:rPr>
-          <w:lang w:val="zh_TW" w:bidi="zh_TW"/>
-        </w:rPr>
-      </w:r>
-      <w:r>
-        <w:rPr>
-          <w:lang w:val="zh_TW" w:bidi="zh_TW"/>
-        </w:rPr>
-        <w:t>希伯來書解釋，為什麼耶穌作為祭司的角色，比來自亞倫家族的祭司更偉大。它將耶穌與麥基洗德進行比較，以下是他們相似的三個方面：</w:t>
-      </w:r>
-    </w:p>
-    <w:p>
-      <w:pPr>
-        <w:pStyle w:val="ListNumber"/>
-        <w:numPr>
-          <w:ilvl w:val="0"/>
-          <w:numId w:val="14"/>
-        </w:numPr>
-        <w:spacing w:line="240" w:lineRule="auto"/>
-        <w:ind w:left="720"/>
-      </w:pPr>
-      <w:r>
-        <w:rPr>
-          <w:lang w:val="zh_TW" w:bidi="zh_TW"/>
-        </w:rPr>
-      </w:r>
-      <w:r>
-        <w:rPr>
-          <w:lang w:val="zh_TW" w:bidi="zh_TW"/>
-        </w:rPr>
-        <w:t>耶穌和麥基洗德都是「公義之王」和「平安之王」（</w:t>
-      </w:r>
-      <w:hyperlink r:id="rId37">
-        <w:r>
-          <w:rPr>
-            <w:lang w:val="zh_TW" w:bidi="zh_TW"/>
-          </w:rPr>
-          <w:rPr>
-            <w:color w:val="0000EE"/>
-            <w:u w:val="single"/>
-          </w:rPr>
-          <w:t>來7:1–2</w:t>
-        </w:r>
-      </w:hyperlink>
-      <w:r>
-        <w:rPr>
-          <w:lang w:val="zh_TW" w:bidi="zh_TW"/>
-        </w:rPr>
-        <w:t>）。</w:t>
-      </w:r>
-    </w:p>
-    <w:p>
-      <w:pPr>
-        <w:pStyle w:val="ListNumber"/>
-        <w:spacing w:line="240" w:lineRule="auto"/>
-        <w:ind w:left="720"/>
-      </w:pPr>
-      <w:r>
-        <w:rPr>
-          <w:lang w:val="zh_TW" w:bidi="zh_TW"/>
-        </w:rPr>
-      </w:r>
-      <w:r>
-        <w:rPr>
-          <w:lang w:val="zh_TW" w:bidi="zh_TW"/>
-        </w:rPr>
-        <w:t>兩人以特別的方式成為祭司，並不是因為他們出生在祭司家族中（</w:t>
-      </w:r>
-      <w:hyperlink r:id="rId32">
-        <w:r>
-          <w:rPr>
-            <w:lang w:val="zh_TW" w:bidi="zh_TW"/>
-          </w:rPr>
-          <w:rPr>
-            <w:color w:val="0000EE"/>
-            <w:u w:val="single"/>
-          </w:rPr>
-          <w:t>來7:3</w:t>
-        </w:r>
-      </w:hyperlink>
-      <w:r>
-        <w:rPr>
-          <w:lang w:val="zh_TW" w:bidi="zh_TW"/>
-        </w:rPr>
-        <w:t>）。</w:t>
-      </w:r>
-    </w:p>
-    <w:p>
-      <w:pPr>
-        <w:pStyle w:val="ListNumber"/>
-        <w:spacing w:line="240" w:lineRule="auto"/>
-        <w:ind w:left="720"/>
-      </w:pPr>
-      <w:r>
-        <w:rPr>
-          <w:lang w:val="zh_TW" w:bidi="zh_TW"/>
-        </w:rPr>
-      </w:r>
-      <w:r>
-        <w:rPr>
-          <w:lang w:val="zh_TW" w:bidi="zh_TW"/>
-        </w:rPr>
-        <w:t>兩人均作祭司直到永遠（</w:t>
-      </w:r>
-      <w:hyperlink r:id="rId32">
-        <w:r>
-          <w:rPr>
-            <w:lang w:val="zh_TW" w:bidi="zh_TW"/>
-          </w:rPr>
-          <w:rPr>
-            <w:color w:val="0000EE"/>
-            <w:u w:val="single"/>
-          </w:rPr>
-          <w:t>來7:3</w:t>
-        </w:r>
-      </w:hyperlink>
-      <w:r>
-        <w:rPr>
-          <w:lang w:val="zh_TW" w:bidi="zh_TW"/>
-        </w:rPr>
-        <w:t>）。</w:t>
-      </w:r>
-    </w:p>
-    <w:p>
-      <w:pPr/>
-      <w:r>
-        <w:rPr>
-          <w:lang w:val="zh_TW" w:bidi="zh_TW"/>
-        </w:rPr>
-      </w:r>
-      <w:r>
-        <w:rPr>
-          <w:lang w:val="zh_TW" w:bidi="zh_TW"/>
-        </w:rPr>
-        <w:t>麥基洗德比亞伯拉罕（利未的父親）更偉大，因為麥基洗德給予亞伯拉罕禮物並祝福他，並從他那裡接受了什一奉獻（</w:t>
-      </w:r>
-      <w:hyperlink r:id="rId38">
-        <w:r>
-          <w:rPr>
-            <w:lang w:val="zh_TW" w:bidi="zh_TW"/>
-          </w:rPr>
-          <w:rPr>
-            <w:color w:val="0000EE"/>
-            <w:u w:val="single"/>
-          </w:rPr>
-          <w:t>來7:4–10</w:t>
-        </w:r>
-      </w:hyperlink>
-      <w:r>
-        <w:rPr>
-          <w:lang w:val="zh_TW" w:bidi="zh_TW"/>
-        </w:rPr>
-        <w:t>）。大衛王寫道，將會有一種像麥基洗德的新祭司出現，這表明祭司（來自利未的家族）無法滿足神的子民所需的一切（</w:t>
-      </w:r>
-      <w:hyperlink r:id="rId39">
-        <w:r>
-          <w:rPr>
-            <w:lang w:val="zh_TW" w:bidi="zh_TW"/>
-          </w:rPr>
-          <w:rPr>
-            <w:color w:val="0000EE"/>
-            <w:u w:val="single"/>
-          </w:rPr>
-          <w:t>來7:11–19</w:t>
-        </w:r>
-      </w:hyperlink>
-      <w:r>
-        <w:rPr>
-          <w:lang w:val="zh_TW" w:bidi="zh_TW"/>
-        </w:rPr>
-        <w:t>）。神特別應許耶穌將會成為這種祭司，這是神未曾對利未祭司做過的（</w:t>
-      </w:r>
-      <w:hyperlink r:id="rId40">
-        <w:r>
-          <w:rPr>
-            <w:lang w:val="zh_TW" w:bidi="zh_TW"/>
-          </w:rPr>
-          <w:rPr>
-            <w:color w:val="0000EE"/>
-            <w:u w:val="single"/>
-          </w:rPr>
-          <w:t>來7:20–22</w:t>
-        </w:r>
-      </w:hyperlink>
-      <w:r>
-        <w:rPr>
-          <w:lang w:val="zh_TW" w:bidi="zh_TW"/>
-        </w:rPr>
-        <w:t>）。與那些去世並需要被替換的利未祭司截然不同，這種新的祭司職份將永遠持續下去（</w:t>
-      </w:r>
-      <w:hyperlink r:id="rId41">
-        <w:r>
-          <w:rPr>
-            <w:lang w:val="zh_TW" w:bidi="zh_TW"/>
-          </w:rPr>
-          <w:rPr>
-            <w:color w:val="0000EE"/>
-            <w:u w:val="single"/>
-          </w:rPr>
-          <w:t>來7:23–25</w:t>
-        </w:r>
-      </w:hyperlink>
-      <w:r>
-        <w:rPr>
-          <w:lang w:val="zh_TW" w:bidi="zh_TW"/>
-        </w:rPr>
-        <w:t>）。</w:t>
-      </w:r>
-    </w:p>
-    <w:p>
-      <w:pPr/>
-      <w:r>
-        <w:rPr>
-          <w:lang w:val="zh_TW" w:bidi="zh_TW"/>
-        </w:rPr>
-      </w:r>
-      <w:r>
-        <w:rPr>
-          <w:lang w:val="zh_TW" w:bidi="zh_TW"/>
-        </w:rPr>
-        <w:t>一些聖經學者提出，麥基洗德可能是耶穌在成為人之前，於舊約聖經中出現（這被稱為「基督顯現」</w:t>
-      </w:r>
-      <w:r>
-        <w:rPr>
-          <w:lang w:val="zh_TW" w:bidi="zh_TW"/>
-        </w:rPr>
-        <w:t>〔</w:t>
-      </w:r>
-      <w:r>
-        <w:rPr>
-          <w:lang w:val="zh_TW" w:bidi="zh_TW"/>
-        </w:rPr>
-        <w:t>Christophany</w:t>
-      </w:r>
-      <w:r>
-        <w:rPr>
-          <w:lang w:val="zh_TW" w:bidi="zh_TW"/>
-        </w:rPr>
-        <w:t>〕</w:t>
-      </w:r>
-      <w:r>
-        <w:rPr>
-          <w:lang w:val="zh_TW" w:bidi="zh_TW"/>
-        </w:rPr>
-        <w:t>）。他們這樣認為，是因為</w:t>
-      </w:r>
-      <w:hyperlink r:id="rId32">
-        <w:r>
-          <w:rPr>
-            <w:lang w:val="zh_TW" w:bidi="zh_TW"/>
-          </w:rPr>
-          <w:rPr>
-            <w:color w:val="0000EE"/>
-            <w:u w:val="single"/>
-          </w:rPr>
-          <w:t>希伯來書七章3節</w:t>
-        </w:r>
-      </w:hyperlink>
-      <w:r>
-        <w:rPr>
-          <w:lang w:val="zh_TW" w:bidi="zh_TW"/>
-        </w:rPr>
-        <w:t>提到麥基洗德沒有父母、祖先、出生或死亡的記錄。</w:t>
-      </w:r>
-    </w:p>
-    <w:p>
-      <w:pPr/>
-      <w:r>
-        <w:rPr>
-          <w:lang w:val="zh_TW" w:bidi="zh_TW"/>
-        </w:rPr>
-      </w:r>
-      <w:r>
-        <w:rPr>
-          <w:lang w:val="zh_TW" w:bidi="zh_TW"/>
-        </w:rPr>
-        <w:t>然而，我們宜理解這節經文為麥基洗德以一種特殊的方式成為祭司。神直接揀選了他，不像利未人因為出生在特定的家庭而成為祭司。麥基洗德就像是耶穌後來作為祭司的一個預表或例子。</w:t>
-      </w:r>
-    </w:p>
-    <w:p>
-      <w:pPr/>
-      <w:r>
-        <w:rPr>
-          <w:lang w:val="zh_TW" w:bidi="zh_TW"/>
-        </w:rPr>
-      </w:r>
-      <w:r>
-        <w:rPr>
-          <w:lang w:val="zh_TW" w:bidi="zh_TW"/>
-        </w:rPr>
-        <w:t>希伯來書說麥基洗德是「</w:t>
-      </w:r>
-      <w:r>
-        <w:rPr>
-          <w:lang w:val="zh_TW" w:bidi="zh_TW"/>
-        </w:rPr>
-        <w:t>與神的兒子相似</w:t>
-      </w:r>
-      <w:r>
-        <w:rPr>
-          <w:lang w:val="zh_TW" w:bidi="zh_TW"/>
-        </w:rPr>
-        <w:t>」（</w:t>
-      </w:r>
-      <w:hyperlink r:id="rId32">
-        <w:r>
-          <w:rPr>
-            <w:lang w:val="zh_TW" w:bidi="zh_TW"/>
-          </w:rPr>
-          <w:rPr>
-            <w:color w:val="0000EE"/>
-            <w:u w:val="single"/>
-          </w:rPr>
-          <w:t>來7:3</w:t>
-        </w:r>
-      </w:hyperlink>
-      <w:r>
-        <w:rPr>
-          <w:lang w:val="zh_TW" w:bidi="zh_TW"/>
-        </w:rPr>
-        <w:t>）。這表明麥基洗德與耶穌相似，但實際上並不是耶穌本人。</w:t>
-      </w:r>
-    </w:p>
-    <w:p>
-      <w:pPr/>
-      <w:r>
-        <w:rPr>
-          <w:lang w:val="zh_TW" w:bidi="zh_TW"/>
-        </w:rPr>
-      </w:r>
-      <w:r>
-        <w:rPr>
-          <w:i/>
-          <w:lang w:val="zh_TW" w:bidi="zh_TW"/>
-        </w:rPr>
-        <w:t>另見</w:t>
-      </w:r>
-      <w:r>
-        <w:rPr>
-          <w:lang w:val="zh_TW" w:bidi="zh_TW"/>
-        </w:rPr>
-        <w:t xml:space="preserve"> </w:t>
-      </w:r>
-      <w:r>
-        <w:rPr>
-          <w:lang w:val="zh_TW" w:bidi="zh_TW"/>
-        </w:rPr>
-        <w:t>希伯來書</w:t>
-      </w:r>
-      <w:r>
-        <w:rPr>
-          <w:lang w:val="zh_TW" w:bidi="zh_TW"/>
-        </w:rPr>
-        <w:t>，</w:t>
-      </w:r>
-      <w:r>
-        <w:rPr>
-          <w:lang w:val="zh_TW" w:bidi="zh_TW"/>
-        </w:rPr>
-        <w:t>祭司和利未人</w:t>
-      </w:r>
-      <w:r>
-        <w:rPr>
-          <w:lang w:val="zh_TW" w:bidi="zh_TW"/>
-        </w:rPr>
-        <w:t>。</w:t>
-      </w:r>
-      <w:r>
-        <w:rPr>
-          <w:lang w:val="zh_TW" w:bidi="zh_TW"/>
-        </w:rPr>
-      </w:r>
-      <w:r>
-        <w:rPr>
-          <w:lang w:val="zh_TW" w:bidi="zh_TW"/>
-        </w:rPr>
-      </w:r>
-    </w:p>
-    <w:p>
-      <w:pPr/>
-      <w:r>
-        <w:rPr>
-          <w:lang w:val="zh_TW" w:bidi="zh_TW"/>
-        </w:rPr>
-      </w:r>
-    </w:p>
-    <w:p>
-      <w:pPr>
-        <w:pStyle w:val="Heading2"/>
-      </w:pPr>
-      <w:r>
-        <w:rPr>
-          <w:lang w:val="zh_TW" w:bidi="zh_TW"/>
-        </w:rPr>
-        <w:t>麥西</w:t>
-      </w:r>
-      <w:r>
-        <w:rPr>
-          <w:lang w:val="zh_TW" w:bidi="zh_TW"/>
-        </w:rPr>
-      </w:r>
-    </w:p>
-    <w:p>
-      <w:pPr>
-        <w:pStyle w:val="Heading2"/>
-      </w:pPr>
-      <w:r>
-        <w:rPr>
-          <w:lang w:val="zh_TW" w:bidi="zh_TW"/>
-        </w:rPr>
-        <w:t>麥西</w:t>
-      </w:r>
-    </w:p>
-    <w:p>
-      <w:pPr/>
-      <w:r>
-        <w:rPr>
-          <w:lang w:val="zh_TW" w:bidi="zh_TW"/>
-        </w:rPr>
-      </w:r>
-      <w:r>
-        <w:rPr>
-          <w:lang w:val="zh_TW" w:bidi="zh_TW"/>
-        </w:rPr>
-        <w:t>麥西是一個希伯來字詞，指的是埃及地或埃及人民。然而，一些學者認為，麥西指的是位於以東邊界或敘利亞北部的一個地方。</w:t>
-      </w:r>
-    </w:p>
-    <w:p>
-      <w:pPr/>
-      <w:r>
-        <w:rPr>
-          <w:lang w:val="zh_TW" w:bidi="zh_TW"/>
-        </w:rPr>
-      </w:r>
-      <w:hyperlink r:id="rId42">
-        <w:r>
-          <w:rPr>
-            <w:lang w:val="zh_TW" w:bidi="zh_TW"/>
-          </w:rPr>
-          <w:rPr>
-            <w:color w:val="0000EE"/>
-            <w:u w:val="single"/>
-          </w:rPr>
-          <w:t>創世記十章6節</w:t>
-        </w:r>
-      </w:hyperlink>
-      <w:r>
-        <w:rPr>
-          <w:lang w:val="zh_TW" w:bidi="zh_TW"/>
-        </w:rPr>
-        <w:t>指出麥西（埃及）是含的兒子之一，定居於迦南以南。</w:t>
-      </w:r>
-      <w:hyperlink r:id="rId43">
-        <w:r>
-          <w:rPr>
-            <w:lang w:val="zh_TW" w:bidi="zh_TW"/>
-          </w:rPr>
-          <w:rPr>
-            <w:color w:val="0000EE"/>
-            <w:u w:val="single"/>
-          </w:rPr>
-          <w:t>創世記十章14節</w:t>
-        </w:r>
-      </w:hyperlink>
-      <w:r>
-        <w:rPr>
-          <w:lang w:val="zh_TW" w:bidi="zh_TW"/>
-        </w:rPr>
-        <w:t>和</w:t>
-      </w:r>
-      <w:hyperlink r:id="rId44">
-        <w:r>
-          <w:rPr>
-            <w:lang w:val="zh_TW" w:bidi="zh_TW"/>
-          </w:rPr>
-          <w:rPr>
-            <w:color w:val="0000EE"/>
-            <w:u w:val="single"/>
-          </w:rPr>
-          <w:t>以賽亞書十一章11節</w:t>
-        </w:r>
-      </w:hyperlink>
-      <w:r>
-        <w:rPr>
-          <w:lang w:val="zh_TW" w:bidi="zh_TW"/>
-        </w:rPr>
-        <w:t>區分了埃及和</w:t>
-      </w:r>
-      <w:r>
-        <w:rPr>
-          <w:lang w:val="zh_TW" w:bidi="zh_TW"/>
-        </w:rPr>
-        <w:t>帕斯魯細</w:t>
-      </w:r>
-      <w:r>
-        <w:rPr>
-          <w:lang w:val="zh_TW" w:bidi="zh_TW"/>
-        </w:rPr>
-        <w:t>（上埃及）。上埃及是埃及聯合王國的南半部。已知有近七百個關於麥西的參考資料。但大多資料並未明確地區分埃及王國的南北兩部分，而是泛指整個埃及地。</w:t>
-      </w:r>
-    </w:p>
-    <w:p>
-      <w:pPr/>
-      <w:r>
-        <w:rPr>
-          <w:lang w:val="zh_TW" w:bidi="zh_TW"/>
-        </w:rPr>
-      </w:r>
-      <w:r>
-        <w:rPr>
-          <w:i/>
-          <w:lang w:val="zh_TW" w:bidi="zh_TW"/>
-        </w:rPr>
-        <w:t>另見</w:t>
-      </w:r>
-      <w:r>
-        <w:rPr>
-          <w:lang w:val="zh_TW" w:bidi="zh_TW"/>
-        </w:rPr>
-        <w:t>埃及，埃及人</w:t>
-      </w:r>
-      <w:r>
-        <w:rPr>
-          <w:lang w:val="zh_TW" w:bidi="zh_TW"/>
-        </w:rPr>
-        <w:t>。</w:t>
       </w:r>
       <w:r>
         <w:rPr>
@@ -3356,12 +2809,6 @@
   </w:num>
   <w:num w:numId="13" w16cid:durableId="592781308">
     <w:abstractNumId w:val="11"/>
-  </w:num>
-  <w:num w:numId="14">
-    <w:abstractNumId w:val="3"/>
-    <w:lvlOverride w:ilvl="0">
-      <w:startOverride w:val="1"/>
-    </w:lvlOverride>
   </w:num>
   <w:numIdMacAtCleanup w:val="10"/>
 </w:numbering>

--- a/zht/docx/098.content.docx
+++ b/zht/docx/098.content.docx
@@ -149,7 +149,7 @@
         <w:rPr>
           <w:lang w:val="zh_TW" w:bidi="zh_TW"/>
         </w:rPr>
-        <w:t>luo</w:t>
+        <w:t>lv</w:t>
       </w:r>
       <w:r>
         <w:rPr>
@@ -212,7 +212,7 @@
         <w:rPr>
           <w:lang w:val="zh_TW" w:bidi="zh_TW"/>
         </w:rPr>
-        <w:t>羅單</w:t>
+        <w:t>呂便（人物）</w:t>
       </w:r>
       <w:r>
         <w:rPr>
@@ -231,7 +231,7 @@
         <w:rPr>
           <w:lang w:val="zh_TW" w:bidi="zh_TW"/>
         </w:rPr>
-        <w:t>雅完的第四個兒子，也是挪亞經由雅弗家系的後裔（譯註：和合本譯為「多單」；</w:t>
+        <w:t>呂便是雅各和利亞的長子（</w:t>
       </w:r>
       <w:hyperlink r:id="rId13">
         <w:r>
@@ -242,14 +242,14 @@
             <w:color w:val="0000EE"/>
             <w:u w:val="single"/>
           </w:rPr>
-          <w:t>代上1:7</w:t>
-        </w:r>
-      </w:hyperlink>
-      <w:r>
-        <w:rPr>
-          <w:lang w:val="zh_TW" w:bidi="zh_TW"/>
-        </w:rPr>
-        <w:t>）。在</w:t>
+          <w:t>創29:32</w:t>
+        </w:r>
+      </w:hyperlink>
+      <w:r>
+        <w:rPr>
+          <w:lang w:val="zh_TW" w:bidi="zh_TW"/>
+        </w:rPr>
+        <w:t>，</w:t>
       </w:r>
       <w:hyperlink r:id="rId14">
         <w:r>
@@ -260,24 +260,122 @@
             <w:color w:val="0000EE"/>
             <w:u w:val="single"/>
           </w:rPr>
-          <w:t>創世記十章4節</w:t>
-        </w:r>
-      </w:hyperlink>
-      <w:r>
-        <w:rPr>
-          <w:lang w:val="zh_TW" w:bidi="zh_TW"/>
-        </w:rPr>
-        <w:t>中有另一個拼法為「Dodanim（多單）」，這可能是一個抄寫員的錯誤。這兩個詞（譯註：和合本皆譯為「多單」）可能都是指愛琴海（the Aegean Sea）中羅底（Rhodes）及其鄰近島嶼的希臘民族。</w:t>
-      </w:r>
-      <w:r>
-        <w:rPr>
-          <w:lang w:val="zh_TW" w:bidi="zh_TW"/>
-        </w:rPr>
-      </w:r>
-      <w:r>
-        <w:rPr>
-          <w:lang w:val="zh_TW" w:bidi="zh_TW"/>
-        </w:rPr>
+          <w:t>46:8</w:t>
+        </w:r>
+      </w:hyperlink>
+      <w:r>
+        <w:rPr>
+          <w:lang w:val="zh_TW" w:bidi="zh_TW"/>
+        </w:rPr>
+        <w:t>），也是以色列十二支派之一的祖先。呂便曾涉及風茄事件（</w:t>
+      </w:r>
+      <w:hyperlink r:id="rId15">
+        <w:r>
+          <w:rPr>
+            <w:lang w:val="zh_TW" w:bidi="zh_TW"/>
+          </w:rPr>
+          <w:rPr>
+            <w:color w:val="0000EE"/>
+            <w:u w:val="single"/>
+          </w:rPr>
+          <w:t>30:14</w:t>
+        </w:r>
+      </w:hyperlink>
+      <w:r>
+        <w:rPr>
+          <w:lang w:val="zh_TW" w:bidi="zh_TW"/>
+        </w:rPr>
+        <w:t>），又與他父親的妾辟拉同寢（</w:t>
+      </w:r>
+      <w:hyperlink r:id="rId16">
+        <w:r>
+          <w:rPr>
+            <w:lang w:val="zh_TW" w:bidi="zh_TW"/>
+          </w:rPr>
+          <w:rPr>
+            <w:color w:val="0000EE"/>
+            <w:u w:val="single"/>
+          </w:rPr>
+          <w:t>35:22</w:t>
+        </w:r>
+      </w:hyperlink>
+      <w:r>
+        <w:rPr>
+          <w:lang w:val="zh_TW" w:bidi="zh_TW"/>
+        </w:rPr>
+        <w:t>）。然而，當他成年後，他在雅各眾子中顯得較為正直。當眾兄弟計劃殺害約瑟時，呂便表示反對，並打算把約瑟從坑裡救出來（</w:t>
+      </w:r>
+      <w:hyperlink r:id="rId17">
+        <w:r>
+          <w:rPr>
+            <w:lang w:val="zh_TW" w:bidi="zh_TW"/>
+          </w:rPr>
+          <w:rPr>
+            <w:color w:val="0000EE"/>
+            <w:u w:val="single"/>
+          </w:rPr>
+          <w:t>37:22–35</w:t>
+        </w:r>
+      </w:hyperlink>
+      <w:r>
+        <w:rPr>
+          <w:lang w:val="zh_TW" w:bidi="zh_TW"/>
+        </w:rPr>
+        <w:t>）。眾兄弟在埃及被囚期間，呂便責備他們當初傷害約瑟（</w:t>
+      </w:r>
+      <w:hyperlink r:id="rId18">
+        <w:r>
+          <w:rPr>
+            <w:lang w:val="zh_TW" w:bidi="zh_TW"/>
+          </w:rPr>
+          <w:rPr>
+            <w:color w:val="0000EE"/>
+            <w:u w:val="single"/>
+          </w:rPr>
+          <w:t>42:22</w:t>
+        </w:r>
+      </w:hyperlink>
+      <w:r>
+        <w:rPr>
+          <w:lang w:val="zh_TW" w:bidi="zh_TW"/>
+        </w:rPr>
+        <w:t>），他也曾以自己全家的安危作保，保證便雅憫的安全。然而，雅各為眾子祝福時，宣告呂便反覆不定，因此失去了長子的名分（</w:t>
+      </w:r>
+      <w:hyperlink r:id="rId19">
+        <w:r>
+          <w:rPr>
+            <w:lang w:val="zh_TW" w:bidi="zh_TW"/>
+          </w:rPr>
+          <w:rPr>
+            <w:color w:val="0000EE"/>
+            <w:u w:val="single"/>
+          </w:rPr>
+          <w:t>49:3–4</w:t>
+        </w:r>
+      </w:hyperlink>
+      <w:r>
+        <w:rPr>
+          <w:lang w:val="zh_TW" w:bidi="zh_TW"/>
+        </w:rPr>
+        <w:t>）。呂便生了四個兒子（</w:t>
+      </w:r>
+      <w:hyperlink r:id="rId20">
+        <w:r>
+          <w:rPr>
+            <w:lang w:val="zh_TW" w:bidi="zh_TW"/>
+          </w:rPr>
+          <w:rPr>
+            <w:color w:val="0000EE"/>
+            <w:u w:val="single"/>
+          </w:rPr>
+          <w:t>代上5:3</w:t>
+        </w:r>
+      </w:hyperlink>
+      <w:r>
+        <w:rPr>
+          <w:lang w:val="zh_TW" w:bidi="zh_TW"/>
+        </w:rPr>
+        <w:t>）。</w:t>
       </w:r>
     </w:p>
     <w:p>
@@ -287,16 +385,47 @@
           <w:lang w:val="zh_TW" w:bidi="zh_TW"/>
         </w:rPr>
       </w:r>
-    </w:p>
-    <w:p>
-      <w:pPr>
-        <w:pStyle w:val="Heading2"/>
-      </w:pPr>
-      <w:r>
-        <w:rPr>
-          <w:lang w:val="zh_TW" w:bidi="zh_TW"/>
-        </w:rPr>
-        <w:t>羅得</w:t>
+      <w:r>
+        <w:rPr>
+          <w:i/>
+          <w:lang w:val="zh_TW" w:bidi="zh_TW"/>
+        </w:rPr>
+        <w:t>另見</w:t>
+      </w:r>
+      <w:r>
+        <w:rPr>
+          <w:lang w:val="zh_TW" w:bidi="zh_TW"/>
+        </w:rPr>
+        <w:t xml:space="preserve"> </w:t>
+      </w:r>
+      <w:r>
+        <w:rPr>
+          <w:lang w:val="zh_TW" w:bidi="zh_TW"/>
+        </w:rPr>
+        <w:t>呂便（地點）</w:t>
+      </w:r>
+      <w:r>
+        <w:rPr>
+          <w:lang w:val="zh_TW" w:bidi="zh_TW"/>
+        </w:rPr>
+        <w:t>；</w:t>
+      </w:r>
+      <w:r>
+        <w:rPr>
+          <w:lang w:val="zh_TW" w:bidi="zh_TW"/>
+        </w:rPr>
+        <w:t>呂便支派</w:t>
+      </w:r>
+      <w:r>
+        <w:rPr>
+          <w:lang w:val="zh_TW" w:bidi="zh_TW"/>
+        </w:rPr>
+        <w:t>。</w:t>
+      </w:r>
+      <w:r>
+        <w:rPr>
+          <w:lang w:val="zh_TW" w:bidi="zh_TW"/>
+        </w:rPr>
       </w:r>
       <w:r>
         <w:rPr>
@@ -311,29 +440,32 @@
           <w:lang w:val="zh_TW" w:bidi="zh_TW"/>
         </w:rPr>
       </w:r>
-      <w:r>
-        <w:rPr>
-          <w:lang w:val="zh_TW" w:bidi="zh_TW"/>
-        </w:rPr>
-        <w:t>亞伯拉罕的姪兒，也是摩押人與亞捫人的祖先。羅得與亞伯拉罕一樣出生於吾珥。在羅得的父親死後，祂由祖父他拉照顧；他也隨他拉與叔叔亞伯蘭一同前往哈蘭（</w:t>
-      </w:r>
-      <w:hyperlink r:id="rId15">
-        <w:r>
-          <w:rPr>
-            <w:lang w:val="zh_TW" w:bidi="zh_TW"/>
-          </w:rPr>
-          <w:rPr>
-            <w:color w:val="0000EE"/>
-            <w:u w:val="single"/>
-          </w:rPr>
-          <w:t>創11:27–32</w:t>
-        </w:r>
-      </w:hyperlink>
-      <w:r>
-        <w:rPr>
-          <w:lang w:val="zh_TW" w:bidi="zh_TW"/>
-        </w:rPr>
-        <w:t>）。他拉去世後，羅得與亞伯蘭同行進入迦南，後又下到埃及，之後再返回迦南地。</w:t>
+    </w:p>
+    <w:p>
+      <w:pPr>
+        <w:pStyle w:val="Heading2"/>
+      </w:pPr>
+      <w:r>
+        <w:rPr>
+          <w:lang w:val="zh_TW" w:bidi="zh_TW"/>
+        </w:rPr>
+        <w:t>呂便支派</w:t>
+      </w:r>
+      <w:r>
+        <w:rPr>
+          <w:lang w:val="zh_TW" w:bidi="zh_TW"/>
+        </w:rPr>
+      </w:r>
+    </w:p>
+    <w:p>
+      <w:pPr>
+        <w:pStyle w:val="Heading3"/>
+      </w:pPr>
+      <w:r>
+        <w:rPr>
+          <w:lang w:val="zh_TW" w:bidi="zh_TW"/>
+        </w:rPr>
+        <w:t>呂便支派的起源</w:t>
       </w:r>
     </w:p>
     <w:p>
@@ -347,19 +479,61 @@
         <w:rPr>
           <w:lang w:val="zh_TW" w:bidi="zh_TW"/>
         </w:rPr>
-        <w:t>回到迦南後，羅得與亞伯蘭的牲畜眾多，已無法在同一地區共同居住。亞伯蘭以寬厚的態度讓羅得先選擇居住之地；羅得選了約旦河谷，因那裡土地肥美，適合耕種。在神的審判降臨此地以前，這個山谷美麗如同「</w:t>
-      </w:r>
-      <w:r>
-        <w:rPr>
-          <w:lang w:val="zh_TW" w:bidi="zh_TW"/>
-        </w:rPr>
-        <w:t>耶和華的園子</w:t>
-      </w:r>
-      <w:r>
-        <w:rPr>
-          <w:lang w:val="zh_TW" w:bidi="zh_TW"/>
-        </w:rPr>
-        <w:t>」（</w:t>
+        <w:t>雅各長子呂便後裔的支派 （</w:t>
+      </w:r>
+      <w:hyperlink r:id="rId13">
+        <w:r>
+          <w:rPr>
+            <w:lang w:val="zh_TW" w:bidi="zh_TW"/>
+          </w:rPr>
+          <w:rPr>
+            <w:color w:val="0000EE"/>
+            <w:u w:val="single"/>
+          </w:rPr>
+          <w:t>創29:32</w:t>
+        </w:r>
+      </w:hyperlink>
+      <w:r>
+        <w:rPr>
+          <w:lang w:val="zh_TW" w:bidi="zh_TW"/>
+        </w:rPr>
+        <w:t>）。呂便支派是長子的支派，在以色列各支派的名單中經常列在首位（</w:t>
+      </w:r>
+      <w:hyperlink r:id="rId21">
+        <w:r>
+          <w:rPr>
+            <w:lang w:val="zh_TW" w:bidi="zh_TW"/>
+          </w:rPr>
+          <w:rPr>
+            <w:color w:val="0000EE"/>
+            <w:u w:val="single"/>
+          </w:rPr>
+          <w:t>民13:4</w:t>
+        </w:r>
+      </w:hyperlink>
+      <w:r>
+        <w:rPr>
+          <w:lang w:val="zh_TW" w:bidi="zh_TW"/>
+        </w:rPr>
+        <w:t>）。在約旦河東定居的兩個半支派中，呂便支派也列在首位（</w:t>
+      </w:r>
+      <w:hyperlink r:id="rId22">
+        <w:r>
+          <w:rPr>
+            <w:lang w:val="zh_TW" w:bidi="zh_TW"/>
+          </w:rPr>
+          <w:rPr>
+            <w:color w:val="0000EE"/>
+            <w:u w:val="single"/>
+          </w:rPr>
+          <w:t>書1:12</w:t>
+        </w:r>
+      </w:hyperlink>
+      <w:r>
+        <w:rPr>
+          <w:lang w:val="zh_TW" w:bidi="zh_TW"/>
+        </w:rPr>
+        <w:t>）。然而，儘管享有這種榮譽地位，呂便支派後來逐漸失去重要性。部分原因在於呂便所犯的罪（</w:t>
       </w:r>
       <w:hyperlink r:id="rId16">
         <w:r>
@@ -370,14 +544,61 @@
             <w:color w:val="0000EE"/>
             <w:u w:val="single"/>
           </w:rPr>
-          <w:t>創13:10</w:t>
-        </w:r>
-      </w:hyperlink>
-      <w:r>
-        <w:rPr>
-          <w:lang w:val="zh_TW" w:bidi="zh_TW"/>
-        </w:rPr>
-        <w:t>）。羅得遂搬入所多瑪城，並逐漸捲入那城所行的惡事之中。</w:t>
+          <w:t>創35:22</w:t>
+        </w:r>
+      </w:hyperlink>
+      <w:r>
+        <w:rPr>
+          <w:lang w:val="zh_TW" w:bidi="zh_TW"/>
+        </w:rPr>
+        <w:t>），因此，他的父親雅各宣告，呂便將失去在眾支派中的領導地位（</w:t>
+      </w:r>
+      <w:hyperlink r:id="rId23">
+        <w:r>
+          <w:rPr>
+            <w:lang w:val="zh_TW" w:bidi="zh_TW"/>
+          </w:rPr>
+          <w:rPr>
+            <w:color w:val="0000EE"/>
+            <w:u w:val="single"/>
+          </w:rPr>
+          <w:t>49:4</w:t>
+        </w:r>
+      </w:hyperlink>
+      <w:r>
+        <w:rPr>
+          <w:lang w:val="zh_TW" w:bidi="zh_TW"/>
+        </w:rPr>
+        <w:t>）。雖然</w:t>
+      </w:r>
+      <w:hyperlink r:id="rId24">
+        <w:r>
+          <w:rPr>
+            <w:lang w:val="zh_TW" w:bidi="zh_TW"/>
+          </w:rPr>
+          <w:rPr>
+            <w:color w:val="0000EE"/>
+            <w:u w:val="single"/>
+          </w:rPr>
+          <w:t>申命記三十三章6節</w:t>
+        </w:r>
+      </w:hyperlink>
+      <w:r>
+        <w:rPr>
+          <w:lang w:val="zh_TW" w:bidi="zh_TW"/>
+        </w:rPr>
+        <w:t>記載了一段為呂便得以存活而發出的禱告，但這個支派後來仍然衰落了。</w:t>
+      </w:r>
+    </w:p>
+    <w:p>
+      <w:pPr>
+        <w:pStyle w:val="Heading3"/>
+      </w:pPr>
+      <w:r>
+        <w:rPr>
+          <w:lang w:val="zh_TW" w:bidi="zh_TW"/>
+        </w:rPr>
+        <w:t>歷史角色與掙扎</w:t>
       </w:r>
     </w:p>
     <w:p>
@@ -391,18 +612,54 @@
         <w:rPr>
           <w:lang w:val="zh_TW" w:bidi="zh_TW"/>
         </w:rPr>
-        <w:t>羅得住在所多瑪期間，來自美索不達米亞的四王打帶了包含所多瑪在內的鄰近五城的王。這些王很可能是統治小型城邦的領主。他們擄走羅得一家及財物。亞伯蘭聽見後率人前往營救，在大馬士革以北的何把擊敗入侵的王，奪回被擄者與掠物 （</w:t>
-      </w:r>
-      <w:hyperlink r:id="rId17">
-        <w:r>
-          <w:rPr>
-            <w:lang w:val="zh_TW" w:bidi="zh_TW"/>
-          </w:rPr>
-          <w:rPr>
-            <w:color w:val="0000EE"/>
-            <w:u w:val="single"/>
-          </w:rPr>
-          <w:t>創14章</w:t>
+        <w:t>以色列人在曠野期間，呂便支派與其它支派一樣，派出首領和探子窺探迦南地（</w:t>
+      </w:r>
+      <w:hyperlink r:id="rId25">
+        <w:r>
+          <w:rPr>
+            <w:lang w:val="zh_TW" w:bidi="zh_TW"/>
+          </w:rPr>
+          <w:rPr>
+            <w:color w:val="0000EE"/>
+            <w:u w:val="single"/>
+          </w:rPr>
+          <w:t>民1:5</w:t>
+        </w:r>
+      </w:hyperlink>
+      <w:r>
+        <w:rPr>
+          <w:lang w:val="zh_TW" w:bidi="zh_TW"/>
+        </w:rPr>
+        <w:t>，</w:t>
+      </w:r>
+      <w:hyperlink r:id="rId21">
+        <w:r>
+          <w:rPr>
+            <w:lang w:val="zh_TW" w:bidi="zh_TW"/>
+          </w:rPr>
+          <w:rPr>
+            <w:color w:val="0000EE"/>
+            <w:u w:val="single"/>
+          </w:rPr>
+          <w:t>13:4</w:t>
+        </w:r>
+      </w:hyperlink>
+      <w:r>
+        <w:rPr>
+          <w:lang w:val="zh_TW" w:bidi="zh_TW"/>
+        </w:rPr>
+        <w:t>）。然而，只有以法蓮的探子（約書亞）和猶大的探子（迦勒）忠於神。其它支派都沒有信靠神，呂便支派既不比其它支派更好，也不比其它支派更差（</w:t>
+      </w:r>
+      <w:hyperlink r:id="rId26">
+        <w:r>
+          <w:rPr>
+            <w:lang w:val="zh_TW" w:bidi="zh_TW"/>
+          </w:rPr>
+          <w:rPr>
+            <w:color w:val="0000EE"/>
+            <w:u w:val="single"/>
+          </w:rPr>
+          <w:t>民14:6</w:t>
         </w:r>
       </w:hyperlink>
       <w:r>
@@ -423,18 +680,36 @@
         <w:rPr>
           <w:lang w:val="zh_TW" w:bidi="zh_TW"/>
         </w:rPr>
-        <w:t>後來，兩位天使來到索多瑪，催促羅得在城市被毀滅之前離開。當地的居民試圖襲擊這些訪客時，顯示出所多瑪的邪惡行為表露無遺。羅得竟提議讓眾人傷害自己的女兒，這顯示出他長期生活在邪惡之地已對他產生影響。羅得起初不願離開所多瑪，他的未來女婿也拒絕與他同行。他的妻子在離開時回頭看了城市，上帝便將她變成鹽柱（</w:t>
-      </w:r>
-      <w:hyperlink r:id="rId18">
-        <w:r>
-          <w:rPr>
-            <w:lang w:val="zh_TW" w:bidi="zh_TW"/>
-          </w:rPr>
-          <w:rPr>
-            <w:color w:val="0000EE"/>
-            <w:u w:val="single"/>
-          </w:rPr>
-          <w:t>創19章</w:t>
+        <w:t>呂便支派的歷史也包括兩名呂便人（大坍和亞比蘭）起來反抗摩西權柄的事件（</w:t>
+      </w:r>
+      <w:hyperlink r:id="rId27">
+        <w:r>
+          <w:rPr>
+            <w:lang w:val="zh_TW" w:bidi="zh_TW"/>
+          </w:rPr>
+          <w:rPr>
+            <w:color w:val="0000EE"/>
+            <w:u w:val="single"/>
+          </w:rPr>
+          <w:t>民16:1</w:t>
+        </w:r>
+      </w:hyperlink>
+      <w:r>
+        <w:rPr>
+          <w:lang w:val="zh_TW" w:bidi="zh_TW"/>
+        </w:rPr>
+        <w:t>）。他們這樣做可能是想恢復呂便支派在眾支派中的領先地位。然而，這次叛亂以失敗告終，神也施行了嚴厲的審判（</w:t>
+      </w:r>
+      <w:hyperlink r:id="rId28">
+        <w:r>
+          <w:rPr>
+            <w:lang w:val="zh_TW" w:bidi="zh_TW"/>
+          </w:rPr>
+          <w:rPr>
+            <w:color w:val="0000EE"/>
+            <w:u w:val="single"/>
+          </w:rPr>
+          <w:t>民16:33</w:t>
         </w:r>
       </w:hyperlink>
       <w:r>
@@ -442,6 +717,17 @@
           <w:lang w:val="zh_TW" w:bidi="zh_TW"/>
         </w:rPr>
         <w:t>）。</w:t>
+      </w:r>
+    </w:p>
+    <w:p>
+      <w:pPr>
+        <w:pStyle w:val="Heading3"/>
+      </w:pPr>
+      <w:r>
+        <w:rPr>
+          <w:lang w:val="zh_TW" w:bidi="zh_TW"/>
+        </w:rPr>
+        <w:t>財富與土地的解決方案</w:t>
       </w:r>
     </w:p>
     <w:p>
@@ -455,18 +741,72 @@
         <w:rPr>
           <w:lang w:val="zh_TW" w:bidi="zh_TW"/>
         </w:rPr>
-        <w:t>接下來發生的事情非常令人不安：羅得的兩個女兒以為她們永遠找不到丈夫，便將父親灌醉，與他同寢，她們各生一子；一名為摩押，另一名為便‧亞米。這兩人後來成為摩押人與亞捫人的祖先；兩族在後世常與以色列為敵（</w:t>
-      </w:r>
-      <w:hyperlink r:id="rId19">
-        <w:r>
-          <w:rPr>
-            <w:lang w:val="zh_TW" w:bidi="zh_TW"/>
-          </w:rPr>
-          <w:rPr>
-            <w:color w:val="0000EE"/>
-            <w:u w:val="single"/>
-          </w:rPr>
-          <w:t>創19:30–38</w:t>
+        <w:t>呂便支派以擁有眾多牲畜聞名（</w:t>
+      </w:r>
+      <w:hyperlink r:id="rId29">
+        <w:r>
+          <w:rPr>
+            <w:lang w:val="zh_TW" w:bidi="zh_TW"/>
+          </w:rPr>
+          <w:rPr>
+            <w:color w:val="0000EE"/>
+            <w:u w:val="single"/>
+          </w:rPr>
+          <w:t>民32:1</w:t>
+        </w:r>
+      </w:hyperlink>
+      <w:r>
+        <w:rPr>
+          <w:lang w:val="zh_TW" w:bidi="zh_TW"/>
+        </w:rPr>
+        <w:t>）。起初，呂便支派希望留在約旦河東、從亞摩利王西宏和噩手中奪得的土地上。雖然摩西責備他們提出這項要求，但呂便人以及與他們結盟的迦得支派和瑪拿西半支派同意渡過約旦河，與以色列人一同爭戰。於是，摩西准許了他們的請求（</w:t>
+      </w:r>
+      <w:hyperlink r:id="rId30">
+        <w:r>
+          <w:rPr>
+            <w:lang w:val="zh_TW" w:bidi="zh_TW"/>
+          </w:rPr>
+          <w:rPr>
+            <w:color w:val="0000EE"/>
+            <w:u w:val="single"/>
+          </w:rPr>
+          <w:t>民32:20–22</w:t>
+        </w:r>
+      </w:hyperlink>
+      <w:r>
+        <w:rPr>
+          <w:lang w:val="zh_TW" w:bidi="zh_TW"/>
+        </w:rPr>
+        <w:t>）。他們在爭戰中奮勇作戰，爭戰結束後便獲准返回家園（</w:t>
+      </w:r>
+      <w:hyperlink r:id="rId31">
+        <w:r>
+          <w:rPr>
+            <w:lang w:val="zh_TW" w:bidi="zh_TW"/>
+          </w:rPr>
+          <w:rPr>
+            <w:color w:val="0000EE"/>
+            <w:u w:val="single"/>
+          </w:rPr>
+          <w:t>書22:1–6</w:t>
+        </w:r>
+      </w:hyperlink>
+      <w:r>
+        <w:rPr>
+          <w:lang w:val="zh_TW" w:bidi="zh_TW"/>
+        </w:rPr>
+        <w:t>）。雖然約旦河將他們與其它支派分隔開來，他們仍築了一座紀念壇，表明自己仍視自己為以色列的一部分（</w:t>
+      </w:r>
+      <w:hyperlink r:id="rId32">
+        <w:r>
+          <w:rPr>
+            <w:lang w:val="zh_TW" w:bidi="zh_TW"/>
+          </w:rPr>
+          <w:rPr>
+            <w:color w:val="0000EE"/>
+            <w:u w:val="single"/>
+          </w:rPr>
+          <w:t>書22:10</w:t>
         </w:r>
       </w:hyperlink>
       <w:r>
@@ -474,6 +814,17 @@
           <w:lang w:val="zh_TW" w:bidi="zh_TW"/>
         </w:rPr>
         <w:t>）。</w:t>
+      </w:r>
+    </w:p>
+    <w:p>
+      <w:pPr>
+        <w:pStyle w:val="Heading3"/>
+      </w:pPr>
+      <w:r>
+        <w:rPr>
+          <w:lang w:val="zh_TW" w:bidi="zh_TW"/>
+        </w:rPr>
+        <w:t>衰落與後期歷史</w:t>
       </w:r>
     </w:p>
     <w:p>
@@ -487,36 +838,54 @@
         <w:rPr>
           <w:lang w:val="zh_TW" w:bidi="zh_TW"/>
         </w:rPr>
-        <w:t>儘管羅得犯了許多錯誤，新約聖經仍稱他為「義人」（</w:t>
-      </w:r>
-      <w:hyperlink r:id="rId20">
-        <w:r>
-          <w:rPr>
-            <w:lang w:val="zh_TW" w:bidi="zh_TW"/>
-          </w:rPr>
-          <w:rPr>
-            <w:color w:val="0000EE"/>
-            <w:u w:val="single"/>
-          </w:rPr>
-          <w:t>彼後2:7–9</w:t>
-        </w:r>
-      </w:hyperlink>
-      <w:r>
-        <w:rPr>
-          <w:lang w:val="zh_TW" w:bidi="zh_TW"/>
-        </w:rPr>
-        <w:t>）。這意味著因為羅得信靠神，神接納了他。雖然也有人質疑羅得的故事與所多瑪被毀是否為真實歷史，但耶穌親自提及這些事件，表明了其真實性（</w:t>
-      </w:r>
-      <w:hyperlink r:id="rId21">
-        <w:r>
-          <w:rPr>
-            <w:lang w:val="zh_TW" w:bidi="zh_TW"/>
-          </w:rPr>
-          <w:rPr>
-            <w:color w:val="0000EE"/>
-            <w:u w:val="single"/>
-          </w:rPr>
-          <w:t>路17:28–29</w:t>
+        <w:t>呂便支派直到女先知底波拉的時代才再次出現在聖經記載中。當以色列人聚集起來與西西拉爭戰時，呂便支派沒有回應這個呼召。這個支派似乎更看重物質財富，而不是參與爭戰。例如，他們選擇了約旦河東肥沃的土地（</w:t>
+      </w:r>
+      <w:hyperlink r:id="rId33">
+        <w:r>
+          <w:rPr>
+            <w:lang w:val="zh_TW" w:bidi="zh_TW"/>
+          </w:rPr>
+          <w:rPr>
+            <w:color w:val="0000EE"/>
+            <w:u w:val="single"/>
+          </w:rPr>
+          <w:t>民32:5</w:t>
+        </w:r>
+      </w:hyperlink>
+      <w:r>
+        <w:rPr>
+          <w:lang w:val="zh_TW" w:bidi="zh_TW"/>
+        </w:rPr>
+        <w:t>）。對他們來說，牧人的生活可能比爭戰的生活更具吸引力（</w:t>
+      </w:r>
+      <w:hyperlink r:id="rId34">
+        <w:r>
+          <w:rPr>
+            <w:lang w:val="zh_TW" w:bidi="zh_TW"/>
+          </w:rPr>
+          <w:rPr>
+            <w:color w:val="0000EE"/>
+            <w:u w:val="single"/>
+          </w:rPr>
+          <w:t>士5:16</w:t>
+        </w:r>
+      </w:hyperlink>
+      <w:r>
+        <w:rPr>
+          <w:lang w:val="zh_TW" w:bidi="zh_TW"/>
+        </w:rPr>
+        <w:t>）。呂便支派的表現反映出雅各所說「滾沸如水」的宣告（</w:t>
+      </w:r>
+      <w:hyperlink r:id="rId23">
+        <w:r>
+          <w:rPr>
+            <w:lang w:val="zh_TW" w:bidi="zh_TW"/>
+          </w:rPr>
+          <w:rPr>
+            <w:color w:val="0000EE"/>
+            <w:u w:val="single"/>
+          </w:rPr>
+          <w:t>創49:4</w:t>
         </w:r>
       </w:hyperlink>
       <w:r>
@@ -535,22 +904,81 @@
       </w:r>
       <w:r>
         <w:rPr>
-          <w:i/>
-          <w:lang w:val="zh_TW" w:bidi="zh_TW"/>
-        </w:rPr>
-        <w:t>另見</w:t>
-      </w:r>
-      <w:r>
-        <w:rPr>
-          <w:lang w:val="zh_TW" w:bidi="zh_TW"/>
-        </w:rPr>
-        <w:t>所多瑪和蛾摩拉</w:t>
-      </w:r>
-      <w:r>
-        <w:rPr>
-          <w:lang w:val="zh_TW" w:bidi="zh_TW"/>
-        </w:rPr>
-        <w:t>。</w:t>
+          <w:lang w:val="zh_TW" w:bidi="zh_TW"/>
+        </w:rPr>
+        <w:t>後來，呂便支派的土地很可能是被摩押人佔據。該地區也成為以色列與其它民族（例如亞蘭）交戰的戰場（</w:t>
+      </w:r>
+      <w:hyperlink r:id="rId35">
+        <w:r>
+          <w:rPr>
+            <w:lang w:val="zh_TW" w:bidi="zh_TW"/>
+          </w:rPr>
+          <w:rPr>
+            <w:color w:val="0000EE"/>
+            <w:u w:val="single"/>
+          </w:rPr>
+          <w:t>王上22:3</w:t>
+        </w:r>
+      </w:hyperlink>
+      <w:r>
+        <w:rPr>
+          <w:lang w:val="zh_TW" w:bidi="zh_TW"/>
+        </w:rPr>
+        <w:t>）。呂便支派是最早遭亞述人重創的支派之一（</w:t>
+      </w:r>
+      <w:hyperlink r:id="rId36">
+        <w:r>
+          <w:rPr>
+            <w:lang w:val="zh_TW" w:bidi="zh_TW"/>
+          </w:rPr>
+          <w:rPr>
+            <w:color w:val="0000EE"/>
+            <w:u w:val="single"/>
+          </w:rPr>
+          <w:t>王下15:29</w:t>
+        </w:r>
+      </w:hyperlink>
+      <w:r>
+        <w:rPr>
+          <w:lang w:val="zh_TW" w:bidi="zh_TW"/>
+        </w:rPr>
+        <w:t>）。雖然以西結的異象提到呂便支派所得的一小塊土地（</w:t>
+      </w:r>
+      <w:hyperlink r:id="rId37">
+        <w:r>
+          <w:rPr>
+            <w:lang w:val="zh_TW" w:bidi="zh_TW"/>
+          </w:rPr>
+          <w:rPr>
+            <w:color w:val="0000EE"/>
+            <w:u w:val="single"/>
+          </w:rPr>
+          <w:t>結48:6</w:t>
+        </w:r>
+      </w:hyperlink>
+      <w:r>
+        <w:rPr>
+          <w:lang w:val="zh_TW" w:bidi="zh_TW"/>
+        </w:rPr>
+        <w:t>），但這個支派在被擄歸回後似乎已大致消失。啟示錄把呂便列在蒙救贖的人當中（</w:t>
+      </w:r>
+      <w:hyperlink r:id="rId38">
+        <w:r>
+          <w:rPr>
+            <w:lang w:val="zh_TW" w:bidi="zh_TW"/>
+          </w:rPr>
+          <w:rPr>
+            <w:color w:val="0000EE"/>
+            <w:u w:val="single"/>
+          </w:rPr>
+          <w:t>啟7:5</w:t>
+        </w:r>
+      </w:hyperlink>
+      <w:r>
+        <w:rPr>
+          <w:lang w:val="zh_TW" w:bidi="zh_TW"/>
+        </w:rPr>
+        <w:t>），但新約聖經沒有提到任何出自呂便支派的人。</w:t>
       </w:r>
       <w:r>
         <w:rPr>
@@ -579,23 +1007,12 @@
         <w:rPr>
           <w:lang w:val="zh_TW" w:bidi="zh_TW"/>
         </w:rPr>
-        <w:t>羅底</w:t>
-      </w:r>
-      <w:r>
-        <w:rPr>
-          <w:lang w:val="zh_TW" w:bidi="zh_TW"/>
-        </w:rPr>
-      </w:r>
-    </w:p>
-    <w:p>
-      <w:pPr>
-        <w:pStyle w:val="Heading2"/>
-      </w:pPr>
-      <w:r>
-        <w:rPr>
-          <w:lang w:val="zh_TW" w:bidi="zh_TW"/>
-        </w:rPr>
-        <w:t>羅底</w:t>
+        <w:t>旅行</w:t>
+      </w:r>
+      <w:r>
+        <w:rPr>
+          <w:lang w:val="zh_TW" w:bidi="zh_TW"/>
+        </w:rPr>
       </w:r>
     </w:p>
     <w:p>
@@ -609,91 +1026,18 @@
         <w:rPr>
           <w:lang w:val="zh_TW" w:bidi="zh_TW"/>
         </w:rPr>
-        <w:t>保羅在第三次宣教旅程返回耶路撒冷的途中，曾在羅底停靠（</w:t>
-      </w:r>
-      <w:hyperlink r:id="rId22">
-        <w:r>
-          <w:rPr>
-            <w:lang w:val="zh_TW" w:bidi="zh_TW"/>
-          </w:rPr>
-          <w:rPr>
-            <w:color w:val="0000EE"/>
-            <w:u w:val="single"/>
-          </w:rPr>
-          <w:t>徒21:1</w:t>
-        </w:r>
-      </w:hyperlink>
-      <w:r>
-        <w:rPr>
-          <w:lang w:val="zh_TW" w:bidi="zh_TW"/>
-        </w:rPr>
-        <w:t>）。在</w:t>
-      </w:r>
-      <w:hyperlink r:id="rId14">
-        <w:r>
-          <w:rPr>
-            <w:lang w:val="zh_TW" w:bidi="zh_TW"/>
-          </w:rPr>
-          <w:rPr>
-            <w:color w:val="0000EE"/>
-            <w:u w:val="single"/>
-          </w:rPr>
-          <w:t>創世記十章4節</w:t>
-        </w:r>
-      </w:hyperlink>
-      <w:r>
-        <w:rPr>
-          <w:lang w:val="zh_TW" w:bidi="zh_TW"/>
-        </w:rPr>
-        <w:t>、</w:t>
-      </w:r>
-      <w:hyperlink r:id="rId23">
-        <w:r>
-          <w:rPr>
-            <w:lang w:val="zh_TW" w:bidi="zh_TW"/>
-          </w:rPr>
-          <w:rPr>
-            <w:color w:val="0000EE"/>
-            <w:u w:val="single"/>
-          </w:rPr>
-          <w:t>以西結書二十七章15節</w:t>
-        </w:r>
-      </w:hyperlink>
-      <w:r>
-        <w:rPr>
-          <w:lang w:val="zh_TW" w:bidi="zh_TW"/>
-        </w:rPr>
-        <w:t>和</w:t>
-      </w:r>
-      <w:hyperlink r:id="rId13">
-        <w:r>
-          <w:rPr>
-            <w:lang w:val="zh_TW" w:bidi="zh_TW"/>
-          </w:rPr>
-          <w:rPr>
-            <w:color w:val="0000EE"/>
-            <w:u w:val="single"/>
-          </w:rPr>
-          <w:t>歷代志上一章7節</w:t>
-        </w:r>
-      </w:hyperlink>
-      <w:r>
-        <w:rPr>
-          <w:lang w:val="zh_TW" w:bidi="zh_TW"/>
-        </w:rPr>
-        <w:t>中提到的</w:t>
-      </w:r>
-      <w:r>
-        <w:rPr>
-          <w:lang w:val="zh_TW" w:bidi="zh_TW"/>
-        </w:rPr>
-        <w:t>多單（譯註：此名在和合本以西結書二十七章15節中被譯為「底但〔Dedan〕）</w:t>
-      </w:r>
-      <w:r>
-        <w:rPr>
-          <w:lang w:val="zh_TW" w:bidi="zh_TW"/>
-        </w:rPr>
-        <w:t>，並非基於舊約聖經的希伯來文文本，而是根據其希臘文譯本。羅底島面積超過500平方英里（1,295平方公里），位於現今土耳其東南沿海附近。</w:t>
+        <w:t>在聖經時代，旅行者常見道路崎嶇難行，且無法通行。通常是相對較小的船隻在海上航行，且主要是軍事和商船，極少是為了簡單的旅遊交通而航行的船隻。因為沒有什麼理由需要去旅行，一般公民往往只會留在相當有限的區域內。偶爾會有群體的遷徙，有時人們因宗教節期而旅行，或為了逃避戰爭和饑荒而遷徙。</w:t>
+      </w:r>
+    </w:p>
+    <w:p>
+      <w:pPr>
+        <w:pStyle w:val="Heading3"/>
+      </w:pPr>
+      <w:r>
+        <w:rPr>
+          <w:lang w:val="zh_TW" w:bidi="zh_TW"/>
+        </w:rPr>
+        <w:t>舊約時代的旅行</w:t>
       </w:r>
     </w:p>
     <w:p>
@@ -707,7 +1051,61 @@
         <w:rPr>
           <w:lang w:val="zh_TW" w:bidi="zh_TW"/>
         </w:rPr>
-        <w:t>在保羅的時代，這座島嶼長期以來一直是多利安（Dorian）希臘文化的重要據點，島上有好幾座城市。首府羅底城坐落於古代最繁忙的海運航線上，連接西邊的意大利港口、亞細亞省，以及東邊的敘利亞和埃及港口。它以天然港口和公共工程聞名。羅底當時是顯赫的商業中心，並為羅馬海法提供了大部分的先例。公元前二世紀是其政治權力的巔峰，當時它控制了小亞細亞大陸上的大部分卡利亞（Caria）和呂家（Lycia）地區。後來，羅馬勢力先是剝奪了羅底的商業霸權，到了西元前一世紀的羅馬內戰期間，它的政治地位被削弱到僅僅是羅馬帝國的一個省級小鎮。</w:t>
+        <w:t>有幾個描繪了以色列百姓為了放牧而在有限區域內移動的記載。約瑟的兄弟們將他們的羊群從南地帶到示劍，後來又到多坍（</w:t>
+      </w:r>
+      <w:hyperlink r:id="rId39">
+        <w:r>
+          <w:rPr>
+            <w:lang w:val="zh_TW" w:bidi="zh_TW"/>
+          </w:rPr>
+          <w:rPr>
+            <w:color w:val="0000EE"/>
+            <w:u w:val="single"/>
+          </w:rPr>
+          <w:t>創37:12–17</w:t>
+        </w:r>
+      </w:hyperlink>
+      <w:r>
+        <w:rPr>
+          <w:lang w:val="zh_TW" w:bidi="zh_TW"/>
+        </w:rPr>
+        <w:t>），但這不過是60英里（96.5公里）。大衛曾環遊巴勒斯坦，甚至去了摩押地（</w:t>
+      </w:r>
+      <w:hyperlink r:id="rId40">
+        <w:r>
+          <w:rPr>
+            <w:lang w:val="zh_TW" w:bidi="zh_TW"/>
+          </w:rPr>
+          <w:rPr>
+            <w:color w:val="0000EE"/>
+            <w:u w:val="single"/>
+          </w:rPr>
+          <w:t>撒上22:3</w:t>
+        </w:r>
+      </w:hyperlink>
+      <w:r>
+        <w:rPr>
+          <w:lang w:val="zh_TW" w:bidi="zh_TW"/>
+        </w:rPr>
+        <w:t>）。但支派的人從耶路撒冷西南遷到北部——就在黎巴嫩山脈南端（</w:t>
+      </w:r>
+      <w:hyperlink r:id="rId41">
+        <w:r>
+          <w:rPr>
+            <w:lang w:val="zh_TW" w:bidi="zh_TW"/>
+          </w:rPr>
+          <w:rPr>
+            <w:color w:val="0000EE"/>
+            <w:u w:val="single"/>
+          </w:rPr>
+          <w:t>士18章</w:t>
+        </w:r>
+      </w:hyperlink>
+      <w:r>
+        <w:rPr>
+          <w:lang w:val="zh_TW" w:bidi="zh_TW"/>
+        </w:rPr>
+        <w:t>）。</w:t>
       </w:r>
     </w:p>
     <w:p>
@@ -721,17 +1119,126 @@
         <w:rPr>
           <w:lang w:val="zh_TW" w:bidi="zh_TW"/>
         </w:rPr>
-        <w:t>為了慶祝公元前280年的一場軍事勝利，羅底城豎立了一尊巨大的希臘太陽神青銅像，高達121英尺（36.9公尺）——大約跟自由女神像一樣高。這尊雕像耗時12年才建成，但在完工後不久，一場地震（公元前224年）就將它從膝蓋處震斷了。不過，這些破碎的遺跡一直被視作古蹟奇觀保留著，直到七世紀阿拉伯人佔領該島為止。這尊「羅得島太陽神巨像（Colossus of Rhodes）」曾被列入一些古代的世界奇觀名單中。</w:t>
-      </w:r>
-      <w:r>
-        <w:rPr>
-          <w:lang w:val="zh_TW" w:bidi="zh_TW"/>
-        </w:rPr>
-      </w:r>
-      <w:r>
-        <w:rPr>
-          <w:lang w:val="zh_TW" w:bidi="zh_TW"/>
-        </w:rPr>
+        <w:t>為了放牧、遷徙和保護而旅行的例子可謂多不勝數。這些旅行者通常會步行，但驢也被用來騎乘和作為馱運動物之用。牛用來運送重物，有時也載人（</w:t>
+      </w:r>
+      <w:hyperlink r:id="rId42">
+        <w:r>
+          <w:rPr>
+            <w:lang w:val="zh_TW" w:bidi="zh_TW"/>
+          </w:rPr>
+          <w:rPr>
+            <w:color w:val="0000EE"/>
+            <w:u w:val="single"/>
+          </w:rPr>
+          <w:t>創46:5</w:t>
+        </w:r>
+      </w:hyperlink>
+      <w:r>
+        <w:rPr>
+          <w:lang w:val="zh_TW" w:bidi="zh_TW"/>
+        </w:rPr>
+        <w:t>）。後來駱駝也成為普遍的交通工具（</w:t>
+      </w:r>
+      <w:hyperlink r:id="rId43">
+        <w:r>
+          <w:rPr>
+            <w:lang w:val="zh_TW" w:bidi="zh_TW"/>
+          </w:rPr>
+          <w:rPr>
+            <w:color w:val="0000EE"/>
+            <w:u w:val="single"/>
+          </w:rPr>
+          <w:t>王上10:2</w:t>
+        </w:r>
+      </w:hyperlink>
+      <w:r>
+        <w:rPr>
+          <w:lang w:val="zh_TW" w:bidi="zh_TW"/>
+        </w:rPr>
+        <w:t>；</w:t>
+      </w:r>
+      <w:hyperlink r:id="rId44">
+        <w:r>
+          <w:rPr>
+            <w:lang w:val="zh_TW" w:bidi="zh_TW"/>
+          </w:rPr>
+          <w:rPr>
+            <w:color w:val="0000EE"/>
+            <w:u w:val="single"/>
+          </w:rPr>
+          <w:t>王下8:9</w:t>
+        </w:r>
+      </w:hyperlink>
+      <w:r>
+        <w:rPr>
+          <w:lang w:val="zh_TW" w:bidi="zh_TW"/>
+        </w:rPr>
+        <w:t>）。我們對舊約時代的旅客休息地點所知甚少。舊約只有幾處提到了「住宿的地方（malon）」（</w:t>
+      </w:r>
+      <w:hyperlink r:id="rId45">
+        <w:r>
+          <w:rPr>
+            <w:lang w:val="zh_TW" w:bidi="zh_TW"/>
+          </w:rPr>
+          <w:rPr>
+            <w:color w:val="0000EE"/>
+            <w:u w:val="single"/>
+          </w:rPr>
+          <w:t>創42:27</w:t>
+        </w:r>
+      </w:hyperlink>
+      <w:r>
+        <w:rPr>
+          <w:lang w:val="zh_TW" w:bidi="zh_TW"/>
+        </w:rPr>
+        <w:t>，</w:t>
+      </w:r>
+      <w:hyperlink r:id="rId46">
+        <w:r>
+          <w:rPr>
+            <w:lang w:val="zh_TW" w:bidi="zh_TW"/>
+          </w:rPr>
+          <w:rPr>
+            <w:color w:val="0000EE"/>
+            <w:u w:val="single"/>
+          </w:rPr>
+          <w:t>43:21</w:t>
+        </w:r>
+      </w:hyperlink>
+      <w:r>
+        <w:rPr>
+          <w:lang w:val="zh_TW" w:bidi="zh_TW"/>
+        </w:rPr>
+        <w:t>；</w:t>
+      </w:r>
+      <w:hyperlink r:id="rId47">
+        <w:r>
+          <w:rPr>
+            <w:lang w:val="zh_TW" w:bidi="zh_TW"/>
+          </w:rPr>
+          <w:rPr>
+            <w:color w:val="0000EE"/>
+            <w:u w:val="single"/>
+          </w:rPr>
+          <w:t>出4:24</w:t>
+        </w:r>
+      </w:hyperlink>
+      <w:r>
+        <w:rPr>
+          <w:lang w:val="zh_TW" w:bidi="zh_TW"/>
+        </w:rPr>
+        <w:t>）。</w:t>
+      </w:r>
+    </w:p>
+    <w:p>
+      <w:pPr>
+        <w:pStyle w:val="Heading3"/>
+      </w:pPr>
+      <w:r>
+        <w:rPr>
+          <w:lang w:val="zh_TW" w:bidi="zh_TW"/>
+        </w:rPr>
+        <w:t>新約時代的旅行</w:t>
       </w:r>
     </w:p>
     <w:p>
@@ -741,21 +1248,11 @@
           <w:lang w:val="zh_TW" w:bidi="zh_TW"/>
         </w:rPr>
       </w:r>
-    </w:p>
-    <w:p>
-      <w:pPr>
-        <w:pStyle w:val="Heading2"/>
-      </w:pPr>
-      <w:r>
-        <w:rPr>
-          <w:lang w:val="zh_TW" w:bidi="zh_TW"/>
-        </w:rPr>
-        <w:t>羅實</w:t>
-      </w:r>
-      <w:r>
-        <w:rPr>
-          <w:lang w:val="zh_TW" w:bidi="zh_TW"/>
-        </w:rPr>
+      <w:r>
+        <w:rPr>
+          <w:lang w:val="zh_TW" w:bidi="zh_TW"/>
+        </w:rPr>
+        <w:t>羅馬世界對旅行的了解非常通透，主要是為了在節期履行宗教義務、為了從事貿易、為了政府行政以及軍事目的。公元一世紀的基督徒傳教士是當時眾多旅行者中的一部分。</w:t>
       </w:r>
     </w:p>
     <w:p>
@@ -769,18 +1266,90 @@
         <w:rPr>
           <w:lang w:val="zh_TW" w:bidi="zh_TW"/>
         </w:rPr>
-        <w:t>便雅憫十個兒子中的第七個（</w:t>
-      </w:r>
-      <w:hyperlink r:id="rId24">
-        <w:r>
-          <w:rPr>
-            <w:lang w:val="zh_TW" w:bidi="zh_TW"/>
-          </w:rPr>
-          <w:rPr>
-            <w:color w:val="0000EE"/>
-            <w:u w:val="single"/>
-          </w:rPr>
-          <w:t>創46:21</w:t>
+        <w:t>羅馬和平與權威的來臨，以及精心建造的石頭道路，使旅行相對的安全快捷。相比舊約時代，旅行的方式有所改善。在羅馬帝國內，人們可以在良好的道路上長途旅行，而且相對安全。然而，仍有一些危險，特別是在海上旅行，風暴和海盜是常見的威脅（</w:t>
+      </w:r>
+      <w:hyperlink r:id="rId48">
+        <w:r>
+          <w:rPr>
+            <w:lang w:val="zh_TW" w:bidi="zh_TW"/>
+          </w:rPr>
+          <w:rPr>
+            <w:color w:val="0000EE"/>
+            <w:u w:val="single"/>
+          </w:rPr>
+          <w:t>徒15:39</w:t>
+        </w:r>
+      </w:hyperlink>
+      <w:r>
+        <w:rPr>
+          <w:lang w:val="zh_TW" w:bidi="zh_TW"/>
+        </w:rPr>
+        <w:t>，</w:t>
+      </w:r>
+      <w:hyperlink r:id="rId49">
+        <w:r>
+          <w:rPr>
+            <w:lang w:val="zh_TW" w:bidi="zh_TW"/>
+          </w:rPr>
+          <w:rPr>
+            <w:color w:val="0000EE"/>
+            <w:u w:val="single"/>
+          </w:rPr>
+          <w:t>18:18–22</w:t>
+        </w:r>
+      </w:hyperlink>
+      <w:r>
+        <w:rPr>
+          <w:lang w:val="zh_TW" w:bidi="zh_TW"/>
+        </w:rPr>
+        <w:t>；</w:t>
+      </w:r>
+      <w:hyperlink r:id="rId50">
+        <w:r>
+          <w:rPr>
+            <w:lang w:val="zh_TW" w:bidi="zh_TW"/>
+          </w:rPr>
+          <w:rPr>
+            <w:color w:val="0000EE"/>
+            <w:u w:val="single"/>
+          </w:rPr>
+          <w:t>羅15:24–25</w:t>
+        </w:r>
+      </w:hyperlink>
+      <w:r>
+        <w:rPr>
+          <w:lang w:val="zh_TW" w:bidi="zh_TW"/>
+        </w:rPr>
+        <w:t>；</w:t>
+      </w:r>
+      <w:hyperlink r:id="rId51">
+        <w:r>
+          <w:rPr>
+            <w:lang w:val="zh_TW" w:bidi="zh_TW"/>
+          </w:rPr>
+          <w:rPr>
+            <w:color w:val="0000EE"/>
+            <w:u w:val="single"/>
+          </w:rPr>
+          <w:t>林後11:25–26</w:t>
+        </w:r>
+      </w:hyperlink>
+      <w:r>
+        <w:rPr>
+          <w:lang w:val="zh_TW" w:bidi="zh_TW"/>
+        </w:rPr>
+        <w:t>）。保羅去羅馬的海上旅程便是一個危險的例子（</w:t>
+      </w:r>
+      <w:hyperlink r:id="rId52">
+        <w:r>
+          <w:rPr>
+            <w:lang w:val="zh_TW" w:bidi="zh_TW"/>
+          </w:rPr>
+          <w:rPr>
+            <w:color w:val="0000EE"/>
+            <w:u w:val="single"/>
+          </w:rPr>
+          <w:t>徒27:1–28:14</w:t>
         </w:r>
       </w:hyperlink>
       <w:r>
@@ -788,16 +1357,6 @@
           <w:lang w:val="zh_TW" w:bidi="zh_TW"/>
         </w:rPr>
         <w:t>）。</w:t>
-      </w:r>
-      <w:r>
-        <w:rPr>
-          <w:lang w:val="zh_TW" w:bidi="zh_TW"/>
-        </w:rPr>
-      </w:r>
-      <w:r>
-        <w:rPr>
-          <w:lang w:val="zh_TW" w:bidi="zh_TW"/>
-        </w:rPr>
       </w:r>
     </w:p>
     <w:p>
@@ -807,21 +1366,275 @@
           <w:lang w:val="zh_TW" w:bidi="zh_TW"/>
         </w:rPr>
       </w:r>
-    </w:p>
-    <w:p>
-      <w:pPr>
-        <w:pStyle w:val="Heading2"/>
-      </w:pPr>
-      <w:r>
-        <w:rPr>
-          <w:lang w:val="zh_TW" w:bidi="zh_TW"/>
-        </w:rPr>
-        <w:t>羅坍</w:t>
-      </w:r>
-      <w:r>
-        <w:rPr>
-          <w:lang w:val="zh_TW" w:bidi="zh_TW"/>
-        </w:rPr>
+      <w:r>
+        <w:rPr>
+          <w:lang w:val="zh_TW" w:bidi="zh_TW"/>
+        </w:rPr>
+        <w:t>新約提到了一些徒步旅行的例子。馬利亞從加利利到猶大去探望伊利莎白（</w:t>
+      </w:r>
+      <w:hyperlink r:id="rId53">
+        <w:r>
+          <w:rPr>
+            <w:lang w:val="zh_TW" w:bidi="zh_TW"/>
+          </w:rPr>
+          <w:rPr>
+            <w:color w:val="0000EE"/>
+            <w:u w:val="single"/>
+          </w:rPr>
+          <w:t>路1:39–40、56</w:t>
+        </w:r>
+      </w:hyperlink>
+      <w:r>
+        <w:rPr>
+          <w:lang w:val="zh_TW" w:bidi="zh_TW"/>
+        </w:rPr>
+        <w:t>）。耶穌在人口普查時出生在伯利恆（</w:t>
+      </w:r>
+      <w:hyperlink r:id="rId54">
+        <w:r>
+          <w:rPr>
+            <w:lang w:val="zh_TW" w:bidi="zh_TW"/>
+          </w:rPr>
+          <w:rPr>
+            <w:color w:val="0000EE"/>
+            <w:u w:val="single"/>
+          </w:rPr>
+          <w:t>2:1–7</w:t>
+        </w:r>
+      </w:hyperlink>
+      <w:r>
+        <w:rPr>
+          <w:lang w:val="zh_TW" w:bidi="zh_TW"/>
+        </w:rPr>
+        <w:t>）；耶穌被帶到耶路撒冷以遵行猶太人潔淨的律法（</w:t>
+      </w:r>
+      <w:hyperlink r:id="rId55">
+        <w:r>
+          <w:rPr>
+            <w:lang w:val="zh_TW" w:bidi="zh_TW"/>
+          </w:rPr>
+          <w:rPr>
+            <w:color w:val="0000EE"/>
+            <w:u w:val="single"/>
+          </w:rPr>
+          <w:t>22</w:t>
+        </w:r>
+      </w:hyperlink>
+      <w:r>
+        <w:rPr>
+          <w:lang w:val="zh_TW" w:bidi="zh_TW"/>
+        </w:rPr>
+        <w:t>節）。因此，從馬利亞聖靈感孕耶穌到馬利亞潔淨的期間，往返三次拿撒勒到耶路撒冷，其距離約70英里（112.6公里）。約瑟和馬利亞每年都去耶路撒冷過逾越節（</w:t>
+      </w:r>
+      <w:hyperlink r:id="rId56">
+        <w:r>
+          <w:rPr>
+            <w:lang w:val="zh_TW" w:bidi="zh_TW"/>
+          </w:rPr>
+          <w:rPr>
+            <w:color w:val="0000EE"/>
+            <w:u w:val="single"/>
+          </w:rPr>
+          <w:t>41–51</w:t>
+        </w:r>
+      </w:hyperlink>
+      <w:r>
+        <w:rPr>
+          <w:lang w:val="zh_TW" w:bidi="zh_TW"/>
+        </w:rPr>
+        <w:t>節）。其它旅行還包括（</w:t>
+      </w:r>
+      <w:hyperlink r:id="rId57">
+        <w:r>
+          <w:rPr>
+            <w:lang w:val="zh_TW" w:bidi="zh_TW"/>
+          </w:rPr>
+          <w:rPr>
+            <w:color w:val="0000EE"/>
+            <w:u w:val="single"/>
+          </w:rPr>
+          <w:t>約2:13</w:t>
+        </w:r>
+      </w:hyperlink>
+      <w:r>
+        <w:rPr>
+          <w:lang w:val="zh_TW" w:bidi="zh_TW"/>
+        </w:rPr>
+        <w:t>，</w:t>
+      </w:r>
+      <w:hyperlink r:id="rId58">
+        <w:r>
+          <w:rPr>
+            <w:lang w:val="zh_TW" w:bidi="zh_TW"/>
+          </w:rPr>
+          <w:rPr>
+            <w:color w:val="0000EE"/>
+            <w:u w:val="single"/>
+          </w:rPr>
+          <w:t>5:1，</w:t>
+        </w:r>
+      </w:hyperlink>
+      <w:hyperlink r:id="rId59">
+        <w:r>
+          <w:rPr>
+            <w:lang w:val="zh_TW" w:bidi="zh_TW"/>
+          </w:rPr>
+          <w:rPr>
+            <w:color w:val="0000EE"/>
+            <w:u w:val="single"/>
+          </w:rPr>
+          <w:t>7:1–10</w:t>
+        </w:r>
+      </w:hyperlink>
+      <w:r>
+        <w:rPr>
+          <w:lang w:val="zh_TW" w:bidi="zh_TW"/>
+        </w:rPr>
+        <w:t>，</w:t>
+      </w:r>
+      <w:hyperlink r:id="rId60">
+        <w:r>
+          <w:rPr>
+            <w:lang w:val="zh_TW" w:bidi="zh_TW"/>
+          </w:rPr>
+          <w:rPr>
+            <w:color w:val="0000EE"/>
+            <w:u w:val="single"/>
+          </w:rPr>
+          <w:t>12:1</w:t>
+        </w:r>
+      </w:hyperlink>
+      <w:r>
+        <w:rPr>
+          <w:lang w:val="zh_TW" w:bidi="zh_TW"/>
+        </w:rPr>
+        <w:t>）耶穌曾步行從加利利到耶利哥（</w:t>
+      </w:r>
+      <w:hyperlink r:id="rId61">
+        <w:r>
+          <w:rPr>
+            <w:lang w:val="zh_TW" w:bidi="zh_TW"/>
+          </w:rPr>
+          <w:rPr>
+            <w:color w:val="0000EE"/>
+            <w:u w:val="single"/>
+          </w:rPr>
+          <w:t>可1:1–11</w:t>
+        </w:r>
+      </w:hyperlink>
+      <w:r>
+        <w:rPr>
+          <w:lang w:val="zh_TW" w:bidi="zh_TW"/>
+        </w:rPr>
+        <w:t>），也去過泰爾和西頓的地區（</w:t>
+      </w:r>
+      <w:hyperlink r:id="rId62">
+        <w:r>
+          <w:rPr>
+            <w:lang w:val="zh_TW" w:bidi="zh_TW"/>
+          </w:rPr>
+          <w:rPr>
+            <w:color w:val="0000EE"/>
+            <w:u w:val="single"/>
+          </w:rPr>
+          <w:t>7:24</w:t>
+        </w:r>
+      </w:hyperlink>
+      <w:r>
+        <w:rPr>
+          <w:lang w:val="zh_TW" w:bidi="zh_TW"/>
+        </w:rPr>
+        <w:t>）。耶穌不止一次到過撒馬利亞（</w:t>
+      </w:r>
+      <w:hyperlink r:id="rId63">
+        <w:r>
+          <w:rPr>
+            <w:lang w:val="zh_TW" w:bidi="zh_TW"/>
+          </w:rPr>
+          <w:rPr>
+            <w:color w:val="0000EE"/>
+            <w:u w:val="single"/>
+          </w:rPr>
+          <w:t>路17:11</w:t>
+        </w:r>
+      </w:hyperlink>
+      <w:r>
+        <w:rPr>
+          <w:lang w:val="zh_TW" w:bidi="zh_TW"/>
+        </w:rPr>
+        <w:t>；</w:t>
+      </w:r>
+      <w:hyperlink r:id="rId64">
+        <w:r>
+          <w:rPr>
+            <w:lang w:val="zh_TW" w:bidi="zh_TW"/>
+          </w:rPr>
+          <w:rPr>
+            <w:color w:val="0000EE"/>
+            <w:u w:val="single"/>
+          </w:rPr>
+          <w:t>約4:4</w:t>
+        </w:r>
+      </w:hyperlink>
+      <w:r>
+        <w:rPr>
+          <w:lang w:val="zh_TW" w:bidi="zh_TW"/>
+        </w:rPr>
+        <w:t>）。耶穌最後一次去耶路撒冷的旅程是經由耶利哥，穿過山路上耶路撒冷（</w:t>
+      </w:r>
+      <w:hyperlink r:id="rId65">
+        <w:r>
+          <w:rPr>
+            <w:lang w:val="zh_TW" w:bidi="zh_TW"/>
+          </w:rPr>
+          <w:rPr>
+            <w:color w:val="0000EE"/>
+            <w:u w:val="single"/>
+          </w:rPr>
+          <w:t>可10:1、46</w:t>
+        </w:r>
+      </w:hyperlink>
+      <w:r>
+        <w:rPr>
+          <w:lang w:val="zh_TW" w:bidi="zh_TW"/>
+        </w:rPr>
+        <w:t>，</w:t>
+      </w:r>
+      <w:hyperlink r:id="rId66">
+        <w:r>
+          <w:rPr>
+            <w:lang w:val="zh_TW" w:bidi="zh_TW"/>
+          </w:rPr>
+          <w:rPr>
+            <w:color w:val="0000EE"/>
+            <w:u w:val="single"/>
+          </w:rPr>
+          <w:t>11:1</w:t>
+        </w:r>
+      </w:hyperlink>
+      <w:r>
+        <w:rPr>
+          <w:lang w:val="zh_TW" w:bidi="zh_TW"/>
+        </w:rPr>
+        <w:t>）。耶穌復活後的最後一次旅程是到以馬忤斯（</w:t>
+      </w:r>
+      <w:hyperlink r:id="rId67">
+        <w:r>
+          <w:rPr>
+            <w:lang w:val="zh_TW" w:bidi="zh_TW"/>
+          </w:rPr>
+          <w:rPr>
+            <w:color w:val="0000EE"/>
+            <w:u w:val="single"/>
+          </w:rPr>
+          <w:t>路24:13–35</w:t>
+        </w:r>
+      </w:hyperlink>
+      <w:r>
+        <w:rPr>
+          <w:lang w:val="zh_TW" w:bidi="zh_TW"/>
+        </w:rPr>
+        <w:t>）。</w:t>
       </w:r>
     </w:p>
     <w:p>
@@ -835,72 +1648,144 @@
         <w:rPr>
           <w:lang w:val="zh_TW" w:bidi="zh_TW"/>
         </w:rPr>
-        <w:t>西珥的長子（</w:t>
-      </w:r>
-      <w:hyperlink r:id="rId25">
-        <w:r>
-          <w:rPr>
-            <w:lang w:val="zh_TW" w:bidi="zh_TW"/>
-          </w:rPr>
-          <w:rPr>
-            <w:color w:val="0000EE"/>
-            <w:u w:val="single"/>
-          </w:rPr>
-          <w:t>創36:20</w:t>
-        </w:r>
-      </w:hyperlink>
-      <w:r>
-        <w:rPr>
-          <w:lang w:val="zh_TW" w:bidi="zh_TW"/>
-        </w:rPr>
-        <w:t>），也是居住在以東地的何利人族長之一（</w:t>
-      </w:r>
-      <w:hyperlink r:id="rId26">
-        <w:r>
-          <w:rPr>
-            <w:lang w:val="zh_TW" w:bidi="zh_TW"/>
-          </w:rPr>
-          <w:rPr>
-            <w:color w:val="0000EE"/>
-            <w:u w:val="single"/>
-          </w:rPr>
-          <w:t>22</w:t>
-        </w:r>
-      </w:hyperlink>
-      <w:r>
-        <w:rPr>
-          <w:lang w:val="zh_TW" w:bidi="zh_TW"/>
-        </w:rPr>
-        <w:t>、</w:t>
-      </w:r>
-      <w:hyperlink r:id="rId26">
-        <w:r>
-          <w:rPr>
-            <w:lang w:val="zh_TW" w:bidi="zh_TW"/>
-          </w:rPr>
-          <w:rPr>
-            <w:color w:val="0000EE"/>
-            <w:u w:val="single"/>
-          </w:rPr>
-          <w:t>29節</w:t>
-        </w:r>
-      </w:hyperlink>
-      <w:r>
-        <w:rPr>
-          <w:lang w:val="zh_TW" w:bidi="zh_TW"/>
-        </w:rPr>
-        <w:t>）。羅坍有兩個兒子，何利和荷幔（</w:t>
-      </w:r>
-      <w:hyperlink r:id="rId27">
-        <w:r>
-          <w:rPr>
-            <w:lang w:val="zh_TW" w:bidi="zh_TW"/>
-          </w:rPr>
-          <w:rPr>
-            <w:color w:val="0000EE"/>
-            <w:u w:val="single"/>
-          </w:rPr>
-          <w:t>代上1:38–39</w:t>
+        <w:t>保羅每次宣教旅行都乘船（</w:t>
+      </w:r>
+      <w:hyperlink r:id="rId68">
+        <w:r>
+          <w:rPr>
+            <w:lang w:val="zh_TW" w:bidi="zh_TW"/>
+          </w:rPr>
+          <w:rPr>
+            <w:color w:val="0000EE"/>
+            <w:u w:val="single"/>
+          </w:rPr>
+          <w:t>徒13:1–14</w:t>
+        </w:r>
+      </w:hyperlink>
+      <w:r>
+        <w:rPr>
+          <w:lang w:val="zh_TW" w:bidi="zh_TW"/>
+        </w:rPr>
+        <w:t>，</w:t>
+      </w:r>
+      <w:hyperlink r:id="rId69">
+        <w:r>
+          <w:rPr>
+            <w:lang w:val="zh_TW" w:bidi="zh_TW"/>
+          </w:rPr>
+          <w:rPr>
+            <w:color w:val="0000EE"/>
+            <w:u w:val="single"/>
+          </w:rPr>
+          <w:t>15:41–18:22</w:t>
+        </w:r>
+      </w:hyperlink>
+      <w:r>
+        <w:rPr>
+          <w:lang w:val="zh_TW" w:bidi="zh_TW"/>
+        </w:rPr>
+        <w:t>，</w:t>
+      </w:r>
+      <w:hyperlink r:id="rId70">
+        <w:r>
+          <w:rPr>
+            <w:lang w:val="zh_TW" w:bidi="zh_TW"/>
+          </w:rPr>
+          <w:rPr>
+            <w:color w:val="0000EE"/>
+            <w:u w:val="single"/>
+          </w:rPr>
+          <w:t>18:23–21:17</w:t>
+        </w:r>
+      </w:hyperlink>
+      <w:r>
+        <w:rPr>
+          <w:lang w:val="zh_TW" w:bidi="zh_TW"/>
+        </w:rPr>
+        <w:t>），通常有朋友陪伴。他也曾在巴勒斯坦、小亞細亞和希臘半島徒步旅行。但在新約時代並非所有旅行都是徒步進行。驢子常用來馱運貨物，也經常載人。耶穌曾騎驢從伯法其到耶路撒冷，這段路程雖短但象徵意義深遠（</w:t>
+      </w:r>
+      <w:hyperlink r:id="rId71">
+        <w:r>
+          <w:rPr>
+            <w:lang w:val="zh_TW" w:bidi="zh_TW"/>
+          </w:rPr>
+          <w:rPr>
+            <w:color w:val="0000EE"/>
+            <w:u w:val="single"/>
+          </w:rPr>
+          <w:t>太21:2–7</w:t>
+        </w:r>
+      </w:hyperlink>
+      <w:r>
+        <w:rPr>
+          <w:lang w:val="zh_TW" w:bidi="zh_TW"/>
+        </w:rPr>
+        <w:t>；</w:t>
+      </w:r>
+      <w:hyperlink r:id="rId72">
+        <w:r>
+          <w:rPr>
+            <w:lang w:val="zh_TW" w:bidi="zh_TW"/>
+          </w:rPr>
+          <w:rPr>
+            <w:color w:val="0000EE"/>
+            <w:u w:val="single"/>
+          </w:rPr>
+          <w:t>可11:1–11</w:t>
+        </w:r>
+      </w:hyperlink>
+      <w:r>
+        <w:rPr>
+          <w:lang w:val="zh_TW" w:bidi="zh_TW"/>
+        </w:rPr>
+        <w:t>；</w:t>
+      </w:r>
+      <w:hyperlink r:id="rId73">
+        <w:r>
+          <w:rPr>
+            <w:lang w:val="zh_TW" w:bidi="zh_TW"/>
+          </w:rPr>
+          <w:rPr>
+            <w:color w:val="0000EE"/>
+            <w:u w:val="single"/>
+          </w:rPr>
+          <w:t>約12:12–15</w:t>
+        </w:r>
+      </w:hyperlink>
+      <w:r>
+        <w:rPr>
+          <w:lang w:val="zh_TW" w:bidi="zh_TW"/>
+        </w:rPr>
+        <w:t>）。當約瑟與懷孕的馬利亞一起去伯利恆人口普查時，馬利亞很可能是騎驢而行。衣索匹亞的太監從耶路撒冷敬拜後，坐在車上，而腓利則徒步與他同行（</w:t>
+      </w:r>
+      <w:hyperlink r:id="rId74">
+        <w:r>
+          <w:rPr>
+            <w:lang w:val="zh_TW" w:bidi="zh_TW"/>
+          </w:rPr>
+          <w:rPr>
+            <w:color w:val="0000EE"/>
+            <w:u w:val="single"/>
+          </w:rPr>
+          <w:t>徒8:26–38</w:t>
+        </w:r>
+      </w:hyperlink>
+      <w:r>
+        <w:rPr>
+          <w:lang w:val="zh_TW" w:bidi="zh_TW"/>
+        </w:rPr>
+        <w:t>）。羅馬士兵既步行也大量使用馬匹。當保羅從耶路撒冷被押送到凱撒利亞時，他們為他準備了坐騎（</w:t>
+      </w:r>
+      <w:hyperlink r:id="rId75">
+        <w:r>
+          <w:rPr>
+            <w:lang w:val="zh_TW" w:bidi="zh_TW"/>
+          </w:rPr>
+          <w:rPr>
+            <w:color w:val="0000EE"/>
+            <w:u w:val="single"/>
+          </w:rPr>
+          <w:t>23:23–24</w:t>
         </w:r>
       </w:hyperlink>
       <w:r>
@@ -908,6 +1793,510 @@
           <w:lang w:val="zh_TW" w:bidi="zh_TW"/>
         </w:rPr>
         <w:t>）。</w:t>
+      </w:r>
+    </w:p>
+    <w:p>
+      <w:pPr>
+        <w:pStyle w:val="Heading3"/>
+      </w:pPr>
+      <w:r>
+        <w:rPr>
+          <w:lang w:val="zh_TW" w:bidi="zh_TW"/>
+        </w:rPr>
+        <w:t>道路與海上航線</w:t>
+      </w:r>
+    </w:p>
+    <w:p>
+      <w:pPr/>
+      <w:r>
+        <w:rPr>
+          <w:lang w:val="zh_TW" w:bidi="zh_TW"/>
+        </w:rPr>
+      </w:r>
+      <w:r>
+        <w:rPr>
+          <w:lang w:val="zh_TW" w:bidi="zh_TW"/>
+        </w:rPr>
+        <w:t>聖經時代的道路在巴勒斯坦的地理、地形和歷史中佔有重要地位，這片土地充當了埃及與中東文明和貿易中心之間的橋樑。許多道路在商業和軍事上具有戰略意義。有些道路因為是朝聖路線而變得重要，方便前往像耶路撒冷這樣的宗教中心。聖經時代的道路主要分為三種：遠距離的國際道路、中距離的區域內道路，以及各區域或國家內部的各種道路。</w:t>
+      </w:r>
+    </w:p>
+    <w:p>
+      <w:pPr>
+        <w:pStyle w:val="Heading4"/>
+      </w:pPr>
+      <w:r>
+        <w:rPr>
+          <w:lang w:val="zh_TW" w:bidi="zh_TW"/>
+        </w:rPr>
+        <w:t>國際大路</w:t>
+      </w:r>
+    </w:p>
+    <w:p>
+      <w:pPr/>
+      <w:r>
+        <w:rPr>
+          <w:lang w:val="zh_TW" w:bidi="zh_TW"/>
+        </w:rPr>
+      </w:r>
+      <w:r>
+        <w:rPr>
+          <w:lang w:val="zh_TW" w:bidi="zh_TW"/>
+        </w:rPr>
+        <w:t>這些道路連接了地中海沿岸與北部的底格里斯河谷和南部的美索不達米亞。一些道路將美索不達米亞與小亞細亞連接起來，另一些則通往南方的埃及，或者沿著海岸線，或者穿過約旦河和死海以東，再穿過西奈半島。早在公元前二千年初期，安納托利亞（Anatolia）和亞述之間便已存在貿易路線。顯然，</w:t>
+      </w:r>
+      <w:hyperlink r:id="rId76">
+        <w:r>
+          <w:rPr>
+            <w:lang w:val="zh_TW" w:bidi="zh_TW"/>
+          </w:rPr>
+          <w:rPr>
+            <w:color w:val="0000EE"/>
+            <w:u w:val="single"/>
+          </w:rPr>
+          <w:t>創世記第十四章</w:t>
+        </w:r>
+      </w:hyperlink>
+      <w:r>
+        <w:rPr>
+          <w:lang w:val="zh_TW" w:bidi="zh_TW"/>
+        </w:rPr>
+        <w:t>中提到的軍事行動旨在確保從美索不達米亞北部通往埃及的大貿易路線——「王的大道（King’s Highway）」的安全。來自巴比倫、亞述和波斯的軍事入侵者和旅行者會穿過敘利亞內陸，然後轉向南方進入巴勒斯坦和埃及。歐洲列強希臘和羅馬進入中東後，為東方人民開闢了另一個龐大的國際道路網絡。在羅馬時代之前，這些道路沒有用石頭鋪設，而只是開闢出來的通路。它們非常粗糙，沒有經過平整，而且在潮濕的天氣裡，許多地方無法通行。然而，這些道路顯然有「路標」和「指路碑」明確標示</w:t>
+      </w:r>
+      <w:hyperlink r:id="rId77">
+        <w:r>
+          <w:rPr>
+            <w:lang w:val="zh_TW" w:bidi="zh_TW"/>
+          </w:rPr>
+          <w:rPr>
+            <w:color w:val="0000EE"/>
+            <w:u w:val="single"/>
+          </w:rPr>
+          <w:t>（耶31:21）</w:t>
+        </w:r>
+      </w:hyperlink>
+      <w:r>
+        <w:rPr>
+          <w:lang w:val="zh_TW" w:bidi="zh_TW"/>
+        </w:rPr>
+        <w:t>。隨著羅馬人到來之後，重要的道路開始有了深厚的地基，並在表面鋪設大塊平坦的石塊。這些道路的遺跡在中東和歐洲的許多地方至今仍然可見。沿途定點設置了距離標記或里程碑。</w:t>
+      </w:r>
+    </w:p>
+    <w:p>
+      <w:pPr>
+        <w:pStyle w:val="Heading4"/>
+      </w:pPr>
+      <w:r>
+        <w:rPr>
+          <w:lang w:val="zh_TW" w:bidi="zh_TW"/>
+        </w:rPr>
+        <w:t>巴勒斯坦的國際南北道路</w:t>
+      </w:r>
+    </w:p>
+    <w:p>
+      <w:pPr/>
+      <w:r>
+        <w:rPr>
+          <w:lang w:val="zh_TW" w:bidi="zh_TW"/>
+        </w:rPr>
+      </w:r>
+      <w:r>
+        <w:rPr>
+          <w:lang w:val="zh_TW" w:bidi="zh_TW"/>
+        </w:rPr>
+        <w:t>連接北方國家與埃及的道路都經過巴勒斯坦，這裡是一座天然的陸地橋樑。主要有三條重要的道路。沿海道路起自大馬士革，經過夏瑣，穿越以斯得倫平原，經過米吉多隘口，沿著海岸經加薩進入埃及。這很可能是「沿海的路」（</w:t>
+      </w:r>
+      <w:hyperlink r:id="rId78">
+        <w:r>
+          <w:rPr>
+            <w:lang w:val="zh_TW" w:bidi="zh_TW"/>
+          </w:rPr>
+          <w:rPr>
+            <w:color w:val="0000EE"/>
+            <w:u w:val="single"/>
+          </w:rPr>
+          <w:t>賽9:1</w:t>
+        </w:r>
+      </w:hyperlink>
+      <w:r>
+        <w:rPr>
+          <w:lang w:val="zh_TW" w:bidi="zh_TW"/>
+        </w:rPr>
+        <w:t>）。西奈道路從埃及通往南地南部，然後到加低斯巴尼亞、別是巴、希伯崙、耶路撒冷、示劍、亞柯、泰爾和西頓。紅海道路從亞喀巴灣進入巴勒斯坦地區，那裡有古代的港口以拉他和所羅門的港口以旬迦別（</w:t>
+      </w:r>
+      <w:hyperlink r:id="rId79">
+        <w:r>
+          <w:rPr>
+            <w:lang w:val="zh_TW" w:bidi="zh_TW"/>
+          </w:rPr>
+          <w:rPr>
+            <w:color w:val="0000EE"/>
+            <w:u w:val="single"/>
+          </w:rPr>
+          <w:t>民33:35</w:t>
+        </w:r>
+      </w:hyperlink>
+      <w:r>
+        <w:rPr>
+          <w:lang w:val="zh_TW" w:bidi="zh_TW"/>
+        </w:rPr>
+        <w:t>；</w:t>
+      </w:r>
+      <w:hyperlink r:id="rId80">
+        <w:r>
+          <w:rPr>
+            <w:lang w:val="zh_TW" w:bidi="zh_TW"/>
+          </w:rPr>
+          <w:rPr>
+            <w:color w:val="0000EE"/>
+            <w:u w:val="single"/>
+          </w:rPr>
+          <w:t>代下8:17</w:t>
+        </w:r>
+      </w:hyperlink>
+      <w:r>
+        <w:rPr>
+          <w:lang w:val="zh_TW" w:bidi="zh_TW"/>
+        </w:rPr>
+        <w:t>）。從那裡，這條道路經過外約旦的山區，穿過深谷，然後向北穿過哈蘭地區到達大馬士革。這是來自阿拉伯南部到大馬士革的商隊所走的路，也就是古代的「王的大道」（</w:t>
+      </w:r>
+      <w:hyperlink r:id="rId81">
+        <w:r>
+          <w:rPr>
+            <w:lang w:val="zh_TW" w:bidi="zh_TW"/>
+          </w:rPr>
+          <w:rPr>
+            <w:color w:val="0000EE"/>
+            <w:u w:val="single"/>
+          </w:rPr>
+          <w:t>民20:17</w:t>
+        </w:r>
+      </w:hyperlink>
+      <w:r>
+        <w:rPr>
+          <w:lang w:val="zh_TW" w:bidi="zh_TW"/>
+        </w:rPr>
+        <w:t>；</w:t>
+      </w:r>
+      <w:hyperlink r:id="rId82">
+        <w:r>
+          <w:rPr>
+            <w:lang w:val="zh_TW" w:bidi="zh_TW"/>
+          </w:rPr>
+          <w:rPr>
+            <w:color w:val="0000EE"/>
+            <w:u w:val="single"/>
+          </w:rPr>
+          <w:t>21:22</w:t>
+        </w:r>
+      </w:hyperlink>
+      <w:r>
+        <w:rPr>
+          <w:lang w:val="zh_TW" w:bidi="zh_TW"/>
+        </w:rPr>
+        <w:t>）。</w:t>
+      </w:r>
+    </w:p>
+    <w:p>
+      <w:pPr/>
+      <w:r>
+        <w:rPr>
+          <w:lang w:val="zh_TW" w:bidi="zh_TW"/>
+        </w:rPr>
+      </w:r>
+      <w:r>
+        <w:rPr>
+          <w:lang w:val="zh_TW" w:bidi="zh_TW"/>
+        </w:rPr>
+        <w:t>還有一些重要性較低的南北道路。其中一條沿海道路從約帕經過凱撒利亞和多珥通往亞柯，與西奈道路相連。顯然，直到羅馬時代，凱撒利亞港口建成後，這條路才變得更為重要。沙崙平原的沼澤地區帶來了許多問題。以斯得倫平原也是沼澤地，在惡劣季節時道路常被中斷。後來在沼澤地段建造了一條高架道路。另一條路從夏瑣向北，分支通往大馬士革的主幹道。約旦谷道路繞過加利利西南部，沿約旦谷地通往耶利哥。</w:t>
+      </w:r>
+    </w:p>
+    <w:p>
+      <w:pPr>
+        <w:pStyle w:val="Heading4"/>
+      </w:pPr>
+      <w:r>
+        <w:rPr>
+          <w:lang w:val="zh_TW" w:bidi="zh_TW"/>
+        </w:rPr>
+        <w:t>東西向道路</w:t>
+      </w:r>
+    </w:p>
+    <w:p>
+      <w:pPr/>
+      <w:r>
+        <w:rPr>
+          <w:lang w:val="zh_TW" w:bidi="zh_TW"/>
+        </w:rPr>
+      </w:r>
+      <w:r>
+        <w:rPr>
+          <w:lang w:val="zh_TW" w:bidi="zh_TW"/>
+        </w:rPr>
+        <w:t>有幾條重要的道路呈東西走向，與通往北方的主要道路相交。其中一條道路從加薩通往別是巴，然後沿著亞拉巴平原延伸，並有一條分支通往佩特拉（Petra）。另一條道路則從亞實基倫經過迦特通往希伯崙，然後到死海的隱基底。還有一條道路從約帕往東穿過亞雅崙谷（</w:t>
+      </w:r>
+      <w:hyperlink r:id="rId83">
+        <w:r>
+          <w:rPr>
+            <w:lang w:val="zh_TW" w:bidi="zh_TW"/>
+          </w:rPr>
+          <w:rPr>
+            <w:color w:val="0000EE"/>
+            <w:u w:val="single"/>
+          </w:rPr>
+          <w:t>書10:6–14</w:t>
+        </w:r>
+      </w:hyperlink>
+      <w:r>
+        <w:rPr>
+          <w:lang w:val="zh_TW" w:bidi="zh_TW"/>
+        </w:rPr>
+        <w:t>），到達伯特利，然後前往耶利哥。有一條常用的道路從約帕通往示劍，然後在亞當城（</w:t>
+      </w:r>
+      <w:hyperlink r:id="rId84">
+        <w:r>
+          <w:rPr>
+            <w:lang w:val="zh_TW" w:bidi="zh_TW"/>
+          </w:rPr>
+          <w:rPr>
+            <w:color w:val="0000EE"/>
+            <w:u w:val="single"/>
+          </w:rPr>
+          <w:t>3:16</w:t>
+        </w:r>
+      </w:hyperlink>
+      <w:r>
+        <w:rPr>
+          <w:lang w:val="zh_TW" w:bidi="zh_TW"/>
+        </w:rPr>
+        <w:t>）處穿過約旦河進入外約旦的基列地區。還有一些道路從亞柯向東通往加利利，也沿著海岸線向北通往泰爾和西頓。事實上，有許多東西走向的道路將巴勒斯坦的各個地區聯繫起來。在羅馬時代，由於軍隊的快速移動是至關重要的，因此一些舊道路得到了極大改善，並建造了新的道路。</w:t>
+      </w:r>
+    </w:p>
+    <w:p>
+      <w:pPr>
+        <w:pStyle w:val="Heading4"/>
+      </w:pPr>
+      <w:r>
+        <w:rPr>
+          <w:lang w:val="zh_TW" w:bidi="zh_TW"/>
+        </w:rPr>
+        <w:t>海上航道</w:t>
+      </w:r>
+    </w:p>
+    <w:p>
+      <w:pPr/>
+      <w:r>
+        <w:rPr>
+          <w:lang w:val="zh_TW" w:bidi="zh_TW"/>
+        </w:rPr>
+      </w:r>
+      <w:r>
+        <w:rPr>
+          <w:lang w:val="zh_TW" w:bidi="zh_TW"/>
+        </w:rPr>
+        <w:t>以色列人與腓尼基人不同，以色列人很少使用海上航線。當所羅門計劃派船隊經紅海前往俄斐時（</w:t>
+      </w:r>
+      <w:hyperlink r:id="rId85">
+        <w:r>
+          <w:rPr>
+            <w:lang w:val="zh_TW" w:bidi="zh_TW"/>
+          </w:rPr>
+          <w:rPr>
+            <w:color w:val="0000EE"/>
+            <w:u w:val="single"/>
+          </w:rPr>
+          <w:t>王上9:26–28</w:t>
+        </w:r>
+      </w:hyperlink>
+      <w:r>
+        <w:rPr>
+          <w:lang w:val="zh_TW" w:bidi="zh_TW"/>
+        </w:rPr>
+        <w:t>），他使用了腓尼基的水手。約沙法也計劃了一次類似的遠航，但他的船隻被毀壞了（</w:t>
+      </w:r>
+      <w:hyperlink r:id="rId86">
+        <w:r>
+          <w:rPr>
+            <w:lang w:val="zh_TW" w:bidi="zh_TW"/>
+          </w:rPr>
+          <w:rPr>
+            <w:color w:val="0000EE"/>
+            <w:u w:val="single"/>
+          </w:rPr>
+          <w:t>22:48–49</w:t>
+        </w:r>
+      </w:hyperlink>
+      <w:r>
+        <w:rPr>
+          <w:lang w:val="zh_TW" w:bidi="zh_TW"/>
+        </w:rPr>
+        <w:t>）。在舊約時代，沿海貿易由非利士人和腓尼基人掌控。地中海沿岸有幾個港口，例如加薩、約帕、多珥和亞柯，但都不是很理想的港口。還有一些海上航線將地中海沿岸與埃及和遠至他施（可能是西班牙）相連。另一條沿海水路是亞喀巴灣，擁有兩個港口——服務於外約旦地區的，和服務於約旦河以西地區的以拉。所羅門的船隊以以旬迦別為母港。</w:t>
+      </w:r>
+    </w:p>
+    <w:p>
+      <w:pPr/>
+      <w:r>
+        <w:rPr>
+          <w:lang w:val="zh_TW" w:bidi="zh_TW"/>
+        </w:rPr>
+      </w:r>
+      <w:r>
+        <w:rPr>
+          <w:lang w:val="zh_TW" w:bidi="zh_TW"/>
+        </w:rPr>
+        <w:t>到新約時代，情況發生了顯著變化。中東生產的商品被運往西方，尤其是羅馬人所使用。埃及的亞歷山大和敘利亞的安提阿處理了大量的貨物和旅客。像巴勒斯坦的小港口以及小亞細亞沿海的許多其他港口為船隻提供了避風港。為了避免繞過希臘半島的200英里（約322公里）路程，一種巧妙的計劃，就是使用拖曳小船橫跨科林斯地峽——其寬約5英里（約8公里）。即使是新約時代的最大船隻也難以抵擋海上的風暴（</w:t>
+      </w:r>
+      <w:hyperlink r:id="rId87">
+        <w:r>
+          <w:rPr>
+            <w:lang w:val="zh_TW" w:bidi="zh_TW"/>
+          </w:rPr>
+          <w:rPr>
+            <w:color w:val="0000EE"/>
+            <w:u w:val="single"/>
+          </w:rPr>
+          <w:t>徒27章</w:t>
+        </w:r>
+      </w:hyperlink>
+      <w:r>
+        <w:rPr>
+          <w:lang w:val="zh_TW" w:bidi="zh_TW"/>
+        </w:rPr>
+        <w:t>），因此海上旅行最好在風暴風險最小的時候進行，大約是從11月到3月。在適宜航海的季節裡，地中海有大量的海上交通，主要是貿易活動。糧船定期從羅馬駛往埃及和東方。</w:t>
+      </w:r>
+    </w:p>
+    <w:p>
+      <w:pPr/>
+      <w:r>
+        <w:rPr>
+          <w:lang w:val="zh_TW" w:bidi="zh_TW"/>
+        </w:rPr>
+      </w:r>
+      <w:r>
+        <w:rPr>
+          <w:lang w:val="zh_TW" w:bidi="zh_TW"/>
+        </w:rPr>
+        <w:t>船隻由帆驅動，必要時由奴隸划槳來補充動力。古代沉船的發現以及拉丁文和希臘文的文獻，提供了一些船隻規模大小的資料。在雅典附近發現的一座長130英尺（約39.6米）的古代乾船塢，曾用於希臘戰船，這些戰船比貨船小。羅馬作家路西亞（Lucian）提到了一艘長180英尺（約54.9米）的亞歷山大糧船，估計載重約1,200噸（約1,088.6公噸）。保羅的船上載有276人（</w:t>
+      </w:r>
+      <w:hyperlink r:id="rId88">
+        <w:r>
+          <w:rPr>
+            <w:lang w:val="zh_TW" w:bidi="zh_TW"/>
+          </w:rPr>
+          <w:rPr>
+            <w:color w:val="0000EE"/>
+            <w:u w:val="single"/>
+          </w:rPr>
+          <w:t>徒27:37</w:t>
+        </w:r>
+      </w:hyperlink>
+      <w:r>
+        <w:rPr>
+          <w:lang w:val="zh_TW" w:bidi="zh_TW"/>
+        </w:rPr>
+        <w:t>）。現代水下考古學（underwater archaeology）正在為我們提供關於這些古代船隻的寶貴信息。</w:t>
+      </w:r>
+    </w:p>
+    <w:p>
+      <w:pPr>
+        <w:pStyle w:val="Heading4"/>
+      </w:pPr>
+      <w:r>
+        <w:rPr>
+          <w:lang w:val="zh_TW" w:bidi="zh_TW"/>
+        </w:rPr>
+        <w:t>旅行的原因</w:t>
+      </w:r>
+    </w:p>
+    <w:p>
+      <w:pPr/>
+      <w:r>
+        <w:rPr>
+          <w:lang w:val="zh_TW" w:bidi="zh_TW"/>
+        </w:rPr>
+      </w:r>
+      <w:r>
+        <w:rPr>
+          <w:lang w:val="zh_TW" w:bidi="zh_TW"/>
+        </w:rPr>
+        <w:t>在新約時代，旅行的最重要原因是貿易和商業，這不僅僅是運輸貨物。參與這些活動的有貨物代理人、監管員、貨物保險商、兌換銀錢的人，以及整個涉及貨物獲取和安全運送的專業人員隊伍。</w:t>
+      </w:r>
+    </w:p>
+    <w:p>
+      <w:pPr/>
+      <w:r>
+        <w:rPr>
+          <w:lang w:val="zh_TW" w:bidi="zh_TW"/>
+        </w:rPr>
+      </w:r>
+      <w:r>
+        <w:rPr>
+          <w:lang w:val="zh_TW" w:bidi="zh_TW"/>
+        </w:rPr>
+        <w:t>軍事旅行也非常頻繁。這包括偵察、採購物資、為軍隊臨時駐紮地做準備，以及運送軍隊和裝備等各種任務。</w:t>
+      </w:r>
+    </w:p>
+    <w:p>
+      <w:pPr/>
+      <w:r>
+        <w:rPr>
+          <w:lang w:val="zh_TW" w:bidi="zh_TW"/>
+        </w:rPr>
+      </w:r>
+      <w:r>
+        <w:rPr>
+          <w:lang w:val="zh_TW" w:bidi="zh_TW"/>
+        </w:rPr>
+        <w:t>有些旅行者是因工作而變遷的商人，例如亞居拉和百基拉（</w:t>
+      </w:r>
+      <w:hyperlink r:id="rId89">
+        <w:r>
+          <w:rPr>
+            <w:lang w:val="zh_TW" w:bidi="zh_TW"/>
+          </w:rPr>
+          <w:rPr>
+            <w:color w:val="0000EE"/>
+            <w:u w:val="single"/>
+          </w:rPr>
+          <w:t>徒18:2–3</w:t>
+        </w:r>
+      </w:hyperlink>
+      <w:r>
+        <w:rPr>
+          <w:lang w:val="zh_TW" w:bidi="zh_TW"/>
+        </w:rPr>
+        <w:t>）。亞居拉從黑海的本都移居到羅馬，後來在遭遇逼迫時，他與妻子逃往哥林多。許多人也因類似原因而旅行。</w:t>
+      </w:r>
+    </w:p>
+    <w:p>
+      <w:pPr/>
+      <w:r>
+        <w:rPr>
+          <w:lang w:val="zh_TW" w:bidi="zh_TW"/>
+        </w:rPr>
+      </w:r>
+      <w:r>
+        <w:rPr>
+          <w:lang w:val="zh_TW" w:bidi="zh_TW"/>
+        </w:rPr>
+        <w:t>宗教朝聖者們從陸路或海路前往目的地。來自各地的猶太人前往耶路撒冷參加一年一度的逾越節慶典（參</w:t>
+      </w:r>
+      <w:hyperlink r:id="rId90">
+        <w:r>
+          <w:rPr>
+            <w:lang w:val="zh_TW" w:bidi="zh_TW"/>
+          </w:rPr>
+          <w:rPr>
+            <w:color w:val="0000EE"/>
+            <w:u w:val="single"/>
+          </w:rPr>
+          <w:t>徒2:5–11</w:t>
+        </w:r>
+      </w:hyperlink>
+      <w:r>
+        <w:rPr>
+          <w:lang w:val="zh_TW" w:bidi="zh_TW"/>
+        </w:rPr>
+        <w:t>）。外邦人則前往以弗所、雅典和艾盧西斯（Eleusis）的宗教中心，那裡有重要的廟宇。許多較小的廟宇也吸引朝聖者。新廟宇的建造，和各類政府行政建築的建設吸引了遠道而來的工匠，建築材料也常需要運輸到施工現場。建築中使用的材料通常需要運送到工地。一些人則為了健康，前往以醫治神蹟聞名的廟宇，或是享受溫泉的療效，像迦百農或提比哩亞的溫泉。運動員也會前往重要的比賽中心，參加像奧林匹克運動會這樣的重要比賽，大批群眾則聚集觀看盛會。一些旅行者是學生或教師，他們會前往當時的學術中心——相當於古代的大學。此外，還有一些人是政府或商業的官方使者，攜帶重要文件出使。儘管有這些活動，大多數普通公民幾乎從未離開過他們家鄉幾英里以外的地方。</w:t>
       </w:r>
       <w:r>
         <w:rPr>

--- a/zht/docx/098.content.docx
+++ b/zht/docx/098.content.docx
@@ -149,7 +149,7 @@
         <w:rPr>
           <w:lang w:val="zh_TW" w:bidi="zh_TW"/>
         </w:rPr>
-        <w:t>lv</w:t>
+        <w:t>long</w:t>
       </w:r>
       <w:r>
         <w:rPr>
@@ -212,7 +212,7 @@
         <w:rPr>
           <w:lang w:val="zh_TW" w:bidi="zh_TW"/>
         </w:rPr>
-        <w:t>呂便（人物）</w:t>
+        <w:t>聾（形容詞），聾（名詞）</w:t>
       </w:r>
       <w:r>
         <w:rPr>
@@ -231,7 +231,7 @@
         <w:rPr>
           <w:lang w:val="zh_TW" w:bidi="zh_TW"/>
         </w:rPr>
-        <w:t>呂便是雅各和利亞的長子（</w:t>
+        <w:t>無法聽見；在聖經中，此術語既指字面上身體的聽力缺陷，也指比喻上的屬靈問題。屬靈的「聾」是指那些拒絕聽取神的信息，或因缺乏屬靈生命而無法領受的人（</w:t>
       </w:r>
       <w:hyperlink r:id="rId13">
         <w:r>
@@ -242,15 +242,27 @@
             <w:color w:val="0000EE"/>
             <w:u w:val="single"/>
           </w:rPr>
-          <w:t>創29:32</w:t>
+          <w:t>以賽亞書 42:18</w:t>
         </w:r>
       </w:hyperlink>
       <w:r>
         <w:rPr>
           <w:lang w:val="zh_TW" w:bidi="zh_TW"/>
         </w:rPr>
-        <w:t>，</w:t>
+        <w:t>）。先知以賽亞嚴正地指出了這兩類聾子的情況（比喻上的聾見於</w:t>
       </w:r>
+      <w:hyperlink r:id="rId13">
+        <w:r>
+          <w:rPr>
+            <w:lang w:val="zh_TW" w:bidi="zh_TW"/>
+          </w:rPr>
+          <w:rPr>
+            <w:color w:val="0000EE"/>
+            <w:u w:val="single"/>
+          </w:rPr>
+          <w:t>賽42:18，</w:t>
+        </w:r>
+      </w:hyperlink>
       <w:hyperlink r:id="rId14">
         <w:r>
           <w:rPr>
@@ -260,14 +272,14 @@
             <w:color w:val="0000EE"/>
             <w:u w:val="single"/>
           </w:rPr>
-          <w:t>46:8</w:t>
+          <w:t>43:8</w:t>
         </w:r>
       </w:hyperlink>
       <w:r>
         <w:rPr>
           <w:lang w:val="zh_TW" w:bidi="zh_TW"/>
         </w:rPr>
-        <w:t>），也是以色列十二支派之一的祖先。呂便曾涉及風茄事件（</w:t>
+        <w:t>；字面的聾見於</w:t>
       </w:r>
       <w:hyperlink r:id="rId15">
         <w:r>
@@ -278,15 +290,9 @@
             <w:color w:val="0000EE"/>
             <w:u w:val="single"/>
           </w:rPr>
-          <w:t>30:14</w:t>
+          <w:t>賽29:18，</w:t>
         </w:r>
       </w:hyperlink>
-      <w:r>
-        <w:rPr>
-          <w:lang w:val="zh_TW" w:bidi="zh_TW"/>
-        </w:rPr>
-        <w:t>），又與他父親的妾辟拉同寢（</w:t>
-      </w:r>
       <w:hyperlink r:id="rId16">
         <w:r>
           <w:rPr>
@@ -296,14 +302,14 @@
             <w:color w:val="0000EE"/>
             <w:u w:val="single"/>
           </w:rPr>
-          <w:t>35:22</w:t>
+          <w:t>35:5</w:t>
         </w:r>
       </w:hyperlink>
       <w:r>
         <w:rPr>
           <w:lang w:val="zh_TW" w:bidi="zh_TW"/>
         </w:rPr>
-        <w:t>）。然而，當他成年後，他在雅各眾子中顯得較為正直。當眾兄弟計劃殺害約瑟時，呂便表示反對，並打算把約瑟從坑裡救出來（</w:t>
+        <w:t>）。在舊約中，雖然聾的狀況被認為是神審判的結果（</w:t>
       </w:r>
       <w:hyperlink r:id="rId17">
         <w:r>
@@ -314,14 +320,14 @@
             <w:color w:val="0000EE"/>
             <w:u w:val="single"/>
           </w:rPr>
-          <w:t>37:22–35</w:t>
+          <w:t>彌7:16</w:t>
         </w:r>
       </w:hyperlink>
       <w:r>
         <w:rPr>
           <w:lang w:val="zh_TW" w:bidi="zh_TW"/>
         </w:rPr>
-        <w:t>）。眾兄弟在埃及被囚期間，呂便責備他們當初傷害約瑟（</w:t>
+        <w:t>），但咒罵聾子被認為是錯誤的行為（</w:t>
       </w:r>
       <w:hyperlink r:id="rId18">
         <w:r>
@@ -332,14 +338,14 @@
             <w:color w:val="0000EE"/>
             <w:u w:val="single"/>
           </w:rPr>
-          <w:t>42:22</w:t>
+          <w:t>利19:14</w:t>
         </w:r>
       </w:hyperlink>
       <w:r>
         <w:rPr>
           <w:lang w:val="zh_TW" w:bidi="zh_TW"/>
         </w:rPr>
-        <w:t>），他也曾以自己全家的安危作保，保證便雅憫的安全。然而，雅各為眾子祝福時，宣告呂便反覆不定，因此失去了長子的名分（</w:t>
+        <w:t>）。在新約中，聾子是耶穌所醫治的人之一（</w:t>
       </w:r>
       <w:hyperlink r:id="rId19">
         <w:r>
@@ -350,14 +356,14 @@
             <w:color w:val="0000EE"/>
             <w:u w:val="single"/>
           </w:rPr>
-          <w:t>49:3–4</w:t>
+          <w:t>太11:5</w:t>
         </w:r>
       </w:hyperlink>
       <w:r>
         <w:rPr>
           <w:lang w:val="zh_TW" w:bidi="zh_TW"/>
         </w:rPr>
-        <w:t>）。呂便生了四個兒子（</w:t>
+        <w:t>；</w:t>
       </w:r>
       <w:hyperlink r:id="rId20">
         <w:r>
@@ -368,14 +374,50 @@
             <w:color w:val="0000EE"/>
             <w:u w:val="single"/>
           </w:rPr>
-          <w:t>代上5:3</w:t>
+          <w:t>可7:32–37</w:t>
         </w:r>
       </w:hyperlink>
       <w:r>
         <w:rPr>
           <w:lang w:val="zh_TW" w:bidi="zh_TW"/>
         </w:rPr>
-        <w:t>）。</w:t>
+        <w:t>；</w:t>
+      </w:r>
+      <w:hyperlink r:id="rId21">
+        <w:r>
+          <w:rPr>
+            <w:lang w:val="zh_TW" w:bidi="zh_TW"/>
+          </w:rPr>
+          <w:rPr>
+            <w:color w:val="0000EE"/>
+            <w:u w:val="single"/>
+          </w:rPr>
+          <w:t>路7:22</w:t>
+        </w:r>
+      </w:hyperlink>
+      <w:r>
+        <w:rPr>
+          <w:lang w:val="zh_TW" w:bidi="zh_TW"/>
+        </w:rPr>
+        <w:t>）。耶穌所醫治的一名癲癇男孩受到「聾啞的鬼」所折磨（</w:t>
+      </w:r>
+      <w:hyperlink r:id="rId22">
+        <w:r>
+          <w:rPr>
+            <w:lang w:val="zh_TW" w:bidi="zh_TW"/>
+          </w:rPr>
+          <w:rPr>
+            <w:color w:val="0000EE"/>
+            <w:u w:val="single"/>
+          </w:rPr>
+          <w:t>可9:25</w:t>
+        </w:r>
+      </w:hyperlink>
+      <w:r>
+        <w:rPr>
+          <w:lang w:val="zh_TW" w:bidi="zh_TW"/>
+        </w:rPr>
+        <w:t>）。此類醫治見證了耶穌作為彌賽亞的身分與使命。</w:t>
       </w:r>
     </w:p>
     <w:p>
@@ -402,1901 +444,13 @@
         <w:rPr>
           <w:lang w:val="zh_TW" w:bidi="zh_TW"/>
         </w:rPr>
-        <w:t>呂便（地點）</w:t>
-      </w:r>
-      <w:r>
-        <w:rPr>
-          <w:lang w:val="zh_TW" w:bidi="zh_TW"/>
-        </w:rPr>
-        <w:t>；</w:t>
-      </w:r>
-      <w:r>
-        <w:rPr>
-          <w:lang w:val="zh_TW" w:bidi="zh_TW"/>
-        </w:rPr>
-        <w:t>呂便支派</w:t>
+        <w:t>藥物與醫療實踐</w:t>
       </w:r>
       <w:r>
         <w:rPr>
           <w:lang w:val="zh_TW" w:bidi="zh_TW"/>
         </w:rPr>
         <w:t>。</w:t>
-      </w:r>
-      <w:r>
-        <w:rPr>
-          <w:lang w:val="zh_TW" w:bidi="zh_TW"/>
-        </w:rPr>
-      </w:r>
-      <w:r>
-        <w:rPr>
-          <w:lang w:val="zh_TW" w:bidi="zh_TW"/>
-        </w:rPr>
-      </w:r>
-    </w:p>
-    <w:p>
-      <w:pPr/>
-      <w:r>
-        <w:rPr>
-          <w:lang w:val="zh_TW" w:bidi="zh_TW"/>
-        </w:rPr>
-      </w:r>
-    </w:p>
-    <w:p>
-      <w:pPr>
-        <w:pStyle w:val="Heading2"/>
-      </w:pPr>
-      <w:r>
-        <w:rPr>
-          <w:lang w:val="zh_TW" w:bidi="zh_TW"/>
-        </w:rPr>
-        <w:t>呂便支派</w:t>
-      </w:r>
-      <w:r>
-        <w:rPr>
-          <w:lang w:val="zh_TW" w:bidi="zh_TW"/>
-        </w:rPr>
-      </w:r>
-    </w:p>
-    <w:p>
-      <w:pPr>
-        <w:pStyle w:val="Heading3"/>
-      </w:pPr>
-      <w:r>
-        <w:rPr>
-          <w:lang w:val="zh_TW" w:bidi="zh_TW"/>
-        </w:rPr>
-        <w:t>呂便支派的起源</w:t>
-      </w:r>
-    </w:p>
-    <w:p>
-      <w:pPr/>
-      <w:r>
-        <w:rPr>
-          <w:lang w:val="zh_TW" w:bidi="zh_TW"/>
-        </w:rPr>
-      </w:r>
-      <w:r>
-        <w:rPr>
-          <w:lang w:val="zh_TW" w:bidi="zh_TW"/>
-        </w:rPr>
-        <w:t>雅各長子呂便後裔的支派 （</w:t>
-      </w:r>
-      <w:hyperlink r:id="rId13">
-        <w:r>
-          <w:rPr>
-            <w:lang w:val="zh_TW" w:bidi="zh_TW"/>
-          </w:rPr>
-          <w:rPr>
-            <w:color w:val="0000EE"/>
-            <w:u w:val="single"/>
-          </w:rPr>
-          <w:t>創29:32</w:t>
-        </w:r>
-      </w:hyperlink>
-      <w:r>
-        <w:rPr>
-          <w:lang w:val="zh_TW" w:bidi="zh_TW"/>
-        </w:rPr>
-        <w:t>）。呂便支派是長子的支派，在以色列各支派的名單中經常列在首位（</w:t>
-      </w:r>
-      <w:hyperlink r:id="rId21">
-        <w:r>
-          <w:rPr>
-            <w:lang w:val="zh_TW" w:bidi="zh_TW"/>
-          </w:rPr>
-          <w:rPr>
-            <w:color w:val="0000EE"/>
-            <w:u w:val="single"/>
-          </w:rPr>
-          <w:t>民13:4</w:t>
-        </w:r>
-      </w:hyperlink>
-      <w:r>
-        <w:rPr>
-          <w:lang w:val="zh_TW" w:bidi="zh_TW"/>
-        </w:rPr>
-        <w:t>）。在約旦河東定居的兩個半支派中，呂便支派也列在首位（</w:t>
-      </w:r>
-      <w:hyperlink r:id="rId22">
-        <w:r>
-          <w:rPr>
-            <w:lang w:val="zh_TW" w:bidi="zh_TW"/>
-          </w:rPr>
-          <w:rPr>
-            <w:color w:val="0000EE"/>
-            <w:u w:val="single"/>
-          </w:rPr>
-          <w:t>書1:12</w:t>
-        </w:r>
-      </w:hyperlink>
-      <w:r>
-        <w:rPr>
-          <w:lang w:val="zh_TW" w:bidi="zh_TW"/>
-        </w:rPr>
-        <w:t>）。然而，儘管享有這種榮譽地位，呂便支派後來逐漸失去重要性。部分原因在於呂便所犯的罪（</w:t>
-      </w:r>
-      <w:hyperlink r:id="rId16">
-        <w:r>
-          <w:rPr>
-            <w:lang w:val="zh_TW" w:bidi="zh_TW"/>
-          </w:rPr>
-          <w:rPr>
-            <w:color w:val="0000EE"/>
-            <w:u w:val="single"/>
-          </w:rPr>
-          <w:t>創35:22</w:t>
-        </w:r>
-      </w:hyperlink>
-      <w:r>
-        <w:rPr>
-          <w:lang w:val="zh_TW" w:bidi="zh_TW"/>
-        </w:rPr>
-        <w:t>），因此，他的父親雅各宣告，呂便將失去在眾支派中的領導地位（</w:t>
-      </w:r>
-      <w:hyperlink r:id="rId23">
-        <w:r>
-          <w:rPr>
-            <w:lang w:val="zh_TW" w:bidi="zh_TW"/>
-          </w:rPr>
-          <w:rPr>
-            <w:color w:val="0000EE"/>
-            <w:u w:val="single"/>
-          </w:rPr>
-          <w:t>49:4</w:t>
-        </w:r>
-      </w:hyperlink>
-      <w:r>
-        <w:rPr>
-          <w:lang w:val="zh_TW" w:bidi="zh_TW"/>
-        </w:rPr>
-        <w:t>）。雖然</w:t>
-      </w:r>
-      <w:hyperlink r:id="rId24">
-        <w:r>
-          <w:rPr>
-            <w:lang w:val="zh_TW" w:bidi="zh_TW"/>
-          </w:rPr>
-          <w:rPr>
-            <w:color w:val="0000EE"/>
-            <w:u w:val="single"/>
-          </w:rPr>
-          <w:t>申命記三十三章6節</w:t>
-        </w:r>
-      </w:hyperlink>
-      <w:r>
-        <w:rPr>
-          <w:lang w:val="zh_TW" w:bidi="zh_TW"/>
-        </w:rPr>
-        <w:t>記載了一段為呂便得以存活而發出的禱告，但這個支派後來仍然衰落了。</w:t>
-      </w:r>
-    </w:p>
-    <w:p>
-      <w:pPr>
-        <w:pStyle w:val="Heading3"/>
-      </w:pPr>
-      <w:r>
-        <w:rPr>
-          <w:lang w:val="zh_TW" w:bidi="zh_TW"/>
-        </w:rPr>
-        <w:t>歷史角色與掙扎</w:t>
-      </w:r>
-    </w:p>
-    <w:p>
-      <w:pPr/>
-      <w:r>
-        <w:rPr>
-          <w:lang w:val="zh_TW" w:bidi="zh_TW"/>
-        </w:rPr>
-      </w:r>
-      <w:r>
-        <w:rPr>
-          <w:lang w:val="zh_TW" w:bidi="zh_TW"/>
-        </w:rPr>
-        <w:t>以色列人在曠野期間，呂便支派與其它支派一樣，派出首領和探子窺探迦南地（</w:t>
-      </w:r>
-      <w:hyperlink r:id="rId25">
-        <w:r>
-          <w:rPr>
-            <w:lang w:val="zh_TW" w:bidi="zh_TW"/>
-          </w:rPr>
-          <w:rPr>
-            <w:color w:val="0000EE"/>
-            <w:u w:val="single"/>
-          </w:rPr>
-          <w:t>民1:5</w:t>
-        </w:r>
-      </w:hyperlink>
-      <w:r>
-        <w:rPr>
-          <w:lang w:val="zh_TW" w:bidi="zh_TW"/>
-        </w:rPr>
-        <w:t>，</w:t>
-      </w:r>
-      <w:hyperlink r:id="rId21">
-        <w:r>
-          <w:rPr>
-            <w:lang w:val="zh_TW" w:bidi="zh_TW"/>
-          </w:rPr>
-          <w:rPr>
-            <w:color w:val="0000EE"/>
-            <w:u w:val="single"/>
-          </w:rPr>
-          <w:t>13:4</w:t>
-        </w:r>
-      </w:hyperlink>
-      <w:r>
-        <w:rPr>
-          <w:lang w:val="zh_TW" w:bidi="zh_TW"/>
-        </w:rPr>
-        <w:t>）。然而，只有以法蓮的探子（約書亞）和猶大的探子（迦勒）忠於神。其它支派都沒有信靠神，呂便支派既不比其它支派更好，也不比其它支派更差（</w:t>
-      </w:r>
-      <w:hyperlink r:id="rId26">
-        <w:r>
-          <w:rPr>
-            <w:lang w:val="zh_TW" w:bidi="zh_TW"/>
-          </w:rPr>
-          <w:rPr>
-            <w:color w:val="0000EE"/>
-            <w:u w:val="single"/>
-          </w:rPr>
-          <w:t>民14:6</w:t>
-        </w:r>
-      </w:hyperlink>
-      <w:r>
-        <w:rPr>
-          <w:lang w:val="zh_TW" w:bidi="zh_TW"/>
-        </w:rPr>
-        <w:t>）。</w:t>
-      </w:r>
-    </w:p>
-    <w:p>
-      <w:pPr/>
-      <w:r>
-        <w:rPr>
-          <w:lang w:val="zh_TW" w:bidi="zh_TW"/>
-        </w:rPr>
-      </w:r>
-      <w:r>
-        <w:rPr>
-          <w:lang w:val="zh_TW" w:bidi="zh_TW"/>
-        </w:rPr>
-        <w:t>呂便支派的歷史也包括兩名呂便人（大坍和亞比蘭）起來反抗摩西權柄的事件（</w:t>
-      </w:r>
-      <w:hyperlink r:id="rId27">
-        <w:r>
-          <w:rPr>
-            <w:lang w:val="zh_TW" w:bidi="zh_TW"/>
-          </w:rPr>
-          <w:rPr>
-            <w:color w:val="0000EE"/>
-            <w:u w:val="single"/>
-          </w:rPr>
-          <w:t>民16:1</w:t>
-        </w:r>
-      </w:hyperlink>
-      <w:r>
-        <w:rPr>
-          <w:lang w:val="zh_TW" w:bidi="zh_TW"/>
-        </w:rPr>
-        <w:t>）。他們這樣做可能是想恢復呂便支派在眾支派中的領先地位。然而，這次叛亂以失敗告終，神也施行了嚴厲的審判（</w:t>
-      </w:r>
-      <w:hyperlink r:id="rId28">
-        <w:r>
-          <w:rPr>
-            <w:lang w:val="zh_TW" w:bidi="zh_TW"/>
-          </w:rPr>
-          <w:rPr>
-            <w:color w:val="0000EE"/>
-            <w:u w:val="single"/>
-          </w:rPr>
-          <w:t>民16:33</w:t>
-        </w:r>
-      </w:hyperlink>
-      <w:r>
-        <w:rPr>
-          <w:lang w:val="zh_TW" w:bidi="zh_TW"/>
-        </w:rPr>
-        <w:t>）。</w:t>
-      </w:r>
-    </w:p>
-    <w:p>
-      <w:pPr>
-        <w:pStyle w:val="Heading3"/>
-      </w:pPr>
-      <w:r>
-        <w:rPr>
-          <w:lang w:val="zh_TW" w:bidi="zh_TW"/>
-        </w:rPr>
-        <w:t>財富與土地的解決方案</w:t>
-      </w:r>
-    </w:p>
-    <w:p>
-      <w:pPr/>
-      <w:r>
-        <w:rPr>
-          <w:lang w:val="zh_TW" w:bidi="zh_TW"/>
-        </w:rPr>
-      </w:r>
-      <w:r>
-        <w:rPr>
-          <w:lang w:val="zh_TW" w:bidi="zh_TW"/>
-        </w:rPr>
-        <w:t>呂便支派以擁有眾多牲畜聞名（</w:t>
-      </w:r>
-      <w:hyperlink r:id="rId29">
-        <w:r>
-          <w:rPr>
-            <w:lang w:val="zh_TW" w:bidi="zh_TW"/>
-          </w:rPr>
-          <w:rPr>
-            <w:color w:val="0000EE"/>
-            <w:u w:val="single"/>
-          </w:rPr>
-          <w:t>民32:1</w:t>
-        </w:r>
-      </w:hyperlink>
-      <w:r>
-        <w:rPr>
-          <w:lang w:val="zh_TW" w:bidi="zh_TW"/>
-        </w:rPr>
-        <w:t>）。起初，呂便支派希望留在約旦河東、從亞摩利王西宏和噩手中奪得的土地上。雖然摩西責備他們提出這項要求，但呂便人以及與他們結盟的迦得支派和瑪拿西半支派同意渡過約旦河，與以色列人一同爭戰。於是，摩西准許了他們的請求（</w:t>
-      </w:r>
-      <w:hyperlink r:id="rId30">
-        <w:r>
-          <w:rPr>
-            <w:lang w:val="zh_TW" w:bidi="zh_TW"/>
-          </w:rPr>
-          <w:rPr>
-            <w:color w:val="0000EE"/>
-            <w:u w:val="single"/>
-          </w:rPr>
-          <w:t>民32:20–22</w:t>
-        </w:r>
-      </w:hyperlink>
-      <w:r>
-        <w:rPr>
-          <w:lang w:val="zh_TW" w:bidi="zh_TW"/>
-        </w:rPr>
-        <w:t>）。他們在爭戰中奮勇作戰，爭戰結束後便獲准返回家園（</w:t>
-      </w:r>
-      <w:hyperlink r:id="rId31">
-        <w:r>
-          <w:rPr>
-            <w:lang w:val="zh_TW" w:bidi="zh_TW"/>
-          </w:rPr>
-          <w:rPr>
-            <w:color w:val="0000EE"/>
-            <w:u w:val="single"/>
-          </w:rPr>
-          <w:t>書22:1–6</w:t>
-        </w:r>
-      </w:hyperlink>
-      <w:r>
-        <w:rPr>
-          <w:lang w:val="zh_TW" w:bidi="zh_TW"/>
-        </w:rPr>
-        <w:t>）。雖然約旦河將他們與其它支派分隔開來，他們仍築了一座紀念壇，表明自己仍視自己為以色列的一部分（</w:t>
-      </w:r>
-      <w:hyperlink r:id="rId32">
-        <w:r>
-          <w:rPr>
-            <w:lang w:val="zh_TW" w:bidi="zh_TW"/>
-          </w:rPr>
-          <w:rPr>
-            <w:color w:val="0000EE"/>
-            <w:u w:val="single"/>
-          </w:rPr>
-          <w:t>書22:10</w:t>
-        </w:r>
-      </w:hyperlink>
-      <w:r>
-        <w:rPr>
-          <w:lang w:val="zh_TW" w:bidi="zh_TW"/>
-        </w:rPr>
-        <w:t>）。</w:t>
-      </w:r>
-    </w:p>
-    <w:p>
-      <w:pPr>
-        <w:pStyle w:val="Heading3"/>
-      </w:pPr>
-      <w:r>
-        <w:rPr>
-          <w:lang w:val="zh_TW" w:bidi="zh_TW"/>
-        </w:rPr>
-        <w:t>衰落與後期歷史</w:t>
-      </w:r>
-    </w:p>
-    <w:p>
-      <w:pPr/>
-      <w:r>
-        <w:rPr>
-          <w:lang w:val="zh_TW" w:bidi="zh_TW"/>
-        </w:rPr>
-      </w:r>
-      <w:r>
-        <w:rPr>
-          <w:lang w:val="zh_TW" w:bidi="zh_TW"/>
-        </w:rPr>
-        <w:t>呂便支派直到女先知底波拉的時代才再次出現在聖經記載中。當以色列人聚集起來與西西拉爭戰時，呂便支派沒有回應這個呼召。這個支派似乎更看重物質財富，而不是參與爭戰。例如，他們選擇了約旦河東肥沃的土地（</w:t>
-      </w:r>
-      <w:hyperlink r:id="rId33">
-        <w:r>
-          <w:rPr>
-            <w:lang w:val="zh_TW" w:bidi="zh_TW"/>
-          </w:rPr>
-          <w:rPr>
-            <w:color w:val="0000EE"/>
-            <w:u w:val="single"/>
-          </w:rPr>
-          <w:t>民32:5</w:t>
-        </w:r>
-      </w:hyperlink>
-      <w:r>
-        <w:rPr>
-          <w:lang w:val="zh_TW" w:bidi="zh_TW"/>
-        </w:rPr>
-        <w:t>）。對他們來說，牧人的生活可能比爭戰的生活更具吸引力（</w:t>
-      </w:r>
-      <w:hyperlink r:id="rId34">
-        <w:r>
-          <w:rPr>
-            <w:lang w:val="zh_TW" w:bidi="zh_TW"/>
-          </w:rPr>
-          <w:rPr>
-            <w:color w:val="0000EE"/>
-            <w:u w:val="single"/>
-          </w:rPr>
-          <w:t>士5:16</w:t>
-        </w:r>
-      </w:hyperlink>
-      <w:r>
-        <w:rPr>
-          <w:lang w:val="zh_TW" w:bidi="zh_TW"/>
-        </w:rPr>
-        <w:t>）。呂便支派的表現反映出雅各所說「滾沸如水」的宣告（</w:t>
-      </w:r>
-      <w:hyperlink r:id="rId23">
-        <w:r>
-          <w:rPr>
-            <w:lang w:val="zh_TW" w:bidi="zh_TW"/>
-          </w:rPr>
-          <w:rPr>
-            <w:color w:val="0000EE"/>
-            <w:u w:val="single"/>
-          </w:rPr>
-          <w:t>創49:4</w:t>
-        </w:r>
-      </w:hyperlink>
-      <w:r>
-        <w:rPr>
-          <w:lang w:val="zh_TW" w:bidi="zh_TW"/>
-        </w:rPr>
-        <w:t>）。</w:t>
-      </w:r>
-    </w:p>
-    <w:p>
-      <w:pPr/>
-      <w:r>
-        <w:rPr>
-          <w:lang w:val="zh_TW" w:bidi="zh_TW"/>
-        </w:rPr>
-      </w:r>
-      <w:r>
-        <w:rPr>
-          <w:lang w:val="zh_TW" w:bidi="zh_TW"/>
-        </w:rPr>
-        <w:t>後來，呂便支派的土地很可能是被摩押人佔據。該地區也成為以色列與其它民族（例如亞蘭）交戰的戰場（</w:t>
-      </w:r>
-      <w:hyperlink r:id="rId35">
-        <w:r>
-          <w:rPr>
-            <w:lang w:val="zh_TW" w:bidi="zh_TW"/>
-          </w:rPr>
-          <w:rPr>
-            <w:color w:val="0000EE"/>
-            <w:u w:val="single"/>
-          </w:rPr>
-          <w:t>王上22:3</w:t>
-        </w:r>
-      </w:hyperlink>
-      <w:r>
-        <w:rPr>
-          <w:lang w:val="zh_TW" w:bidi="zh_TW"/>
-        </w:rPr>
-        <w:t>）。呂便支派是最早遭亞述人重創的支派之一（</w:t>
-      </w:r>
-      <w:hyperlink r:id="rId36">
-        <w:r>
-          <w:rPr>
-            <w:lang w:val="zh_TW" w:bidi="zh_TW"/>
-          </w:rPr>
-          <w:rPr>
-            <w:color w:val="0000EE"/>
-            <w:u w:val="single"/>
-          </w:rPr>
-          <w:t>王下15:29</w:t>
-        </w:r>
-      </w:hyperlink>
-      <w:r>
-        <w:rPr>
-          <w:lang w:val="zh_TW" w:bidi="zh_TW"/>
-        </w:rPr>
-        <w:t>）。雖然以西結的異象提到呂便支派所得的一小塊土地（</w:t>
-      </w:r>
-      <w:hyperlink r:id="rId37">
-        <w:r>
-          <w:rPr>
-            <w:lang w:val="zh_TW" w:bidi="zh_TW"/>
-          </w:rPr>
-          <w:rPr>
-            <w:color w:val="0000EE"/>
-            <w:u w:val="single"/>
-          </w:rPr>
-          <w:t>結48:6</w:t>
-        </w:r>
-      </w:hyperlink>
-      <w:r>
-        <w:rPr>
-          <w:lang w:val="zh_TW" w:bidi="zh_TW"/>
-        </w:rPr>
-        <w:t>），但這個支派在被擄歸回後似乎已大致消失。啟示錄把呂便列在蒙救贖的人當中（</w:t>
-      </w:r>
-      <w:hyperlink r:id="rId38">
-        <w:r>
-          <w:rPr>
-            <w:lang w:val="zh_TW" w:bidi="zh_TW"/>
-          </w:rPr>
-          <w:rPr>
-            <w:color w:val="0000EE"/>
-            <w:u w:val="single"/>
-          </w:rPr>
-          <w:t>啟7:5</w:t>
-        </w:r>
-      </w:hyperlink>
-      <w:r>
-        <w:rPr>
-          <w:lang w:val="zh_TW" w:bidi="zh_TW"/>
-        </w:rPr>
-        <w:t>），但新約聖經沒有提到任何出自呂便支派的人。</w:t>
-      </w:r>
-      <w:r>
-        <w:rPr>
-          <w:lang w:val="zh_TW" w:bidi="zh_TW"/>
-        </w:rPr>
-      </w:r>
-      <w:r>
-        <w:rPr>
-          <w:lang w:val="zh_TW" w:bidi="zh_TW"/>
-        </w:rPr>
-      </w:r>
-    </w:p>
-    <w:p>
-      <w:pPr/>
-      <w:r>
-        <w:rPr>
-          <w:lang w:val="zh_TW" w:bidi="zh_TW"/>
-        </w:rPr>
-      </w:r>
-    </w:p>
-    <w:p>
-      <w:pPr>
-        <w:pStyle w:val="Heading2"/>
-      </w:pPr>
-      <w:r>
-        <w:rPr>
-          <w:lang w:val="zh_TW" w:bidi="zh_TW"/>
-        </w:rPr>
-        <w:t>旅行</w:t>
-      </w:r>
-      <w:r>
-        <w:rPr>
-          <w:lang w:val="zh_TW" w:bidi="zh_TW"/>
-        </w:rPr>
-      </w:r>
-    </w:p>
-    <w:p>
-      <w:pPr/>
-      <w:r>
-        <w:rPr>
-          <w:lang w:val="zh_TW" w:bidi="zh_TW"/>
-        </w:rPr>
-      </w:r>
-      <w:r>
-        <w:rPr>
-          <w:lang w:val="zh_TW" w:bidi="zh_TW"/>
-        </w:rPr>
-        <w:t>在聖經時代，旅行者常見道路崎嶇難行，且無法通行。通常是相對較小的船隻在海上航行，且主要是軍事和商船，極少是為了簡單的旅遊交通而航行的船隻。因為沒有什麼理由需要去旅行，一般公民往往只會留在相當有限的區域內。偶爾會有群體的遷徙，有時人們因宗教節期而旅行，或為了逃避戰爭和饑荒而遷徙。</w:t>
-      </w:r>
-    </w:p>
-    <w:p>
-      <w:pPr>
-        <w:pStyle w:val="Heading3"/>
-      </w:pPr>
-      <w:r>
-        <w:rPr>
-          <w:lang w:val="zh_TW" w:bidi="zh_TW"/>
-        </w:rPr>
-        <w:t>舊約時代的旅行</w:t>
-      </w:r>
-    </w:p>
-    <w:p>
-      <w:pPr/>
-      <w:r>
-        <w:rPr>
-          <w:lang w:val="zh_TW" w:bidi="zh_TW"/>
-        </w:rPr>
-      </w:r>
-      <w:r>
-        <w:rPr>
-          <w:lang w:val="zh_TW" w:bidi="zh_TW"/>
-        </w:rPr>
-        <w:t>有幾個描繪了以色列百姓為了放牧而在有限區域內移動的記載。約瑟的兄弟們將他們的羊群從南地帶到示劍，後來又到多坍（</w:t>
-      </w:r>
-      <w:hyperlink r:id="rId39">
-        <w:r>
-          <w:rPr>
-            <w:lang w:val="zh_TW" w:bidi="zh_TW"/>
-          </w:rPr>
-          <w:rPr>
-            <w:color w:val="0000EE"/>
-            <w:u w:val="single"/>
-          </w:rPr>
-          <w:t>創37:12–17</w:t>
-        </w:r>
-      </w:hyperlink>
-      <w:r>
-        <w:rPr>
-          <w:lang w:val="zh_TW" w:bidi="zh_TW"/>
-        </w:rPr>
-        <w:t>），但這不過是60英里（96.5公里）。大衛曾環遊巴勒斯坦，甚至去了摩押地（</w:t>
-      </w:r>
-      <w:hyperlink r:id="rId40">
-        <w:r>
-          <w:rPr>
-            <w:lang w:val="zh_TW" w:bidi="zh_TW"/>
-          </w:rPr>
-          <w:rPr>
-            <w:color w:val="0000EE"/>
-            <w:u w:val="single"/>
-          </w:rPr>
-          <w:t>撒上22:3</w:t>
-        </w:r>
-      </w:hyperlink>
-      <w:r>
-        <w:rPr>
-          <w:lang w:val="zh_TW" w:bidi="zh_TW"/>
-        </w:rPr>
-        <w:t>）。但支派的人從耶路撒冷西南遷到北部——就在黎巴嫩山脈南端（</w:t>
-      </w:r>
-      <w:hyperlink r:id="rId41">
-        <w:r>
-          <w:rPr>
-            <w:lang w:val="zh_TW" w:bidi="zh_TW"/>
-          </w:rPr>
-          <w:rPr>
-            <w:color w:val="0000EE"/>
-            <w:u w:val="single"/>
-          </w:rPr>
-          <w:t>士18章</w:t>
-        </w:r>
-      </w:hyperlink>
-      <w:r>
-        <w:rPr>
-          <w:lang w:val="zh_TW" w:bidi="zh_TW"/>
-        </w:rPr>
-        <w:t>）。</w:t>
-      </w:r>
-    </w:p>
-    <w:p>
-      <w:pPr/>
-      <w:r>
-        <w:rPr>
-          <w:lang w:val="zh_TW" w:bidi="zh_TW"/>
-        </w:rPr>
-      </w:r>
-      <w:r>
-        <w:rPr>
-          <w:lang w:val="zh_TW" w:bidi="zh_TW"/>
-        </w:rPr>
-        <w:t>為了放牧、遷徙和保護而旅行的例子可謂多不勝數。這些旅行者通常會步行，但驢也被用來騎乘和作為馱運動物之用。牛用來運送重物，有時也載人（</w:t>
-      </w:r>
-      <w:hyperlink r:id="rId42">
-        <w:r>
-          <w:rPr>
-            <w:lang w:val="zh_TW" w:bidi="zh_TW"/>
-          </w:rPr>
-          <w:rPr>
-            <w:color w:val="0000EE"/>
-            <w:u w:val="single"/>
-          </w:rPr>
-          <w:t>創46:5</w:t>
-        </w:r>
-      </w:hyperlink>
-      <w:r>
-        <w:rPr>
-          <w:lang w:val="zh_TW" w:bidi="zh_TW"/>
-        </w:rPr>
-        <w:t>）。後來駱駝也成為普遍的交通工具（</w:t>
-      </w:r>
-      <w:hyperlink r:id="rId43">
-        <w:r>
-          <w:rPr>
-            <w:lang w:val="zh_TW" w:bidi="zh_TW"/>
-          </w:rPr>
-          <w:rPr>
-            <w:color w:val="0000EE"/>
-            <w:u w:val="single"/>
-          </w:rPr>
-          <w:t>王上10:2</w:t>
-        </w:r>
-      </w:hyperlink>
-      <w:r>
-        <w:rPr>
-          <w:lang w:val="zh_TW" w:bidi="zh_TW"/>
-        </w:rPr>
-        <w:t>；</w:t>
-      </w:r>
-      <w:hyperlink r:id="rId44">
-        <w:r>
-          <w:rPr>
-            <w:lang w:val="zh_TW" w:bidi="zh_TW"/>
-          </w:rPr>
-          <w:rPr>
-            <w:color w:val="0000EE"/>
-            <w:u w:val="single"/>
-          </w:rPr>
-          <w:t>王下8:9</w:t>
-        </w:r>
-      </w:hyperlink>
-      <w:r>
-        <w:rPr>
-          <w:lang w:val="zh_TW" w:bidi="zh_TW"/>
-        </w:rPr>
-        <w:t>）。我們對舊約時代的旅客休息地點所知甚少。舊約只有幾處提到了「住宿的地方（malon）」（</w:t>
-      </w:r>
-      <w:hyperlink r:id="rId45">
-        <w:r>
-          <w:rPr>
-            <w:lang w:val="zh_TW" w:bidi="zh_TW"/>
-          </w:rPr>
-          <w:rPr>
-            <w:color w:val="0000EE"/>
-            <w:u w:val="single"/>
-          </w:rPr>
-          <w:t>創42:27</w:t>
-        </w:r>
-      </w:hyperlink>
-      <w:r>
-        <w:rPr>
-          <w:lang w:val="zh_TW" w:bidi="zh_TW"/>
-        </w:rPr>
-        <w:t>，</w:t>
-      </w:r>
-      <w:hyperlink r:id="rId46">
-        <w:r>
-          <w:rPr>
-            <w:lang w:val="zh_TW" w:bidi="zh_TW"/>
-          </w:rPr>
-          <w:rPr>
-            <w:color w:val="0000EE"/>
-            <w:u w:val="single"/>
-          </w:rPr>
-          <w:t>43:21</w:t>
-        </w:r>
-      </w:hyperlink>
-      <w:r>
-        <w:rPr>
-          <w:lang w:val="zh_TW" w:bidi="zh_TW"/>
-        </w:rPr>
-        <w:t>；</w:t>
-      </w:r>
-      <w:hyperlink r:id="rId47">
-        <w:r>
-          <w:rPr>
-            <w:lang w:val="zh_TW" w:bidi="zh_TW"/>
-          </w:rPr>
-          <w:rPr>
-            <w:color w:val="0000EE"/>
-            <w:u w:val="single"/>
-          </w:rPr>
-          <w:t>出4:24</w:t>
-        </w:r>
-      </w:hyperlink>
-      <w:r>
-        <w:rPr>
-          <w:lang w:val="zh_TW" w:bidi="zh_TW"/>
-        </w:rPr>
-        <w:t>）。</w:t>
-      </w:r>
-    </w:p>
-    <w:p>
-      <w:pPr>
-        <w:pStyle w:val="Heading3"/>
-      </w:pPr>
-      <w:r>
-        <w:rPr>
-          <w:lang w:val="zh_TW" w:bidi="zh_TW"/>
-        </w:rPr>
-        <w:t>新約時代的旅行</w:t>
-      </w:r>
-    </w:p>
-    <w:p>
-      <w:pPr/>
-      <w:r>
-        <w:rPr>
-          <w:lang w:val="zh_TW" w:bidi="zh_TW"/>
-        </w:rPr>
-      </w:r>
-      <w:r>
-        <w:rPr>
-          <w:lang w:val="zh_TW" w:bidi="zh_TW"/>
-        </w:rPr>
-        <w:t>羅馬世界對旅行的了解非常通透，主要是為了在節期履行宗教義務、為了從事貿易、為了政府行政以及軍事目的。公元一世紀的基督徒傳教士是當時眾多旅行者中的一部分。</w:t>
-      </w:r>
-    </w:p>
-    <w:p>
-      <w:pPr/>
-      <w:r>
-        <w:rPr>
-          <w:lang w:val="zh_TW" w:bidi="zh_TW"/>
-        </w:rPr>
-      </w:r>
-      <w:r>
-        <w:rPr>
-          <w:lang w:val="zh_TW" w:bidi="zh_TW"/>
-        </w:rPr>
-        <w:t>羅馬和平與權威的來臨，以及精心建造的石頭道路，使旅行相對的安全快捷。相比舊約時代，旅行的方式有所改善。在羅馬帝國內，人們可以在良好的道路上長途旅行，而且相對安全。然而，仍有一些危險，特別是在海上旅行，風暴和海盜是常見的威脅（</w:t>
-      </w:r>
-      <w:hyperlink r:id="rId48">
-        <w:r>
-          <w:rPr>
-            <w:lang w:val="zh_TW" w:bidi="zh_TW"/>
-          </w:rPr>
-          <w:rPr>
-            <w:color w:val="0000EE"/>
-            <w:u w:val="single"/>
-          </w:rPr>
-          <w:t>徒15:39</w:t>
-        </w:r>
-      </w:hyperlink>
-      <w:r>
-        <w:rPr>
-          <w:lang w:val="zh_TW" w:bidi="zh_TW"/>
-        </w:rPr>
-        <w:t>，</w:t>
-      </w:r>
-      <w:hyperlink r:id="rId49">
-        <w:r>
-          <w:rPr>
-            <w:lang w:val="zh_TW" w:bidi="zh_TW"/>
-          </w:rPr>
-          <w:rPr>
-            <w:color w:val="0000EE"/>
-            <w:u w:val="single"/>
-          </w:rPr>
-          <w:t>18:18–22</w:t>
-        </w:r>
-      </w:hyperlink>
-      <w:r>
-        <w:rPr>
-          <w:lang w:val="zh_TW" w:bidi="zh_TW"/>
-        </w:rPr>
-        <w:t>；</w:t>
-      </w:r>
-      <w:hyperlink r:id="rId50">
-        <w:r>
-          <w:rPr>
-            <w:lang w:val="zh_TW" w:bidi="zh_TW"/>
-          </w:rPr>
-          <w:rPr>
-            <w:color w:val="0000EE"/>
-            <w:u w:val="single"/>
-          </w:rPr>
-          <w:t>羅15:24–25</w:t>
-        </w:r>
-      </w:hyperlink>
-      <w:r>
-        <w:rPr>
-          <w:lang w:val="zh_TW" w:bidi="zh_TW"/>
-        </w:rPr>
-        <w:t>；</w:t>
-      </w:r>
-      <w:hyperlink r:id="rId51">
-        <w:r>
-          <w:rPr>
-            <w:lang w:val="zh_TW" w:bidi="zh_TW"/>
-          </w:rPr>
-          <w:rPr>
-            <w:color w:val="0000EE"/>
-            <w:u w:val="single"/>
-          </w:rPr>
-          <w:t>林後11:25–26</w:t>
-        </w:r>
-      </w:hyperlink>
-      <w:r>
-        <w:rPr>
-          <w:lang w:val="zh_TW" w:bidi="zh_TW"/>
-        </w:rPr>
-        <w:t>）。保羅去羅馬的海上旅程便是一個危險的例子（</w:t>
-      </w:r>
-      <w:hyperlink r:id="rId52">
-        <w:r>
-          <w:rPr>
-            <w:lang w:val="zh_TW" w:bidi="zh_TW"/>
-          </w:rPr>
-          <w:rPr>
-            <w:color w:val="0000EE"/>
-            <w:u w:val="single"/>
-          </w:rPr>
-          <w:t>徒27:1–28:14</w:t>
-        </w:r>
-      </w:hyperlink>
-      <w:r>
-        <w:rPr>
-          <w:lang w:val="zh_TW" w:bidi="zh_TW"/>
-        </w:rPr>
-        <w:t>）。</w:t>
-      </w:r>
-    </w:p>
-    <w:p>
-      <w:pPr/>
-      <w:r>
-        <w:rPr>
-          <w:lang w:val="zh_TW" w:bidi="zh_TW"/>
-        </w:rPr>
-      </w:r>
-      <w:r>
-        <w:rPr>
-          <w:lang w:val="zh_TW" w:bidi="zh_TW"/>
-        </w:rPr>
-        <w:t>新約提到了一些徒步旅行的例子。馬利亞從加利利到猶大去探望伊利莎白（</w:t>
-      </w:r>
-      <w:hyperlink r:id="rId53">
-        <w:r>
-          <w:rPr>
-            <w:lang w:val="zh_TW" w:bidi="zh_TW"/>
-          </w:rPr>
-          <w:rPr>
-            <w:color w:val="0000EE"/>
-            <w:u w:val="single"/>
-          </w:rPr>
-          <w:t>路1:39–40、56</w:t>
-        </w:r>
-      </w:hyperlink>
-      <w:r>
-        <w:rPr>
-          <w:lang w:val="zh_TW" w:bidi="zh_TW"/>
-        </w:rPr>
-        <w:t>）。耶穌在人口普查時出生在伯利恆（</w:t>
-      </w:r>
-      <w:hyperlink r:id="rId54">
-        <w:r>
-          <w:rPr>
-            <w:lang w:val="zh_TW" w:bidi="zh_TW"/>
-          </w:rPr>
-          <w:rPr>
-            <w:color w:val="0000EE"/>
-            <w:u w:val="single"/>
-          </w:rPr>
-          <w:t>2:1–7</w:t>
-        </w:r>
-      </w:hyperlink>
-      <w:r>
-        <w:rPr>
-          <w:lang w:val="zh_TW" w:bidi="zh_TW"/>
-        </w:rPr>
-        <w:t>）；耶穌被帶到耶路撒冷以遵行猶太人潔淨的律法（</w:t>
-      </w:r>
-      <w:hyperlink r:id="rId55">
-        <w:r>
-          <w:rPr>
-            <w:lang w:val="zh_TW" w:bidi="zh_TW"/>
-          </w:rPr>
-          <w:rPr>
-            <w:color w:val="0000EE"/>
-            <w:u w:val="single"/>
-          </w:rPr>
-          <w:t>22</w:t>
-        </w:r>
-      </w:hyperlink>
-      <w:r>
-        <w:rPr>
-          <w:lang w:val="zh_TW" w:bidi="zh_TW"/>
-        </w:rPr>
-        <w:t>節）。因此，從馬利亞聖靈感孕耶穌到馬利亞潔淨的期間，往返三次拿撒勒到耶路撒冷，其距離約70英里（112.6公里）。約瑟和馬利亞每年都去耶路撒冷過逾越節（</w:t>
-      </w:r>
-      <w:hyperlink r:id="rId56">
-        <w:r>
-          <w:rPr>
-            <w:lang w:val="zh_TW" w:bidi="zh_TW"/>
-          </w:rPr>
-          <w:rPr>
-            <w:color w:val="0000EE"/>
-            <w:u w:val="single"/>
-          </w:rPr>
-          <w:t>41–51</w:t>
-        </w:r>
-      </w:hyperlink>
-      <w:r>
-        <w:rPr>
-          <w:lang w:val="zh_TW" w:bidi="zh_TW"/>
-        </w:rPr>
-        <w:t>節）。其它旅行還包括（</w:t>
-      </w:r>
-      <w:hyperlink r:id="rId57">
-        <w:r>
-          <w:rPr>
-            <w:lang w:val="zh_TW" w:bidi="zh_TW"/>
-          </w:rPr>
-          <w:rPr>
-            <w:color w:val="0000EE"/>
-            <w:u w:val="single"/>
-          </w:rPr>
-          <w:t>約2:13</w:t>
-        </w:r>
-      </w:hyperlink>
-      <w:r>
-        <w:rPr>
-          <w:lang w:val="zh_TW" w:bidi="zh_TW"/>
-        </w:rPr>
-        <w:t>，</w:t>
-      </w:r>
-      <w:hyperlink r:id="rId58">
-        <w:r>
-          <w:rPr>
-            <w:lang w:val="zh_TW" w:bidi="zh_TW"/>
-          </w:rPr>
-          <w:rPr>
-            <w:color w:val="0000EE"/>
-            <w:u w:val="single"/>
-          </w:rPr>
-          <w:t>5:1，</w:t>
-        </w:r>
-      </w:hyperlink>
-      <w:hyperlink r:id="rId59">
-        <w:r>
-          <w:rPr>
-            <w:lang w:val="zh_TW" w:bidi="zh_TW"/>
-          </w:rPr>
-          <w:rPr>
-            <w:color w:val="0000EE"/>
-            <w:u w:val="single"/>
-          </w:rPr>
-          <w:t>7:1–10</w:t>
-        </w:r>
-      </w:hyperlink>
-      <w:r>
-        <w:rPr>
-          <w:lang w:val="zh_TW" w:bidi="zh_TW"/>
-        </w:rPr>
-        <w:t>，</w:t>
-      </w:r>
-      <w:hyperlink r:id="rId60">
-        <w:r>
-          <w:rPr>
-            <w:lang w:val="zh_TW" w:bidi="zh_TW"/>
-          </w:rPr>
-          <w:rPr>
-            <w:color w:val="0000EE"/>
-            <w:u w:val="single"/>
-          </w:rPr>
-          <w:t>12:1</w:t>
-        </w:r>
-      </w:hyperlink>
-      <w:r>
-        <w:rPr>
-          <w:lang w:val="zh_TW" w:bidi="zh_TW"/>
-        </w:rPr>
-        <w:t>）耶穌曾步行從加利利到耶利哥（</w:t>
-      </w:r>
-      <w:hyperlink r:id="rId61">
-        <w:r>
-          <w:rPr>
-            <w:lang w:val="zh_TW" w:bidi="zh_TW"/>
-          </w:rPr>
-          <w:rPr>
-            <w:color w:val="0000EE"/>
-            <w:u w:val="single"/>
-          </w:rPr>
-          <w:t>可1:1–11</w:t>
-        </w:r>
-      </w:hyperlink>
-      <w:r>
-        <w:rPr>
-          <w:lang w:val="zh_TW" w:bidi="zh_TW"/>
-        </w:rPr>
-        <w:t>），也去過泰爾和西頓的地區（</w:t>
-      </w:r>
-      <w:hyperlink r:id="rId62">
-        <w:r>
-          <w:rPr>
-            <w:lang w:val="zh_TW" w:bidi="zh_TW"/>
-          </w:rPr>
-          <w:rPr>
-            <w:color w:val="0000EE"/>
-            <w:u w:val="single"/>
-          </w:rPr>
-          <w:t>7:24</w:t>
-        </w:r>
-      </w:hyperlink>
-      <w:r>
-        <w:rPr>
-          <w:lang w:val="zh_TW" w:bidi="zh_TW"/>
-        </w:rPr>
-        <w:t>）。耶穌不止一次到過撒馬利亞（</w:t>
-      </w:r>
-      <w:hyperlink r:id="rId63">
-        <w:r>
-          <w:rPr>
-            <w:lang w:val="zh_TW" w:bidi="zh_TW"/>
-          </w:rPr>
-          <w:rPr>
-            <w:color w:val="0000EE"/>
-            <w:u w:val="single"/>
-          </w:rPr>
-          <w:t>路17:11</w:t>
-        </w:r>
-      </w:hyperlink>
-      <w:r>
-        <w:rPr>
-          <w:lang w:val="zh_TW" w:bidi="zh_TW"/>
-        </w:rPr>
-        <w:t>；</w:t>
-      </w:r>
-      <w:hyperlink r:id="rId64">
-        <w:r>
-          <w:rPr>
-            <w:lang w:val="zh_TW" w:bidi="zh_TW"/>
-          </w:rPr>
-          <w:rPr>
-            <w:color w:val="0000EE"/>
-            <w:u w:val="single"/>
-          </w:rPr>
-          <w:t>約4:4</w:t>
-        </w:r>
-      </w:hyperlink>
-      <w:r>
-        <w:rPr>
-          <w:lang w:val="zh_TW" w:bidi="zh_TW"/>
-        </w:rPr>
-        <w:t>）。耶穌最後一次去耶路撒冷的旅程是經由耶利哥，穿過山路上耶路撒冷（</w:t>
-      </w:r>
-      <w:hyperlink r:id="rId65">
-        <w:r>
-          <w:rPr>
-            <w:lang w:val="zh_TW" w:bidi="zh_TW"/>
-          </w:rPr>
-          <w:rPr>
-            <w:color w:val="0000EE"/>
-            <w:u w:val="single"/>
-          </w:rPr>
-          <w:t>可10:1、46</w:t>
-        </w:r>
-      </w:hyperlink>
-      <w:r>
-        <w:rPr>
-          <w:lang w:val="zh_TW" w:bidi="zh_TW"/>
-        </w:rPr>
-        <w:t>，</w:t>
-      </w:r>
-      <w:hyperlink r:id="rId66">
-        <w:r>
-          <w:rPr>
-            <w:lang w:val="zh_TW" w:bidi="zh_TW"/>
-          </w:rPr>
-          <w:rPr>
-            <w:color w:val="0000EE"/>
-            <w:u w:val="single"/>
-          </w:rPr>
-          <w:t>11:1</w:t>
-        </w:r>
-      </w:hyperlink>
-      <w:r>
-        <w:rPr>
-          <w:lang w:val="zh_TW" w:bidi="zh_TW"/>
-        </w:rPr>
-        <w:t>）。耶穌復活後的最後一次旅程是到以馬忤斯（</w:t>
-      </w:r>
-      <w:hyperlink r:id="rId67">
-        <w:r>
-          <w:rPr>
-            <w:lang w:val="zh_TW" w:bidi="zh_TW"/>
-          </w:rPr>
-          <w:rPr>
-            <w:color w:val="0000EE"/>
-            <w:u w:val="single"/>
-          </w:rPr>
-          <w:t>路24:13–35</w:t>
-        </w:r>
-      </w:hyperlink>
-      <w:r>
-        <w:rPr>
-          <w:lang w:val="zh_TW" w:bidi="zh_TW"/>
-        </w:rPr>
-        <w:t>）。</w:t>
-      </w:r>
-    </w:p>
-    <w:p>
-      <w:pPr/>
-      <w:r>
-        <w:rPr>
-          <w:lang w:val="zh_TW" w:bidi="zh_TW"/>
-        </w:rPr>
-      </w:r>
-      <w:r>
-        <w:rPr>
-          <w:lang w:val="zh_TW" w:bidi="zh_TW"/>
-        </w:rPr>
-        <w:t>保羅每次宣教旅行都乘船（</w:t>
-      </w:r>
-      <w:hyperlink r:id="rId68">
-        <w:r>
-          <w:rPr>
-            <w:lang w:val="zh_TW" w:bidi="zh_TW"/>
-          </w:rPr>
-          <w:rPr>
-            <w:color w:val="0000EE"/>
-            <w:u w:val="single"/>
-          </w:rPr>
-          <w:t>徒13:1–14</w:t>
-        </w:r>
-      </w:hyperlink>
-      <w:r>
-        <w:rPr>
-          <w:lang w:val="zh_TW" w:bidi="zh_TW"/>
-        </w:rPr>
-        <w:t>，</w:t>
-      </w:r>
-      <w:hyperlink r:id="rId69">
-        <w:r>
-          <w:rPr>
-            <w:lang w:val="zh_TW" w:bidi="zh_TW"/>
-          </w:rPr>
-          <w:rPr>
-            <w:color w:val="0000EE"/>
-            <w:u w:val="single"/>
-          </w:rPr>
-          <w:t>15:41–18:22</w:t>
-        </w:r>
-      </w:hyperlink>
-      <w:r>
-        <w:rPr>
-          <w:lang w:val="zh_TW" w:bidi="zh_TW"/>
-        </w:rPr>
-        <w:t>，</w:t>
-      </w:r>
-      <w:hyperlink r:id="rId70">
-        <w:r>
-          <w:rPr>
-            <w:lang w:val="zh_TW" w:bidi="zh_TW"/>
-          </w:rPr>
-          <w:rPr>
-            <w:color w:val="0000EE"/>
-            <w:u w:val="single"/>
-          </w:rPr>
-          <w:t>18:23–21:17</w:t>
-        </w:r>
-      </w:hyperlink>
-      <w:r>
-        <w:rPr>
-          <w:lang w:val="zh_TW" w:bidi="zh_TW"/>
-        </w:rPr>
-        <w:t>），通常有朋友陪伴。他也曾在巴勒斯坦、小亞細亞和希臘半島徒步旅行。但在新約時代並非所有旅行都是徒步進行。驢子常用來馱運貨物，也經常載人。耶穌曾騎驢從伯法其到耶路撒冷，這段路程雖短但象徵意義深遠（</w:t>
-      </w:r>
-      <w:hyperlink r:id="rId71">
-        <w:r>
-          <w:rPr>
-            <w:lang w:val="zh_TW" w:bidi="zh_TW"/>
-          </w:rPr>
-          <w:rPr>
-            <w:color w:val="0000EE"/>
-            <w:u w:val="single"/>
-          </w:rPr>
-          <w:t>太21:2–7</w:t>
-        </w:r>
-      </w:hyperlink>
-      <w:r>
-        <w:rPr>
-          <w:lang w:val="zh_TW" w:bidi="zh_TW"/>
-        </w:rPr>
-        <w:t>；</w:t>
-      </w:r>
-      <w:hyperlink r:id="rId72">
-        <w:r>
-          <w:rPr>
-            <w:lang w:val="zh_TW" w:bidi="zh_TW"/>
-          </w:rPr>
-          <w:rPr>
-            <w:color w:val="0000EE"/>
-            <w:u w:val="single"/>
-          </w:rPr>
-          <w:t>可11:1–11</w:t>
-        </w:r>
-      </w:hyperlink>
-      <w:r>
-        <w:rPr>
-          <w:lang w:val="zh_TW" w:bidi="zh_TW"/>
-        </w:rPr>
-        <w:t>；</w:t>
-      </w:r>
-      <w:hyperlink r:id="rId73">
-        <w:r>
-          <w:rPr>
-            <w:lang w:val="zh_TW" w:bidi="zh_TW"/>
-          </w:rPr>
-          <w:rPr>
-            <w:color w:val="0000EE"/>
-            <w:u w:val="single"/>
-          </w:rPr>
-          <w:t>約12:12–15</w:t>
-        </w:r>
-      </w:hyperlink>
-      <w:r>
-        <w:rPr>
-          <w:lang w:val="zh_TW" w:bidi="zh_TW"/>
-        </w:rPr>
-        <w:t>）。當約瑟與懷孕的馬利亞一起去伯利恆人口普查時，馬利亞很可能是騎驢而行。衣索匹亞的太監從耶路撒冷敬拜後，坐在車上，而腓利則徒步與他同行（</w:t>
-      </w:r>
-      <w:hyperlink r:id="rId74">
-        <w:r>
-          <w:rPr>
-            <w:lang w:val="zh_TW" w:bidi="zh_TW"/>
-          </w:rPr>
-          <w:rPr>
-            <w:color w:val="0000EE"/>
-            <w:u w:val="single"/>
-          </w:rPr>
-          <w:t>徒8:26–38</w:t>
-        </w:r>
-      </w:hyperlink>
-      <w:r>
-        <w:rPr>
-          <w:lang w:val="zh_TW" w:bidi="zh_TW"/>
-        </w:rPr>
-        <w:t>）。羅馬士兵既步行也大量使用馬匹。當保羅從耶路撒冷被押送到凱撒利亞時，他們為他準備了坐騎（</w:t>
-      </w:r>
-      <w:hyperlink r:id="rId75">
-        <w:r>
-          <w:rPr>
-            <w:lang w:val="zh_TW" w:bidi="zh_TW"/>
-          </w:rPr>
-          <w:rPr>
-            <w:color w:val="0000EE"/>
-            <w:u w:val="single"/>
-          </w:rPr>
-          <w:t>23:23–24</w:t>
-        </w:r>
-      </w:hyperlink>
-      <w:r>
-        <w:rPr>
-          <w:lang w:val="zh_TW" w:bidi="zh_TW"/>
-        </w:rPr>
-        <w:t>）。</w:t>
-      </w:r>
-    </w:p>
-    <w:p>
-      <w:pPr>
-        <w:pStyle w:val="Heading3"/>
-      </w:pPr>
-      <w:r>
-        <w:rPr>
-          <w:lang w:val="zh_TW" w:bidi="zh_TW"/>
-        </w:rPr>
-        <w:t>道路與海上航線</w:t>
-      </w:r>
-    </w:p>
-    <w:p>
-      <w:pPr/>
-      <w:r>
-        <w:rPr>
-          <w:lang w:val="zh_TW" w:bidi="zh_TW"/>
-        </w:rPr>
-      </w:r>
-      <w:r>
-        <w:rPr>
-          <w:lang w:val="zh_TW" w:bidi="zh_TW"/>
-        </w:rPr>
-        <w:t>聖經時代的道路在巴勒斯坦的地理、地形和歷史中佔有重要地位，這片土地充當了埃及與中東文明和貿易中心之間的橋樑。許多道路在商業和軍事上具有戰略意義。有些道路因為是朝聖路線而變得重要，方便前往像耶路撒冷這樣的宗教中心。聖經時代的道路主要分為三種：遠距離的國際道路、中距離的區域內道路，以及各區域或國家內部的各種道路。</w:t>
-      </w:r>
-    </w:p>
-    <w:p>
-      <w:pPr>
-        <w:pStyle w:val="Heading4"/>
-      </w:pPr>
-      <w:r>
-        <w:rPr>
-          <w:lang w:val="zh_TW" w:bidi="zh_TW"/>
-        </w:rPr>
-        <w:t>國際大路</w:t>
-      </w:r>
-    </w:p>
-    <w:p>
-      <w:pPr/>
-      <w:r>
-        <w:rPr>
-          <w:lang w:val="zh_TW" w:bidi="zh_TW"/>
-        </w:rPr>
-      </w:r>
-      <w:r>
-        <w:rPr>
-          <w:lang w:val="zh_TW" w:bidi="zh_TW"/>
-        </w:rPr>
-        <w:t>這些道路連接了地中海沿岸與北部的底格里斯河谷和南部的美索不達米亞。一些道路將美索不達米亞與小亞細亞連接起來，另一些則通往南方的埃及，或者沿著海岸線，或者穿過約旦河和死海以東，再穿過西奈半島。早在公元前二千年初期，安納托利亞（Anatolia）和亞述之間便已存在貿易路線。顯然，</w:t>
-      </w:r>
-      <w:hyperlink r:id="rId76">
-        <w:r>
-          <w:rPr>
-            <w:lang w:val="zh_TW" w:bidi="zh_TW"/>
-          </w:rPr>
-          <w:rPr>
-            <w:color w:val="0000EE"/>
-            <w:u w:val="single"/>
-          </w:rPr>
-          <w:t>創世記第十四章</w:t>
-        </w:r>
-      </w:hyperlink>
-      <w:r>
-        <w:rPr>
-          <w:lang w:val="zh_TW" w:bidi="zh_TW"/>
-        </w:rPr>
-        <w:t>中提到的軍事行動旨在確保從美索不達米亞北部通往埃及的大貿易路線——「王的大道（King’s Highway）」的安全。來自巴比倫、亞述和波斯的軍事入侵者和旅行者會穿過敘利亞內陸，然後轉向南方進入巴勒斯坦和埃及。歐洲列強希臘和羅馬進入中東後，為東方人民開闢了另一個龐大的國際道路網絡。在羅馬時代之前，這些道路沒有用石頭鋪設，而只是開闢出來的通路。它們非常粗糙，沒有經過平整，而且在潮濕的天氣裡，許多地方無法通行。然而，這些道路顯然有「路標」和「指路碑」明確標示</w:t>
-      </w:r>
-      <w:hyperlink r:id="rId77">
-        <w:r>
-          <w:rPr>
-            <w:lang w:val="zh_TW" w:bidi="zh_TW"/>
-          </w:rPr>
-          <w:rPr>
-            <w:color w:val="0000EE"/>
-            <w:u w:val="single"/>
-          </w:rPr>
-          <w:t>（耶31:21）</w:t>
-        </w:r>
-      </w:hyperlink>
-      <w:r>
-        <w:rPr>
-          <w:lang w:val="zh_TW" w:bidi="zh_TW"/>
-        </w:rPr>
-        <w:t>。隨著羅馬人到來之後，重要的道路開始有了深厚的地基，並在表面鋪設大塊平坦的石塊。這些道路的遺跡在中東和歐洲的許多地方至今仍然可見。沿途定點設置了距離標記或里程碑。</w:t>
-      </w:r>
-    </w:p>
-    <w:p>
-      <w:pPr>
-        <w:pStyle w:val="Heading4"/>
-      </w:pPr>
-      <w:r>
-        <w:rPr>
-          <w:lang w:val="zh_TW" w:bidi="zh_TW"/>
-        </w:rPr>
-        <w:t>巴勒斯坦的國際南北道路</w:t>
-      </w:r>
-    </w:p>
-    <w:p>
-      <w:pPr/>
-      <w:r>
-        <w:rPr>
-          <w:lang w:val="zh_TW" w:bidi="zh_TW"/>
-        </w:rPr>
-      </w:r>
-      <w:r>
-        <w:rPr>
-          <w:lang w:val="zh_TW" w:bidi="zh_TW"/>
-        </w:rPr>
-        <w:t>連接北方國家與埃及的道路都經過巴勒斯坦，這裡是一座天然的陸地橋樑。主要有三條重要的道路。沿海道路起自大馬士革，經過夏瑣，穿越以斯得倫平原，經過米吉多隘口，沿著海岸經加薩進入埃及。這很可能是「沿海的路」（</w:t>
-      </w:r>
-      <w:hyperlink r:id="rId78">
-        <w:r>
-          <w:rPr>
-            <w:lang w:val="zh_TW" w:bidi="zh_TW"/>
-          </w:rPr>
-          <w:rPr>
-            <w:color w:val="0000EE"/>
-            <w:u w:val="single"/>
-          </w:rPr>
-          <w:t>賽9:1</w:t>
-        </w:r>
-      </w:hyperlink>
-      <w:r>
-        <w:rPr>
-          <w:lang w:val="zh_TW" w:bidi="zh_TW"/>
-        </w:rPr>
-        <w:t>）。西奈道路從埃及通往南地南部，然後到加低斯巴尼亞、別是巴、希伯崙、耶路撒冷、示劍、亞柯、泰爾和西頓。紅海道路從亞喀巴灣進入巴勒斯坦地區，那裡有古代的港口以拉他和所羅門的港口以旬迦別（</w:t>
-      </w:r>
-      <w:hyperlink r:id="rId79">
-        <w:r>
-          <w:rPr>
-            <w:lang w:val="zh_TW" w:bidi="zh_TW"/>
-          </w:rPr>
-          <w:rPr>
-            <w:color w:val="0000EE"/>
-            <w:u w:val="single"/>
-          </w:rPr>
-          <w:t>民33:35</w:t>
-        </w:r>
-      </w:hyperlink>
-      <w:r>
-        <w:rPr>
-          <w:lang w:val="zh_TW" w:bidi="zh_TW"/>
-        </w:rPr>
-        <w:t>；</w:t>
-      </w:r>
-      <w:hyperlink r:id="rId80">
-        <w:r>
-          <w:rPr>
-            <w:lang w:val="zh_TW" w:bidi="zh_TW"/>
-          </w:rPr>
-          <w:rPr>
-            <w:color w:val="0000EE"/>
-            <w:u w:val="single"/>
-          </w:rPr>
-          <w:t>代下8:17</w:t>
-        </w:r>
-      </w:hyperlink>
-      <w:r>
-        <w:rPr>
-          <w:lang w:val="zh_TW" w:bidi="zh_TW"/>
-        </w:rPr>
-        <w:t>）。從那裡，這條道路經過外約旦的山區，穿過深谷，然後向北穿過哈蘭地區到達大馬士革。這是來自阿拉伯南部到大馬士革的商隊所走的路，也就是古代的「王的大道」（</w:t>
-      </w:r>
-      <w:hyperlink r:id="rId81">
-        <w:r>
-          <w:rPr>
-            <w:lang w:val="zh_TW" w:bidi="zh_TW"/>
-          </w:rPr>
-          <w:rPr>
-            <w:color w:val="0000EE"/>
-            <w:u w:val="single"/>
-          </w:rPr>
-          <w:t>民20:17</w:t>
-        </w:r>
-      </w:hyperlink>
-      <w:r>
-        <w:rPr>
-          <w:lang w:val="zh_TW" w:bidi="zh_TW"/>
-        </w:rPr>
-        <w:t>；</w:t>
-      </w:r>
-      <w:hyperlink r:id="rId82">
-        <w:r>
-          <w:rPr>
-            <w:lang w:val="zh_TW" w:bidi="zh_TW"/>
-          </w:rPr>
-          <w:rPr>
-            <w:color w:val="0000EE"/>
-            <w:u w:val="single"/>
-          </w:rPr>
-          <w:t>21:22</w:t>
-        </w:r>
-      </w:hyperlink>
-      <w:r>
-        <w:rPr>
-          <w:lang w:val="zh_TW" w:bidi="zh_TW"/>
-        </w:rPr>
-        <w:t>）。</w:t>
-      </w:r>
-    </w:p>
-    <w:p>
-      <w:pPr/>
-      <w:r>
-        <w:rPr>
-          <w:lang w:val="zh_TW" w:bidi="zh_TW"/>
-        </w:rPr>
-      </w:r>
-      <w:r>
-        <w:rPr>
-          <w:lang w:val="zh_TW" w:bidi="zh_TW"/>
-        </w:rPr>
-        <w:t>還有一些重要性較低的南北道路。其中一條沿海道路從約帕經過凱撒利亞和多珥通往亞柯，與西奈道路相連。顯然，直到羅馬時代，凱撒利亞港口建成後，這條路才變得更為重要。沙崙平原的沼澤地區帶來了許多問題。以斯得倫平原也是沼澤地，在惡劣季節時道路常被中斷。後來在沼澤地段建造了一條高架道路。另一條路從夏瑣向北，分支通往大馬士革的主幹道。約旦谷道路繞過加利利西南部，沿約旦谷地通往耶利哥。</w:t>
-      </w:r>
-    </w:p>
-    <w:p>
-      <w:pPr>
-        <w:pStyle w:val="Heading4"/>
-      </w:pPr>
-      <w:r>
-        <w:rPr>
-          <w:lang w:val="zh_TW" w:bidi="zh_TW"/>
-        </w:rPr>
-        <w:t>東西向道路</w:t>
-      </w:r>
-    </w:p>
-    <w:p>
-      <w:pPr/>
-      <w:r>
-        <w:rPr>
-          <w:lang w:val="zh_TW" w:bidi="zh_TW"/>
-        </w:rPr>
-      </w:r>
-      <w:r>
-        <w:rPr>
-          <w:lang w:val="zh_TW" w:bidi="zh_TW"/>
-        </w:rPr>
-        <w:t>有幾條重要的道路呈東西走向，與通往北方的主要道路相交。其中一條道路從加薩通往別是巴，然後沿著亞拉巴平原延伸，並有一條分支通往佩特拉（Petra）。另一條道路則從亞實基倫經過迦特通往希伯崙，然後到死海的隱基底。還有一條道路從約帕往東穿過亞雅崙谷（</w:t>
-      </w:r>
-      <w:hyperlink r:id="rId83">
-        <w:r>
-          <w:rPr>
-            <w:lang w:val="zh_TW" w:bidi="zh_TW"/>
-          </w:rPr>
-          <w:rPr>
-            <w:color w:val="0000EE"/>
-            <w:u w:val="single"/>
-          </w:rPr>
-          <w:t>書10:6–14</w:t>
-        </w:r>
-      </w:hyperlink>
-      <w:r>
-        <w:rPr>
-          <w:lang w:val="zh_TW" w:bidi="zh_TW"/>
-        </w:rPr>
-        <w:t>），到達伯特利，然後前往耶利哥。有一條常用的道路從約帕通往示劍，然後在亞當城（</w:t>
-      </w:r>
-      <w:hyperlink r:id="rId84">
-        <w:r>
-          <w:rPr>
-            <w:lang w:val="zh_TW" w:bidi="zh_TW"/>
-          </w:rPr>
-          <w:rPr>
-            <w:color w:val="0000EE"/>
-            <w:u w:val="single"/>
-          </w:rPr>
-          <w:t>3:16</w:t>
-        </w:r>
-      </w:hyperlink>
-      <w:r>
-        <w:rPr>
-          <w:lang w:val="zh_TW" w:bidi="zh_TW"/>
-        </w:rPr>
-        <w:t>）處穿過約旦河進入外約旦的基列地區。還有一些道路從亞柯向東通往加利利，也沿著海岸線向北通往泰爾和西頓。事實上，有許多東西走向的道路將巴勒斯坦的各個地區聯繫起來。在羅馬時代，由於軍隊的快速移動是至關重要的，因此一些舊道路得到了極大改善，並建造了新的道路。</w:t>
-      </w:r>
-    </w:p>
-    <w:p>
-      <w:pPr>
-        <w:pStyle w:val="Heading4"/>
-      </w:pPr>
-      <w:r>
-        <w:rPr>
-          <w:lang w:val="zh_TW" w:bidi="zh_TW"/>
-        </w:rPr>
-        <w:t>海上航道</w:t>
-      </w:r>
-    </w:p>
-    <w:p>
-      <w:pPr/>
-      <w:r>
-        <w:rPr>
-          <w:lang w:val="zh_TW" w:bidi="zh_TW"/>
-        </w:rPr>
-      </w:r>
-      <w:r>
-        <w:rPr>
-          <w:lang w:val="zh_TW" w:bidi="zh_TW"/>
-        </w:rPr>
-        <w:t>以色列人與腓尼基人不同，以色列人很少使用海上航線。當所羅門計劃派船隊經紅海前往俄斐時（</w:t>
-      </w:r>
-      <w:hyperlink r:id="rId85">
-        <w:r>
-          <w:rPr>
-            <w:lang w:val="zh_TW" w:bidi="zh_TW"/>
-          </w:rPr>
-          <w:rPr>
-            <w:color w:val="0000EE"/>
-            <w:u w:val="single"/>
-          </w:rPr>
-          <w:t>王上9:26–28</w:t>
-        </w:r>
-      </w:hyperlink>
-      <w:r>
-        <w:rPr>
-          <w:lang w:val="zh_TW" w:bidi="zh_TW"/>
-        </w:rPr>
-        <w:t>），他使用了腓尼基的水手。約沙法也計劃了一次類似的遠航，但他的船隻被毀壞了（</w:t>
-      </w:r>
-      <w:hyperlink r:id="rId86">
-        <w:r>
-          <w:rPr>
-            <w:lang w:val="zh_TW" w:bidi="zh_TW"/>
-          </w:rPr>
-          <w:rPr>
-            <w:color w:val="0000EE"/>
-            <w:u w:val="single"/>
-          </w:rPr>
-          <w:t>22:48–49</w:t>
-        </w:r>
-      </w:hyperlink>
-      <w:r>
-        <w:rPr>
-          <w:lang w:val="zh_TW" w:bidi="zh_TW"/>
-        </w:rPr>
-        <w:t>）。在舊約時代，沿海貿易由非利士人和腓尼基人掌控。地中海沿岸有幾個港口，例如加薩、約帕、多珥和亞柯，但都不是很理想的港口。還有一些海上航線將地中海沿岸與埃及和遠至他施（可能是西班牙）相連。另一條沿海水路是亞喀巴灣，擁有兩個港口——服務於外約旦地區的，和服務於約旦河以西地區的以拉。所羅門的船隊以以旬迦別為母港。</w:t>
-      </w:r>
-    </w:p>
-    <w:p>
-      <w:pPr/>
-      <w:r>
-        <w:rPr>
-          <w:lang w:val="zh_TW" w:bidi="zh_TW"/>
-        </w:rPr>
-      </w:r>
-      <w:r>
-        <w:rPr>
-          <w:lang w:val="zh_TW" w:bidi="zh_TW"/>
-        </w:rPr>
-        <w:t>到新約時代，情況發生了顯著變化。中東生產的商品被運往西方，尤其是羅馬人所使用。埃及的亞歷山大和敘利亞的安提阿處理了大量的貨物和旅客。像巴勒斯坦的小港口以及小亞細亞沿海的許多其他港口為船隻提供了避風港。為了避免繞過希臘半島的200英里（約322公里）路程，一種巧妙的計劃，就是使用拖曳小船橫跨科林斯地峽——其寬約5英里（約8公里）。即使是新約時代的最大船隻也難以抵擋海上的風暴（</w:t>
-      </w:r>
-      <w:hyperlink r:id="rId87">
-        <w:r>
-          <w:rPr>
-            <w:lang w:val="zh_TW" w:bidi="zh_TW"/>
-          </w:rPr>
-          <w:rPr>
-            <w:color w:val="0000EE"/>
-            <w:u w:val="single"/>
-          </w:rPr>
-          <w:t>徒27章</w:t>
-        </w:r>
-      </w:hyperlink>
-      <w:r>
-        <w:rPr>
-          <w:lang w:val="zh_TW" w:bidi="zh_TW"/>
-        </w:rPr>
-        <w:t>），因此海上旅行最好在風暴風險最小的時候進行，大約是從11月到3月。在適宜航海的季節裡，地中海有大量的海上交通，主要是貿易活動。糧船定期從羅馬駛往埃及和東方。</w:t>
-      </w:r>
-    </w:p>
-    <w:p>
-      <w:pPr/>
-      <w:r>
-        <w:rPr>
-          <w:lang w:val="zh_TW" w:bidi="zh_TW"/>
-        </w:rPr>
-      </w:r>
-      <w:r>
-        <w:rPr>
-          <w:lang w:val="zh_TW" w:bidi="zh_TW"/>
-        </w:rPr>
-        <w:t>船隻由帆驅動，必要時由奴隸划槳來補充動力。古代沉船的發現以及拉丁文和希臘文的文獻，提供了一些船隻規模大小的資料。在雅典附近發現的一座長130英尺（約39.6米）的古代乾船塢，曾用於希臘戰船，這些戰船比貨船小。羅馬作家路西亞（Lucian）提到了一艘長180英尺（約54.9米）的亞歷山大糧船，估計載重約1,200噸（約1,088.6公噸）。保羅的船上載有276人（</w:t>
-      </w:r>
-      <w:hyperlink r:id="rId88">
-        <w:r>
-          <w:rPr>
-            <w:lang w:val="zh_TW" w:bidi="zh_TW"/>
-          </w:rPr>
-          <w:rPr>
-            <w:color w:val="0000EE"/>
-            <w:u w:val="single"/>
-          </w:rPr>
-          <w:t>徒27:37</w:t>
-        </w:r>
-      </w:hyperlink>
-      <w:r>
-        <w:rPr>
-          <w:lang w:val="zh_TW" w:bidi="zh_TW"/>
-        </w:rPr>
-        <w:t>）。現代水下考古學（underwater archaeology）正在為我們提供關於這些古代船隻的寶貴信息。</w:t>
-      </w:r>
-    </w:p>
-    <w:p>
-      <w:pPr>
-        <w:pStyle w:val="Heading4"/>
-      </w:pPr>
-      <w:r>
-        <w:rPr>
-          <w:lang w:val="zh_TW" w:bidi="zh_TW"/>
-        </w:rPr>
-        <w:t>旅行的原因</w:t>
-      </w:r>
-    </w:p>
-    <w:p>
-      <w:pPr/>
-      <w:r>
-        <w:rPr>
-          <w:lang w:val="zh_TW" w:bidi="zh_TW"/>
-        </w:rPr>
-      </w:r>
-      <w:r>
-        <w:rPr>
-          <w:lang w:val="zh_TW" w:bidi="zh_TW"/>
-        </w:rPr>
-        <w:t>在新約時代，旅行的最重要原因是貿易和商業，這不僅僅是運輸貨物。參與這些活動的有貨物代理人、監管員、貨物保險商、兌換銀錢的人，以及整個涉及貨物獲取和安全運送的專業人員隊伍。</w:t>
-      </w:r>
-    </w:p>
-    <w:p>
-      <w:pPr/>
-      <w:r>
-        <w:rPr>
-          <w:lang w:val="zh_TW" w:bidi="zh_TW"/>
-        </w:rPr>
-      </w:r>
-      <w:r>
-        <w:rPr>
-          <w:lang w:val="zh_TW" w:bidi="zh_TW"/>
-        </w:rPr>
-        <w:t>軍事旅行也非常頻繁。這包括偵察、採購物資、為軍隊臨時駐紮地做準備，以及運送軍隊和裝備等各種任務。</w:t>
-      </w:r>
-    </w:p>
-    <w:p>
-      <w:pPr/>
-      <w:r>
-        <w:rPr>
-          <w:lang w:val="zh_TW" w:bidi="zh_TW"/>
-        </w:rPr>
-      </w:r>
-      <w:r>
-        <w:rPr>
-          <w:lang w:val="zh_TW" w:bidi="zh_TW"/>
-        </w:rPr>
-        <w:t>有些旅行者是因工作而變遷的商人，例如亞居拉和百基拉（</w:t>
-      </w:r>
-      <w:hyperlink r:id="rId89">
-        <w:r>
-          <w:rPr>
-            <w:lang w:val="zh_TW" w:bidi="zh_TW"/>
-          </w:rPr>
-          <w:rPr>
-            <w:color w:val="0000EE"/>
-            <w:u w:val="single"/>
-          </w:rPr>
-          <w:t>徒18:2–3</w:t>
-        </w:r>
-      </w:hyperlink>
-      <w:r>
-        <w:rPr>
-          <w:lang w:val="zh_TW" w:bidi="zh_TW"/>
-        </w:rPr>
-        <w:t>）。亞居拉從黑海的本都移居到羅馬，後來在遭遇逼迫時，他與妻子逃往哥林多。許多人也因類似原因而旅行。</w:t>
-      </w:r>
-    </w:p>
-    <w:p>
-      <w:pPr/>
-      <w:r>
-        <w:rPr>
-          <w:lang w:val="zh_TW" w:bidi="zh_TW"/>
-        </w:rPr>
-      </w:r>
-      <w:r>
-        <w:rPr>
-          <w:lang w:val="zh_TW" w:bidi="zh_TW"/>
-        </w:rPr>
-        <w:t>宗教朝聖者們從陸路或海路前往目的地。來自各地的猶太人前往耶路撒冷參加一年一度的逾越節慶典（參</w:t>
-      </w:r>
-      <w:hyperlink r:id="rId90">
-        <w:r>
-          <w:rPr>
-            <w:lang w:val="zh_TW" w:bidi="zh_TW"/>
-          </w:rPr>
-          <w:rPr>
-            <w:color w:val="0000EE"/>
-            <w:u w:val="single"/>
-          </w:rPr>
-          <w:t>徒2:5–11</w:t>
-        </w:r>
-      </w:hyperlink>
-      <w:r>
-        <w:rPr>
-          <w:lang w:val="zh_TW" w:bidi="zh_TW"/>
-        </w:rPr>
-        <w:t>）。外邦人則前往以弗所、雅典和艾盧西斯（Eleusis）的宗教中心，那裡有重要的廟宇。許多較小的廟宇也吸引朝聖者。新廟宇的建造，和各類政府行政建築的建設吸引了遠道而來的工匠，建築材料也常需要運輸到施工現場。建築中使用的材料通常需要運送到工地。一些人則為了健康，前往以醫治神蹟聞名的廟宇，或是享受溫泉的療效，像迦百農或提比哩亞的溫泉。運動員也會前往重要的比賽中心，參加像奧林匹克運動會這樣的重要比賽，大批群眾則聚集觀看盛會。一些旅行者是學生或教師，他們會前往當時的學術中心——相當於古代的大學。此外，還有一些人是政府或商業的官方使者，攜帶重要文件出使。儘管有這些活動，大多數普通公民幾乎從未離開過他們家鄉幾英里以外的地方。</w:t>
       </w:r>
       <w:r>
         <w:rPr>

--- a/zht/docx/098.content.docx
+++ b/zht/docx/098.content.docx
@@ -233,186 +233,120 @@
         </w:rPr>
         <w:t>無法聽見；在聖經中，此術語既指字面上身體的聽力缺陷，也指比喻上的屬靈問題。屬靈的「聾」是指那些拒絕聽取神的信息，或因缺乏屬靈生命而無法領受的人（</w:t>
       </w:r>
-      <w:hyperlink r:id="rId13">
-        <w:r>
-          <w:rPr>
-            <w:lang w:val="zh_TW" w:bidi="zh_TW"/>
-          </w:rPr>
-          <w:rPr>
-            <w:color w:val="0000EE"/>
-            <w:u w:val="single"/>
-          </w:rPr>
-          <w:t>以賽亞書 42:18</w:t>
-        </w:r>
-      </w:hyperlink>
+      <w:r>
+        <w:rPr>
+          <w:lang w:val="zh_TW" w:bidi="zh_TW"/>
+        </w:rPr>
+        <w:t>以賽亞書 42:18</w:t>
+      </w:r>
       <w:r>
         <w:rPr>
           <w:lang w:val="zh_TW" w:bidi="zh_TW"/>
         </w:rPr>
         <w:t>）。先知以賽亞嚴正地指出了這兩類聾子的情況（比喻上的聾見於</w:t>
       </w:r>
-      <w:hyperlink r:id="rId13">
-        <w:r>
-          <w:rPr>
-            <w:lang w:val="zh_TW" w:bidi="zh_TW"/>
-          </w:rPr>
-          <w:rPr>
-            <w:color w:val="0000EE"/>
-            <w:u w:val="single"/>
-          </w:rPr>
-          <w:t>賽42:18，</w:t>
-        </w:r>
-      </w:hyperlink>
-      <w:hyperlink r:id="rId14">
-        <w:r>
-          <w:rPr>
-            <w:lang w:val="zh_TW" w:bidi="zh_TW"/>
-          </w:rPr>
-          <w:rPr>
-            <w:color w:val="0000EE"/>
-            <w:u w:val="single"/>
-          </w:rPr>
-          <w:t>43:8</w:t>
-        </w:r>
-      </w:hyperlink>
+      <w:r>
+        <w:rPr>
+          <w:lang w:val="zh_TW" w:bidi="zh_TW"/>
+        </w:rPr>
+        <w:t>賽42:18，</w:t>
+      </w:r>
+      <w:r>
+        <w:rPr>
+          <w:lang w:val="zh_TW" w:bidi="zh_TW"/>
+        </w:rPr>
+        <w:t>43:8</w:t>
+      </w:r>
       <w:r>
         <w:rPr>
           <w:lang w:val="zh_TW" w:bidi="zh_TW"/>
         </w:rPr>
         <w:t>；字面的聾見於</w:t>
       </w:r>
-      <w:hyperlink r:id="rId15">
-        <w:r>
-          <w:rPr>
-            <w:lang w:val="zh_TW" w:bidi="zh_TW"/>
-          </w:rPr>
-          <w:rPr>
-            <w:color w:val="0000EE"/>
-            <w:u w:val="single"/>
-          </w:rPr>
-          <w:t>賽29:18，</w:t>
-        </w:r>
-      </w:hyperlink>
-      <w:hyperlink r:id="rId16">
-        <w:r>
-          <w:rPr>
-            <w:lang w:val="zh_TW" w:bidi="zh_TW"/>
-          </w:rPr>
-          <w:rPr>
-            <w:color w:val="0000EE"/>
-            <w:u w:val="single"/>
-          </w:rPr>
-          <w:t>35:5</w:t>
-        </w:r>
-      </w:hyperlink>
+      <w:r>
+        <w:rPr>
+          <w:lang w:val="zh_TW" w:bidi="zh_TW"/>
+        </w:rPr>
+        <w:t>賽29:18，</w:t>
+      </w:r>
+      <w:r>
+        <w:rPr>
+          <w:lang w:val="zh_TW" w:bidi="zh_TW"/>
+        </w:rPr>
+        <w:t>35:5</w:t>
+      </w:r>
       <w:r>
         <w:rPr>
           <w:lang w:val="zh_TW" w:bidi="zh_TW"/>
         </w:rPr>
         <w:t>）。在舊約中，雖然聾的狀況被認為是神審判的結果（</w:t>
       </w:r>
-      <w:hyperlink r:id="rId17">
-        <w:r>
-          <w:rPr>
-            <w:lang w:val="zh_TW" w:bidi="zh_TW"/>
-          </w:rPr>
-          <w:rPr>
-            <w:color w:val="0000EE"/>
-            <w:u w:val="single"/>
-          </w:rPr>
-          <w:t>彌7:16</w:t>
-        </w:r>
-      </w:hyperlink>
+      <w:r>
+        <w:rPr>
+          <w:lang w:val="zh_TW" w:bidi="zh_TW"/>
+        </w:rPr>
+        <w:t>彌7:16</w:t>
+      </w:r>
       <w:r>
         <w:rPr>
           <w:lang w:val="zh_TW" w:bidi="zh_TW"/>
         </w:rPr>
         <w:t>），但咒罵聾子被認為是錯誤的行為（</w:t>
       </w:r>
-      <w:hyperlink r:id="rId18">
-        <w:r>
-          <w:rPr>
-            <w:lang w:val="zh_TW" w:bidi="zh_TW"/>
-          </w:rPr>
-          <w:rPr>
-            <w:color w:val="0000EE"/>
-            <w:u w:val="single"/>
-          </w:rPr>
-          <w:t>利19:14</w:t>
-        </w:r>
-      </w:hyperlink>
+      <w:r>
+        <w:rPr>
+          <w:lang w:val="zh_TW" w:bidi="zh_TW"/>
+        </w:rPr>
+        <w:t>利19:14</w:t>
+      </w:r>
       <w:r>
         <w:rPr>
           <w:lang w:val="zh_TW" w:bidi="zh_TW"/>
         </w:rPr>
         <w:t>）。在新約中，聾子是耶穌所醫治的人之一（</w:t>
       </w:r>
-      <w:hyperlink r:id="rId19">
-        <w:r>
-          <w:rPr>
-            <w:lang w:val="zh_TW" w:bidi="zh_TW"/>
-          </w:rPr>
-          <w:rPr>
-            <w:color w:val="0000EE"/>
-            <w:u w:val="single"/>
-          </w:rPr>
-          <w:t>太11:5</w:t>
-        </w:r>
-      </w:hyperlink>
+      <w:r>
+        <w:rPr>
+          <w:lang w:val="zh_TW" w:bidi="zh_TW"/>
+        </w:rPr>
+        <w:t>太11:5</w:t>
+      </w:r>
       <w:r>
         <w:rPr>
           <w:lang w:val="zh_TW" w:bidi="zh_TW"/>
         </w:rPr>
         <w:t>；</w:t>
       </w:r>
-      <w:hyperlink r:id="rId20">
-        <w:r>
-          <w:rPr>
-            <w:lang w:val="zh_TW" w:bidi="zh_TW"/>
-          </w:rPr>
-          <w:rPr>
-            <w:color w:val="0000EE"/>
-            <w:u w:val="single"/>
-          </w:rPr>
-          <w:t>可7:32–37</w:t>
-        </w:r>
-      </w:hyperlink>
+      <w:r>
+        <w:rPr>
+          <w:lang w:val="zh_TW" w:bidi="zh_TW"/>
+        </w:rPr>
+        <w:t>可7:32–37</w:t>
+      </w:r>
       <w:r>
         <w:rPr>
           <w:lang w:val="zh_TW" w:bidi="zh_TW"/>
         </w:rPr>
         <w:t>；</w:t>
       </w:r>
-      <w:hyperlink r:id="rId21">
-        <w:r>
-          <w:rPr>
-            <w:lang w:val="zh_TW" w:bidi="zh_TW"/>
-          </w:rPr>
-          <w:rPr>
-            <w:color w:val="0000EE"/>
-            <w:u w:val="single"/>
-          </w:rPr>
-          <w:t>路7:22</w:t>
-        </w:r>
-      </w:hyperlink>
+      <w:r>
+        <w:rPr>
+          <w:lang w:val="zh_TW" w:bidi="zh_TW"/>
+        </w:rPr>
+        <w:t>路7:22</w:t>
+      </w:r>
       <w:r>
         <w:rPr>
           <w:lang w:val="zh_TW" w:bidi="zh_TW"/>
         </w:rPr>
         <w:t>）。耶穌所醫治的一名癲癇男孩受到「聾啞的鬼」所折磨（</w:t>
       </w:r>
-      <w:hyperlink r:id="rId22">
-        <w:r>
-          <w:rPr>
-            <w:lang w:val="zh_TW" w:bidi="zh_TW"/>
-          </w:rPr>
-          <w:rPr>
-            <w:color w:val="0000EE"/>
-            <w:u w:val="single"/>
-          </w:rPr>
-          <w:t>可9:25</w:t>
-        </w:r>
-      </w:hyperlink>
+      <w:r>
+        <w:rPr>
+          <w:lang w:val="zh_TW" w:bidi="zh_TW"/>
+        </w:rPr>
+        <w:t>可9:25</w:t>
+      </w:r>
       <w:r>
         <w:rPr>
           <w:lang w:val="zh_TW" w:bidi="zh_TW"/>
